--- a/пояснительная записка с правками.docx
+++ b/пояснительная записка с правками.docx
@@ -501,12 +501,10 @@
     <w:sdt>
       <w:sdtPr>
         <w:rPr>
-          <w:rFonts w:asciiTheme="minorHAnsi" w:eastAsiaTheme="minorHAnsi" w:hAnsiTheme="minorHAnsi" w:cstheme="majorHAnsi"/>
+          <w:rFonts w:eastAsiaTheme="minorHAnsi" w:cstheme="majorHAnsi"/>
           <w:b w:val="0"/>
           <w:bCs w:val="0"/>
           <w:color w:val="auto"/>
-          <w:sz w:val="24"/>
-          <w:szCs w:val="24"/>
           <w:lang w:eastAsia="en-US"/>
         </w:rPr>
         <w:id w:val="619422598"/>
@@ -546,12 +544,11 @@
               <w:tab w:val="right" w:leader="dot" w:pos="8921"/>
             </w:tabs>
             <w:rPr>
-              <w:rFonts w:asciiTheme="minorHAnsi" w:eastAsiaTheme="minorEastAsia" w:hAnsiTheme="minorHAnsi" w:cstheme="minorBidi"/>
+              <w:rFonts w:asciiTheme="majorHAnsi" w:eastAsiaTheme="minorEastAsia" w:hAnsiTheme="majorHAnsi" w:cstheme="majorHAnsi"/>
               <w:bCs w:val="0"/>
               <w:iCs w:val="0"/>
               <w:noProof/>
-              <w:sz w:val="22"/>
-              <w:szCs w:val="22"/>
+              <w:szCs w:val="28"/>
               <w:lang w:eastAsia="ru-RU"/>
             </w:rPr>
           </w:pPr>
@@ -582,12 +579,16 @@
             </w:rPr>
             <w:fldChar w:fldCharType="separate"/>
           </w:r>
-          <w:hyperlink w:anchor="_Toc228631659" w:history="1">
+          <w:hyperlink w:anchor="_Toc228787448" w:history="1">
             <w:r>
               <w:rPr>
                 <w:rStyle w:val="af6"/>
-                <w:rFonts w:cstheme="majorHAnsi"/>
-                <w:noProof/>
+                <w:rFonts w:asciiTheme="majorHAnsi" w:hAnsiTheme="majorHAnsi" w:cstheme="majorHAnsi"/>
+                <w:bCs w:val="0"/>
+                <w:iCs w:val="0"/>
+                <w:noProof/>
+                <w:szCs w:val="28"/>
+                <w:u w:val="none"/>
                 <w:bdr w:val="single" w:sz="2" w:space="0" w:color="E3E3E3" w:frame="1"/>
                 <w:lang w:eastAsia="ru-RU"/>
               </w:rPr>
@@ -595,49 +596,77 @@
             </w:r>
             <w:r>
               <w:rPr>
+                <w:rFonts w:asciiTheme="majorHAnsi" w:hAnsiTheme="majorHAnsi" w:cstheme="majorHAnsi"/>
+                <w:bCs w:val="0"/>
+                <w:iCs w:val="0"/>
                 <w:noProof/>
                 <w:webHidden/>
+                <w:szCs w:val="28"/>
               </w:rPr>
               <w:tab/>
             </w:r>
             <w:r>
               <w:rPr>
+                <w:rFonts w:asciiTheme="majorHAnsi" w:hAnsiTheme="majorHAnsi" w:cstheme="majorHAnsi"/>
+                <w:bCs w:val="0"/>
+                <w:iCs w:val="0"/>
                 <w:noProof/>
                 <w:webHidden/>
+                <w:szCs w:val="28"/>
               </w:rPr>
               <w:fldChar w:fldCharType="begin"/>
             </w:r>
             <w:r>
               <w:rPr>
+                <w:rFonts w:asciiTheme="majorHAnsi" w:hAnsiTheme="majorHAnsi" w:cstheme="majorHAnsi"/>
+                <w:bCs w:val="0"/>
+                <w:iCs w:val="0"/>
                 <w:noProof/>
                 <w:webHidden/>
-              </w:rPr>
-              <w:instrText xml:space="preserve"> PAGEREF _Toc228631659 \h </w:instrText>
-            </w:r>
-            <w:r>
-              <w:rPr>
+                <w:szCs w:val="28"/>
+              </w:rPr>
+              <w:instrText xml:space="preserve"> PAGEREF _Toc228787448 \h </w:instrText>
+            </w:r>
+            <w:r>
+              <w:rPr>
+                <w:rFonts w:asciiTheme="majorHAnsi" w:hAnsiTheme="majorHAnsi" w:cstheme="majorHAnsi"/>
+                <w:bCs w:val="0"/>
+                <w:iCs w:val="0"/>
                 <w:noProof/>
                 <w:webHidden/>
-              </w:rPr>
-            </w:r>
-            <w:r>
-              <w:rPr>
+                <w:szCs w:val="28"/>
+              </w:rPr>
+            </w:r>
+            <w:r>
+              <w:rPr>
+                <w:rFonts w:asciiTheme="majorHAnsi" w:hAnsiTheme="majorHAnsi" w:cstheme="majorHAnsi"/>
+                <w:bCs w:val="0"/>
+                <w:iCs w:val="0"/>
                 <w:noProof/>
                 <w:webHidden/>
+                <w:szCs w:val="28"/>
               </w:rPr>
               <w:fldChar w:fldCharType="separate"/>
             </w:r>
             <w:r>
               <w:rPr>
+                <w:rFonts w:asciiTheme="majorHAnsi" w:hAnsiTheme="majorHAnsi" w:cstheme="majorHAnsi"/>
+                <w:bCs w:val="0"/>
+                <w:iCs w:val="0"/>
                 <w:noProof/>
                 <w:webHidden/>
+                <w:szCs w:val="28"/>
               </w:rPr>
               <w:t>5</w:t>
             </w:r>
             <w:r>
               <w:rPr>
+                <w:rFonts w:asciiTheme="majorHAnsi" w:hAnsiTheme="majorHAnsi" w:cstheme="majorHAnsi"/>
+                <w:bCs w:val="0"/>
+                <w:iCs w:val="0"/>
                 <w:noProof/>
                 <w:webHidden/>
+                <w:szCs w:val="28"/>
               </w:rPr>
               <w:fldChar w:fldCharType="end"/>
             </w:r>
@@ -650,69 +679,100 @@
               <w:tab w:val="right" w:leader="dot" w:pos="8921"/>
             </w:tabs>
             <w:rPr>
-              <w:rFonts w:asciiTheme="minorHAnsi" w:eastAsiaTheme="minorEastAsia" w:hAnsiTheme="minorHAnsi" w:cstheme="minorBidi"/>
+              <w:rFonts w:asciiTheme="majorHAnsi" w:eastAsiaTheme="minorEastAsia" w:hAnsiTheme="majorHAnsi" w:cstheme="majorHAnsi"/>
               <w:bCs w:val="0"/>
               <w:iCs w:val="0"/>
               <w:noProof/>
-              <w:sz w:val="22"/>
-              <w:szCs w:val="22"/>
+              <w:szCs w:val="28"/>
               <w:lang w:eastAsia="ru-RU"/>
             </w:rPr>
           </w:pPr>
-          <w:hyperlink w:anchor="_Toc228631660" w:history="1">
+          <w:hyperlink w:anchor="_Toc228787449" w:history="1">
             <w:r>
               <w:rPr>
                 <w:rStyle w:val="af6"/>
-                <w:rFonts w:cstheme="majorHAnsi"/>
-                <w:noProof/>
+                <w:rFonts w:asciiTheme="majorHAnsi" w:hAnsiTheme="majorHAnsi" w:cstheme="majorHAnsi"/>
+                <w:bCs w:val="0"/>
+                <w:iCs w:val="0"/>
+                <w:noProof/>
+                <w:szCs w:val="28"/>
+                <w:u w:val="none"/>
               </w:rPr>
               <w:t>1. Теоретические сведения</w:t>
             </w:r>
             <w:r>
               <w:rPr>
+                <w:rFonts w:asciiTheme="majorHAnsi" w:hAnsiTheme="majorHAnsi" w:cstheme="majorHAnsi"/>
+                <w:bCs w:val="0"/>
+                <w:iCs w:val="0"/>
                 <w:noProof/>
                 <w:webHidden/>
+                <w:szCs w:val="28"/>
               </w:rPr>
               <w:tab/>
             </w:r>
             <w:r>
               <w:rPr>
+                <w:rFonts w:asciiTheme="majorHAnsi" w:hAnsiTheme="majorHAnsi" w:cstheme="majorHAnsi"/>
+                <w:bCs w:val="0"/>
+                <w:iCs w:val="0"/>
                 <w:noProof/>
                 <w:webHidden/>
+                <w:szCs w:val="28"/>
               </w:rPr>
               <w:fldChar w:fldCharType="begin"/>
             </w:r>
             <w:r>
               <w:rPr>
+                <w:rFonts w:asciiTheme="majorHAnsi" w:hAnsiTheme="majorHAnsi" w:cstheme="majorHAnsi"/>
+                <w:bCs w:val="0"/>
+                <w:iCs w:val="0"/>
                 <w:noProof/>
                 <w:webHidden/>
-              </w:rPr>
-              <w:instrText xml:space="preserve"> PAGEREF _Toc228631660 \h </w:instrText>
-            </w:r>
-            <w:r>
-              <w:rPr>
+                <w:szCs w:val="28"/>
+              </w:rPr>
+              <w:instrText xml:space="preserve"> PAGEREF _Toc228787449 \h </w:instrText>
+            </w:r>
+            <w:r>
+              <w:rPr>
+                <w:rFonts w:asciiTheme="majorHAnsi" w:hAnsiTheme="majorHAnsi" w:cstheme="majorHAnsi"/>
+                <w:bCs w:val="0"/>
+                <w:iCs w:val="0"/>
                 <w:noProof/>
                 <w:webHidden/>
-              </w:rPr>
-            </w:r>
-            <w:r>
-              <w:rPr>
+                <w:szCs w:val="28"/>
+              </w:rPr>
+            </w:r>
+            <w:r>
+              <w:rPr>
+                <w:rFonts w:asciiTheme="majorHAnsi" w:hAnsiTheme="majorHAnsi" w:cstheme="majorHAnsi"/>
+                <w:bCs w:val="0"/>
+                <w:iCs w:val="0"/>
                 <w:noProof/>
                 <w:webHidden/>
+                <w:szCs w:val="28"/>
               </w:rPr>
               <w:fldChar w:fldCharType="separate"/>
             </w:r>
             <w:r>
               <w:rPr>
+                <w:rFonts w:asciiTheme="majorHAnsi" w:hAnsiTheme="majorHAnsi" w:cstheme="majorHAnsi"/>
+                <w:bCs w:val="0"/>
+                <w:iCs w:val="0"/>
                 <w:noProof/>
                 <w:webHidden/>
+                <w:szCs w:val="28"/>
               </w:rPr>
               <w:t>8</w:t>
             </w:r>
             <w:r>
               <w:rPr>
+                <w:rFonts w:asciiTheme="majorHAnsi" w:hAnsiTheme="majorHAnsi" w:cstheme="majorHAnsi"/>
+                <w:bCs w:val="0"/>
+                <w:iCs w:val="0"/>
                 <w:noProof/>
                 <w:webHidden/>
+                <w:szCs w:val="28"/>
               </w:rPr>
               <w:fldChar w:fldCharType="end"/>
             </w:r>
@@ -725,67 +785,91 @@
               <w:tab w:val="right" w:leader="dot" w:pos="8921"/>
             </w:tabs>
             <w:rPr>
-              <w:rFonts w:asciiTheme="minorHAnsi" w:eastAsiaTheme="minorEastAsia" w:hAnsiTheme="minorHAnsi" w:cstheme="minorBidi"/>
+              <w:rFonts w:eastAsiaTheme="minorEastAsia" w:cstheme="majorHAnsi"/>
               <w:bCs w:val="0"/>
               <w:noProof/>
-              <w:sz w:val="22"/>
+              <w:szCs w:val="28"/>
               <w:lang w:eastAsia="ru-RU"/>
             </w:rPr>
           </w:pPr>
-          <w:hyperlink w:anchor="_Toc228631661" w:history="1">
+          <w:hyperlink w:anchor="_Toc228787450" w:history="1">
             <w:r>
               <w:rPr>
                 <w:rStyle w:val="af6"/>
                 <w:rFonts w:cstheme="majorHAnsi"/>
-                <w:noProof/>
+                <w:bCs w:val="0"/>
+                <w:noProof/>
+                <w:szCs w:val="28"/>
+                <w:u w:val="none"/>
               </w:rPr>
               <w:t>1.1. Трансформация методологий создания веб-решений</w:t>
             </w:r>
             <w:r>
               <w:rPr>
+                <w:rFonts w:cstheme="majorHAnsi"/>
+                <w:bCs w:val="0"/>
                 <w:noProof/>
                 <w:webHidden/>
+                <w:szCs w:val="28"/>
               </w:rPr>
               <w:tab/>
             </w:r>
             <w:r>
               <w:rPr>
+                <w:rFonts w:cstheme="majorHAnsi"/>
+                <w:bCs w:val="0"/>
                 <w:noProof/>
                 <w:webHidden/>
+                <w:szCs w:val="28"/>
               </w:rPr>
               <w:fldChar w:fldCharType="begin"/>
             </w:r>
             <w:r>
               <w:rPr>
+                <w:rFonts w:cstheme="majorHAnsi"/>
+                <w:bCs w:val="0"/>
                 <w:noProof/>
                 <w:webHidden/>
-              </w:rPr>
-              <w:instrText xml:space="preserve"> PAGEREF _Toc228631661 \h </w:instrText>
-            </w:r>
-            <w:r>
-              <w:rPr>
+                <w:szCs w:val="28"/>
+              </w:rPr>
+              <w:instrText xml:space="preserve"> PAGEREF _Toc228787450 \h </w:instrText>
+            </w:r>
+            <w:r>
+              <w:rPr>
+                <w:rFonts w:cstheme="majorHAnsi"/>
+                <w:bCs w:val="0"/>
                 <w:noProof/>
                 <w:webHidden/>
-              </w:rPr>
-            </w:r>
-            <w:r>
-              <w:rPr>
+                <w:szCs w:val="28"/>
+              </w:rPr>
+            </w:r>
+            <w:r>
+              <w:rPr>
+                <w:rFonts w:cstheme="majorHAnsi"/>
+                <w:bCs w:val="0"/>
                 <w:noProof/>
                 <w:webHidden/>
+                <w:szCs w:val="28"/>
               </w:rPr>
               <w:fldChar w:fldCharType="separate"/>
             </w:r>
             <w:r>
               <w:rPr>
+                <w:rFonts w:cstheme="majorHAnsi"/>
+                <w:bCs w:val="0"/>
                 <w:noProof/>
                 <w:webHidden/>
+                <w:szCs w:val="28"/>
               </w:rPr>
               <w:t>8</w:t>
             </w:r>
             <w:r>
               <w:rPr>
+                <w:rFonts w:cstheme="majorHAnsi"/>
+                <w:bCs w:val="0"/>
                 <w:noProof/>
                 <w:webHidden/>
+                <w:szCs w:val="28"/>
               </w:rPr>
               <w:fldChar w:fldCharType="end"/>
             </w:r>
@@ -798,66 +882,91 @@
               <w:tab w:val="right" w:leader="dot" w:pos="8921"/>
             </w:tabs>
             <w:rPr>
-              <w:rFonts w:eastAsiaTheme="minorEastAsia" w:cstheme="minorBidi"/>
+              <w:rFonts w:asciiTheme="majorHAnsi" w:eastAsiaTheme="minorEastAsia" w:hAnsiTheme="majorHAnsi" w:cstheme="majorHAnsi"/>
               <w:noProof/>
-              <w:sz w:val="22"/>
-              <w:szCs w:val="22"/>
+              <w:sz w:val="28"/>
+              <w:szCs w:val="28"/>
               <w:lang w:eastAsia="ru-RU"/>
             </w:rPr>
           </w:pPr>
-          <w:hyperlink w:anchor="_Toc228631662" w:history="1">
+          <w:hyperlink w:anchor="_Toc228787451" w:history="1">
             <w:r>
               <w:rPr>
                 <w:rStyle w:val="af6"/>
-                <w:noProof/>
+                <w:rFonts w:asciiTheme="majorHAnsi" w:hAnsiTheme="majorHAnsi" w:cstheme="majorHAnsi"/>
+                <w:noProof/>
+                <w:sz w:val="28"/>
+                <w:szCs w:val="28"/>
+                <w:u w:val="none"/>
               </w:rPr>
               <w:t>1.1.1. Исторический обзор эволюции веб-технологий</w:t>
             </w:r>
             <w:r>
               <w:rPr>
+                <w:rFonts w:asciiTheme="majorHAnsi" w:hAnsiTheme="majorHAnsi" w:cstheme="majorHAnsi"/>
                 <w:noProof/>
                 <w:webHidden/>
+                <w:sz w:val="28"/>
+                <w:szCs w:val="28"/>
               </w:rPr>
               <w:tab/>
             </w:r>
             <w:r>
               <w:rPr>
+                <w:rFonts w:asciiTheme="majorHAnsi" w:hAnsiTheme="majorHAnsi" w:cstheme="majorHAnsi"/>
                 <w:noProof/>
                 <w:webHidden/>
+                <w:sz w:val="28"/>
+                <w:szCs w:val="28"/>
               </w:rPr>
               <w:fldChar w:fldCharType="begin"/>
             </w:r>
             <w:r>
               <w:rPr>
+                <w:rFonts w:asciiTheme="majorHAnsi" w:hAnsiTheme="majorHAnsi" w:cstheme="majorHAnsi"/>
                 <w:noProof/>
                 <w:webHidden/>
-              </w:rPr>
-              <w:instrText xml:space="preserve"> PAGEREF _Toc228631662 \h </w:instrText>
-            </w:r>
-            <w:r>
-              <w:rPr>
+                <w:sz w:val="28"/>
+                <w:szCs w:val="28"/>
+              </w:rPr>
+              <w:instrText xml:space="preserve"> PAGEREF _Toc228787451 \h </w:instrText>
+            </w:r>
+            <w:r>
+              <w:rPr>
+                <w:rFonts w:asciiTheme="majorHAnsi" w:hAnsiTheme="majorHAnsi" w:cstheme="majorHAnsi"/>
                 <w:noProof/>
                 <w:webHidden/>
-              </w:rPr>
-            </w:r>
-            <w:r>
-              <w:rPr>
+                <w:sz w:val="28"/>
+                <w:szCs w:val="28"/>
+              </w:rPr>
+            </w:r>
+            <w:r>
+              <w:rPr>
+                <w:rFonts w:asciiTheme="majorHAnsi" w:hAnsiTheme="majorHAnsi" w:cstheme="majorHAnsi"/>
                 <w:noProof/>
                 <w:webHidden/>
+                <w:sz w:val="28"/>
+                <w:szCs w:val="28"/>
               </w:rPr>
               <w:fldChar w:fldCharType="separate"/>
             </w:r>
             <w:r>
               <w:rPr>
+                <w:rFonts w:asciiTheme="majorHAnsi" w:hAnsiTheme="majorHAnsi" w:cstheme="majorHAnsi"/>
                 <w:noProof/>
                 <w:webHidden/>
+                <w:sz w:val="28"/>
+                <w:szCs w:val="28"/>
               </w:rPr>
               <w:t>8</w:t>
             </w:r>
             <w:r>
               <w:rPr>
+                <w:rFonts w:asciiTheme="majorHAnsi" w:hAnsiTheme="majorHAnsi" w:cstheme="majorHAnsi"/>
                 <w:noProof/>
                 <w:webHidden/>
+                <w:sz w:val="28"/>
+                <w:szCs w:val="28"/>
               </w:rPr>
               <w:fldChar w:fldCharType="end"/>
             </w:r>
@@ -870,66 +979,91 @@
               <w:tab w:val="right" w:leader="dot" w:pos="8921"/>
             </w:tabs>
             <w:rPr>
-              <w:rFonts w:eastAsiaTheme="minorEastAsia" w:cstheme="minorBidi"/>
+              <w:rFonts w:asciiTheme="majorHAnsi" w:eastAsiaTheme="minorEastAsia" w:hAnsiTheme="majorHAnsi" w:cstheme="majorHAnsi"/>
               <w:noProof/>
-              <w:sz w:val="22"/>
-              <w:szCs w:val="22"/>
+              <w:sz w:val="28"/>
+              <w:szCs w:val="28"/>
               <w:lang w:eastAsia="ru-RU"/>
             </w:rPr>
           </w:pPr>
-          <w:hyperlink w:anchor="_Toc228631663" w:history="1">
+          <w:hyperlink w:anchor="_Toc228787452" w:history="1">
             <w:r>
               <w:rPr>
                 <w:rStyle w:val="af6"/>
-                <w:noProof/>
+                <w:rFonts w:asciiTheme="majorHAnsi" w:hAnsiTheme="majorHAnsi" w:cstheme="majorHAnsi"/>
+                <w:noProof/>
+                <w:sz w:val="28"/>
+                <w:szCs w:val="28"/>
+                <w:u w:val="none"/>
               </w:rPr>
               <w:t>1.1.2. Принцип генерации контента на стороне сервера</w:t>
             </w:r>
             <w:r>
               <w:rPr>
+                <w:rFonts w:asciiTheme="majorHAnsi" w:hAnsiTheme="majorHAnsi" w:cstheme="majorHAnsi"/>
                 <w:noProof/>
                 <w:webHidden/>
+                <w:sz w:val="28"/>
+                <w:szCs w:val="28"/>
               </w:rPr>
               <w:tab/>
             </w:r>
             <w:r>
               <w:rPr>
+                <w:rFonts w:asciiTheme="majorHAnsi" w:hAnsiTheme="majorHAnsi" w:cstheme="majorHAnsi"/>
                 <w:noProof/>
                 <w:webHidden/>
+                <w:sz w:val="28"/>
+                <w:szCs w:val="28"/>
               </w:rPr>
               <w:fldChar w:fldCharType="begin"/>
             </w:r>
             <w:r>
               <w:rPr>
+                <w:rFonts w:asciiTheme="majorHAnsi" w:hAnsiTheme="majorHAnsi" w:cstheme="majorHAnsi"/>
                 <w:noProof/>
                 <w:webHidden/>
-              </w:rPr>
-              <w:instrText xml:space="preserve"> PAGEREF _Toc228631663 \h </w:instrText>
-            </w:r>
-            <w:r>
-              <w:rPr>
+                <w:sz w:val="28"/>
+                <w:szCs w:val="28"/>
+              </w:rPr>
+              <w:instrText xml:space="preserve"> PAGEREF _Toc228787452 \h </w:instrText>
+            </w:r>
+            <w:r>
+              <w:rPr>
+                <w:rFonts w:asciiTheme="majorHAnsi" w:hAnsiTheme="majorHAnsi" w:cstheme="majorHAnsi"/>
                 <w:noProof/>
                 <w:webHidden/>
-              </w:rPr>
-            </w:r>
-            <w:r>
-              <w:rPr>
+                <w:sz w:val="28"/>
+                <w:szCs w:val="28"/>
+              </w:rPr>
+            </w:r>
+            <w:r>
+              <w:rPr>
+                <w:rFonts w:asciiTheme="majorHAnsi" w:hAnsiTheme="majorHAnsi" w:cstheme="majorHAnsi"/>
                 <w:noProof/>
                 <w:webHidden/>
+                <w:sz w:val="28"/>
+                <w:szCs w:val="28"/>
               </w:rPr>
               <w:fldChar w:fldCharType="separate"/>
             </w:r>
             <w:r>
               <w:rPr>
+                <w:rFonts w:asciiTheme="majorHAnsi" w:hAnsiTheme="majorHAnsi" w:cstheme="majorHAnsi"/>
                 <w:noProof/>
                 <w:webHidden/>
+                <w:sz w:val="28"/>
+                <w:szCs w:val="28"/>
               </w:rPr>
               <w:t>9</w:t>
             </w:r>
             <w:r>
               <w:rPr>
+                <w:rFonts w:asciiTheme="majorHAnsi" w:hAnsiTheme="majorHAnsi" w:cstheme="majorHAnsi"/>
                 <w:noProof/>
                 <w:webHidden/>
+                <w:sz w:val="28"/>
+                <w:szCs w:val="28"/>
               </w:rPr>
               <w:fldChar w:fldCharType="end"/>
             </w:r>
@@ -942,66 +1076,91 @@
               <w:tab w:val="right" w:leader="dot" w:pos="8921"/>
             </w:tabs>
             <w:rPr>
-              <w:rFonts w:eastAsiaTheme="minorEastAsia" w:cstheme="minorBidi"/>
+              <w:rFonts w:asciiTheme="majorHAnsi" w:eastAsiaTheme="minorEastAsia" w:hAnsiTheme="majorHAnsi" w:cstheme="majorHAnsi"/>
               <w:noProof/>
-              <w:sz w:val="22"/>
-              <w:szCs w:val="22"/>
+              <w:sz w:val="28"/>
+              <w:szCs w:val="28"/>
               <w:lang w:eastAsia="ru-RU"/>
             </w:rPr>
           </w:pPr>
-          <w:hyperlink w:anchor="_Toc228631664" w:history="1">
+          <w:hyperlink w:anchor="_Toc228787453" w:history="1">
             <w:r>
               <w:rPr>
                 <w:rStyle w:val="af6"/>
-                <w:noProof/>
+                <w:rFonts w:asciiTheme="majorHAnsi" w:hAnsiTheme="majorHAnsi" w:cstheme="majorHAnsi"/>
+                <w:noProof/>
+                <w:sz w:val="28"/>
+                <w:szCs w:val="28"/>
+                <w:u w:val="none"/>
               </w:rPr>
               <w:t>1.1.3. Актуальные векторы развития клиентской части приложений</w:t>
             </w:r>
             <w:r>
               <w:rPr>
+                <w:rFonts w:asciiTheme="majorHAnsi" w:hAnsiTheme="majorHAnsi" w:cstheme="majorHAnsi"/>
                 <w:noProof/>
                 <w:webHidden/>
+                <w:sz w:val="28"/>
+                <w:szCs w:val="28"/>
               </w:rPr>
               <w:tab/>
             </w:r>
             <w:r>
               <w:rPr>
+                <w:rFonts w:asciiTheme="majorHAnsi" w:hAnsiTheme="majorHAnsi" w:cstheme="majorHAnsi"/>
                 <w:noProof/>
                 <w:webHidden/>
+                <w:sz w:val="28"/>
+                <w:szCs w:val="28"/>
               </w:rPr>
               <w:fldChar w:fldCharType="begin"/>
             </w:r>
             <w:r>
               <w:rPr>
+                <w:rFonts w:asciiTheme="majorHAnsi" w:hAnsiTheme="majorHAnsi" w:cstheme="majorHAnsi"/>
                 <w:noProof/>
                 <w:webHidden/>
-              </w:rPr>
-              <w:instrText xml:space="preserve"> PAGEREF _Toc228631664 \h </w:instrText>
-            </w:r>
-            <w:r>
-              <w:rPr>
+                <w:sz w:val="28"/>
+                <w:szCs w:val="28"/>
+              </w:rPr>
+              <w:instrText xml:space="preserve"> PAGEREF _Toc228787453 \h </w:instrText>
+            </w:r>
+            <w:r>
+              <w:rPr>
+                <w:rFonts w:asciiTheme="majorHAnsi" w:hAnsiTheme="majorHAnsi" w:cstheme="majorHAnsi"/>
                 <w:noProof/>
                 <w:webHidden/>
-              </w:rPr>
-            </w:r>
-            <w:r>
-              <w:rPr>
+                <w:sz w:val="28"/>
+                <w:szCs w:val="28"/>
+              </w:rPr>
+            </w:r>
+            <w:r>
+              <w:rPr>
+                <w:rFonts w:asciiTheme="majorHAnsi" w:hAnsiTheme="majorHAnsi" w:cstheme="majorHAnsi"/>
                 <w:noProof/>
                 <w:webHidden/>
+                <w:sz w:val="28"/>
+                <w:szCs w:val="28"/>
               </w:rPr>
               <w:fldChar w:fldCharType="separate"/>
             </w:r>
             <w:r>
               <w:rPr>
+                <w:rFonts w:asciiTheme="majorHAnsi" w:hAnsiTheme="majorHAnsi" w:cstheme="majorHAnsi"/>
                 <w:noProof/>
                 <w:webHidden/>
+                <w:sz w:val="28"/>
+                <w:szCs w:val="28"/>
               </w:rPr>
               <w:t>9</w:t>
             </w:r>
             <w:r>
               <w:rPr>
+                <w:rFonts w:asciiTheme="majorHAnsi" w:hAnsiTheme="majorHAnsi" w:cstheme="majorHAnsi"/>
                 <w:noProof/>
                 <w:webHidden/>
+                <w:sz w:val="28"/>
+                <w:szCs w:val="28"/>
               </w:rPr>
               <w:fldChar w:fldCharType="end"/>
             </w:r>
@@ -1014,66 +1173,91 @@
               <w:tab w:val="right" w:leader="dot" w:pos="8921"/>
             </w:tabs>
             <w:rPr>
-              <w:rFonts w:eastAsiaTheme="minorEastAsia" w:cstheme="minorBidi"/>
+              <w:rFonts w:asciiTheme="majorHAnsi" w:eastAsiaTheme="minorEastAsia" w:hAnsiTheme="majorHAnsi" w:cstheme="majorHAnsi"/>
               <w:noProof/>
-              <w:sz w:val="22"/>
-              <w:szCs w:val="22"/>
+              <w:sz w:val="28"/>
+              <w:szCs w:val="28"/>
               <w:lang w:eastAsia="ru-RU"/>
             </w:rPr>
           </w:pPr>
-          <w:hyperlink w:anchor="_Toc228631665" w:history="1">
+          <w:hyperlink w:anchor="_Toc228787454" w:history="1">
             <w:r>
               <w:rPr>
                 <w:rStyle w:val="af6"/>
-                <w:noProof/>
+                <w:rFonts w:asciiTheme="majorHAnsi" w:hAnsiTheme="majorHAnsi" w:cstheme="majorHAnsi"/>
+                <w:noProof/>
+                <w:sz w:val="28"/>
+                <w:szCs w:val="28"/>
+                <w:u w:val="none"/>
               </w:rPr>
               <w:t>1.1.4. Ограничения клиентского рендеринга и ренессанс серверных подходов</w:t>
             </w:r>
             <w:r>
               <w:rPr>
+                <w:rFonts w:asciiTheme="majorHAnsi" w:hAnsiTheme="majorHAnsi" w:cstheme="majorHAnsi"/>
                 <w:noProof/>
                 <w:webHidden/>
+                <w:sz w:val="28"/>
+                <w:szCs w:val="28"/>
               </w:rPr>
               <w:tab/>
             </w:r>
             <w:r>
               <w:rPr>
+                <w:rFonts w:asciiTheme="majorHAnsi" w:hAnsiTheme="majorHAnsi" w:cstheme="majorHAnsi"/>
                 <w:noProof/>
                 <w:webHidden/>
+                <w:sz w:val="28"/>
+                <w:szCs w:val="28"/>
               </w:rPr>
               <w:fldChar w:fldCharType="begin"/>
             </w:r>
             <w:r>
               <w:rPr>
+                <w:rFonts w:asciiTheme="majorHAnsi" w:hAnsiTheme="majorHAnsi" w:cstheme="majorHAnsi"/>
                 <w:noProof/>
                 <w:webHidden/>
-              </w:rPr>
-              <w:instrText xml:space="preserve"> PAGEREF _Toc228631665 \h </w:instrText>
-            </w:r>
-            <w:r>
-              <w:rPr>
+                <w:sz w:val="28"/>
+                <w:szCs w:val="28"/>
+              </w:rPr>
+              <w:instrText xml:space="preserve"> PAGEREF _Toc228787454 \h </w:instrText>
+            </w:r>
+            <w:r>
+              <w:rPr>
+                <w:rFonts w:asciiTheme="majorHAnsi" w:hAnsiTheme="majorHAnsi" w:cstheme="majorHAnsi"/>
                 <w:noProof/>
                 <w:webHidden/>
-              </w:rPr>
-            </w:r>
-            <w:r>
-              <w:rPr>
+                <w:sz w:val="28"/>
+                <w:szCs w:val="28"/>
+              </w:rPr>
+            </w:r>
+            <w:r>
+              <w:rPr>
+                <w:rFonts w:asciiTheme="majorHAnsi" w:hAnsiTheme="majorHAnsi" w:cstheme="majorHAnsi"/>
                 <w:noProof/>
                 <w:webHidden/>
+                <w:sz w:val="28"/>
+                <w:szCs w:val="28"/>
               </w:rPr>
               <w:fldChar w:fldCharType="separate"/>
             </w:r>
             <w:r>
               <w:rPr>
+                <w:rFonts w:asciiTheme="majorHAnsi" w:hAnsiTheme="majorHAnsi" w:cstheme="majorHAnsi"/>
                 <w:noProof/>
                 <w:webHidden/>
+                <w:sz w:val="28"/>
+                <w:szCs w:val="28"/>
               </w:rPr>
               <w:t>10</w:t>
             </w:r>
             <w:r>
               <w:rPr>
+                <w:rFonts w:asciiTheme="majorHAnsi" w:hAnsiTheme="majorHAnsi" w:cstheme="majorHAnsi"/>
                 <w:noProof/>
                 <w:webHidden/>
+                <w:sz w:val="28"/>
+                <w:szCs w:val="28"/>
               </w:rPr>
               <w:fldChar w:fldCharType="end"/>
             </w:r>
@@ -1086,66 +1270,91 @@
               <w:tab w:val="right" w:leader="dot" w:pos="8921"/>
             </w:tabs>
             <w:rPr>
-              <w:rFonts w:eastAsiaTheme="minorEastAsia" w:cstheme="minorBidi"/>
+              <w:rFonts w:asciiTheme="majorHAnsi" w:eastAsiaTheme="minorEastAsia" w:hAnsiTheme="majorHAnsi" w:cstheme="majorHAnsi"/>
               <w:noProof/>
-              <w:sz w:val="22"/>
-              <w:szCs w:val="22"/>
+              <w:sz w:val="28"/>
+              <w:szCs w:val="28"/>
               <w:lang w:eastAsia="ru-RU"/>
             </w:rPr>
           </w:pPr>
-          <w:hyperlink w:anchor="_Toc228631666" w:history="1">
+          <w:hyperlink w:anchor="_Toc228787455" w:history="1">
             <w:r>
               <w:rPr>
                 <w:rStyle w:val="af6"/>
-                <w:noProof/>
+                <w:rFonts w:asciiTheme="majorHAnsi" w:hAnsiTheme="majorHAnsi" w:cstheme="majorHAnsi"/>
+                <w:noProof/>
+                <w:sz w:val="28"/>
+                <w:szCs w:val="28"/>
+                <w:u w:val="none"/>
               </w:rPr>
               <w:t>1.1.5. Архитектурный паттерн «Острова» и стратегия выборочной гидратации</w:t>
             </w:r>
             <w:r>
               <w:rPr>
+                <w:rFonts w:asciiTheme="majorHAnsi" w:hAnsiTheme="majorHAnsi" w:cstheme="majorHAnsi"/>
                 <w:noProof/>
                 <w:webHidden/>
+                <w:sz w:val="28"/>
+                <w:szCs w:val="28"/>
               </w:rPr>
               <w:tab/>
             </w:r>
             <w:r>
               <w:rPr>
+                <w:rFonts w:asciiTheme="majorHAnsi" w:hAnsiTheme="majorHAnsi" w:cstheme="majorHAnsi"/>
                 <w:noProof/>
                 <w:webHidden/>
+                <w:sz w:val="28"/>
+                <w:szCs w:val="28"/>
               </w:rPr>
               <w:fldChar w:fldCharType="begin"/>
             </w:r>
             <w:r>
               <w:rPr>
+                <w:rFonts w:asciiTheme="majorHAnsi" w:hAnsiTheme="majorHAnsi" w:cstheme="majorHAnsi"/>
                 <w:noProof/>
                 <w:webHidden/>
-              </w:rPr>
-              <w:instrText xml:space="preserve"> PAGEREF _Toc228631666 \h </w:instrText>
-            </w:r>
-            <w:r>
-              <w:rPr>
+                <w:sz w:val="28"/>
+                <w:szCs w:val="28"/>
+              </w:rPr>
+              <w:instrText xml:space="preserve"> PAGEREF _Toc228787455 \h </w:instrText>
+            </w:r>
+            <w:r>
+              <w:rPr>
+                <w:rFonts w:asciiTheme="majorHAnsi" w:hAnsiTheme="majorHAnsi" w:cstheme="majorHAnsi"/>
                 <w:noProof/>
                 <w:webHidden/>
-              </w:rPr>
-            </w:r>
-            <w:r>
-              <w:rPr>
+                <w:sz w:val="28"/>
+                <w:szCs w:val="28"/>
+              </w:rPr>
+            </w:r>
+            <w:r>
+              <w:rPr>
+                <w:rFonts w:asciiTheme="majorHAnsi" w:hAnsiTheme="majorHAnsi" w:cstheme="majorHAnsi"/>
                 <w:noProof/>
                 <w:webHidden/>
+                <w:sz w:val="28"/>
+                <w:szCs w:val="28"/>
               </w:rPr>
               <w:fldChar w:fldCharType="separate"/>
             </w:r>
             <w:r>
               <w:rPr>
+                <w:rFonts w:asciiTheme="majorHAnsi" w:hAnsiTheme="majorHAnsi" w:cstheme="majorHAnsi"/>
                 <w:noProof/>
                 <w:webHidden/>
+                <w:sz w:val="28"/>
+                <w:szCs w:val="28"/>
               </w:rPr>
               <w:t>11</w:t>
             </w:r>
             <w:r>
               <w:rPr>
+                <w:rFonts w:asciiTheme="majorHAnsi" w:hAnsiTheme="majorHAnsi" w:cstheme="majorHAnsi"/>
                 <w:noProof/>
                 <w:webHidden/>
+                <w:sz w:val="28"/>
+                <w:szCs w:val="28"/>
               </w:rPr>
               <w:fldChar w:fldCharType="end"/>
             </w:r>
@@ -1158,67 +1367,91 @@
               <w:tab w:val="right" w:leader="dot" w:pos="8921"/>
             </w:tabs>
             <w:rPr>
-              <w:rFonts w:asciiTheme="minorHAnsi" w:eastAsiaTheme="minorEastAsia" w:hAnsiTheme="minorHAnsi" w:cstheme="minorBidi"/>
+              <w:rFonts w:eastAsiaTheme="minorEastAsia" w:cstheme="majorHAnsi"/>
               <w:bCs w:val="0"/>
               <w:noProof/>
-              <w:sz w:val="22"/>
+              <w:szCs w:val="28"/>
               <w:lang w:eastAsia="ru-RU"/>
             </w:rPr>
           </w:pPr>
-          <w:hyperlink w:anchor="_Toc228631667" w:history="1">
+          <w:hyperlink w:anchor="_Toc228787456" w:history="1">
             <w:r>
               <w:rPr>
                 <w:rStyle w:val="af6"/>
                 <w:rFonts w:cstheme="majorHAnsi"/>
-                <w:noProof/>
+                <w:bCs w:val="0"/>
+                <w:noProof/>
+                <w:szCs w:val="28"/>
+                <w:u w:val="none"/>
               </w:rPr>
               <w:t>1.2. Платформа Next.js как инструмент предприятия уровня</w:t>
             </w:r>
             <w:r>
               <w:rPr>
+                <w:rFonts w:cstheme="majorHAnsi"/>
+                <w:bCs w:val="0"/>
                 <w:noProof/>
                 <w:webHidden/>
+                <w:szCs w:val="28"/>
               </w:rPr>
               <w:tab/>
             </w:r>
             <w:r>
               <w:rPr>
+                <w:rFonts w:cstheme="majorHAnsi"/>
+                <w:bCs w:val="0"/>
                 <w:noProof/>
                 <w:webHidden/>
+                <w:szCs w:val="28"/>
               </w:rPr>
               <w:fldChar w:fldCharType="begin"/>
             </w:r>
             <w:r>
               <w:rPr>
+                <w:rFonts w:cstheme="majorHAnsi"/>
+                <w:bCs w:val="0"/>
                 <w:noProof/>
                 <w:webHidden/>
-              </w:rPr>
-              <w:instrText xml:space="preserve"> PAGEREF _Toc228631667 \h </w:instrText>
-            </w:r>
-            <w:r>
-              <w:rPr>
+                <w:szCs w:val="28"/>
+              </w:rPr>
+              <w:instrText xml:space="preserve"> PAGEREF _Toc228787456 \h </w:instrText>
+            </w:r>
+            <w:r>
+              <w:rPr>
+                <w:rFonts w:cstheme="majorHAnsi"/>
+                <w:bCs w:val="0"/>
                 <w:noProof/>
                 <w:webHidden/>
-              </w:rPr>
-            </w:r>
-            <w:r>
-              <w:rPr>
+                <w:szCs w:val="28"/>
+              </w:rPr>
+            </w:r>
+            <w:r>
+              <w:rPr>
+                <w:rFonts w:cstheme="majorHAnsi"/>
+                <w:bCs w:val="0"/>
                 <w:noProof/>
                 <w:webHidden/>
+                <w:szCs w:val="28"/>
               </w:rPr>
               <w:fldChar w:fldCharType="separate"/>
             </w:r>
             <w:r>
               <w:rPr>
+                <w:rFonts w:cstheme="majorHAnsi"/>
+                <w:bCs w:val="0"/>
                 <w:noProof/>
                 <w:webHidden/>
+                <w:szCs w:val="28"/>
               </w:rPr>
               <w:t>12</w:t>
             </w:r>
             <w:r>
               <w:rPr>
+                <w:rFonts w:cstheme="majorHAnsi"/>
+                <w:bCs w:val="0"/>
                 <w:noProof/>
                 <w:webHidden/>
+                <w:szCs w:val="28"/>
               </w:rPr>
               <w:fldChar w:fldCharType="end"/>
             </w:r>
@@ -1231,66 +1464,91 @@
               <w:tab w:val="right" w:leader="dot" w:pos="8921"/>
             </w:tabs>
             <w:rPr>
-              <w:rFonts w:eastAsiaTheme="minorEastAsia" w:cstheme="minorBidi"/>
+              <w:rFonts w:asciiTheme="majorHAnsi" w:eastAsiaTheme="minorEastAsia" w:hAnsiTheme="majorHAnsi" w:cstheme="majorHAnsi"/>
               <w:noProof/>
-              <w:sz w:val="22"/>
-              <w:szCs w:val="22"/>
+              <w:sz w:val="28"/>
+              <w:szCs w:val="28"/>
               <w:lang w:eastAsia="ru-RU"/>
             </w:rPr>
           </w:pPr>
-          <w:hyperlink w:anchor="_Toc228631668" w:history="1">
+          <w:hyperlink w:anchor="_Toc228787457" w:history="1">
             <w:r>
               <w:rPr>
                 <w:rStyle w:val="af6"/>
-                <w:noProof/>
+                <w:rFonts w:asciiTheme="majorHAnsi" w:hAnsiTheme="majorHAnsi" w:cstheme="majorHAnsi"/>
+                <w:noProof/>
+                <w:sz w:val="28"/>
+                <w:szCs w:val="28"/>
+                <w:u w:val="none"/>
               </w:rPr>
               <w:t>1.2.1. Этапы становления и развития фреймворка</w:t>
             </w:r>
             <w:r>
               <w:rPr>
+                <w:rFonts w:asciiTheme="majorHAnsi" w:hAnsiTheme="majorHAnsi" w:cstheme="majorHAnsi"/>
                 <w:noProof/>
                 <w:webHidden/>
+                <w:sz w:val="28"/>
+                <w:szCs w:val="28"/>
               </w:rPr>
               <w:tab/>
             </w:r>
             <w:r>
               <w:rPr>
+                <w:rFonts w:asciiTheme="majorHAnsi" w:hAnsiTheme="majorHAnsi" w:cstheme="majorHAnsi"/>
                 <w:noProof/>
                 <w:webHidden/>
+                <w:sz w:val="28"/>
+                <w:szCs w:val="28"/>
               </w:rPr>
               <w:fldChar w:fldCharType="begin"/>
             </w:r>
             <w:r>
               <w:rPr>
+                <w:rFonts w:asciiTheme="majorHAnsi" w:hAnsiTheme="majorHAnsi" w:cstheme="majorHAnsi"/>
                 <w:noProof/>
                 <w:webHidden/>
-              </w:rPr>
-              <w:instrText xml:space="preserve"> PAGEREF _Toc228631668 \h </w:instrText>
-            </w:r>
-            <w:r>
-              <w:rPr>
+                <w:sz w:val="28"/>
+                <w:szCs w:val="28"/>
+              </w:rPr>
+              <w:instrText xml:space="preserve"> PAGEREF _Toc228787457 \h </w:instrText>
+            </w:r>
+            <w:r>
+              <w:rPr>
+                <w:rFonts w:asciiTheme="majorHAnsi" w:hAnsiTheme="majorHAnsi" w:cstheme="majorHAnsi"/>
                 <w:noProof/>
                 <w:webHidden/>
-              </w:rPr>
-            </w:r>
-            <w:r>
-              <w:rPr>
+                <w:sz w:val="28"/>
+                <w:szCs w:val="28"/>
+              </w:rPr>
+            </w:r>
+            <w:r>
+              <w:rPr>
+                <w:rFonts w:asciiTheme="majorHAnsi" w:hAnsiTheme="majorHAnsi" w:cstheme="majorHAnsi"/>
                 <w:noProof/>
                 <w:webHidden/>
+                <w:sz w:val="28"/>
+                <w:szCs w:val="28"/>
               </w:rPr>
               <w:fldChar w:fldCharType="separate"/>
             </w:r>
             <w:r>
               <w:rPr>
+                <w:rFonts w:asciiTheme="majorHAnsi" w:hAnsiTheme="majorHAnsi" w:cstheme="majorHAnsi"/>
                 <w:noProof/>
                 <w:webHidden/>
+                <w:sz w:val="28"/>
+                <w:szCs w:val="28"/>
               </w:rPr>
               <w:t>12</w:t>
             </w:r>
             <w:r>
               <w:rPr>
+                <w:rFonts w:asciiTheme="majorHAnsi" w:hAnsiTheme="majorHAnsi" w:cstheme="majorHAnsi"/>
                 <w:noProof/>
                 <w:webHidden/>
+                <w:sz w:val="28"/>
+                <w:szCs w:val="28"/>
               </w:rPr>
               <w:fldChar w:fldCharType="end"/>
             </w:r>
@@ -1303,66 +1561,91 @@
               <w:tab w:val="right" w:leader="dot" w:pos="8921"/>
             </w:tabs>
             <w:rPr>
-              <w:rFonts w:eastAsiaTheme="minorEastAsia" w:cstheme="minorBidi"/>
+              <w:rFonts w:asciiTheme="majorHAnsi" w:eastAsiaTheme="minorEastAsia" w:hAnsiTheme="majorHAnsi" w:cstheme="majorHAnsi"/>
               <w:noProof/>
-              <w:sz w:val="22"/>
-              <w:szCs w:val="22"/>
+              <w:sz w:val="28"/>
+              <w:szCs w:val="28"/>
               <w:lang w:eastAsia="ru-RU"/>
             </w:rPr>
           </w:pPr>
-          <w:hyperlink w:anchor="_Toc228631669" w:history="1">
+          <w:hyperlink w:anchor="_Toc228787458" w:history="1">
             <w:r>
               <w:rPr>
                 <w:rStyle w:val="af6"/>
-                <w:noProof/>
+                <w:rFonts w:asciiTheme="majorHAnsi" w:hAnsiTheme="majorHAnsi" w:cstheme="majorHAnsi"/>
+                <w:noProof/>
+                <w:sz w:val="28"/>
+                <w:szCs w:val="28"/>
+                <w:u w:val="none"/>
               </w:rPr>
               <w:t>1.2.2. Базовые архитектурные принципы и концептуальные основы</w:t>
             </w:r>
             <w:r>
               <w:rPr>
+                <w:rFonts w:asciiTheme="majorHAnsi" w:hAnsiTheme="majorHAnsi" w:cstheme="majorHAnsi"/>
                 <w:noProof/>
                 <w:webHidden/>
+                <w:sz w:val="28"/>
+                <w:szCs w:val="28"/>
               </w:rPr>
               <w:tab/>
             </w:r>
             <w:r>
               <w:rPr>
+                <w:rFonts w:asciiTheme="majorHAnsi" w:hAnsiTheme="majorHAnsi" w:cstheme="majorHAnsi"/>
                 <w:noProof/>
                 <w:webHidden/>
+                <w:sz w:val="28"/>
+                <w:szCs w:val="28"/>
               </w:rPr>
               <w:fldChar w:fldCharType="begin"/>
             </w:r>
             <w:r>
               <w:rPr>
+                <w:rFonts w:asciiTheme="majorHAnsi" w:hAnsiTheme="majorHAnsi" w:cstheme="majorHAnsi"/>
                 <w:noProof/>
                 <w:webHidden/>
-              </w:rPr>
-              <w:instrText xml:space="preserve"> PAGEREF _Toc228631669 \h </w:instrText>
-            </w:r>
-            <w:r>
-              <w:rPr>
+                <w:sz w:val="28"/>
+                <w:szCs w:val="28"/>
+              </w:rPr>
+              <w:instrText xml:space="preserve"> PAGEREF _Toc228787458 \h </w:instrText>
+            </w:r>
+            <w:r>
+              <w:rPr>
+                <w:rFonts w:asciiTheme="majorHAnsi" w:hAnsiTheme="majorHAnsi" w:cstheme="majorHAnsi"/>
                 <w:noProof/>
                 <w:webHidden/>
-              </w:rPr>
-            </w:r>
-            <w:r>
-              <w:rPr>
+                <w:sz w:val="28"/>
+                <w:szCs w:val="28"/>
+              </w:rPr>
+            </w:r>
+            <w:r>
+              <w:rPr>
+                <w:rFonts w:asciiTheme="majorHAnsi" w:hAnsiTheme="majorHAnsi" w:cstheme="majorHAnsi"/>
                 <w:noProof/>
                 <w:webHidden/>
+                <w:sz w:val="28"/>
+                <w:szCs w:val="28"/>
               </w:rPr>
               <w:fldChar w:fldCharType="separate"/>
             </w:r>
             <w:r>
               <w:rPr>
+                <w:rFonts w:asciiTheme="majorHAnsi" w:hAnsiTheme="majorHAnsi" w:cstheme="majorHAnsi"/>
                 <w:noProof/>
                 <w:webHidden/>
+                <w:sz w:val="28"/>
+                <w:szCs w:val="28"/>
               </w:rPr>
               <w:t>12</w:t>
             </w:r>
             <w:r>
               <w:rPr>
+                <w:rFonts w:asciiTheme="majorHAnsi" w:hAnsiTheme="majorHAnsi" w:cstheme="majorHAnsi"/>
                 <w:noProof/>
                 <w:webHidden/>
+                <w:sz w:val="28"/>
+                <w:szCs w:val="28"/>
               </w:rPr>
               <w:fldChar w:fldCharType="end"/>
             </w:r>
@@ -1375,66 +1658,91 @@
               <w:tab w:val="right" w:leader="dot" w:pos="8921"/>
             </w:tabs>
             <w:rPr>
-              <w:rFonts w:eastAsiaTheme="minorEastAsia" w:cstheme="minorBidi"/>
+              <w:rFonts w:asciiTheme="majorHAnsi" w:eastAsiaTheme="minorEastAsia" w:hAnsiTheme="majorHAnsi" w:cstheme="majorHAnsi"/>
               <w:noProof/>
-              <w:sz w:val="22"/>
-              <w:szCs w:val="22"/>
+              <w:sz w:val="28"/>
+              <w:szCs w:val="28"/>
               <w:lang w:eastAsia="ru-RU"/>
             </w:rPr>
           </w:pPr>
-          <w:hyperlink w:anchor="_Toc228631670" w:history="1">
+          <w:hyperlink w:anchor="_Toc228787459" w:history="1">
             <w:r>
               <w:rPr>
                 <w:rStyle w:val="af6"/>
-                <w:noProof/>
+                <w:rFonts w:asciiTheme="majorHAnsi" w:hAnsiTheme="majorHAnsi" w:cstheme="majorHAnsi"/>
+                <w:noProof/>
+                <w:sz w:val="28"/>
+                <w:szCs w:val="28"/>
+                <w:u w:val="none"/>
               </w:rPr>
               <w:t>1.2.3. Новая система навигации App Router</w:t>
             </w:r>
             <w:r>
               <w:rPr>
+                <w:rFonts w:asciiTheme="majorHAnsi" w:hAnsiTheme="majorHAnsi" w:cstheme="majorHAnsi"/>
                 <w:noProof/>
                 <w:webHidden/>
+                <w:sz w:val="28"/>
+                <w:szCs w:val="28"/>
               </w:rPr>
               <w:tab/>
             </w:r>
             <w:r>
               <w:rPr>
+                <w:rFonts w:asciiTheme="majorHAnsi" w:hAnsiTheme="majorHAnsi" w:cstheme="majorHAnsi"/>
                 <w:noProof/>
                 <w:webHidden/>
+                <w:sz w:val="28"/>
+                <w:szCs w:val="28"/>
               </w:rPr>
               <w:fldChar w:fldCharType="begin"/>
             </w:r>
             <w:r>
               <w:rPr>
+                <w:rFonts w:asciiTheme="majorHAnsi" w:hAnsiTheme="majorHAnsi" w:cstheme="majorHAnsi"/>
                 <w:noProof/>
                 <w:webHidden/>
-              </w:rPr>
-              <w:instrText xml:space="preserve"> PAGEREF _Toc228631670 \h </w:instrText>
-            </w:r>
-            <w:r>
-              <w:rPr>
+                <w:sz w:val="28"/>
+                <w:szCs w:val="28"/>
+              </w:rPr>
+              <w:instrText xml:space="preserve"> PAGEREF _Toc228787459 \h </w:instrText>
+            </w:r>
+            <w:r>
+              <w:rPr>
+                <w:rFonts w:asciiTheme="majorHAnsi" w:hAnsiTheme="majorHAnsi" w:cstheme="majorHAnsi"/>
                 <w:noProof/>
                 <w:webHidden/>
-              </w:rPr>
-            </w:r>
-            <w:r>
-              <w:rPr>
+                <w:sz w:val="28"/>
+                <w:szCs w:val="28"/>
+              </w:rPr>
+            </w:r>
+            <w:r>
+              <w:rPr>
+                <w:rFonts w:asciiTheme="majorHAnsi" w:hAnsiTheme="majorHAnsi" w:cstheme="majorHAnsi"/>
                 <w:noProof/>
                 <w:webHidden/>
+                <w:sz w:val="28"/>
+                <w:szCs w:val="28"/>
               </w:rPr>
               <w:fldChar w:fldCharType="separate"/>
             </w:r>
             <w:r>
               <w:rPr>
+                <w:rFonts w:asciiTheme="majorHAnsi" w:hAnsiTheme="majorHAnsi" w:cstheme="majorHAnsi"/>
                 <w:noProof/>
                 <w:webHidden/>
+                <w:sz w:val="28"/>
+                <w:szCs w:val="28"/>
               </w:rPr>
               <w:t>13</w:t>
             </w:r>
             <w:r>
               <w:rPr>
+                <w:rFonts w:asciiTheme="majorHAnsi" w:hAnsiTheme="majorHAnsi" w:cstheme="majorHAnsi"/>
                 <w:noProof/>
                 <w:webHidden/>
+                <w:sz w:val="28"/>
+                <w:szCs w:val="28"/>
               </w:rPr>
               <w:fldChar w:fldCharType="end"/>
             </w:r>
@@ -1447,66 +1755,91 @@
               <w:tab w:val="right" w:leader="dot" w:pos="8921"/>
             </w:tabs>
             <w:rPr>
-              <w:rFonts w:eastAsiaTheme="minorEastAsia" w:cstheme="minorBidi"/>
+              <w:rFonts w:asciiTheme="majorHAnsi" w:eastAsiaTheme="minorEastAsia" w:hAnsiTheme="majorHAnsi" w:cstheme="majorHAnsi"/>
               <w:noProof/>
-              <w:sz w:val="22"/>
-              <w:szCs w:val="22"/>
+              <w:sz w:val="28"/>
+              <w:szCs w:val="28"/>
               <w:lang w:eastAsia="ru-RU"/>
             </w:rPr>
           </w:pPr>
-          <w:hyperlink w:anchor="_Toc228631671" w:history="1">
+          <w:hyperlink w:anchor="_Toc228787460" w:history="1">
             <w:r>
               <w:rPr>
                 <w:rStyle w:val="af6"/>
-                <w:noProof/>
+                <w:rFonts w:asciiTheme="majorHAnsi" w:hAnsiTheme="majorHAnsi" w:cstheme="majorHAnsi"/>
+                <w:noProof/>
+                <w:sz w:val="28"/>
+                <w:szCs w:val="28"/>
+                <w:u w:val="none"/>
               </w:rPr>
               <w:t>1.2.4. Дихотомия серверных и клиентских компонентов</w:t>
             </w:r>
             <w:r>
               <w:rPr>
+                <w:rFonts w:asciiTheme="majorHAnsi" w:hAnsiTheme="majorHAnsi" w:cstheme="majorHAnsi"/>
                 <w:noProof/>
                 <w:webHidden/>
+                <w:sz w:val="28"/>
+                <w:szCs w:val="28"/>
               </w:rPr>
               <w:tab/>
             </w:r>
             <w:r>
               <w:rPr>
+                <w:rFonts w:asciiTheme="majorHAnsi" w:hAnsiTheme="majorHAnsi" w:cstheme="majorHAnsi"/>
                 <w:noProof/>
                 <w:webHidden/>
+                <w:sz w:val="28"/>
+                <w:szCs w:val="28"/>
               </w:rPr>
               <w:fldChar w:fldCharType="begin"/>
             </w:r>
             <w:r>
               <w:rPr>
+                <w:rFonts w:asciiTheme="majorHAnsi" w:hAnsiTheme="majorHAnsi" w:cstheme="majorHAnsi"/>
                 <w:noProof/>
                 <w:webHidden/>
-              </w:rPr>
-              <w:instrText xml:space="preserve"> PAGEREF _Toc228631671 \h </w:instrText>
-            </w:r>
-            <w:r>
-              <w:rPr>
+                <w:sz w:val="28"/>
+                <w:szCs w:val="28"/>
+              </w:rPr>
+              <w:instrText xml:space="preserve"> PAGEREF _Toc228787460 \h </w:instrText>
+            </w:r>
+            <w:r>
+              <w:rPr>
+                <w:rFonts w:asciiTheme="majorHAnsi" w:hAnsiTheme="majorHAnsi" w:cstheme="majorHAnsi"/>
                 <w:noProof/>
                 <w:webHidden/>
-              </w:rPr>
-            </w:r>
-            <w:r>
-              <w:rPr>
+                <w:sz w:val="28"/>
+                <w:szCs w:val="28"/>
+              </w:rPr>
+            </w:r>
+            <w:r>
+              <w:rPr>
+                <w:rFonts w:asciiTheme="majorHAnsi" w:hAnsiTheme="majorHAnsi" w:cstheme="majorHAnsi"/>
                 <w:noProof/>
                 <w:webHidden/>
+                <w:sz w:val="28"/>
+                <w:szCs w:val="28"/>
               </w:rPr>
               <w:fldChar w:fldCharType="separate"/>
             </w:r>
             <w:r>
               <w:rPr>
+                <w:rFonts w:asciiTheme="majorHAnsi" w:hAnsiTheme="majorHAnsi" w:cstheme="majorHAnsi"/>
                 <w:noProof/>
                 <w:webHidden/>
+                <w:sz w:val="28"/>
+                <w:szCs w:val="28"/>
               </w:rPr>
               <w:t>14</w:t>
             </w:r>
             <w:r>
               <w:rPr>
+                <w:rFonts w:asciiTheme="majorHAnsi" w:hAnsiTheme="majorHAnsi" w:cstheme="majorHAnsi"/>
                 <w:noProof/>
                 <w:webHidden/>
+                <w:sz w:val="28"/>
+                <w:szCs w:val="28"/>
               </w:rPr>
               <w:fldChar w:fldCharType="end"/>
             </w:r>
@@ -1519,66 +1852,91 @@
               <w:tab w:val="right" w:leader="dot" w:pos="8921"/>
             </w:tabs>
             <w:rPr>
-              <w:rFonts w:eastAsiaTheme="minorEastAsia" w:cstheme="minorBidi"/>
+              <w:rFonts w:asciiTheme="majorHAnsi" w:eastAsiaTheme="minorEastAsia" w:hAnsiTheme="majorHAnsi" w:cstheme="majorHAnsi"/>
               <w:noProof/>
-              <w:sz w:val="22"/>
-              <w:szCs w:val="22"/>
+              <w:sz w:val="28"/>
+              <w:szCs w:val="28"/>
               <w:lang w:eastAsia="ru-RU"/>
             </w:rPr>
           </w:pPr>
-          <w:hyperlink w:anchor="_Toc228631672" w:history="1">
+          <w:hyperlink w:anchor="_Toc228787461" w:history="1">
             <w:r>
               <w:rPr>
                 <w:rStyle w:val="af6"/>
-                <w:noProof/>
+                <w:rFonts w:asciiTheme="majorHAnsi" w:hAnsiTheme="majorHAnsi" w:cstheme="majorHAnsi"/>
+                <w:noProof/>
+                <w:sz w:val="28"/>
+                <w:szCs w:val="28"/>
+                <w:u w:val="none"/>
               </w:rPr>
               <w:t>1.2.5. Инструментарий для повышения быстродействия</w:t>
             </w:r>
             <w:r>
               <w:rPr>
+                <w:rFonts w:asciiTheme="majorHAnsi" w:hAnsiTheme="majorHAnsi" w:cstheme="majorHAnsi"/>
                 <w:noProof/>
                 <w:webHidden/>
+                <w:sz w:val="28"/>
+                <w:szCs w:val="28"/>
               </w:rPr>
               <w:tab/>
             </w:r>
             <w:r>
               <w:rPr>
+                <w:rFonts w:asciiTheme="majorHAnsi" w:hAnsiTheme="majorHAnsi" w:cstheme="majorHAnsi"/>
                 <w:noProof/>
                 <w:webHidden/>
+                <w:sz w:val="28"/>
+                <w:szCs w:val="28"/>
               </w:rPr>
               <w:fldChar w:fldCharType="begin"/>
             </w:r>
             <w:r>
               <w:rPr>
+                <w:rFonts w:asciiTheme="majorHAnsi" w:hAnsiTheme="majorHAnsi" w:cstheme="majorHAnsi"/>
                 <w:noProof/>
                 <w:webHidden/>
-              </w:rPr>
-              <w:instrText xml:space="preserve"> PAGEREF _Toc228631672 \h </w:instrText>
-            </w:r>
-            <w:r>
-              <w:rPr>
+                <w:sz w:val="28"/>
+                <w:szCs w:val="28"/>
+              </w:rPr>
+              <w:instrText xml:space="preserve"> PAGEREF _Toc228787461 \h </w:instrText>
+            </w:r>
+            <w:r>
+              <w:rPr>
+                <w:rFonts w:asciiTheme="majorHAnsi" w:hAnsiTheme="majorHAnsi" w:cstheme="majorHAnsi"/>
                 <w:noProof/>
                 <w:webHidden/>
-              </w:rPr>
-            </w:r>
-            <w:r>
-              <w:rPr>
+                <w:sz w:val="28"/>
+                <w:szCs w:val="28"/>
+              </w:rPr>
+            </w:r>
+            <w:r>
+              <w:rPr>
+                <w:rFonts w:asciiTheme="majorHAnsi" w:hAnsiTheme="majorHAnsi" w:cstheme="majorHAnsi"/>
                 <w:noProof/>
                 <w:webHidden/>
+                <w:sz w:val="28"/>
+                <w:szCs w:val="28"/>
               </w:rPr>
               <w:fldChar w:fldCharType="separate"/>
             </w:r>
             <w:r>
               <w:rPr>
+                <w:rFonts w:asciiTheme="majorHAnsi" w:hAnsiTheme="majorHAnsi" w:cstheme="majorHAnsi"/>
                 <w:noProof/>
                 <w:webHidden/>
+                <w:sz w:val="28"/>
+                <w:szCs w:val="28"/>
               </w:rPr>
               <w:t>14</w:t>
             </w:r>
             <w:r>
               <w:rPr>
+                <w:rFonts w:asciiTheme="majorHAnsi" w:hAnsiTheme="majorHAnsi" w:cstheme="majorHAnsi"/>
                 <w:noProof/>
                 <w:webHidden/>
+                <w:sz w:val="28"/>
+                <w:szCs w:val="28"/>
               </w:rPr>
               <w:fldChar w:fldCharType="end"/>
             </w:r>
@@ -1591,66 +1949,91 @@
               <w:tab w:val="right" w:leader="dot" w:pos="8921"/>
             </w:tabs>
             <w:rPr>
-              <w:rFonts w:eastAsiaTheme="minorEastAsia" w:cstheme="minorBidi"/>
+              <w:rFonts w:asciiTheme="majorHAnsi" w:eastAsiaTheme="minorEastAsia" w:hAnsiTheme="majorHAnsi" w:cstheme="majorHAnsi"/>
               <w:noProof/>
-              <w:sz w:val="22"/>
-              <w:szCs w:val="22"/>
+              <w:sz w:val="28"/>
+              <w:szCs w:val="28"/>
               <w:lang w:eastAsia="ru-RU"/>
             </w:rPr>
           </w:pPr>
-          <w:hyperlink w:anchor="_Toc228631673" w:history="1">
+          <w:hyperlink w:anchor="_Toc228787462" w:history="1">
             <w:r>
               <w:rPr>
                 <w:rStyle w:val="af6"/>
-                <w:noProof/>
+                <w:rFonts w:asciiTheme="majorHAnsi" w:hAnsiTheme="majorHAnsi" w:cstheme="majorHAnsi"/>
+                <w:noProof/>
+                <w:sz w:val="28"/>
+                <w:szCs w:val="28"/>
+                <w:u w:val="none"/>
               </w:rPr>
               <w:t>1.2.6. Распределённая обработка данных через Edge Runtime</w:t>
             </w:r>
             <w:r>
               <w:rPr>
+                <w:rFonts w:asciiTheme="majorHAnsi" w:hAnsiTheme="majorHAnsi" w:cstheme="majorHAnsi"/>
                 <w:noProof/>
                 <w:webHidden/>
+                <w:sz w:val="28"/>
+                <w:szCs w:val="28"/>
               </w:rPr>
               <w:tab/>
             </w:r>
             <w:r>
               <w:rPr>
+                <w:rFonts w:asciiTheme="majorHAnsi" w:hAnsiTheme="majorHAnsi" w:cstheme="majorHAnsi"/>
                 <w:noProof/>
                 <w:webHidden/>
+                <w:sz w:val="28"/>
+                <w:szCs w:val="28"/>
               </w:rPr>
               <w:fldChar w:fldCharType="begin"/>
             </w:r>
             <w:r>
               <w:rPr>
+                <w:rFonts w:asciiTheme="majorHAnsi" w:hAnsiTheme="majorHAnsi" w:cstheme="majorHAnsi"/>
                 <w:noProof/>
                 <w:webHidden/>
-              </w:rPr>
-              <w:instrText xml:space="preserve"> PAGEREF _Toc228631673 \h </w:instrText>
-            </w:r>
-            <w:r>
-              <w:rPr>
+                <w:sz w:val="28"/>
+                <w:szCs w:val="28"/>
+              </w:rPr>
+              <w:instrText xml:space="preserve"> PAGEREF _Toc228787462 \h </w:instrText>
+            </w:r>
+            <w:r>
+              <w:rPr>
+                <w:rFonts w:asciiTheme="majorHAnsi" w:hAnsiTheme="majorHAnsi" w:cstheme="majorHAnsi"/>
                 <w:noProof/>
                 <w:webHidden/>
-              </w:rPr>
-            </w:r>
-            <w:r>
-              <w:rPr>
+                <w:sz w:val="28"/>
+                <w:szCs w:val="28"/>
+              </w:rPr>
+            </w:r>
+            <w:r>
+              <w:rPr>
+                <w:rFonts w:asciiTheme="majorHAnsi" w:hAnsiTheme="majorHAnsi" w:cstheme="majorHAnsi"/>
                 <w:noProof/>
                 <w:webHidden/>
+                <w:sz w:val="28"/>
+                <w:szCs w:val="28"/>
               </w:rPr>
               <w:fldChar w:fldCharType="separate"/>
             </w:r>
             <w:r>
               <w:rPr>
+                <w:rFonts w:asciiTheme="majorHAnsi" w:hAnsiTheme="majorHAnsi" w:cstheme="majorHAnsi"/>
                 <w:noProof/>
                 <w:webHidden/>
+                <w:sz w:val="28"/>
+                <w:szCs w:val="28"/>
               </w:rPr>
               <w:t>15</w:t>
             </w:r>
             <w:r>
               <w:rPr>
+                <w:rFonts w:asciiTheme="majorHAnsi" w:hAnsiTheme="majorHAnsi" w:cstheme="majorHAnsi"/>
                 <w:noProof/>
                 <w:webHidden/>
+                <w:sz w:val="28"/>
+                <w:szCs w:val="28"/>
               </w:rPr>
               <w:fldChar w:fldCharType="end"/>
             </w:r>
@@ -1663,66 +2046,91 @@
               <w:tab w:val="right" w:leader="dot" w:pos="8921"/>
             </w:tabs>
             <w:rPr>
-              <w:rFonts w:eastAsiaTheme="minorEastAsia" w:cstheme="minorBidi"/>
+              <w:rFonts w:asciiTheme="majorHAnsi" w:eastAsiaTheme="minorEastAsia" w:hAnsiTheme="majorHAnsi" w:cstheme="majorHAnsi"/>
               <w:noProof/>
-              <w:sz w:val="22"/>
-              <w:szCs w:val="22"/>
+              <w:sz w:val="28"/>
+              <w:szCs w:val="28"/>
               <w:lang w:eastAsia="ru-RU"/>
             </w:rPr>
           </w:pPr>
-          <w:hyperlink w:anchor="_Toc228631674" w:history="1">
+          <w:hyperlink w:anchor="_Toc228787463" w:history="1">
             <w:r>
               <w:rPr>
                 <w:rStyle w:val="af6"/>
-                <w:noProof/>
+                <w:rFonts w:asciiTheme="majorHAnsi" w:hAnsiTheme="majorHAnsi" w:cstheme="majorHAnsi"/>
+                <w:noProof/>
+                <w:sz w:val="28"/>
+                <w:szCs w:val="28"/>
+                <w:u w:val="none"/>
               </w:rPr>
               <w:t>1.2.7. Экосистема сторонних решений для расширения функционала</w:t>
             </w:r>
             <w:r>
               <w:rPr>
+                <w:rFonts w:asciiTheme="majorHAnsi" w:hAnsiTheme="majorHAnsi" w:cstheme="majorHAnsi"/>
                 <w:noProof/>
                 <w:webHidden/>
+                <w:sz w:val="28"/>
+                <w:szCs w:val="28"/>
               </w:rPr>
               <w:tab/>
             </w:r>
             <w:r>
               <w:rPr>
+                <w:rFonts w:asciiTheme="majorHAnsi" w:hAnsiTheme="majorHAnsi" w:cstheme="majorHAnsi"/>
                 <w:noProof/>
                 <w:webHidden/>
+                <w:sz w:val="28"/>
+                <w:szCs w:val="28"/>
               </w:rPr>
               <w:fldChar w:fldCharType="begin"/>
             </w:r>
             <w:r>
               <w:rPr>
+                <w:rFonts w:asciiTheme="majorHAnsi" w:hAnsiTheme="majorHAnsi" w:cstheme="majorHAnsi"/>
                 <w:noProof/>
                 <w:webHidden/>
-              </w:rPr>
-              <w:instrText xml:space="preserve"> PAGEREF _Toc228631674 \h </w:instrText>
-            </w:r>
-            <w:r>
-              <w:rPr>
+                <w:sz w:val="28"/>
+                <w:szCs w:val="28"/>
+              </w:rPr>
+              <w:instrText xml:space="preserve"> PAGEREF _Toc228787463 \h </w:instrText>
+            </w:r>
+            <w:r>
+              <w:rPr>
+                <w:rFonts w:asciiTheme="majorHAnsi" w:hAnsiTheme="majorHAnsi" w:cstheme="majorHAnsi"/>
                 <w:noProof/>
                 <w:webHidden/>
-              </w:rPr>
-            </w:r>
-            <w:r>
-              <w:rPr>
+                <w:sz w:val="28"/>
+                <w:szCs w:val="28"/>
+              </w:rPr>
+            </w:r>
+            <w:r>
+              <w:rPr>
+                <w:rFonts w:asciiTheme="majorHAnsi" w:hAnsiTheme="majorHAnsi" w:cstheme="majorHAnsi"/>
                 <w:noProof/>
                 <w:webHidden/>
+                <w:sz w:val="28"/>
+                <w:szCs w:val="28"/>
               </w:rPr>
               <w:fldChar w:fldCharType="separate"/>
             </w:r>
             <w:r>
               <w:rPr>
+                <w:rFonts w:asciiTheme="majorHAnsi" w:hAnsiTheme="majorHAnsi" w:cstheme="majorHAnsi"/>
                 <w:noProof/>
                 <w:webHidden/>
+                <w:sz w:val="28"/>
+                <w:szCs w:val="28"/>
               </w:rPr>
               <w:t>15</w:t>
             </w:r>
             <w:r>
               <w:rPr>
+                <w:rFonts w:asciiTheme="majorHAnsi" w:hAnsiTheme="majorHAnsi" w:cstheme="majorHAnsi"/>
                 <w:noProof/>
                 <w:webHidden/>
+                <w:sz w:val="28"/>
+                <w:szCs w:val="28"/>
               </w:rPr>
               <w:fldChar w:fldCharType="end"/>
             </w:r>
@@ -1735,67 +2143,91 @@
               <w:tab w:val="right" w:leader="dot" w:pos="8921"/>
             </w:tabs>
             <w:rPr>
-              <w:rFonts w:asciiTheme="minorHAnsi" w:eastAsiaTheme="minorEastAsia" w:hAnsiTheme="minorHAnsi" w:cstheme="minorBidi"/>
+              <w:rFonts w:eastAsiaTheme="minorEastAsia" w:cstheme="majorHAnsi"/>
               <w:bCs w:val="0"/>
               <w:noProof/>
-              <w:sz w:val="22"/>
+              <w:szCs w:val="28"/>
               <w:lang w:eastAsia="ru-RU"/>
             </w:rPr>
           </w:pPr>
-          <w:hyperlink w:anchor="_Toc228631675" w:history="1">
+          <w:hyperlink w:anchor="_Toc228787464" w:history="1">
             <w:r>
               <w:rPr>
                 <w:rStyle w:val="af6"/>
                 <w:rFonts w:cstheme="majorHAnsi"/>
-                <w:noProof/>
+                <w:bCs w:val="0"/>
+                <w:noProof/>
+                <w:szCs w:val="28"/>
+                <w:u w:val="none"/>
               </w:rPr>
               <w:t>1.3. Библиотека React: базис для построения интерфейсов</w:t>
             </w:r>
             <w:r>
               <w:rPr>
+                <w:rFonts w:cstheme="majorHAnsi"/>
+                <w:bCs w:val="0"/>
                 <w:noProof/>
                 <w:webHidden/>
+                <w:szCs w:val="28"/>
               </w:rPr>
               <w:tab/>
             </w:r>
             <w:r>
               <w:rPr>
+                <w:rFonts w:cstheme="majorHAnsi"/>
+                <w:bCs w:val="0"/>
                 <w:noProof/>
                 <w:webHidden/>
+                <w:szCs w:val="28"/>
               </w:rPr>
               <w:fldChar w:fldCharType="begin"/>
             </w:r>
             <w:r>
               <w:rPr>
+                <w:rFonts w:cstheme="majorHAnsi"/>
+                <w:bCs w:val="0"/>
                 <w:noProof/>
                 <w:webHidden/>
-              </w:rPr>
-              <w:instrText xml:space="preserve"> PAGEREF _Toc228631675 \h </w:instrText>
-            </w:r>
-            <w:r>
-              <w:rPr>
+                <w:szCs w:val="28"/>
+              </w:rPr>
+              <w:instrText xml:space="preserve"> PAGEREF _Toc228787464 \h </w:instrText>
+            </w:r>
+            <w:r>
+              <w:rPr>
+                <w:rFonts w:cstheme="majorHAnsi"/>
+                <w:bCs w:val="0"/>
                 <w:noProof/>
                 <w:webHidden/>
-              </w:rPr>
-            </w:r>
-            <w:r>
-              <w:rPr>
+                <w:szCs w:val="28"/>
+              </w:rPr>
+            </w:r>
+            <w:r>
+              <w:rPr>
+                <w:rFonts w:cstheme="majorHAnsi"/>
+                <w:bCs w:val="0"/>
                 <w:noProof/>
                 <w:webHidden/>
+                <w:szCs w:val="28"/>
               </w:rPr>
               <w:fldChar w:fldCharType="separate"/>
             </w:r>
             <w:r>
               <w:rPr>
+                <w:rFonts w:cstheme="majorHAnsi"/>
+                <w:bCs w:val="0"/>
                 <w:noProof/>
                 <w:webHidden/>
+                <w:szCs w:val="28"/>
               </w:rPr>
               <w:t>16</w:t>
             </w:r>
             <w:r>
               <w:rPr>
+                <w:rFonts w:cstheme="majorHAnsi"/>
+                <w:bCs w:val="0"/>
                 <w:noProof/>
                 <w:webHidden/>
+                <w:szCs w:val="28"/>
               </w:rPr>
               <w:fldChar w:fldCharType="end"/>
             </w:r>
@@ -1808,66 +2240,91 @@
               <w:tab w:val="right" w:leader="dot" w:pos="8921"/>
             </w:tabs>
             <w:rPr>
-              <w:rFonts w:eastAsiaTheme="minorEastAsia" w:cstheme="minorBidi"/>
+              <w:rFonts w:asciiTheme="majorHAnsi" w:eastAsiaTheme="minorEastAsia" w:hAnsiTheme="majorHAnsi" w:cstheme="majorHAnsi"/>
               <w:noProof/>
-              <w:sz w:val="22"/>
-              <w:szCs w:val="22"/>
+              <w:sz w:val="28"/>
+              <w:szCs w:val="28"/>
               <w:lang w:eastAsia="ru-RU"/>
             </w:rPr>
           </w:pPr>
-          <w:hyperlink w:anchor="_Toc228631676" w:history="1">
+          <w:hyperlink w:anchor="_Toc228787465" w:history="1">
             <w:r>
               <w:rPr>
                 <w:rStyle w:val="af6"/>
-                <w:noProof/>
+                <w:rFonts w:asciiTheme="majorHAnsi" w:hAnsiTheme="majorHAnsi" w:cstheme="majorHAnsi"/>
+                <w:noProof/>
+                <w:sz w:val="28"/>
+                <w:szCs w:val="28"/>
+                <w:u w:val="none"/>
               </w:rPr>
               <w:t>1.3.1. Парадигма компонентного проектирования</w:t>
             </w:r>
             <w:r>
               <w:rPr>
+                <w:rFonts w:asciiTheme="majorHAnsi" w:hAnsiTheme="majorHAnsi" w:cstheme="majorHAnsi"/>
                 <w:noProof/>
                 <w:webHidden/>
+                <w:sz w:val="28"/>
+                <w:szCs w:val="28"/>
               </w:rPr>
               <w:tab/>
             </w:r>
             <w:r>
               <w:rPr>
+                <w:rFonts w:asciiTheme="majorHAnsi" w:hAnsiTheme="majorHAnsi" w:cstheme="majorHAnsi"/>
                 <w:noProof/>
                 <w:webHidden/>
+                <w:sz w:val="28"/>
+                <w:szCs w:val="28"/>
               </w:rPr>
               <w:fldChar w:fldCharType="begin"/>
             </w:r>
             <w:r>
               <w:rPr>
+                <w:rFonts w:asciiTheme="majorHAnsi" w:hAnsiTheme="majorHAnsi" w:cstheme="majorHAnsi"/>
                 <w:noProof/>
                 <w:webHidden/>
-              </w:rPr>
-              <w:instrText xml:space="preserve"> PAGEREF _Toc228631676 \h </w:instrText>
-            </w:r>
-            <w:r>
-              <w:rPr>
+                <w:sz w:val="28"/>
+                <w:szCs w:val="28"/>
+              </w:rPr>
+              <w:instrText xml:space="preserve"> PAGEREF _Toc228787465 \h </w:instrText>
+            </w:r>
+            <w:r>
+              <w:rPr>
+                <w:rFonts w:asciiTheme="majorHAnsi" w:hAnsiTheme="majorHAnsi" w:cstheme="majorHAnsi"/>
                 <w:noProof/>
                 <w:webHidden/>
-              </w:rPr>
-            </w:r>
-            <w:r>
-              <w:rPr>
+                <w:sz w:val="28"/>
+                <w:szCs w:val="28"/>
+              </w:rPr>
+            </w:r>
+            <w:r>
+              <w:rPr>
+                <w:rFonts w:asciiTheme="majorHAnsi" w:hAnsiTheme="majorHAnsi" w:cstheme="majorHAnsi"/>
                 <w:noProof/>
                 <w:webHidden/>
+                <w:sz w:val="28"/>
+                <w:szCs w:val="28"/>
               </w:rPr>
               <w:fldChar w:fldCharType="separate"/>
             </w:r>
             <w:r>
               <w:rPr>
+                <w:rFonts w:asciiTheme="majorHAnsi" w:hAnsiTheme="majorHAnsi" w:cstheme="majorHAnsi"/>
                 <w:noProof/>
                 <w:webHidden/>
+                <w:sz w:val="28"/>
+                <w:szCs w:val="28"/>
               </w:rPr>
               <w:t>16</w:t>
             </w:r>
             <w:r>
               <w:rPr>
+                <w:rFonts w:asciiTheme="majorHAnsi" w:hAnsiTheme="majorHAnsi" w:cstheme="majorHAnsi"/>
                 <w:noProof/>
                 <w:webHidden/>
+                <w:sz w:val="28"/>
+                <w:szCs w:val="28"/>
               </w:rPr>
               <w:fldChar w:fldCharType="end"/>
             </w:r>
@@ -1880,66 +2337,91 @@
               <w:tab w:val="right" w:leader="dot" w:pos="8921"/>
             </w:tabs>
             <w:rPr>
-              <w:rFonts w:eastAsiaTheme="minorEastAsia" w:cstheme="minorBidi"/>
+              <w:rFonts w:asciiTheme="majorHAnsi" w:eastAsiaTheme="minorEastAsia" w:hAnsiTheme="majorHAnsi" w:cstheme="majorHAnsi"/>
               <w:noProof/>
-              <w:sz w:val="22"/>
-              <w:szCs w:val="22"/>
+              <w:sz w:val="28"/>
+              <w:szCs w:val="28"/>
               <w:lang w:eastAsia="ru-RU"/>
             </w:rPr>
           </w:pPr>
-          <w:hyperlink w:anchor="_Toc228631677" w:history="1">
+          <w:hyperlink w:anchor="_Toc228787466" w:history="1">
             <w:r>
               <w:rPr>
                 <w:rStyle w:val="af6"/>
-                <w:noProof/>
+                <w:rFonts w:asciiTheme="majorHAnsi" w:hAnsiTheme="majorHAnsi" w:cstheme="majorHAnsi"/>
+                <w:noProof/>
+                <w:sz w:val="28"/>
+                <w:szCs w:val="28"/>
+                <w:u w:val="none"/>
               </w:rPr>
               <w:t>1.3.2. Механизмы хуков и паттерны управления состоянием</w:t>
             </w:r>
             <w:r>
               <w:rPr>
+                <w:rFonts w:asciiTheme="majorHAnsi" w:hAnsiTheme="majorHAnsi" w:cstheme="majorHAnsi"/>
                 <w:noProof/>
                 <w:webHidden/>
+                <w:sz w:val="28"/>
+                <w:szCs w:val="28"/>
               </w:rPr>
               <w:tab/>
             </w:r>
             <w:r>
               <w:rPr>
+                <w:rFonts w:asciiTheme="majorHAnsi" w:hAnsiTheme="majorHAnsi" w:cstheme="majorHAnsi"/>
                 <w:noProof/>
                 <w:webHidden/>
+                <w:sz w:val="28"/>
+                <w:szCs w:val="28"/>
               </w:rPr>
               <w:fldChar w:fldCharType="begin"/>
             </w:r>
             <w:r>
               <w:rPr>
+                <w:rFonts w:asciiTheme="majorHAnsi" w:hAnsiTheme="majorHAnsi" w:cstheme="majorHAnsi"/>
                 <w:noProof/>
                 <w:webHidden/>
-              </w:rPr>
-              <w:instrText xml:space="preserve"> PAGEREF _Toc228631677 \h </w:instrText>
-            </w:r>
-            <w:r>
-              <w:rPr>
+                <w:sz w:val="28"/>
+                <w:szCs w:val="28"/>
+              </w:rPr>
+              <w:instrText xml:space="preserve"> PAGEREF _Toc228787466 \h </w:instrText>
+            </w:r>
+            <w:r>
+              <w:rPr>
+                <w:rFonts w:asciiTheme="majorHAnsi" w:hAnsiTheme="majorHAnsi" w:cstheme="majorHAnsi"/>
                 <w:noProof/>
                 <w:webHidden/>
-              </w:rPr>
-            </w:r>
-            <w:r>
-              <w:rPr>
+                <w:sz w:val="28"/>
+                <w:szCs w:val="28"/>
+              </w:rPr>
+            </w:r>
+            <w:r>
+              <w:rPr>
+                <w:rFonts w:asciiTheme="majorHAnsi" w:hAnsiTheme="majorHAnsi" w:cstheme="majorHAnsi"/>
                 <w:noProof/>
                 <w:webHidden/>
+                <w:sz w:val="28"/>
+                <w:szCs w:val="28"/>
               </w:rPr>
               <w:fldChar w:fldCharType="separate"/>
             </w:r>
             <w:r>
               <w:rPr>
+                <w:rFonts w:asciiTheme="majorHAnsi" w:hAnsiTheme="majorHAnsi" w:cstheme="majorHAnsi"/>
                 <w:noProof/>
                 <w:webHidden/>
+                <w:sz w:val="28"/>
+                <w:szCs w:val="28"/>
               </w:rPr>
               <w:t>17</w:t>
             </w:r>
             <w:r>
               <w:rPr>
+                <w:rFonts w:asciiTheme="majorHAnsi" w:hAnsiTheme="majorHAnsi" w:cstheme="majorHAnsi"/>
                 <w:noProof/>
                 <w:webHidden/>
+                <w:sz w:val="28"/>
+                <w:szCs w:val="28"/>
               </w:rPr>
               <w:fldChar w:fldCharType="end"/>
             </w:r>
@@ -1952,66 +2434,91 @@
               <w:tab w:val="right" w:leader="dot" w:pos="8921"/>
             </w:tabs>
             <w:rPr>
-              <w:rFonts w:eastAsiaTheme="minorEastAsia" w:cstheme="minorBidi"/>
+              <w:rFonts w:asciiTheme="majorHAnsi" w:eastAsiaTheme="minorEastAsia" w:hAnsiTheme="majorHAnsi" w:cstheme="majorHAnsi"/>
               <w:noProof/>
-              <w:sz w:val="22"/>
-              <w:szCs w:val="22"/>
+              <w:sz w:val="28"/>
+              <w:szCs w:val="28"/>
               <w:lang w:eastAsia="ru-RU"/>
             </w:rPr>
           </w:pPr>
-          <w:hyperlink w:anchor="_Toc228631678" w:history="1">
+          <w:hyperlink w:anchor="_Toc228787467" w:history="1">
             <w:r>
               <w:rPr>
                 <w:rStyle w:val="af6"/>
-                <w:noProof/>
+                <w:rFonts w:asciiTheme="majorHAnsi" w:hAnsiTheme="majorHAnsi" w:cstheme="majorHAnsi"/>
+                <w:noProof/>
+                <w:sz w:val="28"/>
+                <w:szCs w:val="28"/>
+                <w:u w:val="none"/>
               </w:rPr>
               <w:t>1.3.3. Виртуальное представление DOM и стратегия диффинга</w:t>
             </w:r>
             <w:r>
               <w:rPr>
+                <w:rFonts w:asciiTheme="majorHAnsi" w:hAnsiTheme="majorHAnsi" w:cstheme="majorHAnsi"/>
                 <w:noProof/>
                 <w:webHidden/>
+                <w:sz w:val="28"/>
+                <w:szCs w:val="28"/>
               </w:rPr>
               <w:tab/>
             </w:r>
             <w:r>
               <w:rPr>
+                <w:rFonts w:asciiTheme="majorHAnsi" w:hAnsiTheme="majorHAnsi" w:cstheme="majorHAnsi"/>
                 <w:noProof/>
                 <w:webHidden/>
+                <w:sz w:val="28"/>
+                <w:szCs w:val="28"/>
               </w:rPr>
               <w:fldChar w:fldCharType="begin"/>
             </w:r>
             <w:r>
               <w:rPr>
+                <w:rFonts w:asciiTheme="majorHAnsi" w:hAnsiTheme="majorHAnsi" w:cstheme="majorHAnsi"/>
                 <w:noProof/>
                 <w:webHidden/>
-              </w:rPr>
-              <w:instrText xml:space="preserve"> PAGEREF _Toc228631678 \h </w:instrText>
-            </w:r>
-            <w:r>
-              <w:rPr>
+                <w:sz w:val="28"/>
+                <w:szCs w:val="28"/>
+              </w:rPr>
+              <w:instrText xml:space="preserve"> PAGEREF _Toc228787467 \h </w:instrText>
+            </w:r>
+            <w:r>
+              <w:rPr>
+                <w:rFonts w:asciiTheme="majorHAnsi" w:hAnsiTheme="majorHAnsi" w:cstheme="majorHAnsi"/>
                 <w:noProof/>
                 <w:webHidden/>
-              </w:rPr>
-            </w:r>
-            <w:r>
-              <w:rPr>
+                <w:sz w:val="28"/>
+                <w:szCs w:val="28"/>
+              </w:rPr>
+            </w:r>
+            <w:r>
+              <w:rPr>
+                <w:rFonts w:asciiTheme="majorHAnsi" w:hAnsiTheme="majorHAnsi" w:cstheme="majorHAnsi"/>
                 <w:noProof/>
                 <w:webHidden/>
+                <w:sz w:val="28"/>
+                <w:szCs w:val="28"/>
               </w:rPr>
               <w:fldChar w:fldCharType="separate"/>
             </w:r>
             <w:r>
               <w:rPr>
+                <w:rFonts w:asciiTheme="majorHAnsi" w:hAnsiTheme="majorHAnsi" w:cstheme="majorHAnsi"/>
                 <w:noProof/>
                 <w:webHidden/>
+                <w:sz w:val="28"/>
+                <w:szCs w:val="28"/>
               </w:rPr>
               <w:t>18</w:t>
             </w:r>
             <w:r>
               <w:rPr>
+                <w:rFonts w:asciiTheme="majorHAnsi" w:hAnsiTheme="majorHAnsi" w:cstheme="majorHAnsi"/>
                 <w:noProof/>
                 <w:webHidden/>
+                <w:sz w:val="28"/>
+                <w:szCs w:val="28"/>
               </w:rPr>
               <w:fldChar w:fldCharType="end"/>
             </w:r>
@@ -2024,67 +2531,91 @@
               <w:tab w:val="right" w:leader="dot" w:pos="8921"/>
             </w:tabs>
             <w:rPr>
-              <w:rFonts w:asciiTheme="minorHAnsi" w:eastAsiaTheme="minorEastAsia" w:hAnsiTheme="minorHAnsi" w:cstheme="minorBidi"/>
+              <w:rFonts w:eastAsiaTheme="minorEastAsia" w:cstheme="majorHAnsi"/>
               <w:bCs w:val="0"/>
               <w:noProof/>
-              <w:sz w:val="22"/>
+              <w:szCs w:val="28"/>
               <w:lang w:eastAsia="ru-RU"/>
             </w:rPr>
           </w:pPr>
-          <w:hyperlink w:anchor="_Toc228631679" w:history="1">
+          <w:hyperlink w:anchor="_Toc228787468" w:history="1">
             <w:r>
               <w:rPr>
                 <w:rStyle w:val="af6"/>
                 <w:rFonts w:cstheme="majorHAnsi"/>
-                <w:noProof/>
+                <w:bCs w:val="0"/>
+                <w:noProof/>
+                <w:szCs w:val="28"/>
+                <w:u w:val="none"/>
               </w:rPr>
               <w:t>1.4. Применение TypeScript в производственных проектах</w:t>
             </w:r>
             <w:r>
               <w:rPr>
+                <w:rFonts w:cstheme="majorHAnsi"/>
+                <w:bCs w:val="0"/>
                 <w:noProof/>
                 <w:webHidden/>
+                <w:szCs w:val="28"/>
               </w:rPr>
               <w:tab/>
             </w:r>
             <w:r>
               <w:rPr>
+                <w:rFonts w:cstheme="majorHAnsi"/>
+                <w:bCs w:val="0"/>
                 <w:noProof/>
                 <w:webHidden/>
+                <w:szCs w:val="28"/>
               </w:rPr>
               <w:fldChar w:fldCharType="begin"/>
             </w:r>
             <w:r>
               <w:rPr>
+                <w:rFonts w:cstheme="majorHAnsi"/>
+                <w:bCs w:val="0"/>
                 <w:noProof/>
                 <w:webHidden/>
-              </w:rPr>
-              <w:instrText xml:space="preserve"> PAGEREF _Toc228631679 \h </w:instrText>
-            </w:r>
-            <w:r>
-              <w:rPr>
+                <w:szCs w:val="28"/>
+              </w:rPr>
+              <w:instrText xml:space="preserve"> PAGEREF _Toc228787468 \h </w:instrText>
+            </w:r>
+            <w:r>
+              <w:rPr>
+                <w:rFonts w:cstheme="majorHAnsi"/>
+                <w:bCs w:val="0"/>
                 <w:noProof/>
                 <w:webHidden/>
-              </w:rPr>
-            </w:r>
-            <w:r>
-              <w:rPr>
+                <w:szCs w:val="28"/>
+              </w:rPr>
+            </w:r>
+            <w:r>
+              <w:rPr>
+                <w:rFonts w:cstheme="majorHAnsi"/>
+                <w:bCs w:val="0"/>
                 <w:noProof/>
                 <w:webHidden/>
+                <w:szCs w:val="28"/>
               </w:rPr>
               <w:fldChar w:fldCharType="separate"/>
             </w:r>
             <w:r>
               <w:rPr>
+                <w:rFonts w:cstheme="majorHAnsi"/>
+                <w:bCs w:val="0"/>
                 <w:noProof/>
                 <w:webHidden/>
+                <w:szCs w:val="28"/>
               </w:rPr>
               <w:t>18</w:t>
             </w:r>
             <w:r>
               <w:rPr>
+                <w:rFonts w:cstheme="majorHAnsi"/>
+                <w:bCs w:val="0"/>
                 <w:noProof/>
                 <w:webHidden/>
+                <w:szCs w:val="28"/>
               </w:rPr>
               <w:fldChar w:fldCharType="end"/>
             </w:r>
@@ -2097,66 +2628,91 @@
               <w:tab w:val="right" w:leader="dot" w:pos="8921"/>
             </w:tabs>
             <w:rPr>
-              <w:rFonts w:eastAsiaTheme="minorEastAsia" w:cstheme="minorBidi"/>
+              <w:rFonts w:asciiTheme="majorHAnsi" w:eastAsiaTheme="minorEastAsia" w:hAnsiTheme="majorHAnsi" w:cstheme="majorHAnsi"/>
               <w:noProof/>
-              <w:sz w:val="22"/>
-              <w:szCs w:val="22"/>
+              <w:sz w:val="28"/>
+              <w:szCs w:val="28"/>
               <w:lang w:eastAsia="ru-RU"/>
             </w:rPr>
           </w:pPr>
-          <w:hyperlink w:anchor="_Toc228631680" w:history="1">
+          <w:hyperlink w:anchor="_Toc228787469" w:history="1">
             <w:r>
               <w:rPr>
                 <w:rStyle w:val="af6"/>
-                <w:noProof/>
+                <w:rFonts w:asciiTheme="majorHAnsi" w:hAnsiTheme="majorHAnsi" w:cstheme="majorHAnsi"/>
+                <w:noProof/>
+                <w:sz w:val="28"/>
+                <w:szCs w:val="28"/>
+                <w:u w:val="none"/>
               </w:rPr>
               <w:t>1.4.1. Ценность статической типизации для надёжности кода</w:t>
             </w:r>
             <w:r>
               <w:rPr>
+                <w:rFonts w:asciiTheme="majorHAnsi" w:hAnsiTheme="majorHAnsi" w:cstheme="majorHAnsi"/>
                 <w:noProof/>
                 <w:webHidden/>
+                <w:sz w:val="28"/>
+                <w:szCs w:val="28"/>
               </w:rPr>
               <w:tab/>
             </w:r>
             <w:r>
               <w:rPr>
+                <w:rFonts w:asciiTheme="majorHAnsi" w:hAnsiTheme="majorHAnsi" w:cstheme="majorHAnsi"/>
                 <w:noProof/>
                 <w:webHidden/>
+                <w:sz w:val="28"/>
+                <w:szCs w:val="28"/>
               </w:rPr>
               <w:fldChar w:fldCharType="begin"/>
             </w:r>
             <w:r>
               <w:rPr>
+                <w:rFonts w:asciiTheme="majorHAnsi" w:hAnsiTheme="majorHAnsi" w:cstheme="majorHAnsi"/>
                 <w:noProof/>
                 <w:webHidden/>
-              </w:rPr>
-              <w:instrText xml:space="preserve"> PAGEREF _Toc228631680 \h </w:instrText>
-            </w:r>
-            <w:r>
-              <w:rPr>
+                <w:sz w:val="28"/>
+                <w:szCs w:val="28"/>
+              </w:rPr>
+              <w:instrText xml:space="preserve"> PAGEREF _Toc228787469 \h </w:instrText>
+            </w:r>
+            <w:r>
+              <w:rPr>
+                <w:rFonts w:asciiTheme="majorHAnsi" w:hAnsiTheme="majorHAnsi" w:cstheme="majorHAnsi"/>
                 <w:noProof/>
                 <w:webHidden/>
-              </w:rPr>
-            </w:r>
-            <w:r>
-              <w:rPr>
+                <w:sz w:val="28"/>
+                <w:szCs w:val="28"/>
+              </w:rPr>
+            </w:r>
+            <w:r>
+              <w:rPr>
+                <w:rFonts w:asciiTheme="majorHAnsi" w:hAnsiTheme="majorHAnsi" w:cstheme="majorHAnsi"/>
                 <w:noProof/>
                 <w:webHidden/>
+                <w:sz w:val="28"/>
+                <w:szCs w:val="28"/>
               </w:rPr>
               <w:fldChar w:fldCharType="separate"/>
             </w:r>
             <w:r>
               <w:rPr>
+                <w:rFonts w:asciiTheme="majorHAnsi" w:hAnsiTheme="majorHAnsi" w:cstheme="majorHAnsi"/>
                 <w:noProof/>
                 <w:webHidden/>
+                <w:sz w:val="28"/>
+                <w:szCs w:val="28"/>
               </w:rPr>
               <w:t>18</w:t>
             </w:r>
             <w:r>
               <w:rPr>
+                <w:rFonts w:asciiTheme="majorHAnsi" w:hAnsiTheme="majorHAnsi" w:cstheme="majorHAnsi"/>
                 <w:noProof/>
                 <w:webHidden/>
+                <w:sz w:val="28"/>
+                <w:szCs w:val="28"/>
               </w:rPr>
               <w:fldChar w:fldCharType="end"/>
             </w:r>
@@ -2169,66 +2725,91 @@
               <w:tab w:val="right" w:leader="dot" w:pos="8921"/>
             </w:tabs>
             <w:rPr>
-              <w:rFonts w:eastAsiaTheme="minorEastAsia" w:cstheme="minorBidi"/>
+              <w:rFonts w:asciiTheme="majorHAnsi" w:eastAsiaTheme="minorEastAsia" w:hAnsiTheme="majorHAnsi" w:cstheme="majorHAnsi"/>
               <w:noProof/>
-              <w:sz w:val="22"/>
-              <w:szCs w:val="22"/>
+              <w:sz w:val="28"/>
+              <w:szCs w:val="28"/>
               <w:lang w:eastAsia="ru-RU"/>
             </w:rPr>
           </w:pPr>
-          <w:hyperlink w:anchor="_Toc228631681" w:history="1">
+          <w:hyperlink w:anchor="_Toc228787470" w:history="1">
             <w:r>
               <w:rPr>
                 <w:rStyle w:val="af6"/>
-                <w:noProof/>
+                <w:rFonts w:asciiTheme="majorHAnsi" w:hAnsiTheme="majorHAnsi" w:cstheme="majorHAnsi"/>
+                <w:noProof/>
+                <w:sz w:val="28"/>
+                <w:szCs w:val="28"/>
+                <w:u w:val="none"/>
               </w:rPr>
               <w:t>1.4.2. Практики интеграции типизированного JavaScript с реактивными фреймворками</w:t>
             </w:r>
             <w:r>
               <w:rPr>
+                <w:rFonts w:asciiTheme="majorHAnsi" w:hAnsiTheme="majorHAnsi" w:cstheme="majorHAnsi"/>
                 <w:noProof/>
                 <w:webHidden/>
+                <w:sz w:val="28"/>
+                <w:szCs w:val="28"/>
               </w:rPr>
               <w:tab/>
             </w:r>
             <w:r>
               <w:rPr>
+                <w:rFonts w:asciiTheme="majorHAnsi" w:hAnsiTheme="majorHAnsi" w:cstheme="majorHAnsi"/>
                 <w:noProof/>
                 <w:webHidden/>
+                <w:sz w:val="28"/>
+                <w:szCs w:val="28"/>
               </w:rPr>
               <w:fldChar w:fldCharType="begin"/>
             </w:r>
             <w:r>
               <w:rPr>
+                <w:rFonts w:asciiTheme="majorHAnsi" w:hAnsiTheme="majorHAnsi" w:cstheme="majorHAnsi"/>
                 <w:noProof/>
                 <w:webHidden/>
-              </w:rPr>
-              <w:instrText xml:space="preserve"> PAGEREF _Toc228631681 \h </w:instrText>
-            </w:r>
-            <w:r>
-              <w:rPr>
+                <w:sz w:val="28"/>
+                <w:szCs w:val="28"/>
+              </w:rPr>
+              <w:instrText xml:space="preserve"> PAGEREF _Toc228787470 \h </w:instrText>
+            </w:r>
+            <w:r>
+              <w:rPr>
+                <w:rFonts w:asciiTheme="majorHAnsi" w:hAnsiTheme="majorHAnsi" w:cstheme="majorHAnsi"/>
                 <w:noProof/>
                 <w:webHidden/>
-              </w:rPr>
-            </w:r>
-            <w:r>
-              <w:rPr>
+                <w:sz w:val="28"/>
+                <w:szCs w:val="28"/>
+              </w:rPr>
+            </w:r>
+            <w:r>
+              <w:rPr>
+                <w:rFonts w:asciiTheme="majorHAnsi" w:hAnsiTheme="majorHAnsi" w:cstheme="majorHAnsi"/>
                 <w:noProof/>
                 <w:webHidden/>
+                <w:sz w:val="28"/>
+                <w:szCs w:val="28"/>
               </w:rPr>
               <w:fldChar w:fldCharType="separate"/>
             </w:r>
             <w:r>
               <w:rPr>
+                <w:rFonts w:asciiTheme="majorHAnsi" w:hAnsiTheme="majorHAnsi" w:cstheme="majorHAnsi"/>
                 <w:noProof/>
                 <w:webHidden/>
+                <w:sz w:val="28"/>
+                <w:szCs w:val="28"/>
               </w:rPr>
               <w:t>19</w:t>
             </w:r>
             <w:r>
               <w:rPr>
+                <w:rFonts w:asciiTheme="majorHAnsi" w:hAnsiTheme="majorHAnsi" w:cstheme="majorHAnsi"/>
                 <w:noProof/>
                 <w:webHidden/>
+                <w:sz w:val="28"/>
+                <w:szCs w:val="28"/>
               </w:rPr>
               <w:fldChar w:fldCharType="end"/>
             </w:r>
@@ -2241,67 +2822,91 @@
               <w:tab w:val="right" w:leader="dot" w:pos="8921"/>
             </w:tabs>
             <w:rPr>
-              <w:rFonts w:asciiTheme="minorHAnsi" w:eastAsiaTheme="minorEastAsia" w:hAnsiTheme="minorHAnsi" w:cstheme="minorBidi"/>
+              <w:rFonts w:eastAsiaTheme="minorEastAsia" w:cstheme="majorHAnsi"/>
               <w:bCs w:val="0"/>
               <w:noProof/>
-              <w:sz w:val="22"/>
+              <w:szCs w:val="28"/>
               <w:lang w:eastAsia="ru-RU"/>
             </w:rPr>
           </w:pPr>
-          <w:hyperlink w:anchor="_Toc228631682" w:history="1">
+          <w:hyperlink w:anchor="_Toc228787471" w:history="1">
             <w:r>
               <w:rPr>
                 <w:rStyle w:val="af6"/>
                 <w:rFonts w:cstheme="majorHAnsi"/>
-                <w:noProof/>
+                <w:bCs w:val="0"/>
+                <w:noProof/>
+                <w:szCs w:val="28"/>
+                <w:u w:val="none"/>
               </w:rPr>
               <w:t>1.5. Инструментальная база разработчика</w:t>
             </w:r>
             <w:r>
               <w:rPr>
+                <w:rFonts w:cstheme="majorHAnsi"/>
+                <w:bCs w:val="0"/>
                 <w:noProof/>
                 <w:webHidden/>
+                <w:szCs w:val="28"/>
               </w:rPr>
               <w:tab/>
             </w:r>
             <w:r>
               <w:rPr>
+                <w:rFonts w:cstheme="majorHAnsi"/>
+                <w:bCs w:val="0"/>
                 <w:noProof/>
                 <w:webHidden/>
+                <w:szCs w:val="28"/>
               </w:rPr>
               <w:fldChar w:fldCharType="begin"/>
             </w:r>
             <w:r>
               <w:rPr>
+                <w:rFonts w:cstheme="majorHAnsi"/>
+                <w:bCs w:val="0"/>
                 <w:noProof/>
                 <w:webHidden/>
-              </w:rPr>
-              <w:instrText xml:space="preserve"> PAGEREF _Toc228631682 \h </w:instrText>
-            </w:r>
-            <w:r>
-              <w:rPr>
+                <w:szCs w:val="28"/>
+              </w:rPr>
+              <w:instrText xml:space="preserve"> PAGEREF _Toc228787471 \h </w:instrText>
+            </w:r>
+            <w:r>
+              <w:rPr>
+                <w:rFonts w:cstheme="majorHAnsi"/>
+                <w:bCs w:val="0"/>
                 <w:noProof/>
                 <w:webHidden/>
-              </w:rPr>
-            </w:r>
-            <w:r>
-              <w:rPr>
+                <w:szCs w:val="28"/>
+              </w:rPr>
+            </w:r>
+            <w:r>
+              <w:rPr>
+                <w:rFonts w:cstheme="majorHAnsi"/>
+                <w:bCs w:val="0"/>
                 <w:noProof/>
                 <w:webHidden/>
+                <w:szCs w:val="28"/>
               </w:rPr>
               <w:fldChar w:fldCharType="separate"/>
             </w:r>
             <w:r>
               <w:rPr>
+                <w:rFonts w:cstheme="majorHAnsi"/>
+                <w:bCs w:val="0"/>
                 <w:noProof/>
                 <w:webHidden/>
+                <w:szCs w:val="28"/>
               </w:rPr>
               <w:t>19</w:t>
             </w:r>
             <w:r>
               <w:rPr>
+                <w:rFonts w:cstheme="majorHAnsi"/>
+                <w:bCs w:val="0"/>
                 <w:noProof/>
                 <w:webHidden/>
+                <w:szCs w:val="28"/>
               </w:rPr>
               <w:fldChar w:fldCharType="end"/>
             </w:r>
@@ -2314,66 +2919,91 @@
               <w:tab w:val="right" w:leader="dot" w:pos="8921"/>
             </w:tabs>
             <w:rPr>
-              <w:rFonts w:eastAsiaTheme="minorEastAsia" w:cstheme="minorBidi"/>
+              <w:rFonts w:asciiTheme="majorHAnsi" w:eastAsiaTheme="minorEastAsia" w:hAnsiTheme="majorHAnsi" w:cstheme="majorHAnsi"/>
               <w:noProof/>
-              <w:sz w:val="22"/>
-              <w:szCs w:val="22"/>
+              <w:sz w:val="28"/>
+              <w:szCs w:val="28"/>
               <w:lang w:eastAsia="ru-RU"/>
             </w:rPr>
           </w:pPr>
-          <w:hyperlink w:anchor="_Toc228631683" w:history="1">
+          <w:hyperlink w:anchor="_Toc228787472" w:history="1">
             <w:r>
               <w:rPr>
                 <w:rStyle w:val="af6"/>
-                <w:noProof/>
+                <w:rFonts w:asciiTheme="majorHAnsi" w:hAnsiTheme="majorHAnsi" w:cstheme="majorHAnsi"/>
+                <w:noProof/>
+                <w:sz w:val="28"/>
+                <w:szCs w:val="28"/>
+                <w:u w:val="none"/>
               </w:rPr>
               <w:t>1.5.1. Интегрированная среда Visual Studio Code</w:t>
             </w:r>
             <w:r>
               <w:rPr>
+                <w:rFonts w:asciiTheme="majorHAnsi" w:hAnsiTheme="majorHAnsi" w:cstheme="majorHAnsi"/>
                 <w:noProof/>
                 <w:webHidden/>
+                <w:sz w:val="28"/>
+                <w:szCs w:val="28"/>
               </w:rPr>
               <w:tab/>
             </w:r>
             <w:r>
               <w:rPr>
+                <w:rFonts w:asciiTheme="majorHAnsi" w:hAnsiTheme="majorHAnsi" w:cstheme="majorHAnsi"/>
                 <w:noProof/>
                 <w:webHidden/>
+                <w:sz w:val="28"/>
+                <w:szCs w:val="28"/>
               </w:rPr>
               <w:fldChar w:fldCharType="begin"/>
             </w:r>
             <w:r>
               <w:rPr>
+                <w:rFonts w:asciiTheme="majorHAnsi" w:hAnsiTheme="majorHAnsi" w:cstheme="majorHAnsi"/>
                 <w:noProof/>
                 <w:webHidden/>
-              </w:rPr>
-              <w:instrText xml:space="preserve"> PAGEREF _Toc228631683 \h </w:instrText>
-            </w:r>
-            <w:r>
-              <w:rPr>
+                <w:sz w:val="28"/>
+                <w:szCs w:val="28"/>
+              </w:rPr>
+              <w:instrText xml:space="preserve"> PAGEREF _Toc228787472 \h </w:instrText>
+            </w:r>
+            <w:r>
+              <w:rPr>
+                <w:rFonts w:asciiTheme="majorHAnsi" w:hAnsiTheme="majorHAnsi" w:cstheme="majorHAnsi"/>
                 <w:noProof/>
                 <w:webHidden/>
-              </w:rPr>
-            </w:r>
-            <w:r>
-              <w:rPr>
+                <w:sz w:val="28"/>
+                <w:szCs w:val="28"/>
+              </w:rPr>
+            </w:r>
+            <w:r>
+              <w:rPr>
+                <w:rFonts w:asciiTheme="majorHAnsi" w:hAnsiTheme="majorHAnsi" w:cstheme="majorHAnsi"/>
                 <w:noProof/>
                 <w:webHidden/>
+                <w:sz w:val="28"/>
+                <w:szCs w:val="28"/>
               </w:rPr>
               <w:fldChar w:fldCharType="separate"/>
             </w:r>
             <w:r>
               <w:rPr>
+                <w:rFonts w:asciiTheme="majorHAnsi" w:hAnsiTheme="majorHAnsi" w:cstheme="majorHAnsi"/>
                 <w:noProof/>
                 <w:webHidden/>
+                <w:sz w:val="28"/>
+                <w:szCs w:val="28"/>
               </w:rPr>
               <w:t>19</w:t>
             </w:r>
             <w:r>
               <w:rPr>
+                <w:rFonts w:asciiTheme="majorHAnsi" w:hAnsiTheme="majorHAnsi" w:cstheme="majorHAnsi"/>
                 <w:noProof/>
                 <w:webHidden/>
+                <w:sz w:val="28"/>
+                <w:szCs w:val="28"/>
               </w:rPr>
               <w:fldChar w:fldCharType="end"/>
             </w:r>
@@ -2386,66 +3016,91 @@
               <w:tab w:val="right" w:leader="dot" w:pos="8921"/>
             </w:tabs>
             <w:rPr>
-              <w:rFonts w:eastAsiaTheme="minorEastAsia" w:cstheme="minorBidi"/>
+              <w:rFonts w:asciiTheme="majorHAnsi" w:eastAsiaTheme="minorEastAsia" w:hAnsiTheme="majorHAnsi" w:cstheme="majorHAnsi"/>
               <w:noProof/>
-              <w:sz w:val="22"/>
-              <w:szCs w:val="22"/>
+              <w:sz w:val="28"/>
+              <w:szCs w:val="28"/>
               <w:lang w:eastAsia="ru-RU"/>
             </w:rPr>
           </w:pPr>
-          <w:hyperlink w:anchor="_Toc228631684" w:history="1">
+          <w:hyperlink w:anchor="_Toc228787473" w:history="1">
             <w:r>
               <w:rPr>
                 <w:rStyle w:val="af6"/>
-                <w:noProof/>
+                <w:rFonts w:asciiTheme="majorHAnsi" w:hAnsiTheme="majorHAnsi" w:cstheme="majorHAnsi"/>
+                <w:noProof/>
+                <w:sz w:val="28"/>
+                <w:szCs w:val="28"/>
+                <w:u w:val="none"/>
               </w:rPr>
               <w:t>1.5.2. Практики работы с системой управления версиями Git</w:t>
             </w:r>
             <w:r>
               <w:rPr>
+                <w:rFonts w:asciiTheme="majorHAnsi" w:hAnsiTheme="majorHAnsi" w:cstheme="majorHAnsi"/>
                 <w:noProof/>
                 <w:webHidden/>
+                <w:sz w:val="28"/>
+                <w:szCs w:val="28"/>
               </w:rPr>
               <w:tab/>
             </w:r>
             <w:r>
               <w:rPr>
+                <w:rFonts w:asciiTheme="majorHAnsi" w:hAnsiTheme="majorHAnsi" w:cstheme="majorHAnsi"/>
                 <w:noProof/>
                 <w:webHidden/>
+                <w:sz w:val="28"/>
+                <w:szCs w:val="28"/>
               </w:rPr>
               <w:fldChar w:fldCharType="begin"/>
             </w:r>
             <w:r>
               <w:rPr>
+                <w:rFonts w:asciiTheme="majorHAnsi" w:hAnsiTheme="majorHAnsi" w:cstheme="majorHAnsi"/>
                 <w:noProof/>
                 <w:webHidden/>
-              </w:rPr>
-              <w:instrText xml:space="preserve"> PAGEREF _Toc228631684 \h </w:instrText>
-            </w:r>
-            <w:r>
-              <w:rPr>
+                <w:sz w:val="28"/>
+                <w:szCs w:val="28"/>
+              </w:rPr>
+              <w:instrText xml:space="preserve"> PAGEREF _Toc228787473 \h </w:instrText>
+            </w:r>
+            <w:r>
+              <w:rPr>
+                <w:rFonts w:asciiTheme="majorHAnsi" w:hAnsiTheme="majorHAnsi" w:cstheme="majorHAnsi"/>
                 <w:noProof/>
                 <w:webHidden/>
-              </w:rPr>
-            </w:r>
-            <w:r>
-              <w:rPr>
+                <w:sz w:val="28"/>
+                <w:szCs w:val="28"/>
+              </w:rPr>
+            </w:r>
+            <w:r>
+              <w:rPr>
+                <w:rFonts w:asciiTheme="majorHAnsi" w:hAnsiTheme="majorHAnsi" w:cstheme="majorHAnsi"/>
                 <w:noProof/>
                 <w:webHidden/>
+                <w:sz w:val="28"/>
+                <w:szCs w:val="28"/>
               </w:rPr>
               <w:fldChar w:fldCharType="separate"/>
             </w:r>
             <w:r>
               <w:rPr>
+                <w:rFonts w:asciiTheme="majorHAnsi" w:hAnsiTheme="majorHAnsi" w:cstheme="majorHAnsi"/>
                 <w:noProof/>
                 <w:webHidden/>
+                <w:sz w:val="28"/>
+                <w:szCs w:val="28"/>
               </w:rPr>
               <w:t>20</w:t>
             </w:r>
             <w:r>
               <w:rPr>
+                <w:rFonts w:asciiTheme="majorHAnsi" w:hAnsiTheme="majorHAnsi" w:cstheme="majorHAnsi"/>
                 <w:noProof/>
                 <w:webHidden/>
+                <w:sz w:val="28"/>
+                <w:szCs w:val="28"/>
               </w:rPr>
               <w:fldChar w:fldCharType="end"/>
             </w:r>
@@ -2458,66 +3113,91 @@
               <w:tab w:val="right" w:leader="dot" w:pos="8921"/>
             </w:tabs>
             <w:rPr>
-              <w:rFonts w:eastAsiaTheme="minorEastAsia" w:cstheme="minorBidi"/>
+              <w:rFonts w:asciiTheme="majorHAnsi" w:eastAsiaTheme="minorEastAsia" w:hAnsiTheme="majorHAnsi" w:cstheme="majorHAnsi"/>
               <w:noProof/>
-              <w:sz w:val="22"/>
-              <w:szCs w:val="22"/>
+              <w:sz w:val="28"/>
+              <w:szCs w:val="28"/>
               <w:lang w:eastAsia="ru-RU"/>
             </w:rPr>
           </w:pPr>
-          <w:hyperlink w:anchor="_Toc228631685" w:history="1">
+          <w:hyperlink w:anchor="_Toc228787474" w:history="1">
             <w:r>
               <w:rPr>
                 <w:rStyle w:val="af6"/>
-                <w:noProof/>
+                <w:rFonts w:asciiTheme="majorHAnsi" w:hAnsiTheme="majorHAnsi" w:cstheme="majorHAnsi"/>
+                <w:noProof/>
+                <w:sz w:val="28"/>
+                <w:szCs w:val="28"/>
+                <w:u w:val="none"/>
               </w:rPr>
               <w:t>1.5.3. Утилитарный подход к стилизации через Tailwind CSS</w:t>
             </w:r>
             <w:r>
               <w:rPr>
+                <w:rFonts w:asciiTheme="majorHAnsi" w:hAnsiTheme="majorHAnsi" w:cstheme="majorHAnsi"/>
                 <w:noProof/>
                 <w:webHidden/>
+                <w:sz w:val="28"/>
+                <w:szCs w:val="28"/>
               </w:rPr>
               <w:tab/>
             </w:r>
             <w:r>
               <w:rPr>
+                <w:rFonts w:asciiTheme="majorHAnsi" w:hAnsiTheme="majorHAnsi" w:cstheme="majorHAnsi"/>
                 <w:noProof/>
                 <w:webHidden/>
+                <w:sz w:val="28"/>
+                <w:szCs w:val="28"/>
               </w:rPr>
               <w:fldChar w:fldCharType="begin"/>
             </w:r>
             <w:r>
               <w:rPr>
+                <w:rFonts w:asciiTheme="majorHAnsi" w:hAnsiTheme="majorHAnsi" w:cstheme="majorHAnsi"/>
                 <w:noProof/>
                 <w:webHidden/>
-              </w:rPr>
-              <w:instrText xml:space="preserve"> PAGEREF _Toc228631685 \h </w:instrText>
-            </w:r>
-            <w:r>
-              <w:rPr>
+                <w:sz w:val="28"/>
+                <w:szCs w:val="28"/>
+              </w:rPr>
+              <w:instrText xml:space="preserve"> PAGEREF _Toc228787474 \h </w:instrText>
+            </w:r>
+            <w:r>
+              <w:rPr>
+                <w:rFonts w:asciiTheme="majorHAnsi" w:hAnsiTheme="majorHAnsi" w:cstheme="majorHAnsi"/>
                 <w:noProof/>
                 <w:webHidden/>
-              </w:rPr>
-            </w:r>
-            <w:r>
-              <w:rPr>
+                <w:sz w:val="28"/>
+                <w:szCs w:val="28"/>
+              </w:rPr>
+            </w:r>
+            <w:r>
+              <w:rPr>
+                <w:rFonts w:asciiTheme="majorHAnsi" w:hAnsiTheme="majorHAnsi" w:cstheme="majorHAnsi"/>
                 <w:noProof/>
                 <w:webHidden/>
+                <w:sz w:val="28"/>
+                <w:szCs w:val="28"/>
               </w:rPr>
               <w:fldChar w:fldCharType="separate"/>
             </w:r>
             <w:r>
               <w:rPr>
+                <w:rFonts w:asciiTheme="majorHAnsi" w:hAnsiTheme="majorHAnsi" w:cstheme="majorHAnsi"/>
                 <w:noProof/>
                 <w:webHidden/>
+                <w:sz w:val="28"/>
+                <w:szCs w:val="28"/>
               </w:rPr>
               <w:t>20</w:t>
             </w:r>
             <w:r>
               <w:rPr>
+                <w:rFonts w:asciiTheme="majorHAnsi" w:hAnsiTheme="majorHAnsi" w:cstheme="majorHAnsi"/>
                 <w:noProof/>
                 <w:webHidden/>
+                <w:sz w:val="28"/>
+                <w:szCs w:val="28"/>
               </w:rPr>
               <w:fldChar w:fldCharType="end"/>
             </w:r>
@@ -2530,69 +3210,100 @@
               <w:tab w:val="right" w:leader="dot" w:pos="8921"/>
             </w:tabs>
             <w:rPr>
-              <w:rFonts w:asciiTheme="minorHAnsi" w:eastAsiaTheme="minorEastAsia" w:hAnsiTheme="minorHAnsi" w:cstheme="minorBidi"/>
+              <w:rFonts w:asciiTheme="majorHAnsi" w:eastAsiaTheme="minorEastAsia" w:hAnsiTheme="majorHAnsi" w:cstheme="majorHAnsi"/>
               <w:bCs w:val="0"/>
               <w:iCs w:val="0"/>
               <w:noProof/>
-              <w:sz w:val="22"/>
-              <w:szCs w:val="22"/>
+              <w:szCs w:val="28"/>
               <w:lang w:eastAsia="ru-RU"/>
             </w:rPr>
           </w:pPr>
-          <w:hyperlink w:anchor="_Toc228631686" w:history="1">
+          <w:hyperlink w:anchor="_Toc228787475" w:history="1">
             <w:r>
               <w:rPr>
                 <w:rStyle w:val="af6"/>
-                <w:rFonts w:cstheme="majorHAnsi"/>
-                <w:noProof/>
+                <w:rFonts w:asciiTheme="majorHAnsi" w:hAnsiTheme="majorHAnsi" w:cstheme="majorHAnsi"/>
+                <w:bCs w:val="0"/>
+                <w:iCs w:val="0"/>
+                <w:noProof/>
+                <w:szCs w:val="28"/>
+                <w:u w:val="none"/>
               </w:rPr>
               <w:t>2. РАЗРАБОТКА ПРИЛОЖЕНИЯ</w:t>
             </w:r>
             <w:r>
               <w:rPr>
+                <w:rFonts w:asciiTheme="majorHAnsi" w:hAnsiTheme="majorHAnsi" w:cstheme="majorHAnsi"/>
+                <w:bCs w:val="0"/>
+                <w:iCs w:val="0"/>
                 <w:noProof/>
                 <w:webHidden/>
+                <w:szCs w:val="28"/>
               </w:rPr>
               <w:tab/>
             </w:r>
             <w:r>
               <w:rPr>
+                <w:rFonts w:asciiTheme="majorHAnsi" w:hAnsiTheme="majorHAnsi" w:cstheme="majorHAnsi"/>
+                <w:bCs w:val="0"/>
+                <w:iCs w:val="0"/>
                 <w:noProof/>
                 <w:webHidden/>
+                <w:szCs w:val="28"/>
               </w:rPr>
               <w:fldChar w:fldCharType="begin"/>
             </w:r>
             <w:r>
               <w:rPr>
+                <w:rFonts w:asciiTheme="majorHAnsi" w:hAnsiTheme="majorHAnsi" w:cstheme="majorHAnsi"/>
+                <w:bCs w:val="0"/>
+                <w:iCs w:val="0"/>
                 <w:noProof/>
                 <w:webHidden/>
-              </w:rPr>
-              <w:instrText xml:space="preserve"> PAGEREF _Toc228631686 \h </w:instrText>
-            </w:r>
-            <w:r>
-              <w:rPr>
+                <w:szCs w:val="28"/>
+              </w:rPr>
+              <w:instrText xml:space="preserve"> PAGEREF _Toc228787475 \h </w:instrText>
+            </w:r>
+            <w:r>
+              <w:rPr>
+                <w:rFonts w:asciiTheme="majorHAnsi" w:hAnsiTheme="majorHAnsi" w:cstheme="majorHAnsi"/>
+                <w:bCs w:val="0"/>
+                <w:iCs w:val="0"/>
                 <w:noProof/>
                 <w:webHidden/>
-              </w:rPr>
-            </w:r>
-            <w:r>
-              <w:rPr>
+                <w:szCs w:val="28"/>
+              </w:rPr>
+            </w:r>
+            <w:r>
+              <w:rPr>
+                <w:rFonts w:asciiTheme="majorHAnsi" w:hAnsiTheme="majorHAnsi" w:cstheme="majorHAnsi"/>
+                <w:bCs w:val="0"/>
+                <w:iCs w:val="0"/>
                 <w:noProof/>
                 <w:webHidden/>
+                <w:szCs w:val="28"/>
               </w:rPr>
               <w:fldChar w:fldCharType="separate"/>
             </w:r>
             <w:r>
               <w:rPr>
+                <w:rFonts w:asciiTheme="majorHAnsi" w:hAnsiTheme="majorHAnsi" w:cstheme="majorHAnsi"/>
+                <w:bCs w:val="0"/>
+                <w:iCs w:val="0"/>
                 <w:noProof/>
                 <w:webHidden/>
+                <w:szCs w:val="28"/>
               </w:rPr>
               <w:t>22</w:t>
             </w:r>
             <w:r>
               <w:rPr>
+                <w:rFonts w:asciiTheme="majorHAnsi" w:hAnsiTheme="majorHAnsi" w:cstheme="majorHAnsi"/>
+                <w:bCs w:val="0"/>
+                <w:iCs w:val="0"/>
                 <w:noProof/>
                 <w:webHidden/>
+                <w:szCs w:val="28"/>
               </w:rPr>
               <w:fldChar w:fldCharType="end"/>
             </w:r>
@@ -2605,67 +3316,91 @@
               <w:tab w:val="right" w:leader="dot" w:pos="8921"/>
             </w:tabs>
             <w:rPr>
-              <w:rFonts w:asciiTheme="minorHAnsi" w:eastAsiaTheme="minorEastAsia" w:hAnsiTheme="minorHAnsi" w:cstheme="minorBidi"/>
+              <w:rFonts w:eastAsiaTheme="minorEastAsia" w:cstheme="majorHAnsi"/>
               <w:bCs w:val="0"/>
               <w:noProof/>
-              <w:sz w:val="22"/>
+              <w:szCs w:val="28"/>
               <w:lang w:eastAsia="ru-RU"/>
             </w:rPr>
           </w:pPr>
-          <w:hyperlink w:anchor="_Toc228631687" w:history="1">
+          <w:hyperlink w:anchor="_Toc228787476" w:history="1">
             <w:r>
               <w:rPr>
                 <w:rStyle w:val="af6"/>
                 <w:rFonts w:cstheme="majorHAnsi"/>
-                <w:noProof/>
+                <w:bCs w:val="0"/>
+                <w:noProof/>
+                <w:szCs w:val="28"/>
+                <w:u w:val="none"/>
               </w:rPr>
               <w:t>2.1. Описание и анализ предметной области</w:t>
             </w:r>
             <w:r>
               <w:rPr>
+                <w:rFonts w:cstheme="majorHAnsi"/>
+                <w:bCs w:val="0"/>
                 <w:noProof/>
                 <w:webHidden/>
+                <w:szCs w:val="28"/>
               </w:rPr>
               <w:tab/>
             </w:r>
             <w:r>
               <w:rPr>
+                <w:rFonts w:cstheme="majorHAnsi"/>
+                <w:bCs w:val="0"/>
                 <w:noProof/>
                 <w:webHidden/>
+                <w:szCs w:val="28"/>
               </w:rPr>
               <w:fldChar w:fldCharType="begin"/>
             </w:r>
             <w:r>
               <w:rPr>
+                <w:rFonts w:cstheme="majorHAnsi"/>
+                <w:bCs w:val="0"/>
                 <w:noProof/>
                 <w:webHidden/>
-              </w:rPr>
-              <w:instrText xml:space="preserve"> PAGEREF _Toc228631687 \h </w:instrText>
-            </w:r>
-            <w:r>
-              <w:rPr>
+                <w:szCs w:val="28"/>
+              </w:rPr>
+              <w:instrText xml:space="preserve"> PAGEREF _Toc228787476 \h </w:instrText>
+            </w:r>
+            <w:r>
+              <w:rPr>
+                <w:rFonts w:cstheme="majorHAnsi"/>
+                <w:bCs w:val="0"/>
                 <w:noProof/>
                 <w:webHidden/>
-              </w:rPr>
-            </w:r>
-            <w:r>
-              <w:rPr>
+                <w:szCs w:val="28"/>
+              </w:rPr>
+            </w:r>
+            <w:r>
+              <w:rPr>
+                <w:rFonts w:cstheme="majorHAnsi"/>
+                <w:bCs w:val="0"/>
                 <w:noProof/>
                 <w:webHidden/>
+                <w:szCs w:val="28"/>
               </w:rPr>
               <w:fldChar w:fldCharType="separate"/>
             </w:r>
             <w:r>
               <w:rPr>
+                <w:rFonts w:cstheme="majorHAnsi"/>
+                <w:bCs w:val="0"/>
                 <w:noProof/>
                 <w:webHidden/>
+                <w:szCs w:val="28"/>
               </w:rPr>
               <w:t>22</w:t>
             </w:r>
             <w:r>
               <w:rPr>
+                <w:rFonts w:cstheme="majorHAnsi"/>
+                <w:bCs w:val="0"/>
                 <w:noProof/>
                 <w:webHidden/>
+                <w:szCs w:val="28"/>
               </w:rPr>
               <w:fldChar w:fldCharType="end"/>
             </w:r>
@@ -2678,18 +3413,22 @@
               <w:tab w:val="right" w:leader="dot" w:pos="8921"/>
             </w:tabs>
             <w:rPr>
-              <w:rFonts w:eastAsiaTheme="minorEastAsia" w:cstheme="minorBidi"/>
+              <w:rFonts w:asciiTheme="majorHAnsi" w:eastAsiaTheme="minorEastAsia" w:hAnsiTheme="majorHAnsi" w:cstheme="majorHAnsi"/>
               <w:noProof/>
-              <w:sz w:val="22"/>
-              <w:szCs w:val="22"/>
+              <w:sz w:val="28"/>
+              <w:szCs w:val="28"/>
               <w:lang w:eastAsia="ru-RU"/>
             </w:rPr>
           </w:pPr>
-          <w:hyperlink w:anchor="_Toc228631688" w:history="1">
+          <w:hyperlink w:anchor="_Toc228787477" w:history="1">
             <w:r>
               <w:rPr>
                 <w:rStyle w:val="af6"/>
-                <w:noProof/>
+                <w:rFonts w:asciiTheme="majorHAnsi" w:hAnsiTheme="majorHAnsi" w:cstheme="majorHAnsi"/>
+                <w:noProof/>
+                <w:sz w:val="28"/>
+                <w:szCs w:val="28"/>
+                <w:u w:val="none"/>
                 <w:lang w:val="en-US"/>
               </w:rPr>
               <w:t xml:space="preserve">2.1.1. </w:t>
@@ -2697,14 +3436,22 @@
             <w:r>
               <w:rPr>
                 <w:rStyle w:val="af6"/>
-                <w:noProof/>
+                <w:rFonts w:asciiTheme="majorHAnsi" w:hAnsiTheme="majorHAnsi" w:cstheme="majorHAnsi"/>
+                <w:noProof/>
+                <w:sz w:val="28"/>
+                <w:szCs w:val="28"/>
+                <w:u w:val="none"/>
               </w:rPr>
               <w:t>Концепция</w:t>
             </w:r>
             <w:r>
               <w:rPr>
                 <w:rStyle w:val="af6"/>
-                <w:noProof/>
+                <w:rFonts w:asciiTheme="majorHAnsi" w:hAnsiTheme="majorHAnsi" w:cstheme="majorHAnsi"/>
+                <w:noProof/>
+                <w:sz w:val="28"/>
+                <w:szCs w:val="28"/>
+                <w:u w:val="none"/>
                 <w:lang w:val="en-US"/>
               </w:rPr>
               <w:t xml:space="preserve"> </w:t>
@@ -2712,63 +3459,92 @@
             <w:r>
               <w:rPr>
                 <w:rStyle w:val="af6"/>
-                <w:noProof/>
+                <w:rFonts w:asciiTheme="majorHAnsi" w:hAnsiTheme="majorHAnsi" w:cstheme="majorHAnsi"/>
+                <w:noProof/>
+                <w:sz w:val="28"/>
+                <w:szCs w:val="28"/>
+                <w:u w:val="none"/>
               </w:rPr>
               <w:t>игры</w:t>
             </w:r>
             <w:r>
               <w:rPr>
                 <w:rStyle w:val="af6"/>
-                <w:noProof/>
+                <w:rFonts w:asciiTheme="majorHAnsi" w:hAnsiTheme="majorHAnsi" w:cstheme="majorHAnsi"/>
+                <w:noProof/>
+                <w:sz w:val="28"/>
+                <w:szCs w:val="28"/>
+                <w:u w:val="none"/>
                 <w:lang w:val="en-US"/>
               </w:rPr>
               <w:t xml:space="preserve"> «I'm Not a Robot»</w:t>
             </w:r>
             <w:r>
               <w:rPr>
+                <w:rFonts w:asciiTheme="majorHAnsi" w:hAnsiTheme="majorHAnsi" w:cstheme="majorHAnsi"/>
                 <w:noProof/>
                 <w:webHidden/>
+                <w:sz w:val="28"/>
+                <w:szCs w:val="28"/>
               </w:rPr>
               <w:tab/>
             </w:r>
             <w:r>
               <w:rPr>
+                <w:rFonts w:asciiTheme="majorHAnsi" w:hAnsiTheme="majorHAnsi" w:cstheme="majorHAnsi"/>
                 <w:noProof/>
                 <w:webHidden/>
+                <w:sz w:val="28"/>
+                <w:szCs w:val="28"/>
               </w:rPr>
               <w:fldChar w:fldCharType="begin"/>
             </w:r>
             <w:r>
               <w:rPr>
+                <w:rFonts w:asciiTheme="majorHAnsi" w:hAnsiTheme="majorHAnsi" w:cstheme="majorHAnsi"/>
                 <w:noProof/>
                 <w:webHidden/>
-              </w:rPr>
-              <w:instrText xml:space="preserve"> PAGEREF _Toc228631688 \h </w:instrText>
-            </w:r>
-            <w:r>
-              <w:rPr>
+                <w:sz w:val="28"/>
+                <w:szCs w:val="28"/>
+              </w:rPr>
+              <w:instrText xml:space="preserve"> PAGEREF _Toc228787477 \h </w:instrText>
+            </w:r>
+            <w:r>
+              <w:rPr>
+                <w:rFonts w:asciiTheme="majorHAnsi" w:hAnsiTheme="majorHAnsi" w:cstheme="majorHAnsi"/>
                 <w:noProof/>
                 <w:webHidden/>
-              </w:rPr>
-            </w:r>
-            <w:r>
-              <w:rPr>
+                <w:sz w:val="28"/>
+                <w:szCs w:val="28"/>
+              </w:rPr>
+            </w:r>
+            <w:r>
+              <w:rPr>
+                <w:rFonts w:asciiTheme="majorHAnsi" w:hAnsiTheme="majorHAnsi" w:cstheme="majorHAnsi"/>
                 <w:noProof/>
                 <w:webHidden/>
+                <w:sz w:val="28"/>
+                <w:szCs w:val="28"/>
               </w:rPr>
               <w:fldChar w:fldCharType="separate"/>
             </w:r>
             <w:r>
               <w:rPr>
+                <w:rFonts w:asciiTheme="majorHAnsi" w:hAnsiTheme="majorHAnsi" w:cstheme="majorHAnsi"/>
                 <w:noProof/>
                 <w:webHidden/>
+                <w:sz w:val="28"/>
+                <w:szCs w:val="28"/>
               </w:rPr>
               <w:t>22</w:t>
             </w:r>
             <w:r>
               <w:rPr>
+                <w:rFonts w:asciiTheme="majorHAnsi" w:hAnsiTheme="majorHAnsi" w:cstheme="majorHAnsi"/>
                 <w:noProof/>
                 <w:webHidden/>
+                <w:sz w:val="28"/>
+                <w:szCs w:val="28"/>
               </w:rPr>
               <w:fldChar w:fldCharType="end"/>
             </w:r>
@@ -2781,66 +3557,91 @@
               <w:tab w:val="right" w:leader="dot" w:pos="8921"/>
             </w:tabs>
             <w:rPr>
-              <w:rFonts w:eastAsiaTheme="minorEastAsia" w:cstheme="minorBidi"/>
+              <w:rFonts w:asciiTheme="majorHAnsi" w:eastAsiaTheme="minorEastAsia" w:hAnsiTheme="majorHAnsi" w:cstheme="majorHAnsi"/>
               <w:noProof/>
-              <w:sz w:val="22"/>
-              <w:szCs w:val="22"/>
+              <w:sz w:val="28"/>
+              <w:szCs w:val="28"/>
               <w:lang w:eastAsia="ru-RU"/>
             </w:rPr>
           </w:pPr>
-          <w:hyperlink w:anchor="_Toc228631689" w:history="1">
+          <w:hyperlink w:anchor="_Toc228787478" w:history="1">
             <w:r>
               <w:rPr>
                 <w:rStyle w:val="af6"/>
-                <w:noProof/>
+                <w:rFonts w:asciiTheme="majorHAnsi" w:hAnsiTheme="majorHAnsi" w:cstheme="majorHAnsi"/>
+                <w:noProof/>
+                <w:sz w:val="28"/>
+                <w:szCs w:val="28"/>
+                <w:u w:val="none"/>
               </w:rPr>
               <w:t>2.1.2. Анализ аналогичных проектов</w:t>
             </w:r>
             <w:r>
               <w:rPr>
+                <w:rFonts w:asciiTheme="majorHAnsi" w:hAnsiTheme="majorHAnsi" w:cstheme="majorHAnsi"/>
                 <w:noProof/>
                 <w:webHidden/>
+                <w:sz w:val="28"/>
+                <w:szCs w:val="28"/>
               </w:rPr>
               <w:tab/>
             </w:r>
             <w:r>
               <w:rPr>
+                <w:rFonts w:asciiTheme="majorHAnsi" w:hAnsiTheme="majorHAnsi" w:cstheme="majorHAnsi"/>
                 <w:noProof/>
                 <w:webHidden/>
+                <w:sz w:val="28"/>
+                <w:szCs w:val="28"/>
               </w:rPr>
               <w:fldChar w:fldCharType="begin"/>
             </w:r>
             <w:r>
               <w:rPr>
+                <w:rFonts w:asciiTheme="majorHAnsi" w:hAnsiTheme="majorHAnsi" w:cstheme="majorHAnsi"/>
                 <w:noProof/>
                 <w:webHidden/>
-              </w:rPr>
-              <w:instrText xml:space="preserve"> PAGEREF _Toc228631689 \h </w:instrText>
-            </w:r>
-            <w:r>
-              <w:rPr>
+                <w:sz w:val="28"/>
+                <w:szCs w:val="28"/>
+              </w:rPr>
+              <w:instrText xml:space="preserve"> PAGEREF _Toc228787478 \h </w:instrText>
+            </w:r>
+            <w:r>
+              <w:rPr>
+                <w:rFonts w:asciiTheme="majorHAnsi" w:hAnsiTheme="majorHAnsi" w:cstheme="majorHAnsi"/>
                 <w:noProof/>
                 <w:webHidden/>
-              </w:rPr>
-            </w:r>
-            <w:r>
-              <w:rPr>
+                <w:sz w:val="28"/>
+                <w:szCs w:val="28"/>
+              </w:rPr>
+            </w:r>
+            <w:r>
+              <w:rPr>
+                <w:rFonts w:asciiTheme="majorHAnsi" w:hAnsiTheme="majorHAnsi" w:cstheme="majorHAnsi"/>
                 <w:noProof/>
                 <w:webHidden/>
+                <w:sz w:val="28"/>
+                <w:szCs w:val="28"/>
               </w:rPr>
               <w:fldChar w:fldCharType="separate"/>
             </w:r>
             <w:r>
               <w:rPr>
+                <w:rFonts w:asciiTheme="majorHAnsi" w:hAnsiTheme="majorHAnsi" w:cstheme="majorHAnsi"/>
                 <w:noProof/>
                 <w:webHidden/>
+                <w:sz w:val="28"/>
+                <w:szCs w:val="28"/>
               </w:rPr>
               <w:t>23</w:t>
             </w:r>
             <w:r>
               <w:rPr>
+                <w:rFonts w:asciiTheme="majorHAnsi" w:hAnsiTheme="majorHAnsi" w:cstheme="majorHAnsi"/>
                 <w:noProof/>
                 <w:webHidden/>
+                <w:sz w:val="28"/>
+                <w:szCs w:val="28"/>
               </w:rPr>
               <w:fldChar w:fldCharType="end"/>
             </w:r>
@@ -2853,67 +3654,91 @@
               <w:tab w:val="right" w:leader="dot" w:pos="8921"/>
             </w:tabs>
             <w:rPr>
-              <w:rFonts w:asciiTheme="minorHAnsi" w:eastAsiaTheme="minorEastAsia" w:hAnsiTheme="minorHAnsi" w:cstheme="minorBidi"/>
+              <w:rFonts w:eastAsiaTheme="minorEastAsia" w:cstheme="majorHAnsi"/>
               <w:bCs w:val="0"/>
               <w:noProof/>
-              <w:sz w:val="22"/>
+              <w:szCs w:val="28"/>
               <w:lang w:eastAsia="ru-RU"/>
             </w:rPr>
           </w:pPr>
-          <w:hyperlink w:anchor="_Toc228631690" w:history="1">
+          <w:hyperlink w:anchor="_Toc228787479" w:history="1">
             <w:r>
               <w:rPr>
                 <w:rStyle w:val="af6"/>
                 <w:rFonts w:cstheme="majorHAnsi"/>
-                <w:noProof/>
+                <w:bCs w:val="0"/>
+                <w:noProof/>
+                <w:szCs w:val="28"/>
+                <w:u w:val="none"/>
               </w:rPr>
               <w:t>2.2. Проектирование архитектуры приложения</w:t>
             </w:r>
             <w:r>
               <w:rPr>
+                <w:rFonts w:cstheme="majorHAnsi"/>
+                <w:bCs w:val="0"/>
                 <w:noProof/>
                 <w:webHidden/>
+                <w:szCs w:val="28"/>
               </w:rPr>
               <w:tab/>
             </w:r>
             <w:r>
               <w:rPr>
+                <w:rFonts w:cstheme="majorHAnsi"/>
+                <w:bCs w:val="0"/>
                 <w:noProof/>
                 <w:webHidden/>
+                <w:szCs w:val="28"/>
               </w:rPr>
               <w:fldChar w:fldCharType="begin"/>
             </w:r>
             <w:r>
               <w:rPr>
+                <w:rFonts w:cstheme="majorHAnsi"/>
+                <w:bCs w:val="0"/>
                 <w:noProof/>
                 <w:webHidden/>
-              </w:rPr>
-              <w:instrText xml:space="preserve"> PAGEREF _Toc228631690 \h </w:instrText>
-            </w:r>
-            <w:r>
-              <w:rPr>
+                <w:szCs w:val="28"/>
+              </w:rPr>
+              <w:instrText xml:space="preserve"> PAGEREF _Toc228787479 \h </w:instrText>
+            </w:r>
+            <w:r>
+              <w:rPr>
+                <w:rFonts w:cstheme="majorHAnsi"/>
+                <w:bCs w:val="0"/>
                 <w:noProof/>
                 <w:webHidden/>
-              </w:rPr>
-            </w:r>
-            <w:r>
-              <w:rPr>
+                <w:szCs w:val="28"/>
+              </w:rPr>
+            </w:r>
+            <w:r>
+              <w:rPr>
+                <w:rFonts w:cstheme="majorHAnsi"/>
+                <w:bCs w:val="0"/>
                 <w:noProof/>
                 <w:webHidden/>
+                <w:szCs w:val="28"/>
               </w:rPr>
               <w:fldChar w:fldCharType="separate"/>
             </w:r>
             <w:r>
               <w:rPr>
+                <w:rFonts w:cstheme="majorHAnsi"/>
+                <w:bCs w:val="0"/>
                 <w:noProof/>
                 <w:webHidden/>
+                <w:szCs w:val="28"/>
               </w:rPr>
               <w:t>24</w:t>
             </w:r>
             <w:r>
               <w:rPr>
+                <w:rFonts w:cstheme="majorHAnsi"/>
+                <w:bCs w:val="0"/>
                 <w:noProof/>
                 <w:webHidden/>
+                <w:szCs w:val="28"/>
               </w:rPr>
               <w:fldChar w:fldCharType="end"/>
             </w:r>
@@ -2926,66 +3751,91 @@
               <w:tab w:val="right" w:leader="dot" w:pos="8921"/>
             </w:tabs>
             <w:rPr>
-              <w:rFonts w:eastAsiaTheme="minorEastAsia" w:cstheme="minorBidi"/>
+              <w:rFonts w:asciiTheme="majorHAnsi" w:eastAsiaTheme="minorEastAsia" w:hAnsiTheme="majorHAnsi" w:cstheme="majorHAnsi"/>
               <w:noProof/>
-              <w:sz w:val="22"/>
-              <w:szCs w:val="22"/>
+              <w:sz w:val="28"/>
+              <w:szCs w:val="28"/>
               <w:lang w:eastAsia="ru-RU"/>
             </w:rPr>
           </w:pPr>
-          <w:hyperlink w:anchor="_Toc228631691" w:history="1">
+          <w:hyperlink w:anchor="_Toc228787480" w:history="1">
             <w:r>
               <w:rPr>
                 <w:rStyle w:val="af6"/>
-                <w:noProof/>
+                <w:rFonts w:asciiTheme="majorHAnsi" w:hAnsiTheme="majorHAnsi" w:cstheme="majorHAnsi"/>
+                <w:noProof/>
+                <w:sz w:val="28"/>
+                <w:szCs w:val="28"/>
+                <w:u w:val="none"/>
               </w:rPr>
               <w:t>2.2.1. Структура проекта</w:t>
             </w:r>
             <w:r>
               <w:rPr>
+                <w:rFonts w:asciiTheme="majorHAnsi" w:hAnsiTheme="majorHAnsi" w:cstheme="majorHAnsi"/>
                 <w:noProof/>
                 <w:webHidden/>
+                <w:sz w:val="28"/>
+                <w:szCs w:val="28"/>
               </w:rPr>
               <w:tab/>
             </w:r>
             <w:r>
               <w:rPr>
+                <w:rFonts w:asciiTheme="majorHAnsi" w:hAnsiTheme="majorHAnsi" w:cstheme="majorHAnsi"/>
                 <w:noProof/>
                 <w:webHidden/>
+                <w:sz w:val="28"/>
+                <w:szCs w:val="28"/>
               </w:rPr>
               <w:fldChar w:fldCharType="begin"/>
             </w:r>
             <w:r>
               <w:rPr>
+                <w:rFonts w:asciiTheme="majorHAnsi" w:hAnsiTheme="majorHAnsi" w:cstheme="majorHAnsi"/>
                 <w:noProof/>
                 <w:webHidden/>
-              </w:rPr>
-              <w:instrText xml:space="preserve"> PAGEREF _Toc228631691 \h </w:instrText>
-            </w:r>
-            <w:r>
-              <w:rPr>
+                <w:sz w:val="28"/>
+                <w:szCs w:val="28"/>
+              </w:rPr>
+              <w:instrText xml:space="preserve"> PAGEREF _Toc228787480 \h </w:instrText>
+            </w:r>
+            <w:r>
+              <w:rPr>
+                <w:rFonts w:asciiTheme="majorHAnsi" w:hAnsiTheme="majorHAnsi" w:cstheme="majorHAnsi"/>
                 <w:noProof/>
                 <w:webHidden/>
-              </w:rPr>
-            </w:r>
-            <w:r>
-              <w:rPr>
+                <w:sz w:val="28"/>
+                <w:szCs w:val="28"/>
+              </w:rPr>
+            </w:r>
+            <w:r>
+              <w:rPr>
+                <w:rFonts w:asciiTheme="majorHAnsi" w:hAnsiTheme="majorHAnsi" w:cstheme="majorHAnsi"/>
                 <w:noProof/>
                 <w:webHidden/>
+                <w:sz w:val="28"/>
+                <w:szCs w:val="28"/>
               </w:rPr>
               <w:fldChar w:fldCharType="separate"/>
             </w:r>
             <w:r>
               <w:rPr>
+                <w:rFonts w:asciiTheme="majorHAnsi" w:hAnsiTheme="majorHAnsi" w:cstheme="majorHAnsi"/>
                 <w:noProof/>
                 <w:webHidden/>
+                <w:sz w:val="28"/>
+                <w:szCs w:val="28"/>
               </w:rPr>
               <w:t>24</w:t>
             </w:r>
             <w:r>
               <w:rPr>
+                <w:rFonts w:asciiTheme="majorHAnsi" w:hAnsiTheme="majorHAnsi" w:cstheme="majorHAnsi"/>
                 <w:noProof/>
                 <w:webHidden/>
+                <w:sz w:val="28"/>
+                <w:szCs w:val="28"/>
               </w:rPr>
               <w:fldChar w:fldCharType="end"/>
             </w:r>
@@ -2998,66 +3848,91 @@
               <w:tab w:val="right" w:leader="dot" w:pos="8921"/>
             </w:tabs>
             <w:rPr>
-              <w:rFonts w:eastAsiaTheme="minorEastAsia" w:cstheme="minorBidi"/>
+              <w:rFonts w:asciiTheme="majorHAnsi" w:eastAsiaTheme="minorEastAsia" w:hAnsiTheme="majorHAnsi" w:cstheme="majorHAnsi"/>
               <w:noProof/>
-              <w:sz w:val="22"/>
-              <w:szCs w:val="22"/>
+              <w:sz w:val="28"/>
+              <w:szCs w:val="28"/>
               <w:lang w:eastAsia="ru-RU"/>
             </w:rPr>
           </w:pPr>
-          <w:hyperlink w:anchor="_Toc228631692" w:history="1">
+          <w:hyperlink w:anchor="_Toc228787481" w:history="1">
             <w:r>
               <w:rPr>
                 <w:rStyle w:val="af6"/>
-                <w:noProof/>
+                <w:rFonts w:asciiTheme="majorHAnsi" w:hAnsiTheme="majorHAnsi" w:cstheme="majorHAnsi"/>
+                <w:noProof/>
+                <w:sz w:val="28"/>
+                <w:szCs w:val="28"/>
+                <w:u w:val="none"/>
               </w:rPr>
               <w:t>2.2.2. Выбор библиотек и технологий</w:t>
             </w:r>
             <w:r>
               <w:rPr>
+                <w:rFonts w:asciiTheme="majorHAnsi" w:hAnsiTheme="majorHAnsi" w:cstheme="majorHAnsi"/>
                 <w:noProof/>
                 <w:webHidden/>
+                <w:sz w:val="28"/>
+                <w:szCs w:val="28"/>
               </w:rPr>
               <w:tab/>
             </w:r>
             <w:r>
               <w:rPr>
+                <w:rFonts w:asciiTheme="majorHAnsi" w:hAnsiTheme="majorHAnsi" w:cstheme="majorHAnsi"/>
                 <w:noProof/>
                 <w:webHidden/>
+                <w:sz w:val="28"/>
+                <w:szCs w:val="28"/>
               </w:rPr>
               <w:fldChar w:fldCharType="begin"/>
             </w:r>
             <w:r>
               <w:rPr>
+                <w:rFonts w:asciiTheme="majorHAnsi" w:hAnsiTheme="majorHAnsi" w:cstheme="majorHAnsi"/>
                 <w:noProof/>
                 <w:webHidden/>
-              </w:rPr>
-              <w:instrText xml:space="preserve"> PAGEREF _Toc228631692 \h </w:instrText>
-            </w:r>
-            <w:r>
-              <w:rPr>
+                <w:sz w:val="28"/>
+                <w:szCs w:val="28"/>
+              </w:rPr>
+              <w:instrText xml:space="preserve"> PAGEREF _Toc228787481 \h </w:instrText>
+            </w:r>
+            <w:r>
+              <w:rPr>
+                <w:rFonts w:asciiTheme="majorHAnsi" w:hAnsiTheme="majorHAnsi" w:cstheme="majorHAnsi"/>
                 <w:noProof/>
                 <w:webHidden/>
-              </w:rPr>
-            </w:r>
-            <w:r>
-              <w:rPr>
+                <w:sz w:val="28"/>
+                <w:szCs w:val="28"/>
+              </w:rPr>
+            </w:r>
+            <w:r>
+              <w:rPr>
+                <w:rFonts w:asciiTheme="majorHAnsi" w:hAnsiTheme="majorHAnsi" w:cstheme="majorHAnsi"/>
                 <w:noProof/>
                 <w:webHidden/>
+                <w:sz w:val="28"/>
+                <w:szCs w:val="28"/>
               </w:rPr>
               <w:fldChar w:fldCharType="separate"/>
             </w:r>
             <w:r>
               <w:rPr>
+                <w:rFonts w:asciiTheme="majorHAnsi" w:hAnsiTheme="majorHAnsi" w:cstheme="majorHAnsi"/>
                 <w:noProof/>
                 <w:webHidden/>
+                <w:sz w:val="28"/>
+                <w:szCs w:val="28"/>
               </w:rPr>
               <w:t>25</w:t>
             </w:r>
             <w:r>
               <w:rPr>
+                <w:rFonts w:asciiTheme="majorHAnsi" w:hAnsiTheme="majorHAnsi" w:cstheme="majorHAnsi"/>
                 <w:noProof/>
                 <w:webHidden/>
+                <w:sz w:val="28"/>
+                <w:szCs w:val="28"/>
               </w:rPr>
               <w:fldChar w:fldCharType="end"/>
             </w:r>
@@ -3070,66 +3945,91 @@
               <w:tab w:val="right" w:leader="dot" w:pos="8921"/>
             </w:tabs>
             <w:rPr>
-              <w:rFonts w:eastAsiaTheme="minorEastAsia" w:cstheme="minorBidi"/>
+              <w:rFonts w:asciiTheme="majorHAnsi" w:eastAsiaTheme="minorEastAsia" w:hAnsiTheme="majorHAnsi" w:cstheme="majorHAnsi"/>
               <w:noProof/>
-              <w:sz w:val="22"/>
-              <w:szCs w:val="22"/>
+              <w:sz w:val="28"/>
+              <w:szCs w:val="28"/>
               <w:lang w:eastAsia="ru-RU"/>
             </w:rPr>
           </w:pPr>
-          <w:hyperlink w:anchor="_Toc228631693" w:history="1">
+          <w:hyperlink w:anchor="_Toc228787482" w:history="1">
             <w:r>
               <w:rPr>
                 <w:rStyle w:val="af6"/>
-                <w:noProof/>
+                <w:rFonts w:asciiTheme="majorHAnsi" w:hAnsiTheme="majorHAnsi" w:cstheme="majorHAnsi"/>
+                <w:noProof/>
+                <w:sz w:val="28"/>
+                <w:szCs w:val="28"/>
+                <w:u w:val="none"/>
               </w:rPr>
               <w:t>2.2.3. Модульная структура кода</w:t>
             </w:r>
             <w:r>
               <w:rPr>
+                <w:rFonts w:asciiTheme="majorHAnsi" w:hAnsiTheme="majorHAnsi" w:cstheme="majorHAnsi"/>
                 <w:noProof/>
                 <w:webHidden/>
+                <w:sz w:val="28"/>
+                <w:szCs w:val="28"/>
               </w:rPr>
               <w:tab/>
             </w:r>
             <w:r>
               <w:rPr>
+                <w:rFonts w:asciiTheme="majorHAnsi" w:hAnsiTheme="majorHAnsi" w:cstheme="majorHAnsi"/>
                 <w:noProof/>
                 <w:webHidden/>
+                <w:sz w:val="28"/>
+                <w:szCs w:val="28"/>
               </w:rPr>
               <w:fldChar w:fldCharType="begin"/>
             </w:r>
             <w:r>
               <w:rPr>
+                <w:rFonts w:asciiTheme="majorHAnsi" w:hAnsiTheme="majorHAnsi" w:cstheme="majorHAnsi"/>
                 <w:noProof/>
                 <w:webHidden/>
-              </w:rPr>
-              <w:instrText xml:space="preserve"> PAGEREF _Toc228631693 \h </w:instrText>
-            </w:r>
-            <w:r>
-              <w:rPr>
+                <w:sz w:val="28"/>
+                <w:szCs w:val="28"/>
+              </w:rPr>
+              <w:instrText xml:space="preserve"> PAGEREF _Toc228787482 \h </w:instrText>
+            </w:r>
+            <w:r>
+              <w:rPr>
+                <w:rFonts w:asciiTheme="majorHAnsi" w:hAnsiTheme="majorHAnsi" w:cstheme="majorHAnsi"/>
                 <w:noProof/>
                 <w:webHidden/>
-              </w:rPr>
-            </w:r>
-            <w:r>
-              <w:rPr>
+                <w:sz w:val="28"/>
+                <w:szCs w:val="28"/>
+              </w:rPr>
+            </w:r>
+            <w:r>
+              <w:rPr>
+                <w:rFonts w:asciiTheme="majorHAnsi" w:hAnsiTheme="majorHAnsi" w:cstheme="majorHAnsi"/>
                 <w:noProof/>
                 <w:webHidden/>
+                <w:sz w:val="28"/>
+                <w:szCs w:val="28"/>
               </w:rPr>
               <w:fldChar w:fldCharType="separate"/>
             </w:r>
             <w:r>
               <w:rPr>
+                <w:rFonts w:asciiTheme="majorHAnsi" w:hAnsiTheme="majorHAnsi" w:cstheme="majorHAnsi"/>
                 <w:noProof/>
                 <w:webHidden/>
+                <w:sz w:val="28"/>
+                <w:szCs w:val="28"/>
               </w:rPr>
               <w:t>26</w:t>
             </w:r>
             <w:r>
               <w:rPr>
+                <w:rFonts w:asciiTheme="majorHAnsi" w:hAnsiTheme="majorHAnsi" w:cstheme="majorHAnsi"/>
                 <w:noProof/>
                 <w:webHidden/>
+                <w:sz w:val="28"/>
+                <w:szCs w:val="28"/>
               </w:rPr>
               <w:fldChar w:fldCharType="end"/>
             </w:r>
@@ -3142,67 +4042,1352 @@
               <w:tab w:val="right" w:leader="dot" w:pos="8921"/>
             </w:tabs>
             <w:rPr>
-              <w:rFonts w:asciiTheme="minorHAnsi" w:eastAsiaTheme="minorEastAsia" w:hAnsiTheme="minorHAnsi" w:cstheme="minorBidi"/>
+              <w:rFonts w:eastAsiaTheme="minorEastAsia" w:cstheme="majorHAnsi"/>
               <w:bCs w:val="0"/>
               <w:noProof/>
-              <w:sz w:val="22"/>
+              <w:szCs w:val="28"/>
               <w:lang w:eastAsia="ru-RU"/>
             </w:rPr>
           </w:pPr>
-          <w:hyperlink w:anchor="_Toc228631694" w:history="1">
+          <w:hyperlink w:anchor="_Toc228787483" w:history="1">
             <w:r>
               <w:rPr>
                 <w:rStyle w:val="af6"/>
                 <w:rFonts w:cstheme="majorHAnsi"/>
-                <w:noProof/>
-              </w:rPr>
-              <w:t>Структура проекта, выполнена в виде таблицы и представлена в приложении Б.</w:t>
-            </w:r>
-            <w:r>
-              <w:rPr>
+                <w:bCs w:val="0"/>
+                <w:noProof/>
+                <w:szCs w:val="28"/>
+                <w:u w:val="none"/>
+              </w:rPr>
+              <w:t>2.3. Реализация игровых механик</w:t>
+            </w:r>
+            <w:r>
+              <w:rPr>
+                <w:rFonts w:cstheme="majorHAnsi"/>
+                <w:bCs w:val="0"/>
                 <w:noProof/>
                 <w:webHidden/>
+                <w:szCs w:val="28"/>
               </w:rPr>
               <w:tab/>
             </w:r>
             <w:r>
               <w:rPr>
+                <w:rFonts w:cstheme="majorHAnsi"/>
+                <w:bCs w:val="0"/>
                 <w:noProof/>
                 <w:webHidden/>
+                <w:szCs w:val="28"/>
               </w:rPr>
               <w:fldChar w:fldCharType="begin"/>
             </w:r>
             <w:r>
               <w:rPr>
+                <w:rFonts w:cstheme="majorHAnsi"/>
+                <w:bCs w:val="0"/>
                 <w:noProof/>
                 <w:webHidden/>
-              </w:rPr>
-              <w:instrText xml:space="preserve"> PAGEREF _Toc228631694 \h </w:instrText>
-            </w:r>
-            <w:r>
-              <w:rPr>
+                <w:szCs w:val="28"/>
+              </w:rPr>
+              <w:instrText xml:space="preserve"> PAGEREF _Toc228787483 \h </w:instrText>
+            </w:r>
+            <w:r>
+              <w:rPr>
+                <w:rFonts w:cstheme="majorHAnsi"/>
+                <w:bCs w:val="0"/>
                 <w:noProof/>
                 <w:webHidden/>
-              </w:rPr>
-            </w:r>
-            <w:r>
-              <w:rPr>
+                <w:szCs w:val="28"/>
+              </w:rPr>
+            </w:r>
+            <w:r>
+              <w:rPr>
+                <w:rFonts w:cstheme="majorHAnsi"/>
+                <w:bCs w:val="0"/>
                 <w:noProof/>
                 <w:webHidden/>
+                <w:szCs w:val="28"/>
               </w:rPr>
               <w:fldChar w:fldCharType="separate"/>
             </w:r>
             <w:r>
               <w:rPr>
+                <w:rFonts w:cstheme="majorHAnsi"/>
+                <w:bCs w:val="0"/>
                 <w:noProof/>
                 <w:webHidden/>
-              </w:rPr>
-              <w:t>26</w:t>
-            </w:r>
-            <w:r>
-              <w:rPr>
+                <w:szCs w:val="28"/>
+              </w:rPr>
+              <w:t>27</w:t>
+            </w:r>
+            <w:r>
+              <w:rPr>
+                <w:rFonts w:cstheme="majorHAnsi"/>
+                <w:bCs w:val="0"/>
                 <w:noProof/>
                 <w:webHidden/>
+                <w:szCs w:val="28"/>
+              </w:rPr>
+              <w:fldChar w:fldCharType="end"/>
+            </w:r>
+          </w:hyperlink>
+        </w:p>
+        <w:p>
+          <w:pPr>
+            <w:pStyle w:val="32"/>
+            <w:tabs>
+              <w:tab w:val="right" w:leader="dot" w:pos="8921"/>
+            </w:tabs>
+            <w:rPr>
+              <w:rFonts w:asciiTheme="majorHAnsi" w:eastAsiaTheme="minorEastAsia" w:hAnsiTheme="majorHAnsi" w:cstheme="majorHAnsi"/>
+              <w:noProof/>
+              <w:sz w:val="28"/>
+              <w:szCs w:val="28"/>
+              <w:lang w:eastAsia="ru-RU"/>
+            </w:rPr>
+          </w:pPr>
+          <w:hyperlink w:anchor="_Toc228787484" w:history="1">
+            <w:r>
+              <w:rPr>
+                <w:rStyle w:val="af6"/>
+                <w:rFonts w:asciiTheme="majorHAnsi" w:hAnsiTheme="majorHAnsi" w:cstheme="majorHAnsi"/>
+                <w:noProof/>
+                <w:sz w:val="28"/>
+                <w:szCs w:val="28"/>
+                <w:u w:val="none"/>
+              </w:rPr>
+              <w:t>2.3.1. Система уровней и механика переходов</w:t>
+            </w:r>
+            <w:r>
+              <w:rPr>
+                <w:rFonts w:asciiTheme="majorHAnsi" w:hAnsiTheme="majorHAnsi" w:cstheme="majorHAnsi"/>
+                <w:noProof/>
+                <w:webHidden/>
+                <w:sz w:val="28"/>
+                <w:szCs w:val="28"/>
+              </w:rPr>
+              <w:tab/>
+            </w:r>
+            <w:r>
+              <w:rPr>
+                <w:rFonts w:asciiTheme="majorHAnsi" w:hAnsiTheme="majorHAnsi" w:cstheme="majorHAnsi"/>
+                <w:noProof/>
+                <w:webHidden/>
+                <w:sz w:val="28"/>
+                <w:szCs w:val="28"/>
+              </w:rPr>
+              <w:fldChar w:fldCharType="begin"/>
+            </w:r>
+            <w:r>
+              <w:rPr>
+                <w:rFonts w:asciiTheme="majorHAnsi" w:hAnsiTheme="majorHAnsi" w:cstheme="majorHAnsi"/>
+                <w:noProof/>
+                <w:webHidden/>
+                <w:sz w:val="28"/>
+                <w:szCs w:val="28"/>
+              </w:rPr>
+              <w:instrText xml:space="preserve"> PAGEREF _Toc228787484 \h </w:instrText>
+            </w:r>
+            <w:r>
+              <w:rPr>
+                <w:rFonts w:asciiTheme="majorHAnsi" w:hAnsiTheme="majorHAnsi" w:cstheme="majorHAnsi"/>
+                <w:noProof/>
+                <w:webHidden/>
+                <w:sz w:val="28"/>
+                <w:szCs w:val="28"/>
+              </w:rPr>
+            </w:r>
+            <w:r>
+              <w:rPr>
+                <w:rFonts w:asciiTheme="majorHAnsi" w:hAnsiTheme="majorHAnsi" w:cstheme="majorHAnsi"/>
+                <w:noProof/>
+                <w:webHidden/>
+                <w:sz w:val="28"/>
+                <w:szCs w:val="28"/>
+              </w:rPr>
+              <w:fldChar w:fldCharType="separate"/>
+            </w:r>
+            <w:r>
+              <w:rPr>
+                <w:rFonts w:asciiTheme="majorHAnsi" w:hAnsiTheme="majorHAnsi" w:cstheme="majorHAnsi"/>
+                <w:noProof/>
+                <w:webHidden/>
+                <w:sz w:val="28"/>
+                <w:szCs w:val="28"/>
+              </w:rPr>
+              <w:t>27</w:t>
+            </w:r>
+            <w:r>
+              <w:rPr>
+                <w:rFonts w:asciiTheme="majorHAnsi" w:hAnsiTheme="majorHAnsi" w:cstheme="majorHAnsi"/>
+                <w:noProof/>
+                <w:webHidden/>
+                <w:sz w:val="28"/>
+                <w:szCs w:val="28"/>
+              </w:rPr>
+              <w:fldChar w:fldCharType="end"/>
+            </w:r>
+          </w:hyperlink>
+        </w:p>
+        <w:p>
+          <w:pPr>
+            <w:pStyle w:val="32"/>
+            <w:tabs>
+              <w:tab w:val="right" w:leader="dot" w:pos="8921"/>
+            </w:tabs>
+            <w:rPr>
+              <w:rFonts w:asciiTheme="majorHAnsi" w:eastAsiaTheme="minorEastAsia" w:hAnsiTheme="majorHAnsi" w:cstheme="majorHAnsi"/>
+              <w:noProof/>
+              <w:sz w:val="28"/>
+              <w:szCs w:val="28"/>
+              <w:lang w:eastAsia="ru-RU"/>
+            </w:rPr>
+          </w:pPr>
+          <w:hyperlink w:anchor="_Toc228787485" w:history="1">
+            <w:r>
+              <w:rPr>
+                <w:rStyle w:val="af6"/>
+                <w:rFonts w:asciiTheme="majorHAnsi" w:hAnsiTheme="majorHAnsi" w:cstheme="majorHAnsi"/>
+                <w:noProof/>
+                <w:sz w:val="28"/>
+                <w:szCs w:val="28"/>
+                <w:u w:val="none"/>
+              </w:rPr>
+              <w:t>2.3.2. Уровень 1. Классическая CAPTCHA-верификация</w:t>
+            </w:r>
+            <w:r>
+              <w:rPr>
+                <w:rFonts w:asciiTheme="majorHAnsi" w:hAnsiTheme="majorHAnsi" w:cstheme="majorHAnsi"/>
+                <w:noProof/>
+                <w:webHidden/>
+                <w:sz w:val="28"/>
+                <w:szCs w:val="28"/>
+              </w:rPr>
+              <w:tab/>
+            </w:r>
+            <w:r>
+              <w:rPr>
+                <w:rFonts w:asciiTheme="majorHAnsi" w:hAnsiTheme="majorHAnsi" w:cstheme="majorHAnsi"/>
+                <w:noProof/>
+                <w:webHidden/>
+                <w:sz w:val="28"/>
+                <w:szCs w:val="28"/>
+              </w:rPr>
+              <w:fldChar w:fldCharType="begin"/>
+            </w:r>
+            <w:r>
+              <w:rPr>
+                <w:rFonts w:asciiTheme="majorHAnsi" w:hAnsiTheme="majorHAnsi" w:cstheme="majorHAnsi"/>
+                <w:noProof/>
+                <w:webHidden/>
+                <w:sz w:val="28"/>
+                <w:szCs w:val="28"/>
+              </w:rPr>
+              <w:instrText xml:space="preserve"> PAGEREF _Toc228787485 \h </w:instrText>
+            </w:r>
+            <w:r>
+              <w:rPr>
+                <w:rFonts w:asciiTheme="majorHAnsi" w:hAnsiTheme="majorHAnsi" w:cstheme="majorHAnsi"/>
+                <w:noProof/>
+                <w:webHidden/>
+                <w:sz w:val="28"/>
+                <w:szCs w:val="28"/>
+              </w:rPr>
+            </w:r>
+            <w:r>
+              <w:rPr>
+                <w:rFonts w:asciiTheme="majorHAnsi" w:hAnsiTheme="majorHAnsi" w:cstheme="majorHAnsi"/>
+                <w:noProof/>
+                <w:webHidden/>
+                <w:sz w:val="28"/>
+                <w:szCs w:val="28"/>
+              </w:rPr>
+              <w:fldChar w:fldCharType="separate"/>
+            </w:r>
+            <w:r>
+              <w:rPr>
+                <w:rFonts w:asciiTheme="majorHAnsi" w:hAnsiTheme="majorHAnsi" w:cstheme="majorHAnsi"/>
+                <w:noProof/>
+                <w:webHidden/>
+                <w:sz w:val="28"/>
+                <w:szCs w:val="28"/>
+              </w:rPr>
+              <w:t>27</w:t>
+            </w:r>
+            <w:r>
+              <w:rPr>
+                <w:rFonts w:asciiTheme="majorHAnsi" w:hAnsiTheme="majorHAnsi" w:cstheme="majorHAnsi"/>
+                <w:noProof/>
+                <w:webHidden/>
+                <w:sz w:val="28"/>
+                <w:szCs w:val="28"/>
+              </w:rPr>
+              <w:fldChar w:fldCharType="end"/>
+            </w:r>
+          </w:hyperlink>
+        </w:p>
+        <w:p>
+          <w:pPr>
+            <w:pStyle w:val="32"/>
+            <w:tabs>
+              <w:tab w:val="right" w:leader="dot" w:pos="8921"/>
+            </w:tabs>
+            <w:rPr>
+              <w:rFonts w:asciiTheme="majorHAnsi" w:eastAsiaTheme="minorEastAsia" w:hAnsiTheme="majorHAnsi" w:cstheme="majorHAnsi"/>
+              <w:noProof/>
+              <w:sz w:val="28"/>
+              <w:szCs w:val="28"/>
+              <w:lang w:eastAsia="ru-RU"/>
+            </w:rPr>
+          </w:pPr>
+          <w:hyperlink w:anchor="_Toc228787486" w:history="1">
+            <w:r>
+              <w:rPr>
+                <w:rStyle w:val="af6"/>
+                <w:rFonts w:asciiTheme="majorHAnsi" w:hAnsiTheme="majorHAnsi" w:cstheme="majorHAnsi"/>
+                <w:noProof/>
+                <w:sz w:val="28"/>
+                <w:szCs w:val="28"/>
+                <w:u w:val="none"/>
+              </w:rPr>
+              <w:t>2.3.3. Уровень 2. Выбор изображений по критерию</w:t>
+            </w:r>
+            <w:r>
+              <w:rPr>
+                <w:rFonts w:asciiTheme="majorHAnsi" w:hAnsiTheme="majorHAnsi" w:cstheme="majorHAnsi"/>
+                <w:noProof/>
+                <w:webHidden/>
+                <w:sz w:val="28"/>
+                <w:szCs w:val="28"/>
+              </w:rPr>
+              <w:tab/>
+            </w:r>
+            <w:r>
+              <w:rPr>
+                <w:rFonts w:asciiTheme="majorHAnsi" w:hAnsiTheme="majorHAnsi" w:cstheme="majorHAnsi"/>
+                <w:noProof/>
+                <w:webHidden/>
+                <w:sz w:val="28"/>
+                <w:szCs w:val="28"/>
+              </w:rPr>
+              <w:fldChar w:fldCharType="begin"/>
+            </w:r>
+            <w:r>
+              <w:rPr>
+                <w:rFonts w:asciiTheme="majorHAnsi" w:hAnsiTheme="majorHAnsi" w:cstheme="majorHAnsi"/>
+                <w:noProof/>
+                <w:webHidden/>
+                <w:sz w:val="28"/>
+                <w:szCs w:val="28"/>
+              </w:rPr>
+              <w:instrText xml:space="preserve"> PAGEREF _Toc228787486 \h </w:instrText>
+            </w:r>
+            <w:r>
+              <w:rPr>
+                <w:rFonts w:asciiTheme="majorHAnsi" w:hAnsiTheme="majorHAnsi" w:cstheme="majorHAnsi"/>
+                <w:noProof/>
+                <w:webHidden/>
+                <w:sz w:val="28"/>
+                <w:szCs w:val="28"/>
+              </w:rPr>
+            </w:r>
+            <w:r>
+              <w:rPr>
+                <w:rFonts w:asciiTheme="majorHAnsi" w:hAnsiTheme="majorHAnsi" w:cstheme="majorHAnsi"/>
+                <w:noProof/>
+                <w:webHidden/>
+                <w:sz w:val="28"/>
+                <w:szCs w:val="28"/>
+              </w:rPr>
+              <w:fldChar w:fldCharType="separate"/>
+            </w:r>
+            <w:r>
+              <w:rPr>
+                <w:rFonts w:asciiTheme="majorHAnsi" w:hAnsiTheme="majorHAnsi" w:cstheme="majorHAnsi"/>
+                <w:noProof/>
+                <w:webHidden/>
+                <w:sz w:val="28"/>
+                <w:szCs w:val="28"/>
+              </w:rPr>
+              <w:t>28</w:t>
+            </w:r>
+            <w:r>
+              <w:rPr>
+                <w:rFonts w:asciiTheme="majorHAnsi" w:hAnsiTheme="majorHAnsi" w:cstheme="majorHAnsi"/>
+                <w:noProof/>
+                <w:webHidden/>
+                <w:sz w:val="28"/>
+                <w:szCs w:val="28"/>
+              </w:rPr>
+              <w:fldChar w:fldCharType="end"/>
+            </w:r>
+          </w:hyperlink>
+        </w:p>
+        <w:p>
+          <w:pPr>
+            <w:pStyle w:val="32"/>
+            <w:tabs>
+              <w:tab w:val="right" w:leader="dot" w:pos="8921"/>
+            </w:tabs>
+            <w:rPr>
+              <w:rFonts w:asciiTheme="majorHAnsi" w:eastAsiaTheme="minorEastAsia" w:hAnsiTheme="majorHAnsi" w:cstheme="majorHAnsi"/>
+              <w:noProof/>
+              <w:sz w:val="28"/>
+              <w:szCs w:val="28"/>
+              <w:lang w:eastAsia="ru-RU"/>
+            </w:rPr>
+          </w:pPr>
+          <w:hyperlink w:anchor="_Toc228787487" w:history="1">
+            <w:r>
+              <w:rPr>
+                <w:rStyle w:val="af6"/>
+                <w:rFonts w:asciiTheme="majorHAnsi" w:hAnsiTheme="majorHAnsi" w:cstheme="majorHAnsi"/>
+                <w:noProof/>
+                <w:sz w:val="28"/>
+                <w:szCs w:val="28"/>
+                <w:u w:val="none"/>
+              </w:rPr>
+              <w:t>2.3.4. Уровень 3. Распознавание искаженного текста</w:t>
+            </w:r>
+            <w:r>
+              <w:rPr>
+                <w:rFonts w:asciiTheme="majorHAnsi" w:hAnsiTheme="majorHAnsi" w:cstheme="majorHAnsi"/>
+                <w:noProof/>
+                <w:webHidden/>
+                <w:sz w:val="28"/>
+                <w:szCs w:val="28"/>
+              </w:rPr>
+              <w:tab/>
+            </w:r>
+            <w:r>
+              <w:rPr>
+                <w:rFonts w:asciiTheme="majorHAnsi" w:hAnsiTheme="majorHAnsi" w:cstheme="majorHAnsi"/>
+                <w:noProof/>
+                <w:webHidden/>
+                <w:sz w:val="28"/>
+                <w:szCs w:val="28"/>
+              </w:rPr>
+              <w:fldChar w:fldCharType="begin"/>
+            </w:r>
+            <w:r>
+              <w:rPr>
+                <w:rFonts w:asciiTheme="majorHAnsi" w:hAnsiTheme="majorHAnsi" w:cstheme="majorHAnsi"/>
+                <w:noProof/>
+                <w:webHidden/>
+                <w:sz w:val="28"/>
+                <w:szCs w:val="28"/>
+              </w:rPr>
+              <w:instrText xml:space="preserve"> PAGEREF _Toc228787487 \h </w:instrText>
+            </w:r>
+            <w:r>
+              <w:rPr>
+                <w:rFonts w:asciiTheme="majorHAnsi" w:hAnsiTheme="majorHAnsi" w:cstheme="majorHAnsi"/>
+                <w:noProof/>
+                <w:webHidden/>
+                <w:sz w:val="28"/>
+                <w:szCs w:val="28"/>
+              </w:rPr>
+            </w:r>
+            <w:r>
+              <w:rPr>
+                <w:rFonts w:asciiTheme="majorHAnsi" w:hAnsiTheme="majorHAnsi" w:cstheme="majorHAnsi"/>
+                <w:noProof/>
+                <w:webHidden/>
+                <w:sz w:val="28"/>
+                <w:szCs w:val="28"/>
+              </w:rPr>
+              <w:fldChar w:fldCharType="separate"/>
+            </w:r>
+            <w:r>
+              <w:rPr>
+                <w:rFonts w:asciiTheme="majorHAnsi" w:hAnsiTheme="majorHAnsi" w:cstheme="majorHAnsi"/>
+                <w:noProof/>
+                <w:webHidden/>
+                <w:sz w:val="28"/>
+                <w:szCs w:val="28"/>
+              </w:rPr>
+              <w:t>28</w:t>
+            </w:r>
+            <w:r>
+              <w:rPr>
+                <w:rFonts w:asciiTheme="majorHAnsi" w:hAnsiTheme="majorHAnsi" w:cstheme="majorHAnsi"/>
+                <w:noProof/>
+                <w:webHidden/>
+                <w:sz w:val="28"/>
+                <w:szCs w:val="28"/>
+              </w:rPr>
+              <w:fldChar w:fldCharType="end"/>
+            </w:r>
+          </w:hyperlink>
+        </w:p>
+        <w:p>
+          <w:pPr>
+            <w:pStyle w:val="32"/>
+            <w:tabs>
+              <w:tab w:val="right" w:leader="dot" w:pos="8921"/>
+            </w:tabs>
+            <w:rPr>
+              <w:rFonts w:asciiTheme="majorHAnsi" w:eastAsiaTheme="minorEastAsia" w:hAnsiTheme="majorHAnsi" w:cstheme="majorHAnsi"/>
+              <w:noProof/>
+              <w:sz w:val="28"/>
+              <w:szCs w:val="28"/>
+              <w:lang w:eastAsia="ru-RU"/>
+            </w:rPr>
+          </w:pPr>
+          <w:hyperlink w:anchor="_Toc228787488" w:history="1">
+            <w:r>
+              <w:rPr>
+                <w:rStyle w:val="af6"/>
+                <w:rFonts w:asciiTheme="majorHAnsi" w:hAnsiTheme="majorHAnsi" w:cstheme="majorHAnsi"/>
+                <w:noProof/>
+                <w:sz w:val="28"/>
+                <w:szCs w:val="28"/>
+                <w:u w:val="none"/>
+              </w:rPr>
+              <w:t>2.3.5. Уровень 4. Крестики-нолики с искусственным интеллектом</w:t>
+            </w:r>
+            <w:r>
+              <w:rPr>
+                <w:rFonts w:asciiTheme="majorHAnsi" w:hAnsiTheme="majorHAnsi" w:cstheme="majorHAnsi"/>
+                <w:noProof/>
+                <w:webHidden/>
+                <w:sz w:val="28"/>
+                <w:szCs w:val="28"/>
+              </w:rPr>
+              <w:tab/>
+            </w:r>
+            <w:r>
+              <w:rPr>
+                <w:rFonts w:asciiTheme="majorHAnsi" w:hAnsiTheme="majorHAnsi" w:cstheme="majorHAnsi"/>
+                <w:noProof/>
+                <w:webHidden/>
+                <w:sz w:val="28"/>
+                <w:szCs w:val="28"/>
+              </w:rPr>
+              <w:fldChar w:fldCharType="begin"/>
+            </w:r>
+            <w:r>
+              <w:rPr>
+                <w:rFonts w:asciiTheme="majorHAnsi" w:hAnsiTheme="majorHAnsi" w:cstheme="majorHAnsi"/>
+                <w:noProof/>
+                <w:webHidden/>
+                <w:sz w:val="28"/>
+                <w:szCs w:val="28"/>
+              </w:rPr>
+              <w:instrText xml:space="preserve"> PAGEREF _Toc228787488 \h </w:instrText>
+            </w:r>
+            <w:r>
+              <w:rPr>
+                <w:rFonts w:asciiTheme="majorHAnsi" w:hAnsiTheme="majorHAnsi" w:cstheme="majorHAnsi"/>
+                <w:noProof/>
+                <w:webHidden/>
+                <w:sz w:val="28"/>
+                <w:szCs w:val="28"/>
+              </w:rPr>
+            </w:r>
+            <w:r>
+              <w:rPr>
+                <w:rFonts w:asciiTheme="majorHAnsi" w:hAnsiTheme="majorHAnsi" w:cstheme="majorHAnsi"/>
+                <w:noProof/>
+                <w:webHidden/>
+                <w:sz w:val="28"/>
+                <w:szCs w:val="28"/>
+              </w:rPr>
+              <w:fldChar w:fldCharType="separate"/>
+            </w:r>
+            <w:r>
+              <w:rPr>
+                <w:rFonts w:asciiTheme="majorHAnsi" w:hAnsiTheme="majorHAnsi" w:cstheme="majorHAnsi"/>
+                <w:noProof/>
+                <w:webHidden/>
+                <w:sz w:val="28"/>
+                <w:szCs w:val="28"/>
+              </w:rPr>
+              <w:t>29</w:t>
+            </w:r>
+            <w:r>
+              <w:rPr>
+                <w:rFonts w:asciiTheme="majorHAnsi" w:hAnsiTheme="majorHAnsi" w:cstheme="majorHAnsi"/>
+                <w:noProof/>
+                <w:webHidden/>
+                <w:sz w:val="28"/>
+                <w:szCs w:val="28"/>
+              </w:rPr>
+              <w:fldChar w:fldCharType="end"/>
+            </w:r>
+          </w:hyperlink>
+        </w:p>
+        <w:p>
+          <w:pPr>
+            <w:pStyle w:val="32"/>
+            <w:tabs>
+              <w:tab w:val="right" w:leader="dot" w:pos="8921"/>
+            </w:tabs>
+            <w:rPr>
+              <w:rFonts w:asciiTheme="majorHAnsi" w:eastAsiaTheme="minorEastAsia" w:hAnsiTheme="majorHAnsi" w:cstheme="majorHAnsi"/>
+              <w:noProof/>
+              <w:sz w:val="28"/>
+              <w:szCs w:val="28"/>
+              <w:lang w:eastAsia="ru-RU"/>
+            </w:rPr>
+          </w:pPr>
+          <w:hyperlink w:anchor="_Toc228787489" w:history="1">
+            <w:r>
+              <w:rPr>
+                <w:rStyle w:val="af6"/>
+                <w:rFonts w:asciiTheme="majorHAnsi" w:hAnsiTheme="majorHAnsi" w:cstheme="majorHAnsi"/>
+                <w:noProof/>
+                <w:sz w:val="28"/>
+                <w:szCs w:val="28"/>
+                <w:u w:val="none"/>
+              </w:rPr>
+              <w:t>2.3.6. Уровень 5. Альтернативная селекция изображений</w:t>
+            </w:r>
+            <w:r>
+              <w:rPr>
+                <w:rFonts w:asciiTheme="majorHAnsi" w:hAnsiTheme="majorHAnsi" w:cstheme="majorHAnsi"/>
+                <w:noProof/>
+                <w:webHidden/>
+                <w:sz w:val="28"/>
+                <w:szCs w:val="28"/>
+              </w:rPr>
+              <w:tab/>
+            </w:r>
+            <w:r>
+              <w:rPr>
+                <w:rFonts w:asciiTheme="majorHAnsi" w:hAnsiTheme="majorHAnsi" w:cstheme="majorHAnsi"/>
+                <w:noProof/>
+                <w:webHidden/>
+                <w:sz w:val="28"/>
+                <w:szCs w:val="28"/>
+              </w:rPr>
+              <w:fldChar w:fldCharType="begin"/>
+            </w:r>
+            <w:r>
+              <w:rPr>
+                <w:rFonts w:asciiTheme="majorHAnsi" w:hAnsiTheme="majorHAnsi" w:cstheme="majorHAnsi"/>
+                <w:noProof/>
+                <w:webHidden/>
+                <w:sz w:val="28"/>
+                <w:szCs w:val="28"/>
+              </w:rPr>
+              <w:instrText xml:space="preserve"> PAGEREF _Toc228787489 \h </w:instrText>
+            </w:r>
+            <w:r>
+              <w:rPr>
+                <w:rFonts w:asciiTheme="majorHAnsi" w:hAnsiTheme="majorHAnsi" w:cstheme="majorHAnsi"/>
+                <w:noProof/>
+                <w:webHidden/>
+                <w:sz w:val="28"/>
+                <w:szCs w:val="28"/>
+              </w:rPr>
+            </w:r>
+            <w:r>
+              <w:rPr>
+                <w:rFonts w:asciiTheme="majorHAnsi" w:hAnsiTheme="majorHAnsi" w:cstheme="majorHAnsi"/>
+                <w:noProof/>
+                <w:webHidden/>
+                <w:sz w:val="28"/>
+                <w:szCs w:val="28"/>
+              </w:rPr>
+              <w:fldChar w:fldCharType="separate"/>
+            </w:r>
+            <w:r>
+              <w:rPr>
+                <w:rFonts w:asciiTheme="majorHAnsi" w:hAnsiTheme="majorHAnsi" w:cstheme="majorHAnsi"/>
+                <w:noProof/>
+                <w:webHidden/>
+                <w:sz w:val="28"/>
+                <w:szCs w:val="28"/>
+              </w:rPr>
+              <w:t>29</w:t>
+            </w:r>
+            <w:r>
+              <w:rPr>
+                <w:rFonts w:asciiTheme="majorHAnsi" w:hAnsiTheme="majorHAnsi" w:cstheme="majorHAnsi"/>
+                <w:noProof/>
+                <w:webHidden/>
+                <w:sz w:val="28"/>
+                <w:szCs w:val="28"/>
+              </w:rPr>
+              <w:fldChar w:fldCharType="end"/>
+            </w:r>
+          </w:hyperlink>
+        </w:p>
+        <w:p>
+          <w:pPr>
+            <w:pStyle w:val="32"/>
+            <w:tabs>
+              <w:tab w:val="right" w:leader="dot" w:pos="8921"/>
+            </w:tabs>
+            <w:rPr>
+              <w:rFonts w:asciiTheme="majorHAnsi" w:eastAsiaTheme="minorEastAsia" w:hAnsiTheme="majorHAnsi" w:cstheme="majorHAnsi"/>
+              <w:noProof/>
+              <w:sz w:val="28"/>
+              <w:szCs w:val="28"/>
+              <w:lang w:eastAsia="ru-RU"/>
+            </w:rPr>
+          </w:pPr>
+          <w:hyperlink w:anchor="_Toc228787490" w:history="1">
+            <w:r>
+              <w:rPr>
+                <w:rStyle w:val="af6"/>
+                <w:rFonts w:asciiTheme="majorHAnsi" w:hAnsiTheme="majorHAnsi" w:cstheme="majorHAnsi"/>
+                <w:noProof/>
+                <w:sz w:val="28"/>
+                <w:szCs w:val="28"/>
+                <w:u w:val="none"/>
+              </w:rPr>
+              <w:t>2.3.7. Уровень 6. Геометрическая верификация (рисование круга)</w:t>
+            </w:r>
+            <w:r>
+              <w:rPr>
+                <w:rFonts w:asciiTheme="majorHAnsi" w:hAnsiTheme="majorHAnsi" w:cstheme="majorHAnsi"/>
+                <w:noProof/>
+                <w:webHidden/>
+                <w:sz w:val="28"/>
+                <w:szCs w:val="28"/>
+              </w:rPr>
+              <w:tab/>
+            </w:r>
+            <w:r>
+              <w:rPr>
+                <w:rFonts w:asciiTheme="majorHAnsi" w:hAnsiTheme="majorHAnsi" w:cstheme="majorHAnsi"/>
+                <w:noProof/>
+                <w:webHidden/>
+                <w:sz w:val="28"/>
+                <w:szCs w:val="28"/>
+              </w:rPr>
+              <w:fldChar w:fldCharType="begin"/>
+            </w:r>
+            <w:r>
+              <w:rPr>
+                <w:rFonts w:asciiTheme="majorHAnsi" w:hAnsiTheme="majorHAnsi" w:cstheme="majorHAnsi"/>
+                <w:noProof/>
+                <w:webHidden/>
+                <w:sz w:val="28"/>
+                <w:szCs w:val="28"/>
+              </w:rPr>
+              <w:instrText xml:space="preserve"> PAGEREF _Toc228787490 \h </w:instrText>
+            </w:r>
+            <w:r>
+              <w:rPr>
+                <w:rFonts w:asciiTheme="majorHAnsi" w:hAnsiTheme="majorHAnsi" w:cstheme="majorHAnsi"/>
+                <w:noProof/>
+                <w:webHidden/>
+                <w:sz w:val="28"/>
+                <w:szCs w:val="28"/>
+              </w:rPr>
+            </w:r>
+            <w:r>
+              <w:rPr>
+                <w:rFonts w:asciiTheme="majorHAnsi" w:hAnsiTheme="majorHAnsi" w:cstheme="majorHAnsi"/>
+                <w:noProof/>
+                <w:webHidden/>
+                <w:sz w:val="28"/>
+                <w:szCs w:val="28"/>
+              </w:rPr>
+              <w:fldChar w:fldCharType="separate"/>
+            </w:r>
+            <w:r>
+              <w:rPr>
+                <w:rFonts w:asciiTheme="majorHAnsi" w:hAnsiTheme="majorHAnsi" w:cstheme="majorHAnsi"/>
+                <w:noProof/>
+                <w:webHidden/>
+                <w:sz w:val="28"/>
+                <w:szCs w:val="28"/>
+              </w:rPr>
+              <w:t>29</w:t>
+            </w:r>
+            <w:r>
+              <w:rPr>
+                <w:rFonts w:asciiTheme="majorHAnsi" w:hAnsiTheme="majorHAnsi" w:cstheme="majorHAnsi"/>
+                <w:noProof/>
+                <w:webHidden/>
+                <w:sz w:val="28"/>
+                <w:szCs w:val="28"/>
+              </w:rPr>
+              <w:fldChar w:fldCharType="end"/>
+            </w:r>
+          </w:hyperlink>
+        </w:p>
+        <w:p>
+          <w:pPr>
+            <w:pStyle w:val="32"/>
+            <w:tabs>
+              <w:tab w:val="right" w:leader="dot" w:pos="8921"/>
+            </w:tabs>
+            <w:rPr>
+              <w:rFonts w:asciiTheme="majorHAnsi" w:eastAsiaTheme="minorEastAsia" w:hAnsiTheme="majorHAnsi" w:cstheme="majorHAnsi"/>
+              <w:noProof/>
+              <w:sz w:val="28"/>
+              <w:szCs w:val="28"/>
+              <w:lang w:eastAsia="ru-RU"/>
+            </w:rPr>
+          </w:pPr>
+          <w:hyperlink w:anchor="_Toc228787491" w:history="1">
+            <w:r>
+              <w:rPr>
+                <w:rStyle w:val="af6"/>
+                <w:rFonts w:asciiTheme="majorHAnsi" w:hAnsiTheme="majorHAnsi" w:cstheme="majorHAnsi"/>
+                <w:noProof/>
+                <w:sz w:val="28"/>
+                <w:szCs w:val="28"/>
+                <w:u w:val="none"/>
+              </w:rPr>
+              <w:t>2.3.8. Уровень 7. Проверка зрения</w:t>
+            </w:r>
+            <w:r>
+              <w:rPr>
+                <w:rFonts w:asciiTheme="majorHAnsi" w:hAnsiTheme="majorHAnsi" w:cstheme="majorHAnsi"/>
+                <w:noProof/>
+                <w:webHidden/>
+                <w:sz w:val="28"/>
+                <w:szCs w:val="28"/>
+              </w:rPr>
+              <w:tab/>
+            </w:r>
+            <w:r>
+              <w:rPr>
+                <w:rFonts w:asciiTheme="majorHAnsi" w:hAnsiTheme="majorHAnsi" w:cstheme="majorHAnsi"/>
+                <w:noProof/>
+                <w:webHidden/>
+                <w:sz w:val="28"/>
+                <w:szCs w:val="28"/>
+              </w:rPr>
+              <w:fldChar w:fldCharType="begin"/>
+            </w:r>
+            <w:r>
+              <w:rPr>
+                <w:rFonts w:asciiTheme="majorHAnsi" w:hAnsiTheme="majorHAnsi" w:cstheme="majorHAnsi"/>
+                <w:noProof/>
+                <w:webHidden/>
+                <w:sz w:val="28"/>
+                <w:szCs w:val="28"/>
+              </w:rPr>
+              <w:instrText xml:space="preserve"> PAGEREF _Toc228787491 \h </w:instrText>
+            </w:r>
+            <w:r>
+              <w:rPr>
+                <w:rFonts w:asciiTheme="majorHAnsi" w:hAnsiTheme="majorHAnsi" w:cstheme="majorHAnsi"/>
+                <w:noProof/>
+                <w:webHidden/>
+                <w:sz w:val="28"/>
+                <w:szCs w:val="28"/>
+              </w:rPr>
+            </w:r>
+            <w:r>
+              <w:rPr>
+                <w:rFonts w:asciiTheme="majorHAnsi" w:hAnsiTheme="majorHAnsi" w:cstheme="majorHAnsi"/>
+                <w:noProof/>
+                <w:webHidden/>
+                <w:sz w:val="28"/>
+                <w:szCs w:val="28"/>
+              </w:rPr>
+              <w:fldChar w:fldCharType="separate"/>
+            </w:r>
+            <w:r>
+              <w:rPr>
+                <w:rFonts w:asciiTheme="majorHAnsi" w:hAnsiTheme="majorHAnsi" w:cstheme="majorHAnsi"/>
+                <w:noProof/>
+                <w:webHidden/>
+                <w:sz w:val="28"/>
+                <w:szCs w:val="28"/>
+              </w:rPr>
+              <w:t>30</w:t>
+            </w:r>
+            <w:r>
+              <w:rPr>
+                <w:rFonts w:asciiTheme="majorHAnsi" w:hAnsiTheme="majorHAnsi" w:cstheme="majorHAnsi"/>
+                <w:noProof/>
+                <w:webHidden/>
+                <w:sz w:val="28"/>
+                <w:szCs w:val="28"/>
+              </w:rPr>
+              <w:fldChar w:fldCharType="end"/>
+            </w:r>
+          </w:hyperlink>
+        </w:p>
+        <w:p>
+          <w:pPr>
+            <w:pStyle w:val="32"/>
+            <w:tabs>
+              <w:tab w:val="right" w:leader="dot" w:pos="8921"/>
+            </w:tabs>
+            <w:rPr>
+              <w:rFonts w:asciiTheme="majorHAnsi" w:eastAsiaTheme="minorEastAsia" w:hAnsiTheme="majorHAnsi" w:cstheme="majorHAnsi"/>
+              <w:noProof/>
+              <w:sz w:val="28"/>
+              <w:szCs w:val="28"/>
+              <w:lang w:eastAsia="ru-RU"/>
+            </w:rPr>
+          </w:pPr>
+          <w:hyperlink w:anchor="_Toc228787492" w:history="1">
+            <w:r>
+              <w:rPr>
+                <w:rStyle w:val="af6"/>
+                <w:rFonts w:asciiTheme="majorHAnsi" w:hAnsiTheme="majorHAnsi" w:cstheme="majorHAnsi"/>
+                <w:noProof/>
+                <w:sz w:val="28"/>
+                <w:szCs w:val="28"/>
+                <w:u w:val="none"/>
+              </w:rPr>
+              <w:t>2.3.9. Уровни 8. Симуляция парковки автомобиля</w:t>
+            </w:r>
+            <w:r>
+              <w:rPr>
+                <w:rFonts w:asciiTheme="majorHAnsi" w:hAnsiTheme="majorHAnsi" w:cstheme="majorHAnsi"/>
+                <w:noProof/>
+                <w:webHidden/>
+                <w:sz w:val="28"/>
+                <w:szCs w:val="28"/>
+              </w:rPr>
+              <w:tab/>
+            </w:r>
+            <w:r>
+              <w:rPr>
+                <w:rFonts w:asciiTheme="majorHAnsi" w:hAnsiTheme="majorHAnsi" w:cstheme="majorHAnsi"/>
+                <w:noProof/>
+                <w:webHidden/>
+                <w:sz w:val="28"/>
+                <w:szCs w:val="28"/>
+              </w:rPr>
+              <w:fldChar w:fldCharType="begin"/>
+            </w:r>
+            <w:r>
+              <w:rPr>
+                <w:rFonts w:asciiTheme="majorHAnsi" w:hAnsiTheme="majorHAnsi" w:cstheme="majorHAnsi"/>
+                <w:noProof/>
+                <w:webHidden/>
+                <w:sz w:val="28"/>
+                <w:szCs w:val="28"/>
+              </w:rPr>
+              <w:instrText xml:space="preserve"> PAGEREF _Toc228787492 \h </w:instrText>
+            </w:r>
+            <w:r>
+              <w:rPr>
+                <w:rFonts w:asciiTheme="majorHAnsi" w:hAnsiTheme="majorHAnsi" w:cstheme="majorHAnsi"/>
+                <w:noProof/>
+                <w:webHidden/>
+                <w:sz w:val="28"/>
+                <w:szCs w:val="28"/>
+              </w:rPr>
+            </w:r>
+            <w:r>
+              <w:rPr>
+                <w:rFonts w:asciiTheme="majorHAnsi" w:hAnsiTheme="majorHAnsi" w:cstheme="majorHAnsi"/>
+                <w:noProof/>
+                <w:webHidden/>
+                <w:sz w:val="28"/>
+                <w:szCs w:val="28"/>
+              </w:rPr>
+              <w:fldChar w:fldCharType="separate"/>
+            </w:r>
+            <w:r>
+              <w:rPr>
+                <w:rFonts w:asciiTheme="majorHAnsi" w:hAnsiTheme="majorHAnsi" w:cstheme="majorHAnsi"/>
+                <w:noProof/>
+                <w:webHidden/>
+                <w:sz w:val="28"/>
+                <w:szCs w:val="28"/>
+              </w:rPr>
+              <w:t>30</w:t>
+            </w:r>
+            <w:r>
+              <w:rPr>
+                <w:rFonts w:asciiTheme="majorHAnsi" w:hAnsiTheme="majorHAnsi" w:cstheme="majorHAnsi"/>
+                <w:noProof/>
+                <w:webHidden/>
+                <w:sz w:val="28"/>
+                <w:szCs w:val="28"/>
+              </w:rPr>
+              <w:fldChar w:fldCharType="end"/>
+            </w:r>
+          </w:hyperlink>
+        </w:p>
+        <w:p>
+          <w:pPr>
+            <w:pStyle w:val="32"/>
+            <w:tabs>
+              <w:tab w:val="right" w:leader="dot" w:pos="8921"/>
+            </w:tabs>
+            <w:rPr>
+              <w:rFonts w:asciiTheme="majorHAnsi" w:eastAsiaTheme="minorEastAsia" w:hAnsiTheme="majorHAnsi" w:cstheme="majorHAnsi"/>
+              <w:noProof/>
+              <w:sz w:val="28"/>
+              <w:szCs w:val="28"/>
+              <w:lang w:eastAsia="ru-RU"/>
+            </w:rPr>
+          </w:pPr>
+          <w:hyperlink w:anchor="_Toc228787493" w:history="1">
+            <w:r>
+              <w:rPr>
+                <w:rStyle w:val="af6"/>
+                <w:rFonts w:asciiTheme="majorHAnsi" w:hAnsiTheme="majorHAnsi" w:cstheme="majorHAnsi"/>
+                <w:noProof/>
+                <w:sz w:val="28"/>
+                <w:szCs w:val="28"/>
+                <w:u w:val="none"/>
+              </w:rPr>
+              <w:t>2.3.10. Уровень 9. Финансовый тренажер</w:t>
+            </w:r>
+            <w:r>
+              <w:rPr>
+                <w:rFonts w:asciiTheme="majorHAnsi" w:hAnsiTheme="majorHAnsi" w:cstheme="majorHAnsi"/>
+                <w:noProof/>
+                <w:webHidden/>
+                <w:sz w:val="28"/>
+                <w:szCs w:val="28"/>
+              </w:rPr>
+              <w:tab/>
+            </w:r>
+            <w:r>
+              <w:rPr>
+                <w:rFonts w:asciiTheme="majorHAnsi" w:hAnsiTheme="majorHAnsi" w:cstheme="majorHAnsi"/>
+                <w:noProof/>
+                <w:webHidden/>
+                <w:sz w:val="28"/>
+                <w:szCs w:val="28"/>
+              </w:rPr>
+              <w:fldChar w:fldCharType="begin"/>
+            </w:r>
+            <w:r>
+              <w:rPr>
+                <w:rFonts w:asciiTheme="majorHAnsi" w:hAnsiTheme="majorHAnsi" w:cstheme="majorHAnsi"/>
+                <w:noProof/>
+                <w:webHidden/>
+                <w:sz w:val="28"/>
+                <w:szCs w:val="28"/>
+              </w:rPr>
+              <w:instrText xml:space="preserve"> PAGEREF _Toc228787493 \h </w:instrText>
+            </w:r>
+            <w:r>
+              <w:rPr>
+                <w:rFonts w:asciiTheme="majorHAnsi" w:hAnsiTheme="majorHAnsi" w:cstheme="majorHAnsi"/>
+                <w:noProof/>
+                <w:webHidden/>
+                <w:sz w:val="28"/>
+                <w:szCs w:val="28"/>
+              </w:rPr>
+            </w:r>
+            <w:r>
+              <w:rPr>
+                <w:rFonts w:asciiTheme="majorHAnsi" w:hAnsiTheme="majorHAnsi" w:cstheme="majorHAnsi"/>
+                <w:noProof/>
+                <w:webHidden/>
+                <w:sz w:val="28"/>
+                <w:szCs w:val="28"/>
+              </w:rPr>
+              <w:fldChar w:fldCharType="separate"/>
+            </w:r>
+            <w:r>
+              <w:rPr>
+                <w:rFonts w:asciiTheme="majorHAnsi" w:hAnsiTheme="majorHAnsi" w:cstheme="majorHAnsi"/>
+                <w:noProof/>
+                <w:webHidden/>
+                <w:sz w:val="28"/>
+                <w:szCs w:val="28"/>
+              </w:rPr>
+              <w:t>31</w:t>
+            </w:r>
+            <w:r>
+              <w:rPr>
+                <w:rFonts w:asciiTheme="majorHAnsi" w:hAnsiTheme="majorHAnsi" w:cstheme="majorHAnsi"/>
+                <w:noProof/>
+                <w:webHidden/>
+                <w:sz w:val="28"/>
+                <w:szCs w:val="28"/>
+              </w:rPr>
+              <w:fldChar w:fldCharType="end"/>
+            </w:r>
+          </w:hyperlink>
+        </w:p>
+        <w:p>
+          <w:pPr>
+            <w:pStyle w:val="32"/>
+            <w:tabs>
+              <w:tab w:val="right" w:leader="dot" w:pos="8921"/>
+            </w:tabs>
+            <w:rPr>
+              <w:rFonts w:asciiTheme="majorHAnsi" w:eastAsiaTheme="minorEastAsia" w:hAnsiTheme="majorHAnsi" w:cstheme="majorHAnsi"/>
+              <w:noProof/>
+              <w:sz w:val="28"/>
+              <w:szCs w:val="28"/>
+              <w:lang w:eastAsia="ru-RU"/>
+            </w:rPr>
+          </w:pPr>
+          <w:hyperlink w:anchor="_Toc228787494" w:history="1">
+            <w:r>
+              <w:rPr>
+                <w:rStyle w:val="af6"/>
+                <w:rFonts w:asciiTheme="majorHAnsi" w:hAnsiTheme="majorHAnsi" w:cstheme="majorHAnsi"/>
+                <w:noProof/>
+                <w:sz w:val="28"/>
+                <w:szCs w:val="28"/>
+                <w:u w:val="none"/>
+              </w:rPr>
+              <w:t>2.3.11. Уровень 10. Пространственная навигация по изображению</w:t>
+            </w:r>
+            <w:r>
+              <w:rPr>
+                <w:rFonts w:asciiTheme="majorHAnsi" w:hAnsiTheme="majorHAnsi" w:cstheme="majorHAnsi"/>
+                <w:noProof/>
+                <w:webHidden/>
+                <w:sz w:val="28"/>
+                <w:szCs w:val="28"/>
+              </w:rPr>
+              <w:tab/>
+            </w:r>
+            <w:r>
+              <w:rPr>
+                <w:rFonts w:asciiTheme="majorHAnsi" w:hAnsiTheme="majorHAnsi" w:cstheme="majorHAnsi"/>
+                <w:noProof/>
+                <w:webHidden/>
+                <w:sz w:val="28"/>
+                <w:szCs w:val="28"/>
+              </w:rPr>
+              <w:fldChar w:fldCharType="begin"/>
+            </w:r>
+            <w:r>
+              <w:rPr>
+                <w:rFonts w:asciiTheme="majorHAnsi" w:hAnsiTheme="majorHAnsi" w:cstheme="majorHAnsi"/>
+                <w:noProof/>
+                <w:webHidden/>
+                <w:sz w:val="28"/>
+                <w:szCs w:val="28"/>
+              </w:rPr>
+              <w:instrText xml:space="preserve"> PAGEREF _Toc228787494 \h </w:instrText>
+            </w:r>
+            <w:r>
+              <w:rPr>
+                <w:rFonts w:asciiTheme="majorHAnsi" w:hAnsiTheme="majorHAnsi" w:cstheme="majorHAnsi"/>
+                <w:noProof/>
+                <w:webHidden/>
+                <w:sz w:val="28"/>
+                <w:szCs w:val="28"/>
+              </w:rPr>
+            </w:r>
+            <w:r>
+              <w:rPr>
+                <w:rFonts w:asciiTheme="majorHAnsi" w:hAnsiTheme="majorHAnsi" w:cstheme="majorHAnsi"/>
+                <w:noProof/>
+                <w:webHidden/>
+                <w:sz w:val="28"/>
+                <w:szCs w:val="28"/>
+              </w:rPr>
+              <w:fldChar w:fldCharType="separate"/>
+            </w:r>
+            <w:r>
+              <w:rPr>
+                <w:rFonts w:asciiTheme="majorHAnsi" w:hAnsiTheme="majorHAnsi" w:cstheme="majorHAnsi"/>
+                <w:noProof/>
+                <w:webHidden/>
+                <w:sz w:val="28"/>
+                <w:szCs w:val="28"/>
+              </w:rPr>
+              <w:t>31</w:t>
+            </w:r>
+            <w:r>
+              <w:rPr>
+                <w:rFonts w:asciiTheme="majorHAnsi" w:hAnsiTheme="majorHAnsi" w:cstheme="majorHAnsi"/>
+                <w:noProof/>
+                <w:webHidden/>
+                <w:sz w:val="28"/>
+                <w:szCs w:val="28"/>
+              </w:rPr>
+              <w:fldChar w:fldCharType="end"/>
+            </w:r>
+          </w:hyperlink>
+        </w:p>
+        <w:p>
+          <w:pPr>
+            <w:pStyle w:val="32"/>
+            <w:tabs>
+              <w:tab w:val="right" w:leader="dot" w:pos="8921"/>
+            </w:tabs>
+            <w:rPr>
+              <w:rFonts w:asciiTheme="majorHAnsi" w:eastAsiaTheme="minorEastAsia" w:hAnsiTheme="majorHAnsi" w:cstheme="majorHAnsi"/>
+              <w:noProof/>
+              <w:sz w:val="28"/>
+              <w:szCs w:val="28"/>
+              <w:lang w:eastAsia="ru-RU"/>
+            </w:rPr>
+          </w:pPr>
+          <w:hyperlink w:anchor="_Toc228787495" w:history="1">
+            <w:r>
+              <w:rPr>
+                <w:rStyle w:val="af6"/>
+                <w:rFonts w:asciiTheme="majorHAnsi" w:hAnsiTheme="majorHAnsi" w:cstheme="majorHAnsi"/>
+                <w:noProof/>
+                <w:sz w:val="28"/>
+                <w:szCs w:val="28"/>
+                <w:u w:val="none"/>
+              </w:rPr>
+              <w:t>2.3.12. Уровень 11. Слайд-пазл</w:t>
+            </w:r>
+            <w:r>
+              <w:rPr>
+                <w:rFonts w:asciiTheme="majorHAnsi" w:hAnsiTheme="majorHAnsi" w:cstheme="majorHAnsi"/>
+                <w:noProof/>
+                <w:webHidden/>
+                <w:sz w:val="28"/>
+                <w:szCs w:val="28"/>
+              </w:rPr>
+              <w:tab/>
+            </w:r>
+            <w:r>
+              <w:rPr>
+                <w:rFonts w:asciiTheme="majorHAnsi" w:hAnsiTheme="majorHAnsi" w:cstheme="majorHAnsi"/>
+                <w:noProof/>
+                <w:webHidden/>
+                <w:sz w:val="28"/>
+                <w:szCs w:val="28"/>
+              </w:rPr>
+              <w:fldChar w:fldCharType="begin"/>
+            </w:r>
+            <w:r>
+              <w:rPr>
+                <w:rFonts w:asciiTheme="majorHAnsi" w:hAnsiTheme="majorHAnsi" w:cstheme="majorHAnsi"/>
+                <w:noProof/>
+                <w:webHidden/>
+                <w:sz w:val="28"/>
+                <w:szCs w:val="28"/>
+              </w:rPr>
+              <w:instrText xml:space="preserve"> PAGEREF _Toc228787495 \h </w:instrText>
+            </w:r>
+            <w:r>
+              <w:rPr>
+                <w:rFonts w:asciiTheme="majorHAnsi" w:hAnsiTheme="majorHAnsi" w:cstheme="majorHAnsi"/>
+                <w:noProof/>
+                <w:webHidden/>
+                <w:sz w:val="28"/>
+                <w:szCs w:val="28"/>
+              </w:rPr>
+            </w:r>
+            <w:r>
+              <w:rPr>
+                <w:rFonts w:asciiTheme="majorHAnsi" w:hAnsiTheme="majorHAnsi" w:cstheme="majorHAnsi"/>
+                <w:noProof/>
+                <w:webHidden/>
+                <w:sz w:val="28"/>
+                <w:szCs w:val="28"/>
+              </w:rPr>
+              <w:fldChar w:fldCharType="separate"/>
+            </w:r>
+            <w:r>
+              <w:rPr>
+                <w:rFonts w:asciiTheme="majorHAnsi" w:hAnsiTheme="majorHAnsi" w:cstheme="majorHAnsi"/>
+                <w:noProof/>
+                <w:webHidden/>
+                <w:sz w:val="28"/>
+                <w:szCs w:val="28"/>
+              </w:rPr>
+              <w:t>31</w:t>
+            </w:r>
+            <w:r>
+              <w:rPr>
+                <w:rFonts w:asciiTheme="majorHAnsi" w:hAnsiTheme="majorHAnsi" w:cstheme="majorHAnsi"/>
+                <w:noProof/>
+                <w:webHidden/>
+                <w:sz w:val="28"/>
+                <w:szCs w:val="28"/>
+              </w:rPr>
+              <w:fldChar w:fldCharType="end"/>
+            </w:r>
+          </w:hyperlink>
+        </w:p>
+        <w:p>
+          <w:pPr>
+            <w:pStyle w:val="32"/>
+            <w:tabs>
+              <w:tab w:val="right" w:leader="dot" w:pos="8921"/>
+            </w:tabs>
+            <w:rPr>
+              <w:rFonts w:asciiTheme="majorHAnsi" w:eastAsiaTheme="minorEastAsia" w:hAnsiTheme="majorHAnsi" w:cstheme="majorHAnsi"/>
+              <w:noProof/>
+              <w:sz w:val="28"/>
+              <w:szCs w:val="28"/>
+              <w:lang w:eastAsia="ru-RU"/>
+            </w:rPr>
+          </w:pPr>
+          <w:hyperlink w:anchor="_Toc228787496" w:history="1">
+            <w:r>
+              <w:rPr>
+                <w:rStyle w:val="af6"/>
+                <w:rFonts w:asciiTheme="majorHAnsi" w:hAnsiTheme="majorHAnsi" w:cstheme="majorHAnsi"/>
+                <w:noProof/>
+                <w:sz w:val="28"/>
+                <w:szCs w:val="28"/>
+                <w:u w:val="none"/>
+              </w:rPr>
+              <w:t>2.3.13. Уровень 12. Мнемоническая игра</w:t>
+            </w:r>
+            <w:r>
+              <w:rPr>
+                <w:rFonts w:asciiTheme="majorHAnsi" w:hAnsiTheme="majorHAnsi" w:cstheme="majorHAnsi"/>
+                <w:noProof/>
+                <w:webHidden/>
+                <w:sz w:val="28"/>
+                <w:szCs w:val="28"/>
+              </w:rPr>
+              <w:tab/>
+            </w:r>
+            <w:r>
+              <w:rPr>
+                <w:rFonts w:asciiTheme="majorHAnsi" w:hAnsiTheme="majorHAnsi" w:cstheme="majorHAnsi"/>
+                <w:noProof/>
+                <w:webHidden/>
+                <w:sz w:val="28"/>
+                <w:szCs w:val="28"/>
+              </w:rPr>
+              <w:fldChar w:fldCharType="begin"/>
+            </w:r>
+            <w:r>
+              <w:rPr>
+                <w:rFonts w:asciiTheme="majorHAnsi" w:hAnsiTheme="majorHAnsi" w:cstheme="majorHAnsi"/>
+                <w:noProof/>
+                <w:webHidden/>
+                <w:sz w:val="28"/>
+                <w:szCs w:val="28"/>
+              </w:rPr>
+              <w:instrText xml:space="preserve"> PAGEREF _Toc228787496 \h </w:instrText>
+            </w:r>
+            <w:r>
+              <w:rPr>
+                <w:rFonts w:asciiTheme="majorHAnsi" w:hAnsiTheme="majorHAnsi" w:cstheme="majorHAnsi"/>
+                <w:noProof/>
+                <w:webHidden/>
+                <w:sz w:val="28"/>
+                <w:szCs w:val="28"/>
+              </w:rPr>
+            </w:r>
+            <w:r>
+              <w:rPr>
+                <w:rFonts w:asciiTheme="majorHAnsi" w:hAnsiTheme="majorHAnsi" w:cstheme="majorHAnsi"/>
+                <w:noProof/>
+                <w:webHidden/>
+                <w:sz w:val="28"/>
+                <w:szCs w:val="28"/>
+              </w:rPr>
+              <w:fldChar w:fldCharType="separate"/>
+            </w:r>
+            <w:r>
+              <w:rPr>
+                <w:rFonts w:asciiTheme="majorHAnsi" w:hAnsiTheme="majorHAnsi" w:cstheme="majorHAnsi"/>
+                <w:noProof/>
+                <w:webHidden/>
+                <w:sz w:val="28"/>
+                <w:szCs w:val="28"/>
+              </w:rPr>
+              <w:t>31</w:t>
+            </w:r>
+            <w:r>
+              <w:rPr>
+                <w:rFonts w:asciiTheme="majorHAnsi" w:hAnsiTheme="majorHAnsi" w:cstheme="majorHAnsi"/>
+                <w:noProof/>
+                <w:webHidden/>
+                <w:sz w:val="28"/>
+                <w:szCs w:val="28"/>
               </w:rPr>
               <w:fldChar w:fldCharType="end"/>
             </w:r>
@@ -3215,67 +5400,91 @@
               <w:tab w:val="right" w:leader="dot" w:pos="8921"/>
             </w:tabs>
             <w:rPr>
-              <w:rFonts w:asciiTheme="minorHAnsi" w:eastAsiaTheme="minorEastAsia" w:hAnsiTheme="minorHAnsi" w:cstheme="minorBidi"/>
+              <w:rFonts w:eastAsiaTheme="minorEastAsia" w:cstheme="majorHAnsi"/>
               <w:bCs w:val="0"/>
               <w:noProof/>
-              <w:sz w:val="22"/>
+              <w:szCs w:val="28"/>
               <w:lang w:eastAsia="ru-RU"/>
             </w:rPr>
           </w:pPr>
-          <w:hyperlink w:anchor="_Toc228631695" w:history="1">
+          <w:hyperlink w:anchor="_Toc228787497" w:history="1">
             <w:r>
               <w:rPr>
                 <w:rStyle w:val="af6"/>
                 <w:rFonts w:cstheme="majorHAnsi"/>
-                <w:noProof/>
-              </w:rPr>
-              <w:t>2.3. Реализация игровых механик</w:t>
-            </w:r>
-            <w:r>
-              <w:rPr>
+                <w:bCs w:val="0"/>
+                <w:noProof/>
+                <w:szCs w:val="28"/>
+                <w:u w:val="none"/>
+              </w:rPr>
+              <w:t>2.4. Реализация дополнительных функций</w:t>
+            </w:r>
+            <w:r>
+              <w:rPr>
+                <w:rFonts w:cstheme="majorHAnsi"/>
+                <w:bCs w:val="0"/>
                 <w:noProof/>
                 <w:webHidden/>
+                <w:szCs w:val="28"/>
               </w:rPr>
               <w:tab/>
             </w:r>
             <w:r>
               <w:rPr>
+                <w:rFonts w:cstheme="majorHAnsi"/>
+                <w:bCs w:val="0"/>
                 <w:noProof/>
                 <w:webHidden/>
+                <w:szCs w:val="28"/>
               </w:rPr>
               <w:fldChar w:fldCharType="begin"/>
             </w:r>
             <w:r>
               <w:rPr>
+                <w:rFonts w:cstheme="majorHAnsi"/>
+                <w:bCs w:val="0"/>
                 <w:noProof/>
                 <w:webHidden/>
-              </w:rPr>
-              <w:instrText xml:space="preserve"> PAGEREF _Toc228631695 \h </w:instrText>
-            </w:r>
-            <w:r>
-              <w:rPr>
+                <w:szCs w:val="28"/>
+              </w:rPr>
+              <w:instrText xml:space="preserve"> PAGEREF _Toc228787497 \h </w:instrText>
+            </w:r>
+            <w:r>
+              <w:rPr>
+                <w:rFonts w:cstheme="majorHAnsi"/>
+                <w:bCs w:val="0"/>
                 <w:noProof/>
                 <w:webHidden/>
-              </w:rPr>
-            </w:r>
-            <w:r>
-              <w:rPr>
+                <w:szCs w:val="28"/>
+              </w:rPr>
+            </w:r>
+            <w:r>
+              <w:rPr>
+                <w:rFonts w:cstheme="majorHAnsi"/>
+                <w:bCs w:val="0"/>
                 <w:noProof/>
                 <w:webHidden/>
+                <w:szCs w:val="28"/>
               </w:rPr>
               <w:fldChar w:fldCharType="separate"/>
             </w:r>
             <w:r>
               <w:rPr>
+                <w:rFonts w:cstheme="majorHAnsi"/>
+                <w:bCs w:val="0"/>
                 <w:noProof/>
                 <w:webHidden/>
-              </w:rPr>
-              <w:t>27</w:t>
-            </w:r>
-            <w:r>
-              <w:rPr>
+                <w:szCs w:val="28"/>
+              </w:rPr>
+              <w:t>32</w:t>
+            </w:r>
+            <w:r>
+              <w:rPr>
+                <w:rFonts w:cstheme="majorHAnsi"/>
+                <w:bCs w:val="0"/>
                 <w:noProof/>
                 <w:webHidden/>
+                <w:szCs w:val="28"/>
               </w:rPr>
               <w:fldChar w:fldCharType="end"/>
             </w:r>
@@ -3288,66 +5497,91 @@
               <w:tab w:val="right" w:leader="dot" w:pos="8921"/>
             </w:tabs>
             <w:rPr>
-              <w:rFonts w:eastAsiaTheme="minorEastAsia" w:cstheme="minorBidi"/>
+              <w:rFonts w:asciiTheme="majorHAnsi" w:eastAsiaTheme="minorEastAsia" w:hAnsiTheme="majorHAnsi" w:cstheme="majorHAnsi"/>
               <w:noProof/>
-              <w:sz w:val="22"/>
-              <w:szCs w:val="22"/>
+              <w:sz w:val="28"/>
+              <w:szCs w:val="28"/>
               <w:lang w:eastAsia="ru-RU"/>
             </w:rPr>
           </w:pPr>
-          <w:hyperlink w:anchor="_Toc228631696" w:history="1">
+          <w:hyperlink w:anchor="_Toc228787498" w:history="1">
             <w:r>
               <w:rPr>
                 <w:rStyle w:val="af6"/>
-                <w:noProof/>
-              </w:rPr>
-              <w:t>2.3.1. Система уровней и механика переходов</w:t>
-            </w:r>
-            <w:r>
-              <w:rPr>
+                <w:rFonts w:asciiTheme="majorHAnsi" w:hAnsiTheme="majorHAnsi" w:cstheme="majorHAnsi"/>
+                <w:noProof/>
+                <w:sz w:val="28"/>
+                <w:szCs w:val="28"/>
+                <w:u w:val="none"/>
+              </w:rPr>
+              <w:t>2.4.1. Система сохранения прогресса в localStorage</w:t>
+            </w:r>
+            <w:r>
+              <w:rPr>
+                <w:rFonts w:asciiTheme="majorHAnsi" w:hAnsiTheme="majorHAnsi" w:cstheme="majorHAnsi"/>
                 <w:noProof/>
                 <w:webHidden/>
+                <w:sz w:val="28"/>
+                <w:szCs w:val="28"/>
               </w:rPr>
               <w:tab/>
             </w:r>
             <w:r>
               <w:rPr>
+                <w:rFonts w:asciiTheme="majorHAnsi" w:hAnsiTheme="majorHAnsi" w:cstheme="majorHAnsi"/>
                 <w:noProof/>
                 <w:webHidden/>
+                <w:sz w:val="28"/>
+                <w:szCs w:val="28"/>
               </w:rPr>
               <w:fldChar w:fldCharType="begin"/>
             </w:r>
             <w:r>
               <w:rPr>
+                <w:rFonts w:asciiTheme="majorHAnsi" w:hAnsiTheme="majorHAnsi" w:cstheme="majorHAnsi"/>
                 <w:noProof/>
                 <w:webHidden/>
-              </w:rPr>
-              <w:instrText xml:space="preserve"> PAGEREF _Toc228631696 \h </w:instrText>
-            </w:r>
-            <w:r>
-              <w:rPr>
+                <w:sz w:val="28"/>
+                <w:szCs w:val="28"/>
+              </w:rPr>
+              <w:instrText xml:space="preserve"> PAGEREF _Toc228787498 \h </w:instrText>
+            </w:r>
+            <w:r>
+              <w:rPr>
+                <w:rFonts w:asciiTheme="majorHAnsi" w:hAnsiTheme="majorHAnsi" w:cstheme="majorHAnsi"/>
                 <w:noProof/>
                 <w:webHidden/>
-              </w:rPr>
-            </w:r>
-            <w:r>
-              <w:rPr>
+                <w:sz w:val="28"/>
+                <w:szCs w:val="28"/>
+              </w:rPr>
+            </w:r>
+            <w:r>
+              <w:rPr>
+                <w:rFonts w:asciiTheme="majorHAnsi" w:hAnsiTheme="majorHAnsi" w:cstheme="majorHAnsi"/>
                 <w:noProof/>
                 <w:webHidden/>
+                <w:sz w:val="28"/>
+                <w:szCs w:val="28"/>
               </w:rPr>
               <w:fldChar w:fldCharType="separate"/>
             </w:r>
             <w:r>
               <w:rPr>
+                <w:rFonts w:asciiTheme="majorHAnsi" w:hAnsiTheme="majorHAnsi" w:cstheme="majorHAnsi"/>
                 <w:noProof/>
                 <w:webHidden/>
-              </w:rPr>
-              <w:t>27</w:t>
-            </w:r>
-            <w:r>
-              <w:rPr>
+                <w:sz w:val="28"/>
+                <w:szCs w:val="28"/>
+              </w:rPr>
+              <w:t>32</w:t>
+            </w:r>
+            <w:r>
+              <w:rPr>
+                <w:rFonts w:asciiTheme="majorHAnsi" w:hAnsiTheme="majorHAnsi" w:cstheme="majorHAnsi"/>
                 <w:noProof/>
                 <w:webHidden/>
+                <w:sz w:val="28"/>
+                <w:szCs w:val="28"/>
               </w:rPr>
               <w:fldChar w:fldCharType="end"/>
             </w:r>
@@ -3360,66 +5594,91 @@
               <w:tab w:val="right" w:leader="dot" w:pos="8921"/>
             </w:tabs>
             <w:rPr>
-              <w:rFonts w:eastAsiaTheme="minorEastAsia" w:cstheme="minorBidi"/>
+              <w:rFonts w:asciiTheme="majorHAnsi" w:eastAsiaTheme="minorEastAsia" w:hAnsiTheme="majorHAnsi" w:cstheme="majorHAnsi"/>
               <w:noProof/>
-              <w:sz w:val="22"/>
-              <w:szCs w:val="22"/>
+              <w:sz w:val="28"/>
+              <w:szCs w:val="28"/>
               <w:lang w:eastAsia="ru-RU"/>
             </w:rPr>
           </w:pPr>
-          <w:hyperlink w:anchor="_Toc228631697" w:history="1">
+          <w:hyperlink w:anchor="_Toc228787499" w:history="1">
             <w:r>
               <w:rPr>
                 <w:rStyle w:val="af6"/>
-                <w:noProof/>
-              </w:rPr>
-              <w:t>2.3.2. Уровень 1. Классическая CAPTCHA-верификация</w:t>
-            </w:r>
-            <w:r>
-              <w:rPr>
+                <w:rFonts w:asciiTheme="majorHAnsi" w:hAnsiTheme="majorHAnsi" w:cstheme="majorHAnsi"/>
+                <w:noProof/>
+                <w:sz w:val="28"/>
+                <w:szCs w:val="28"/>
+                <w:u w:val="none"/>
+              </w:rPr>
+              <w:t>2.4.2. Компонент Header</w:t>
+            </w:r>
+            <w:r>
+              <w:rPr>
+                <w:rFonts w:asciiTheme="majorHAnsi" w:hAnsiTheme="majorHAnsi" w:cstheme="majorHAnsi"/>
                 <w:noProof/>
                 <w:webHidden/>
+                <w:sz w:val="28"/>
+                <w:szCs w:val="28"/>
               </w:rPr>
               <w:tab/>
             </w:r>
             <w:r>
               <w:rPr>
+                <w:rFonts w:asciiTheme="majorHAnsi" w:hAnsiTheme="majorHAnsi" w:cstheme="majorHAnsi"/>
                 <w:noProof/>
                 <w:webHidden/>
+                <w:sz w:val="28"/>
+                <w:szCs w:val="28"/>
               </w:rPr>
               <w:fldChar w:fldCharType="begin"/>
             </w:r>
             <w:r>
               <w:rPr>
+                <w:rFonts w:asciiTheme="majorHAnsi" w:hAnsiTheme="majorHAnsi" w:cstheme="majorHAnsi"/>
                 <w:noProof/>
                 <w:webHidden/>
-              </w:rPr>
-              <w:instrText xml:space="preserve"> PAGEREF _Toc228631697 \h </w:instrText>
-            </w:r>
-            <w:r>
-              <w:rPr>
+                <w:sz w:val="28"/>
+                <w:szCs w:val="28"/>
+              </w:rPr>
+              <w:instrText xml:space="preserve"> PAGEREF _Toc228787499 \h </w:instrText>
+            </w:r>
+            <w:r>
+              <w:rPr>
+                <w:rFonts w:asciiTheme="majorHAnsi" w:hAnsiTheme="majorHAnsi" w:cstheme="majorHAnsi"/>
                 <w:noProof/>
                 <w:webHidden/>
-              </w:rPr>
-            </w:r>
-            <w:r>
-              <w:rPr>
+                <w:sz w:val="28"/>
+                <w:szCs w:val="28"/>
+              </w:rPr>
+            </w:r>
+            <w:r>
+              <w:rPr>
+                <w:rFonts w:asciiTheme="majorHAnsi" w:hAnsiTheme="majorHAnsi" w:cstheme="majorHAnsi"/>
                 <w:noProof/>
                 <w:webHidden/>
+                <w:sz w:val="28"/>
+                <w:szCs w:val="28"/>
               </w:rPr>
               <w:fldChar w:fldCharType="separate"/>
             </w:r>
             <w:r>
               <w:rPr>
+                <w:rFonts w:asciiTheme="majorHAnsi" w:hAnsiTheme="majorHAnsi" w:cstheme="majorHAnsi"/>
                 <w:noProof/>
                 <w:webHidden/>
-              </w:rPr>
-              <w:t>27</w:t>
-            </w:r>
-            <w:r>
-              <w:rPr>
+                <w:sz w:val="28"/>
+                <w:szCs w:val="28"/>
+              </w:rPr>
+              <w:t>33</w:t>
+            </w:r>
+            <w:r>
+              <w:rPr>
+                <w:rFonts w:asciiTheme="majorHAnsi" w:hAnsiTheme="majorHAnsi" w:cstheme="majorHAnsi"/>
                 <w:noProof/>
                 <w:webHidden/>
+                <w:sz w:val="28"/>
+                <w:szCs w:val="28"/>
               </w:rPr>
               <w:fldChar w:fldCharType="end"/>
             </w:r>
@@ -3432,66 +5691,188 @@
               <w:tab w:val="right" w:leader="dot" w:pos="8921"/>
             </w:tabs>
             <w:rPr>
-              <w:rFonts w:eastAsiaTheme="minorEastAsia" w:cstheme="minorBidi"/>
+              <w:rFonts w:asciiTheme="majorHAnsi" w:eastAsiaTheme="minorEastAsia" w:hAnsiTheme="majorHAnsi" w:cstheme="majorHAnsi"/>
               <w:noProof/>
-              <w:sz w:val="22"/>
-              <w:szCs w:val="22"/>
+              <w:sz w:val="28"/>
+              <w:szCs w:val="28"/>
               <w:lang w:eastAsia="ru-RU"/>
             </w:rPr>
           </w:pPr>
-          <w:hyperlink w:anchor="_Toc228631698" w:history="1">
+          <w:hyperlink w:anchor="_Toc228787500" w:history="1">
             <w:r>
               <w:rPr>
                 <w:rStyle w:val="af6"/>
-                <w:noProof/>
-              </w:rPr>
-              <w:t>2.3.3. Уровень 2. Выбор изображений по критерию</w:t>
-            </w:r>
-            <w:r>
-              <w:rPr>
+                <w:rFonts w:asciiTheme="majorHAnsi" w:hAnsiTheme="majorHAnsi" w:cstheme="majorHAnsi"/>
+                <w:noProof/>
+                <w:sz w:val="28"/>
+                <w:szCs w:val="28"/>
+                <w:u w:val="none"/>
+              </w:rPr>
+              <w:t>2.4.3. Система проверки доступа к страницам</w:t>
+            </w:r>
+            <w:r>
+              <w:rPr>
+                <w:rFonts w:asciiTheme="majorHAnsi" w:hAnsiTheme="majorHAnsi" w:cstheme="majorHAnsi"/>
                 <w:noProof/>
                 <w:webHidden/>
+                <w:sz w:val="28"/>
+                <w:szCs w:val="28"/>
               </w:rPr>
               <w:tab/>
             </w:r>
             <w:r>
               <w:rPr>
+                <w:rFonts w:asciiTheme="majorHAnsi" w:hAnsiTheme="majorHAnsi" w:cstheme="majorHAnsi"/>
                 <w:noProof/>
                 <w:webHidden/>
+                <w:sz w:val="28"/>
+                <w:szCs w:val="28"/>
               </w:rPr>
               <w:fldChar w:fldCharType="begin"/>
             </w:r>
             <w:r>
               <w:rPr>
+                <w:rFonts w:asciiTheme="majorHAnsi" w:hAnsiTheme="majorHAnsi" w:cstheme="majorHAnsi"/>
                 <w:noProof/>
                 <w:webHidden/>
-              </w:rPr>
-              <w:instrText xml:space="preserve"> PAGEREF _Toc228631698 \h </w:instrText>
-            </w:r>
-            <w:r>
-              <w:rPr>
+                <w:sz w:val="28"/>
+                <w:szCs w:val="28"/>
+              </w:rPr>
+              <w:instrText xml:space="preserve"> PAGEREF _Toc228787500 \h </w:instrText>
+            </w:r>
+            <w:r>
+              <w:rPr>
+                <w:rFonts w:asciiTheme="majorHAnsi" w:hAnsiTheme="majorHAnsi" w:cstheme="majorHAnsi"/>
                 <w:noProof/>
                 <w:webHidden/>
-              </w:rPr>
-            </w:r>
-            <w:r>
-              <w:rPr>
+                <w:sz w:val="28"/>
+                <w:szCs w:val="28"/>
+              </w:rPr>
+            </w:r>
+            <w:r>
+              <w:rPr>
+                <w:rFonts w:asciiTheme="majorHAnsi" w:hAnsiTheme="majorHAnsi" w:cstheme="majorHAnsi"/>
                 <w:noProof/>
                 <w:webHidden/>
+                <w:sz w:val="28"/>
+                <w:szCs w:val="28"/>
               </w:rPr>
               <w:fldChar w:fldCharType="separate"/>
             </w:r>
             <w:r>
               <w:rPr>
+                <w:rFonts w:asciiTheme="majorHAnsi" w:hAnsiTheme="majorHAnsi" w:cstheme="majorHAnsi"/>
                 <w:noProof/>
                 <w:webHidden/>
-              </w:rPr>
-              <w:t>28</w:t>
-            </w:r>
-            <w:r>
-              <w:rPr>
+                <w:sz w:val="28"/>
+                <w:szCs w:val="28"/>
+              </w:rPr>
+              <w:t>33</w:t>
+            </w:r>
+            <w:r>
+              <w:rPr>
+                <w:rFonts w:asciiTheme="majorHAnsi" w:hAnsiTheme="majorHAnsi" w:cstheme="majorHAnsi"/>
                 <w:noProof/>
                 <w:webHidden/>
+                <w:sz w:val="28"/>
+                <w:szCs w:val="28"/>
+              </w:rPr>
+              <w:fldChar w:fldCharType="end"/>
+            </w:r>
+          </w:hyperlink>
+        </w:p>
+        <w:p>
+          <w:pPr>
+            <w:pStyle w:val="24"/>
+            <w:tabs>
+              <w:tab w:val="right" w:leader="dot" w:pos="8921"/>
+            </w:tabs>
+            <w:rPr>
+              <w:rFonts w:eastAsiaTheme="minorEastAsia" w:cstheme="majorHAnsi"/>
+              <w:bCs w:val="0"/>
+              <w:noProof/>
+              <w:szCs w:val="28"/>
+              <w:lang w:eastAsia="ru-RU"/>
+            </w:rPr>
+          </w:pPr>
+          <w:hyperlink w:anchor="_Toc228787501" w:history="1">
+            <w:r>
+              <w:rPr>
+                <w:rStyle w:val="af6"/>
+                <w:rFonts w:cstheme="majorHAnsi"/>
+                <w:bCs w:val="0"/>
+                <w:noProof/>
+                <w:szCs w:val="28"/>
+                <w:u w:val="none"/>
+              </w:rPr>
+              <w:t>2.5. Тестирование приложения</w:t>
+            </w:r>
+            <w:r>
+              <w:rPr>
+                <w:rFonts w:cstheme="majorHAnsi"/>
+                <w:bCs w:val="0"/>
+                <w:noProof/>
+                <w:webHidden/>
+                <w:szCs w:val="28"/>
+              </w:rPr>
+              <w:tab/>
+            </w:r>
+            <w:r>
+              <w:rPr>
+                <w:rFonts w:cstheme="majorHAnsi"/>
+                <w:bCs w:val="0"/>
+                <w:noProof/>
+                <w:webHidden/>
+                <w:szCs w:val="28"/>
+              </w:rPr>
+              <w:fldChar w:fldCharType="begin"/>
+            </w:r>
+            <w:r>
+              <w:rPr>
+                <w:rFonts w:cstheme="majorHAnsi"/>
+                <w:bCs w:val="0"/>
+                <w:noProof/>
+                <w:webHidden/>
+                <w:szCs w:val="28"/>
+              </w:rPr>
+              <w:instrText xml:space="preserve"> PAGEREF _Toc228787501 \h </w:instrText>
+            </w:r>
+            <w:r>
+              <w:rPr>
+                <w:rFonts w:cstheme="majorHAnsi"/>
+                <w:bCs w:val="0"/>
+                <w:noProof/>
+                <w:webHidden/>
+                <w:szCs w:val="28"/>
+              </w:rPr>
+            </w:r>
+            <w:r>
+              <w:rPr>
+                <w:rFonts w:cstheme="majorHAnsi"/>
+                <w:bCs w:val="0"/>
+                <w:noProof/>
+                <w:webHidden/>
+                <w:szCs w:val="28"/>
+              </w:rPr>
+              <w:fldChar w:fldCharType="separate"/>
+            </w:r>
+            <w:r>
+              <w:rPr>
+                <w:rFonts w:cstheme="majorHAnsi"/>
+                <w:bCs w:val="0"/>
+                <w:noProof/>
+                <w:webHidden/>
+                <w:szCs w:val="28"/>
+              </w:rPr>
+              <w:t>34</w:t>
+            </w:r>
+            <w:r>
+              <w:rPr>
+                <w:rFonts w:cstheme="majorHAnsi"/>
+                <w:bCs w:val="0"/>
+                <w:noProof/>
+                <w:webHidden/>
+                <w:szCs w:val="28"/>
               </w:rPr>
               <w:fldChar w:fldCharType="end"/>
             </w:r>
@@ -3504,66 +5885,91 @@
               <w:tab w:val="right" w:leader="dot" w:pos="8921"/>
             </w:tabs>
             <w:rPr>
-              <w:rFonts w:eastAsiaTheme="minorEastAsia" w:cstheme="minorBidi"/>
+              <w:rFonts w:asciiTheme="majorHAnsi" w:eastAsiaTheme="minorEastAsia" w:hAnsiTheme="majorHAnsi" w:cstheme="majorHAnsi"/>
               <w:noProof/>
-              <w:sz w:val="22"/>
-              <w:szCs w:val="22"/>
+              <w:sz w:val="28"/>
+              <w:szCs w:val="28"/>
               <w:lang w:eastAsia="ru-RU"/>
             </w:rPr>
           </w:pPr>
-          <w:hyperlink w:anchor="_Toc228631699" w:history="1">
+          <w:hyperlink w:anchor="_Toc228787502" w:history="1">
             <w:r>
               <w:rPr>
                 <w:rStyle w:val="af6"/>
-                <w:noProof/>
-              </w:rPr>
-              <w:t>2.3.4. Уровень 3. Распознавание искаженного текста</w:t>
-            </w:r>
-            <w:r>
-              <w:rPr>
+                <w:rFonts w:asciiTheme="majorHAnsi" w:hAnsiTheme="majorHAnsi" w:cstheme="majorHAnsi"/>
+                <w:noProof/>
+                <w:sz w:val="28"/>
+                <w:szCs w:val="28"/>
+                <w:u w:val="none"/>
+              </w:rPr>
+              <w:t>2.5.1. Методы тестирования</w:t>
+            </w:r>
+            <w:r>
+              <w:rPr>
+                <w:rFonts w:asciiTheme="majorHAnsi" w:hAnsiTheme="majorHAnsi" w:cstheme="majorHAnsi"/>
                 <w:noProof/>
                 <w:webHidden/>
+                <w:sz w:val="28"/>
+                <w:szCs w:val="28"/>
               </w:rPr>
               <w:tab/>
             </w:r>
             <w:r>
               <w:rPr>
+                <w:rFonts w:asciiTheme="majorHAnsi" w:hAnsiTheme="majorHAnsi" w:cstheme="majorHAnsi"/>
                 <w:noProof/>
                 <w:webHidden/>
+                <w:sz w:val="28"/>
+                <w:szCs w:val="28"/>
               </w:rPr>
               <w:fldChar w:fldCharType="begin"/>
             </w:r>
             <w:r>
               <w:rPr>
+                <w:rFonts w:asciiTheme="majorHAnsi" w:hAnsiTheme="majorHAnsi" w:cstheme="majorHAnsi"/>
                 <w:noProof/>
                 <w:webHidden/>
-              </w:rPr>
-              <w:instrText xml:space="preserve"> PAGEREF _Toc228631699 \h </w:instrText>
-            </w:r>
-            <w:r>
-              <w:rPr>
+                <w:sz w:val="28"/>
+                <w:szCs w:val="28"/>
+              </w:rPr>
+              <w:instrText xml:space="preserve"> PAGEREF _Toc228787502 \h </w:instrText>
+            </w:r>
+            <w:r>
+              <w:rPr>
+                <w:rFonts w:asciiTheme="majorHAnsi" w:hAnsiTheme="majorHAnsi" w:cstheme="majorHAnsi"/>
                 <w:noProof/>
                 <w:webHidden/>
-              </w:rPr>
-            </w:r>
-            <w:r>
-              <w:rPr>
+                <w:sz w:val="28"/>
+                <w:szCs w:val="28"/>
+              </w:rPr>
+            </w:r>
+            <w:r>
+              <w:rPr>
+                <w:rFonts w:asciiTheme="majorHAnsi" w:hAnsiTheme="majorHAnsi" w:cstheme="majorHAnsi"/>
                 <w:noProof/>
                 <w:webHidden/>
+                <w:sz w:val="28"/>
+                <w:szCs w:val="28"/>
               </w:rPr>
               <w:fldChar w:fldCharType="separate"/>
             </w:r>
             <w:r>
               <w:rPr>
+                <w:rFonts w:asciiTheme="majorHAnsi" w:hAnsiTheme="majorHAnsi" w:cstheme="majorHAnsi"/>
                 <w:noProof/>
                 <w:webHidden/>
-              </w:rPr>
-              <w:t>28</w:t>
-            </w:r>
-            <w:r>
-              <w:rPr>
+                <w:sz w:val="28"/>
+                <w:szCs w:val="28"/>
+              </w:rPr>
+              <w:t>34</w:t>
+            </w:r>
+            <w:r>
+              <w:rPr>
+                <w:rFonts w:asciiTheme="majorHAnsi" w:hAnsiTheme="majorHAnsi" w:cstheme="majorHAnsi"/>
                 <w:noProof/>
                 <w:webHidden/>
+                <w:sz w:val="28"/>
+                <w:szCs w:val="28"/>
               </w:rPr>
               <w:fldChar w:fldCharType="end"/>
             </w:r>
@@ -3576,66 +5982,91 @@
               <w:tab w:val="right" w:leader="dot" w:pos="8921"/>
             </w:tabs>
             <w:rPr>
-              <w:rFonts w:eastAsiaTheme="minorEastAsia" w:cstheme="minorBidi"/>
+              <w:rFonts w:asciiTheme="majorHAnsi" w:eastAsiaTheme="minorEastAsia" w:hAnsiTheme="majorHAnsi" w:cstheme="majorHAnsi"/>
               <w:noProof/>
-              <w:sz w:val="22"/>
-              <w:szCs w:val="22"/>
+              <w:sz w:val="28"/>
+              <w:szCs w:val="28"/>
               <w:lang w:eastAsia="ru-RU"/>
             </w:rPr>
           </w:pPr>
-          <w:hyperlink w:anchor="_Toc228631700" w:history="1">
+          <w:hyperlink w:anchor="_Toc228787503" w:history="1">
             <w:r>
               <w:rPr>
                 <w:rStyle w:val="af6"/>
-                <w:noProof/>
-              </w:rPr>
-              <w:t>2.3.5. Уровень 4. Крестики-нолики с искусственным интеллектом</w:t>
-            </w:r>
-            <w:r>
-              <w:rPr>
+                <w:rFonts w:asciiTheme="majorHAnsi" w:hAnsiTheme="majorHAnsi" w:cstheme="majorHAnsi"/>
+                <w:noProof/>
+                <w:sz w:val="28"/>
+                <w:szCs w:val="28"/>
+                <w:u w:val="none"/>
+              </w:rPr>
+              <w:t>2.5.2. Выявленные ошибки и их устранение</w:t>
+            </w:r>
+            <w:r>
+              <w:rPr>
+                <w:rFonts w:asciiTheme="majorHAnsi" w:hAnsiTheme="majorHAnsi" w:cstheme="majorHAnsi"/>
                 <w:noProof/>
                 <w:webHidden/>
+                <w:sz w:val="28"/>
+                <w:szCs w:val="28"/>
               </w:rPr>
               <w:tab/>
             </w:r>
             <w:r>
               <w:rPr>
+                <w:rFonts w:asciiTheme="majorHAnsi" w:hAnsiTheme="majorHAnsi" w:cstheme="majorHAnsi"/>
                 <w:noProof/>
                 <w:webHidden/>
+                <w:sz w:val="28"/>
+                <w:szCs w:val="28"/>
               </w:rPr>
               <w:fldChar w:fldCharType="begin"/>
             </w:r>
             <w:r>
               <w:rPr>
+                <w:rFonts w:asciiTheme="majorHAnsi" w:hAnsiTheme="majorHAnsi" w:cstheme="majorHAnsi"/>
                 <w:noProof/>
                 <w:webHidden/>
-              </w:rPr>
-              <w:instrText xml:space="preserve"> PAGEREF _Toc228631700 \h </w:instrText>
-            </w:r>
-            <w:r>
-              <w:rPr>
+                <w:sz w:val="28"/>
+                <w:szCs w:val="28"/>
+              </w:rPr>
+              <w:instrText xml:space="preserve"> PAGEREF _Toc228787503 \h </w:instrText>
+            </w:r>
+            <w:r>
+              <w:rPr>
+                <w:rFonts w:asciiTheme="majorHAnsi" w:hAnsiTheme="majorHAnsi" w:cstheme="majorHAnsi"/>
                 <w:noProof/>
                 <w:webHidden/>
-              </w:rPr>
-            </w:r>
-            <w:r>
-              <w:rPr>
+                <w:sz w:val="28"/>
+                <w:szCs w:val="28"/>
+              </w:rPr>
+            </w:r>
+            <w:r>
+              <w:rPr>
+                <w:rFonts w:asciiTheme="majorHAnsi" w:hAnsiTheme="majorHAnsi" w:cstheme="majorHAnsi"/>
                 <w:noProof/>
                 <w:webHidden/>
+                <w:sz w:val="28"/>
+                <w:szCs w:val="28"/>
               </w:rPr>
               <w:fldChar w:fldCharType="separate"/>
             </w:r>
             <w:r>
               <w:rPr>
+                <w:rFonts w:asciiTheme="majorHAnsi" w:hAnsiTheme="majorHAnsi" w:cstheme="majorHAnsi"/>
                 <w:noProof/>
                 <w:webHidden/>
-              </w:rPr>
-              <w:t>29</w:t>
-            </w:r>
-            <w:r>
-              <w:rPr>
+                <w:sz w:val="28"/>
+                <w:szCs w:val="28"/>
+              </w:rPr>
+              <w:t>35</w:t>
+            </w:r>
+            <w:r>
+              <w:rPr>
+                <w:rFonts w:asciiTheme="majorHAnsi" w:hAnsiTheme="majorHAnsi" w:cstheme="majorHAnsi"/>
                 <w:noProof/>
                 <w:webHidden/>
+                <w:sz w:val="28"/>
+                <w:szCs w:val="28"/>
               </w:rPr>
               <w:fldChar w:fldCharType="end"/>
             </w:r>
@@ -3643,71 +6074,105 @@
         </w:p>
         <w:p>
           <w:pPr>
-            <w:pStyle w:val="32"/>
+            <w:pStyle w:val="12"/>
             <w:tabs>
               <w:tab w:val="right" w:leader="dot" w:pos="8921"/>
             </w:tabs>
             <w:rPr>
-              <w:rFonts w:eastAsiaTheme="minorEastAsia" w:cstheme="minorBidi"/>
+              <w:rFonts w:asciiTheme="majorHAnsi" w:eastAsiaTheme="minorEastAsia" w:hAnsiTheme="majorHAnsi" w:cstheme="majorHAnsi"/>
+              <w:bCs w:val="0"/>
+              <w:iCs w:val="0"/>
               <w:noProof/>
-              <w:sz w:val="22"/>
-              <w:szCs w:val="22"/>
+              <w:szCs w:val="28"/>
               <w:lang w:eastAsia="ru-RU"/>
             </w:rPr>
           </w:pPr>
-          <w:hyperlink w:anchor="_Toc228631701" w:history="1">
+          <w:hyperlink w:anchor="_Toc228787504" w:history="1">
             <w:r>
               <w:rPr>
                 <w:rStyle w:val="af6"/>
-                <w:noProof/>
-              </w:rPr>
-              <w:t>2.3.6. Уровень 5. Альтернативная селекция изображений</w:t>
-            </w:r>
-            <w:r>
-              <w:rPr>
+                <w:rFonts w:asciiTheme="majorHAnsi" w:hAnsiTheme="majorHAnsi" w:cstheme="majorHAnsi"/>
+                <w:bCs w:val="0"/>
+                <w:iCs w:val="0"/>
+                <w:noProof/>
+                <w:szCs w:val="28"/>
+                <w:u w:val="none"/>
+              </w:rPr>
+              <w:t>ЗАКЛЮЧЕНИЕ</w:t>
+            </w:r>
+            <w:r>
+              <w:rPr>
+                <w:rFonts w:asciiTheme="majorHAnsi" w:hAnsiTheme="majorHAnsi" w:cstheme="majorHAnsi"/>
+                <w:bCs w:val="0"/>
+                <w:iCs w:val="0"/>
                 <w:noProof/>
                 <w:webHidden/>
+                <w:szCs w:val="28"/>
               </w:rPr>
               <w:tab/>
             </w:r>
             <w:r>
               <w:rPr>
+                <w:rFonts w:asciiTheme="majorHAnsi" w:hAnsiTheme="majorHAnsi" w:cstheme="majorHAnsi"/>
+                <w:bCs w:val="0"/>
+                <w:iCs w:val="0"/>
                 <w:noProof/>
                 <w:webHidden/>
+                <w:szCs w:val="28"/>
               </w:rPr>
               <w:fldChar w:fldCharType="begin"/>
             </w:r>
             <w:r>
               <w:rPr>
+                <w:rFonts w:asciiTheme="majorHAnsi" w:hAnsiTheme="majorHAnsi" w:cstheme="majorHAnsi"/>
+                <w:bCs w:val="0"/>
+                <w:iCs w:val="0"/>
                 <w:noProof/>
                 <w:webHidden/>
-              </w:rPr>
-              <w:instrText xml:space="preserve"> PAGEREF _Toc228631701 \h </w:instrText>
-            </w:r>
-            <w:r>
-              <w:rPr>
+                <w:szCs w:val="28"/>
+              </w:rPr>
+              <w:instrText xml:space="preserve"> PAGEREF _Toc228787504 \h </w:instrText>
+            </w:r>
+            <w:r>
+              <w:rPr>
+                <w:rFonts w:asciiTheme="majorHAnsi" w:hAnsiTheme="majorHAnsi" w:cstheme="majorHAnsi"/>
+                <w:bCs w:val="0"/>
+                <w:iCs w:val="0"/>
                 <w:noProof/>
                 <w:webHidden/>
-              </w:rPr>
-            </w:r>
-            <w:r>
-              <w:rPr>
+                <w:szCs w:val="28"/>
+              </w:rPr>
+            </w:r>
+            <w:r>
+              <w:rPr>
+                <w:rFonts w:asciiTheme="majorHAnsi" w:hAnsiTheme="majorHAnsi" w:cstheme="majorHAnsi"/>
+                <w:bCs w:val="0"/>
+                <w:iCs w:val="0"/>
                 <w:noProof/>
                 <w:webHidden/>
+                <w:szCs w:val="28"/>
               </w:rPr>
               <w:fldChar w:fldCharType="separate"/>
             </w:r>
             <w:r>
               <w:rPr>
+                <w:rFonts w:asciiTheme="majorHAnsi" w:hAnsiTheme="majorHAnsi" w:cstheme="majorHAnsi"/>
+                <w:bCs w:val="0"/>
+                <w:iCs w:val="0"/>
                 <w:noProof/>
                 <w:webHidden/>
-              </w:rPr>
-              <w:t>29</w:t>
-            </w:r>
-            <w:r>
-              <w:rPr>
+                <w:szCs w:val="28"/>
+              </w:rPr>
+              <w:t>37</w:t>
+            </w:r>
+            <w:r>
+              <w:rPr>
+                <w:rFonts w:asciiTheme="majorHAnsi" w:hAnsiTheme="majorHAnsi" w:cstheme="majorHAnsi"/>
+                <w:bCs w:val="0"/>
+                <w:iCs w:val="0"/>
                 <w:noProof/>
                 <w:webHidden/>
+                <w:szCs w:val="28"/>
               </w:rPr>
               <w:fldChar w:fldCharType="end"/>
             </w:r>
@@ -3715,503 +6180,105 @@
         </w:p>
         <w:p>
           <w:pPr>
-            <w:pStyle w:val="32"/>
+            <w:pStyle w:val="12"/>
             <w:tabs>
               <w:tab w:val="right" w:leader="dot" w:pos="8921"/>
             </w:tabs>
             <w:rPr>
-              <w:rFonts w:eastAsiaTheme="minorEastAsia" w:cstheme="minorBidi"/>
+              <w:rFonts w:asciiTheme="majorHAnsi" w:eastAsiaTheme="minorEastAsia" w:hAnsiTheme="majorHAnsi" w:cstheme="majorHAnsi"/>
+              <w:bCs w:val="0"/>
+              <w:iCs w:val="0"/>
               <w:noProof/>
-              <w:sz w:val="22"/>
-              <w:szCs w:val="22"/>
+              <w:szCs w:val="28"/>
               <w:lang w:eastAsia="ru-RU"/>
             </w:rPr>
           </w:pPr>
-          <w:hyperlink w:anchor="_Toc228631702" w:history="1">
+          <w:hyperlink w:anchor="_Toc228787505" w:history="1">
             <w:r>
               <w:rPr>
                 <w:rStyle w:val="af6"/>
-                <w:noProof/>
-              </w:rPr>
-              <w:t>2.3.7. Уровень 6. Геометрическая верификация (рисование круга)</w:t>
-            </w:r>
-            <w:r>
-              <w:rPr>
+                <w:rFonts w:asciiTheme="majorHAnsi" w:hAnsiTheme="majorHAnsi" w:cstheme="majorHAnsi"/>
+                <w:bCs w:val="0"/>
+                <w:iCs w:val="0"/>
+                <w:noProof/>
+                <w:szCs w:val="28"/>
+                <w:u w:val="none"/>
+              </w:rPr>
+              <w:t>СПИСОК ИСПОЛЬЗОВАННЫХ ИСТОЧНИКОВ</w:t>
+            </w:r>
+            <w:r>
+              <w:rPr>
+                <w:rFonts w:asciiTheme="majorHAnsi" w:hAnsiTheme="majorHAnsi" w:cstheme="majorHAnsi"/>
+                <w:bCs w:val="0"/>
+                <w:iCs w:val="0"/>
                 <w:noProof/>
                 <w:webHidden/>
+                <w:szCs w:val="28"/>
               </w:rPr>
               <w:tab/>
             </w:r>
             <w:r>
               <w:rPr>
+                <w:rFonts w:asciiTheme="majorHAnsi" w:hAnsiTheme="majorHAnsi" w:cstheme="majorHAnsi"/>
+                <w:bCs w:val="0"/>
+                <w:iCs w:val="0"/>
                 <w:noProof/>
                 <w:webHidden/>
+                <w:szCs w:val="28"/>
               </w:rPr>
               <w:fldChar w:fldCharType="begin"/>
             </w:r>
             <w:r>
               <w:rPr>
+                <w:rFonts w:asciiTheme="majorHAnsi" w:hAnsiTheme="majorHAnsi" w:cstheme="majorHAnsi"/>
+                <w:bCs w:val="0"/>
+                <w:iCs w:val="0"/>
                 <w:noProof/>
                 <w:webHidden/>
-              </w:rPr>
-              <w:instrText xml:space="preserve"> PAGEREF _Toc228631702 \h </w:instrText>
-            </w:r>
-            <w:r>
-              <w:rPr>
+                <w:szCs w:val="28"/>
+              </w:rPr>
+              <w:instrText xml:space="preserve"> PAGEREF _Toc228787505 \h </w:instrText>
+            </w:r>
+            <w:r>
+              <w:rPr>
+                <w:rFonts w:asciiTheme="majorHAnsi" w:hAnsiTheme="majorHAnsi" w:cstheme="majorHAnsi"/>
+                <w:bCs w:val="0"/>
+                <w:iCs w:val="0"/>
                 <w:noProof/>
                 <w:webHidden/>
-              </w:rPr>
-            </w:r>
-            <w:r>
-              <w:rPr>
+                <w:szCs w:val="28"/>
+              </w:rPr>
+            </w:r>
+            <w:r>
+              <w:rPr>
+                <w:rFonts w:asciiTheme="majorHAnsi" w:hAnsiTheme="majorHAnsi" w:cstheme="majorHAnsi"/>
+                <w:bCs w:val="0"/>
+                <w:iCs w:val="0"/>
                 <w:noProof/>
                 <w:webHidden/>
+                <w:szCs w:val="28"/>
               </w:rPr>
               <w:fldChar w:fldCharType="separate"/>
             </w:r>
             <w:r>
               <w:rPr>
+                <w:rFonts w:asciiTheme="majorHAnsi" w:hAnsiTheme="majorHAnsi" w:cstheme="majorHAnsi"/>
+                <w:bCs w:val="0"/>
+                <w:iCs w:val="0"/>
                 <w:noProof/>
                 <w:webHidden/>
-              </w:rPr>
-              <w:t>29</w:t>
-            </w:r>
-            <w:r>
-              <w:rPr>
+                <w:szCs w:val="28"/>
+              </w:rPr>
+              <w:t>38</w:t>
+            </w:r>
+            <w:r>
+              <w:rPr>
+                <w:rFonts w:asciiTheme="majorHAnsi" w:hAnsiTheme="majorHAnsi" w:cstheme="majorHAnsi"/>
+                <w:bCs w:val="0"/>
+                <w:iCs w:val="0"/>
                 <w:noProof/>
                 <w:webHidden/>
-              </w:rPr>
-              <w:fldChar w:fldCharType="end"/>
-            </w:r>
-          </w:hyperlink>
-        </w:p>
-        <w:p>
-          <w:pPr>
-            <w:pStyle w:val="32"/>
-            <w:tabs>
-              <w:tab w:val="right" w:leader="dot" w:pos="8921"/>
-            </w:tabs>
-            <w:rPr>
-              <w:rFonts w:eastAsiaTheme="minorEastAsia" w:cstheme="minorBidi"/>
-              <w:noProof/>
-              <w:sz w:val="22"/>
-              <w:szCs w:val="22"/>
-              <w:lang w:eastAsia="ru-RU"/>
-            </w:rPr>
-          </w:pPr>
-          <w:hyperlink w:anchor="_Toc228631703" w:history="1">
-            <w:r>
-              <w:rPr>
-                <w:rStyle w:val="af6"/>
-                <w:noProof/>
-              </w:rPr>
-              <w:t>2.3.8. Уровень 7. Проверка зрения</w:t>
-            </w:r>
-            <w:r>
-              <w:rPr>
-                <w:noProof/>
-                <w:webHidden/>
-              </w:rPr>
-              <w:tab/>
-            </w:r>
-            <w:r>
-              <w:rPr>
-                <w:noProof/>
-                <w:webHidden/>
-              </w:rPr>
-              <w:fldChar w:fldCharType="begin"/>
-            </w:r>
-            <w:r>
-              <w:rPr>
-                <w:noProof/>
-                <w:webHidden/>
-              </w:rPr>
-              <w:instrText xml:space="preserve"> PAGEREF _Toc228631703 \h </w:instrText>
-            </w:r>
-            <w:r>
-              <w:rPr>
-                <w:noProof/>
-                <w:webHidden/>
-              </w:rPr>
-            </w:r>
-            <w:r>
-              <w:rPr>
-                <w:noProof/>
-                <w:webHidden/>
-              </w:rPr>
-              <w:fldChar w:fldCharType="separate"/>
-            </w:r>
-            <w:r>
-              <w:rPr>
-                <w:noProof/>
-                <w:webHidden/>
-              </w:rPr>
-              <w:t>30</w:t>
-            </w:r>
-            <w:r>
-              <w:rPr>
-                <w:noProof/>
-                <w:webHidden/>
-              </w:rPr>
-              <w:fldChar w:fldCharType="end"/>
-            </w:r>
-          </w:hyperlink>
-        </w:p>
-        <w:p>
-          <w:pPr>
-            <w:pStyle w:val="32"/>
-            <w:tabs>
-              <w:tab w:val="right" w:leader="dot" w:pos="8921"/>
-            </w:tabs>
-            <w:rPr>
-              <w:rFonts w:eastAsiaTheme="minorEastAsia" w:cstheme="minorBidi"/>
-              <w:noProof/>
-              <w:sz w:val="22"/>
-              <w:szCs w:val="22"/>
-              <w:lang w:eastAsia="ru-RU"/>
-            </w:rPr>
-          </w:pPr>
-          <w:hyperlink w:anchor="_Toc228631704" w:history="1">
-            <w:r>
-              <w:rPr>
-                <w:rStyle w:val="af6"/>
-                <w:noProof/>
-              </w:rPr>
-              <w:t>2.3.9. Уровни 8–9. Симуляция парковки автомобиля</w:t>
-            </w:r>
-            <w:r>
-              <w:rPr>
-                <w:noProof/>
-                <w:webHidden/>
-              </w:rPr>
-              <w:tab/>
-            </w:r>
-            <w:r>
-              <w:rPr>
-                <w:noProof/>
-                <w:webHidden/>
-              </w:rPr>
-              <w:fldChar w:fldCharType="begin"/>
-            </w:r>
-            <w:r>
-              <w:rPr>
-                <w:noProof/>
-                <w:webHidden/>
-              </w:rPr>
-              <w:instrText xml:space="preserve"> PAGEREF _Toc228631704 \h </w:instrText>
-            </w:r>
-            <w:r>
-              <w:rPr>
-                <w:noProof/>
-                <w:webHidden/>
-              </w:rPr>
-            </w:r>
-            <w:r>
-              <w:rPr>
-                <w:noProof/>
-                <w:webHidden/>
-              </w:rPr>
-              <w:fldChar w:fldCharType="separate"/>
-            </w:r>
-            <w:r>
-              <w:rPr>
-                <w:noProof/>
-                <w:webHidden/>
-              </w:rPr>
-              <w:t>30</w:t>
-            </w:r>
-            <w:r>
-              <w:rPr>
-                <w:noProof/>
-                <w:webHidden/>
-              </w:rPr>
-              <w:fldChar w:fldCharType="end"/>
-            </w:r>
-          </w:hyperlink>
-        </w:p>
-        <w:p>
-          <w:pPr>
-            <w:pStyle w:val="32"/>
-            <w:tabs>
-              <w:tab w:val="right" w:leader="dot" w:pos="8921"/>
-            </w:tabs>
-            <w:rPr>
-              <w:rFonts w:eastAsiaTheme="minorEastAsia" w:cstheme="minorBidi"/>
-              <w:noProof/>
-              <w:sz w:val="22"/>
-              <w:szCs w:val="22"/>
-              <w:lang w:eastAsia="ru-RU"/>
-            </w:rPr>
-          </w:pPr>
-          <w:hyperlink w:anchor="_Toc228631705" w:history="1">
-            <w:r>
-              <w:rPr>
-                <w:rStyle w:val="af6"/>
-                <w:noProof/>
-              </w:rPr>
-              <w:t>2.3.10. Уровень 10. Финансовый тренажер</w:t>
-            </w:r>
-            <w:r>
-              <w:rPr>
-                <w:noProof/>
-                <w:webHidden/>
-              </w:rPr>
-              <w:tab/>
-            </w:r>
-            <w:r>
-              <w:rPr>
-                <w:noProof/>
-                <w:webHidden/>
-              </w:rPr>
-              <w:fldChar w:fldCharType="begin"/>
-            </w:r>
-            <w:r>
-              <w:rPr>
-                <w:noProof/>
-                <w:webHidden/>
-              </w:rPr>
-              <w:instrText xml:space="preserve"> PAGEREF _Toc228631705 \h </w:instrText>
-            </w:r>
-            <w:r>
-              <w:rPr>
-                <w:noProof/>
-                <w:webHidden/>
-              </w:rPr>
-            </w:r>
-            <w:r>
-              <w:rPr>
-                <w:noProof/>
-                <w:webHidden/>
-              </w:rPr>
-              <w:fldChar w:fldCharType="separate"/>
-            </w:r>
-            <w:r>
-              <w:rPr>
-                <w:noProof/>
-                <w:webHidden/>
-              </w:rPr>
-              <w:t>31</w:t>
-            </w:r>
-            <w:r>
-              <w:rPr>
-                <w:noProof/>
-                <w:webHidden/>
-              </w:rPr>
-              <w:fldChar w:fldCharType="end"/>
-            </w:r>
-          </w:hyperlink>
-        </w:p>
-        <w:p>
-          <w:pPr>
-            <w:pStyle w:val="32"/>
-            <w:tabs>
-              <w:tab w:val="right" w:leader="dot" w:pos="8921"/>
-            </w:tabs>
-            <w:rPr>
-              <w:rFonts w:eastAsiaTheme="minorEastAsia" w:cstheme="minorBidi"/>
-              <w:noProof/>
-              <w:sz w:val="22"/>
-              <w:szCs w:val="22"/>
-              <w:lang w:eastAsia="ru-RU"/>
-            </w:rPr>
-          </w:pPr>
-          <w:hyperlink w:anchor="_Toc228631706" w:history="1">
-            <w:r>
-              <w:rPr>
-                <w:rStyle w:val="af6"/>
-                <w:noProof/>
-              </w:rPr>
-              <w:t>2.3.11. Уровень 11. Пространственная навигация по изображению</w:t>
-            </w:r>
-            <w:r>
-              <w:rPr>
-                <w:noProof/>
-                <w:webHidden/>
-              </w:rPr>
-              <w:tab/>
-            </w:r>
-            <w:r>
-              <w:rPr>
-                <w:noProof/>
-                <w:webHidden/>
-              </w:rPr>
-              <w:fldChar w:fldCharType="begin"/>
-            </w:r>
-            <w:r>
-              <w:rPr>
-                <w:noProof/>
-                <w:webHidden/>
-              </w:rPr>
-              <w:instrText xml:space="preserve"> PAGEREF _Toc228631706 \h </w:instrText>
-            </w:r>
-            <w:r>
-              <w:rPr>
-                <w:noProof/>
-                <w:webHidden/>
-              </w:rPr>
-            </w:r>
-            <w:r>
-              <w:rPr>
-                <w:noProof/>
-                <w:webHidden/>
-              </w:rPr>
-              <w:fldChar w:fldCharType="separate"/>
-            </w:r>
-            <w:r>
-              <w:rPr>
-                <w:noProof/>
-                <w:webHidden/>
-              </w:rPr>
-              <w:t>31</w:t>
-            </w:r>
-            <w:r>
-              <w:rPr>
-                <w:noProof/>
-                <w:webHidden/>
-              </w:rPr>
-              <w:fldChar w:fldCharType="end"/>
-            </w:r>
-          </w:hyperlink>
-        </w:p>
-        <w:p>
-          <w:pPr>
-            <w:pStyle w:val="32"/>
-            <w:tabs>
-              <w:tab w:val="right" w:leader="dot" w:pos="8921"/>
-            </w:tabs>
-            <w:rPr>
-              <w:rFonts w:eastAsiaTheme="minorEastAsia" w:cstheme="minorBidi"/>
-              <w:noProof/>
-              <w:sz w:val="22"/>
-              <w:szCs w:val="22"/>
-              <w:lang w:eastAsia="ru-RU"/>
-            </w:rPr>
-          </w:pPr>
-          <w:hyperlink w:anchor="_Toc228631707" w:history="1">
-            <w:r>
-              <w:rPr>
-                <w:rStyle w:val="af6"/>
-                <w:noProof/>
-              </w:rPr>
-              <w:t>2.3.12. Уровень 12. Слайд-пазл</w:t>
-            </w:r>
-            <w:r>
-              <w:rPr>
-                <w:noProof/>
-                <w:webHidden/>
-              </w:rPr>
-              <w:tab/>
-            </w:r>
-            <w:r>
-              <w:rPr>
-                <w:noProof/>
-                <w:webHidden/>
-              </w:rPr>
-              <w:fldChar w:fldCharType="begin"/>
-            </w:r>
-            <w:r>
-              <w:rPr>
-                <w:noProof/>
-                <w:webHidden/>
-              </w:rPr>
-              <w:instrText xml:space="preserve"> PAGEREF _Toc228631707 \h </w:instrText>
-            </w:r>
-            <w:r>
-              <w:rPr>
-                <w:noProof/>
-                <w:webHidden/>
-              </w:rPr>
-            </w:r>
-            <w:r>
-              <w:rPr>
-                <w:noProof/>
-                <w:webHidden/>
-              </w:rPr>
-              <w:fldChar w:fldCharType="separate"/>
-            </w:r>
-            <w:r>
-              <w:rPr>
-                <w:noProof/>
-                <w:webHidden/>
-              </w:rPr>
-              <w:t>31</w:t>
-            </w:r>
-            <w:r>
-              <w:rPr>
-                <w:noProof/>
-                <w:webHidden/>
-              </w:rPr>
-              <w:fldChar w:fldCharType="end"/>
-            </w:r>
-          </w:hyperlink>
-        </w:p>
-        <w:p>
-          <w:pPr>
-            <w:pStyle w:val="32"/>
-            <w:tabs>
-              <w:tab w:val="right" w:leader="dot" w:pos="8921"/>
-            </w:tabs>
-            <w:rPr>
-              <w:rFonts w:eastAsiaTheme="minorEastAsia" w:cstheme="minorBidi"/>
-              <w:noProof/>
-              <w:sz w:val="22"/>
-              <w:szCs w:val="22"/>
-              <w:lang w:eastAsia="ru-RU"/>
-            </w:rPr>
-          </w:pPr>
-          <w:hyperlink w:anchor="_Toc228631708" w:history="1">
-            <w:r>
-              <w:rPr>
-                <w:rStyle w:val="af6"/>
-                <w:noProof/>
-              </w:rPr>
-              <w:t>2.3.13. Уровень 13. Мнемоническая игра</w:t>
-            </w:r>
-            <w:r>
-              <w:rPr>
-                <w:noProof/>
-                <w:webHidden/>
-              </w:rPr>
-              <w:tab/>
-            </w:r>
-            <w:r>
-              <w:rPr>
-                <w:noProof/>
-                <w:webHidden/>
-              </w:rPr>
-              <w:fldChar w:fldCharType="begin"/>
-            </w:r>
-            <w:r>
-              <w:rPr>
-                <w:noProof/>
-                <w:webHidden/>
-              </w:rPr>
-              <w:instrText xml:space="preserve"> PAGEREF _Toc228631708 \h </w:instrText>
-            </w:r>
-            <w:r>
-              <w:rPr>
-                <w:noProof/>
-                <w:webHidden/>
-              </w:rPr>
-            </w:r>
-            <w:r>
-              <w:rPr>
-                <w:noProof/>
-                <w:webHidden/>
-              </w:rPr>
-              <w:fldChar w:fldCharType="separate"/>
-            </w:r>
-            <w:r>
-              <w:rPr>
-                <w:noProof/>
-                <w:webHidden/>
-              </w:rPr>
-              <w:t>31</w:t>
-            </w:r>
-            <w:r>
-              <w:rPr>
-                <w:noProof/>
-                <w:webHidden/>
+                <w:szCs w:val="28"/>
               </w:rPr>
               <w:fldChar w:fldCharType="end"/>
             </w:r>
@@ -4224,283 +6291,91 @@
               <w:tab w:val="right" w:leader="dot" w:pos="8921"/>
             </w:tabs>
             <w:rPr>
-              <w:rFonts w:asciiTheme="minorHAnsi" w:eastAsiaTheme="minorEastAsia" w:hAnsiTheme="minorHAnsi" w:cstheme="minorBidi"/>
+              <w:rFonts w:eastAsiaTheme="minorEastAsia" w:cstheme="majorHAnsi"/>
               <w:bCs w:val="0"/>
               <w:noProof/>
-              <w:sz w:val="22"/>
+              <w:szCs w:val="28"/>
               <w:lang w:eastAsia="ru-RU"/>
             </w:rPr>
           </w:pPr>
-          <w:hyperlink w:anchor="_Toc228631709" w:history="1">
+          <w:hyperlink w:anchor="_Toc228787506" w:history="1">
             <w:r>
               <w:rPr>
                 <w:rStyle w:val="af6"/>
                 <w:rFonts w:cstheme="majorHAnsi"/>
-                <w:noProof/>
-              </w:rPr>
-              <w:t>2.4. Реализация дополнительных функций</w:t>
-            </w:r>
-            <w:r>
-              <w:rPr>
+                <w:bCs w:val="0"/>
+                <w:noProof/>
+                <w:szCs w:val="28"/>
+                <w:u w:val="none"/>
+              </w:rPr>
+              <w:t>Документация и официальные руководства</w:t>
+            </w:r>
+            <w:r>
+              <w:rPr>
+                <w:rFonts w:cstheme="majorHAnsi"/>
+                <w:bCs w:val="0"/>
                 <w:noProof/>
                 <w:webHidden/>
+                <w:szCs w:val="28"/>
               </w:rPr>
               <w:tab/>
             </w:r>
             <w:r>
               <w:rPr>
+                <w:rFonts w:cstheme="majorHAnsi"/>
+                <w:bCs w:val="0"/>
                 <w:noProof/>
                 <w:webHidden/>
+                <w:szCs w:val="28"/>
               </w:rPr>
               <w:fldChar w:fldCharType="begin"/>
             </w:r>
             <w:r>
               <w:rPr>
+                <w:rFonts w:cstheme="majorHAnsi"/>
+                <w:bCs w:val="0"/>
                 <w:noProof/>
                 <w:webHidden/>
-              </w:rPr>
-              <w:instrText xml:space="preserve"> PAGEREF _Toc228631709 \h </w:instrText>
-            </w:r>
-            <w:r>
-              <w:rPr>
+                <w:szCs w:val="28"/>
+              </w:rPr>
+              <w:instrText xml:space="preserve"> PAGEREF _Toc228787506 \h </w:instrText>
+            </w:r>
+            <w:r>
+              <w:rPr>
+                <w:rFonts w:cstheme="majorHAnsi"/>
+                <w:bCs w:val="0"/>
                 <w:noProof/>
                 <w:webHidden/>
-              </w:rPr>
-            </w:r>
-            <w:r>
-              <w:rPr>
+                <w:szCs w:val="28"/>
+              </w:rPr>
+            </w:r>
+            <w:r>
+              <w:rPr>
+                <w:rFonts w:cstheme="majorHAnsi"/>
+                <w:bCs w:val="0"/>
                 <w:noProof/>
                 <w:webHidden/>
+                <w:szCs w:val="28"/>
               </w:rPr>
               <w:fldChar w:fldCharType="separate"/>
             </w:r>
             <w:r>
               <w:rPr>
+                <w:rFonts w:cstheme="majorHAnsi"/>
+                <w:bCs w:val="0"/>
                 <w:noProof/>
                 <w:webHidden/>
-              </w:rPr>
-              <w:t>32</w:t>
-            </w:r>
-            <w:r>
-              <w:rPr>
+                <w:szCs w:val="28"/>
+              </w:rPr>
+              <w:t>38</w:t>
+            </w:r>
+            <w:r>
+              <w:rPr>
+                <w:rFonts w:cstheme="majorHAnsi"/>
+                <w:bCs w:val="0"/>
                 <w:noProof/>
                 <w:webHidden/>
-              </w:rPr>
-              <w:fldChar w:fldCharType="end"/>
-            </w:r>
-          </w:hyperlink>
-        </w:p>
-        <w:p>
-          <w:pPr>
-            <w:pStyle w:val="32"/>
-            <w:tabs>
-              <w:tab w:val="right" w:leader="dot" w:pos="8921"/>
-            </w:tabs>
-            <w:rPr>
-              <w:rFonts w:eastAsiaTheme="minorEastAsia" w:cstheme="minorBidi"/>
-              <w:noProof/>
-              <w:sz w:val="22"/>
-              <w:szCs w:val="22"/>
-              <w:lang w:eastAsia="ru-RU"/>
-            </w:rPr>
-          </w:pPr>
-          <w:hyperlink w:anchor="_Toc228631710" w:history="1">
-            <w:r>
-              <w:rPr>
-                <w:rStyle w:val="af6"/>
-                <w:noProof/>
-              </w:rPr>
-              <w:t>2.4.1. Система сохранения прогресса в localStorage</w:t>
-            </w:r>
-            <w:r>
-              <w:rPr>
-                <w:noProof/>
-                <w:webHidden/>
-              </w:rPr>
-              <w:tab/>
-            </w:r>
-            <w:r>
-              <w:rPr>
-                <w:noProof/>
-                <w:webHidden/>
-              </w:rPr>
-              <w:fldChar w:fldCharType="begin"/>
-            </w:r>
-            <w:r>
-              <w:rPr>
-                <w:noProof/>
-                <w:webHidden/>
-              </w:rPr>
-              <w:instrText xml:space="preserve"> PAGEREF _Toc228631710 \h </w:instrText>
-            </w:r>
-            <w:r>
-              <w:rPr>
-                <w:noProof/>
-                <w:webHidden/>
-              </w:rPr>
-            </w:r>
-            <w:r>
-              <w:rPr>
-                <w:noProof/>
-                <w:webHidden/>
-              </w:rPr>
-              <w:fldChar w:fldCharType="separate"/>
-            </w:r>
-            <w:r>
-              <w:rPr>
-                <w:noProof/>
-                <w:webHidden/>
-              </w:rPr>
-              <w:t>32</w:t>
-            </w:r>
-            <w:r>
-              <w:rPr>
-                <w:noProof/>
-                <w:webHidden/>
-              </w:rPr>
-              <w:fldChar w:fldCharType="end"/>
-            </w:r>
-          </w:hyperlink>
-        </w:p>
-        <w:p>
-          <w:pPr>
-            <w:pStyle w:val="32"/>
-            <w:tabs>
-              <w:tab w:val="right" w:leader="dot" w:pos="8921"/>
-            </w:tabs>
-            <w:rPr>
-              <w:rFonts w:eastAsiaTheme="minorEastAsia" w:cstheme="minorBidi"/>
-              <w:noProof/>
-              <w:sz w:val="22"/>
-              <w:szCs w:val="22"/>
-              <w:lang w:eastAsia="ru-RU"/>
-            </w:rPr>
-          </w:pPr>
-          <w:hyperlink w:anchor="_Toc228631711" w:history="1">
-            <w:r>
-              <w:rPr>
-                <w:rStyle w:val="af6"/>
-                <w:noProof/>
-              </w:rPr>
-              <w:t>2.4.2. Компонент Header</w:t>
-            </w:r>
-            <w:r>
-              <w:rPr>
-                <w:noProof/>
-                <w:webHidden/>
-              </w:rPr>
-              <w:tab/>
-            </w:r>
-            <w:r>
-              <w:rPr>
-                <w:noProof/>
-                <w:webHidden/>
-              </w:rPr>
-              <w:fldChar w:fldCharType="begin"/>
-            </w:r>
-            <w:r>
-              <w:rPr>
-                <w:noProof/>
-                <w:webHidden/>
-              </w:rPr>
-              <w:instrText xml:space="preserve"> PAGEREF _Toc228631711 \h </w:instrText>
-            </w:r>
-            <w:r>
-              <w:rPr>
-                <w:noProof/>
-                <w:webHidden/>
-              </w:rPr>
-            </w:r>
-            <w:r>
-              <w:rPr>
-                <w:noProof/>
-                <w:webHidden/>
-              </w:rPr>
-              <w:fldChar w:fldCharType="separate"/>
-            </w:r>
-            <w:r>
-              <w:rPr>
-                <w:noProof/>
-                <w:webHidden/>
-              </w:rPr>
-              <w:t>33</w:t>
-            </w:r>
-            <w:r>
-              <w:rPr>
-                <w:noProof/>
-                <w:webHidden/>
-              </w:rPr>
-              <w:fldChar w:fldCharType="end"/>
-            </w:r>
-          </w:hyperlink>
-        </w:p>
-        <w:p>
-          <w:pPr>
-            <w:pStyle w:val="32"/>
-            <w:tabs>
-              <w:tab w:val="right" w:leader="dot" w:pos="8921"/>
-            </w:tabs>
-            <w:rPr>
-              <w:rFonts w:eastAsiaTheme="minorEastAsia" w:cstheme="minorBidi"/>
-              <w:noProof/>
-              <w:sz w:val="22"/>
-              <w:szCs w:val="22"/>
-              <w:lang w:eastAsia="ru-RU"/>
-            </w:rPr>
-          </w:pPr>
-          <w:hyperlink w:anchor="_Toc228631712" w:history="1">
-            <w:r>
-              <w:rPr>
-                <w:rStyle w:val="af6"/>
-                <w:noProof/>
-              </w:rPr>
-              <w:t>2.4.3. Система проверки доступа к страницам</w:t>
-            </w:r>
-            <w:r>
-              <w:rPr>
-                <w:noProof/>
-                <w:webHidden/>
-              </w:rPr>
-              <w:tab/>
-            </w:r>
-            <w:r>
-              <w:rPr>
-                <w:noProof/>
-                <w:webHidden/>
-              </w:rPr>
-              <w:fldChar w:fldCharType="begin"/>
-            </w:r>
-            <w:r>
-              <w:rPr>
-                <w:noProof/>
-                <w:webHidden/>
-              </w:rPr>
-              <w:instrText xml:space="preserve"> PAGEREF _Toc228631712 \h </w:instrText>
-            </w:r>
-            <w:r>
-              <w:rPr>
-                <w:noProof/>
-                <w:webHidden/>
-              </w:rPr>
-            </w:r>
-            <w:r>
-              <w:rPr>
-                <w:noProof/>
-                <w:webHidden/>
-              </w:rPr>
-              <w:fldChar w:fldCharType="separate"/>
-            </w:r>
-            <w:r>
-              <w:rPr>
-                <w:noProof/>
-                <w:webHidden/>
-              </w:rPr>
-              <w:t>33</w:t>
-            </w:r>
-            <w:r>
-              <w:rPr>
-                <w:noProof/>
-                <w:webHidden/>
+                <w:szCs w:val="28"/>
               </w:rPr>
               <w:fldChar w:fldCharType="end"/>
             </w:r>
@@ -4513,504 +6388,91 @@
               <w:tab w:val="right" w:leader="dot" w:pos="8921"/>
             </w:tabs>
             <w:rPr>
-              <w:rFonts w:asciiTheme="minorHAnsi" w:eastAsiaTheme="minorEastAsia" w:hAnsiTheme="minorHAnsi" w:cstheme="minorBidi"/>
+              <w:rFonts w:eastAsiaTheme="minorEastAsia" w:cstheme="majorHAnsi"/>
               <w:bCs w:val="0"/>
               <w:noProof/>
-              <w:sz w:val="22"/>
+              <w:szCs w:val="28"/>
               <w:lang w:eastAsia="ru-RU"/>
             </w:rPr>
           </w:pPr>
-          <w:hyperlink w:anchor="_Toc228631713" w:history="1">
+          <w:hyperlink w:anchor="_Toc228787507" w:history="1">
             <w:r>
               <w:rPr>
                 <w:rStyle w:val="af6"/>
                 <w:rFonts w:cstheme="majorHAnsi"/>
-                <w:noProof/>
-              </w:rPr>
-              <w:t>2.5. Тестирование приложения</w:t>
-            </w:r>
-            <w:r>
-              <w:rPr>
+                <w:bCs w:val="0"/>
+                <w:noProof/>
+                <w:szCs w:val="28"/>
+                <w:u w:val="none"/>
+              </w:rPr>
+              <w:t>Литература</w:t>
+            </w:r>
+            <w:r>
+              <w:rPr>
+                <w:rFonts w:cstheme="majorHAnsi"/>
+                <w:bCs w:val="0"/>
                 <w:noProof/>
                 <w:webHidden/>
+                <w:szCs w:val="28"/>
               </w:rPr>
               <w:tab/>
             </w:r>
             <w:r>
               <w:rPr>
+                <w:rFonts w:cstheme="majorHAnsi"/>
+                <w:bCs w:val="0"/>
                 <w:noProof/>
                 <w:webHidden/>
+                <w:szCs w:val="28"/>
               </w:rPr>
               <w:fldChar w:fldCharType="begin"/>
             </w:r>
             <w:r>
               <w:rPr>
+                <w:rFonts w:cstheme="majorHAnsi"/>
+                <w:bCs w:val="0"/>
                 <w:noProof/>
                 <w:webHidden/>
-              </w:rPr>
-              <w:instrText xml:space="preserve"> PAGEREF _Toc228631713 \h </w:instrText>
-            </w:r>
-            <w:r>
-              <w:rPr>
+                <w:szCs w:val="28"/>
+              </w:rPr>
+              <w:instrText xml:space="preserve"> PAGEREF _Toc228787507 \h </w:instrText>
+            </w:r>
+            <w:r>
+              <w:rPr>
+                <w:rFonts w:cstheme="majorHAnsi"/>
+                <w:bCs w:val="0"/>
                 <w:noProof/>
                 <w:webHidden/>
-              </w:rPr>
-            </w:r>
-            <w:r>
-              <w:rPr>
+                <w:szCs w:val="28"/>
+              </w:rPr>
+            </w:r>
+            <w:r>
+              <w:rPr>
+                <w:rFonts w:cstheme="majorHAnsi"/>
+                <w:bCs w:val="0"/>
                 <w:noProof/>
                 <w:webHidden/>
+                <w:szCs w:val="28"/>
               </w:rPr>
               <w:fldChar w:fldCharType="separate"/>
             </w:r>
             <w:r>
               <w:rPr>
+                <w:rFonts w:cstheme="majorHAnsi"/>
+                <w:bCs w:val="0"/>
                 <w:noProof/>
                 <w:webHidden/>
-              </w:rPr>
-              <w:t>34</w:t>
-            </w:r>
-            <w:r>
-              <w:rPr>
+                <w:szCs w:val="28"/>
+              </w:rPr>
+              <w:t>38</w:t>
+            </w:r>
+            <w:r>
+              <w:rPr>
+                <w:rFonts w:cstheme="majorHAnsi"/>
+                <w:bCs w:val="0"/>
                 <w:noProof/>
                 <w:webHidden/>
-              </w:rPr>
-              <w:fldChar w:fldCharType="end"/>
-            </w:r>
-          </w:hyperlink>
-        </w:p>
-        <w:p>
-          <w:pPr>
-            <w:pStyle w:val="32"/>
-            <w:tabs>
-              <w:tab w:val="right" w:leader="dot" w:pos="8921"/>
-            </w:tabs>
-            <w:rPr>
-              <w:rFonts w:eastAsiaTheme="minorEastAsia" w:cstheme="minorBidi"/>
-              <w:noProof/>
-              <w:sz w:val="22"/>
-              <w:szCs w:val="22"/>
-              <w:lang w:eastAsia="ru-RU"/>
-            </w:rPr>
-          </w:pPr>
-          <w:hyperlink w:anchor="_Toc228631714" w:history="1">
-            <w:r>
-              <w:rPr>
-                <w:rStyle w:val="af6"/>
-                <w:noProof/>
-              </w:rPr>
-              <w:t>2.5.1. Методы тестирования</w:t>
-            </w:r>
-            <w:r>
-              <w:rPr>
-                <w:noProof/>
-                <w:webHidden/>
-              </w:rPr>
-              <w:tab/>
-            </w:r>
-            <w:r>
-              <w:rPr>
-                <w:noProof/>
-                <w:webHidden/>
-              </w:rPr>
-              <w:fldChar w:fldCharType="begin"/>
-            </w:r>
-            <w:r>
-              <w:rPr>
-                <w:noProof/>
-                <w:webHidden/>
-              </w:rPr>
-              <w:instrText xml:space="preserve"> PAGEREF _Toc228631714 \h </w:instrText>
-            </w:r>
-            <w:r>
-              <w:rPr>
-                <w:noProof/>
-                <w:webHidden/>
-              </w:rPr>
-            </w:r>
-            <w:r>
-              <w:rPr>
-                <w:noProof/>
-                <w:webHidden/>
-              </w:rPr>
-              <w:fldChar w:fldCharType="separate"/>
-            </w:r>
-            <w:r>
-              <w:rPr>
-                <w:noProof/>
-                <w:webHidden/>
-              </w:rPr>
-              <w:t>34</w:t>
-            </w:r>
-            <w:r>
-              <w:rPr>
-                <w:noProof/>
-                <w:webHidden/>
-              </w:rPr>
-              <w:fldChar w:fldCharType="end"/>
-            </w:r>
-          </w:hyperlink>
-        </w:p>
-        <w:p>
-          <w:pPr>
-            <w:pStyle w:val="32"/>
-            <w:tabs>
-              <w:tab w:val="right" w:leader="dot" w:pos="8921"/>
-            </w:tabs>
-            <w:rPr>
-              <w:rFonts w:eastAsiaTheme="minorEastAsia" w:cstheme="minorBidi"/>
-              <w:noProof/>
-              <w:sz w:val="22"/>
-              <w:szCs w:val="22"/>
-              <w:lang w:eastAsia="ru-RU"/>
-            </w:rPr>
-          </w:pPr>
-          <w:hyperlink w:anchor="_Toc228631715" w:history="1">
-            <w:r>
-              <w:rPr>
-                <w:rStyle w:val="af6"/>
-                <w:noProof/>
-              </w:rPr>
-              <w:t>2.5.2. Выявленные ошибки и их устранение</w:t>
-            </w:r>
-            <w:r>
-              <w:rPr>
-                <w:noProof/>
-                <w:webHidden/>
-              </w:rPr>
-              <w:tab/>
-            </w:r>
-            <w:r>
-              <w:rPr>
-                <w:noProof/>
-                <w:webHidden/>
-              </w:rPr>
-              <w:fldChar w:fldCharType="begin"/>
-            </w:r>
-            <w:r>
-              <w:rPr>
-                <w:noProof/>
-                <w:webHidden/>
-              </w:rPr>
-              <w:instrText xml:space="preserve"> PAGEREF _Toc228631715 \h </w:instrText>
-            </w:r>
-            <w:r>
-              <w:rPr>
-                <w:noProof/>
-                <w:webHidden/>
-              </w:rPr>
-            </w:r>
-            <w:r>
-              <w:rPr>
-                <w:noProof/>
-                <w:webHidden/>
-              </w:rPr>
-              <w:fldChar w:fldCharType="separate"/>
-            </w:r>
-            <w:r>
-              <w:rPr>
-                <w:noProof/>
-                <w:webHidden/>
-              </w:rPr>
-              <w:t>35</w:t>
-            </w:r>
-            <w:r>
-              <w:rPr>
-                <w:noProof/>
-                <w:webHidden/>
-              </w:rPr>
-              <w:fldChar w:fldCharType="end"/>
-            </w:r>
-          </w:hyperlink>
-        </w:p>
-        <w:p>
-          <w:pPr>
-            <w:pStyle w:val="12"/>
-            <w:tabs>
-              <w:tab w:val="right" w:leader="dot" w:pos="8921"/>
-            </w:tabs>
-            <w:rPr>
-              <w:rFonts w:asciiTheme="minorHAnsi" w:eastAsiaTheme="minorEastAsia" w:hAnsiTheme="minorHAnsi" w:cstheme="minorBidi"/>
-              <w:bCs w:val="0"/>
-              <w:iCs w:val="0"/>
-              <w:noProof/>
-              <w:sz w:val="22"/>
-              <w:szCs w:val="22"/>
-              <w:lang w:eastAsia="ru-RU"/>
-            </w:rPr>
-          </w:pPr>
-          <w:hyperlink w:anchor="_Toc228631716" w:history="1">
-            <w:r>
-              <w:rPr>
-                <w:rStyle w:val="af6"/>
-                <w:rFonts w:cstheme="majorHAnsi"/>
-                <w:noProof/>
-              </w:rPr>
-              <w:t>ЗАКЛЮЧЕНИЕ</w:t>
-            </w:r>
-            <w:r>
-              <w:rPr>
-                <w:noProof/>
-                <w:webHidden/>
-              </w:rPr>
-              <w:tab/>
-            </w:r>
-            <w:r>
-              <w:rPr>
-                <w:noProof/>
-                <w:webHidden/>
-              </w:rPr>
-              <w:fldChar w:fldCharType="begin"/>
-            </w:r>
-            <w:r>
-              <w:rPr>
-                <w:noProof/>
-                <w:webHidden/>
-              </w:rPr>
-              <w:instrText xml:space="preserve"> PAGEREF _Toc228631716 \h </w:instrText>
-            </w:r>
-            <w:r>
-              <w:rPr>
-                <w:noProof/>
-                <w:webHidden/>
-              </w:rPr>
-            </w:r>
-            <w:r>
-              <w:rPr>
-                <w:noProof/>
-                <w:webHidden/>
-              </w:rPr>
-              <w:fldChar w:fldCharType="separate"/>
-            </w:r>
-            <w:r>
-              <w:rPr>
-                <w:noProof/>
-                <w:webHidden/>
-              </w:rPr>
-              <w:t>37</w:t>
-            </w:r>
-            <w:r>
-              <w:rPr>
-                <w:noProof/>
-                <w:webHidden/>
-              </w:rPr>
-              <w:fldChar w:fldCharType="end"/>
-            </w:r>
-          </w:hyperlink>
-        </w:p>
-        <w:p>
-          <w:pPr>
-            <w:pStyle w:val="12"/>
-            <w:tabs>
-              <w:tab w:val="right" w:leader="dot" w:pos="8921"/>
-            </w:tabs>
-            <w:rPr>
-              <w:rFonts w:asciiTheme="minorHAnsi" w:eastAsiaTheme="minorEastAsia" w:hAnsiTheme="minorHAnsi" w:cstheme="minorBidi"/>
-              <w:bCs w:val="0"/>
-              <w:iCs w:val="0"/>
-              <w:noProof/>
-              <w:sz w:val="22"/>
-              <w:szCs w:val="22"/>
-              <w:lang w:eastAsia="ru-RU"/>
-            </w:rPr>
-          </w:pPr>
-          <w:hyperlink w:anchor="_Toc228631717" w:history="1">
-            <w:r>
-              <w:rPr>
-                <w:rStyle w:val="af6"/>
-                <w:noProof/>
-              </w:rPr>
-              <w:t>СПИСОК ИСПОЛЬЗОВАННЫХ ИСТОЧНИКОВ</w:t>
-            </w:r>
-            <w:r>
-              <w:rPr>
-                <w:noProof/>
-                <w:webHidden/>
-              </w:rPr>
-              <w:tab/>
-            </w:r>
-            <w:r>
-              <w:rPr>
-                <w:noProof/>
-                <w:webHidden/>
-              </w:rPr>
-              <w:fldChar w:fldCharType="begin"/>
-            </w:r>
-            <w:r>
-              <w:rPr>
-                <w:noProof/>
-                <w:webHidden/>
-              </w:rPr>
-              <w:instrText xml:space="preserve"> PAGEREF _Toc228631717 \h </w:instrText>
-            </w:r>
-            <w:r>
-              <w:rPr>
-                <w:noProof/>
-                <w:webHidden/>
-              </w:rPr>
-            </w:r>
-            <w:r>
-              <w:rPr>
-                <w:noProof/>
-                <w:webHidden/>
-              </w:rPr>
-              <w:fldChar w:fldCharType="separate"/>
-            </w:r>
-            <w:r>
-              <w:rPr>
-                <w:noProof/>
-                <w:webHidden/>
-              </w:rPr>
-              <w:t>38</w:t>
-            </w:r>
-            <w:r>
-              <w:rPr>
-                <w:noProof/>
-                <w:webHidden/>
-              </w:rPr>
-              <w:fldChar w:fldCharType="end"/>
-            </w:r>
-          </w:hyperlink>
-        </w:p>
-        <w:p>
-          <w:pPr>
-            <w:pStyle w:val="24"/>
-            <w:tabs>
-              <w:tab w:val="right" w:leader="dot" w:pos="8921"/>
-            </w:tabs>
-            <w:rPr>
-              <w:rFonts w:asciiTheme="minorHAnsi" w:eastAsiaTheme="minorEastAsia" w:hAnsiTheme="minorHAnsi" w:cstheme="minorBidi"/>
-              <w:bCs w:val="0"/>
-              <w:noProof/>
-              <w:sz w:val="22"/>
-              <w:lang w:eastAsia="ru-RU"/>
-            </w:rPr>
-          </w:pPr>
-          <w:hyperlink w:anchor="_Toc228631718" w:history="1">
-            <w:r>
-              <w:rPr>
-                <w:rStyle w:val="af6"/>
-                <w:noProof/>
-              </w:rPr>
-              <w:t>Документация и официальные руководства</w:t>
-            </w:r>
-            <w:r>
-              <w:rPr>
-                <w:noProof/>
-                <w:webHidden/>
-              </w:rPr>
-              <w:tab/>
-            </w:r>
-            <w:r>
-              <w:rPr>
-                <w:noProof/>
-                <w:webHidden/>
-              </w:rPr>
-              <w:fldChar w:fldCharType="begin"/>
-            </w:r>
-            <w:r>
-              <w:rPr>
-                <w:noProof/>
-                <w:webHidden/>
-              </w:rPr>
-              <w:instrText xml:space="preserve"> PAGEREF _Toc228631718 \h </w:instrText>
-            </w:r>
-            <w:r>
-              <w:rPr>
-                <w:noProof/>
-                <w:webHidden/>
-              </w:rPr>
-            </w:r>
-            <w:r>
-              <w:rPr>
-                <w:noProof/>
-                <w:webHidden/>
-              </w:rPr>
-              <w:fldChar w:fldCharType="separate"/>
-            </w:r>
-            <w:r>
-              <w:rPr>
-                <w:noProof/>
-                <w:webHidden/>
-              </w:rPr>
-              <w:t>38</w:t>
-            </w:r>
-            <w:r>
-              <w:rPr>
-                <w:noProof/>
-                <w:webHidden/>
-              </w:rPr>
-              <w:fldChar w:fldCharType="end"/>
-            </w:r>
-          </w:hyperlink>
-        </w:p>
-        <w:p>
-          <w:pPr>
-            <w:pStyle w:val="24"/>
-            <w:tabs>
-              <w:tab w:val="right" w:leader="dot" w:pos="8921"/>
-            </w:tabs>
-            <w:rPr>
-              <w:rFonts w:asciiTheme="minorHAnsi" w:eastAsiaTheme="minorEastAsia" w:hAnsiTheme="minorHAnsi" w:cstheme="minorBidi"/>
-              <w:bCs w:val="0"/>
-              <w:noProof/>
-              <w:sz w:val="22"/>
-              <w:lang w:eastAsia="ru-RU"/>
-            </w:rPr>
-          </w:pPr>
-          <w:hyperlink w:anchor="_Toc228631719" w:history="1">
-            <w:r>
-              <w:rPr>
-                <w:rStyle w:val="af6"/>
-                <w:noProof/>
-              </w:rPr>
-              <w:t>Литература</w:t>
-            </w:r>
-            <w:r>
-              <w:rPr>
-                <w:noProof/>
-                <w:webHidden/>
-              </w:rPr>
-              <w:tab/>
-            </w:r>
-            <w:r>
-              <w:rPr>
-                <w:noProof/>
-                <w:webHidden/>
-              </w:rPr>
-              <w:fldChar w:fldCharType="begin"/>
-            </w:r>
-            <w:r>
-              <w:rPr>
-                <w:noProof/>
-                <w:webHidden/>
-              </w:rPr>
-              <w:instrText xml:space="preserve"> PAGEREF _Toc228631719 \h </w:instrText>
-            </w:r>
-            <w:r>
-              <w:rPr>
-                <w:noProof/>
-                <w:webHidden/>
-              </w:rPr>
-            </w:r>
-            <w:r>
-              <w:rPr>
-                <w:noProof/>
-                <w:webHidden/>
-              </w:rPr>
-              <w:fldChar w:fldCharType="separate"/>
-            </w:r>
-            <w:r>
-              <w:rPr>
-                <w:noProof/>
-                <w:webHidden/>
-              </w:rPr>
-              <w:t>38</w:t>
-            </w:r>
-            <w:r>
-              <w:rPr>
-                <w:noProof/>
-                <w:webHidden/>
+                <w:szCs w:val="28"/>
               </w:rPr>
               <w:fldChar w:fldCharType="end"/>
             </w:r>
@@ -5070,7 +6532,7 @@
           <w:lang w:eastAsia="ru-RU"/>
         </w:rPr>
       </w:pPr>
-      <w:bookmarkStart w:id="0" w:name="_Toc228631659"/>
+      <w:bookmarkStart w:id="0" w:name="_Toc228787448"/>
       <w:r>
         <w:rPr>
           <w:rFonts w:cstheme="majorHAnsi"/>
@@ -5931,7 +7393,7 @@
           <w:color w:val="auto"/>
         </w:rPr>
       </w:pPr>
-      <w:bookmarkStart w:id="1" w:name="_Toc228631660"/>
+      <w:bookmarkStart w:id="1" w:name="_Toc228787449"/>
       <w:r>
         <w:rPr>
           <w:rFonts w:cstheme="majorHAnsi"/>
@@ -5958,7 +7420,7 @@
           <w:bCs w:val="0"/>
         </w:rPr>
       </w:pPr>
-      <w:bookmarkStart w:id="2" w:name="_Toc228631661"/>
+      <w:bookmarkStart w:id="2" w:name="_Toc228787450"/>
       <w:r>
         <w:rPr>
           <w:rFonts w:asciiTheme="majorHAnsi" w:hAnsiTheme="majorHAnsi" w:cstheme="majorHAnsi"/>
@@ -5972,7 +7434,7 @@
       <w:pPr>
         <w:pStyle w:val="3"/>
       </w:pPr>
-      <w:bookmarkStart w:id="3" w:name="_Toc228631662"/>
+      <w:bookmarkStart w:id="3" w:name="_Toc228787451"/>
       <w:r>
         <w:t>1.1.1. Исторический обзор эволюции веб-технологий</w:t>
       </w:r>
@@ -6238,7 +7700,7 @@
       <w:pPr>
         <w:pStyle w:val="3"/>
       </w:pPr>
-      <w:bookmarkStart w:id="4" w:name="_Toc228631663"/>
+      <w:bookmarkStart w:id="4" w:name="_Toc228787452"/>
       <w:r>
         <w:rPr>
           <w:rStyle w:val="20"/>
@@ -6577,7 +8039,7 @@
       <w:pPr>
         <w:pStyle w:val="3"/>
       </w:pPr>
-      <w:bookmarkStart w:id="5" w:name="_Toc228631664"/>
+      <w:bookmarkStart w:id="5" w:name="_Toc228787453"/>
       <w:r>
         <w:t>1.1.3. Актуальные векторы развития клиентской части приложений</w:t>
       </w:r>
@@ -6786,7 +8248,7 @@
       <w:pPr>
         <w:pStyle w:val="3"/>
       </w:pPr>
-      <w:bookmarkStart w:id="6" w:name="_Toc228631665"/>
+      <w:bookmarkStart w:id="6" w:name="_Toc228787454"/>
       <w:r>
         <w:t>1.1.4. Ограничения клиентского рендеринга и ренессанс серверных подходов</w:t>
       </w:r>
@@ -6962,7 +8424,7 @@
       <w:pPr>
         <w:pStyle w:val="3"/>
       </w:pPr>
-      <w:bookmarkStart w:id="7" w:name="_Toc228631666"/>
+      <w:bookmarkStart w:id="7" w:name="_Toc228787455"/>
       <w:r>
         <w:t>1.1.5. Архитектурный паттерн «Острова» и стратегия выборочной гидратации</w:t>
       </w:r>
@@ -7319,7 +8781,7 @@
           <w:bCs w:val="0"/>
         </w:rPr>
       </w:pPr>
-      <w:bookmarkStart w:id="8" w:name="_Toc228631667"/>
+      <w:bookmarkStart w:id="8" w:name="_Toc228787456"/>
       <w:r>
         <w:rPr>
           <w:rFonts w:asciiTheme="majorHAnsi" w:hAnsiTheme="majorHAnsi" w:cstheme="majorHAnsi"/>
@@ -7334,7 +8796,7 @@
       <w:pPr>
         <w:pStyle w:val="3"/>
       </w:pPr>
-      <w:bookmarkStart w:id="9" w:name="_Toc228631668"/>
+      <w:bookmarkStart w:id="9" w:name="_Toc228787457"/>
       <w:r>
         <w:t>1.2.1. Этапы становления и развития фреймворка</w:t>
       </w:r>
@@ -7478,25 +8940,7 @@
           <w:sz w:val="28"/>
           <w:szCs w:val="28"/>
         </w:rPr>
-        <w:t xml:space="preserve">Таблица 1 </w:t>
-      </w:r>
-      <w:proofErr w:type="gramStart"/>
-      <w:r>
-        <w:rPr>
-          <w:rFonts w:asciiTheme="majorHAnsi" w:hAnsiTheme="majorHAnsi" w:cstheme="majorHAnsi"/>
-          <w:sz w:val="28"/>
-          <w:szCs w:val="28"/>
-        </w:rPr>
-        <w:t>-  фреймворк</w:t>
-      </w:r>
-      <w:proofErr w:type="gramEnd"/>
-      <w:r>
-        <w:rPr>
-          <w:rFonts w:asciiTheme="majorHAnsi" w:hAnsiTheme="majorHAnsi" w:cstheme="majorHAnsi"/>
-          <w:sz w:val="28"/>
-          <w:szCs w:val="28"/>
-        </w:rPr>
-        <w:t xml:space="preserve"> Next.js</w:t>
+        <w:t>Таблица 1 -  фреймворк Next.js</w:t>
       </w:r>
     </w:p>
     <w:tbl>
@@ -8643,7 +10087,7 @@
       <w:pPr>
         <w:pStyle w:val="3"/>
       </w:pPr>
-      <w:bookmarkStart w:id="10" w:name="_Toc228631669"/>
+      <w:bookmarkStart w:id="10" w:name="_Toc228787458"/>
       <w:r>
         <w:t>1.2.2. Базовые архитектурные принципы и концептуальные основы</w:t>
       </w:r>
@@ -9025,7 +10469,7 @@
       <w:pPr>
         <w:pStyle w:val="3"/>
       </w:pPr>
-      <w:bookmarkStart w:id="11" w:name="_Toc228631670"/>
+      <w:bookmarkStart w:id="11" w:name="_Toc228787459"/>
       <w:r>
         <w:t xml:space="preserve">1.2.3. Новая система навигации </w:t>
       </w:r>
@@ -9276,7 +10720,7 @@
       <w:pPr>
         <w:pStyle w:val="3"/>
       </w:pPr>
-      <w:bookmarkStart w:id="12" w:name="_Toc228631671"/>
+      <w:bookmarkStart w:id="12" w:name="_Toc228787460"/>
       <w:r>
         <w:lastRenderedPageBreak/>
         <w:t>1.2.4. Дихотомия серверных и клиентских компонентов</w:t>
@@ -9713,7 +11157,7 @@
       <w:pPr>
         <w:pStyle w:val="3"/>
       </w:pPr>
-      <w:bookmarkStart w:id="13" w:name="_Toc228631672"/>
+      <w:bookmarkStart w:id="13" w:name="_Toc228787461"/>
       <w:r>
         <w:t>1.2.5. Инструментарий для повышения быстродействия</w:t>
       </w:r>
@@ -9897,7 +11341,7 @@
       <w:pPr>
         <w:pStyle w:val="3"/>
       </w:pPr>
-      <w:bookmarkStart w:id="14" w:name="_Toc228631673"/>
+      <w:bookmarkStart w:id="14" w:name="_Toc228787462"/>
       <w:r>
         <w:t xml:space="preserve">1.2.6. Распределённая обработка данных через Edge </w:t>
       </w:r>
@@ -10870,7 +12314,7 @@
       <w:pPr>
         <w:pStyle w:val="3"/>
       </w:pPr>
-      <w:bookmarkStart w:id="15" w:name="_Toc228631674"/>
+      <w:bookmarkStart w:id="15" w:name="_Toc228787463"/>
       <w:r>
         <w:t>1.2.7. Экосистема сторонних решений для расширения функционала</w:t>
       </w:r>
@@ -11631,7 +13075,7 @@
           <w:bCs w:val="0"/>
         </w:rPr>
       </w:pPr>
-      <w:bookmarkStart w:id="16" w:name="_Toc228631675"/>
+      <w:bookmarkStart w:id="16" w:name="_Toc228787464"/>
       <w:r>
         <w:rPr>
           <w:rFonts w:asciiTheme="majorHAnsi" w:hAnsiTheme="majorHAnsi" w:cstheme="majorHAnsi"/>
@@ -11661,7 +13105,7 @@
       <w:pPr>
         <w:pStyle w:val="3"/>
       </w:pPr>
-      <w:bookmarkStart w:id="17" w:name="_Toc228631676"/>
+      <w:bookmarkStart w:id="17" w:name="_Toc228787465"/>
       <w:r>
         <w:t>1.3.1. Парадигма компонентного проектирования</w:t>
       </w:r>
@@ -11838,7 +13282,7 @@
       <w:pPr>
         <w:pStyle w:val="3"/>
       </w:pPr>
-      <w:bookmarkStart w:id="18" w:name="_Toc228631677"/>
+      <w:bookmarkStart w:id="18" w:name="_Toc228787466"/>
       <w:r>
         <w:t>1.3.2. Механизмы хуков и паттерны управления состоянием</w:t>
       </w:r>
@@ -12238,7 +13682,7 @@
       <w:pPr>
         <w:pStyle w:val="3"/>
       </w:pPr>
-      <w:bookmarkStart w:id="19" w:name="_Toc228631678"/>
+      <w:bookmarkStart w:id="19" w:name="_Toc228787467"/>
       <w:r>
         <w:lastRenderedPageBreak/>
         <w:t xml:space="preserve">1.3.3. Виртуальное представление DOM и стратегия </w:t>
@@ -12576,7 +14020,7 @@
           <w:bCs w:val="0"/>
         </w:rPr>
       </w:pPr>
-      <w:bookmarkStart w:id="20" w:name="_Toc228631679"/>
+      <w:bookmarkStart w:id="20" w:name="_Toc228787468"/>
       <w:r>
         <w:rPr>
           <w:rFonts w:asciiTheme="majorHAnsi" w:hAnsiTheme="majorHAnsi" w:cstheme="majorHAnsi"/>
@@ -12606,7 +14050,7 @@
       <w:pPr>
         <w:pStyle w:val="3"/>
       </w:pPr>
-      <w:bookmarkStart w:id="21" w:name="_Toc228631680"/>
+      <w:bookmarkStart w:id="21" w:name="_Toc228787469"/>
       <w:r>
         <w:t>1.4.1. Ценность статической типизации для надёжности кода</w:t>
       </w:r>
@@ -12812,7 +14256,7 @@
       <w:pPr>
         <w:pStyle w:val="3"/>
       </w:pPr>
-      <w:bookmarkStart w:id="22" w:name="_Toc228631681"/>
+      <w:bookmarkStart w:id="22" w:name="_Toc228787470"/>
       <w:r>
         <w:t>1.4.2. Практики интеграции типизированного JavaScript с реактивными фреймворками</w:t>
       </w:r>
@@ -12857,7 +14301,6 @@
         <w:t xml:space="preserve"> «из коробки». Достаточно создать файл </w:t>
       </w:r>
       <w:proofErr w:type="spellStart"/>
-      <w:proofErr w:type="gramStart"/>
       <w:r>
         <w:rPr>
           <w:rFonts w:asciiTheme="majorHAnsi" w:hAnsiTheme="majorHAnsi" w:cstheme="majorHAnsi"/>
@@ -12867,7 +14310,6 @@
         <w:t>tsconfig.json</w:t>
       </w:r>
       <w:proofErr w:type="spellEnd"/>
-      <w:proofErr w:type="gramEnd"/>
       <w:r>
         <w:rPr>
           <w:rFonts w:asciiTheme="majorHAnsi" w:hAnsiTheme="majorHAnsi" w:cstheme="majorHAnsi"/>
@@ -12999,7 +14441,7 @@
           <w:bCs w:val="0"/>
         </w:rPr>
       </w:pPr>
-      <w:bookmarkStart w:id="23" w:name="_Toc228631682"/>
+      <w:bookmarkStart w:id="23" w:name="_Toc228787471"/>
       <w:r>
         <w:rPr>
           <w:rFonts w:asciiTheme="majorHAnsi" w:hAnsiTheme="majorHAnsi" w:cstheme="majorHAnsi"/>
@@ -13013,7 +14455,7 @@
       <w:pPr>
         <w:pStyle w:val="3"/>
       </w:pPr>
-      <w:bookmarkStart w:id="24" w:name="_Toc228631683"/>
+      <w:bookmarkStart w:id="24" w:name="_Toc228787472"/>
       <w:r>
         <w:t>1.5.1. Интегрированная среда Visual Studio Code</w:t>
       </w:r>
@@ -13406,7 +14848,7 @@
       <w:pPr>
         <w:pStyle w:val="3"/>
       </w:pPr>
-      <w:bookmarkStart w:id="25" w:name="_Toc228631684"/>
+      <w:bookmarkStart w:id="25" w:name="_Toc228787473"/>
       <w:r>
         <w:t xml:space="preserve">1.5.2. Практики работы с системой управления версиями </w:t>
       </w:r>
@@ -13694,7 +15136,7 @@
       <w:pPr>
         <w:pStyle w:val="3"/>
       </w:pPr>
-      <w:bookmarkStart w:id="26" w:name="_Toc228631685"/>
+      <w:bookmarkStart w:id="26" w:name="_Toc228787474"/>
       <w:r>
         <w:t xml:space="preserve">1.5.3. Утилитарный подход к стилизации через </w:t>
       </w:r>
@@ -13897,7 +15339,6 @@
         <w:t>Адаптивность: модификаторы для разных разрешений (</w:t>
       </w:r>
       <w:proofErr w:type="spellStart"/>
-      <w:proofErr w:type="gramStart"/>
       <w:r>
         <w:rPr>
           <w:rFonts w:asciiTheme="majorHAnsi" w:hAnsiTheme="majorHAnsi" w:cstheme="majorHAnsi"/>
@@ -13913,16 +15354,7 @@
           <w:sz w:val="28"/>
           <w:szCs w:val="28"/>
         </w:rPr>
-        <w:t>:,</w:t>
-      </w:r>
-      <w:proofErr w:type="gramEnd"/>
-      <w:r>
-        <w:rPr>
-          <w:rFonts w:asciiTheme="majorHAnsi" w:hAnsiTheme="majorHAnsi" w:cstheme="majorHAnsi"/>
-          <w:sz w:val="28"/>
-          <w:szCs w:val="28"/>
-        </w:rPr>
-        <w:t xml:space="preserve"> </w:t>
+        <w:t xml:space="preserve">:, </w:t>
       </w:r>
       <w:proofErr w:type="spellStart"/>
       <w:r>
@@ -13994,7 +15426,7 @@
         </w:rPr>
       </w:pPr>
       <w:bookmarkStart w:id="27" w:name="_Toc228442140"/>
-      <w:bookmarkStart w:id="28" w:name="_Toc228631686"/>
+      <w:bookmarkStart w:id="28" w:name="_Toc228787475"/>
       <w:r>
         <w:rPr>
           <w:rFonts w:cstheme="majorHAnsi"/>
@@ -14015,7 +15447,7 @@
         </w:rPr>
       </w:pPr>
       <w:bookmarkStart w:id="29" w:name="_Toc228442141"/>
-      <w:bookmarkStart w:id="30" w:name="_Toc228631687"/>
+      <w:bookmarkStart w:id="30" w:name="_Toc228787476"/>
       <w:r>
         <w:rPr>
           <w:rFonts w:asciiTheme="majorHAnsi" w:hAnsiTheme="majorHAnsi" w:cstheme="majorHAnsi"/>
@@ -14034,7 +15466,7 @@
         </w:rPr>
       </w:pPr>
       <w:bookmarkStart w:id="31" w:name="_Toc228442142"/>
-      <w:bookmarkStart w:id="32" w:name="_Toc228631688"/>
+      <w:bookmarkStart w:id="32" w:name="_Toc228787477"/>
       <w:r>
         <w:rPr>
           <w:lang w:val="en-US"/>
@@ -14282,7 +15714,7 @@
         <w:pStyle w:val="3"/>
       </w:pPr>
       <w:bookmarkStart w:id="33" w:name="_Toc228442143"/>
-      <w:bookmarkStart w:id="34" w:name="_Toc228631689"/>
+      <w:bookmarkStart w:id="34" w:name="_Toc228787478"/>
       <w:r>
         <w:t>2.1.2. Анализ аналогичных проектов</w:t>
       </w:r>
@@ -15335,7 +16767,7 @@
         </w:rPr>
       </w:pPr>
       <w:bookmarkStart w:id="35" w:name="_Toc228442144"/>
-      <w:bookmarkStart w:id="36" w:name="_Toc228631690"/>
+      <w:bookmarkStart w:id="36" w:name="_Toc228787479"/>
       <w:r>
         <w:rPr>
           <w:rFonts w:asciiTheme="majorHAnsi" w:hAnsiTheme="majorHAnsi" w:cstheme="majorHAnsi"/>
@@ -15351,7 +16783,7 @@
         <w:pStyle w:val="3"/>
       </w:pPr>
       <w:bookmarkStart w:id="37" w:name="_Toc228442145"/>
-      <w:bookmarkStart w:id="38" w:name="_Toc228631691"/>
+      <w:bookmarkStart w:id="38" w:name="_Toc228787480"/>
       <w:r>
         <w:t>2.2.1. Структура проекта</w:t>
       </w:r>
@@ -15458,7 +16890,6 @@
         <w:t xml:space="preserve">Корневая директория проекта содержит конфигурационные файлы. Файл </w:t>
       </w:r>
       <w:proofErr w:type="spellStart"/>
-      <w:proofErr w:type="gramStart"/>
       <w:r>
         <w:rPr>
           <w:rFonts w:asciiTheme="majorHAnsi" w:hAnsiTheme="majorHAnsi" w:cstheme="majorHAnsi"/>
@@ -15468,7 +16899,6 @@
         <w:t>package.json</w:t>
       </w:r>
       <w:proofErr w:type="spellEnd"/>
-      <w:proofErr w:type="gramEnd"/>
       <w:r>
         <w:rPr>
           <w:rFonts w:asciiTheme="majorHAnsi" w:hAnsiTheme="majorHAnsi" w:cstheme="majorHAnsi"/>
@@ -15478,7 +16908,6 @@
         <w:t xml:space="preserve"> определяет зависимости проекта и скрипты запуска. Файл </w:t>
       </w:r>
       <w:proofErr w:type="spellStart"/>
-      <w:proofErr w:type="gramStart"/>
       <w:r>
         <w:rPr>
           <w:rFonts w:asciiTheme="majorHAnsi" w:hAnsiTheme="majorHAnsi" w:cstheme="majorHAnsi"/>
@@ -15488,7 +16917,6 @@
         <w:t>jsconfig.json</w:t>
       </w:r>
       <w:proofErr w:type="spellEnd"/>
-      <w:proofErr w:type="gramEnd"/>
       <w:r>
         <w:rPr>
           <w:rFonts w:asciiTheme="majorHAnsi" w:hAnsiTheme="majorHAnsi" w:cstheme="majorHAnsi"/>
@@ -15651,7 +17079,7 @@
         <w:pStyle w:val="3"/>
       </w:pPr>
       <w:bookmarkStart w:id="39" w:name="_Toc228442146"/>
-      <w:bookmarkStart w:id="40" w:name="_Toc228631692"/>
+      <w:bookmarkStart w:id="40" w:name="_Toc228787481"/>
       <w:r>
         <w:lastRenderedPageBreak/>
         <w:t>2.2.2. Выбор библиотек и технологий</w:t>
@@ -16875,7 +18303,7 @@
       <w:pPr>
         <w:pStyle w:val="3"/>
       </w:pPr>
-      <w:bookmarkStart w:id="42" w:name="_Toc228631693"/>
+      <w:bookmarkStart w:id="42" w:name="_Toc228787482"/>
       <w:r>
         <w:t>2.2.3. Модульная структура кода</w:t>
       </w:r>
@@ -16980,68 +18408,95 @@
     </w:p>
     <w:p>
       <w:pPr>
-        <w:pStyle w:val="2"/>
-        <w:rPr>
-          <w:rFonts w:asciiTheme="majorHAnsi" w:hAnsiTheme="majorHAnsi" w:cstheme="majorHAnsi"/>
-          <w:bCs w:val="0"/>
-        </w:rPr>
-      </w:pPr>
-      <w:bookmarkStart w:id="43" w:name="_Toc228631694"/>
-      <w:bookmarkStart w:id="44" w:name="_Toc228442148"/>
-      <w:r>
-        <w:rPr>
-          <w:rFonts w:asciiTheme="majorHAnsi" w:hAnsiTheme="majorHAnsi" w:cstheme="majorHAnsi"/>
-          <w:bCs w:val="0"/>
+        <w:rPr>
+          <w:rFonts w:asciiTheme="majorHAnsi" w:hAnsiTheme="majorHAnsi" w:cstheme="majorHAnsi"/>
+          <w:sz w:val="28"/>
+          <w:szCs w:val="28"/>
+        </w:rPr>
+      </w:pPr>
+      <w:bookmarkStart w:id="43" w:name="_Toc228442148"/>
+      <w:r>
+        <w:rPr>
+          <w:rFonts w:asciiTheme="majorHAnsi" w:hAnsiTheme="majorHAnsi" w:cstheme="majorHAnsi"/>
+          <w:sz w:val="28"/>
+          <w:szCs w:val="28"/>
         </w:rPr>
         <w:t xml:space="preserve">Структура проекта, выполнена в виде таблицы и представлена в приложении </w:t>
       </w:r>
       <w:r>
         <w:rPr>
           <w:rFonts w:asciiTheme="majorHAnsi" w:hAnsiTheme="majorHAnsi" w:cstheme="majorHAnsi"/>
-          <w:bCs w:val="0"/>
+          <w:sz w:val="28"/>
+          <w:szCs w:val="28"/>
         </w:rPr>
         <w:t>Б</w:t>
       </w:r>
       <w:r>
         <w:rPr>
           <w:rFonts w:asciiTheme="majorHAnsi" w:hAnsiTheme="majorHAnsi" w:cstheme="majorHAnsi"/>
-          <w:bCs w:val="0"/>
+          <w:sz w:val="28"/>
+          <w:szCs w:val="28"/>
         </w:rPr>
         <w:t>.</w:t>
       </w:r>
-      <w:bookmarkEnd w:id="43"/>
     </w:p>
     <w:p>
       <w:pPr>
-        <w:pStyle w:val="2"/>
-        <w:rPr>
-          <w:rFonts w:asciiTheme="majorHAnsi" w:hAnsiTheme="majorHAnsi" w:cstheme="majorHAnsi"/>
-          <w:bCs w:val="0"/>
-        </w:rPr>
-      </w:pPr>
-      <w:bookmarkStart w:id="45" w:name="_Toc228631695"/>
-      <w:r>
-        <w:rPr>
-          <w:rFonts w:asciiTheme="majorHAnsi" w:hAnsiTheme="majorHAnsi" w:cstheme="majorHAnsi"/>
-          <w:bCs w:val="0"/>
-        </w:rPr>
-        <w:lastRenderedPageBreak/>
-        <w:t>2.3. Реализация игровых механик</w:t>
-      </w:r>
-      <w:bookmarkEnd w:id="44"/>
-      <w:bookmarkEnd w:id="45"/>
+        <w:rPr>
+          <w:rFonts w:asciiTheme="majorHAnsi" w:hAnsiTheme="majorHAnsi" w:cstheme="majorHAnsi"/>
+          <w:sz w:val="28"/>
+          <w:szCs w:val="28"/>
+        </w:rPr>
+      </w:pPr>
     </w:p>
     <w:p>
       <w:pPr>
+        <w:rPr>
+          <w:rFonts w:asciiTheme="majorHAnsi" w:hAnsiTheme="majorHAnsi" w:cstheme="majorHAnsi"/>
+          <w:sz w:val="28"/>
+          <w:szCs w:val="28"/>
+        </w:rPr>
+      </w:pPr>
+    </w:p>
+    <w:p>
+      <w:pPr>
+        <w:rPr>
+          <w:rFonts w:asciiTheme="majorHAnsi" w:hAnsiTheme="majorHAnsi" w:cstheme="majorHAnsi"/>
+          <w:sz w:val="28"/>
+          <w:szCs w:val="28"/>
+        </w:rPr>
+      </w:pPr>
+    </w:p>
+    <w:p>
+      <w:pPr>
+        <w:pStyle w:val="2"/>
+        <w:rPr>
+          <w:rFonts w:asciiTheme="majorHAnsi" w:hAnsiTheme="majorHAnsi" w:cstheme="majorHAnsi"/>
+          <w:bCs w:val="0"/>
+        </w:rPr>
+      </w:pPr>
+      <w:bookmarkStart w:id="44" w:name="_Toc228787483"/>
+      <w:r>
+        <w:rPr>
+          <w:rFonts w:asciiTheme="majorHAnsi" w:hAnsiTheme="majorHAnsi" w:cstheme="majorHAnsi"/>
+          <w:bCs w:val="0"/>
+        </w:rPr>
+        <w:t>2.3. Реализация игровых механик</w:t>
+      </w:r>
+      <w:bookmarkEnd w:id="43"/>
+      <w:bookmarkEnd w:id="44"/>
+    </w:p>
+    <w:p>
+      <w:pPr>
         <w:pStyle w:val="3"/>
       </w:pPr>
-      <w:bookmarkStart w:id="46" w:name="_Toc228442149"/>
-      <w:bookmarkStart w:id="47" w:name="_Toc228631696"/>
+      <w:bookmarkStart w:id="45" w:name="_Toc228442149"/>
+      <w:bookmarkStart w:id="46" w:name="_Toc228787484"/>
       <w:r>
         <w:t>2.3.1. Система уровней и механика переходов</w:t>
       </w:r>
+      <w:bookmarkEnd w:id="45"/>
       <w:bookmarkEnd w:id="46"/>
-      <w:bookmarkEnd w:id="47"/>
     </w:p>
     <w:p>
       <w:pPr>
@@ -17354,23 +18809,7 @@
           <w:sz w:val="28"/>
           <w:szCs w:val="28"/>
         </w:rPr>
-        <w:t xml:space="preserve"> 2 записывание</w:t>
-      </w:r>
-      <w:r>
-        <w:rPr>
-          <w:rFonts w:asciiTheme="majorHAnsi" w:hAnsiTheme="majorHAnsi" w:cstheme="majorHAnsi"/>
-          <w:sz w:val="28"/>
-          <w:szCs w:val="28"/>
-        </w:rPr>
-        <w:t xml:space="preserve"> </w:t>
-      </w:r>
-      <w:r>
-        <w:rPr>
-          <w:rFonts w:asciiTheme="majorHAnsi" w:hAnsiTheme="majorHAnsi" w:cstheme="majorHAnsi"/>
-          <w:sz w:val="28"/>
-          <w:szCs w:val="28"/>
-        </w:rPr>
-        <w:t xml:space="preserve">уровня в </w:t>
+        <w:t xml:space="preserve"> 2 записывание уровня в </w:t>
       </w:r>
       <w:proofErr w:type="spellStart"/>
       <w:r>
@@ -17388,13 +18827,13 @@
       <w:pPr>
         <w:pStyle w:val="3"/>
       </w:pPr>
-      <w:bookmarkStart w:id="48" w:name="_Toc228442150"/>
-      <w:bookmarkStart w:id="49" w:name="_Toc228631697"/>
+      <w:bookmarkStart w:id="47" w:name="_Toc228442150"/>
+      <w:bookmarkStart w:id="48" w:name="_Toc228787485"/>
       <w:r>
         <w:t>2.3.2. Уровень 1. Классическая CAPTCHA-верификация</w:t>
       </w:r>
+      <w:bookmarkEnd w:id="47"/>
       <w:bookmarkEnd w:id="48"/>
-      <w:bookmarkEnd w:id="49"/>
     </w:p>
     <w:p>
       <w:pPr>
@@ -17431,7 +18870,16 @@
           <w:sz w:val="28"/>
           <w:szCs w:val="28"/>
         </w:rPr>
-        <w:t xml:space="preserve">. Компонент Level_1 реализует трехступенчатый конечный автомат: состояние «по умолчанию» (отображение </w:t>
+        <w:t xml:space="preserve">. Компонент Level_1 реализует трехступенчатый конечный автомат: состояние </w:t>
+      </w:r>
+      <w:r>
+        <w:rPr>
+          <w:rFonts w:asciiTheme="majorHAnsi" w:hAnsiTheme="majorHAnsi" w:cstheme="majorHAnsi"/>
+          <w:sz w:val="28"/>
+          <w:szCs w:val="28"/>
+        </w:rPr>
+        <w:lastRenderedPageBreak/>
+        <w:t xml:space="preserve">«по умолчанию» (отображение </w:t>
       </w:r>
       <w:proofErr w:type="spellStart"/>
       <w:r>
@@ -17469,7 +18917,6 @@
           <w:sz w:val="28"/>
           <w:szCs w:val="28"/>
         </w:rPr>
-        <w:lastRenderedPageBreak/>
         <w:t xml:space="preserve">Переход между состояниями осуществляется через хук </w:t>
       </w:r>
       <w:proofErr w:type="spellStart"/>
@@ -17624,13 +19071,13 @@
       <w:pPr>
         <w:pStyle w:val="3"/>
       </w:pPr>
-      <w:bookmarkStart w:id="50" w:name="_Toc228442151"/>
-      <w:bookmarkStart w:id="51" w:name="_Toc228631698"/>
+      <w:bookmarkStart w:id="49" w:name="_Toc228442151"/>
+      <w:bookmarkStart w:id="50" w:name="_Toc228787486"/>
       <w:r>
         <w:t>2.3.3. Уровень 2. Выбор изображений по критерию</w:t>
       </w:r>
+      <w:bookmarkEnd w:id="49"/>
       <w:bookmarkEnd w:id="50"/>
-      <w:bookmarkEnd w:id="51"/>
     </w:p>
     <w:p>
       <w:pPr>
@@ -17786,13 +19233,13 @@
       <w:pPr>
         <w:pStyle w:val="3"/>
       </w:pPr>
-      <w:bookmarkStart w:id="52" w:name="_Toc228442152"/>
-      <w:bookmarkStart w:id="53" w:name="_Toc228631699"/>
+      <w:bookmarkStart w:id="51" w:name="_Toc228442152"/>
+      <w:bookmarkStart w:id="52" w:name="_Toc228787487"/>
       <w:r>
         <w:t>2.3.4. Уровень 3. Распознавание искаженного текста</w:t>
       </w:r>
+      <w:bookmarkEnd w:id="51"/>
       <w:bookmarkEnd w:id="52"/>
-      <w:bookmarkEnd w:id="53"/>
     </w:p>
     <w:p>
       <w:pPr>
@@ -17831,6 +19278,7 @@
           <w:sz w:val="28"/>
           <w:szCs w:val="28"/>
         </w:rPr>
+        <w:lastRenderedPageBreak/>
         <w:t xml:space="preserve">Реализовано четыре варианта анимации (g1.gif–g4.gif), каждый из которых соответствует определенному эталонному тексту: </w:t>
       </w:r>
       <w:proofErr w:type="spellStart"/>
@@ -17867,29 +19315,20 @@
           <w:sz w:val="28"/>
           <w:szCs w:val="28"/>
         </w:rPr>
-        <w:t xml:space="preserve">, de83jwe. Переключение между вариантами осуществляется </w:t>
-      </w:r>
-      <w:r>
-        <w:rPr>
-          <w:rFonts w:asciiTheme="majorHAnsi" w:hAnsiTheme="majorHAnsi" w:cstheme="majorHAnsi"/>
-          <w:sz w:val="28"/>
-          <w:szCs w:val="28"/>
-        </w:rPr>
-        <w:lastRenderedPageBreak/>
-        <w:t>кнопкой обновления с анимацией вращения. Проверка производится путем сравнения введенного текста с эталонным (в нижнем регистре).</w:t>
+        <w:t>, de83jwe. Переключение между вариантами осуществляется кнопкой обновления с анимацией вращения. Проверка производится путем сравнения введенного текста с эталонным (в нижнем регистре).</w:t>
       </w:r>
     </w:p>
     <w:p>
       <w:pPr>
         <w:pStyle w:val="3"/>
       </w:pPr>
-      <w:bookmarkStart w:id="54" w:name="_Toc228442153"/>
-      <w:bookmarkStart w:id="55" w:name="_Toc228631700"/>
+      <w:bookmarkStart w:id="53" w:name="_Toc228442153"/>
+      <w:bookmarkStart w:id="54" w:name="_Toc228787488"/>
       <w:r>
         <w:t>2.3.5. Уровень 4. Крестики-нолики с искусственным интеллектом</w:t>
       </w:r>
+      <w:bookmarkEnd w:id="53"/>
       <w:bookmarkEnd w:id="54"/>
-      <w:bookmarkEnd w:id="55"/>
     </w:p>
     <w:p>
       <w:pPr>
@@ -17955,13 +19394,13 @@
       <w:pPr>
         <w:pStyle w:val="3"/>
       </w:pPr>
-      <w:bookmarkStart w:id="56" w:name="_Toc228442154"/>
-      <w:bookmarkStart w:id="57" w:name="_Toc228631701"/>
+      <w:bookmarkStart w:id="55" w:name="_Toc228442154"/>
+      <w:bookmarkStart w:id="56" w:name="_Toc228787489"/>
       <w:r>
         <w:t>2.3.6. Уровень 5. Альтернативная селекция изображений</w:t>
       </w:r>
+      <w:bookmarkEnd w:id="55"/>
       <w:bookmarkEnd w:id="56"/>
-      <w:bookmarkEnd w:id="57"/>
     </w:p>
     <w:p>
       <w:pPr>
@@ -18005,13 +19444,13 @@
       <w:pPr>
         <w:pStyle w:val="3"/>
       </w:pPr>
-      <w:bookmarkStart w:id="58" w:name="_Toc228442155"/>
-      <w:bookmarkStart w:id="59" w:name="_Toc228631702"/>
+      <w:bookmarkStart w:id="57" w:name="_Toc228442155"/>
+      <w:bookmarkStart w:id="58" w:name="_Toc228787490"/>
       <w:r>
         <w:t>2.3.7. Уровень 6. Геометрическая верификация (рисование круга)</w:t>
       </w:r>
+      <w:bookmarkEnd w:id="57"/>
       <w:bookmarkEnd w:id="58"/>
-      <w:bookmarkEnd w:id="59"/>
     </w:p>
     <w:p>
       <w:pPr>
@@ -18068,16 +19507,8 @@
           <w:sz w:val="28"/>
           <w:szCs w:val="28"/>
         </w:rPr>
-        <w:t xml:space="preserve">Алгоритм проверки работает следующим образом. При движении мыши по холсту фиксируются координаты точек. После завершения рисования вычисляется средний радиус от всех точек до центра. Затем определяется максимальное отклонение точек от среднего радиуса. Точность </w:t>
-      </w:r>
-      <w:r>
-        <w:rPr>
-          <w:rFonts w:asciiTheme="majorHAnsi" w:hAnsiTheme="majorHAnsi" w:cstheme="majorHAnsi"/>
-          <w:sz w:val="28"/>
-          <w:szCs w:val="28"/>
-        </w:rPr>
         <w:lastRenderedPageBreak/>
-        <w:t xml:space="preserve">рассчитывается по формуле: </w:t>
+        <w:t xml:space="preserve">Алгоритм проверки работает следующим образом. При движении мыши по холсту фиксируются координаты точек. После завершения рисования вычисляется средний радиус от всех точек до центра. Затем определяется максимальное отклонение точек от среднего радиуса. Точность рассчитывается по формуле: </w:t>
       </w:r>
       <w:proofErr w:type="spellStart"/>
       <w:r>
@@ -18098,7 +19529,6 @@
         <w:t xml:space="preserve"> = </w:t>
       </w:r>
       <w:proofErr w:type="spellStart"/>
-      <w:proofErr w:type="gramStart"/>
       <w:r>
         <w:rPr>
           <w:rFonts w:asciiTheme="majorHAnsi" w:hAnsiTheme="majorHAnsi" w:cstheme="majorHAnsi"/>
@@ -18114,16 +19544,7 @@
           <w:sz w:val="28"/>
           <w:szCs w:val="28"/>
         </w:rPr>
-        <w:t>(</w:t>
-      </w:r>
-      <w:proofErr w:type="gramEnd"/>
-      <w:r>
-        <w:rPr>
-          <w:rFonts w:asciiTheme="majorHAnsi" w:hAnsiTheme="majorHAnsi" w:cstheme="majorHAnsi"/>
-          <w:sz w:val="28"/>
-          <w:szCs w:val="28"/>
-        </w:rPr>
-        <w:t>0, 100 - (</w:t>
+        <w:t>(0, 100 - (</w:t>
       </w:r>
       <w:proofErr w:type="spellStart"/>
       <w:r>
@@ -18258,13 +19679,13 @@
       <w:pPr>
         <w:pStyle w:val="3"/>
       </w:pPr>
-      <w:bookmarkStart w:id="60" w:name="_Toc228442156"/>
-      <w:bookmarkStart w:id="61" w:name="_Toc228631703"/>
+      <w:bookmarkStart w:id="59" w:name="_Toc228442156"/>
+      <w:bookmarkStart w:id="60" w:name="_Toc228787491"/>
       <w:r>
         <w:t>2.3.8. Уровень 7. Проверка зрения</w:t>
       </w:r>
+      <w:bookmarkEnd w:id="59"/>
       <w:bookmarkEnd w:id="60"/>
-      <w:bookmarkEnd w:id="61"/>
     </w:p>
     <w:p>
       <w:pPr>
@@ -18364,13 +19785,13 @@
       <w:pPr>
         <w:pStyle w:val="3"/>
       </w:pPr>
-      <w:bookmarkStart w:id="62" w:name="_Toc228442157"/>
-      <w:bookmarkStart w:id="63" w:name="_Toc228631704"/>
+      <w:bookmarkStart w:id="61" w:name="_Toc228442157"/>
+      <w:bookmarkStart w:id="62" w:name="_Toc228787492"/>
       <w:r>
         <w:t>2.3.9. Уровни 8. Симуляция парковки автомобиля</w:t>
       </w:r>
+      <w:bookmarkEnd w:id="61"/>
       <w:bookmarkEnd w:id="62"/>
-      <w:bookmarkEnd w:id="63"/>
     </w:p>
     <w:p>
       <w:pPr>
@@ -18485,6 +19906,7 @@
           <w:sz w:val="28"/>
           <w:szCs w:val="28"/>
         </w:rPr>
+        <w:lastRenderedPageBreak/>
         <w:t>Условие победы: автомобиль должен находиться в целевой зоне (координаты x от 290 до 310, y от 317 до 340) без столкновений.</w:t>
       </w:r>
     </w:p>
@@ -18492,10 +19914,9 @@
       <w:pPr>
         <w:pStyle w:val="3"/>
       </w:pPr>
-      <w:bookmarkStart w:id="64" w:name="_Toc228442158"/>
-      <w:bookmarkStart w:id="65" w:name="_Toc228631705"/>
-      <w:r>
-        <w:lastRenderedPageBreak/>
+      <w:bookmarkStart w:id="63" w:name="_Toc228442158"/>
+      <w:bookmarkStart w:id="64" w:name="_Toc228787493"/>
+      <w:r>
         <w:t xml:space="preserve">2.3.10. Уровень </w:t>
       </w:r>
       <w:r>
@@ -18504,8 +19925,8 @@
       <w:r>
         <w:t>. Финансовый тренажер</w:t>
       </w:r>
+      <w:bookmarkEnd w:id="63"/>
       <w:bookmarkEnd w:id="64"/>
-      <w:bookmarkEnd w:id="65"/>
     </w:p>
     <w:p>
       <w:pPr>
@@ -18571,8 +19992,8 @@
       <w:pPr>
         <w:pStyle w:val="3"/>
       </w:pPr>
-      <w:bookmarkStart w:id="66" w:name="_Toc228442159"/>
-      <w:bookmarkStart w:id="67" w:name="_Toc228631706"/>
+      <w:bookmarkStart w:id="65" w:name="_Toc228442159"/>
+      <w:bookmarkStart w:id="66" w:name="_Toc228787494"/>
       <w:r>
         <w:t>2.3.11. Уровень 1</w:t>
       </w:r>
@@ -18582,8 +20003,8 @@
       <w:r>
         <w:t>. Пространственная навигация по изображению</w:t>
       </w:r>
+      <w:bookmarkEnd w:id="65"/>
       <w:bookmarkEnd w:id="66"/>
-      <w:bookmarkEnd w:id="67"/>
     </w:p>
     <w:p>
       <w:pPr>
@@ -18609,8 +20030,8 @@
       <w:pPr>
         <w:pStyle w:val="3"/>
       </w:pPr>
-      <w:bookmarkStart w:id="68" w:name="_Toc228442160"/>
-      <w:bookmarkStart w:id="69" w:name="_Toc228631707"/>
+      <w:bookmarkStart w:id="67" w:name="_Toc228442160"/>
+      <w:bookmarkStart w:id="68" w:name="_Toc228787495"/>
       <w:r>
         <w:t>2.3.12. Уровень 1</w:t>
       </w:r>
@@ -18624,8 +20045,8 @@
       <w:r>
         <w:t>пазл</w:t>
       </w:r>
+      <w:bookmarkEnd w:id="67"/>
       <w:bookmarkEnd w:id="68"/>
-      <w:bookmarkEnd w:id="69"/>
       <w:proofErr w:type="spellEnd"/>
     </w:p>
     <w:p>
@@ -18708,9 +20129,10 @@
       <w:pPr>
         <w:pStyle w:val="3"/>
       </w:pPr>
-      <w:bookmarkStart w:id="70" w:name="_Toc228442161"/>
-      <w:bookmarkStart w:id="71" w:name="_Toc228631708"/>
-      <w:r>
+      <w:bookmarkStart w:id="69" w:name="_Toc228442161"/>
+      <w:bookmarkStart w:id="70" w:name="_Toc228787496"/>
+      <w:r>
+        <w:lastRenderedPageBreak/>
         <w:t>2.3.13. Уровень 1</w:t>
       </w:r>
       <w:r>
@@ -18719,8 +20141,8 @@
       <w:r>
         <w:t>. Мнемоническая игра</w:t>
       </w:r>
+      <w:bookmarkEnd w:id="69"/>
       <w:bookmarkEnd w:id="70"/>
-      <w:bookmarkEnd w:id="71"/>
     </w:p>
     <w:p>
       <w:pPr>
@@ -18739,16 +20161,7 @@
           <w:sz w:val="28"/>
           <w:szCs w:val="28"/>
         </w:rPr>
-        <w:t xml:space="preserve">Тринадцатый уровень реализует игру на запоминание последовательности. На сетке 5×5 из двадцати пяти ячеек последовательно </w:t>
-      </w:r>
-      <w:r>
-        <w:rPr>
-          <w:rFonts w:asciiTheme="majorHAnsi" w:hAnsiTheme="majorHAnsi" w:cstheme="majorHAnsi"/>
-          <w:sz w:val="28"/>
-          <w:szCs w:val="28"/>
-        </w:rPr>
-        <w:lastRenderedPageBreak/>
-        <w:t>загораются цветные клетки. Пользователь должен повторить последовательность, кликая по ячейкам в правильном порядке.</w:t>
+        <w:t>Тринадцатый уровень реализует игру на запоминание последовательности. На сетке 5×5 из двадцати пяти ячеек последовательно загораются цветные клетки. Пользователь должен повторить последовательность, кликая по ячейкам в правильном порядке.</w:t>
       </w:r>
     </w:p>
     <w:p>
@@ -18779,8 +20192,8 @@
           <w:bCs w:val="0"/>
         </w:rPr>
       </w:pPr>
-      <w:bookmarkStart w:id="72" w:name="_Toc228442162"/>
-      <w:bookmarkStart w:id="73" w:name="_Toc228631709"/>
+      <w:bookmarkStart w:id="71" w:name="_Toc228442162"/>
+      <w:bookmarkStart w:id="72" w:name="_Toc228787497"/>
       <w:r>
         <w:rPr>
           <w:rFonts w:asciiTheme="majorHAnsi" w:hAnsiTheme="majorHAnsi" w:cstheme="majorHAnsi"/>
@@ -18788,15 +20201,15 @@
         </w:rPr>
         <w:t>2.4. Реализация дополнительных функций</w:t>
       </w:r>
+      <w:bookmarkEnd w:id="71"/>
       <w:bookmarkEnd w:id="72"/>
-      <w:bookmarkEnd w:id="73"/>
     </w:p>
     <w:p>
       <w:pPr>
         <w:pStyle w:val="3"/>
       </w:pPr>
-      <w:bookmarkStart w:id="74" w:name="_Toc228442163"/>
-      <w:bookmarkStart w:id="75" w:name="_Toc228631710"/>
+      <w:bookmarkStart w:id="73" w:name="_Toc228442163"/>
+      <w:bookmarkStart w:id="74" w:name="_Toc228787498"/>
       <w:r>
         <w:t xml:space="preserve">2.4.1. Система сохранения прогресса в </w:t>
       </w:r>
@@ -18804,8 +20217,8 @@
       <w:r>
         <w:t>localStorage</w:t>
       </w:r>
+      <w:bookmarkEnd w:id="73"/>
       <w:bookmarkEnd w:id="74"/>
-      <w:bookmarkEnd w:id="75"/>
       <w:proofErr w:type="spellEnd"/>
     </w:p>
     <w:p>
@@ -18990,6 +20403,7 @@
       <w:r>
         <w:rPr>
           <w:rFonts w:asciiTheme="majorHAnsi" w:hAnsiTheme="majorHAnsi" w:cstheme="majorHAnsi"/>
+          <w:noProof/>
           <w:sz w:val="28"/>
           <w:szCs w:val="28"/>
         </w:rPr>
@@ -19039,15 +20453,15 @@
           <w:rFonts w:asciiTheme="majorHAnsi" w:hAnsiTheme="majorHAnsi" w:cstheme="majorHAnsi"/>
           <w:sz w:val="28"/>
           <w:szCs w:val="28"/>
-          <w:lang w:val="en-US"/>
-        </w:rPr>
-      </w:pPr>
-      <w:r>
-        <w:rPr>
-          <w:rFonts w:asciiTheme="majorHAnsi" w:hAnsiTheme="majorHAnsi" w:cstheme="majorHAnsi"/>
-          <w:sz w:val="28"/>
-          <w:szCs w:val="28"/>
-        </w:rPr>
+        </w:rPr>
+      </w:pPr>
+      <w:r>
+        <w:rPr>
+          <w:rFonts w:asciiTheme="majorHAnsi" w:hAnsiTheme="majorHAnsi" w:cstheme="majorHAnsi"/>
+          <w:sz w:val="28"/>
+          <w:szCs w:val="28"/>
+        </w:rPr>
+        <w:lastRenderedPageBreak/>
         <w:t xml:space="preserve">Рис. 4 содержимое </w:t>
       </w:r>
       <w:proofErr w:type="spellStart"/>
@@ -19066,18 +20480,17 @@
       <w:pPr>
         <w:pStyle w:val="3"/>
       </w:pPr>
-      <w:bookmarkStart w:id="76" w:name="_Toc228442164"/>
-      <w:bookmarkStart w:id="77" w:name="_Toc228631711"/>
-      <w:r>
-        <w:lastRenderedPageBreak/>
+      <w:bookmarkStart w:id="75" w:name="_Toc228442164"/>
+      <w:bookmarkStart w:id="76" w:name="_Toc228787499"/>
+      <w:r>
         <w:t xml:space="preserve">2.4.2. Компонент </w:t>
       </w:r>
       <w:proofErr w:type="spellStart"/>
       <w:r>
         <w:t>Header</w:t>
       </w:r>
+      <w:bookmarkEnd w:id="75"/>
       <w:bookmarkEnd w:id="76"/>
-      <w:bookmarkEnd w:id="77"/>
       <w:proofErr w:type="spellEnd"/>
     </w:p>
     <w:p>
@@ -19177,15 +20590,7 @@
           <w:sz w:val="28"/>
           <w:szCs w:val="28"/>
         </w:rPr>
-        <w:t xml:space="preserve"> </w:t>
-      </w:r>
-      <w:r>
-        <w:rPr>
-          <w:rFonts w:asciiTheme="majorHAnsi" w:hAnsiTheme="majorHAnsi" w:cstheme="majorHAnsi"/>
-          <w:sz w:val="28"/>
-          <w:szCs w:val="28"/>
-        </w:rPr>
-        <w:t xml:space="preserve">и </w:t>
+        <w:t xml:space="preserve"> и </w:t>
       </w:r>
       <w:proofErr w:type="spellStart"/>
       <w:r>
@@ -19220,6 +20625,7 @@
       <w:r>
         <w:rPr>
           <w:rFonts w:asciiTheme="majorHAnsi" w:hAnsiTheme="majorHAnsi" w:cstheme="majorHAnsi"/>
+          <w:noProof/>
           <w:sz w:val="28"/>
           <w:szCs w:val="28"/>
         </w:rPr>
@@ -19284,13 +20690,13 @@
       <w:pPr>
         <w:pStyle w:val="3"/>
       </w:pPr>
-      <w:bookmarkStart w:id="78" w:name="_Toc228442165"/>
-      <w:bookmarkStart w:id="79" w:name="_Toc228631712"/>
+      <w:bookmarkStart w:id="77" w:name="_Toc228442165"/>
+      <w:bookmarkStart w:id="78" w:name="_Toc228787500"/>
       <w:r>
         <w:t>2.4.3. Система проверки доступа к страницам</w:t>
       </w:r>
+      <w:bookmarkEnd w:id="77"/>
       <w:bookmarkEnd w:id="78"/>
-      <w:bookmarkEnd w:id="79"/>
     </w:p>
     <w:p>
       <w:pPr>
@@ -19453,6 +20859,7 @@
       <w:r>
         <w:rPr>
           <w:rFonts w:asciiTheme="majorHAnsi" w:hAnsiTheme="majorHAnsi" w:cstheme="majorHAnsi"/>
+          <w:noProof/>
           <w:sz w:val="28"/>
           <w:szCs w:val="28"/>
           <w:lang w:val="en-US"/>
@@ -19530,15 +20937,7 @@
           <w:sz w:val="28"/>
           <w:szCs w:val="28"/>
         </w:rPr>
-        <w:t>-</w:t>
-      </w:r>
-      <w:r>
-        <w:rPr>
-          <w:rFonts w:asciiTheme="majorHAnsi" w:hAnsiTheme="majorHAnsi" w:cstheme="majorHAnsi"/>
-          <w:sz w:val="28"/>
-          <w:szCs w:val="28"/>
-        </w:rPr>
-        <w:t>адресе</w:t>
+        <w:t>-адресе</w:t>
       </w:r>
     </w:p>
     <w:p>
@@ -19609,30 +21008,29 @@
           <w:bCs w:val="0"/>
         </w:rPr>
       </w:pPr>
-      <w:bookmarkStart w:id="80" w:name="_Toc228442166"/>
-      <w:bookmarkStart w:id="81" w:name="_Toc228631713"/>
+      <w:bookmarkStart w:id="79" w:name="_Toc228442166"/>
+      <w:bookmarkStart w:id="80" w:name="_Toc228787501"/>
       <w:r>
         <w:rPr>
           <w:rFonts w:asciiTheme="majorHAnsi" w:hAnsiTheme="majorHAnsi" w:cstheme="majorHAnsi"/>
           <w:bCs w:val="0"/>
         </w:rPr>
-        <w:lastRenderedPageBreak/>
         <w:t>2.5. Тестирование приложения</w:t>
       </w:r>
+      <w:bookmarkEnd w:id="79"/>
       <w:bookmarkEnd w:id="80"/>
-      <w:bookmarkEnd w:id="81"/>
     </w:p>
     <w:p>
       <w:pPr>
         <w:pStyle w:val="3"/>
       </w:pPr>
-      <w:bookmarkStart w:id="82" w:name="_Toc228442167"/>
-      <w:bookmarkStart w:id="83" w:name="_Toc228631714"/>
+      <w:bookmarkStart w:id="81" w:name="_Toc228442167"/>
+      <w:bookmarkStart w:id="82" w:name="_Toc228787502"/>
       <w:r>
         <w:t>2.5.1. Методы тестирования</w:t>
       </w:r>
+      <w:bookmarkEnd w:id="81"/>
       <w:bookmarkEnd w:id="82"/>
-      <w:bookmarkEnd w:id="83"/>
     </w:p>
     <w:p>
       <w:pPr>
@@ -19914,7 +21312,7 @@
                 <w:lang w:eastAsia="ru-RU"/>
               </w:rPr>
             </w:pPr>
-            <w:bookmarkStart w:id="84" w:name="_Toc228442168"/>
+            <w:bookmarkStart w:id="83" w:name="_Toc228442168"/>
             <w:r>
               <w:rPr>
                 <w:rFonts w:asciiTheme="majorHAnsi" w:eastAsia="Times New Roman" w:hAnsiTheme="majorHAnsi" w:cstheme="majorHAnsi"/>
@@ -20396,12 +21794,12 @@
       <w:pPr>
         <w:pStyle w:val="3"/>
       </w:pPr>
-      <w:bookmarkStart w:id="85" w:name="_Toc228631715"/>
+      <w:bookmarkStart w:id="84" w:name="_Toc228787503"/>
       <w:r>
         <w:t>2.5.2. Выявленные ошибки и их устранение</w:t>
       </w:r>
+      <w:bookmarkEnd w:id="83"/>
       <w:bookmarkEnd w:id="84"/>
-      <w:bookmarkEnd w:id="85"/>
     </w:p>
     <w:p>
       <w:pPr>
@@ -20661,8 +22059,8 @@
           <w:color w:val="auto"/>
         </w:rPr>
       </w:pPr>
-      <w:bookmarkStart w:id="86" w:name="_Toc228442169"/>
-      <w:bookmarkStart w:id="87" w:name="_Toc228631716"/>
+      <w:bookmarkStart w:id="85" w:name="_Toc228442169"/>
+      <w:bookmarkStart w:id="86" w:name="_Toc228787504"/>
       <w:r>
         <w:rPr>
           <w:rFonts w:cstheme="majorHAnsi"/>
@@ -20671,297 +22069,307 @@
         <w:lastRenderedPageBreak/>
         <w:t>ЗАКЛЮЧЕНИЕ</w:t>
       </w:r>
+      <w:bookmarkEnd w:id="85"/>
       <w:bookmarkEnd w:id="86"/>
+    </w:p>
+    <w:p>
+      <w:pPr>
+        <w:spacing w:line="360" w:lineRule="auto"/>
+        <w:ind w:firstLine="709"/>
+        <w:jc w:val="both"/>
+        <w:rPr>
+          <w:rFonts w:asciiTheme="majorHAnsi" w:hAnsiTheme="majorHAnsi" w:cstheme="majorHAnsi"/>
+          <w:sz w:val="28"/>
+          <w:szCs w:val="28"/>
+        </w:rPr>
+      </w:pPr>
+      <w:r>
+        <w:rPr>
+          <w:rFonts w:asciiTheme="majorHAnsi" w:hAnsiTheme="majorHAnsi" w:cstheme="majorHAnsi"/>
+          <w:sz w:val="28"/>
+          <w:szCs w:val="28"/>
+        </w:rPr>
+        <w:t>В ходе выполнения данной курсовой работы был успешно реализован полноценный интерактивный веб-проект «</w:t>
+      </w:r>
+      <w:proofErr w:type="spellStart"/>
+      <w:r>
+        <w:rPr>
+          <w:rFonts w:asciiTheme="majorHAnsi" w:hAnsiTheme="majorHAnsi" w:cstheme="majorHAnsi"/>
+          <w:sz w:val="28"/>
+          <w:szCs w:val="28"/>
+        </w:rPr>
+        <w:t>I'm</w:t>
+      </w:r>
+      <w:proofErr w:type="spellEnd"/>
+      <w:r>
+        <w:rPr>
+          <w:rFonts w:asciiTheme="majorHAnsi" w:hAnsiTheme="majorHAnsi" w:cstheme="majorHAnsi"/>
+          <w:sz w:val="28"/>
+          <w:szCs w:val="28"/>
+        </w:rPr>
+        <w:t xml:space="preserve"> </w:t>
+      </w:r>
+      <w:proofErr w:type="spellStart"/>
+      <w:r>
+        <w:rPr>
+          <w:rFonts w:asciiTheme="majorHAnsi" w:hAnsiTheme="majorHAnsi" w:cstheme="majorHAnsi"/>
+          <w:sz w:val="28"/>
+          <w:szCs w:val="28"/>
+        </w:rPr>
+        <w:t>Not</w:t>
+      </w:r>
+      <w:proofErr w:type="spellEnd"/>
+      <w:r>
+        <w:rPr>
+          <w:rFonts w:asciiTheme="majorHAnsi" w:hAnsiTheme="majorHAnsi" w:cstheme="majorHAnsi"/>
+          <w:sz w:val="28"/>
+          <w:szCs w:val="28"/>
+        </w:rPr>
+        <w:t xml:space="preserve"> a </w:t>
+      </w:r>
+      <w:proofErr w:type="spellStart"/>
+      <w:r>
+        <w:rPr>
+          <w:rFonts w:asciiTheme="majorHAnsi" w:hAnsiTheme="majorHAnsi" w:cstheme="majorHAnsi"/>
+          <w:sz w:val="28"/>
+          <w:szCs w:val="28"/>
+        </w:rPr>
+        <w:t>Robot</w:t>
+      </w:r>
+      <w:proofErr w:type="spellEnd"/>
+      <w:r>
+        <w:rPr>
+          <w:rFonts w:asciiTheme="majorHAnsi" w:hAnsiTheme="majorHAnsi" w:cstheme="majorHAnsi"/>
+          <w:sz w:val="28"/>
+          <w:szCs w:val="28"/>
+        </w:rPr>
+        <w:t xml:space="preserve">», разработка которого опиралась на современный технологический стек, включающий Next.js, </w:t>
+      </w:r>
+      <w:proofErr w:type="spellStart"/>
+      <w:r>
+        <w:rPr>
+          <w:rFonts w:asciiTheme="majorHAnsi" w:hAnsiTheme="majorHAnsi" w:cstheme="majorHAnsi"/>
+          <w:sz w:val="28"/>
+          <w:szCs w:val="28"/>
+        </w:rPr>
+        <w:t>React</w:t>
+      </w:r>
+      <w:proofErr w:type="spellEnd"/>
+      <w:r>
+        <w:rPr>
+          <w:rFonts w:asciiTheme="majorHAnsi" w:hAnsiTheme="majorHAnsi" w:cstheme="majorHAnsi"/>
+          <w:sz w:val="28"/>
+          <w:szCs w:val="28"/>
+        </w:rPr>
+        <w:t xml:space="preserve"> и </w:t>
+      </w:r>
+      <w:proofErr w:type="spellStart"/>
+      <w:r>
+        <w:rPr>
+          <w:rFonts w:asciiTheme="majorHAnsi" w:hAnsiTheme="majorHAnsi" w:cstheme="majorHAnsi"/>
+          <w:sz w:val="28"/>
+          <w:szCs w:val="28"/>
+        </w:rPr>
+        <w:t>Tailwind</w:t>
+      </w:r>
+      <w:proofErr w:type="spellEnd"/>
+      <w:r>
+        <w:rPr>
+          <w:rFonts w:asciiTheme="majorHAnsi" w:hAnsiTheme="majorHAnsi" w:cstheme="majorHAnsi"/>
+          <w:sz w:val="28"/>
+          <w:szCs w:val="28"/>
+        </w:rPr>
+        <w:t xml:space="preserve"> CSS. Выбор указанной технологической базы был обусловлен её широким распространением в индустрии веб-разработки, а также необходимостью создания масштабируемого и легко поддерживаемого программного продукта.</w:t>
+      </w:r>
+    </w:p>
+    <w:p>
+      <w:pPr>
+        <w:spacing w:line="360" w:lineRule="auto"/>
+        <w:ind w:firstLine="709"/>
+        <w:jc w:val="both"/>
+        <w:rPr>
+          <w:rFonts w:asciiTheme="majorHAnsi" w:hAnsiTheme="majorHAnsi" w:cstheme="majorHAnsi"/>
+          <w:sz w:val="28"/>
+          <w:szCs w:val="28"/>
+        </w:rPr>
+      </w:pPr>
+      <w:r>
+        <w:rPr>
+          <w:rFonts w:asciiTheme="majorHAnsi" w:hAnsiTheme="majorHAnsi" w:cstheme="majorHAnsi"/>
+          <w:sz w:val="28"/>
+          <w:szCs w:val="28"/>
+        </w:rPr>
+        <w:t xml:space="preserve">Практическая реализация включала проектирование и разработку тринадцати уникальных игровых уровней, охватывающих широкий спектр категорий сложности: от классической CAPTCHA-верификации до сложных симуляторов вождения и финансовых тренажеров. Механики варьировались от базовых проверок до продвинутого использования </w:t>
+      </w:r>
+      <w:proofErr w:type="spellStart"/>
+      <w:r>
+        <w:rPr>
+          <w:rFonts w:asciiTheme="majorHAnsi" w:hAnsiTheme="majorHAnsi" w:cstheme="majorHAnsi"/>
+          <w:sz w:val="28"/>
+          <w:szCs w:val="28"/>
+        </w:rPr>
+        <w:t>Canvas</w:t>
+      </w:r>
+      <w:proofErr w:type="spellEnd"/>
+      <w:r>
+        <w:rPr>
+          <w:rFonts w:asciiTheme="majorHAnsi" w:hAnsiTheme="majorHAnsi" w:cstheme="majorHAnsi"/>
+          <w:sz w:val="28"/>
+          <w:szCs w:val="28"/>
+        </w:rPr>
+        <w:t xml:space="preserve"> API и Chart.js, что потребовало разработки гибкой, расширяемой системы модулей.</w:t>
+      </w:r>
+    </w:p>
+    <w:p>
+      <w:pPr>
+        <w:spacing w:line="360" w:lineRule="auto"/>
+        <w:ind w:firstLine="709"/>
+        <w:jc w:val="both"/>
+        <w:rPr>
+          <w:rFonts w:asciiTheme="majorHAnsi" w:hAnsiTheme="majorHAnsi" w:cstheme="majorHAnsi"/>
+          <w:sz w:val="28"/>
+          <w:szCs w:val="28"/>
+        </w:rPr>
+      </w:pPr>
+      <w:r>
+        <w:rPr>
+          <w:rFonts w:asciiTheme="majorHAnsi" w:hAnsiTheme="majorHAnsi" w:cstheme="majorHAnsi"/>
+          <w:sz w:val="28"/>
+          <w:szCs w:val="28"/>
+        </w:rPr>
+        <w:t>Архитектурное проектирование приложения осуществлялось с соблюдением принципов модульности и четкого разделения ответственности. Каждый уровень изолирован в отдельном компоненте, что упрощает тестирование, отладку и дальнейшее расширение функционала.</w:t>
+      </w:r>
+    </w:p>
+    <w:p>
+      <w:pPr>
+        <w:spacing w:line="360" w:lineRule="auto"/>
+        <w:ind w:firstLine="709"/>
+        <w:jc w:val="both"/>
+        <w:rPr>
+          <w:rFonts w:asciiTheme="majorHAnsi" w:hAnsiTheme="majorHAnsi" w:cstheme="majorHAnsi"/>
+          <w:sz w:val="28"/>
+          <w:szCs w:val="28"/>
+        </w:rPr>
+      </w:pPr>
+      <w:r>
+        <w:rPr>
+          <w:rFonts w:asciiTheme="majorHAnsi" w:hAnsiTheme="majorHAnsi" w:cstheme="majorHAnsi"/>
+          <w:sz w:val="28"/>
+          <w:szCs w:val="28"/>
+        </w:rPr>
+        <w:t xml:space="preserve">Важным аспектом реализации стало проектирование надежной системы управления состоянием, дополненной механизмом автоматического сохранения пользовательского прогресса в </w:t>
+      </w:r>
+      <w:proofErr w:type="spellStart"/>
+      <w:r>
+        <w:rPr>
+          <w:rFonts w:asciiTheme="majorHAnsi" w:hAnsiTheme="majorHAnsi" w:cstheme="majorHAnsi"/>
+          <w:sz w:val="28"/>
+          <w:szCs w:val="28"/>
+        </w:rPr>
+        <w:t>localStorage</w:t>
+      </w:r>
+      <w:proofErr w:type="spellEnd"/>
+      <w:r>
+        <w:rPr>
+          <w:rFonts w:asciiTheme="majorHAnsi" w:hAnsiTheme="majorHAnsi" w:cstheme="majorHAnsi"/>
+          <w:sz w:val="28"/>
+          <w:szCs w:val="28"/>
+        </w:rPr>
+        <w:t xml:space="preserve"> и функцией бесшовного восстановления сессии при повторной загрузке приложения.</w:t>
+      </w:r>
+    </w:p>
+    <w:p>
+      <w:pPr>
+        <w:spacing w:line="360" w:lineRule="auto"/>
+        <w:ind w:firstLine="709"/>
+        <w:jc w:val="both"/>
+        <w:rPr>
+          <w:rFonts w:asciiTheme="majorHAnsi" w:hAnsiTheme="majorHAnsi" w:cstheme="majorHAnsi"/>
+          <w:sz w:val="28"/>
+          <w:szCs w:val="28"/>
+        </w:rPr>
+      </w:pPr>
+      <w:r>
+        <w:rPr>
+          <w:rFonts w:asciiTheme="majorHAnsi" w:hAnsiTheme="majorHAnsi" w:cstheme="majorHAnsi"/>
+          <w:sz w:val="28"/>
+          <w:szCs w:val="28"/>
+        </w:rPr>
+        <w:t>Тестирование приложения подтвердило корректную работу всех уровней в различных браузерах и условиях. Выявленные в процессе разработки ошибки были успешно устранены.</w:t>
+      </w:r>
+    </w:p>
+    <w:p>
+      <w:pPr>
+        <w:spacing w:line="360" w:lineRule="auto"/>
+        <w:ind w:firstLine="709"/>
+        <w:jc w:val="both"/>
+        <w:rPr>
+          <w:rFonts w:asciiTheme="majorHAnsi" w:hAnsiTheme="majorHAnsi" w:cstheme="majorHAnsi"/>
+          <w:sz w:val="28"/>
+          <w:szCs w:val="28"/>
+        </w:rPr>
+      </w:pPr>
+      <w:r>
+        <w:rPr>
+          <w:rFonts w:asciiTheme="majorHAnsi" w:hAnsiTheme="majorHAnsi" w:cstheme="majorHAnsi"/>
+          <w:sz w:val="28"/>
+          <w:szCs w:val="28"/>
+        </w:rPr>
+        <w:t>В рамках перспективного развития программного продукта планируется реализация ряда инициатив</w:t>
+      </w:r>
+      <w:r>
+        <w:rPr>
+          <w:rFonts w:asciiTheme="majorHAnsi" w:hAnsiTheme="majorHAnsi" w:cstheme="majorHAnsi"/>
+          <w:sz w:val="28"/>
+          <w:szCs w:val="28"/>
+        </w:rPr>
+        <w:t>,</w:t>
+      </w:r>
+      <w:r>
+        <w:rPr>
+          <w:rFonts w:asciiTheme="majorHAnsi" w:hAnsiTheme="majorHAnsi" w:cstheme="majorHAnsi"/>
+          <w:sz w:val="28"/>
+          <w:szCs w:val="28"/>
+        </w:rPr>
+        <w:t xml:space="preserve"> адаптация интерфейса под мобильные устройства, внедрение системы достижений и рейтинговой таблицы.</w:t>
+      </w:r>
+    </w:p>
+    <w:p>
+      <w:pPr>
+        <w:pStyle w:val="1"/>
+        <w:rPr>
+          <w:rFonts w:cstheme="majorHAnsi"/>
+        </w:rPr>
+      </w:pPr>
+      <w:bookmarkStart w:id="87" w:name="_Toc228787505"/>
+      <w:r>
+        <w:rPr>
+          <w:rStyle w:val="qwen-markdown-text"/>
+          <w:rFonts w:cstheme="majorHAnsi"/>
+        </w:rPr>
+        <w:lastRenderedPageBreak/>
+        <w:t>СПИСОК ИСПОЛЬЗОВАННЫХ ИСТОЧНИКОВ</w:t>
+      </w:r>
       <w:bookmarkEnd w:id="87"/>
     </w:p>
     <w:p>
       <w:pPr>
-        <w:spacing w:line="360" w:lineRule="auto"/>
-        <w:ind w:firstLine="709"/>
-        <w:jc w:val="both"/>
-        <w:rPr>
-          <w:rFonts w:asciiTheme="majorHAnsi" w:hAnsiTheme="majorHAnsi" w:cstheme="majorHAnsi"/>
-          <w:sz w:val="28"/>
-          <w:szCs w:val="28"/>
-        </w:rPr>
-      </w:pPr>
-      <w:r>
-        <w:rPr>
-          <w:rFonts w:asciiTheme="majorHAnsi" w:hAnsiTheme="majorHAnsi" w:cstheme="majorHAnsi"/>
-          <w:sz w:val="28"/>
-          <w:szCs w:val="28"/>
-        </w:rPr>
-        <w:t>В ходе выполнения данной курсовой работы был успешно реализован полноценный интерактивный веб-проект «</w:t>
-      </w:r>
-      <w:proofErr w:type="spellStart"/>
-      <w:r>
-        <w:rPr>
-          <w:rFonts w:asciiTheme="majorHAnsi" w:hAnsiTheme="majorHAnsi" w:cstheme="majorHAnsi"/>
-          <w:sz w:val="28"/>
-          <w:szCs w:val="28"/>
-        </w:rPr>
-        <w:t>I'm</w:t>
-      </w:r>
-      <w:proofErr w:type="spellEnd"/>
-      <w:r>
-        <w:rPr>
-          <w:rFonts w:asciiTheme="majorHAnsi" w:hAnsiTheme="majorHAnsi" w:cstheme="majorHAnsi"/>
-          <w:sz w:val="28"/>
-          <w:szCs w:val="28"/>
-        </w:rPr>
-        <w:t xml:space="preserve"> </w:t>
-      </w:r>
-      <w:proofErr w:type="spellStart"/>
-      <w:r>
-        <w:rPr>
-          <w:rFonts w:asciiTheme="majorHAnsi" w:hAnsiTheme="majorHAnsi" w:cstheme="majorHAnsi"/>
-          <w:sz w:val="28"/>
-          <w:szCs w:val="28"/>
-        </w:rPr>
-        <w:t>Not</w:t>
-      </w:r>
-      <w:proofErr w:type="spellEnd"/>
-      <w:r>
-        <w:rPr>
-          <w:rFonts w:asciiTheme="majorHAnsi" w:hAnsiTheme="majorHAnsi" w:cstheme="majorHAnsi"/>
-          <w:sz w:val="28"/>
-          <w:szCs w:val="28"/>
-        </w:rPr>
-        <w:t xml:space="preserve"> a </w:t>
-      </w:r>
-      <w:proofErr w:type="spellStart"/>
-      <w:r>
-        <w:rPr>
-          <w:rFonts w:asciiTheme="majorHAnsi" w:hAnsiTheme="majorHAnsi" w:cstheme="majorHAnsi"/>
-          <w:sz w:val="28"/>
-          <w:szCs w:val="28"/>
-        </w:rPr>
-        <w:t>Robot</w:t>
-      </w:r>
-      <w:proofErr w:type="spellEnd"/>
-      <w:r>
-        <w:rPr>
-          <w:rFonts w:asciiTheme="majorHAnsi" w:hAnsiTheme="majorHAnsi" w:cstheme="majorHAnsi"/>
-          <w:sz w:val="28"/>
-          <w:szCs w:val="28"/>
-        </w:rPr>
-        <w:t xml:space="preserve">», разработка которого опиралась на современный технологический стек, включающий Next.js, </w:t>
-      </w:r>
-      <w:proofErr w:type="spellStart"/>
-      <w:r>
-        <w:rPr>
-          <w:rFonts w:asciiTheme="majorHAnsi" w:hAnsiTheme="majorHAnsi" w:cstheme="majorHAnsi"/>
-          <w:sz w:val="28"/>
-          <w:szCs w:val="28"/>
-        </w:rPr>
-        <w:t>React</w:t>
-      </w:r>
-      <w:proofErr w:type="spellEnd"/>
-      <w:r>
-        <w:rPr>
-          <w:rFonts w:asciiTheme="majorHAnsi" w:hAnsiTheme="majorHAnsi" w:cstheme="majorHAnsi"/>
-          <w:sz w:val="28"/>
-          <w:szCs w:val="28"/>
-        </w:rPr>
-        <w:t xml:space="preserve"> и </w:t>
-      </w:r>
-      <w:proofErr w:type="spellStart"/>
-      <w:r>
-        <w:rPr>
-          <w:rFonts w:asciiTheme="majorHAnsi" w:hAnsiTheme="majorHAnsi" w:cstheme="majorHAnsi"/>
-          <w:sz w:val="28"/>
-          <w:szCs w:val="28"/>
-        </w:rPr>
-        <w:t>Tailwind</w:t>
-      </w:r>
-      <w:proofErr w:type="spellEnd"/>
-      <w:r>
-        <w:rPr>
-          <w:rFonts w:asciiTheme="majorHAnsi" w:hAnsiTheme="majorHAnsi" w:cstheme="majorHAnsi"/>
-          <w:sz w:val="28"/>
-          <w:szCs w:val="28"/>
-        </w:rPr>
-        <w:t xml:space="preserve"> CSS. Выбор указанной технологической базы был обусловлен её широким распространением в индустрии веб-разработки, а также необходимостью создания масштабируемого и легко поддерживаемого программного продукта.</w:t>
-      </w:r>
-    </w:p>
-    <w:p>
-      <w:pPr>
-        <w:spacing w:line="360" w:lineRule="auto"/>
-        <w:ind w:firstLine="709"/>
-        <w:jc w:val="both"/>
-        <w:rPr>
-          <w:rFonts w:asciiTheme="majorHAnsi" w:hAnsiTheme="majorHAnsi" w:cstheme="majorHAnsi"/>
-          <w:sz w:val="28"/>
-          <w:szCs w:val="28"/>
-        </w:rPr>
-      </w:pPr>
-      <w:r>
-        <w:rPr>
-          <w:rFonts w:asciiTheme="majorHAnsi" w:hAnsiTheme="majorHAnsi" w:cstheme="majorHAnsi"/>
-          <w:sz w:val="28"/>
-          <w:szCs w:val="28"/>
-        </w:rPr>
-        <w:t xml:space="preserve">Практическая реализация включала проектирование и разработку тринадцати уникальных игровых уровней, охватывающих широкий спектр категорий сложности: от классической CAPTCHA-верификации до сложных симуляторов вождения и финансовых тренажеров. Механики варьировались от базовых проверок до продвинутого использования </w:t>
-      </w:r>
-      <w:proofErr w:type="spellStart"/>
-      <w:r>
-        <w:rPr>
-          <w:rFonts w:asciiTheme="majorHAnsi" w:hAnsiTheme="majorHAnsi" w:cstheme="majorHAnsi"/>
-          <w:sz w:val="28"/>
-          <w:szCs w:val="28"/>
-        </w:rPr>
-        <w:t>Canvas</w:t>
-      </w:r>
-      <w:proofErr w:type="spellEnd"/>
-      <w:r>
-        <w:rPr>
-          <w:rFonts w:asciiTheme="majorHAnsi" w:hAnsiTheme="majorHAnsi" w:cstheme="majorHAnsi"/>
-          <w:sz w:val="28"/>
-          <w:szCs w:val="28"/>
-        </w:rPr>
-        <w:t xml:space="preserve"> API и Chart.js, что потребовало разработки гибкой, расширяемой системы модулей.</w:t>
-      </w:r>
-    </w:p>
-    <w:p>
-      <w:pPr>
-        <w:spacing w:line="360" w:lineRule="auto"/>
-        <w:ind w:firstLine="709"/>
-        <w:jc w:val="both"/>
-        <w:rPr>
-          <w:rFonts w:asciiTheme="majorHAnsi" w:hAnsiTheme="majorHAnsi" w:cstheme="majorHAnsi"/>
-          <w:sz w:val="28"/>
-          <w:szCs w:val="28"/>
-        </w:rPr>
-      </w:pPr>
-      <w:r>
-        <w:rPr>
-          <w:rFonts w:asciiTheme="majorHAnsi" w:hAnsiTheme="majorHAnsi" w:cstheme="majorHAnsi"/>
-          <w:sz w:val="28"/>
-          <w:szCs w:val="28"/>
-        </w:rPr>
-        <w:t>Архитектурное проектирование приложения осуществлялось с соблюдением принципов модульности и четкого разделения ответственности. Каждый уровень изолирован в отдельном компоненте, что упрощает тестирование, отладку и дальнейшее расширение функционала.</w:t>
-      </w:r>
-    </w:p>
-    <w:p>
-      <w:pPr>
-        <w:spacing w:line="360" w:lineRule="auto"/>
-        <w:ind w:firstLine="709"/>
-        <w:jc w:val="both"/>
-        <w:rPr>
-          <w:rFonts w:asciiTheme="majorHAnsi" w:hAnsiTheme="majorHAnsi" w:cstheme="majorHAnsi"/>
-          <w:sz w:val="28"/>
-          <w:szCs w:val="28"/>
-        </w:rPr>
-      </w:pPr>
-      <w:r>
-        <w:rPr>
-          <w:rFonts w:asciiTheme="majorHAnsi" w:hAnsiTheme="majorHAnsi" w:cstheme="majorHAnsi"/>
-          <w:sz w:val="28"/>
-          <w:szCs w:val="28"/>
-        </w:rPr>
-        <w:t xml:space="preserve">Важным аспектом реализации стало проектирование надежной системы управления состоянием, дополненной механизмом автоматического сохранения пользовательского прогресса в </w:t>
-      </w:r>
-      <w:proofErr w:type="spellStart"/>
-      <w:r>
-        <w:rPr>
-          <w:rFonts w:asciiTheme="majorHAnsi" w:hAnsiTheme="majorHAnsi" w:cstheme="majorHAnsi"/>
-          <w:sz w:val="28"/>
-          <w:szCs w:val="28"/>
-        </w:rPr>
-        <w:t>localStorage</w:t>
-      </w:r>
-      <w:proofErr w:type="spellEnd"/>
-      <w:r>
-        <w:rPr>
-          <w:rFonts w:asciiTheme="majorHAnsi" w:hAnsiTheme="majorHAnsi" w:cstheme="majorHAnsi"/>
-          <w:sz w:val="28"/>
-          <w:szCs w:val="28"/>
-        </w:rPr>
-        <w:t xml:space="preserve"> и функцией бесшовного восстановления сессии при повторной загрузке приложения.</w:t>
-      </w:r>
-    </w:p>
-    <w:p>
-      <w:pPr>
-        <w:spacing w:line="360" w:lineRule="auto"/>
-        <w:ind w:firstLine="709"/>
-        <w:jc w:val="both"/>
-        <w:rPr>
-          <w:rFonts w:asciiTheme="majorHAnsi" w:hAnsiTheme="majorHAnsi" w:cstheme="majorHAnsi"/>
-          <w:sz w:val="28"/>
-          <w:szCs w:val="28"/>
-        </w:rPr>
-      </w:pPr>
-      <w:r>
-        <w:rPr>
-          <w:rFonts w:asciiTheme="majorHAnsi" w:hAnsiTheme="majorHAnsi" w:cstheme="majorHAnsi"/>
-          <w:sz w:val="28"/>
-          <w:szCs w:val="28"/>
-        </w:rPr>
-        <w:t>Тестирование приложения подтвердило корректную работу всех уровней в различных браузерах и условиях. Выявленные в процессе разработки ошибки были успешно устранены.</w:t>
-      </w:r>
-    </w:p>
-    <w:p>
-      <w:pPr>
-        <w:spacing w:line="360" w:lineRule="auto"/>
-        <w:ind w:firstLine="709"/>
-        <w:jc w:val="both"/>
-        <w:rPr>
-          <w:rFonts w:asciiTheme="majorHAnsi" w:hAnsiTheme="majorHAnsi" w:cstheme="majorHAnsi"/>
-          <w:sz w:val="28"/>
-          <w:szCs w:val="28"/>
-        </w:rPr>
-      </w:pPr>
-      <w:r>
-        <w:rPr>
-          <w:rFonts w:asciiTheme="majorHAnsi" w:hAnsiTheme="majorHAnsi" w:cstheme="majorHAnsi"/>
-          <w:sz w:val="28"/>
-          <w:szCs w:val="28"/>
-        </w:rPr>
-        <w:t>В рамках перспективного развития программного продукта планируется реализация ряда инициатив</w:t>
-      </w:r>
-      <w:r>
-        <w:rPr>
-          <w:rFonts w:asciiTheme="majorHAnsi" w:hAnsiTheme="majorHAnsi" w:cstheme="majorHAnsi"/>
-          <w:sz w:val="28"/>
-          <w:szCs w:val="28"/>
-        </w:rPr>
-        <w:t>,</w:t>
-      </w:r>
-      <w:r>
-        <w:rPr>
-          <w:rFonts w:asciiTheme="majorHAnsi" w:hAnsiTheme="majorHAnsi" w:cstheme="majorHAnsi"/>
-          <w:sz w:val="28"/>
-          <w:szCs w:val="28"/>
-        </w:rPr>
-        <w:t xml:space="preserve"> адаптация интерфейса под мобильные устройства, внедрение системы достижений и рейтинговой таблицы.</w:t>
-      </w:r>
-    </w:p>
-    <w:p>
-      <w:pPr>
-        <w:pStyle w:val="1"/>
-      </w:pPr>
-      <w:bookmarkStart w:id="88" w:name="_Toc228631717"/>
+        <w:pStyle w:val="2"/>
+        <w:rPr>
+          <w:rFonts w:asciiTheme="majorHAnsi" w:hAnsiTheme="majorHAnsi" w:cstheme="majorHAnsi"/>
+          <w:bCs w:val="0"/>
+        </w:rPr>
+      </w:pPr>
+      <w:bookmarkStart w:id="88" w:name="_Toc228787506"/>
       <w:r>
         <w:rPr>
           <w:rStyle w:val="qwen-markdown-text"/>
-        </w:rPr>
-        <w:lastRenderedPageBreak/>
-        <w:t>СПИСОК ИСПОЛЬЗОВАННЫХ ИСТОЧНИКОВ</w:t>
+          <w:rFonts w:asciiTheme="majorHAnsi" w:hAnsiTheme="majorHAnsi" w:cstheme="majorHAnsi"/>
+          <w:bCs w:val="0"/>
+        </w:rPr>
+        <w:t>Документация и официальные руководства</w:t>
       </w:r>
       <w:bookmarkEnd w:id="88"/>
-    </w:p>
-    <w:p>
-      <w:pPr>
-        <w:pStyle w:val="2"/>
-      </w:pPr>
-      <w:bookmarkStart w:id="89" w:name="_Toc228631718"/>
-      <w:r>
-        <w:rPr>
-          <w:rStyle w:val="qwen-markdown-text"/>
-        </w:rPr>
-        <w:t>Документация и официальные руководства</w:t>
-      </w:r>
-      <w:bookmarkEnd w:id="89"/>
     </w:p>
     <w:p>
       <w:pPr>
@@ -21619,15 +23027,21 @@
     <w:p>
       <w:pPr>
         <w:pStyle w:val="2"/>
-      </w:pPr>
-      <w:bookmarkStart w:id="90" w:name="_Toc228631719"/>
+        <w:rPr>
+          <w:rFonts w:asciiTheme="majorHAnsi" w:hAnsiTheme="majorHAnsi" w:cstheme="majorHAnsi"/>
+          <w:bCs w:val="0"/>
+        </w:rPr>
+      </w:pPr>
+      <w:bookmarkStart w:id="89" w:name="_Toc228787507"/>
       <w:r>
         <w:rPr>
           <w:rStyle w:val="qwen-markdown-text"/>
+          <w:rFonts w:asciiTheme="majorHAnsi" w:hAnsiTheme="majorHAnsi" w:cstheme="majorHAnsi"/>
+          <w:bCs w:val="0"/>
         </w:rPr>
         <w:t>Литература</w:t>
       </w:r>
-      <w:bookmarkEnd w:id="90"/>
+      <w:bookmarkEnd w:id="89"/>
     </w:p>
     <w:p>
       <w:pPr>
@@ -24105,7 +25519,6 @@
                                                                           <w:t xml:space="preserve"> </w:t>
                                                                         </w:r>
                                                                         <w:proofErr w:type="spellStart"/>
-                                                                        <w:proofErr w:type="gramStart"/>
                                                                         <w:r>
                                                                           <w:rPr>
                                                                             <w:i w:val="0"/>
@@ -24116,7 +25529,6 @@
                                                                           <w:t>Н.контр</w:t>
                                                                         </w:r>
                                                                         <w:proofErr w:type="spellEnd"/>
-                                                                        <w:proofErr w:type="gramEnd"/>
                                                                       </w:p>
                                                                     </w:txbxContent>
                                                                   </wps:txbx>
@@ -25106,7 +26518,6 @@
                                                                     <w:t xml:space="preserve"> </w:t>
                                                                   </w:r>
                                                                   <w:proofErr w:type="spellStart"/>
-                                                                  <w:proofErr w:type="gramStart"/>
                                                                   <w:r>
                                                                     <w:rPr>
                                                                       <w:i w:val="0"/>
@@ -25117,7 +26528,6 @@
                                                                     <w:t>Н.контр</w:t>
                                                                   </w:r>
                                                                   <w:proofErr w:type="spellEnd"/>
-                                                                  <w:proofErr w:type="gramEnd"/>
                                                                 </w:p>
                                                               </w:txbxContent>
                                                             </v:textbox>

--- a/пояснительная записка с правками.docx
+++ b/пояснительная записка с правками.docx
@@ -501,10 +501,12 @@
     <w:sdt>
       <w:sdtPr>
         <w:rPr>
-          <w:rFonts w:eastAsiaTheme="minorHAnsi" w:cstheme="majorHAnsi"/>
+          <w:rFonts w:asciiTheme="minorHAnsi" w:eastAsiaTheme="minorHAnsi" w:hAnsiTheme="minorHAnsi" w:cstheme="majorHAnsi"/>
           <w:b w:val="0"/>
           <w:bCs w:val="0"/>
           <w:color w:val="auto"/>
+          <w:sz w:val="24"/>
+          <w:szCs w:val="24"/>
           <w:lang w:eastAsia="en-US"/>
         </w:rPr>
         <w:id w:val="619422598"/>
@@ -8940,7 +8942,25 @@
           <w:sz w:val="28"/>
           <w:szCs w:val="28"/>
         </w:rPr>
-        <w:t>Таблица 1 -  фреймворк Next.js</w:t>
+        <w:t xml:space="preserve">Таблица 1 </w:t>
+      </w:r>
+      <w:proofErr w:type="gramStart"/>
+      <w:r>
+        <w:rPr>
+          <w:rFonts w:asciiTheme="majorHAnsi" w:hAnsiTheme="majorHAnsi" w:cstheme="majorHAnsi"/>
+          <w:sz w:val="28"/>
+          <w:szCs w:val="28"/>
+        </w:rPr>
+        <w:t>-  фреймворк</w:t>
+      </w:r>
+      <w:proofErr w:type="gramEnd"/>
+      <w:r>
+        <w:rPr>
+          <w:rFonts w:asciiTheme="majorHAnsi" w:hAnsiTheme="majorHAnsi" w:cstheme="majorHAnsi"/>
+          <w:sz w:val="28"/>
+          <w:szCs w:val="28"/>
+        </w:rPr>
+        <w:t xml:space="preserve"> Next.js</w:t>
       </w:r>
     </w:p>
     <w:tbl>
@@ -14301,6 +14321,7 @@
         <w:t xml:space="preserve"> «из коробки». Достаточно создать файл </w:t>
       </w:r>
       <w:proofErr w:type="spellStart"/>
+      <w:proofErr w:type="gramStart"/>
       <w:r>
         <w:rPr>
           <w:rFonts w:asciiTheme="majorHAnsi" w:hAnsiTheme="majorHAnsi" w:cstheme="majorHAnsi"/>
@@ -14310,6 +14331,7 @@
         <w:t>tsconfig.json</w:t>
       </w:r>
       <w:proofErr w:type="spellEnd"/>
+      <w:proofErr w:type="gramEnd"/>
       <w:r>
         <w:rPr>
           <w:rFonts w:asciiTheme="majorHAnsi" w:hAnsiTheme="majorHAnsi" w:cstheme="majorHAnsi"/>
@@ -15339,6 +15361,7 @@
         <w:t>Адаптивность: модификаторы для разных разрешений (</w:t>
       </w:r>
       <w:proofErr w:type="spellStart"/>
+      <w:proofErr w:type="gramStart"/>
       <w:r>
         <w:rPr>
           <w:rFonts w:asciiTheme="majorHAnsi" w:hAnsiTheme="majorHAnsi" w:cstheme="majorHAnsi"/>
@@ -15354,7 +15377,16 @@
           <w:sz w:val="28"/>
           <w:szCs w:val="28"/>
         </w:rPr>
-        <w:t xml:space="preserve">:, </w:t>
+        <w:t>:,</w:t>
+      </w:r>
+      <w:proofErr w:type="gramEnd"/>
+      <w:r>
+        <w:rPr>
+          <w:rFonts w:asciiTheme="majorHAnsi" w:hAnsiTheme="majorHAnsi" w:cstheme="majorHAnsi"/>
+          <w:sz w:val="28"/>
+          <w:szCs w:val="28"/>
+        </w:rPr>
+        <w:t xml:space="preserve"> </w:t>
       </w:r>
       <w:proofErr w:type="spellStart"/>
       <w:r>
@@ -16890,6 +16922,7 @@
         <w:t xml:space="preserve">Корневая директория проекта содержит конфигурационные файлы. Файл </w:t>
       </w:r>
       <w:proofErr w:type="spellStart"/>
+      <w:proofErr w:type="gramStart"/>
       <w:r>
         <w:rPr>
           <w:rFonts w:asciiTheme="majorHAnsi" w:hAnsiTheme="majorHAnsi" w:cstheme="majorHAnsi"/>
@@ -16899,6 +16932,7 @@
         <w:t>package.json</w:t>
       </w:r>
       <w:proofErr w:type="spellEnd"/>
+      <w:proofErr w:type="gramEnd"/>
       <w:r>
         <w:rPr>
           <w:rFonts w:asciiTheme="majorHAnsi" w:hAnsiTheme="majorHAnsi" w:cstheme="majorHAnsi"/>
@@ -16908,6 +16942,7 @@
         <w:t xml:space="preserve"> определяет зависимости проекта и скрипты запуска. Файл </w:t>
       </w:r>
       <w:proofErr w:type="spellStart"/>
+      <w:proofErr w:type="gramStart"/>
       <w:r>
         <w:rPr>
           <w:rFonts w:asciiTheme="majorHAnsi" w:hAnsiTheme="majorHAnsi" w:cstheme="majorHAnsi"/>
@@ -16917,6 +16952,7 @@
         <w:t>jsconfig.json</w:t>
       </w:r>
       <w:proofErr w:type="spellEnd"/>
+      <w:proofErr w:type="gramEnd"/>
       <w:r>
         <w:rPr>
           <w:rFonts w:asciiTheme="majorHAnsi" w:hAnsiTheme="majorHAnsi" w:cstheme="majorHAnsi"/>
@@ -18451,24 +18487,6 @@
     </w:p>
     <w:p>
       <w:pPr>
-        <w:rPr>
-          <w:rFonts w:asciiTheme="majorHAnsi" w:hAnsiTheme="majorHAnsi" w:cstheme="majorHAnsi"/>
-          <w:sz w:val="28"/>
-          <w:szCs w:val="28"/>
-        </w:rPr>
-      </w:pPr>
-    </w:p>
-    <w:p>
-      <w:pPr>
-        <w:rPr>
-          <w:rFonts w:asciiTheme="majorHAnsi" w:hAnsiTheme="majorHAnsi" w:cstheme="majorHAnsi"/>
-          <w:sz w:val="28"/>
-          <w:szCs w:val="28"/>
-        </w:rPr>
-      </w:pPr>
-    </w:p>
-    <w:p>
-      <w:pPr>
         <w:pStyle w:val="2"/>
         <w:rPr>
           <w:rFonts w:asciiTheme="majorHAnsi" w:hAnsiTheme="majorHAnsi" w:cstheme="majorHAnsi"/>
@@ -18481,6 +18499,7 @@
           <w:rFonts w:asciiTheme="majorHAnsi" w:hAnsiTheme="majorHAnsi" w:cstheme="majorHAnsi"/>
           <w:bCs w:val="0"/>
         </w:rPr>
+        <w:lastRenderedPageBreak/>
         <w:t>2.3. Реализация игровых механик</w:t>
       </w:r>
       <w:bookmarkEnd w:id="43"/>
@@ -18870,16 +18889,7 @@
           <w:sz w:val="28"/>
           <w:szCs w:val="28"/>
         </w:rPr>
-        <w:t xml:space="preserve">. Компонент Level_1 реализует трехступенчатый конечный автомат: состояние </w:t>
-      </w:r>
-      <w:r>
-        <w:rPr>
-          <w:rFonts w:asciiTheme="majorHAnsi" w:hAnsiTheme="majorHAnsi" w:cstheme="majorHAnsi"/>
-          <w:sz w:val="28"/>
-          <w:szCs w:val="28"/>
-        </w:rPr>
-        <w:lastRenderedPageBreak/>
-        <w:t xml:space="preserve">«по умолчанию» (отображение </w:t>
+        <w:t xml:space="preserve">. Компонент Level_1 реализует трехступенчатый конечный автомат: состояние «по умолчанию» (отображение </w:t>
       </w:r>
       <w:proofErr w:type="spellStart"/>
       <w:r>
@@ -18917,6 +18927,7 @@
           <w:sz w:val="28"/>
           <w:szCs w:val="28"/>
         </w:rPr>
+        <w:lastRenderedPageBreak/>
         <w:t xml:space="preserve">Переход между состояниями осуществляется через хук </w:t>
       </w:r>
       <w:proofErr w:type="spellStart"/>
@@ -19278,44 +19289,52 @@
           <w:sz w:val="28"/>
           <w:szCs w:val="28"/>
         </w:rPr>
+        <w:t xml:space="preserve">Реализовано четыре варианта анимации (g1.gif–g4.gif), каждый из которых соответствует определенному эталонному тексту: </w:t>
+      </w:r>
+      <w:proofErr w:type="spellStart"/>
+      <w:r>
+        <w:rPr>
+          <w:rFonts w:asciiTheme="majorHAnsi" w:hAnsiTheme="majorHAnsi" w:cstheme="majorHAnsi"/>
+          <w:sz w:val="28"/>
+          <w:szCs w:val="28"/>
+        </w:rPr>
+        <w:t>corndog</w:t>
+      </w:r>
+      <w:proofErr w:type="spellEnd"/>
+      <w:r>
+        <w:rPr>
+          <w:rFonts w:asciiTheme="majorHAnsi" w:hAnsiTheme="majorHAnsi" w:cstheme="majorHAnsi"/>
+          <w:sz w:val="28"/>
+          <w:szCs w:val="28"/>
+        </w:rPr>
+        <w:t xml:space="preserve">, j3k5xn, </w:t>
+      </w:r>
+      <w:proofErr w:type="spellStart"/>
+      <w:r>
+        <w:rPr>
+          <w:rFonts w:asciiTheme="majorHAnsi" w:hAnsiTheme="majorHAnsi" w:cstheme="majorHAnsi"/>
+          <w:sz w:val="28"/>
+          <w:szCs w:val="28"/>
+        </w:rPr>
+        <w:t>samjolteon</w:t>
+      </w:r>
+      <w:proofErr w:type="spellEnd"/>
+      <w:r>
+        <w:rPr>
+          <w:rFonts w:asciiTheme="majorHAnsi" w:hAnsiTheme="majorHAnsi" w:cstheme="majorHAnsi"/>
+          <w:sz w:val="28"/>
+          <w:szCs w:val="28"/>
+        </w:rPr>
+        <w:t xml:space="preserve">, de83jwe. Переключение между вариантами осуществляется </w:t>
+      </w:r>
+      <w:r>
+        <w:rPr>
+          <w:rFonts w:asciiTheme="majorHAnsi" w:hAnsiTheme="majorHAnsi" w:cstheme="majorHAnsi"/>
+          <w:sz w:val="28"/>
+          <w:szCs w:val="28"/>
+        </w:rPr>
         <w:lastRenderedPageBreak/>
-        <w:t xml:space="preserve">Реализовано четыре варианта анимации (g1.gif–g4.gif), каждый из которых соответствует определенному эталонному тексту: </w:t>
-      </w:r>
-      <w:proofErr w:type="spellStart"/>
-      <w:r>
-        <w:rPr>
-          <w:rFonts w:asciiTheme="majorHAnsi" w:hAnsiTheme="majorHAnsi" w:cstheme="majorHAnsi"/>
-          <w:sz w:val="28"/>
-          <w:szCs w:val="28"/>
-        </w:rPr>
-        <w:t>corndog</w:t>
-      </w:r>
-      <w:proofErr w:type="spellEnd"/>
-      <w:r>
-        <w:rPr>
-          <w:rFonts w:asciiTheme="majorHAnsi" w:hAnsiTheme="majorHAnsi" w:cstheme="majorHAnsi"/>
-          <w:sz w:val="28"/>
-          <w:szCs w:val="28"/>
-        </w:rPr>
-        <w:t xml:space="preserve">, j3k5xn, </w:t>
-      </w:r>
-      <w:proofErr w:type="spellStart"/>
-      <w:r>
-        <w:rPr>
-          <w:rFonts w:asciiTheme="majorHAnsi" w:hAnsiTheme="majorHAnsi" w:cstheme="majorHAnsi"/>
-          <w:sz w:val="28"/>
-          <w:szCs w:val="28"/>
-        </w:rPr>
-        <w:t>samjolteon</w:t>
-      </w:r>
-      <w:proofErr w:type="spellEnd"/>
-      <w:r>
-        <w:rPr>
-          <w:rFonts w:asciiTheme="majorHAnsi" w:hAnsiTheme="majorHAnsi" w:cstheme="majorHAnsi"/>
-          <w:sz w:val="28"/>
-          <w:szCs w:val="28"/>
-        </w:rPr>
-        <w:t>, de83jwe. Переключение между вариантами осуществляется кнопкой обновления с анимацией вращения. Проверка производится путем сравнения введенного текста с эталонным (в нижнем регистре).</w:t>
+        <w:t>кнопкой обновления с анимацией вращения. Проверка производится путем сравнения введенного текста с эталонным (в нижнем регистре).</w:t>
       </w:r>
     </w:p>
     <w:p>
@@ -19507,8 +19526,16 @@
           <w:sz w:val="28"/>
           <w:szCs w:val="28"/>
         </w:rPr>
+        <w:t xml:space="preserve">Алгоритм проверки работает следующим образом. При движении мыши по холсту фиксируются координаты точек. После завершения рисования вычисляется средний радиус от всех точек до центра. Затем определяется максимальное отклонение точек от среднего радиуса. Точность </w:t>
+      </w:r>
+      <w:r>
+        <w:rPr>
+          <w:rFonts w:asciiTheme="majorHAnsi" w:hAnsiTheme="majorHAnsi" w:cstheme="majorHAnsi"/>
+          <w:sz w:val="28"/>
+          <w:szCs w:val="28"/>
+        </w:rPr>
         <w:lastRenderedPageBreak/>
-        <w:t xml:space="preserve">Алгоритм проверки работает следующим образом. При движении мыши по холсту фиксируются координаты точек. После завершения рисования вычисляется средний радиус от всех точек до центра. Затем определяется максимальное отклонение точек от среднего радиуса. Точность рассчитывается по формуле: </w:t>
+        <w:t xml:space="preserve">рассчитывается по формуле: </w:t>
       </w:r>
       <w:proofErr w:type="spellStart"/>
       <w:r>
@@ -19529,6 +19556,7 @@
         <w:t xml:space="preserve"> = </w:t>
       </w:r>
       <w:proofErr w:type="spellStart"/>
+      <w:proofErr w:type="gramStart"/>
       <w:r>
         <w:rPr>
           <w:rFonts w:asciiTheme="majorHAnsi" w:hAnsiTheme="majorHAnsi" w:cstheme="majorHAnsi"/>
@@ -19544,7 +19572,16 @@
           <w:sz w:val="28"/>
           <w:szCs w:val="28"/>
         </w:rPr>
-        <w:t>(0, 100 - (</w:t>
+        <w:t>(</w:t>
+      </w:r>
+      <w:proofErr w:type="gramEnd"/>
+      <w:r>
+        <w:rPr>
+          <w:rFonts w:asciiTheme="majorHAnsi" w:hAnsiTheme="majorHAnsi" w:cstheme="majorHAnsi"/>
+          <w:sz w:val="28"/>
+          <w:szCs w:val="28"/>
+        </w:rPr>
+        <w:t>0, 100 - (</w:t>
       </w:r>
       <w:proofErr w:type="spellStart"/>
       <w:r>
@@ -19906,7 +19943,6 @@
           <w:sz w:val="28"/>
           <w:szCs w:val="28"/>
         </w:rPr>
-        <w:lastRenderedPageBreak/>
         <w:t>Условие победы: автомобиль должен находиться в целевой зоне (координаты x от 290 до 310, y от 317 до 340) без столкновений.</w:t>
       </w:r>
     </w:p>
@@ -19917,6 +19953,7 @@
       <w:bookmarkStart w:id="63" w:name="_Toc228442158"/>
       <w:bookmarkStart w:id="64" w:name="_Toc228787493"/>
       <w:r>
+        <w:lastRenderedPageBreak/>
         <w:t xml:space="preserve">2.3.10. Уровень </w:t>
       </w:r>
       <w:r>
@@ -20132,7 +20169,6 @@
       <w:bookmarkStart w:id="69" w:name="_Toc228442161"/>
       <w:bookmarkStart w:id="70" w:name="_Toc228787496"/>
       <w:r>
-        <w:lastRenderedPageBreak/>
         <w:t>2.3.13. Уровень 1</w:t>
       </w:r>
       <w:r>
@@ -20161,7 +20197,16 @@
           <w:sz w:val="28"/>
           <w:szCs w:val="28"/>
         </w:rPr>
-        <w:t>Тринадцатый уровень реализует игру на запоминание последовательности. На сетке 5×5 из двадцати пяти ячеек последовательно загораются цветные клетки. Пользователь должен повторить последовательность, кликая по ячейкам в правильном порядке.</w:t>
+        <w:t xml:space="preserve">Тринадцатый уровень реализует игру на запоминание последовательности. На сетке 5×5 из двадцати пяти ячеек последовательно </w:t>
+      </w:r>
+      <w:r>
+        <w:rPr>
+          <w:rFonts w:asciiTheme="majorHAnsi" w:hAnsiTheme="majorHAnsi" w:cstheme="majorHAnsi"/>
+          <w:sz w:val="28"/>
+          <w:szCs w:val="28"/>
+        </w:rPr>
+        <w:lastRenderedPageBreak/>
+        <w:t>загораются цветные клетки. Пользователь должен повторить последовательность, кликая по ячейкам в правильном порядке.</w:t>
       </w:r>
     </w:p>
     <w:p>
@@ -20461,7 +20506,6 @@
           <w:sz w:val="28"/>
           <w:szCs w:val="28"/>
         </w:rPr>
-        <w:lastRenderedPageBreak/>
         <w:t xml:space="preserve">Рис. 4 содержимое </w:t>
       </w:r>
       <w:proofErr w:type="spellStart"/>
@@ -20483,6 +20527,7 @@
       <w:bookmarkStart w:id="75" w:name="_Toc228442164"/>
       <w:bookmarkStart w:id="76" w:name="_Toc228787499"/>
       <w:r>
+        <w:lastRenderedPageBreak/>
         <w:t xml:space="preserve">2.4.2. Компонент </w:t>
       </w:r>
       <w:proofErr w:type="spellStart"/>
@@ -21015,6 +21060,7 @@
           <w:rFonts w:asciiTheme="majorHAnsi" w:hAnsiTheme="majorHAnsi" w:cstheme="majorHAnsi"/>
           <w:bCs w:val="0"/>
         </w:rPr>
+        <w:lastRenderedPageBreak/>
         <w:t>2.5. Тестирование приложения</w:t>
       </w:r>
       <w:bookmarkEnd w:id="79"/>
@@ -21239,7 +21285,13 @@
           <w:szCs w:val="28"/>
         </w:rPr>
       </w:pPr>
-      <w:r>
+    </w:p>
+    <w:p>
+      <w:pPr>
+        <w:pStyle w:val="af8"/>
+        <w:spacing w:line="360" w:lineRule="auto"/>
+        <w:ind w:firstLine="709"/>
+        <w:jc w:val="right"/>
         <w:rPr>
           <w:rFonts w:asciiTheme="majorHAnsi" w:hAnsiTheme="majorHAnsi" w:cstheme="majorHAnsi"/>
           <w:i w:val="0"/>
@@ -21248,6 +21300,33 @@
           <w:sz w:val="28"/>
           <w:szCs w:val="28"/>
         </w:rPr>
+      </w:pPr>
+    </w:p>
+    <w:p>
+      <w:pPr>
+        <w:pStyle w:val="af8"/>
+        <w:spacing w:line="360" w:lineRule="auto"/>
+        <w:ind w:firstLine="709"/>
+        <w:jc w:val="right"/>
+        <w:rPr>
+          <w:rFonts w:asciiTheme="majorHAnsi" w:hAnsiTheme="majorHAnsi" w:cstheme="majorHAnsi"/>
+          <w:i w:val="0"/>
+          <w:iCs w:val="0"/>
+          <w:color w:val="auto"/>
+          <w:sz w:val="28"/>
+          <w:szCs w:val="28"/>
+        </w:rPr>
+      </w:pPr>
+      <w:r>
+        <w:rPr>
+          <w:rFonts w:asciiTheme="majorHAnsi" w:hAnsiTheme="majorHAnsi" w:cstheme="majorHAnsi"/>
+          <w:i w:val="0"/>
+          <w:iCs w:val="0"/>
+          <w:color w:val="auto"/>
+          <w:sz w:val="28"/>
+          <w:szCs w:val="28"/>
+        </w:rPr>
+        <w:lastRenderedPageBreak/>
         <w:t xml:space="preserve">Таблица </w:t>
       </w:r>
       <w:r>
@@ -21321,7 +21400,6 @@
                 <w:szCs w:val="28"/>
                 <w:lang w:eastAsia="ru-RU"/>
               </w:rPr>
-              <w:lastRenderedPageBreak/>
               <w:t>Метод тестирования</w:t>
             </w:r>
           </w:p>
@@ -21980,16 +22058,8 @@
           <w:sz w:val="28"/>
           <w:szCs w:val="28"/>
         </w:rPr>
-        <w:t xml:space="preserve">Потеря фокуса ввода при переключении между уровнями. При переходе на новый уровень клавиатурные события переставали </w:t>
-      </w:r>
-      <w:r>
-        <w:rPr>
-          <w:rFonts w:asciiTheme="majorHAnsi" w:hAnsiTheme="majorHAnsi" w:cstheme="majorHAnsi"/>
-          <w:sz w:val="28"/>
-          <w:szCs w:val="28"/>
-        </w:rPr>
         <w:lastRenderedPageBreak/>
-        <w:t>обрабатываться до первого клика на странице. Решение заключалось в добавлении автофокуса на игровой контейнер при монтировании компонента.</w:t>
+        <w:t>Потеря фокуса ввода при переключении между уровнями. При переходе на новый уровень клавиатурные события переставали обрабатываться до первого клика на странице. Решение заключалось в добавлении автофокуса на игровой контейнер при монтировании компонента.</w:t>
       </w:r>
     </w:p>
     <w:p>
@@ -23543,7 +23613,7 @@
             </wp:anchor>
           </w:drawing>
         </mc:Choice>
-        <mc:Fallback xmlns:w16sdtfl="http://schemas.microsoft.com/office/word/2024/wordml/sdtformatlock" xmlns:w16du="http://schemas.microsoft.com/office/word/2023/wordml/word16du" xmlns:oel="http://schemas.microsoft.com/office/2019/extlst">
+        <mc:Fallback xmlns:oel="http://schemas.microsoft.com/office/2019/extlst" xmlns:w16du="http://schemas.microsoft.com/office/word/2023/wordml/word16du" xmlns:w16sdtfl="http://schemas.microsoft.com/office/word/2024/wordml/sdtformatlock">
           <w:pict>
             <v:rect w14:anchorId="63682D66" id="Прямоугольник 1715" o:spid="_x0000_s1026" style="position:absolute;margin-left:69pt;margin-top:41.25pt;width:481.5pt;height:761.25pt;z-index:251657216;visibility:visible;mso-wrap-style:square;mso-width-percent:0;mso-height-percent:0;mso-wrap-distance-left:9pt;mso-wrap-distance-top:0;mso-wrap-distance-right:9pt;mso-wrap-distance-bottom:0;mso-position-horizontal:absolute;mso-position-horizontal-relative:page;mso-position-vertical:absolute;mso-position-vertical-relative:page;mso-width-percent:0;mso-height-percent:0;mso-width-relative:page;mso-height-relative:page;v-text-anchor:top" o:gfxdata="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" filled="f" strokeweight="2pt">
               <w10:wrap anchorx="page" anchory="page"/>
@@ -25519,6 +25589,7 @@
                                                                           <w:t xml:space="preserve"> </w:t>
                                                                         </w:r>
                                                                         <w:proofErr w:type="spellStart"/>
+                                                                        <w:proofErr w:type="gramStart"/>
                                                                         <w:r>
                                                                           <w:rPr>
                                                                             <w:i w:val="0"/>
@@ -25529,6 +25600,7 @@
                                                                           <w:t>Н.контр</w:t>
                                                                         </w:r>
                                                                         <w:proofErr w:type="spellEnd"/>
+                                                                        <w:proofErr w:type="gramEnd"/>
                                                                       </w:p>
                                                                     </w:txbxContent>
                                                                   </wps:txbx>

--- a/пояснительная записка с правками.docx
+++ b/пояснительная записка с правками.docx
@@ -546,11 +546,12 @@
               <w:tab w:val="right" w:leader="dot" w:pos="8921"/>
             </w:tabs>
             <w:rPr>
-              <w:rFonts w:asciiTheme="majorHAnsi" w:eastAsiaTheme="minorEastAsia" w:hAnsiTheme="majorHAnsi" w:cstheme="majorHAnsi"/>
+              <w:rFonts w:asciiTheme="minorHAnsi" w:eastAsiaTheme="minorEastAsia" w:hAnsiTheme="minorHAnsi" w:cstheme="minorBidi"/>
               <w:bCs w:val="0"/>
               <w:iCs w:val="0"/>
               <w:noProof/>
-              <w:szCs w:val="28"/>
+              <w:sz w:val="22"/>
+              <w:szCs w:val="22"/>
               <w:lang w:eastAsia="ru-RU"/>
             </w:rPr>
           </w:pPr>
@@ -581,16 +582,12 @@
             </w:rPr>
             <w:fldChar w:fldCharType="separate"/>
           </w:r>
-          <w:hyperlink w:anchor="_Toc228787448" w:history="1">
+          <w:hyperlink w:anchor="_Toc228794530" w:history="1">
             <w:r>
               <w:rPr>
                 <w:rStyle w:val="af6"/>
-                <w:rFonts w:asciiTheme="majorHAnsi" w:hAnsiTheme="majorHAnsi" w:cstheme="majorHAnsi"/>
-                <w:bCs w:val="0"/>
-                <w:iCs w:val="0"/>
-                <w:noProof/>
-                <w:szCs w:val="28"/>
-                <w:u w:val="none"/>
+                <w:rFonts w:cstheme="majorHAnsi"/>
+                <w:noProof/>
                 <w:bdr w:val="single" w:sz="2" w:space="0" w:color="E3E3E3" w:frame="1"/>
                 <w:lang w:eastAsia="ru-RU"/>
               </w:rPr>
@@ -598,77 +595,49 @@
             </w:r>
             <w:r>
               <w:rPr>
-                <w:rFonts w:asciiTheme="majorHAnsi" w:hAnsiTheme="majorHAnsi" w:cstheme="majorHAnsi"/>
-                <w:bCs w:val="0"/>
-                <w:iCs w:val="0"/>
-                <w:noProof/>
-                <w:webHidden/>
-                <w:szCs w:val="28"/>
+                <w:noProof/>
+                <w:webHidden/>
               </w:rPr>
               <w:tab/>
             </w:r>
             <w:r>
               <w:rPr>
-                <w:rFonts w:asciiTheme="majorHAnsi" w:hAnsiTheme="majorHAnsi" w:cstheme="majorHAnsi"/>
-                <w:bCs w:val="0"/>
-                <w:iCs w:val="0"/>
-                <w:noProof/>
-                <w:webHidden/>
-                <w:szCs w:val="28"/>
+                <w:noProof/>
+                <w:webHidden/>
               </w:rPr>
               <w:fldChar w:fldCharType="begin"/>
             </w:r>
             <w:r>
               <w:rPr>
-                <w:rFonts w:asciiTheme="majorHAnsi" w:hAnsiTheme="majorHAnsi" w:cstheme="majorHAnsi"/>
-                <w:bCs w:val="0"/>
-                <w:iCs w:val="0"/>
-                <w:noProof/>
-                <w:webHidden/>
-                <w:szCs w:val="28"/>
-              </w:rPr>
-              <w:instrText xml:space="preserve"> PAGEREF _Toc228787448 \h </w:instrText>
-            </w:r>
-            <w:r>
-              <w:rPr>
-                <w:rFonts w:asciiTheme="majorHAnsi" w:hAnsiTheme="majorHAnsi" w:cstheme="majorHAnsi"/>
-                <w:bCs w:val="0"/>
-                <w:iCs w:val="0"/>
-                <w:noProof/>
-                <w:webHidden/>
-                <w:szCs w:val="28"/>
-              </w:rPr>
-            </w:r>
-            <w:r>
-              <w:rPr>
-                <w:rFonts w:asciiTheme="majorHAnsi" w:hAnsiTheme="majorHAnsi" w:cstheme="majorHAnsi"/>
-                <w:bCs w:val="0"/>
-                <w:iCs w:val="0"/>
-                <w:noProof/>
-                <w:webHidden/>
-                <w:szCs w:val="28"/>
+                <w:noProof/>
+                <w:webHidden/>
+              </w:rPr>
+              <w:instrText xml:space="preserve"> PAGEREF _Toc228794530 \h </w:instrText>
+            </w:r>
+            <w:r>
+              <w:rPr>
+                <w:noProof/>
+                <w:webHidden/>
+              </w:rPr>
+            </w:r>
+            <w:r>
+              <w:rPr>
+                <w:noProof/>
+                <w:webHidden/>
               </w:rPr>
               <w:fldChar w:fldCharType="separate"/>
             </w:r>
             <w:r>
               <w:rPr>
-                <w:rFonts w:asciiTheme="majorHAnsi" w:hAnsiTheme="majorHAnsi" w:cstheme="majorHAnsi"/>
-                <w:bCs w:val="0"/>
-                <w:iCs w:val="0"/>
-                <w:noProof/>
-                <w:webHidden/>
-                <w:szCs w:val="28"/>
+                <w:noProof/>
+                <w:webHidden/>
               </w:rPr>
               <w:t>5</w:t>
             </w:r>
             <w:r>
               <w:rPr>
-                <w:rFonts w:asciiTheme="majorHAnsi" w:hAnsiTheme="majorHAnsi" w:cstheme="majorHAnsi"/>
-                <w:bCs w:val="0"/>
-                <w:iCs w:val="0"/>
-                <w:noProof/>
-                <w:webHidden/>
-                <w:szCs w:val="28"/>
+                <w:noProof/>
+                <w:webHidden/>
               </w:rPr>
               <w:fldChar w:fldCharType="end"/>
             </w:r>
@@ -681,100 +650,69 @@
               <w:tab w:val="right" w:leader="dot" w:pos="8921"/>
             </w:tabs>
             <w:rPr>
-              <w:rFonts w:asciiTheme="majorHAnsi" w:eastAsiaTheme="minorEastAsia" w:hAnsiTheme="majorHAnsi" w:cstheme="majorHAnsi"/>
+              <w:rFonts w:asciiTheme="minorHAnsi" w:eastAsiaTheme="minorEastAsia" w:hAnsiTheme="minorHAnsi" w:cstheme="minorBidi"/>
               <w:bCs w:val="0"/>
               <w:iCs w:val="0"/>
               <w:noProof/>
-              <w:szCs w:val="28"/>
+              <w:sz w:val="22"/>
+              <w:szCs w:val="22"/>
               <w:lang w:eastAsia="ru-RU"/>
             </w:rPr>
           </w:pPr>
-          <w:hyperlink w:anchor="_Toc228787449" w:history="1">
+          <w:hyperlink w:anchor="_Toc228794531" w:history="1">
             <w:r>
               <w:rPr>
                 <w:rStyle w:val="af6"/>
-                <w:rFonts w:asciiTheme="majorHAnsi" w:hAnsiTheme="majorHAnsi" w:cstheme="majorHAnsi"/>
-                <w:bCs w:val="0"/>
-                <w:iCs w:val="0"/>
-                <w:noProof/>
-                <w:szCs w:val="28"/>
-                <w:u w:val="none"/>
+                <w:rFonts w:cstheme="majorHAnsi"/>
+                <w:noProof/>
               </w:rPr>
               <w:t>1. Теоретические сведения</w:t>
             </w:r>
             <w:r>
               <w:rPr>
-                <w:rFonts w:asciiTheme="majorHAnsi" w:hAnsiTheme="majorHAnsi" w:cstheme="majorHAnsi"/>
-                <w:bCs w:val="0"/>
-                <w:iCs w:val="0"/>
-                <w:noProof/>
-                <w:webHidden/>
-                <w:szCs w:val="28"/>
+                <w:noProof/>
+                <w:webHidden/>
               </w:rPr>
               <w:tab/>
             </w:r>
             <w:r>
               <w:rPr>
-                <w:rFonts w:asciiTheme="majorHAnsi" w:hAnsiTheme="majorHAnsi" w:cstheme="majorHAnsi"/>
-                <w:bCs w:val="0"/>
-                <w:iCs w:val="0"/>
-                <w:noProof/>
-                <w:webHidden/>
-                <w:szCs w:val="28"/>
+                <w:noProof/>
+                <w:webHidden/>
               </w:rPr>
               <w:fldChar w:fldCharType="begin"/>
             </w:r>
             <w:r>
               <w:rPr>
-                <w:rFonts w:asciiTheme="majorHAnsi" w:hAnsiTheme="majorHAnsi" w:cstheme="majorHAnsi"/>
-                <w:bCs w:val="0"/>
-                <w:iCs w:val="0"/>
-                <w:noProof/>
-                <w:webHidden/>
-                <w:szCs w:val="28"/>
-              </w:rPr>
-              <w:instrText xml:space="preserve"> PAGEREF _Toc228787449 \h </w:instrText>
-            </w:r>
-            <w:r>
-              <w:rPr>
-                <w:rFonts w:asciiTheme="majorHAnsi" w:hAnsiTheme="majorHAnsi" w:cstheme="majorHAnsi"/>
-                <w:bCs w:val="0"/>
-                <w:iCs w:val="0"/>
-                <w:noProof/>
-                <w:webHidden/>
-                <w:szCs w:val="28"/>
-              </w:rPr>
-            </w:r>
-            <w:r>
-              <w:rPr>
-                <w:rFonts w:asciiTheme="majorHAnsi" w:hAnsiTheme="majorHAnsi" w:cstheme="majorHAnsi"/>
-                <w:bCs w:val="0"/>
-                <w:iCs w:val="0"/>
-                <w:noProof/>
-                <w:webHidden/>
-                <w:szCs w:val="28"/>
+                <w:noProof/>
+                <w:webHidden/>
+              </w:rPr>
+              <w:instrText xml:space="preserve"> PAGEREF _Toc228794531 \h </w:instrText>
+            </w:r>
+            <w:r>
+              <w:rPr>
+                <w:noProof/>
+                <w:webHidden/>
+              </w:rPr>
+            </w:r>
+            <w:r>
+              <w:rPr>
+                <w:noProof/>
+                <w:webHidden/>
               </w:rPr>
               <w:fldChar w:fldCharType="separate"/>
             </w:r>
             <w:r>
               <w:rPr>
-                <w:rFonts w:asciiTheme="majorHAnsi" w:hAnsiTheme="majorHAnsi" w:cstheme="majorHAnsi"/>
-                <w:bCs w:val="0"/>
-                <w:iCs w:val="0"/>
-                <w:noProof/>
-                <w:webHidden/>
-                <w:szCs w:val="28"/>
+                <w:noProof/>
+                <w:webHidden/>
               </w:rPr>
               <w:t>8</w:t>
             </w:r>
             <w:r>
               <w:rPr>
-                <w:rFonts w:asciiTheme="majorHAnsi" w:hAnsiTheme="majorHAnsi" w:cstheme="majorHAnsi"/>
-                <w:bCs w:val="0"/>
-                <w:iCs w:val="0"/>
-                <w:noProof/>
-                <w:webHidden/>
-                <w:szCs w:val="28"/>
+                <w:noProof/>
+                <w:webHidden/>
               </w:rPr>
               <w:fldChar w:fldCharType="end"/>
             </w:r>
@@ -787,91 +725,67 @@
               <w:tab w:val="right" w:leader="dot" w:pos="8921"/>
             </w:tabs>
             <w:rPr>
-              <w:rFonts w:eastAsiaTheme="minorEastAsia" w:cstheme="majorHAnsi"/>
+              <w:rFonts w:asciiTheme="minorHAnsi" w:eastAsiaTheme="minorEastAsia" w:hAnsiTheme="minorHAnsi" w:cstheme="minorBidi"/>
               <w:bCs w:val="0"/>
               <w:noProof/>
-              <w:szCs w:val="28"/>
+              <w:sz w:val="22"/>
               <w:lang w:eastAsia="ru-RU"/>
             </w:rPr>
           </w:pPr>
-          <w:hyperlink w:anchor="_Toc228787450" w:history="1">
+          <w:hyperlink w:anchor="_Toc228794532" w:history="1">
             <w:r>
               <w:rPr>
                 <w:rStyle w:val="af6"/>
                 <w:rFonts w:cstheme="majorHAnsi"/>
-                <w:bCs w:val="0"/>
-                <w:noProof/>
-                <w:szCs w:val="28"/>
-                <w:u w:val="none"/>
+                <w:noProof/>
               </w:rPr>
               <w:t>1.1. Трансформация методологий создания веб-решений</w:t>
             </w:r>
             <w:r>
               <w:rPr>
-                <w:rFonts w:cstheme="majorHAnsi"/>
-                <w:bCs w:val="0"/>
-                <w:noProof/>
-                <w:webHidden/>
-                <w:szCs w:val="28"/>
+                <w:noProof/>
+                <w:webHidden/>
               </w:rPr>
               <w:tab/>
             </w:r>
             <w:r>
               <w:rPr>
-                <w:rFonts w:cstheme="majorHAnsi"/>
-                <w:bCs w:val="0"/>
-                <w:noProof/>
-                <w:webHidden/>
-                <w:szCs w:val="28"/>
+                <w:noProof/>
+                <w:webHidden/>
               </w:rPr>
               <w:fldChar w:fldCharType="begin"/>
             </w:r>
             <w:r>
               <w:rPr>
-                <w:rFonts w:cstheme="majorHAnsi"/>
-                <w:bCs w:val="0"/>
-                <w:noProof/>
-                <w:webHidden/>
-                <w:szCs w:val="28"/>
-              </w:rPr>
-              <w:instrText xml:space="preserve"> PAGEREF _Toc228787450 \h </w:instrText>
-            </w:r>
-            <w:r>
-              <w:rPr>
-                <w:rFonts w:cstheme="majorHAnsi"/>
-                <w:bCs w:val="0"/>
-                <w:noProof/>
-                <w:webHidden/>
-                <w:szCs w:val="28"/>
-              </w:rPr>
-            </w:r>
-            <w:r>
-              <w:rPr>
-                <w:rFonts w:cstheme="majorHAnsi"/>
-                <w:bCs w:val="0"/>
-                <w:noProof/>
-                <w:webHidden/>
-                <w:szCs w:val="28"/>
+                <w:noProof/>
+                <w:webHidden/>
+              </w:rPr>
+              <w:instrText xml:space="preserve"> PAGEREF _Toc228794532 \h </w:instrText>
+            </w:r>
+            <w:r>
+              <w:rPr>
+                <w:noProof/>
+                <w:webHidden/>
+              </w:rPr>
+            </w:r>
+            <w:r>
+              <w:rPr>
+                <w:noProof/>
+                <w:webHidden/>
               </w:rPr>
               <w:fldChar w:fldCharType="separate"/>
             </w:r>
             <w:r>
               <w:rPr>
-                <w:rFonts w:cstheme="majorHAnsi"/>
-                <w:bCs w:val="0"/>
-                <w:noProof/>
-                <w:webHidden/>
-                <w:szCs w:val="28"/>
+                <w:noProof/>
+                <w:webHidden/>
               </w:rPr>
               <w:t>8</w:t>
             </w:r>
             <w:r>
               <w:rPr>
-                <w:rFonts w:cstheme="majorHAnsi"/>
-                <w:bCs w:val="0"/>
-                <w:noProof/>
-                <w:webHidden/>
-                <w:szCs w:val="28"/>
+                <w:noProof/>
+                <w:webHidden/>
               </w:rPr>
               <w:fldChar w:fldCharType="end"/>
             </w:r>
@@ -884,91 +798,66 @@
               <w:tab w:val="right" w:leader="dot" w:pos="8921"/>
             </w:tabs>
             <w:rPr>
-              <w:rFonts w:asciiTheme="majorHAnsi" w:eastAsiaTheme="minorEastAsia" w:hAnsiTheme="majorHAnsi" w:cstheme="majorHAnsi"/>
+              <w:rFonts w:eastAsiaTheme="minorEastAsia" w:cstheme="minorBidi"/>
               <w:noProof/>
-              <w:sz w:val="28"/>
-              <w:szCs w:val="28"/>
+              <w:sz w:val="22"/>
+              <w:szCs w:val="22"/>
               <w:lang w:eastAsia="ru-RU"/>
             </w:rPr>
           </w:pPr>
-          <w:hyperlink w:anchor="_Toc228787451" w:history="1">
+          <w:hyperlink w:anchor="_Toc228794533" w:history="1">
             <w:r>
               <w:rPr>
                 <w:rStyle w:val="af6"/>
-                <w:rFonts w:asciiTheme="majorHAnsi" w:hAnsiTheme="majorHAnsi" w:cstheme="majorHAnsi"/>
-                <w:noProof/>
-                <w:sz w:val="28"/>
-                <w:szCs w:val="28"/>
-                <w:u w:val="none"/>
+                <w:noProof/>
               </w:rPr>
               <w:t>1.1.1. Исторический обзор эволюции веб-технологий</w:t>
             </w:r>
             <w:r>
               <w:rPr>
-                <w:rFonts w:asciiTheme="majorHAnsi" w:hAnsiTheme="majorHAnsi" w:cstheme="majorHAnsi"/>
-                <w:noProof/>
-                <w:webHidden/>
-                <w:sz w:val="28"/>
-                <w:szCs w:val="28"/>
+                <w:noProof/>
+                <w:webHidden/>
               </w:rPr>
               <w:tab/>
             </w:r>
             <w:r>
               <w:rPr>
-                <w:rFonts w:asciiTheme="majorHAnsi" w:hAnsiTheme="majorHAnsi" w:cstheme="majorHAnsi"/>
-                <w:noProof/>
-                <w:webHidden/>
-                <w:sz w:val="28"/>
-                <w:szCs w:val="28"/>
+                <w:noProof/>
+                <w:webHidden/>
               </w:rPr>
               <w:fldChar w:fldCharType="begin"/>
             </w:r>
             <w:r>
               <w:rPr>
-                <w:rFonts w:asciiTheme="majorHAnsi" w:hAnsiTheme="majorHAnsi" w:cstheme="majorHAnsi"/>
-                <w:noProof/>
-                <w:webHidden/>
-                <w:sz w:val="28"/>
-                <w:szCs w:val="28"/>
-              </w:rPr>
-              <w:instrText xml:space="preserve"> PAGEREF _Toc228787451 \h </w:instrText>
-            </w:r>
-            <w:r>
-              <w:rPr>
-                <w:rFonts w:asciiTheme="majorHAnsi" w:hAnsiTheme="majorHAnsi" w:cstheme="majorHAnsi"/>
-                <w:noProof/>
-                <w:webHidden/>
-                <w:sz w:val="28"/>
-                <w:szCs w:val="28"/>
-              </w:rPr>
-            </w:r>
-            <w:r>
-              <w:rPr>
-                <w:rFonts w:asciiTheme="majorHAnsi" w:hAnsiTheme="majorHAnsi" w:cstheme="majorHAnsi"/>
-                <w:noProof/>
-                <w:webHidden/>
-                <w:sz w:val="28"/>
-                <w:szCs w:val="28"/>
+                <w:noProof/>
+                <w:webHidden/>
+              </w:rPr>
+              <w:instrText xml:space="preserve"> PAGEREF _Toc228794533 \h </w:instrText>
+            </w:r>
+            <w:r>
+              <w:rPr>
+                <w:noProof/>
+                <w:webHidden/>
+              </w:rPr>
+            </w:r>
+            <w:r>
+              <w:rPr>
+                <w:noProof/>
+                <w:webHidden/>
               </w:rPr>
               <w:fldChar w:fldCharType="separate"/>
             </w:r>
             <w:r>
               <w:rPr>
-                <w:rFonts w:asciiTheme="majorHAnsi" w:hAnsiTheme="majorHAnsi" w:cstheme="majorHAnsi"/>
-                <w:noProof/>
-                <w:webHidden/>
-                <w:sz w:val="28"/>
-                <w:szCs w:val="28"/>
+                <w:noProof/>
+                <w:webHidden/>
               </w:rPr>
               <w:t>8</w:t>
             </w:r>
             <w:r>
               <w:rPr>
-                <w:rFonts w:asciiTheme="majorHAnsi" w:hAnsiTheme="majorHAnsi" w:cstheme="majorHAnsi"/>
-                <w:noProof/>
-                <w:webHidden/>
-                <w:sz w:val="28"/>
-                <w:szCs w:val="28"/>
+                <w:noProof/>
+                <w:webHidden/>
               </w:rPr>
               <w:fldChar w:fldCharType="end"/>
             </w:r>
@@ -981,91 +870,66 @@
               <w:tab w:val="right" w:leader="dot" w:pos="8921"/>
             </w:tabs>
             <w:rPr>
-              <w:rFonts w:asciiTheme="majorHAnsi" w:eastAsiaTheme="minorEastAsia" w:hAnsiTheme="majorHAnsi" w:cstheme="majorHAnsi"/>
+              <w:rFonts w:eastAsiaTheme="minorEastAsia" w:cstheme="minorBidi"/>
               <w:noProof/>
-              <w:sz w:val="28"/>
-              <w:szCs w:val="28"/>
+              <w:sz w:val="22"/>
+              <w:szCs w:val="22"/>
               <w:lang w:eastAsia="ru-RU"/>
             </w:rPr>
           </w:pPr>
-          <w:hyperlink w:anchor="_Toc228787452" w:history="1">
+          <w:hyperlink w:anchor="_Toc228794534" w:history="1">
             <w:r>
               <w:rPr>
                 <w:rStyle w:val="af6"/>
-                <w:rFonts w:asciiTheme="majorHAnsi" w:hAnsiTheme="majorHAnsi" w:cstheme="majorHAnsi"/>
-                <w:noProof/>
-                <w:sz w:val="28"/>
-                <w:szCs w:val="28"/>
-                <w:u w:val="none"/>
+                <w:noProof/>
               </w:rPr>
               <w:t>1.1.2. Принцип генерации контента на стороне сервера</w:t>
             </w:r>
             <w:r>
               <w:rPr>
-                <w:rFonts w:asciiTheme="majorHAnsi" w:hAnsiTheme="majorHAnsi" w:cstheme="majorHAnsi"/>
-                <w:noProof/>
-                <w:webHidden/>
-                <w:sz w:val="28"/>
-                <w:szCs w:val="28"/>
+                <w:noProof/>
+                <w:webHidden/>
               </w:rPr>
               <w:tab/>
             </w:r>
             <w:r>
               <w:rPr>
-                <w:rFonts w:asciiTheme="majorHAnsi" w:hAnsiTheme="majorHAnsi" w:cstheme="majorHAnsi"/>
-                <w:noProof/>
-                <w:webHidden/>
-                <w:sz w:val="28"/>
-                <w:szCs w:val="28"/>
+                <w:noProof/>
+                <w:webHidden/>
               </w:rPr>
               <w:fldChar w:fldCharType="begin"/>
             </w:r>
             <w:r>
               <w:rPr>
-                <w:rFonts w:asciiTheme="majorHAnsi" w:hAnsiTheme="majorHAnsi" w:cstheme="majorHAnsi"/>
-                <w:noProof/>
-                <w:webHidden/>
-                <w:sz w:val="28"/>
-                <w:szCs w:val="28"/>
-              </w:rPr>
-              <w:instrText xml:space="preserve"> PAGEREF _Toc228787452 \h </w:instrText>
-            </w:r>
-            <w:r>
-              <w:rPr>
-                <w:rFonts w:asciiTheme="majorHAnsi" w:hAnsiTheme="majorHAnsi" w:cstheme="majorHAnsi"/>
-                <w:noProof/>
-                <w:webHidden/>
-                <w:sz w:val="28"/>
-                <w:szCs w:val="28"/>
-              </w:rPr>
-            </w:r>
-            <w:r>
-              <w:rPr>
-                <w:rFonts w:asciiTheme="majorHAnsi" w:hAnsiTheme="majorHAnsi" w:cstheme="majorHAnsi"/>
-                <w:noProof/>
-                <w:webHidden/>
-                <w:sz w:val="28"/>
-                <w:szCs w:val="28"/>
+                <w:noProof/>
+                <w:webHidden/>
+              </w:rPr>
+              <w:instrText xml:space="preserve"> PAGEREF _Toc228794534 \h </w:instrText>
+            </w:r>
+            <w:r>
+              <w:rPr>
+                <w:noProof/>
+                <w:webHidden/>
+              </w:rPr>
+            </w:r>
+            <w:r>
+              <w:rPr>
+                <w:noProof/>
+                <w:webHidden/>
               </w:rPr>
               <w:fldChar w:fldCharType="separate"/>
             </w:r>
             <w:r>
               <w:rPr>
-                <w:rFonts w:asciiTheme="majorHAnsi" w:hAnsiTheme="majorHAnsi" w:cstheme="majorHAnsi"/>
-                <w:noProof/>
-                <w:webHidden/>
-                <w:sz w:val="28"/>
-                <w:szCs w:val="28"/>
+                <w:noProof/>
+                <w:webHidden/>
               </w:rPr>
               <w:t>9</w:t>
             </w:r>
             <w:r>
               <w:rPr>
-                <w:rFonts w:asciiTheme="majorHAnsi" w:hAnsiTheme="majorHAnsi" w:cstheme="majorHAnsi"/>
-                <w:noProof/>
-                <w:webHidden/>
-                <w:sz w:val="28"/>
-                <w:szCs w:val="28"/>
+                <w:noProof/>
+                <w:webHidden/>
               </w:rPr>
               <w:fldChar w:fldCharType="end"/>
             </w:r>
@@ -1078,91 +942,66 @@
               <w:tab w:val="right" w:leader="dot" w:pos="8921"/>
             </w:tabs>
             <w:rPr>
-              <w:rFonts w:asciiTheme="majorHAnsi" w:eastAsiaTheme="minorEastAsia" w:hAnsiTheme="majorHAnsi" w:cstheme="majorHAnsi"/>
+              <w:rFonts w:eastAsiaTheme="minorEastAsia" w:cstheme="minorBidi"/>
               <w:noProof/>
-              <w:sz w:val="28"/>
-              <w:szCs w:val="28"/>
+              <w:sz w:val="22"/>
+              <w:szCs w:val="22"/>
               <w:lang w:eastAsia="ru-RU"/>
             </w:rPr>
           </w:pPr>
-          <w:hyperlink w:anchor="_Toc228787453" w:history="1">
+          <w:hyperlink w:anchor="_Toc228794535" w:history="1">
             <w:r>
               <w:rPr>
                 <w:rStyle w:val="af6"/>
-                <w:rFonts w:asciiTheme="majorHAnsi" w:hAnsiTheme="majorHAnsi" w:cstheme="majorHAnsi"/>
-                <w:noProof/>
-                <w:sz w:val="28"/>
-                <w:szCs w:val="28"/>
-                <w:u w:val="none"/>
+                <w:noProof/>
               </w:rPr>
               <w:t>1.1.3. Актуальные векторы развития клиентской части приложений</w:t>
             </w:r>
             <w:r>
               <w:rPr>
-                <w:rFonts w:asciiTheme="majorHAnsi" w:hAnsiTheme="majorHAnsi" w:cstheme="majorHAnsi"/>
-                <w:noProof/>
-                <w:webHidden/>
-                <w:sz w:val="28"/>
-                <w:szCs w:val="28"/>
+                <w:noProof/>
+                <w:webHidden/>
               </w:rPr>
               <w:tab/>
             </w:r>
             <w:r>
               <w:rPr>
-                <w:rFonts w:asciiTheme="majorHAnsi" w:hAnsiTheme="majorHAnsi" w:cstheme="majorHAnsi"/>
-                <w:noProof/>
-                <w:webHidden/>
-                <w:sz w:val="28"/>
-                <w:szCs w:val="28"/>
+                <w:noProof/>
+                <w:webHidden/>
               </w:rPr>
               <w:fldChar w:fldCharType="begin"/>
             </w:r>
             <w:r>
               <w:rPr>
-                <w:rFonts w:asciiTheme="majorHAnsi" w:hAnsiTheme="majorHAnsi" w:cstheme="majorHAnsi"/>
-                <w:noProof/>
-                <w:webHidden/>
-                <w:sz w:val="28"/>
-                <w:szCs w:val="28"/>
-              </w:rPr>
-              <w:instrText xml:space="preserve"> PAGEREF _Toc228787453 \h </w:instrText>
-            </w:r>
-            <w:r>
-              <w:rPr>
-                <w:rFonts w:asciiTheme="majorHAnsi" w:hAnsiTheme="majorHAnsi" w:cstheme="majorHAnsi"/>
-                <w:noProof/>
-                <w:webHidden/>
-                <w:sz w:val="28"/>
-                <w:szCs w:val="28"/>
-              </w:rPr>
-            </w:r>
-            <w:r>
-              <w:rPr>
-                <w:rFonts w:asciiTheme="majorHAnsi" w:hAnsiTheme="majorHAnsi" w:cstheme="majorHAnsi"/>
-                <w:noProof/>
-                <w:webHidden/>
-                <w:sz w:val="28"/>
-                <w:szCs w:val="28"/>
+                <w:noProof/>
+                <w:webHidden/>
+              </w:rPr>
+              <w:instrText xml:space="preserve"> PAGEREF _Toc228794535 \h </w:instrText>
+            </w:r>
+            <w:r>
+              <w:rPr>
+                <w:noProof/>
+                <w:webHidden/>
+              </w:rPr>
+            </w:r>
+            <w:r>
+              <w:rPr>
+                <w:noProof/>
+                <w:webHidden/>
               </w:rPr>
               <w:fldChar w:fldCharType="separate"/>
             </w:r>
             <w:r>
               <w:rPr>
-                <w:rFonts w:asciiTheme="majorHAnsi" w:hAnsiTheme="majorHAnsi" w:cstheme="majorHAnsi"/>
-                <w:noProof/>
-                <w:webHidden/>
-                <w:sz w:val="28"/>
-                <w:szCs w:val="28"/>
+                <w:noProof/>
+                <w:webHidden/>
               </w:rPr>
               <w:t>9</w:t>
             </w:r>
             <w:r>
               <w:rPr>
-                <w:rFonts w:asciiTheme="majorHAnsi" w:hAnsiTheme="majorHAnsi" w:cstheme="majorHAnsi"/>
-                <w:noProof/>
-                <w:webHidden/>
-                <w:sz w:val="28"/>
-                <w:szCs w:val="28"/>
+                <w:noProof/>
+                <w:webHidden/>
               </w:rPr>
               <w:fldChar w:fldCharType="end"/>
             </w:r>
@@ -1175,91 +1014,66 @@
               <w:tab w:val="right" w:leader="dot" w:pos="8921"/>
             </w:tabs>
             <w:rPr>
-              <w:rFonts w:asciiTheme="majorHAnsi" w:eastAsiaTheme="minorEastAsia" w:hAnsiTheme="majorHAnsi" w:cstheme="majorHAnsi"/>
+              <w:rFonts w:eastAsiaTheme="minorEastAsia" w:cstheme="minorBidi"/>
               <w:noProof/>
-              <w:sz w:val="28"/>
-              <w:szCs w:val="28"/>
+              <w:sz w:val="22"/>
+              <w:szCs w:val="22"/>
               <w:lang w:eastAsia="ru-RU"/>
             </w:rPr>
           </w:pPr>
-          <w:hyperlink w:anchor="_Toc228787454" w:history="1">
+          <w:hyperlink w:anchor="_Toc228794536" w:history="1">
             <w:r>
               <w:rPr>
                 <w:rStyle w:val="af6"/>
-                <w:rFonts w:asciiTheme="majorHAnsi" w:hAnsiTheme="majorHAnsi" w:cstheme="majorHAnsi"/>
-                <w:noProof/>
-                <w:sz w:val="28"/>
-                <w:szCs w:val="28"/>
-                <w:u w:val="none"/>
+                <w:noProof/>
               </w:rPr>
               <w:t>1.1.4. Ограничения клиентского рендеринга и ренессанс серверных подходов</w:t>
             </w:r>
             <w:r>
               <w:rPr>
-                <w:rFonts w:asciiTheme="majorHAnsi" w:hAnsiTheme="majorHAnsi" w:cstheme="majorHAnsi"/>
-                <w:noProof/>
-                <w:webHidden/>
-                <w:sz w:val="28"/>
-                <w:szCs w:val="28"/>
+                <w:noProof/>
+                <w:webHidden/>
               </w:rPr>
               <w:tab/>
             </w:r>
             <w:r>
               <w:rPr>
-                <w:rFonts w:asciiTheme="majorHAnsi" w:hAnsiTheme="majorHAnsi" w:cstheme="majorHAnsi"/>
-                <w:noProof/>
-                <w:webHidden/>
-                <w:sz w:val="28"/>
-                <w:szCs w:val="28"/>
+                <w:noProof/>
+                <w:webHidden/>
               </w:rPr>
               <w:fldChar w:fldCharType="begin"/>
             </w:r>
             <w:r>
               <w:rPr>
-                <w:rFonts w:asciiTheme="majorHAnsi" w:hAnsiTheme="majorHAnsi" w:cstheme="majorHAnsi"/>
-                <w:noProof/>
-                <w:webHidden/>
-                <w:sz w:val="28"/>
-                <w:szCs w:val="28"/>
-              </w:rPr>
-              <w:instrText xml:space="preserve"> PAGEREF _Toc228787454 \h </w:instrText>
-            </w:r>
-            <w:r>
-              <w:rPr>
-                <w:rFonts w:asciiTheme="majorHAnsi" w:hAnsiTheme="majorHAnsi" w:cstheme="majorHAnsi"/>
-                <w:noProof/>
-                <w:webHidden/>
-                <w:sz w:val="28"/>
-                <w:szCs w:val="28"/>
-              </w:rPr>
-            </w:r>
-            <w:r>
-              <w:rPr>
-                <w:rFonts w:asciiTheme="majorHAnsi" w:hAnsiTheme="majorHAnsi" w:cstheme="majorHAnsi"/>
-                <w:noProof/>
-                <w:webHidden/>
-                <w:sz w:val="28"/>
-                <w:szCs w:val="28"/>
+                <w:noProof/>
+                <w:webHidden/>
+              </w:rPr>
+              <w:instrText xml:space="preserve"> PAGEREF _Toc228794536 \h </w:instrText>
+            </w:r>
+            <w:r>
+              <w:rPr>
+                <w:noProof/>
+                <w:webHidden/>
+              </w:rPr>
+            </w:r>
+            <w:r>
+              <w:rPr>
+                <w:noProof/>
+                <w:webHidden/>
               </w:rPr>
               <w:fldChar w:fldCharType="separate"/>
             </w:r>
             <w:r>
               <w:rPr>
-                <w:rFonts w:asciiTheme="majorHAnsi" w:hAnsiTheme="majorHAnsi" w:cstheme="majorHAnsi"/>
-                <w:noProof/>
-                <w:webHidden/>
-                <w:sz w:val="28"/>
-                <w:szCs w:val="28"/>
+                <w:noProof/>
+                <w:webHidden/>
               </w:rPr>
               <w:t>10</w:t>
             </w:r>
             <w:r>
               <w:rPr>
-                <w:rFonts w:asciiTheme="majorHAnsi" w:hAnsiTheme="majorHAnsi" w:cstheme="majorHAnsi"/>
-                <w:noProof/>
-                <w:webHidden/>
-                <w:sz w:val="28"/>
-                <w:szCs w:val="28"/>
+                <w:noProof/>
+                <w:webHidden/>
               </w:rPr>
               <w:fldChar w:fldCharType="end"/>
             </w:r>
@@ -1272,91 +1086,66 @@
               <w:tab w:val="right" w:leader="dot" w:pos="8921"/>
             </w:tabs>
             <w:rPr>
-              <w:rFonts w:asciiTheme="majorHAnsi" w:eastAsiaTheme="minorEastAsia" w:hAnsiTheme="majorHAnsi" w:cstheme="majorHAnsi"/>
+              <w:rFonts w:eastAsiaTheme="minorEastAsia" w:cstheme="minorBidi"/>
               <w:noProof/>
-              <w:sz w:val="28"/>
-              <w:szCs w:val="28"/>
+              <w:sz w:val="22"/>
+              <w:szCs w:val="22"/>
               <w:lang w:eastAsia="ru-RU"/>
             </w:rPr>
           </w:pPr>
-          <w:hyperlink w:anchor="_Toc228787455" w:history="1">
+          <w:hyperlink w:anchor="_Toc228794537" w:history="1">
             <w:r>
               <w:rPr>
                 <w:rStyle w:val="af6"/>
-                <w:rFonts w:asciiTheme="majorHAnsi" w:hAnsiTheme="majorHAnsi" w:cstheme="majorHAnsi"/>
-                <w:noProof/>
-                <w:sz w:val="28"/>
-                <w:szCs w:val="28"/>
-                <w:u w:val="none"/>
+                <w:noProof/>
               </w:rPr>
               <w:t>1.1.5. Архитектурный паттерн «Острова» и стратегия выборочной гидратации</w:t>
             </w:r>
             <w:r>
               <w:rPr>
-                <w:rFonts w:asciiTheme="majorHAnsi" w:hAnsiTheme="majorHAnsi" w:cstheme="majorHAnsi"/>
-                <w:noProof/>
-                <w:webHidden/>
-                <w:sz w:val="28"/>
-                <w:szCs w:val="28"/>
+                <w:noProof/>
+                <w:webHidden/>
               </w:rPr>
               <w:tab/>
             </w:r>
             <w:r>
               <w:rPr>
-                <w:rFonts w:asciiTheme="majorHAnsi" w:hAnsiTheme="majorHAnsi" w:cstheme="majorHAnsi"/>
-                <w:noProof/>
-                <w:webHidden/>
-                <w:sz w:val="28"/>
-                <w:szCs w:val="28"/>
+                <w:noProof/>
+                <w:webHidden/>
               </w:rPr>
               <w:fldChar w:fldCharType="begin"/>
             </w:r>
             <w:r>
               <w:rPr>
-                <w:rFonts w:asciiTheme="majorHAnsi" w:hAnsiTheme="majorHAnsi" w:cstheme="majorHAnsi"/>
-                <w:noProof/>
-                <w:webHidden/>
-                <w:sz w:val="28"/>
-                <w:szCs w:val="28"/>
-              </w:rPr>
-              <w:instrText xml:space="preserve"> PAGEREF _Toc228787455 \h </w:instrText>
-            </w:r>
-            <w:r>
-              <w:rPr>
-                <w:rFonts w:asciiTheme="majorHAnsi" w:hAnsiTheme="majorHAnsi" w:cstheme="majorHAnsi"/>
-                <w:noProof/>
-                <w:webHidden/>
-                <w:sz w:val="28"/>
-                <w:szCs w:val="28"/>
-              </w:rPr>
-            </w:r>
-            <w:r>
-              <w:rPr>
-                <w:rFonts w:asciiTheme="majorHAnsi" w:hAnsiTheme="majorHAnsi" w:cstheme="majorHAnsi"/>
-                <w:noProof/>
-                <w:webHidden/>
-                <w:sz w:val="28"/>
-                <w:szCs w:val="28"/>
+                <w:noProof/>
+                <w:webHidden/>
+              </w:rPr>
+              <w:instrText xml:space="preserve"> PAGEREF _Toc228794537 \h </w:instrText>
+            </w:r>
+            <w:r>
+              <w:rPr>
+                <w:noProof/>
+                <w:webHidden/>
+              </w:rPr>
+            </w:r>
+            <w:r>
+              <w:rPr>
+                <w:noProof/>
+                <w:webHidden/>
               </w:rPr>
               <w:fldChar w:fldCharType="separate"/>
             </w:r>
             <w:r>
               <w:rPr>
-                <w:rFonts w:asciiTheme="majorHAnsi" w:hAnsiTheme="majorHAnsi" w:cstheme="majorHAnsi"/>
-                <w:noProof/>
-                <w:webHidden/>
-                <w:sz w:val="28"/>
-                <w:szCs w:val="28"/>
+                <w:noProof/>
+                <w:webHidden/>
               </w:rPr>
               <w:t>11</w:t>
             </w:r>
             <w:r>
               <w:rPr>
-                <w:rFonts w:asciiTheme="majorHAnsi" w:hAnsiTheme="majorHAnsi" w:cstheme="majorHAnsi"/>
-                <w:noProof/>
-                <w:webHidden/>
-                <w:sz w:val="28"/>
-                <w:szCs w:val="28"/>
+                <w:noProof/>
+                <w:webHidden/>
               </w:rPr>
               <w:fldChar w:fldCharType="end"/>
             </w:r>
@@ -1369,91 +1158,67 @@
               <w:tab w:val="right" w:leader="dot" w:pos="8921"/>
             </w:tabs>
             <w:rPr>
-              <w:rFonts w:eastAsiaTheme="minorEastAsia" w:cstheme="majorHAnsi"/>
+              <w:rFonts w:asciiTheme="minorHAnsi" w:eastAsiaTheme="minorEastAsia" w:hAnsiTheme="minorHAnsi" w:cstheme="minorBidi"/>
               <w:bCs w:val="0"/>
               <w:noProof/>
-              <w:szCs w:val="28"/>
+              <w:sz w:val="22"/>
               <w:lang w:eastAsia="ru-RU"/>
             </w:rPr>
           </w:pPr>
-          <w:hyperlink w:anchor="_Toc228787456" w:history="1">
+          <w:hyperlink w:anchor="_Toc228794538" w:history="1">
             <w:r>
               <w:rPr>
                 <w:rStyle w:val="af6"/>
                 <w:rFonts w:cstheme="majorHAnsi"/>
-                <w:bCs w:val="0"/>
-                <w:noProof/>
-                <w:szCs w:val="28"/>
-                <w:u w:val="none"/>
+                <w:noProof/>
               </w:rPr>
               <w:t>1.2. Платформа Next.js как инструмент предприятия уровня</w:t>
             </w:r>
             <w:r>
               <w:rPr>
-                <w:rFonts w:cstheme="majorHAnsi"/>
-                <w:bCs w:val="0"/>
-                <w:noProof/>
-                <w:webHidden/>
-                <w:szCs w:val="28"/>
+                <w:noProof/>
+                <w:webHidden/>
               </w:rPr>
               <w:tab/>
             </w:r>
             <w:r>
               <w:rPr>
-                <w:rFonts w:cstheme="majorHAnsi"/>
-                <w:bCs w:val="0"/>
-                <w:noProof/>
-                <w:webHidden/>
-                <w:szCs w:val="28"/>
+                <w:noProof/>
+                <w:webHidden/>
               </w:rPr>
               <w:fldChar w:fldCharType="begin"/>
             </w:r>
             <w:r>
               <w:rPr>
-                <w:rFonts w:cstheme="majorHAnsi"/>
-                <w:bCs w:val="0"/>
-                <w:noProof/>
-                <w:webHidden/>
-                <w:szCs w:val="28"/>
-              </w:rPr>
-              <w:instrText xml:space="preserve"> PAGEREF _Toc228787456 \h </w:instrText>
-            </w:r>
-            <w:r>
-              <w:rPr>
-                <w:rFonts w:cstheme="majorHAnsi"/>
-                <w:bCs w:val="0"/>
-                <w:noProof/>
-                <w:webHidden/>
-                <w:szCs w:val="28"/>
-              </w:rPr>
-            </w:r>
-            <w:r>
-              <w:rPr>
-                <w:rFonts w:cstheme="majorHAnsi"/>
-                <w:bCs w:val="0"/>
-                <w:noProof/>
-                <w:webHidden/>
-                <w:szCs w:val="28"/>
+                <w:noProof/>
+                <w:webHidden/>
+              </w:rPr>
+              <w:instrText xml:space="preserve"> PAGEREF _Toc228794538 \h </w:instrText>
+            </w:r>
+            <w:r>
+              <w:rPr>
+                <w:noProof/>
+                <w:webHidden/>
+              </w:rPr>
+            </w:r>
+            <w:r>
+              <w:rPr>
+                <w:noProof/>
+                <w:webHidden/>
               </w:rPr>
               <w:fldChar w:fldCharType="separate"/>
             </w:r>
             <w:r>
               <w:rPr>
-                <w:rFonts w:cstheme="majorHAnsi"/>
-                <w:bCs w:val="0"/>
-                <w:noProof/>
-                <w:webHidden/>
-                <w:szCs w:val="28"/>
+                <w:noProof/>
+                <w:webHidden/>
               </w:rPr>
               <w:t>12</w:t>
             </w:r>
             <w:r>
               <w:rPr>
-                <w:rFonts w:cstheme="majorHAnsi"/>
-                <w:bCs w:val="0"/>
-                <w:noProof/>
-                <w:webHidden/>
-                <w:szCs w:val="28"/>
+                <w:noProof/>
+                <w:webHidden/>
               </w:rPr>
               <w:fldChar w:fldCharType="end"/>
             </w:r>
@@ -1466,91 +1231,66 @@
               <w:tab w:val="right" w:leader="dot" w:pos="8921"/>
             </w:tabs>
             <w:rPr>
-              <w:rFonts w:asciiTheme="majorHAnsi" w:eastAsiaTheme="minorEastAsia" w:hAnsiTheme="majorHAnsi" w:cstheme="majorHAnsi"/>
+              <w:rFonts w:eastAsiaTheme="minorEastAsia" w:cstheme="minorBidi"/>
               <w:noProof/>
-              <w:sz w:val="28"/>
-              <w:szCs w:val="28"/>
+              <w:sz w:val="22"/>
+              <w:szCs w:val="22"/>
               <w:lang w:eastAsia="ru-RU"/>
             </w:rPr>
           </w:pPr>
-          <w:hyperlink w:anchor="_Toc228787457" w:history="1">
+          <w:hyperlink w:anchor="_Toc228794539" w:history="1">
             <w:r>
               <w:rPr>
                 <w:rStyle w:val="af6"/>
-                <w:rFonts w:asciiTheme="majorHAnsi" w:hAnsiTheme="majorHAnsi" w:cstheme="majorHAnsi"/>
-                <w:noProof/>
-                <w:sz w:val="28"/>
-                <w:szCs w:val="28"/>
-                <w:u w:val="none"/>
+                <w:noProof/>
               </w:rPr>
               <w:t>1.2.1. Этапы становления и развития фреймворка</w:t>
             </w:r>
             <w:r>
               <w:rPr>
-                <w:rFonts w:asciiTheme="majorHAnsi" w:hAnsiTheme="majorHAnsi" w:cstheme="majorHAnsi"/>
-                <w:noProof/>
-                <w:webHidden/>
-                <w:sz w:val="28"/>
-                <w:szCs w:val="28"/>
+                <w:noProof/>
+                <w:webHidden/>
               </w:rPr>
               <w:tab/>
             </w:r>
             <w:r>
               <w:rPr>
-                <w:rFonts w:asciiTheme="majorHAnsi" w:hAnsiTheme="majorHAnsi" w:cstheme="majorHAnsi"/>
-                <w:noProof/>
-                <w:webHidden/>
-                <w:sz w:val="28"/>
-                <w:szCs w:val="28"/>
+                <w:noProof/>
+                <w:webHidden/>
               </w:rPr>
               <w:fldChar w:fldCharType="begin"/>
             </w:r>
             <w:r>
               <w:rPr>
-                <w:rFonts w:asciiTheme="majorHAnsi" w:hAnsiTheme="majorHAnsi" w:cstheme="majorHAnsi"/>
-                <w:noProof/>
-                <w:webHidden/>
-                <w:sz w:val="28"/>
-                <w:szCs w:val="28"/>
-              </w:rPr>
-              <w:instrText xml:space="preserve"> PAGEREF _Toc228787457 \h </w:instrText>
-            </w:r>
-            <w:r>
-              <w:rPr>
-                <w:rFonts w:asciiTheme="majorHAnsi" w:hAnsiTheme="majorHAnsi" w:cstheme="majorHAnsi"/>
-                <w:noProof/>
-                <w:webHidden/>
-                <w:sz w:val="28"/>
-                <w:szCs w:val="28"/>
-              </w:rPr>
-            </w:r>
-            <w:r>
-              <w:rPr>
-                <w:rFonts w:asciiTheme="majorHAnsi" w:hAnsiTheme="majorHAnsi" w:cstheme="majorHAnsi"/>
-                <w:noProof/>
-                <w:webHidden/>
-                <w:sz w:val="28"/>
-                <w:szCs w:val="28"/>
+                <w:noProof/>
+                <w:webHidden/>
+              </w:rPr>
+              <w:instrText xml:space="preserve"> PAGEREF _Toc228794539 \h </w:instrText>
+            </w:r>
+            <w:r>
+              <w:rPr>
+                <w:noProof/>
+                <w:webHidden/>
+              </w:rPr>
+            </w:r>
+            <w:r>
+              <w:rPr>
+                <w:noProof/>
+                <w:webHidden/>
               </w:rPr>
               <w:fldChar w:fldCharType="separate"/>
             </w:r>
             <w:r>
               <w:rPr>
-                <w:rFonts w:asciiTheme="majorHAnsi" w:hAnsiTheme="majorHAnsi" w:cstheme="majorHAnsi"/>
-                <w:noProof/>
-                <w:webHidden/>
-                <w:sz w:val="28"/>
-                <w:szCs w:val="28"/>
+                <w:noProof/>
+                <w:webHidden/>
               </w:rPr>
               <w:t>12</w:t>
             </w:r>
             <w:r>
               <w:rPr>
-                <w:rFonts w:asciiTheme="majorHAnsi" w:hAnsiTheme="majorHAnsi" w:cstheme="majorHAnsi"/>
-                <w:noProof/>
-                <w:webHidden/>
-                <w:sz w:val="28"/>
-                <w:szCs w:val="28"/>
+                <w:noProof/>
+                <w:webHidden/>
               </w:rPr>
               <w:fldChar w:fldCharType="end"/>
             </w:r>
@@ -1563,91 +1303,66 @@
               <w:tab w:val="right" w:leader="dot" w:pos="8921"/>
             </w:tabs>
             <w:rPr>
-              <w:rFonts w:asciiTheme="majorHAnsi" w:eastAsiaTheme="minorEastAsia" w:hAnsiTheme="majorHAnsi" w:cstheme="majorHAnsi"/>
+              <w:rFonts w:eastAsiaTheme="minorEastAsia" w:cstheme="minorBidi"/>
               <w:noProof/>
-              <w:sz w:val="28"/>
-              <w:szCs w:val="28"/>
+              <w:sz w:val="22"/>
+              <w:szCs w:val="22"/>
               <w:lang w:eastAsia="ru-RU"/>
             </w:rPr>
           </w:pPr>
-          <w:hyperlink w:anchor="_Toc228787458" w:history="1">
+          <w:hyperlink w:anchor="_Toc228794540" w:history="1">
             <w:r>
               <w:rPr>
                 <w:rStyle w:val="af6"/>
-                <w:rFonts w:asciiTheme="majorHAnsi" w:hAnsiTheme="majorHAnsi" w:cstheme="majorHAnsi"/>
-                <w:noProof/>
-                <w:sz w:val="28"/>
-                <w:szCs w:val="28"/>
-                <w:u w:val="none"/>
+                <w:noProof/>
               </w:rPr>
               <w:t>1.2.2. Базовые архитектурные принципы и концептуальные основы</w:t>
             </w:r>
             <w:r>
               <w:rPr>
-                <w:rFonts w:asciiTheme="majorHAnsi" w:hAnsiTheme="majorHAnsi" w:cstheme="majorHAnsi"/>
-                <w:noProof/>
-                <w:webHidden/>
-                <w:sz w:val="28"/>
-                <w:szCs w:val="28"/>
+                <w:noProof/>
+                <w:webHidden/>
               </w:rPr>
               <w:tab/>
             </w:r>
             <w:r>
               <w:rPr>
-                <w:rFonts w:asciiTheme="majorHAnsi" w:hAnsiTheme="majorHAnsi" w:cstheme="majorHAnsi"/>
-                <w:noProof/>
-                <w:webHidden/>
-                <w:sz w:val="28"/>
-                <w:szCs w:val="28"/>
+                <w:noProof/>
+                <w:webHidden/>
               </w:rPr>
               <w:fldChar w:fldCharType="begin"/>
             </w:r>
             <w:r>
               <w:rPr>
-                <w:rFonts w:asciiTheme="majorHAnsi" w:hAnsiTheme="majorHAnsi" w:cstheme="majorHAnsi"/>
-                <w:noProof/>
-                <w:webHidden/>
-                <w:sz w:val="28"/>
-                <w:szCs w:val="28"/>
-              </w:rPr>
-              <w:instrText xml:space="preserve"> PAGEREF _Toc228787458 \h </w:instrText>
-            </w:r>
-            <w:r>
-              <w:rPr>
-                <w:rFonts w:asciiTheme="majorHAnsi" w:hAnsiTheme="majorHAnsi" w:cstheme="majorHAnsi"/>
-                <w:noProof/>
-                <w:webHidden/>
-                <w:sz w:val="28"/>
-                <w:szCs w:val="28"/>
-              </w:rPr>
-            </w:r>
-            <w:r>
-              <w:rPr>
-                <w:rFonts w:asciiTheme="majorHAnsi" w:hAnsiTheme="majorHAnsi" w:cstheme="majorHAnsi"/>
-                <w:noProof/>
-                <w:webHidden/>
-                <w:sz w:val="28"/>
-                <w:szCs w:val="28"/>
+                <w:noProof/>
+                <w:webHidden/>
+              </w:rPr>
+              <w:instrText xml:space="preserve"> PAGEREF _Toc228794540 \h </w:instrText>
+            </w:r>
+            <w:r>
+              <w:rPr>
+                <w:noProof/>
+                <w:webHidden/>
+              </w:rPr>
+            </w:r>
+            <w:r>
+              <w:rPr>
+                <w:noProof/>
+                <w:webHidden/>
               </w:rPr>
               <w:fldChar w:fldCharType="separate"/>
             </w:r>
             <w:r>
               <w:rPr>
-                <w:rFonts w:asciiTheme="majorHAnsi" w:hAnsiTheme="majorHAnsi" w:cstheme="majorHAnsi"/>
-                <w:noProof/>
-                <w:webHidden/>
-                <w:sz w:val="28"/>
-                <w:szCs w:val="28"/>
+                <w:noProof/>
+                <w:webHidden/>
               </w:rPr>
               <w:t>12</w:t>
             </w:r>
             <w:r>
               <w:rPr>
-                <w:rFonts w:asciiTheme="majorHAnsi" w:hAnsiTheme="majorHAnsi" w:cstheme="majorHAnsi"/>
-                <w:noProof/>
-                <w:webHidden/>
-                <w:sz w:val="28"/>
-                <w:szCs w:val="28"/>
+                <w:noProof/>
+                <w:webHidden/>
               </w:rPr>
               <w:fldChar w:fldCharType="end"/>
             </w:r>
@@ -1660,91 +1375,66 @@
               <w:tab w:val="right" w:leader="dot" w:pos="8921"/>
             </w:tabs>
             <w:rPr>
-              <w:rFonts w:asciiTheme="majorHAnsi" w:eastAsiaTheme="minorEastAsia" w:hAnsiTheme="majorHAnsi" w:cstheme="majorHAnsi"/>
+              <w:rFonts w:eastAsiaTheme="minorEastAsia" w:cstheme="minorBidi"/>
               <w:noProof/>
-              <w:sz w:val="28"/>
-              <w:szCs w:val="28"/>
+              <w:sz w:val="22"/>
+              <w:szCs w:val="22"/>
               <w:lang w:eastAsia="ru-RU"/>
             </w:rPr>
           </w:pPr>
-          <w:hyperlink w:anchor="_Toc228787459" w:history="1">
+          <w:hyperlink w:anchor="_Toc228794541" w:history="1">
             <w:r>
               <w:rPr>
                 <w:rStyle w:val="af6"/>
-                <w:rFonts w:asciiTheme="majorHAnsi" w:hAnsiTheme="majorHAnsi" w:cstheme="majorHAnsi"/>
-                <w:noProof/>
-                <w:sz w:val="28"/>
-                <w:szCs w:val="28"/>
-                <w:u w:val="none"/>
+                <w:noProof/>
               </w:rPr>
               <w:t>1.2.3. Новая система навигации App Router</w:t>
             </w:r>
             <w:r>
               <w:rPr>
-                <w:rFonts w:asciiTheme="majorHAnsi" w:hAnsiTheme="majorHAnsi" w:cstheme="majorHAnsi"/>
-                <w:noProof/>
-                <w:webHidden/>
-                <w:sz w:val="28"/>
-                <w:szCs w:val="28"/>
+                <w:noProof/>
+                <w:webHidden/>
               </w:rPr>
               <w:tab/>
             </w:r>
             <w:r>
               <w:rPr>
-                <w:rFonts w:asciiTheme="majorHAnsi" w:hAnsiTheme="majorHAnsi" w:cstheme="majorHAnsi"/>
-                <w:noProof/>
-                <w:webHidden/>
-                <w:sz w:val="28"/>
-                <w:szCs w:val="28"/>
+                <w:noProof/>
+                <w:webHidden/>
               </w:rPr>
               <w:fldChar w:fldCharType="begin"/>
             </w:r>
             <w:r>
               <w:rPr>
-                <w:rFonts w:asciiTheme="majorHAnsi" w:hAnsiTheme="majorHAnsi" w:cstheme="majorHAnsi"/>
-                <w:noProof/>
-                <w:webHidden/>
-                <w:sz w:val="28"/>
-                <w:szCs w:val="28"/>
-              </w:rPr>
-              <w:instrText xml:space="preserve"> PAGEREF _Toc228787459 \h </w:instrText>
-            </w:r>
-            <w:r>
-              <w:rPr>
-                <w:rFonts w:asciiTheme="majorHAnsi" w:hAnsiTheme="majorHAnsi" w:cstheme="majorHAnsi"/>
-                <w:noProof/>
-                <w:webHidden/>
-                <w:sz w:val="28"/>
-                <w:szCs w:val="28"/>
-              </w:rPr>
-            </w:r>
-            <w:r>
-              <w:rPr>
-                <w:rFonts w:asciiTheme="majorHAnsi" w:hAnsiTheme="majorHAnsi" w:cstheme="majorHAnsi"/>
-                <w:noProof/>
-                <w:webHidden/>
-                <w:sz w:val="28"/>
-                <w:szCs w:val="28"/>
+                <w:noProof/>
+                <w:webHidden/>
+              </w:rPr>
+              <w:instrText xml:space="preserve"> PAGEREF _Toc228794541 \h </w:instrText>
+            </w:r>
+            <w:r>
+              <w:rPr>
+                <w:noProof/>
+                <w:webHidden/>
+              </w:rPr>
+            </w:r>
+            <w:r>
+              <w:rPr>
+                <w:noProof/>
+                <w:webHidden/>
               </w:rPr>
               <w:fldChar w:fldCharType="separate"/>
             </w:r>
             <w:r>
               <w:rPr>
-                <w:rFonts w:asciiTheme="majorHAnsi" w:hAnsiTheme="majorHAnsi" w:cstheme="majorHAnsi"/>
-                <w:noProof/>
-                <w:webHidden/>
-                <w:sz w:val="28"/>
-                <w:szCs w:val="28"/>
+                <w:noProof/>
+                <w:webHidden/>
               </w:rPr>
               <w:t>13</w:t>
             </w:r>
             <w:r>
               <w:rPr>
-                <w:rFonts w:asciiTheme="majorHAnsi" w:hAnsiTheme="majorHAnsi" w:cstheme="majorHAnsi"/>
-                <w:noProof/>
-                <w:webHidden/>
-                <w:sz w:val="28"/>
-                <w:szCs w:val="28"/>
+                <w:noProof/>
+                <w:webHidden/>
               </w:rPr>
               <w:fldChar w:fldCharType="end"/>
             </w:r>
@@ -1757,91 +1447,66 @@
               <w:tab w:val="right" w:leader="dot" w:pos="8921"/>
             </w:tabs>
             <w:rPr>
-              <w:rFonts w:asciiTheme="majorHAnsi" w:eastAsiaTheme="minorEastAsia" w:hAnsiTheme="majorHAnsi" w:cstheme="majorHAnsi"/>
+              <w:rFonts w:eastAsiaTheme="minorEastAsia" w:cstheme="minorBidi"/>
               <w:noProof/>
-              <w:sz w:val="28"/>
-              <w:szCs w:val="28"/>
+              <w:sz w:val="22"/>
+              <w:szCs w:val="22"/>
               <w:lang w:eastAsia="ru-RU"/>
             </w:rPr>
           </w:pPr>
-          <w:hyperlink w:anchor="_Toc228787460" w:history="1">
+          <w:hyperlink w:anchor="_Toc228794542" w:history="1">
             <w:r>
               <w:rPr>
                 <w:rStyle w:val="af6"/>
-                <w:rFonts w:asciiTheme="majorHAnsi" w:hAnsiTheme="majorHAnsi" w:cstheme="majorHAnsi"/>
-                <w:noProof/>
-                <w:sz w:val="28"/>
-                <w:szCs w:val="28"/>
-                <w:u w:val="none"/>
+                <w:noProof/>
               </w:rPr>
               <w:t>1.2.4. Дихотомия серверных и клиентских компонентов</w:t>
             </w:r>
             <w:r>
               <w:rPr>
-                <w:rFonts w:asciiTheme="majorHAnsi" w:hAnsiTheme="majorHAnsi" w:cstheme="majorHAnsi"/>
-                <w:noProof/>
-                <w:webHidden/>
-                <w:sz w:val="28"/>
-                <w:szCs w:val="28"/>
+                <w:noProof/>
+                <w:webHidden/>
               </w:rPr>
               <w:tab/>
             </w:r>
             <w:r>
               <w:rPr>
-                <w:rFonts w:asciiTheme="majorHAnsi" w:hAnsiTheme="majorHAnsi" w:cstheme="majorHAnsi"/>
-                <w:noProof/>
-                <w:webHidden/>
-                <w:sz w:val="28"/>
-                <w:szCs w:val="28"/>
+                <w:noProof/>
+                <w:webHidden/>
               </w:rPr>
               <w:fldChar w:fldCharType="begin"/>
             </w:r>
             <w:r>
               <w:rPr>
-                <w:rFonts w:asciiTheme="majorHAnsi" w:hAnsiTheme="majorHAnsi" w:cstheme="majorHAnsi"/>
-                <w:noProof/>
-                <w:webHidden/>
-                <w:sz w:val="28"/>
-                <w:szCs w:val="28"/>
-              </w:rPr>
-              <w:instrText xml:space="preserve"> PAGEREF _Toc228787460 \h </w:instrText>
-            </w:r>
-            <w:r>
-              <w:rPr>
-                <w:rFonts w:asciiTheme="majorHAnsi" w:hAnsiTheme="majorHAnsi" w:cstheme="majorHAnsi"/>
-                <w:noProof/>
-                <w:webHidden/>
-                <w:sz w:val="28"/>
-                <w:szCs w:val="28"/>
-              </w:rPr>
-            </w:r>
-            <w:r>
-              <w:rPr>
-                <w:rFonts w:asciiTheme="majorHAnsi" w:hAnsiTheme="majorHAnsi" w:cstheme="majorHAnsi"/>
-                <w:noProof/>
-                <w:webHidden/>
-                <w:sz w:val="28"/>
-                <w:szCs w:val="28"/>
+                <w:noProof/>
+                <w:webHidden/>
+              </w:rPr>
+              <w:instrText xml:space="preserve"> PAGEREF _Toc228794542 \h </w:instrText>
+            </w:r>
+            <w:r>
+              <w:rPr>
+                <w:noProof/>
+                <w:webHidden/>
+              </w:rPr>
+            </w:r>
+            <w:r>
+              <w:rPr>
+                <w:noProof/>
+                <w:webHidden/>
               </w:rPr>
               <w:fldChar w:fldCharType="separate"/>
             </w:r>
             <w:r>
               <w:rPr>
-                <w:rFonts w:asciiTheme="majorHAnsi" w:hAnsiTheme="majorHAnsi" w:cstheme="majorHAnsi"/>
-                <w:noProof/>
-                <w:webHidden/>
-                <w:sz w:val="28"/>
-                <w:szCs w:val="28"/>
+                <w:noProof/>
+                <w:webHidden/>
               </w:rPr>
               <w:t>14</w:t>
             </w:r>
             <w:r>
               <w:rPr>
-                <w:rFonts w:asciiTheme="majorHAnsi" w:hAnsiTheme="majorHAnsi" w:cstheme="majorHAnsi"/>
-                <w:noProof/>
-                <w:webHidden/>
-                <w:sz w:val="28"/>
-                <w:szCs w:val="28"/>
+                <w:noProof/>
+                <w:webHidden/>
               </w:rPr>
               <w:fldChar w:fldCharType="end"/>
             </w:r>
@@ -1854,91 +1519,66 @@
               <w:tab w:val="right" w:leader="dot" w:pos="8921"/>
             </w:tabs>
             <w:rPr>
-              <w:rFonts w:asciiTheme="majorHAnsi" w:eastAsiaTheme="minorEastAsia" w:hAnsiTheme="majorHAnsi" w:cstheme="majorHAnsi"/>
+              <w:rFonts w:eastAsiaTheme="minorEastAsia" w:cstheme="minorBidi"/>
               <w:noProof/>
-              <w:sz w:val="28"/>
-              <w:szCs w:val="28"/>
+              <w:sz w:val="22"/>
+              <w:szCs w:val="22"/>
               <w:lang w:eastAsia="ru-RU"/>
             </w:rPr>
           </w:pPr>
-          <w:hyperlink w:anchor="_Toc228787461" w:history="1">
+          <w:hyperlink w:anchor="_Toc228794543" w:history="1">
             <w:r>
               <w:rPr>
                 <w:rStyle w:val="af6"/>
-                <w:rFonts w:asciiTheme="majorHAnsi" w:hAnsiTheme="majorHAnsi" w:cstheme="majorHAnsi"/>
-                <w:noProof/>
-                <w:sz w:val="28"/>
-                <w:szCs w:val="28"/>
-                <w:u w:val="none"/>
+                <w:noProof/>
               </w:rPr>
               <w:t>1.2.5. Инструментарий для повышения быстродействия</w:t>
             </w:r>
             <w:r>
               <w:rPr>
-                <w:rFonts w:asciiTheme="majorHAnsi" w:hAnsiTheme="majorHAnsi" w:cstheme="majorHAnsi"/>
-                <w:noProof/>
-                <w:webHidden/>
-                <w:sz w:val="28"/>
-                <w:szCs w:val="28"/>
+                <w:noProof/>
+                <w:webHidden/>
               </w:rPr>
               <w:tab/>
             </w:r>
             <w:r>
               <w:rPr>
-                <w:rFonts w:asciiTheme="majorHAnsi" w:hAnsiTheme="majorHAnsi" w:cstheme="majorHAnsi"/>
-                <w:noProof/>
-                <w:webHidden/>
-                <w:sz w:val="28"/>
-                <w:szCs w:val="28"/>
+                <w:noProof/>
+                <w:webHidden/>
               </w:rPr>
               <w:fldChar w:fldCharType="begin"/>
             </w:r>
             <w:r>
               <w:rPr>
-                <w:rFonts w:asciiTheme="majorHAnsi" w:hAnsiTheme="majorHAnsi" w:cstheme="majorHAnsi"/>
-                <w:noProof/>
-                <w:webHidden/>
-                <w:sz w:val="28"/>
-                <w:szCs w:val="28"/>
-              </w:rPr>
-              <w:instrText xml:space="preserve"> PAGEREF _Toc228787461 \h </w:instrText>
-            </w:r>
-            <w:r>
-              <w:rPr>
-                <w:rFonts w:asciiTheme="majorHAnsi" w:hAnsiTheme="majorHAnsi" w:cstheme="majorHAnsi"/>
-                <w:noProof/>
-                <w:webHidden/>
-                <w:sz w:val="28"/>
-                <w:szCs w:val="28"/>
-              </w:rPr>
-            </w:r>
-            <w:r>
-              <w:rPr>
-                <w:rFonts w:asciiTheme="majorHAnsi" w:hAnsiTheme="majorHAnsi" w:cstheme="majorHAnsi"/>
-                <w:noProof/>
-                <w:webHidden/>
-                <w:sz w:val="28"/>
-                <w:szCs w:val="28"/>
+                <w:noProof/>
+                <w:webHidden/>
+              </w:rPr>
+              <w:instrText xml:space="preserve"> PAGEREF _Toc228794543 \h </w:instrText>
+            </w:r>
+            <w:r>
+              <w:rPr>
+                <w:noProof/>
+                <w:webHidden/>
+              </w:rPr>
+            </w:r>
+            <w:r>
+              <w:rPr>
+                <w:noProof/>
+                <w:webHidden/>
               </w:rPr>
               <w:fldChar w:fldCharType="separate"/>
             </w:r>
             <w:r>
               <w:rPr>
-                <w:rFonts w:asciiTheme="majorHAnsi" w:hAnsiTheme="majorHAnsi" w:cstheme="majorHAnsi"/>
-                <w:noProof/>
-                <w:webHidden/>
-                <w:sz w:val="28"/>
-                <w:szCs w:val="28"/>
+                <w:noProof/>
+                <w:webHidden/>
               </w:rPr>
               <w:t>14</w:t>
             </w:r>
             <w:r>
               <w:rPr>
-                <w:rFonts w:asciiTheme="majorHAnsi" w:hAnsiTheme="majorHAnsi" w:cstheme="majorHAnsi"/>
-                <w:noProof/>
-                <w:webHidden/>
-                <w:sz w:val="28"/>
-                <w:szCs w:val="28"/>
+                <w:noProof/>
+                <w:webHidden/>
               </w:rPr>
               <w:fldChar w:fldCharType="end"/>
             </w:r>
@@ -1951,91 +1591,66 @@
               <w:tab w:val="right" w:leader="dot" w:pos="8921"/>
             </w:tabs>
             <w:rPr>
-              <w:rFonts w:asciiTheme="majorHAnsi" w:eastAsiaTheme="minorEastAsia" w:hAnsiTheme="majorHAnsi" w:cstheme="majorHAnsi"/>
+              <w:rFonts w:eastAsiaTheme="minorEastAsia" w:cstheme="minorBidi"/>
               <w:noProof/>
-              <w:sz w:val="28"/>
-              <w:szCs w:val="28"/>
+              <w:sz w:val="22"/>
+              <w:szCs w:val="22"/>
               <w:lang w:eastAsia="ru-RU"/>
             </w:rPr>
           </w:pPr>
-          <w:hyperlink w:anchor="_Toc228787462" w:history="1">
+          <w:hyperlink w:anchor="_Toc228794544" w:history="1">
             <w:r>
               <w:rPr>
                 <w:rStyle w:val="af6"/>
-                <w:rFonts w:asciiTheme="majorHAnsi" w:hAnsiTheme="majorHAnsi" w:cstheme="majorHAnsi"/>
-                <w:noProof/>
-                <w:sz w:val="28"/>
-                <w:szCs w:val="28"/>
-                <w:u w:val="none"/>
+                <w:noProof/>
               </w:rPr>
               <w:t>1.2.6. Распределённая обработка данных через Edge Runtime</w:t>
             </w:r>
             <w:r>
               <w:rPr>
-                <w:rFonts w:asciiTheme="majorHAnsi" w:hAnsiTheme="majorHAnsi" w:cstheme="majorHAnsi"/>
-                <w:noProof/>
-                <w:webHidden/>
-                <w:sz w:val="28"/>
-                <w:szCs w:val="28"/>
+                <w:noProof/>
+                <w:webHidden/>
               </w:rPr>
               <w:tab/>
             </w:r>
             <w:r>
               <w:rPr>
-                <w:rFonts w:asciiTheme="majorHAnsi" w:hAnsiTheme="majorHAnsi" w:cstheme="majorHAnsi"/>
-                <w:noProof/>
-                <w:webHidden/>
-                <w:sz w:val="28"/>
-                <w:szCs w:val="28"/>
+                <w:noProof/>
+                <w:webHidden/>
               </w:rPr>
               <w:fldChar w:fldCharType="begin"/>
             </w:r>
             <w:r>
               <w:rPr>
-                <w:rFonts w:asciiTheme="majorHAnsi" w:hAnsiTheme="majorHAnsi" w:cstheme="majorHAnsi"/>
-                <w:noProof/>
-                <w:webHidden/>
-                <w:sz w:val="28"/>
-                <w:szCs w:val="28"/>
-              </w:rPr>
-              <w:instrText xml:space="preserve"> PAGEREF _Toc228787462 \h </w:instrText>
-            </w:r>
-            <w:r>
-              <w:rPr>
-                <w:rFonts w:asciiTheme="majorHAnsi" w:hAnsiTheme="majorHAnsi" w:cstheme="majorHAnsi"/>
-                <w:noProof/>
-                <w:webHidden/>
-                <w:sz w:val="28"/>
-                <w:szCs w:val="28"/>
-              </w:rPr>
-            </w:r>
-            <w:r>
-              <w:rPr>
-                <w:rFonts w:asciiTheme="majorHAnsi" w:hAnsiTheme="majorHAnsi" w:cstheme="majorHAnsi"/>
-                <w:noProof/>
-                <w:webHidden/>
-                <w:sz w:val="28"/>
-                <w:szCs w:val="28"/>
+                <w:noProof/>
+                <w:webHidden/>
+              </w:rPr>
+              <w:instrText xml:space="preserve"> PAGEREF _Toc228794544 \h </w:instrText>
+            </w:r>
+            <w:r>
+              <w:rPr>
+                <w:noProof/>
+                <w:webHidden/>
+              </w:rPr>
+            </w:r>
+            <w:r>
+              <w:rPr>
+                <w:noProof/>
+                <w:webHidden/>
               </w:rPr>
               <w:fldChar w:fldCharType="separate"/>
             </w:r>
             <w:r>
               <w:rPr>
-                <w:rFonts w:asciiTheme="majorHAnsi" w:hAnsiTheme="majorHAnsi" w:cstheme="majorHAnsi"/>
-                <w:noProof/>
-                <w:webHidden/>
-                <w:sz w:val="28"/>
-                <w:szCs w:val="28"/>
+                <w:noProof/>
+                <w:webHidden/>
               </w:rPr>
               <w:t>15</w:t>
             </w:r>
             <w:r>
               <w:rPr>
-                <w:rFonts w:asciiTheme="majorHAnsi" w:hAnsiTheme="majorHAnsi" w:cstheme="majorHAnsi"/>
-                <w:noProof/>
-                <w:webHidden/>
-                <w:sz w:val="28"/>
-                <w:szCs w:val="28"/>
+                <w:noProof/>
+                <w:webHidden/>
               </w:rPr>
               <w:fldChar w:fldCharType="end"/>
             </w:r>
@@ -2048,91 +1663,66 @@
               <w:tab w:val="right" w:leader="dot" w:pos="8921"/>
             </w:tabs>
             <w:rPr>
-              <w:rFonts w:asciiTheme="majorHAnsi" w:eastAsiaTheme="minorEastAsia" w:hAnsiTheme="majorHAnsi" w:cstheme="majorHAnsi"/>
+              <w:rFonts w:eastAsiaTheme="minorEastAsia" w:cstheme="minorBidi"/>
               <w:noProof/>
-              <w:sz w:val="28"/>
-              <w:szCs w:val="28"/>
+              <w:sz w:val="22"/>
+              <w:szCs w:val="22"/>
               <w:lang w:eastAsia="ru-RU"/>
             </w:rPr>
           </w:pPr>
-          <w:hyperlink w:anchor="_Toc228787463" w:history="1">
+          <w:hyperlink w:anchor="_Toc228794545" w:history="1">
             <w:r>
               <w:rPr>
                 <w:rStyle w:val="af6"/>
-                <w:rFonts w:asciiTheme="majorHAnsi" w:hAnsiTheme="majorHAnsi" w:cstheme="majorHAnsi"/>
-                <w:noProof/>
-                <w:sz w:val="28"/>
-                <w:szCs w:val="28"/>
-                <w:u w:val="none"/>
+                <w:noProof/>
               </w:rPr>
               <w:t>1.2.7. Экосистема сторонних решений для расширения функционала</w:t>
             </w:r>
             <w:r>
               <w:rPr>
-                <w:rFonts w:asciiTheme="majorHAnsi" w:hAnsiTheme="majorHAnsi" w:cstheme="majorHAnsi"/>
-                <w:noProof/>
-                <w:webHidden/>
-                <w:sz w:val="28"/>
-                <w:szCs w:val="28"/>
+                <w:noProof/>
+                <w:webHidden/>
               </w:rPr>
               <w:tab/>
             </w:r>
             <w:r>
               <w:rPr>
-                <w:rFonts w:asciiTheme="majorHAnsi" w:hAnsiTheme="majorHAnsi" w:cstheme="majorHAnsi"/>
-                <w:noProof/>
-                <w:webHidden/>
-                <w:sz w:val="28"/>
-                <w:szCs w:val="28"/>
+                <w:noProof/>
+                <w:webHidden/>
               </w:rPr>
               <w:fldChar w:fldCharType="begin"/>
             </w:r>
             <w:r>
               <w:rPr>
-                <w:rFonts w:asciiTheme="majorHAnsi" w:hAnsiTheme="majorHAnsi" w:cstheme="majorHAnsi"/>
-                <w:noProof/>
-                <w:webHidden/>
-                <w:sz w:val="28"/>
-                <w:szCs w:val="28"/>
-              </w:rPr>
-              <w:instrText xml:space="preserve"> PAGEREF _Toc228787463 \h </w:instrText>
-            </w:r>
-            <w:r>
-              <w:rPr>
-                <w:rFonts w:asciiTheme="majorHAnsi" w:hAnsiTheme="majorHAnsi" w:cstheme="majorHAnsi"/>
-                <w:noProof/>
-                <w:webHidden/>
-                <w:sz w:val="28"/>
-                <w:szCs w:val="28"/>
-              </w:rPr>
-            </w:r>
-            <w:r>
-              <w:rPr>
-                <w:rFonts w:asciiTheme="majorHAnsi" w:hAnsiTheme="majorHAnsi" w:cstheme="majorHAnsi"/>
-                <w:noProof/>
-                <w:webHidden/>
-                <w:sz w:val="28"/>
-                <w:szCs w:val="28"/>
+                <w:noProof/>
+                <w:webHidden/>
+              </w:rPr>
+              <w:instrText xml:space="preserve"> PAGEREF _Toc228794545 \h </w:instrText>
+            </w:r>
+            <w:r>
+              <w:rPr>
+                <w:noProof/>
+                <w:webHidden/>
+              </w:rPr>
+            </w:r>
+            <w:r>
+              <w:rPr>
+                <w:noProof/>
+                <w:webHidden/>
               </w:rPr>
               <w:fldChar w:fldCharType="separate"/>
             </w:r>
             <w:r>
               <w:rPr>
-                <w:rFonts w:asciiTheme="majorHAnsi" w:hAnsiTheme="majorHAnsi" w:cstheme="majorHAnsi"/>
-                <w:noProof/>
-                <w:webHidden/>
-                <w:sz w:val="28"/>
-                <w:szCs w:val="28"/>
+                <w:noProof/>
+                <w:webHidden/>
               </w:rPr>
               <w:t>15</w:t>
             </w:r>
             <w:r>
               <w:rPr>
-                <w:rFonts w:asciiTheme="majorHAnsi" w:hAnsiTheme="majorHAnsi" w:cstheme="majorHAnsi"/>
-                <w:noProof/>
-                <w:webHidden/>
-                <w:sz w:val="28"/>
-                <w:szCs w:val="28"/>
+                <w:noProof/>
+                <w:webHidden/>
               </w:rPr>
               <w:fldChar w:fldCharType="end"/>
             </w:r>
@@ -2145,91 +1735,67 @@
               <w:tab w:val="right" w:leader="dot" w:pos="8921"/>
             </w:tabs>
             <w:rPr>
-              <w:rFonts w:eastAsiaTheme="minorEastAsia" w:cstheme="majorHAnsi"/>
+              <w:rFonts w:asciiTheme="minorHAnsi" w:eastAsiaTheme="minorEastAsia" w:hAnsiTheme="minorHAnsi" w:cstheme="minorBidi"/>
               <w:bCs w:val="0"/>
               <w:noProof/>
-              <w:szCs w:val="28"/>
+              <w:sz w:val="22"/>
               <w:lang w:eastAsia="ru-RU"/>
             </w:rPr>
           </w:pPr>
-          <w:hyperlink w:anchor="_Toc228787464" w:history="1">
+          <w:hyperlink w:anchor="_Toc228794546" w:history="1">
             <w:r>
               <w:rPr>
                 <w:rStyle w:val="af6"/>
                 <w:rFonts w:cstheme="majorHAnsi"/>
-                <w:bCs w:val="0"/>
-                <w:noProof/>
-                <w:szCs w:val="28"/>
-                <w:u w:val="none"/>
+                <w:noProof/>
               </w:rPr>
               <w:t>1.3. Библиотека React: базис для построения интерфейсов</w:t>
             </w:r>
             <w:r>
               <w:rPr>
-                <w:rFonts w:cstheme="majorHAnsi"/>
-                <w:bCs w:val="0"/>
-                <w:noProof/>
-                <w:webHidden/>
-                <w:szCs w:val="28"/>
+                <w:noProof/>
+                <w:webHidden/>
               </w:rPr>
               <w:tab/>
             </w:r>
             <w:r>
               <w:rPr>
-                <w:rFonts w:cstheme="majorHAnsi"/>
-                <w:bCs w:val="0"/>
-                <w:noProof/>
-                <w:webHidden/>
-                <w:szCs w:val="28"/>
+                <w:noProof/>
+                <w:webHidden/>
               </w:rPr>
               <w:fldChar w:fldCharType="begin"/>
             </w:r>
             <w:r>
               <w:rPr>
-                <w:rFonts w:cstheme="majorHAnsi"/>
-                <w:bCs w:val="0"/>
-                <w:noProof/>
-                <w:webHidden/>
-                <w:szCs w:val="28"/>
-              </w:rPr>
-              <w:instrText xml:space="preserve"> PAGEREF _Toc228787464 \h </w:instrText>
-            </w:r>
-            <w:r>
-              <w:rPr>
-                <w:rFonts w:cstheme="majorHAnsi"/>
-                <w:bCs w:val="0"/>
-                <w:noProof/>
-                <w:webHidden/>
-                <w:szCs w:val="28"/>
-              </w:rPr>
-            </w:r>
-            <w:r>
-              <w:rPr>
-                <w:rFonts w:cstheme="majorHAnsi"/>
-                <w:bCs w:val="0"/>
-                <w:noProof/>
-                <w:webHidden/>
-                <w:szCs w:val="28"/>
+                <w:noProof/>
+                <w:webHidden/>
+              </w:rPr>
+              <w:instrText xml:space="preserve"> PAGEREF _Toc228794546 \h </w:instrText>
+            </w:r>
+            <w:r>
+              <w:rPr>
+                <w:noProof/>
+                <w:webHidden/>
+              </w:rPr>
+            </w:r>
+            <w:r>
+              <w:rPr>
+                <w:noProof/>
+                <w:webHidden/>
               </w:rPr>
               <w:fldChar w:fldCharType="separate"/>
             </w:r>
             <w:r>
               <w:rPr>
-                <w:rFonts w:cstheme="majorHAnsi"/>
-                <w:bCs w:val="0"/>
-                <w:noProof/>
-                <w:webHidden/>
-                <w:szCs w:val="28"/>
+                <w:noProof/>
+                <w:webHidden/>
               </w:rPr>
               <w:t>16</w:t>
             </w:r>
             <w:r>
               <w:rPr>
-                <w:rFonts w:cstheme="majorHAnsi"/>
-                <w:bCs w:val="0"/>
-                <w:noProof/>
-                <w:webHidden/>
-                <w:szCs w:val="28"/>
+                <w:noProof/>
+                <w:webHidden/>
               </w:rPr>
               <w:fldChar w:fldCharType="end"/>
             </w:r>
@@ -2242,91 +1808,66 @@
               <w:tab w:val="right" w:leader="dot" w:pos="8921"/>
             </w:tabs>
             <w:rPr>
-              <w:rFonts w:asciiTheme="majorHAnsi" w:eastAsiaTheme="minorEastAsia" w:hAnsiTheme="majorHAnsi" w:cstheme="majorHAnsi"/>
+              <w:rFonts w:eastAsiaTheme="minorEastAsia" w:cstheme="minorBidi"/>
               <w:noProof/>
-              <w:sz w:val="28"/>
-              <w:szCs w:val="28"/>
+              <w:sz w:val="22"/>
+              <w:szCs w:val="22"/>
               <w:lang w:eastAsia="ru-RU"/>
             </w:rPr>
           </w:pPr>
-          <w:hyperlink w:anchor="_Toc228787465" w:history="1">
+          <w:hyperlink w:anchor="_Toc228794547" w:history="1">
             <w:r>
               <w:rPr>
                 <w:rStyle w:val="af6"/>
-                <w:rFonts w:asciiTheme="majorHAnsi" w:hAnsiTheme="majorHAnsi" w:cstheme="majorHAnsi"/>
-                <w:noProof/>
-                <w:sz w:val="28"/>
-                <w:szCs w:val="28"/>
-                <w:u w:val="none"/>
+                <w:noProof/>
               </w:rPr>
               <w:t>1.3.1. Парадигма компонентного проектирования</w:t>
             </w:r>
             <w:r>
               <w:rPr>
-                <w:rFonts w:asciiTheme="majorHAnsi" w:hAnsiTheme="majorHAnsi" w:cstheme="majorHAnsi"/>
-                <w:noProof/>
-                <w:webHidden/>
-                <w:sz w:val="28"/>
-                <w:szCs w:val="28"/>
+                <w:noProof/>
+                <w:webHidden/>
               </w:rPr>
               <w:tab/>
             </w:r>
             <w:r>
               <w:rPr>
-                <w:rFonts w:asciiTheme="majorHAnsi" w:hAnsiTheme="majorHAnsi" w:cstheme="majorHAnsi"/>
-                <w:noProof/>
-                <w:webHidden/>
-                <w:sz w:val="28"/>
-                <w:szCs w:val="28"/>
+                <w:noProof/>
+                <w:webHidden/>
               </w:rPr>
               <w:fldChar w:fldCharType="begin"/>
             </w:r>
             <w:r>
               <w:rPr>
-                <w:rFonts w:asciiTheme="majorHAnsi" w:hAnsiTheme="majorHAnsi" w:cstheme="majorHAnsi"/>
-                <w:noProof/>
-                <w:webHidden/>
-                <w:sz w:val="28"/>
-                <w:szCs w:val="28"/>
-              </w:rPr>
-              <w:instrText xml:space="preserve"> PAGEREF _Toc228787465 \h </w:instrText>
-            </w:r>
-            <w:r>
-              <w:rPr>
-                <w:rFonts w:asciiTheme="majorHAnsi" w:hAnsiTheme="majorHAnsi" w:cstheme="majorHAnsi"/>
-                <w:noProof/>
-                <w:webHidden/>
-                <w:sz w:val="28"/>
-                <w:szCs w:val="28"/>
-              </w:rPr>
-            </w:r>
-            <w:r>
-              <w:rPr>
-                <w:rFonts w:asciiTheme="majorHAnsi" w:hAnsiTheme="majorHAnsi" w:cstheme="majorHAnsi"/>
-                <w:noProof/>
-                <w:webHidden/>
-                <w:sz w:val="28"/>
-                <w:szCs w:val="28"/>
+                <w:noProof/>
+                <w:webHidden/>
+              </w:rPr>
+              <w:instrText xml:space="preserve"> PAGEREF _Toc228794547 \h </w:instrText>
+            </w:r>
+            <w:r>
+              <w:rPr>
+                <w:noProof/>
+                <w:webHidden/>
+              </w:rPr>
+            </w:r>
+            <w:r>
+              <w:rPr>
+                <w:noProof/>
+                <w:webHidden/>
               </w:rPr>
               <w:fldChar w:fldCharType="separate"/>
             </w:r>
             <w:r>
               <w:rPr>
-                <w:rFonts w:asciiTheme="majorHAnsi" w:hAnsiTheme="majorHAnsi" w:cstheme="majorHAnsi"/>
-                <w:noProof/>
-                <w:webHidden/>
-                <w:sz w:val="28"/>
-                <w:szCs w:val="28"/>
+                <w:noProof/>
+                <w:webHidden/>
               </w:rPr>
               <w:t>16</w:t>
             </w:r>
             <w:r>
               <w:rPr>
-                <w:rFonts w:asciiTheme="majorHAnsi" w:hAnsiTheme="majorHAnsi" w:cstheme="majorHAnsi"/>
-                <w:noProof/>
-                <w:webHidden/>
-                <w:sz w:val="28"/>
-                <w:szCs w:val="28"/>
+                <w:noProof/>
+                <w:webHidden/>
               </w:rPr>
               <w:fldChar w:fldCharType="end"/>
             </w:r>
@@ -2339,91 +1880,66 @@
               <w:tab w:val="right" w:leader="dot" w:pos="8921"/>
             </w:tabs>
             <w:rPr>
-              <w:rFonts w:asciiTheme="majorHAnsi" w:eastAsiaTheme="minorEastAsia" w:hAnsiTheme="majorHAnsi" w:cstheme="majorHAnsi"/>
+              <w:rFonts w:eastAsiaTheme="minorEastAsia" w:cstheme="minorBidi"/>
               <w:noProof/>
-              <w:sz w:val="28"/>
-              <w:szCs w:val="28"/>
+              <w:sz w:val="22"/>
+              <w:szCs w:val="22"/>
               <w:lang w:eastAsia="ru-RU"/>
             </w:rPr>
           </w:pPr>
-          <w:hyperlink w:anchor="_Toc228787466" w:history="1">
+          <w:hyperlink w:anchor="_Toc228794548" w:history="1">
             <w:r>
               <w:rPr>
                 <w:rStyle w:val="af6"/>
-                <w:rFonts w:asciiTheme="majorHAnsi" w:hAnsiTheme="majorHAnsi" w:cstheme="majorHAnsi"/>
-                <w:noProof/>
-                <w:sz w:val="28"/>
-                <w:szCs w:val="28"/>
-                <w:u w:val="none"/>
+                <w:noProof/>
               </w:rPr>
               <w:t>1.3.2. Механизмы хуков и паттерны управления состоянием</w:t>
             </w:r>
             <w:r>
               <w:rPr>
-                <w:rFonts w:asciiTheme="majorHAnsi" w:hAnsiTheme="majorHAnsi" w:cstheme="majorHAnsi"/>
-                <w:noProof/>
-                <w:webHidden/>
-                <w:sz w:val="28"/>
-                <w:szCs w:val="28"/>
+                <w:noProof/>
+                <w:webHidden/>
               </w:rPr>
               <w:tab/>
             </w:r>
             <w:r>
               <w:rPr>
-                <w:rFonts w:asciiTheme="majorHAnsi" w:hAnsiTheme="majorHAnsi" w:cstheme="majorHAnsi"/>
-                <w:noProof/>
-                <w:webHidden/>
-                <w:sz w:val="28"/>
-                <w:szCs w:val="28"/>
+                <w:noProof/>
+                <w:webHidden/>
               </w:rPr>
               <w:fldChar w:fldCharType="begin"/>
             </w:r>
             <w:r>
               <w:rPr>
-                <w:rFonts w:asciiTheme="majorHAnsi" w:hAnsiTheme="majorHAnsi" w:cstheme="majorHAnsi"/>
-                <w:noProof/>
-                <w:webHidden/>
-                <w:sz w:val="28"/>
-                <w:szCs w:val="28"/>
-              </w:rPr>
-              <w:instrText xml:space="preserve"> PAGEREF _Toc228787466 \h </w:instrText>
-            </w:r>
-            <w:r>
-              <w:rPr>
-                <w:rFonts w:asciiTheme="majorHAnsi" w:hAnsiTheme="majorHAnsi" w:cstheme="majorHAnsi"/>
-                <w:noProof/>
-                <w:webHidden/>
-                <w:sz w:val="28"/>
-                <w:szCs w:val="28"/>
-              </w:rPr>
-            </w:r>
-            <w:r>
-              <w:rPr>
-                <w:rFonts w:asciiTheme="majorHAnsi" w:hAnsiTheme="majorHAnsi" w:cstheme="majorHAnsi"/>
-                <w:noProof/>
-                <w:webHidden/>
-                <w:sz w:val="28"/>
-                <w:szCs w:val="28"/>
+                <w:noProof/>
+                <w:webHidden/>
+              </w:rPr>
+              <w:instrText xml:space="preserve"> PAGEREF _Toc228794548 \h </w:instrText>
+            </w:r>
+            <w:r>
+              <w:rPr>
+                <w:noProof/>
+                <w:webHidden/>
+              </w:rPr>
+            </w:r>
+            <w:r>
+              <w:rPr>
+                <w:noProof/>
+                <w:webHidden/>
               </w:rPr>
               <w:fldChar w:fldCharType="separate"/>
             </w:r>
             <w:r>
               <w:rPr>
-                <w:rFonts w:asciiTheme="majorHAnsi" w:hAnsiTheme="majorHAnsi" w:cstheme="majorHAnsi"/>
-                <w:noProof/>
-                <w:webHidden/>
-                <w:sz w:val="28"/>
-                <w:szCs w:val="28"/>
+                <w:noProof/>
+                <w:webHidden/>
               </w:rPr>
               <w:t>17</w:t>
             </w:r>
             <w:r>
               <w:rPr>
-                <w:rFonts w:asciiTheme="majorHAnsi" w:hAnsiTheme="majorHAnsi" w:cstheme="majorHAnsi"/>
-                <w:noProof/>
-                <w:webHidden/>
-                <w:sz w:val="28"/>
-                <w:szCs w:val="28"/>
+                <w:noProof/>
+                <w:webHidden/>
               </w:rPr>
               <w:fldChar w:fldCharType="end"/>
             </w:r>
@@ -2436,91 +1952,66 @@
               <w:tab w:val="right" w:leader="dot" w:pos="8921"/>
             </w:tabs>
             <w:rPr>
-              <w:rFonts w:asciiTheme="majorHAnsi" w:eastAsiaTheme="minorEastAsia" w:hAnsiTheme="majorHAnsi" w:cstheme="majorHAnsi"/>
+              <w:rFonts w:eastAsiaTheme="minorEastAsia" w:cstheme="minorBidi"/>
               <w:noProof/>
-              <w:sz w:val="28"/>
-              <w:szCs w:val="28"/>
+              <w:sz w:val="22"/>
+              <w:szCs w:val="22"/>
               <w:lang w:eastAsia="ru-RU"/>
             </w:rPr>
           </w:pPr>
-          <w:hyperlink w:anchor="_Toc228787467" w:history="1">
+          <w:hyperlink w:anchor="_Toc228794549" w:history="1">
             <w:r>
               <w:rPr>
                 <w:rStyle w:val="af6"/>
-                <w:rFonts w:asciiTheme="majorHAnsi" w:hAnsiTheme="majorHAnsi" w:cstheme="majorHAnsi"/>
-                <w:noProof/>
-                <w:sz w:val="28"/>
-                <w:szCs w:val="28"/>
-                <w:u w:val="none"/>
+                <w:noProof/>
               </w:rPr>
               <w:t>1.3.3. Виртуальное представление DOM и стратегия диффинга</w:t>
             </w:r>
             <w:r>
               <w:rPr>
-                <w:rFonts w:asciiTheme="majorHAnsi" w:hAnsiTheme="majorHAnsi" w:cstheme="majorHAnsi"/>
-                <w:noProof/>
-                <w:webHidden/>
-                <w:sz w:val="28"/>
-                <w:szCs w:val="28"/>
+                <w:noProof/>
+                <w:webHidden/>
               </w:rPr>
               <w:tab/>
             </w:r>
             <w:r>
               <w:rPr>
-                <w:rFonts w:asciiTheme="majorHAnsi" w:hAnsiTheme="majorHAnsi" w:cstheme="majorHAnsi"/>
-                <w:noProof/>
-                <w:webHidden/>
-                <w:sz w:val="28"/>
-                <w:szCs w:val="28"/>
+                <w:noProof/>
+                <w:webHidden/>
               </w:rPr>
               <w:fldChar w:fldCharType="begin"/>
             </w:r>
             <w:r>
               <w:rPr>
-                <w:rFonts w:asciiTheme="majorHAnsi" w:hAnsiTheme="majorHAnsi" w:cstheme="majorHAnsi"/>
-                <w:noProof/>
-                <w:webHidden/>
-                <w:sz w:val="28"/>
-                <w:szCs w:val="28"/>
-              </w:rPr>
-              <w:instrText xml:space="preserve"> PAGEREF _Toc228787467 \h </w:instrText>
-            </w:r>
-            <w:r>
-              <w:rPr>
-                <w:rFonts w:asciiTheme="majorHAnsi" w:hAnsiTheme="majorHAnsi" w:cstheme="majorHAnsi"/>
-                <w:noProof/>
-                <w:webHidden/>
-                <w:sz w:val="28"/>
-                <w:szCs w:val="28"/>
-              </w:rPr>
-            </w:r>
-            <w:r>
-              <w:rPr>
-                <w:rFonts w:asciiTheme="majorHAnsi" w:hAnsiTheme="majorHAnsi" w:cstheme="majorHAnsi"/>
-                <w:noProof/>
-                <w:webHidden/>
-                <w:sz w:val="28"/>
-                <w:szCs w:val="28"/>
+                <w:noProof/>
+                <w:webHidden/>
+              </w:rPr>
+              <w:instrText xml:space="preserve"> PAGEREF _Toc228794549 \h </w:instrText>
+            </w:r>
+            <w:r>
+              <w:rPr>
+                <w:noProof/>
+                <w:webHidden/>
+              </w:rPr>
+            </w:r>
+            <w:r>
+              <w:rPr>
+                <w:noProof/>
+                <w:webHidden/>
               </w:rPr>
               <w:fldChar w:fldCharType="separate"/>
             </w:r>
             <w:r>
               <w:rPr>
-                <w:rFonts w:asciiTheme="majorHAnsi" w:hAnsiTheme="majorHAnsi" w:cstheme="majorHAnsi"/>
-                <w:noProof/>
-                <w:webHidden/>
-                <w:sz w:val="28"/>
-                <w:szCs w:val="28"/>
+                <w:noProof/>
+                <w:webHidden/>
               </w:rPr>
               <w:t>18</w:t>
             </w:r>
             <w:r>
               <w:rPr>
-                <w:rFonts w:asciiTheme="majorHAnsi" w:hAnsiTheme="majorHAnsi" w:cstheme="majorHAnsi"/>
-                <w:noProof/>
-                <w:webHidden/>
-                <w:sz w:val="28"/>
-                <w:szCs w:val="28"/>
+                <w:noProof/>
+                <w:webHidden/>
               </w:rPr>
               <w:fldChar w:fldCharType="end"/>
             </w:r>
@@ -2533,91 +2024,67 @@
               <w:tab w:val="right" w:leader="dot" w:pos="8921"/>
             </w:tabs>
             <w:rPr>
-              <w:rFonts w:eastAsiaTheme="minorEastAsia" w:cstheme="majorHAnsi"/>
+              <w:rFonts w:asciiTheme="minorHAnsi" w:eastAsiaTheme="minorEastAsia" w:hAnsiTheme="minorHAnsi" w:cstheme="minorBidi"/>
               <w:bCs w:val="0"/>
               <w:noProof/>
-              <w:szCs w:val="28"/>
+              <w:sz w:val="22"/>
               <w:lang w:eastAsia="ru-RU"/>
             </w:rPr>
           </w:pPr>
-          <w:hyperlink w:anchor="_Toc228787468" w:history="1">
+          <w:hyperlink w:anchor="_Toc228794550" w:history="1">
             <w:r>
               <w:rPr>
                 <w:rStyle w:val="af6"/>
                 <w:rFonts w:cstheme="majorHAnsi"/>
-                <w:bCs w:val="0"/>
-                <w:noProof/>
-                <w:szCs w:val="28"/>
-                <w:u w:val="none"/>
+                <w:noProof/>
               </w:rPr>
               <w:t>1.4. Применение TypeScript в производственных проектах</w:t>
             </w:r>
             <w:r>
               <w:rPr>
-                <w:rFonts w:cstheme="majorHAnsi"/>
-                <w:bCs w:val="0"/>
-                <w:noProof/>
-                <w:webHidden/>
-                <w:szCs w:val="28"/>
+                <w:noProof/>
+                <w:webHidden/>
               </w:rPr>
               <w:tab/>
             </w:r>
             <w:r>
               <w:rPr>
-                <w:rFonts w:cstheme="majorHAnsi"/>
-                <w:bCs w:val="0"/>
-                <w:noProof/>
-                <w:webHidden/>
-                <w:szCs w:val="28"/>
+                <w:noProof/>
+                <w:webHidden/>
               </w:rPr>
               <w:fldChar w:fldCharType="begin"/>
             </w:r>
             <w:r>
               <w:rPr>
-                <w:rFonts w:cstheme="majorHAnsi"/>
-                <w:bCs w:val="0"/>
-                <w:noProof/>
-                <w:webHidden/>
-                <w:szCs w:val="28"/>
-              </w:rPr>
-              <w:instrText xml:space="preserve"> PAGEREF _Toc228787468 \h </w:instrText>
-            </w:r>
-            <w:r>
-              <w:rPr>
-                <w:rFonts w:cstheme="majorHAnsi"/>
-                <w:bCs w:val="0"/>
-                <w:noProof/>
-                <w:webHidden/>
-                <w:szCs w:val="28"/>
-              </w:rPr>
-            </w:r>
-            <w:r>
-              <w:rPr>
-                <w:rFonts w:cstheme="majorHAnsi"/>
-                <w:bCs w:val="0"/>
-                <w:noProof/>
-                <w:webHidden/>
-                <w:szCs w:val="28"/>
+                <w:noProof/>
+                <w:webHidden/>
+              </w:rPr>
+              <w:instrText xml:space="preserve"> PAGEREF _Toc228794550 \h </w:instrText>
+            </w:r>
+            <w:r>
+              <w:rPr>
+                <w:noProof/>
+                <w:webHidden/>
+              </w:rPr>
+            </w:r>
+            <w:r>
+              <w:rPr>
+                <w:noProof/>
+                <w:webHidden/>
               </w:rPr>
               <w:fldChar w:fldCharType="separate"/>
             </w:r>
             <w:r>
               <w:rPr>
-                <w:rFonts w:cstheme="majorHAnsi"/>
-                <w:bCs w:val="0"/>
-                <w:noProof/>
-                <w:webHidden/>
-                <w:szCs w:val="28"/>
+                <w:noProof/>
+                <w:webHidden/>
               </w:rPr>
               <w:t>18</w:t>
             </w:r>
             <w:r>
               <w:rPr>
-                <w:rFonts w:cstheme="majorHAnsi"/>
-                <w:bCs w:val="0"/>
-                <w:noProof/>
-                <w:webHidden/>
-                <w:szCs w:val="28"/>
+                <w:noProof/>
+                <w:webHidden/>
               </w:rPr>
               <w:fldChar w:fldCharType="end"/>
             </w:r>
@@ -2630,91 +2097,66 @@
               <w:tab w:val="right" w:leader="dot" w:pos="8921"/>
             </w:tabs>
             <w:rPr>
-              <w:rFonts w:asciiTheme="majorHAnsi" w:eastAsiaTheme="minorEastAsia" w:hAnsiTheme="majorHAnsi" w:cstheme="majorHAnsi"/>
+              <w:rFonts w:eastAsiaTheme="minorEastAsia" w:cstheme="minorBidi"/>
               <w:noProof/>
-              <w:sz w:val="28"/>
-              <w:szCs w:val="28"/>
+              <w:sz w:val="22"/>
+              <w:szCs w:val="22"/>
               <w:lang w:eastAsia="ru-RU"/>
             </w:rPr>
           </w:pPr>
-          <w:hyperlink w:anchor="_Toc228787469" w:history="1">
+          <w:hyperlink w:anchor="_Toc228794551" w:history="1">
             <w:r>
               <w:rPr>
                 <w:rStyle w:val="af6"/>
-                <w:rFonts w:asciiTheme="majorHAnsi" w:hAnsiTheme="majorHAnsi" w:cstheme="majorHAnsi"/>
-                <w:noProof/>
-                <w:sz w:val="28"/>
-                <w:szCs w:val="28"/>
-                <w:u w:val="none"/>
+                <w:noProof/>
               </w:rPr>
               <w:t>1.4.1. Ценность статической типизации для надёжности кода</w:t>
             </w:r>
             <w:r>
               <w:rPr>
-                <w:rFonts w:asciiTheme="majorHAnsi" w:hAnsiTheme="majorHAnsi" w:cstheme="majorHAnsi"/>
-                <w:noProof/>
-                <w:webHidden/>
-                <w:sz w:val="28"/>
-                <w:szCs w:val="28"/>
+                <w:noProof/>
+                <w:webHidden/>
               </w:rPr>
               <w:tab/>
             </w:r>
             <w:r>
               <w:rPr>
-                <w:rFonts w:asciiTheme="majorHAnsi" w:hAnsiTheme="majorHAnsi" w:cstheme="majorHAnsi"/>
-                <w:noProof/>
-                <w:webHidden/>
-                <w:sz w:val="28"/>
-                <w:szCs w:val="28"/>
+                <w:noProof/>
+                <w:webHidden/>
               </w:rPr>
               <w:fldChar w:fldCharType="begin"/>
             </w:r>
             <w:r>
               <w:rPr>
-                <w:rFonts w:asciiTheme="majorHAnsi" w:hAnsiTheme="majorHAnsi" w:cstheme="majorHAnsi"/>
-                <w:noProof/>
-                <w:webHidden/>
-                <w:sz w:val="28"/>
-                <w:szCs w:val="28"/>
-              </w:rPr>
-              <w:instrText xml:space="preserve"> PAGEREF _Toc228787469 \h </w:instrText>
-            </w:r>
-            <w:r>
-              <w:rPr>
-                <w:rFonts w:asciiTheme="majorHAnsi" w:hAnsiTheme="majorHAnsi" w:cstheme="majorHAnsi"/>
-                <w:noProof/>
-                <w:webHidden/>
-                <w:sz w:val="28"/>
-                <w:szCs w:val="28"/>
-              </w:rPr>
-            </w:r>
-            <w:r>
-              <w:rPr>
-                <w:rFonts w:asciiTheme="majorHAnsi" w:hAnsiTheme="majorHAnsi" w:cstheme="majorHAnsi"/>
-                <w:noProof/>
-                <w:webHidden/>
-                <w:sz w:val="28"/>
-                <w:szCs w:val="28"/>
+                <w:noProof/>
+                <w:webHidden/>
+              </w:rPr>
+              <w:instrText xml:space="preserve"> PAGEREF _Toc228794551 \h </w:instrText>
+            </w:r>
+            <w:r>
+              <w:rPr>
+                <w:noProof/>
+                <w:webHidden/>
+              </w:rPr>
+            </w:r>
+            <w:r>
+              <w:rPr>
+                <w:noProof/>
+                <w:webHidden/>
               </w:rPr>
               <w:fldChar w:fldCharType="separate"/>
             </w:r>
             <w:r>
               <w:rPr>
-                <w:rFonts w:asciiTheme="majorHAnsi" w:hAnsiTheme="majorHAnsi" w:cstheme="majorHAnsi"/>
-                <w:noProof/>
-                <w:webHidden/>
-                <w:sz w:val="28"/>
-                <w:szCs w:val="28"/>
+                <w:noProof/>
+                <w:webHidden/>
               </w:rPr>
               <w:t>18</w:t>
             </w:r>
             <w:r>
               <w:rPr>
-                <w:rFonts w:asciiTheme="majorHAnsi" w:hAnsiTheme="majorHAnsi" w:cstheme="majorHAnsi"/>
-                <w:noProof/>
-                <w:webHidden/>
-                <w:sz w:val="28"/>
-                <w:szCs w:val="28"/>
+                <w:noProof/>
+                <w:webHidden/>
               </w:rPr>
               <w:fldChar w:fldCharType="end"/>
             </w:r>
@@ -2727,91 +2169,66 @@
               <w:tab w:val="right" w:leader="dot" w:pos="8921"/>
             </w:tabs>
             <w:rPr>
-              <w:rFonts w:asciiTheme="majorHAnsi" w:eastAsiaTheme="minorEastAsia" w:hAnsiTheme="majorHAnsi" w:cstheme="majorHAnsi"/>
+              <w:rFonts w:eastAsiaTheme="minorEastAsia" w:cstheme="minorBidi"/>
               <w:noProof/>
-              <w:sz w:val="28"/>
-              <w:szCs w:val="28"/>
+              <w:sz w:val="22"/>
+              <w:szCs w:val="22"/>
               <w:lang w:eastAsia="ru-RU"/>
             </w:rPr>
           </w:pPr>
-          <w:hyperlink w:anchor="_Toc228787470" w:history="1">
+          <w:hyperlink w:anchor="_Toc228794552" w:history="1">
             <w:r>
               <w:rPr>
                 <w:rStyle w:val="af6"/>
-                <w:rFonts w:asciiTheme="majorHAnsi" w:hAnsiTheme="majorHAnsi" w:cstheme="majorHAnsi"/>
-                <w:noProof/>
-                <w:sz w:val="28"/>
-                <w:szCs w:val="28"/>
-                <w:u w:val="none"/>
+                <w:noProof/>
               </w:rPr>
               <w:t>1.4.2. Практики интеграции типизированного JavaScript с реактивными фреймворками</w:t>
             </w:r>
             <w:r>
               <w:rPr>
-                <w:rFonts w:asciiTheme="majorHAnsi" w:hAnsiTheme="majorHAnsi" w:cstheme="majorHAnsi"/>
-                <w:noProof/>
-                <w:webHidden/>
-                <w:sz w:val="28"/>
-                <w:szCs w:val="28"/>
+                <w:noProof/>
+                <w:webHidden/>
               </w:rPr>
               <w:tab/>
             </w:r>
             <w:r>
               <w:rPr>
-                <w:rFonts w:asciiTheme="majorHAnsi" w:hAnsiTheme="majorHAnsi" w:cstheme="majorHAnsi"/>
-                <w:noProof/>
-                <w:webHidden/>
-                <w:sz w:val="28"/>
-                <w:szCs w:val="28"/>
+                <w:noProof/>
+                <w:webHidden/>
               </w:rPr>
               <w:fldChar w:fldCharType="begin"/>
             </w:r>
             <w:r>
               <w:rPr>
-                <w:rFonts w:asciiTheme="majorHAnsi" w:hAnsiTheme="majorHAnsi" w:cstheme="majorHAnsi"/>
-                <w:noProof/>
-                <w:webHidden/>
-                <w:sz w:val="28"/>
-                <w:szCs w:val="28"/>
-              </w:rPr>
-              <w:instrText xml:space="preserve"> PAGEREF _Toc228787470 \h </w:instrText>
-            </w:r>
-            <w:r>
-              <w:rPr>
-                <w:rFonts w:asciiTheme="majorHAnsi" w:hAnsiTheme="majorHAnsi" w:cstheme="majorHAnsi"/>
-                <w:noProof/>
-                <w:webHidden/>
-                <w:sz w:val="28"/>
-                <w:szCs w:val="28"/>
-              </w:rPr>
-            </w:r>
-            <w:r>
-              <w:rPr>
-                <w:rFonts w:asciiTheme="majorHAnsi" w:hAnsiTheme="majorHAnsi" w:cstheme="majorHAnsi"/>
-                <w:noProof/>
-                <w:webHidden/>
-                <w:sz w:val="28"/>
-                <w:szCs w:val="28"/>
+                <w:noProof/>
+                <w:webHidden/>
+              </w:rPr>
+              <w:instrText xml:space="preserve"> PAGEREF _Toc228794552 \h </w:instrText>
+            </w:r>
+            <w:r>
+              <w:rPr>
+                <w:noProof/>
+                <w:webHidden/>
+              </w:rPr>
+            </w:r>
+            <w:r>
+              <w:rPr>
+                <w:noProof/>
+                <w:webHidden/>
               </w:rPr>
               <w:fldChar w:fldCharType="separate"/>
             </w:r>
             <w:r>
               <w:rPr>
-                <w:rFonts w:asciiTheme="majorHAnsi" w:hAnsiTheme="majorHAnsi" w:cstheme="majorHAnsi"/>
-                <w:noProof/>
-                <w:webHidden/>
-                <w:sz w:val="28"/>
-                <w:szCs w:val="28"/>
+                <w:noProof/>
+                <w:webHidden/>
               </w:rPr>
               <w:t>19</w:t>
             </w:r>
             <w:r>
               <w:rPr>
-                <w:rFonts w:asciiTheme="majorHAnsi" w:hAnsiTheme="majorHAnsi" w:cstheme="majorHAnsi"/>
-                <w:noProof/>
-                <w:webHidden/>
-                <w:sz w:val="28"/>
-                <w:szCs w:val="28"/>
+                <w:noProof/>
+                <w:webHidden/>
               </w:rPr>
               <w:fldChar w:fldCharType="end"/>
             </w:r>
@@ -2824,91 +2241,67 @@
               <w:tab w:val="right" w:leader="dot" w:pos="8921"/>
             </w:tabs>
             <w:rPr>
-              <w:rFonts w:eastAsiaTheme="minorEastAsia" w:cstheme="majorHAnsi"/>
+              <w:rFonts w:asciiTheme="minorHAnsi" w:eastAsiaTheme="minorEastAsia" w:hAnsiTheme="minorHAnsi" w:cstheme="minorBidi"/>
               <w:bCs w:val="0"/>
               <w:noProof/>
-              <w:szCs w:val="28"/>
+              <w:sz w:val="22"/>
               <w:lang w:eastAsia="ru-RU"/>
             </w:rPr>
           </w:pPr>
-          <w:hyperlink w:anchor="_Toc228787471" w:history="1">
+          <w:hyperlink w:anchor="_Toc228794553" w:history="1">
             <w:r>
               <w:rPr>
                 <w:rStyle w:val="af6"/>
                 <w:rFonts w:cstheme="majorHAnsi"/>
-                <w:bCs w:val="0"/>
-                <w:noProof/>
-                <w:szCs w:val="28"/>
-                <w:u w:val="none"/>
+                <w:noProof/>
               </w:rPr>
               <w:t>1.5. Инструментальная база разработчика</w:t>
             </w:r>
             <w:r>
               <w:rPr>
-                <w:rFonts w:cstheme="majorHAnsi"/>
-                <w:bCs w:val="0"/>
-                <w:noProof/>
-                <w:webHidden/>
-                <w:szCs w:val="28"/>
+                <w:noProof/>
+                <w:webHidden/>
               </w:rPr>
               <w:tab/>
             </w:r>
             <w:r>
               <w:rPr>
-                <w:rFonts w:cstheme="majorHAnsi"/>
-                <w:bCs w:val="0"/>
-                <w:noProof/>
-                <w:webHidden/>
-                <w:szCs w:val="28"/>
+                <w:noProof/>
+                <w:webHidden/>
               </w:rPr>
               <w:fldChar w:fldCharType="begin"/>
             </w:r>
             <w:r>
               <w:rPr>
-                <w:rFonts w:cstheme="majorHAnsi"/>
-                <w:bCs w:val="0"/>
-                <w:noProof/>
-                <w:webHidden/>
-                <w:szCs w:val="28"/>
-              </w:rPr>
-              <w:instrText xml:space="preserve"> PAGEREF _Toc228787471 \h </w:instrText>
-            </w:r>
-            <w:r>
-              <w:rPr>
-                <w:rFonts w:cstheme="majorHAnsi"/>
-                <w:bCs w:val="0"/>
-                <w:noProof/>
-                <w:webHidden/>
-                <w:szCs w:val="28"/>
-              </w:rPr>
-            </w:r>
-            <w:r>
-              <w:rPr>
-                <w:rFonts w:cstheme="majorHAnsi"/>
-                <w:bCs w:val="0"/>
-                <w:noProof/>
-                <w:webHidden/>
-                <w:szCs w:val="28"/>
+                <w:noProof/>
+                <w:webHidden/>
+              </w:rPr>
+              <w:instrText xml:space="preserve"> PAGEREF _Toc228794553 \h </w:instrText>
+            </w:r>
+            <w:r>
+              <w:rPr>
+                <w:noProof/>
+                <w:webHidden/>
+              </w:rPr>
+            </w:r>
+            <w:r>
+              <w:rPr>
+                <w:noProof/>
+                <w:webHidden/>
               </w:rPr>
               <w:fldChar w:fldCharType="separate"/>
             </w:r>
             <w:r>
               <w:rPr>
-                <w:rFonts w:cstheme="majorHAnsi"/>
-                <w:bCs w:val="0"/>
-                <w:noProof/>
-                <w:webHidden/>
-                <w:szCs w:val="28"/>
+                <w:noProof/>
+                <w:webHidden/>
               </w:rPr>
               <w:t>19</w:t>
             </w:r>
             <w:r>
               <w:rPr>
-                <w:rFonts w:cstheme="majorHAnsi"/>
-                <w:bCs w:val="0"/>
-                <w:noProof/>
-                <w:webHidden/>
-                <w:szCs w:val="28"/>
+                <w:noProof/>
+                <w:webHidden/>
               </w:rPr>
               <w:fldChar w:fldCharType="end"/>
             </w:r>
@@ -2921,91 +2314,66 @@
               <w:tab w:val="right" w:leader="dot" w:pos="8921"/>
             </w:tabs>
             <w:rPr>
-              <w:rFonts w:asciiTheme="majorHAnsi" w:eastAsiaTheme="minorEastAsia" w:hAnsiTheme="majorHAnsi" w:cstheme="majorHAnsi"/>
+              <w:rFonts w:eastAsiaTheme="minorEastAsia" w:cstheme="minorBidi"/>
               <w:noProof/>
-              <w:sz w:val="28"/>
-              <w:szCs w:val="28"/>
+              <w:sz w:val="22"/>
+              <w:szCs w:val="22"/>
               <w:lang w:eastAsia="ru-RU"/>
             </w:rPr>
           </w:pPr>
-          <w:hyperlink w:anchor="_Toc228787472" w:history="1">
+          <w:hyperlink w:anchor="_Toc228794554" w:history="1">
             <w:r>
               <w:rPr>
                 <w:rStyle w:val="af6"/>
-                <w:rFonts w:asciiTheme="majorHAnsi" w:hAnsiTheme="majorHAnsi" w:cstheme="majorHAnsi"/>
-                <w:noProof/>
-                <w:sz w:val="28"/>
-                <w:szCs w:val="28"/>
-                <w:u w:val="none"/>
+                <w:noProof/>
               </w:rPr>
               <w:t>1.5.1. Интегрированная среда Visual Studio Code</w:t>
             </w:r>
             <w:r>
               <w:rPr>
-                <w:rFonts w:asciiTheme="majorHAnsi" w:hAnsiTheme="majorHAnsi" w:cstheme="majorHAnsi"/>
-                <w:noProof/>
-                <w:webHidden/>
-                <w:sz w:val="28"/>
-                <w:szCs w:val="28"/>
+                <w:noProof/>
+                <w:webHidden/>
               </w:rPr>
               <w:tab/>
             </w:r>
             <w:r>
               <w:rPr>
-                <w:rFonts w:asciiTheme="majorHAnsi" w:hAnsiTheme="majorHAnsi" w:cstheme="majorHAnsi"/>
-                <w:noProof/>
-                <w:webHidden/>
-                <w:sz w:val="28"/>
-                <w:szCs w:val="28"/>
+                <w:noProof/>
+                <w:webHidden/>
               </w:rPr>
               <w:fldChar w:fldCharType="begin"/>
             </w:r>
             <w:r>
               <w:rPr>
-                <w:rFonts w:asciiTheme="majorHAnsi" w:hAnsiTheme="majorHAnsi" w:cstheme="majorHAnsi"/>
-                <w:noProof/>
-                <w:webHidden/>
-                <w:sz w:val="28"/>
-                <w:szCs w:val="28"/>
-              </w:rPr>
-              <w:instrText xml:space="preserve"> PAGEREF _Toc228787472 \h </w:instrText>
-            </w:r>
-            <w:r>
-              <w:rPr>
-                <w:rFonts w:asciiTheme="majorHAnsi" w:hAnsiTheme="majorHAnsi" w:cstheme="majorHAnsi"/>
-                <w:noProof/>
-                <w:webHidden/>
-                <w:sz w:val="28"/>
-                <w:szCs w:val="28"/>
-              </w:rPr>
-            </w:r>
-            <w:r>
-              <w:rPr>
-                <w:rFonts w:asciiTheme="majorHAnsi" w:hAnsiTheme="majorHAnsi" w:cstheme="majorHAnsi"/>
-                <w:noProof/>
-                <w:webHidden/>
-                <w:sz w:val="28"/>
-                <w:szCs w:val="28"/>
+                <w:noProof/>
+                <w:webHidden/>
+              </w:rPr>
+              <w:instrText xml:space="preserve"> PAGEREF _Toc228794554 \h </w:instrText>
+            </w:r>
+            <w:r>
+              <w:rPr>
+                <w:noProof/>
+                <w:webHidden/>
+              </w:rPr>
+            </w:r>
+            <w:r>
+              <w:rPr>
+                <w:noProof/>
+                <w:webHidden/>
               </w:rPr>
               <w:fldChar w:fldCharType="separate"/>
             </w:r>
             <w:r>
               <w:rPr>
-                <w:rFonts w:asciiTheme="majorHAnsi" w:hAnsiTheme="majorHAnsi" w:cstheme="majorHAnsi"/>
-                <w:noProof/>
-                <w:webHidden/>
-                <w:sz w:val="28"/>
-                <w:szCs w:val="28"/>
+                <w:noProof/>
+                <w:webHidden/>
               </w:rPr>
               <w:t>19</w:t>
             </w:r>
             <w:r>
               <w:rPr>
-                <w:rFonts w:asciiTheme="majorHAnsi" w:hAnsiTheme="majorHAnsi" w:cstheme="majorHAnsi"/>
-                <w:noProof/>
-                <w:webHidden/>
-                <w:sz w:val="28"/>
-                <w:szCs w:val="28"/>
+                <w:noProof/>
+                <w:webHidden/>
               </w:rPr>
               <w:fldChar w:fldCharType="end"/>
             </w:r>
@@ -3018,91 +2386,66 @@
               <w:tab w:val="right" w:leader="dot" w:pos="8921"/>
             </w:tabs>
             <w:rPr>
-              <w:rFonts w:asciiTheme="majorHAnsi" w:eastAsiaTheme="minorEastAsia" w:hAnsiTheme="majorHAnsi" w:cstheme="majorHAnsi"/>
+              <w:rFonts w:eastAsiaTheme="minorEastAsia" w:cstheme="minorBidi"/>
               <w:noProof/>
-              <w:sz w:val="28"/>
-              <w:szCs w:val="28"/>
+              <w:sz w:val="22"/>
+              <w:szCs w:val="22"/>
               <w:lang w:eastAsia="ru-RU"/>
             </w:rPr>
           </w:pPr>
-          <w:hyperlink w:anchor="_Toc228787473" w:history="1">
+          <w:hyperlink w:anchor="_Toc228794555" w:history="1">
             <w:r>
               <w:rPr>
                 <w:rStyle w:val="af6"/>
-                <w:rFonts w:asciiTheme="majorHAnsi" w:hAnsiTheme="majorHAnsi" w:cstheme="majorHAnsi"/>
-                <w:noProof/>
-                <w:sz w:val="28"/>
-                <w:szCs w:val="28"/>
-                <w:u w:val="none"/>
+                <w:noProof/>
               </w:rPr>
               <w:t>1.5.2. Практики работы с системой управления версиями Git</w:t>
             </w:r>
             <w:r>
               <w:rPr>
-                <w:rFonts w:asciiTheme="majorHAnsi" w:hAnsiTheme="majorHAnsi" w:cstheme="majorHAnsi"/>
-                <w:noProof/>
-                <w:webHidden/>
-                <w:sz w:val="28"/>
-                <w:szCs w:val="28"/>
+                <w:noProof/>
+                <w:webHidden/>
               </w:rPr>
               <w:tab/>
             </w:r>
             <w:r>
               <w:rPr>
-                <w:rFonts w:asciiTheme="majorHAnsi" w:hAnsiTheme="majorHAnsi" w:cstheme="majorHAnsi"/>
-                <w:noProof/>
-                <w:webHidden/>
-                <w:sz w:val="28"/>
-                <w:szCs w:val="28"/>
+                <w:noProof/>
+                <w:webHidden/>
               </w:rPr>
               <w:fldChar w:fldCharType="begin"/>
             </w:r>
             <w:r>
               <w:rPr>
-                <w:rFonts w:asciiTheme="majorHAnsi" w:hAnsiTheme="majorHAnsi" w:cstheme="majorHAnsi"/>
-                <w:noProof/>
-                <w:webHidden/>
-                <w:sz w:val="28"/>
-                <w:szCs w:val="28"/>
-              </w:rPr>
-              <w:instrText xml:space="preserve"> PAGEREF _Toc228787473 \h </w:instrText>
-            </w:r>
-            <w:r>
-              <w:rPr>
-                <w:rFonts w:asciiTheme="majorHAnsi" w:hAnsiTheme="majorHAnsi" w:cstheme="majorHAnsi"/>
-                <w:noProof/>
-                <w:webHidden/>
-                <w:sz w:val="28"/>
-                <w:szCs w:val="28"/>
-              </w:rPr>
-            </w:r>
-            <w:r>
-              <w:rPr>
-                <w:rFonts w:asciiTheme="majorHAnsi" w:hAnsiTheme="majorHAnsi" w:cstheme="majorHAnsi"/>
-                <w:noProof/>
-                <w:webHidden/>
-                <w:sz w:val="28"/>
-                <w:szCs w:val="28"/>
+                <w:noProof/>
+                <w:webHidden/>
+              </w:rPr>
+              <w:instrText xml:space="preserve"> PAGEREF _Toc228794555 \h </w:instrText>
+            </w:r>
+            <w:r>
+              <w:rPr>
+                <w:noProof/>
+                <w:webHidden/>
+              </w:rPr>
+            </w:r>
+            <w:r>
+              <w:rPr>
+                <w:noProof/>
+                <w:webHidden/>
               </w:rPr>
               <w:fldChar w:fldCharType="separate"/>
             </w:r>
             <w:r>
               <w:rPr>
-                <w:rFonts w:asciiTheme="majorHAnsi" w:hAnsiTheme="majorHAnsi" w:cstheme="majorHAnsi"/>
-                <w:noProof/>
-                <w:webHidden/>
-                <w:sz w:val="28"/>
-                <w:szCs w:val="28"/>
+                <w:noProof/>
+                <w:webHidden/>
               </w:rPr>
               <w:t>20</w:t>
             </w:r>
             <w:r>
               <w:rPr>
-                <w:rFonts w:asciiTheme="majorHAnsi" w:hAnsiTheme="majorHAnsi" w:cstheme="majorHAnsi"/>
-                <w:noProof/>
-                <w:webHidden/>
-                <w:sz w:val="28"/>
-                <w:szCs w:val="28"/>
+                <w:noProof/>
+                <w:webHidden/>
               </w:rPr>
               <w:fldChar w:fldCharType="end"/>
             </w:r>
@@ -3115,91 +2458,66 @@
               <w:tab w:val="right" w:leader="dot" w:pos="8921"/>
             </w:tabs>
             <w:rPr>
-              <w:rFonts w:asciiTheme="majorHAnsi" w:eastAsiaTheme="minorEastAsia" w:hAnsiTheme="majorHAnsi" w:cstheme="majorHAnsi"/>
+              <w:rFonts w:eastAsiaTheme="minorEastAsia" w:cstheme="minorBidi"/>
               <w:noProof/>
-              <w:sz w:val="28"/>
-              <w:szCs w:val="28"/>
+              <w:sz w:val="22"/>
+              <w:szCs w:val="22"/>
               <w:lang w:eastAsia="ru-RU"/>
             </w:rPr>
           </w:pPr>
-          <w:hyperlink w:anchor="_Toc228787474" w:history="1">
+          <w:hyperlink w:anchor="_Toc228794556" w:history="1">
             <w:r>
               <w:rPr>
                 <w:rStyle w:val="af6"/>
-                <w:rFonts w:asciiTheme="majorHAnsi" w:hAnsiTheme="majorHAnsi" w:cstheme="majorHAnsi"/>
-                <w:noProof/>
-                <w:sz w:val="28"/>
-                <w:szCs w:val="28"/>
-                <w:u w:val="none"/>
+                <w:noProof/>
               </w:rPr>
               <w:t>1.5.3. Утилитарный подход к стилизации через Tailwind CSS</w:t>
             </w:r>
             <w:r>
               <w:rPr>
-                <w:rFonts w:asciiTheme="majorHAnsi" w:hAnsiTheme="majorHAnsi" w:cstheme="majorHAnsi"/>
-                <w:noProof/>
-                <w:webHidden/>
-                <w:sz w:val="28"/>
-                <w:szCs w:val="28"/>
+                <w:noProof/>
+                <w:webHidden/>
               </w:rPr>
               <w:tab/>
             </w:r>
             <w:r>
               <w:rPr>
-                <w:rFonts w:asciiTheme="majorHAnsi" w:hAnsiTheme="majorHAnsi" w:cstheme="majorHAnsi"/>
-                <w:noProof/>
-                <w:webHidden/>
-                <w:sz w:val="28"/>
-                <w:szCs w:val="28"/>
+                <w:noProof/>
+                <w:webHidden/>
               </w:rPr>
               <w:fldChar w:fldCharType="begin"/>
             </w:r>
             <w:r>
               <w:rPr>
-                <w:rFonts w:asciiTheme="majorHAnsi" w:hAnsiTheme="majorHAnsi" w:cstheme="majorHAnsi"/>
-                <w:noProof/>
-                <w:webHidden/>
-                <w:sz w:val="28"/>
-                <w:szCs w:val="28"/>
-              </w:rPr>
-              <w:instrText xml:space="preserve"> PAGEREF _Toc228787474 \h </w:instrText>
-            </w:r>
-            <w:r>
-              <w:rPr>
-                <w:rFonts w:asciiTheme="majorHAnsi" w:hAnsiTheme="majorHAnsi" w:cstheme="majorHAnsi"/>
-                <w:noProof/>
-                <w:webHidden/>
-                <w:sz w:val="28"/>
-                <w:szCs w:val="28"/>
-              </w:rPr>
-            </w:r>
-            <w:r>
-              <w:rPr>
-                <w:rFonts w:asciiTheme="majorHAnsi" w:hAnsiTheme="majorHAnsi" w:cstheme="majorHAnsi"/>
-                <w:noProof/>
-                <w:webHidden/>
-                <w:sz w:val="28"/>
-                <w:szCs w:val="28"/>
+                <w:noProof/>
+                <w:webHidden/>
+              </w:rPr>
+              <w:instrText xml:space="preserve"> PAGEREF _Toc228794556 \h </w:instrText>
+            </w:r>
+            <w:r>
+              <w:rPr>
+                <w:noProof/>
+                <w:webHidden/>
+              </w:rPr>
+            </w:r>
+            <w:r>
+              <w:rPr>
+                <w:noProof/>
+                <w:webHidden/>
               </w:rPr>
               <w:fldChar w:fldCharType="separate"/>
             </w:r>
             <w:r>
               <w:rPr>
-                <w:rFonts w:asciiTheme="majorHAnsi" w:hAnsiTheme="majorHAnsi" w:cstheme="majorHAnsi"/>
-                <w:noProof/>
-                <w:webHidden/>
-                <w:sz w:val="28"/>
-                <w:szCs w:val="28"/>
+                <w:noProof/>
+                <w:webHidden/>
               </w:rPr>
               <w:t>20</w:t>
             </w:r>
             <w:r>
               <w:rPr>
-                <w:rFonts w:asciiTheme="majorHAnsi" w:hAnsiTheme="majorHAnsi" w:cstheme="majorHAnsi"/>
-                <w:noProof/>
-                <w:webHidden/>
-                <w:sz w:val="28"/>
-                <w:szCs w:val="28"/>
+                <w:noProof/>
+                <w:webHidden/>
               </w:rPr>
               <w:fldChar w:fldCharType="end"/>
             </w:r>
@@ -3212,100 +2530,69 @@
               <w:tab w:val="right" w:leader="dot" w:pos="8921"/>
             </w:tabs>
             <w:rPr>
-              <w:rFonts w:asciiTheme="majorHAnsi" w:eastAsiaTheme="minorEastAsia" w:hAnsiTheme="majorHAnsi" w:cstheme="majorHAnsi"/>
+              <w:rFonts w:asciiTheme="minorHAnsi" w:eastAsiaTheme="minorEastAsia" w:hAnsiTheme="minorHAnsi" w:cstheme="minorBidi"/>
               <w:bCs w:val="0"/>
               <w:iCs w:val="0"/>
               <w:noProof/>
-              <w:szCs w:val="28"/>
+              <w:sz w:val="22"/>
+              <w:szCs w:val="22"/>
               <w:lang w:eastAsia="ru-RU"/>
             </w:rPr>
           </w:pPr>
-          <w:hyperlink w:anchor="_Toc228787475" w:history="1">
+          <w:hyperlink w:anchor="_Toc228794557" w:history="1">
             <w:r>
               <w:rPr>
                 <w:rStyle w:val="af6"/>
-                <w:rFonts w:asciiTheme="majorHAnsi" w:hAnsiTheme="majorHAnsi" w:cstheme="majorHAnsi"/>
-                <w:bCs w:val="0"/>
-                <w:iCs w:val="0"/>
-                <w:noProof/>
-                <w:szCs w:val="28"/>
-                <w:u w:val="none"/>
+                <w:rFonts w:cstheme="majorHAnsi"/>
+                <w:noProof/>
               </w:rPr>
               <w:t>2. РАЗРАБОТКА ПРИЛОЖЕНИЯ</w:t>
             </w:r>
             <w:r>
               <w:rPr>
-                <w:rFonts w:asciiTheme="majorHAnsi" w:hAnsiTheme="majorHAnsi" w:cstheme="majorHAnsi"/>
-                <w:bCs w:val="0"/>
-                <w:iCs w:val="0"/>
-                <w:noProof/>
-                <w:webHidden/>
-                <w:szCs w:val="28"/>
+                <w:noProof/>
+                <w:webHidden/>
               </w:rPr>
               <w:tab/>
             </w:r>
             <w:r>
               <w:rPr>
-                <w:rFonts w:asciiTheme="majorHAnsi" w:hAnsiTheme="majorHAnsi" w:cstheme="majorHAnsi"/>
-                <w:bCs w:val="0"/>
-                <w:iCs w:val="0"/>
-                <w:noProof/>
-                <w:webHidden/>
-                <w:szCs w:val="28"/>
+                <w:noProof/>
+                <w:webHidden/>
               </w:rPr>
               <w:fldChar w:fldCharType="begin"/>
             </w:r>
             <w:r>
               <w:rPr>
-                <w:rFonts w:asciiTheme="majorHAnsi" w:hAnsiTheme="majorHAnsi" w:cstheme="majorHAnsi"/>
-                <w:bCs w:val="0"/>
-                <w:iCs w:val="0"/>
-                <w:noProof/>
-                <w:webHidden/>
-                <w:szCs w:val="28"/>
-              </w:rPr>
-              <w:instrText xml:space="preserve"> PAGEREF _Toc228787475 \h </w:instrText>
-            </w:r>
-            <w:r>
-              <w:rPr>
-                <w:rFonts w:asciiTheme="majorHAnsi" w:hAnsiTheme="majorHAnsi" w:cstheme="majorHAnsi"/>
-                <w:bCs w:val="0"/>
-                <w:iCs w:val="0"/>
-                <w:noProof/>
-                <w:webHidden/>
-                <w:szCs w:val="28"/>
-              </w:rPr>
-            </w:r>
-            <w:r>
-              <w:rPr>
-                <w:rFonts w:asciiTheme="majorHAnsi" w:hAnsiTheme="majorHAnsi" w:cstheme="majorHAnsi"/>
-                <w:bCs w:val="0"/>
-                <w:iCs w:val="0"/>
-                <w:noProof/>
-                <w:webHidden/>
-                <w:szCs w:val="28"/>
+                <w:noProof/>
+                <w:webHidden/>
+              </w:rPr>
+              <w:instrText xml:space="preserve"> PAGEREF _Toc228794557 \h </w:instrText>
+            </w:r>
+            <w:r>
+              <w:rPr>
+                <w:noProof/>
+                <w:webHidden/>
+              </w:rPr>
+            </w:r>
+            <w:r>
+              <w:rPr>
+                <w:noProof/>
+                <w:webHidden/>
               </w:rPr>
               <w:fldChar w:fldCharType="separate"/>
             </w:r>
             <w:r>
               <w:rPr>
-                <w:rFonts w:asciiTheme="majorHAnsi" w:hAnsiTheme="majorHAnsi" w:cstheme="majorHAnsi"/>
-                <w:bCs w:val="0"/>
-                <w:iCs w:val="0"/>
-                <w:noProof/>
-                <w:webHidden/>
-                <w:szCs w:val="28"/>
+                <w:noProof/>
+                <w:webHidden/>
               </w:rPr>
               <w:t>22</w:t>
             </w:r>
             <w:r>
               <w:rPr>
-                <w:rFonts w:asciiTheme="majorHAnsi" w:hAnsiTheme="majorHAnsi" w:cstheme="majorHAnsi"/>
-                <w:bCs w:val="0"/>
-                <w:iCs w:val="0"/>
-                <w:noProof/>
-                <w:webHidden/>
-                <w:szCs w:val="28"/>
+                <w:noProof/>
+                <w:webHidden/>
               </w:rPr>
               <w:fldChar w:fldCharType="end"/>
             </w:r>
@@ -3318,91 +2605,67 @@
               <w:tab w:val="right" w:leader="dot" w:pos="8921"/>
             </w:tabs>
             <w:rPr>
-              <w:rFonts w:eastAsiaTheme="minorEastAsia" w:cstheme="majorHAnsi"/>
+              <w:rFonts w:asciiTheme="minorHAnsi" w:eastAsiaTheme="minorEastAsia" w:hAnsiTheme="minorHAnsi" w:cstheme="minorBidi"/>
               <w:bCs w:val="0"/>
               <w:noProof/>
-              <w:szCs w:val="28"/>
+              <w:sz w:val="22"/>
               <w:lang w:eastAsia="ru-RU"/>
             </w:rPr>
           </w:pPr>
-          <w:hyperlink w:anchor="_Toc228787476" w:history="1">
+          <w:hyperlink w:anchor="_Toc228794558" w:history="1">
             <w:r>
               <w:rPr>
                 <w:rStyle w:val="af6"/>
                 <w:rFonts w:cstheme="majorHAnsi"/>
-                <w:bCs w:val="0"/>
-                <w:noProof/>
-                <w:szCs w:val="28"/>
-                <w:u w:val="none"/>
+                <w:noProof/>
               </w:rPr>
               <w:t>2.1. Описание и анализ предметной области</w:t>
             </w:r>
             <w:r>
               <w:rPr>
-                <w:rFonts w:cstheme="majorHAnsi"/>
-                <w:bCs w:val="0"/>
-                <w:noProof/>
-                <w:webHidden/>
-                <w:szCs w:val="28"/>
+                <w:noProof/>
+                <w:webHidden/>
               </w:rPr>
               <w:tab/>
             </w:r>
             <w:r>
               <w:rPr>
-                <w:rFonts w:cstheme="majorHAnsi"/>
-                <w:bCs w:val="0"/>
-                <w:noProof/>
-                <w:webHidden/>
-                <w:szCs w:val="28"/>
+                <w:noProof/>
+                <w:webHidden/>
               </w:rPr>
               <w:fldChar w:fldCharType="begin"/>
             </w:r>
             <w:r>
               <w:rPr>
-                <w:rFonts w:cstheme="majorHAnsi"/>
-                <w:bCs w:val="0"/>
-                <w:noProof/>
-                <w:webHidden/>
-                <w:szCs w:val="28"/>
-              </w:rPr>
-              <w:instrText xml:space="preserve"> PAGEREF _Toc228787476 \h </w:instrText>
-            </w:r>
-            <w:r>
-              <w:rPr>
-                <w:rFonts w:cstheme="majorHAnsi"/>
-                <w:bCs w:val="0"/>
-                <w:noProof/>
-                <w:webHidden/>
-                <w:szCs w:val="28"/>
-              </w:rPr>
-            </w:r>
-            <w:r>
-              <w:rPr>
-                <w:rFonts w:cstheme="majorHAnsi"/>
-                <w:bCs w:val="0"/>
-                <w:noProof/>
-                <w:webHidden/>
-                <w:szCs w:val="28"/>
+                <w:noProof/>
+                <w:webHidden/>
+              </w:rPr>
+              <w:instrText xml:space="preserve"> PAGEREF _Toc228794558 \h </w:instrText>
+            </w:r>
+            <w:r>
+              <w:rPr>
+                <w:noProof/>
+                <w:webHidden/>
+              </w:rPr>
+            </w:r>
+            <w:r>
+              <w:rPr>
+                <w:noProof/>
+                <w:webHidden/>
               </w:rPr>
               <w:fldChar w:fldCharType="separate"/>
             </w:r>
             <w:r>
               <w:rPr>
-                <w:rFonts w:cstheme="majorHAnsi"/>
-                <w:bCs w:val="0"/>
-                <w:noProof/>
-                <w:webHidden/>
-                <w:szCs w:val="28"/>
+                <w:noProof/>
+                <w:webHidden/>
               </w:rPr>
               <w:t>22</w:t>
             </w:r>
             <w:r>
               <w:rPr>
-                <w:rFonts w:cstheme="majorHAnsi"/>
-                <w:bCs w:val="0"/>
-                <w:noProof/>
-                <w:webHidden/>
-                <w:szCs w:val="28"/>
+                <w:noProof/>
+                <w:webHidden/>
               </w:rPr>
               <w:fldChar w:fldCharType="end"/>
             </w:r>
@@ -3415,22 +2678,18 @@
               <w:tab w:val="right" w:leader="dot" w:pos="8921"/>
             </w:tabs>
             <w:rPr>
-              <w:rFonts w:asciiTheme="majorHAnsi" w:eastAsiaTheme="minorEastAsia" w:hAnsiTheme="majorHAnsi" w:cstheme="majorHAnsi"/>
+              <w:rFonts w:eastAsiaTheme="minorEastAsia" w:cstheme="minorBidi"/>
               <w:noProof/>
-              <w:sz w:val="28"/>
-              <w:szCs w:val="28"/>
+              <w:sz w:val="22"/>
+              <w:szCs w:val="22"/>
               <w:lang w:eastAsia="ru-RU"/>
             </w:rPr>
           </w:pPr>
-          <w:hyperlink w:anchor="_Toc228787477" w:history="1">
+          <w:hyperlink w:anchor="_Toc228794559" w:history="1">
             <w:r>
               <w:rPr>
                 <w:rStyle w:val="af6"/>
-                <w:rFonts w:asciiTheme="majorHAnsi" w:hAnsiTheme="majorHAnsi" w:cstheme="majorHAnsi"/>
-                <w:noProof/>
-                <w:sz w:val="28"/>
-                <w:szCs w:val="28"/>
-                <w:u w:val="none"/>
+                <w:noProof/>
                 <w:lang w:val="en-US"/>
               </w:rPr>
               <w:t xml:space="preserve">2.1.1. </w:t>
@@ -3438,22 +2697,14 @@
             <w:r>
               <w:rPr>
                 <w:rStyle w:val="af6"/>
-                <w:rFonts w:asciiTheme="majorHAnsi" w:hAnsiTheme="majorHAnsi" w:cstheme="majorHAnsi"/>
-                <w:noProof/>
-                <w:sz w:val="28"/>
-                <w:szCs w:val="28"/>
-                <w:u w:val="none"/>
+                <w:noProof/>
               </w:rPr>
               <w:t>Концепция</w:t>
             </w:r>
             <w:r>
               <w:rPr>
                 <w:rStyle w:val="af6"/>
-                <w:rFonts w:asciiTheme="majorHAnsi" w:hAnsiTheme="majorHAnsi" w:cstheme="majorHAnsi"/>
-                <w:noProof/>
-                <w:sz w:val="28"/>
-                <w:szCs w:val="28"/>
-                <w:u w:val="none"/>
+                <w:noProof/>
                 <w:lang w:val="en-US"/>
               </w:rPr>
               <w:t xml:space="preserve"> </w:t>
@@ -3461,92 +2712,63 @@
             <w:r>
               <w:rPr>
                 <w:rStyle w:val="af6"/>
-                <w:rFonts w:asciiTheme="majorHAnsi" w:hAnsiTheme="majorHAnsi" w:cstheme="majorHAnsi"/>
-                <w:noProof/>
-                <w:sz w:val="28"/>
-                <w:szCs w:val="28"/>
-                <w:u w:val="none"/>
+                <w:noProof/>
               </w:rPr>
               <w:t>игры</w:t>
             </w:r>
             <w:r>
               <w:rPr>
                 <w:rStyle w:val="af6"/>
-                <w:rFonts w:asciiTheme="majorHAnsi" w:hAnsiTheme="majorHAnsi" w:cstheme="majorHAnsi"/>
-                <w:noProof/>
-                <w:sz w:val="28"/>
-                <w:szCs w:val="28"/>
-                <w:u w:val="none"/>
+                <w:noProof/>
                 <w:lang w:val="en-US"/>
               </w:rPr>
               <w:t xml:space="preserve"> «I'm Not a Robot»</w:t>
             </w:r>
             <w:r>
               <w:rPr>
-                <w:rFonts w:asciiTheme="majorHAnsi" w:hAnsiTheme="majorHAnsi" w:cstheme="majorHAnsi"/>
-                <w:noProof/>
-                <w:webHidden/>
-                <w:sz w:val="28"/>
-                <w:szCs w:val="28"/>
+                <w:noProof/>
+                <w:webHidden/>
               </w:rPr>
               <w:tab/>
             </w:r>
             <w:r>
               <w:rPr>
-                <w:rFonts w:asciiTheme="majorHAnsi" w:hAnsiTheme="majorHAnsi" w:cstheme="majorHAnsi"/>
-                <w:noProof/>
-                <w:webHidden/>
-                <w:sz w:val="28"/>
-                <w:szCs w:val="28"/>
+                <w:noProof/>
+                <w:webHidden/>
               </w:rPr>
               <w:fldChar w:fldCharType="begin"/>
             </w:r>
             <w:r>
               <w:rPr>
-                <w:rFonts w:asciiTheme="majorHAnsi" w:hAnsiTheme="majorHAnsi" w:cstheme="majorHAnsi"/>
-                <w:noProof/>
-                <w:webHidden/>
-                <w:sz w:val="28"/>
-                <w:szCs w:val="28"/>
-              </w:rPr>
-              <w:instrText xml:space="preserve"> PAGEREF _Toc228787477 \h </w:instrText>
-            </w:r>
-            <w:r>
-              <w:rPr>
-                <w:rFonts w:asciiTheme="majorHAnsi" w:hAnsiTheme="majorHAnsi" w:cstheme="majorHAnsi"/>
-                <w:noProof/>
-                <w:webHidden/>
-                <w:sz w:val="28"/>
-                <w:szCs w:val="28"/>
-              </w:rPr>
-            </w:r>
-            <w:r>
-              <w:rPr>
-                <w:rFonts w:asciiTheme="majorHAnsi" w:hAnsiTheme="majorHAnsi" w:cstheme="majorHAnsi"/>
-                <w:noProof/>
-                <w:webHidden/>
-                <w:sz w:val="28"/>
-                <w:szCs w:val="28"/>
+                <w:noProof/>
+                <w:webHidden/>
+              </w:rPr>
+              <w:instrText xml:space="preserve"> PAGEREF _Toc228794559 \h </w:instrText>
+            </w:r>
+            <w:r>
+              <w:rPr>
+                <w:noProof/>
+                <w:webHidden/>
+              </w:rPr>
+            </w:r>
+            <w:r>
+              <w:rPr>
+                <w:noProof/>
+                <w:webHidden/>
               </w:rPr>
               <w:fldChar w:fldCharType="separate"/>
             </w:r>
             <w:r>
               <w:rPr>
-                <w:rFonts w:asciiTheme="majorHAnsi" w:hAnsiTheme="majorHAnsi" w:cstheme="majorHAnsi"/>
-                <w:noProof/>
-                <w:webHidden/>
-                <w:sz w:val="28"/>
-                <w:szCs w:val="28"/>
+                <w:noProof/>
+                <w:webHidden/>
               </w:rPr>
               <w:t>22</w:t>
             </w:r>
             <w:r>
               <w:rPr>
-                <w:rFonts w:asciiTheme="majorHAnsi" w:hAnsiTheme="majorHAnsi" w:cstheme="majorHAnsi"/>
-                <w:noProof/>
-                <w:webHidden/>
-                <w:sz w:val="28"/>
-                <w:szCs w:val="28"/>
+                <w:noProof/>
+                <w:webHidden/>
               </w:rPr>
               <w:fldChar w:fldCharType="end"/>
             </w:r>
@@ -3559,91 +2781,66 @@
               <w:tab w:val="right" w:leader="dot" w:pos="8921"/>
             </w:tabs>
             <w:rPr>
-              <w:rFonts w:asciiTheme="majorHAnsi" w:eastAsiaTheme="minorEastAsia" w:hAnsiTheme="majorHAnsi" w:cstheme="majorHAnsi"/>
+              <w:rFonts w:eastAsiaTheme="minorEastAsia" w:cstheme="minorBidi"/>
               <w:noProof/>
-              <w:sz w:val="28"/>
-              <w:szCs w:val="28"/>
+              <w:sz w:val="22"/>
+              <w:szCs w:val="22"/>
               <w:lang w:eastAsia="ru-RU"/>
             </w:rPr>
           </w:pPr>
-          <w:hyperlink w:anchor="_Toc228787478" w:history="1">
+          <w:hyperlink w:anchor="_Toc228794560" w:history="1">
             <w:r>
               <w:rPr>
                 <w:rStyle w:val="af6"/>
-                <w:rFonts w:asciiTheme="majorHAnsi" w:hAnsiTheme="majorHAnsi" w:cstheme="majorHAnsi"/>
-                <w:noProof/>
-                <w:sz w:val="28"/>
-                <w:szCs w:val="28"/>
-                <w:u w:val="none"/>
+                <w:noProof/>
               </w:rPr>
               <w:t>2.1.2. Анализ аналогичных проектов</w:t>
             </w:r>
             <w:r>
               <w:rPr>
-                <w:rFonts w:asciiTheme="majorHAnsi" w:hAnsiTheme="majorHAnsi" w:cstheme="majorHAnsi"/>
-                <w:noProof/>
-                <w:webHidden/>
-                <w:sz w:val="28"/>
-                <w:szCs w:val="28"/>
+                <w:noProof/>
+                <w:webHidden/>
               </w:rPr>
               <w:tab/>
             </w:r>
             <w:r>
               <w:rPr>
-                <w:rFonts w:asciiTheme="majorHAnsi" w:hAnsiTheme="majorHAnsi" w:cstheme="majorHAnsi"/>
-                <w:noProof/>
-                <w:webHidden/>
-                <w:sz w:val="28"/>
-                <w:szCs w:val="28"/>
+                <w:noProof/>
+                <w:webHidden/>
               </w:rPr>
               <w:fldChar w:fldCharType="begin"/>
             </w:r>
             <w:r>
               <w:rPr>
-                <w:rFonts w:asciiTheme="majorHAnsi" w:hAnsiTheme="majorHAnsi" w:cstheme="majorHAnsi"/>
-                <w:noProof/>
-                <w:webHidden/>
-                <w:sz w:val="28"/>
-                <w:szCs w:val="28"/>
-              </w:rPr>
-              <w:instrText xml:space="preserve"> PAGEREF _Toc228787478 \h </w:instrText>
-            </w:r>
-            <w:r>
-              <w:rPr>
-                <w:rFonts w:asciiTheme="majorHAnsi" w:hAnsiTheme="majorHAnsi" w:cstheme="majorHAnsi"/>
-                <w:noProof/>
-                <w:webHidden/>
-                <w:sz w:val="28"/>
-                <w:szCs w:val="28"/>
-              </w:rPr>
-            </w:r>
-            <w:r>
-              <w:rPr>
-                <w:rFonts w:asciiTheme="majorHAnsi" w:hAnsiTheme="majorHAnsi" w:cstheme="majorHAnsi"/>
-                <w:noProof/>
-                <w:webHidden/>
-                <w:sz w:val="28"/>
-                <w:szCs w:val="28"/>
+                <w:noProof/>
+                <w:webHidden/>
+              </w:rPr>
+              <w:instrText xml:space="preserve"> PAGEREF _Toc228794560 \h </w:instrText>
+            </w:r>
+            <w:r>
+              <w:rPr>
+                <w:noProof/>
+                <w:webHidden/>
+              </w:rPr>
+            </w:r>
+            <w:r>
+              <w:rPr>
+                <w:noProof/>
+                <w:webHidden/>
               </w:rPr>
               <w:fldChar w:fldCharType="separate"/>
             </w:r>
             <w:r>
               <w:rPr>
-                <w:rFonts w:asciiTheme="majorHAnsi" w:hAnsiTheme="majorHAnsi" w:cstheme="majorHAnsi"/>
-                <w:noProof/>
-                <w:webHidden/>
-                <w:sz w:val="28"/>
-                <w:szCs w:val="28"/>
+                <w:noProof/>
+                <w:webHidden/>
               </w:rPr>
               <w:t>23</w:t>
             </w:r>
             <w:r>
               <w:rPr>
-                <w:rFonts w:asciiTheme="majorHAnsi" w:hAnsiTheme="majorHAnsi" w:cstheme="majorHAnsi"/>
-                <w:noProof/>
-                <w:webHidden/>
-                <w:sz w:val="28"/>
-                <w:szCs w:val="28"/>
+                <w:noProof/>
+                <w:webHidden/>
               </w:rPr>
               <w:fldChar w:fldCharType="end"/>
             </w:r>
@@ -3656,91 +2853,67 @@
               <w:tab w:val="right" w:leader="dot" w:pos="8921"/>
             </w:tabs>
             <w:rPr>
-              <w:rFonts w:eastAsiaTheme="minorEastAsia" w:cstheme="majorHAnsi"/>
+              <w:rFonts w:asciiTheme="minorHAnsi" w:eastAsiaTheme="minorEastAsia" w:hAnsiTheme="minorHAnsi" w:cstheme="minorBidi"/>
               <w:bCs w:val="0"/>
               <w:noProof/>
-              <w:szCs w:val="28"/>
+              <w:sz w:val="22"/>
               <w:lang w:eastAsia="ru-RU"/>
             </w:rPr>
           </w:pPr>
-          <w:hyperlink w:anchor="_Toc228787479" w:history="1">
+          <w:hyperlink w:anchor="_Toc228794561" w:history="1">
             <w:r>
               <w:rPr>
                 <w:rStyle w:val="af6"/>
                 <w:rFonts w:cstheme="majorHAnsi"/>
-                <w:bCs w:val="0"/>
-                <w:noProof/>
-                <w:szCs w:val="28"/>
-                <w:u w:val="none"/>
+                <w:noProof/>
               </w:rPr>
               <w:t>2.2. Проектирование архитектуры приложения</w:t>
             </w:r>
             <w:r>
               <w:rPr>
-                <w:rFonts w:cstheme="majorHAnsi"/>
-                <w:bCs w:val="0"/>
-                <w:noProof/>
-                <w:webHidden/>
-                <w:szCs w:val="28"/>
+                <w:noProof/>
+                <w:webHidden/>
               </w:rPr>
               <w:tab/>
             </w:r>
             <w:r>
               <w:rPr>
-                <w:rFonts w:cstheme="majorHAnsi"/>
-                <w:bCs w:val="0"/>
-                <w:noProof/>
-                <w:webHidden/>
-                <w:szCs w:val="28"/>
+                <w:noProof/>
+                <w:webHidden/>
               </w:rPr>
               <w:fldChar w:fldCharType="begin"/>
             </w:r>
             <w:r>
               <w:rPr>
-                <w:rFonts w:cstheme="majorHAnsi"/>
-                <w:bCs w:val="0"/>
-                <w:noProof/>
-                <w:webHidden/>
-                <w:szCs w:val="28"/>
-              </w:rPr>
-              <w:instrText xml:space="preserve"> PAGEREF _Toc228787479 \h </w:instrText>
-            </w:r>
-            <w:r>
-              <w:rPr>
-                <w:rFonts w:cstheme="majorHAnsi"/>
-                <w:bCs w:val="0"/>
-                <w:noProof/>
-                <w:webHidden/>
-                <w:szCs w:val="28"/>
-              </w:rPr>
-            </w:r>
-            <w:r>
-              <w:rPr>
-                <w:rFonts w:cstheme="majorHAnsi"/>
-                <w:bCs w:val="0"/>
-                <w:noProof/>
-                <w:webHidden/>
-                <w:szCs w:val="28"/>
+                <w:noProof/>
+                <w:webHidden/>
+              </w:rPr>
+              <w:instrText xml:space="preserve"> PAGEREF _Toc228794561 \h </w:instrText>
+            </w:r>
+            <w:r>
+              <w:rPr>
+                <w:noProof/>
+                <w:webHidden/>
+              </w:rPr>
+            </w:r>
+            <w:r>
+              <w:rPr>
+                <w:noProof/>
+                <w:webHidden/>
               </w:rPr>
               <w:fldChar w:fldCharType="separate"/>
             </w:r>
             <w:r>
               <w:rPr>
-                <w:rFonts w:cstheme="majorHAnsi"/>
-                <w:bCs w:val="0"/>
-                <w:noProof/>
-                <w:webHidden/>
-                <w:szCs w:val="28"/>
+                <w:noProof/>
+                <w:webHidden/>
               </w:rPr>
               <w:t>24</w:t>
             </w:r>
             <w:r>
               <w:rPr>
-                <w:rFonts w:cstheme="majorHAnsi"/>
-                <w:bCs w:val="0"/>
-                <w:noProof/>
-                <w:webHidden/>
-                <w:szCs w:val="28"/>
+                <w:noProof/>
+                <w:webHidden/>
               </w:rPr>
               <w:fldChar w:fldCharType="end"/>
             </w:r>
@@ -3753,91 +2926,66 @@
               <w:tab w:val="right" w:leader="dot" w:pos="8921"/>
             </w:tabs>
             <w:rPr>
-              <w:rFonts w:asciiTheme="majorHAnsi" w:eastAsiaTheme="minorEastAsia" w:hAnsiTheme="majorHAnsi" w:cstheme="majorHAnsi"/>
+              <w:rFonts w:eastAsiaTheme="minorEastAsia" w:cstheme="minorBidi"/>
               <w:noProof/>
-              <w:sz w:val="28"/>
-              <w:szCs w:val="28"/>
+              <w:sz w:val="22"/>
+              <w:szCs w:val="22"/>
               <w:lang w:eastAsia="ru-RU"/>
             </w:rPr>
           </w:pPr>
-          <w:hyperlink w:anchor="_Toc228787480" w:history="1">
+          <w:hyperlink w:anchor="_Toc228794562" w:history="1">
             <w:r>
               <w:rPr>
                 <w:rStyle w:val="af6"/>
-                <w:rFonts w:asciiTheme="majorHAnsi" w:hAnsiTheme="majorHAnsi" w:cstheme="majorHAnsi"/>
-                <w:noProof/>
-                <w:sz w:val="28"/>
-                <w:szCs w:val="28"/>
-                <w:u w:val="none"/>
+                <w:noProof/>
               </w:rPr>
               <w:t>2.2.1. Структура проекта</w:t>
             </w:r>
             <w:r>
               <w:rPr>
-                <w:rFonts w:asciiTheme="majorHAnsi" w:hAnsiTheme="majorHAnsi" w:cstheme="majorHAnsi"/>
-                <w:noProof/>
-                <w:webHidden/>
-                <w:sz w:val="28"/>
-                <w:szCs w:val="28"/>
+                <w:noProof/>
+                <w:webHidden/>
               </w:rPr>
               <w:tab/>
             </w:r>
             <w:r>
               <w:rPr>
-                <w:rFonts w:asciiTheme="majorHAnsi" w:hAnsiTheme="majorHAnsi" w:cstheme="majorHAnsi"/>
-                <w:noProof/>
-                <w:webHidden/>
-                <w:sz w:val="28"/>
-                <w:szCs w:val="28"/>
+                <w:noProof/>
+                <w:webHidden/>
               </w:rPr>
               <w:fldChar w:fldCharType="begin"/>
             </w:r>
             <w:r>
               <w:rPr>
-                <w:rFonts w:asciiTheme="majorHAnsi" w:hAnsiTheme="majorHAnsi" w:cstheme="majorHAnsi"/>
-                <w:noProof/>
-                <w:webHidden/>
-                <w:sz w:val="28"/>
-                <w:szCs w:val="28"/>
-              </w:rPr>
-              <w:instrText xml:space="preserve"> PAGEREF _Toc228787480 \h </w:instrText>
-            </w:r>
-            <w:r>
-              <w:rPr>
-                <w:rFonts w:asciiTheme="majorHAnsi" w:hAnsiTheme="majorHAnsi" w:cstheme="majorHAnsi"/>
-                <w:noProof/>
-                <w:webHidden/>
-                <w:sz w:val="28"/>
-                <w:szCs w:val="28"/>
-              </w:rPr>
-            </w:r>
-            <w:r>
-              <w:rPr>
-                <w:rFonts w:asciiTheme="majorHAnsi" w:hAnsiTheme="majorHAnsi" w:cstheme="majorHAnsi"/>
-                <w:noProof/>
-                <w:webHidden/>
-                <w:sz w:val="28"/>
-                <w:szCs w:val="28"/>
+                <w:noProof/>
+                <w:webHidden/>
+              </w:rPr>
+              <w:instrText xml:space="preserve"> PAGEREF _Toc228794562 \h </w:instrText>
+            </w:r>
+            <w:r>
+              <w:rPr>
+                <w:noProof/>
+                <w:webHidden/>
+              </w:rPr>
+            </w:r>
+            <w:r>
+              <w:rPr>
+                <w:noProof/>
+                <w:webHidden/>
               </w:rPr>
               <w:fldChar w:fldCharType="separate"/>
             </w:r>
             <w:r>
               <w:rPr>
-                <w:rFonts w:asciiTheme="majorHAnsi" w:hAnsiTheme="majorHAnsi" w:cstheme="majorHAnsi"/>
-                <w:noProof/>
-                <w:webHidden/>
-                <w:sz w:val="28"/>
-                <w:szCs w:val="28"/>
+                <w:noProof/>
+                <w:webHidden/>
               </w:rPr>
               <w:t>24</w:t>
             </w:r>
             <w:r>
               <w:rPr>
-                <w:rFonts w:asciiTheme="majorHAnsi" w:hAnsiTheme="majorHAnsi" w:cstheme="majorHAnsi"/>
-                <w:noProof/>
-                <w:webHidden/>
-                <w:sz w:val="28"/>
-                <w:szCs w:val="28"/>
+                <w:noProof/>
+                <w:webHidden/>
               </w:rPr>
               <w:fldChar w:fldCharType="end"/>
             </w:r>
@@ -3850,91 +2998,66 @@
               <w:tab w:val="right" w:leader="dot" w:pos="8921"/>
             </w:tabs>
             <w:rPr>
-              <w:rFonts w:asciiTheme="majorHAnsi" w:eastAsiaTheme="minorEastAsia" w:hAnsiTheme="majorHAnsi" w:cstheme="majorHAnsi"/>
+              <w:rFonts w:eastAsiaTheme="minorEastAsia" w:cstheme="minorBidi"/>
               <w:noProof/>
-              <w:sz w:val="28"/>
-              <w:szCs w:val="28"/>
+              <w:sz w:val="22"/>
+              <w:szCs w:val="22"/>
               <w:lang w:eastAsia="ru-RU"/>
             </w:rPr>
           </w:pPr>
-          <w:hyperlink w:anchor="_Toc228787481" w:history="1">
+          <w:hyperlink w:anchor="_Toc228794563" w:history="1">
             <w:r>
               <w:rPr>
                 <w:rStyle w:val="af6"/>
-                <w:rFonts w:asciiTheme="majorHAnsi" w:hAnsiTheme="majorHAnsi" w:cstheme="majorHAnsi"/>
-                <w:noProof/>
-                <w:sz w:val="28"/>
-                <w:szCs w:val="28"/>
-                <w:u w:val="none"/>
+                <w:noProof/>
               </w:rPr>
               <w:t>2.2.2. Выбор библиотек и технологий</w:t>
             </w:r>
             <w:r>
               <w:rPr>
-                <w:rFonts w:asciiTheme="majorHAnsi" w:hAnsiTheme="majorHAnsi" w:cstheme="majorHAnsi"/>
-                <w:noProof/>
-                <w:webHidden/>
-                <w:sz w:val="28"/>
-                <w:szCs w:val="28"/>
+                <w:noProof/>
+                <w:webHidden/>
               </w:rPr>
               <w:tab/>
             </w:r>
             <w:r>
               <w:rPr>
-                <w:rFonts w:asciiTheme="majorHAnsi" w:hAnsiTheme="majorHAnsi" w:cstheme="majorHAnsi"/>
-                <w:noProof/>
-                <w:webHidden/>
-                <w:sz w:val="28"/>
-                <w:szCs w:val="28"/>
+                <w:noProof/>
+                <w:webHidden/>
               </w:rPr>
               <w:fldChar w:fldCharType="begin"/>
             </w:r>
             <w:r>
               <w:rPr>
-                <w:rFonts w:asciiTheme="majorHAnsi" w:hAnsiTheme="majorHAnsi" w:cstheme="majorHAnsi"/>
-                <w:noProof/>
-                <w:webHidden/>
-                <w:sz w:val="28"/>
-                <w:szCs w:val="28"/>
-              </w:rPr>
-              <w:instrText xml:space="preserve"> PAGEREF _Toc228787481 \h </w:instrText>
-            </w:r>
-            <w:r>
-              <w:rPr>
-                <w:rFonts w:asciiTheme="majorHAnsi" w:hAnsiTheme="majorHAnsi" w:cstheme="majorHAnsi"/>
-                <w:noProof/>
-                <w:webHidden/>
-                <w:sz w:val="28"/>
-                <w:szCs w:val="28"/>
-              </w:rPr>
-            </w:r>
-            <w:r>
-              <w:rPr>
-                <w:rFonts w:asciiTheme="majorHAnsi" w:hAnsiTheme="majorHAnsi" w:cstheme="majorHAnsi"/>
-                <w:noProof/>
-                <w:webHidden/>
-                <w:sz w:val="28"/>
-                <w:szCs w:val="28"/>
+                <w:noProof/>
+                <w:webHidden/>
+              </w:rPr>
+              <w:instrText xml:space="preserve"> PAGEREF _Toc228794563 \h </w:instrText>
+            </w:r>
+            <w:r>
+              <w:rPr>
+                <w:noProof/>
+                <w:webHidden/>
+              </w:rPr>
+            </w:r>
+            <w:r>
+              <w:rPr>
+                <w:noProof/>
+                <w:webHidden/>
               </w:rPr>
               <w:fldChar w:fldCharType="separate"/>
             </w:r>
             <w:r>
               <w:rPr>
-                <w:rFonts w:asciiTheme="majorHAnsi" w:hAnsiTheme="majorHAnsi" w:cstheme="majorHAnsi"/>
-                <w:noProof/>
-                <w:webHidden/>
-                <w:sz w:val="28"/>
-                <w:szCs w:val="28"/>
+                <w:noProof/>
+                <w:webHidden/>
               </w:rPr>
               <w:t>25</w:t>
             </w:r>
             <w:r>
               <w:rPr>
-                <w:rFonts w:asciiTheme="majorHAnsi" w:hAnsiTheme="majorHAnsi" w:cstheme="majorHAnsi"/>
-                <w:noProof/>
-                <w:webHidden/>
-                <w:sz w:val="28"/>
-                <w:szCs w:val="28"/>
+                <w:noProof/>
+                <w:webHidden/>
               </w:rPr>
               <w:fldChar w:fldCharType="end"/>
             </w:r>
@@ -3947,91 +3070,66 @@
               <w:tab w:val="right" w:leader="dot" w:pos="8921"/>
             </w:tabs>
             <w:rPr>
-              <w:rFonts w:asciiTheme="majorHAnsi" w:eastAsiaTheme="minorEastAsia" w:hAnsiTheme="majorHAnsi" w:cstheme="majorHAnsi"/>
+              <w:rFonts w:eastAsiaTheme="minorEastAsia" w:cstheme="minorBidi"/>
               <w:noProof/>
-              <w:sz w:val="28"/>
-              <w:szCs w:val="28"/>
+              <w:sz w:val="22"/>
+              <w:szCs w:val="22"/>
               <w:lang w:eastAsia="ru-RU"/>
             </w:rPr>
           </w:pPr>
-          <w:hyperlink w:anchor="_Toc228787482" w:history="1">
+          <w:hyperlink w:anchor="_Toc228794564" w:history="1">
             <w:r>
               <w:rPr>
                 <w:rStyle w:val="af6"/>
-                <w:rFonts w:asciiTheme="majorHAnsi" w:hAnsiTheme="majorHAnsi" w:cstheme="majorHAnsi"/>
-                <w:noProof/>
-                <w:sz w:val="28"/>
-                <w:szCs w:val="28"/>
-                <w:u w:val="none"/>
+                <w:noProof/>
               </w:rPr>
               <w:t>2.2.3. Модульная структура кода</w:t>
             </w:r>
             <w:r>
               <w:rPr>
-                <w:rFonts w:asciiTheme="majorHAnsi" w:hAnsiTheme="majorHAnsi" w:cstheme="majorHAnsi"/>
-                <w:noProof/>
-                <w:webHidden/>
-                <w:sz w:val="28"/>
-                <w:szCs w:val="28"/>
+                <w:noProof/>
+                <w:webHidden/>
               </w:rPr>
               <w:tab/>
             </w:r>
             <w:r>
               <w:rPr>
-                <w:rFonts w:asciiTheme="majorHAnsi" w:hAnsiTheme="majorHAnsi" w:cstheme="majorHAnsi"/>
-                <w:noProof/>
-                <w:webHidden/>
-                <w:sz w:val="28"/>
-                <w:szCs w:val="28"/>
+                <w:noProof/>
+                <w:webHidden/>
               </w:rPr>
               <w:fldChar w:fldCharType="begin"/>
             </w:r>
             <w:r>
               <w:rPr>
-                <w:rFonts w:asciiTheme="majorHAnsi" w:hAnsiTheme="majorHAnsi" w:cstheme="majorHAnsi"/>
-                <w:noProof/>
-                <w:webHidden/>
-                <w:sz w:val="28"/>
-                <w:szCs w:val="28"/>
-              </w:rPr>
-              <w:instrText xml:space="preserve"> PAGEREF _Toc228787482 \h </w:instrText>
-            </w:r>
-            <w:r>
-              <w:rPr>
-                <w:rFonts w:asciiTheme="majorHAnsi" w:hAnsiTheme="majorHAnsi" w:cstheme="majorHAnsi"/>
-                <w:noProof/>
-                <w:webHidden/>
-                <w:sz w:val="28"/>
-                <w:szCs w:val="28"/>
-              </w:rPr>
-            </w:r>
-            <w:r>
-              <w:rPr>
-                <w:rFonts w:asciiTheme="majorHAnsi" w:hAnsiTheme="majorHAnsi" w:cstheme="majorHAnsi"/>
-                <w:noProof/>
-                <w:webHidden/>
-                <w:sz w:val="28"/>
-                <w:szCs w:val="28"/>
+                <w:noProof/>
+                <w:webHidden/>
+              </w:rPr>
+              <w:instrText xml:space="preserve"> PAGEREF _Toc228794564 \h </w:instrText>
+            </w:r>
+            <w:r>
+              <w:rPr>
+                <w:noProof/>
+                <w:webHidden/>
+              </w:rPr>
+            </w:r>
+            <w:r>
+              <w:rPr>
+                <w:noProof/>
+                <w:webHidden/>
               </w:rPr>
               <w:fldChar w:fldCharType="separate"/>
             </w:r>
             <w:r>
               <w:rPr>
-                <w:rFonts w:asciiTheme="majorHAnsi" w:hAnsiTheme="majorHAnsi" w:cstheme="majorHAnsi"/>
-                <w:noProof/>
-                <w:webHidden/>
-                <w:sz w:val="28"/>
-                <w:szCs w:val="28"/>
+                <w:noProof/>
+                <w:webHidden/>
               </w:rPr>
               <w:t>26</w:t>
             </w:r>
             <w:r>
               <w:rPr>
-                <w:rFonts w:asciiTheme="majorHAnsi" w:hAnsiTheme="majorHAnsi" w:cstheme="majorHAnsi"/>
-                <w:noProof/>
-                <w:webHidden/>
-                <w:sz w:val="28"/>
-                <w:szCs w:val="28"/>
+                <w:noProof/>
+                <w:webHidden/>
               </w:rPr>
               <w:fldChar w:fldCharType="end"/>
             </w:r>
@@ -4044,91 +3142,67 @@
               <w:tab w:val="right" w:leader="dot" w:pos="8921"/>
             </w:tabs>
             <w:rPr>
-              <w:rFonts w:eastAsiaTheme="minorEastAsia" w:cstheme="majorHAnsi"/>
+              <w:rFonts w:asciiTheme="minorHAnsi" w:eastAsiaTheme="minorEastAsia" w:hAnsiTheme="minorHAnsi" w:cstheme="minorBidi"/>
               <w:bCs w:val="0"/>
               <w:noProof/>
-              <w:szCs w:val="28"/>
+              <w:sz w:val="22"/>
               <w:lang w:eastAsia="ru-RU"/>
             </w:rPr>
           </w:pPr>
-          <w:hyperlink w:anchor="_Toc228787483" w:history="1">
+          <w:hyperlink w:anchor="_Toc228794565" w:history="1">
             <w:r>
               <w:rPr>
                 <w:rStyle w:val="af6"/>
                 <w:rFonts w:cstheme="majorHAnsi"/>
-                <w:bCs w:val="0"/>
-                <w:noProof/>
-                <w:szCs w:val="28"/>
-                <w:u w:val="none"/>
+                <w:noProof/>
               </w:rPr>
               <w:t>2.3. Реализация игровых механик</w:t>
             </w:r>
             <w:r>
               <w:rPr>
-                <w:rFonts w:cstheme="majorHAnsi"/>
-                <w:bCs w:val="0"/>
-                <w:noProof/>
-                <w:webHidden/>
-                <w:szCs w:val="28"/>
+                <w:noProof/>
+                <w:webHidden/>
               </w:rPr>
               <w:tab/>
             </w:r>
             <w:r>
               <w:rPr>
-                <w:rFonts w:cstheme="majorHAnsi"/>
-                <w:bCs w:val="0"/>
-                <w:noProof/>
-                <w:webHidden/>
-                <w:szCs w:val="28"/>
+                <w:noProof/>
+                <w:webHidden/>
               </w:rPr>
               <w:fldChar w:fldCharType="begin"/>
             </w:r>
             <w:r>
               <w:rPr>
-                <w:rFonts w:cstheme="majorHAnsi"/>
-                <w:bCs w:val="0"/>
-                <w:noProof/>
-                <w:webHidden/>
-                <w:szCs w:val="28"/>
-              </w:rPr>
-              <w:instrText xml:space="preserve"> PAGEREF _Toc228787483 \h </w:instrText>
-            </w:r>
-            <w:r>
-              <w:rPr>
-                <w:rFonts w:cstheme="majorHAnsi"/>
-                <w:bCs w:val="0"/>
-                <w:noProof/>
-                <w:webHidden/>
-                <w:szCs w:val="28"/>
-              </w:rPr>
-            </w:r>
-            <w:r>
-              <w:rPr>
-                <w:rFonts w:cstheme="majorHAnsi"/>
-                <w:bCs w:val="0"/>
-                <w:noProof/>
-                <w:webHidden/>
-                <w:szCs w:val="28"/>
+                <w:noProof/>
+                <w:webHidden/>
+              </w:rPr>
+              <w:instrText xml:space="preserve"> PAGEREF _Toc228794565 \h </w:instrText>
+            </w:r>
+            <w:r>
+              <w:rPr>
+                <w:noProof/>
+                <w:webHidden/>
+              </w:rPr>
+            </w:r>
+            <w:r>
+              <w:rPr>
+                <w:noProof/>
+                <w:webHidden/>
               </w:rPr>
               <w:fldChar w:fldCharType="separate"/>
             </w:r>
             <w:r>
               <w:rPr>
-                <w:rFonts w:cstheme="majorHAnsi"/>
-                <w:bCs w:val="0"/>
-                <w:noProof/>
-                <w:webHidden/>
-                <w:szCs w:val="28"/>
+                <w:noProof/>
+                <w:webHidden/>
               </w:rPr>
               <w:t>27</w:t>
             </w:r>
             <w:r>
               <w:rPr>
-                <w:rFonts w:cstheme="majorHAnsi"/>
-                <w:bCs w:val="0"/>
-                <w:noProof/>
-                <w:webHidden/>
-                <w:szCs w:val="28"/>
+                <w:noProof/>
+                <w:webHidden/>
               </w:rPr>
               <w:fldChar w:fldCharType="end"/>
             </w:r>
@@ -4141,91 +3215,66 @@
               <w:tab w:val="right" w:leader="dot" w:pos="8921"/>
             </w:tabs>
             <w:rPr>
-              <w:rFonts w:asciiTheme="majorHAnsi" w:eastAsiaTheme="minorEastAsia" w:hAnsiTheme="majorHAnsi" w:cstheme="majorHAnsi"/>
+              <w:rFonts w:eastAsiaTheme="minorEastAsia" w:cstheme="minorBidi"/>
               <w:noProof/>
-              <w:sz w:val="28"/>
-              <w:szCs w:val="28"/>
+              <w:sz w:val="22"/>
+              <w:szCs w:val="22"/>
               <w:lang w:eastAsia="ru-RU"/>
             </w:rPr>
           </w:pPr>
-          <w:hyperlink w:anchor="_Toc228787484" w:history="1">
+          <w:hyperlink w:anchor="_Toc228794566" w:history="1">
             <w:r>
               <w:rPr>
                 <w:rStyle w:val="af6"/>
-                <w:rFonts w:asciiTheme="majorHAnsi" w:hAnsiTheme="majorHAnsi" w:cstheme="majorHAnsi"/>
-                <w:noProof/>
-                <w:sz w:val="28"/>
-                <w:szCs w:val="28"/>
-                <w:u w:val="none"/>
+                <w:noProof/>
               </w:rPr>
               <w:t>2.3.1. Система уровней и механика переходов</w:t>
             </w:r>
             <w:r>
               <w:rPr>
-                <w:rFonts w:asciiTheme="majorHAnsi" w:hAnsiTheme="majorHAnsi" w:cstheme="majorHAnsi"/>
-                <w:noProof/>
-                <w:webHidden/>
-                <w:sz w:val="28"/>
-                <w:szCs w:val="28"/>
+                <w:noProof/>
+                <w:webHidden/>
               </w:rPr>
               <w:tab/>
             </w:r>
             <w:r>
               <w:rPr>
-                <w:rFonts w:asciiTheme="majorHAnsi" w:hAnsiTheme="majorHAnsi" w:cstheme="majorHAnsi"/>
-                <w:noProof/>
-                <w:webHidden/>
-                <w:sz w:val="28"/>
-                <w:szCs w:val="28"/>
+                <w:noProof/>
+                <w:webHidden/>
               </w:rPr>
               <w:fldChar w:fldCharType="begin"/>
             </w:r>
             <w:r>
               <w:rPr>
-                <w:rFonts w:asciiTheme="majorHAnsi" w:hAnsiTheme="majorHAnsi" w:cstheme="majorHAnsi"/>
-                <w:noProof/>
-                <w:webHidden/>
-                <w:sz w:val="28"/>
-                <w:szCs w:val="28"/>
-              </w:rPr>
-              <w:instrText xml:space="preserve"> PAGEREF _Toc228787484 \h </w:instrText>
-            </w:r>
-            <w:r>
-              <w:rPr>
-                <w:rFonts w:asciiTheme="majorHAnsi" w:hAnsiTheme="majorHAnsi" w:cstheme="majorHAnsi"/>
-                <w:noProof/>
-                <w:webHidden/>
-                <w:sz w:val="28"/>
-                <w:szCs w:val="28"/>
-              </w:rPr>
-            </w:r>
-            <w:r>
-              <w:rPr>
-                <w:rFonts w:asciiTheme="majorHAnsi" w:hAnsiTheme="majorHAnsi" w:cstheme="majorHAnsi"/>
-                <w:noProof/>
-                <w:webHidden/>
-                <w:sz w:val="28"/>
-                <w:szCs w:val="28"/>
+                <w:noProof/>
+                <w:webHidden/>
+              </w:rPr>
+              <w:instrText xml:space="preserve"> PAGEREF _Toc228794566 \h </w:instrText>
+            </w:r>
+            <w:r>
+              <w:rPr>
+                <w:noProof/>
+                <w:webHidden/>
+              </w:rPr>
+            </w:r>
+            <w:r>
+              <w:rPr>
+                <w:noProof/>
+                <w:webHidden/>
               </w:rPr>
               <w:fldChar w:fldCharType="separate"/>
             </w:r>
             <w:r>
               <w:rPr>
-                <w:rFonts w:asciiTheme="majorHAnsi" w:hAnsiTheme="majorHAnsi" w:cstheme="majorHAnsi"/>
-                <w:noProof/>
-                <w:webHidden/>
-                <w:sz w:val="28"/>
-                <w:szCs w:val="28"/>
+                <w:noProof/>
+                <w:webHidden/>
               </w:rPr>
               <w:t>27</w:t>
             </w:r>
             <w:r>
               <w:rPr>
-                <w:rFonts w:asciiTheme="majorHAnsi" w:hAnsiTheme="majorHAnsi" w:cstheme="majorHAnsi"/>
-                <w:noProof/>
-                <w:webHidden/>
-                <w:sz w:val="28"/>
-                <w:szCs w:val="28"/>
+                <w:noProof/>
+                <w:webHidden/>
               </w:rPr>
               <w:fldChar w:fldCharType="end"/>
             </w:r>
@@ -4238,91 +3287,66 @@
               <w:tab w:val="right" w:leader="dot" w:pos="8921"/>
             </w:tabs>
             <w:rPr>
-              <w:rFonts w:asciiTheme="majorHAnsi" w:eastAsiaTheme="minorEastAsia" w:hAnsiTheme="majorHAnsi" w:cstheme="majorHAnsi"/>
+              <w:rFonts w:eastAsiaTheme="minorEastAsia" w:cstheme="minorBidi"/>
               <w:noProof/>
-              <w:sz w:val="28"/>
-              <w:szCs w:val="28"/>
+              <w:sz w:val="22"/>
+              <w:szCs w:val="22"/>
               <w:lang w:eastAsia="ru-RU"/>
             </w:rPr>
           </w:pPr>
-          <w:hyperlink w:anchor="_Toc228787485" w:history="1">
+          <w:hyperlink w:anchor="_Toc228794567" w:history="1">
             <w:r>
               <w:rPr>
                 <w:rStyle w:val="af6"/>
-                <w:rFonts w:asciiTheme="majorHAnsi" w:hAnsiTheme="majorHAnsi" w:cstheme="majorHAnsi"/>
-                <w:noProof/>
-                <w:sz w:val="28"/>
-                <w:szCs w:val="28"/>
-                <w:u w:val="none"/>
+                <w:noProof/>
               </w:rPr>
               <w:t>2.3.2. Уровень 1. Классическая CAPTCHA-верификация</w:t>
             </w:r>
             <w:r>
               <w:rPr>
-                <w:rFonts w:asciiTheme="majorHAnsi" w:hAnsiTheme="majorHAnsi" w:cstheme="majorHAnsi"/>
-                <w:noProof/>
-                <w:webHidden/>
-                <w:sz w:val="28"/>
-                <w:szCs w:val="28"/>
+                <w:noProof/>
+                <w:webHidden/>
               </w:rPr>
               <w:tab/>
             </w:r>
             <w:r>
               <w:rPr>
-                <w:rFonts w:asciiTheme="majorHAnsi" w:hAnsiTheme="majorHAnsi" w:cstheme="majorHAnsi"/>
-                <w:noProof/>
-                <w:webHidden/>
-                <w:sz w:val="28"/>
-                <w:szCs w:val="28"/>
+                <w:noProof/>
+                <w:webHidden/>
               </w:rPr>
               <w:fldChar w:fldCharType="begin"/>
             </w:r>
             <w:r>
               <w:rPr>
-                <w:rFonts w:asciiTheme="majorHAnsi" w:hAnsiTheme="majorHAnsi" w:cstheme="majorHAnsi"/>
-                <w:noProof/>
-                <w:webHidden/>
-                <w:sz w:val="28"/>
-                <w:szCs w:val="28"/>
-              </w:rPr>
-              <w:instrText xml:space="preserve"> PAGEREF _Toc228787485 \h </w:instrText>
-            </w:r>
-            <w:r>
-              <w:rPr>
-                <w:rFonts w:asciiTheme="majorHAnsi" w:hAnsiTheme="majorHAnsi" w:cstheme="majorHAnsi"/>
-                <w:noProof/>
-                <w:webHidden/>
-                <w:sz w:val="28"/>
-                <w:szCs w:val="28"/>
-              </w:rPr>
-            </w:r>
-            <w:r>
-              <w:rPr>
-                <w:rFonts w:asciiTheme="majorHAnsi" w:hAnsiTheme="majorHAnsi" w:cstheme="majorHAnsi"/>
-                <w:noProof/>
-                <w:webHidden/>
-                <w:sz w:val="28"/>
-                <w:szCs w:val="28"/>
+                <w:noProof/>
+                <w:webHidden/>
+              </w:rPr>
+              <w:instrText xml:space="preserve"> PAGEREF _Toc228794567 \h </w:instrText>
+            </w:r>
+            <w:r>
+              <w:rPr>
+                <w:noProof/>
+                <w:webHidden/>
+              </w:rPr>
+            </w:r>
+            <w:r>
+              <w:rPr>
+                <w:noProof/>
+                <w:webHidden/>
               </w:rPr>
               <w:fldChar w:fldCharType="separate"/>
             </w:r>
             <w:r>
               <w:rPr>
-                <w:rFonts w:asciiTheme="majorHAnsi" w:hAnsiTheme="majorHAnsi" w:cstheme="majorHAnsi"/>
-                <w:noProof/>
-                <w:webHidden/>
-                <w:sz w:val="28"/>
-                <w:szCs w:val="28"/>
+                <w:noProof/>
+                <w:webHidden/>
               </w:rPr>
               <w:t>27</w:t>
             </w:r>
             <w:r>
               <w:rPr>
-                <w:rFonts w:asciiTheme="majorHAnsi" w:hAnsiTheme="majorHAnsi" w:cstheme="majorHAnsi"/>
-                <w:noProof/>
-                <w:webHidden/>
-                <w:sz w:val="28"/>
-                <w:szCs w:val="28"/>
+                <w:noProof/>
+                <w:webHidden/>
               </w:rPr>
               <w:fldChar w:fldCharType="end"/>
             </w:r>
@@ -4335,91 +3359,66 @@
               <w:tab w:val="right" w:leader="dot" w:pos="8921"/>
             </w:tabs>
             <w:rPr>
-              <w:rFonts w:asciiTheme="majorHAnsi" w:eastAsiaTheme="minorEastAsia" w:hAnsiTheme="majorHAnsi" w:cstheme="majorHAnsi"/>
+              <w:rFonts w:eastAsiaTheme="minorEastAsia" w:cstheme="minorBidi"/>
               <w:noProof/>
-              <w:sz w:val="28"/>
-              <w:szCs w:val="28"/>
+              <w:sz w:val="22"/>
+              <w:szCs w:val="22"/>
               <w:lang w:eastAsia="ru-RU"/>
             </w:rPr>
           </w:pPr>
-          <w:hyperlink w:anchor="_Toc228787486" w:history="1">
+          <w:hyperlink w:anchor="_Toc228794568" w:history="1">
             <w:r>
               <w:rPr>
                 <w:rStyle w:val="af6"/>
-                <w:rFonts w:asciiTheme="majorHAnsi" w:hAnsiTheme="majorHAnsi" w:cstheme="majorHAnsi"/>
-                <w:noProof/>
-                <w:sz w:val="28"/>
-                <w:szCs w:val="28"/>
-                <w:u w:val="none"/>
+                <w:noProof/>
               </w:rPr>
               <w:t>2.3.3. Уровень 2. Выбор изображений по критерию</w:t>
             </w:r>
             <w:r>
               <w:rPr>
-                <w:rFonts w:asciiTheme="majorHAnsi" w:hAnsiTheme="majorHAnsi" w:cstheme="majorHAnsi"/>
-                <w:noProof/>
-                <w:webHidden/>
-                <w:sz w:val="28"/>
-                <w:szCs w:val="28"/>
+                <w:noProof/>
+                <w:webHidden/>
               </w:rPr>
               <w:tab/>
             </w:r>
             <w:r>
               <w:rPr>
-                <w:rFonts w:asciiTheme="majorHAnsi" w:hAnsiTheme="majorHAnsi" w:cstheme="majorHAnsi"/>
-                <w:noProof/>
-                <w:webHidden/>
-                <w:sz w:val="28"/>
-                <w:szCs w:val="28"/>
+                <w:noProof/>
+                <w:webHidden/>
               </w:rPr>
               <w:fldChar w:fldCharType="begin"/>
             </w:r>
             <w:r>
               <w:rPr>
-                <w:rFonts w:asciiTheme="majorHAnsi" w:hAnsiTheme="majorHAnsi" w:cstheme="majorHAnsi"/>
-                <w:noProof/>
-                <w:webHidden/>
-                <w:sz w:val="28"/>
-                <w:szCs w:val="28"/>
-              </w:rPr>
-              <w:instrText xml:space="preserve"> PAGEREF _Toc228787486 \h </w:instrText>
-            </w:r>
-            <w:r>
-              <w:rPr>
-                <w:rFonts w:asciiTheme="majorHAnsi" w:hAnsiTheme="majorHAnsi" w:cstheme="majorHAnsi"/>
-                <w:noProof/>
-                <w:webHidden/>
-                <w:sz w:val="28"/>
-                <w:szCs w:val="28"/>
-              </w:rPr>
-            </w:r>
-            <w:r>
-              <w:rPr>
-                <w:rFonts w:asciiTheme="majorHAnsi" w:hAnsiTheme="majorHAnsi" w:cstheme="majorHAnsi"/>
-                <w:noProof/>
-                <w:webHidden/>
-                <w:sz w:val="28"/>
-                <w:szCs w:val="28"/>
+                <w:noProof/>
+                <w:webHidden/>
+              </w:rPr>
+              <w:instrText xml:space="preserve"> PAGEREF _Toc228794568 \h </w:instrText>
+            </w:r>
+            <w:r>
+              <w:rPr>
+                <w:noProof/>
+                <w:webHidden/>
+              </w:rPr>
+            </w:r>
+            <w:r>
+              <w:rPr>
+                <w:noProof/>
+                <w:webHidden/>
               </w:rPr>
               <w:fldChar w:fldCharType="separate"/>
             </w:r>
             <w:r>
               <w:rPr>
-                <w:rFonts w:asciiTheme="majorHAnsi" w:hAnsiTheme="majorHAnsi" w:cstheme="majorHAnsi"/>
-                <w:noProof/>
-                <w:webHidden/>
-                <w:sz w:val="28"/>
-                <w:szCs w:val="28"/>
+                <w:noProof/>
+                <w:webHidden/>
               </w:rPr>
               <w:t>28</w:t>
             </w:r>
             <w:r>
               <w:rPr>
-                <w:rFonts w:asciiTheme="majorHAnsi" w:hAnsiTheme="majorHAnsi" w:cstheme="majorHAnsi"/>
-                <w:noProof/>
-                <w:webHidden/>
-                <w:sz w:val="28"/>
-                <w:szCs w:val="28"/>
+                <w:noProof/>
+                <w:webHidden/>
               </w:rPr>
               <w:fldChar w:fldCharType="end"/>
             </w:r>
@@ -4432,91 +3431,66 @@
               <w:tab w:val="right" w:leader="dot" w:pos="8921"/>
             </w:tabs>
             <w:rPr>
-              <w:rFonts w:asciiTheme="majorHAnsi" w:eastAsiaTheme="minorEastAsia" w:hAnsiTheme="majorHAnsi" w:cstheme="majorHAnsi"/>
+              <w:rFonts w:eastAsiaTheme="minorEastAsia" w:cstheme="minorBidi"/>
               <w:noProof/>
-              <w:sz w:val="28"/>
-              <w:szCs w:val="28"/>
+              <w:sz w:val="22"/>
+              <w:szCs w:val="22"/>
               <w:lang w:eastAsia="ru-RU"/>
             </w:rPr>
           </w:pPr>
-          <w:hyperlink w:anchor="_Toc228787487" w:history="1">
+          <w:hyperlink w:anchor="_Toc228794569" w:history="1">
             <w:r>
               <w:rPr>
                 <w:rStyle w:val="af6"/>
-                <w:rFonts w:asciiTheme="majorHAnsi" w:hAnsiTheme="majorHAnsi" w:cstheme="majorHAnsi"/>
-                <w:noProof/>
-                <w:sz w:val="28"/>
-                <w:szCs w:val="28"/>
-                <w:u w:val="none"/>
+                <w:noProof/>
               </w:rPr>
               <w:t>2.3.4. Уровень 3. Распознавание искаженного текста</w:t>
             </w:r>
             <w:r>
               <w:rPr>
-                <w:rFonts w:asciiTheme="majorHAnsi" w:hAnsiTheme="majorHAnsi" w:cstheme="majorHAnsi"/>
-                <w:noProof/>
-                <w:webHidden/>
-                <w:sz w:val="28"/>
-                <w:szCs w:val="28"/>
+                <w:noProof/>
+                <w:webHidden/>
               </w:rPr>
               <w:tab/>
             </w:r>
             <w:r>
               <w:rPr>
-                <w:rFonts w:asciiTheme="majorHAnsi" w:hAnsiTheme="majorHAnsi" w:cstheme="majorHAnsi"/>
-                <w:noProof/>
-                <w:webHidden/>
-                <w:sz w:val="28"/>
-                <w:szCs w:val="28"/>
+                <w:noProof/>
+                <w:webHidden/>
               </w:rPr>
               <w:fldChar w:fldCharType="begin"/>
             </w:r>
             <w:r>
               <w:rPr>
-                <w:rFonts w:asciiTheme="majorHAnsi" w:hAnsiTheme="majorHAnsi" w:cstheme="majorHAnsi"/>
-                <w:noProof/>
-                <w:webHidden/>
-                <w:sz w:val="28"/>
-                <w:szCs w:val="28"/>
-              </w:rPr>
-              <w:instrText xml:space="preserve"> PAGEREF _Toc228787487 \h </w:instrText>
-            </w:r>
-            <w:r>
-              <w:rPr>
-                <w:rFonts w:asciiTheme="majorHAnsi" w:hAnsiTheme="majorHAnsi" w:cstheme="majorHAnsi"/>
-                <w:noProof/>
-                <w:webHidden/>
-                <w:sz w:val="28"/>
-                <w:szCs w:val="28"/>
-              </w:rPr>
-            </w:r>
-            <w:r>
-              <w:rPr>
-                <w:rFonts w:asciiTheme="majorHAnsi" w:hAnsiTheme="majorHAnsi" w:cstheme="majorHAnsi"/>
-                <w:noProof/>
-                <w:webHidden/>
-                <w:sz w:val="28"/>
-                <w:szCs w:val="28"/>
+                <w:noProof/>
+                <w:webHidden/>
+              </w:rPr>
+              <w:instrText xml:space="preserve"> PAGEREF _Toc228794569 \h </w:instrText>
+            </w:r>
+            <w:r>
+              <w:rPr>
+                <w:noProof/>
+                <w:webHidden/>
+              </w:rPr>
+            </w:r>
+            <w:r>
+              <w:rPr>
+                <w:noProof/>
+                <w:webHidden/>
               </w:rPr>
               <w:fldChar w:fldCharType="separate"/>
             </w:r>
             <w:r>
               <w:rPr>
-                <w:rFonts w:asciiTheme="majorHAnsi" w:hAnsiTheme="majorHAnsi" w:cstheme="majorHAnsi"/>
-                <w:noProof/>
-                <w:webHidden/>
-                <w:sz w:val="28"/>
-                <w:szCs w:val="28"/>
+                <w:noProof/>
+                <w:webHidden/>
               </w:rPr>
               <w:t>28</w:t>
             </w:r>
             <w:r>
               <w:rPr>
-                <w:rFonts w:asciiTheme="majorHAnsi" w:hAnsiTheme="majorHAnsi" w:cstheme="majorHAnsi"/>
-                <w:noProof/>
-                <w:webHidden/>
-                <w:sz w:val="28"/>
-                <w:szCs w:val="28"/>
+                <w:noProof/>
+                <w:webHidden/>
               </w:rPr>
               <w:fldChar w:fldCharType="end"/>
             </w:r>
@@ -4529,91 +3503,66 @@
               <w:tab w:val="right" w:leader="dot" w:pos="8921"/>
             </w:tabs>
             <w:rPr>
-              <w:rFonts w:asciiTheme="majorHAnsi" w:eastAsiaTheme="minorEastAsia" w:hAnsiTheme="majorHAnsi" w:cstheme="majorHAnsi"/>
+              <w:rFonts w:eastAsiaTheme="minorEastAsia" w:cstheme="minorBidi"/>
               <w:noProof/>
-              <w:sz w:val="28"/>
-              <w:szCs w:val="28"/>
+              <w:sz w:val="22"/>
+              <w:szCs w:val="22"/>
               <w:lang w:eastAsia="ru-RU"/>
             </w:rPr>
           </w:pPr>
-          <w:hyperlink w:anchor="_Toc228787488" w:history="1">
+          <w:hyperlink w:anchor="_Toc228794570" w:history="1">
             <w:r>
               <w:rPr>
                 <w:rStyle w:val="af6"/>
-                <w:rFonts w:asciiTheme="majorHAnsi" w:hAnsiTheme="majorHAnsi" w:cstheme="majorHAnsi"/>
-                <w:noProof/>
-                <w:sz w:val="28"/>
-                <w:szCs w:val="28"/>
-                <w:u w:val="none"/>
+                <w:noProof/>
               </w:rPr>
               <w:t>2.3.5. Уровень 4. Крестики-нолики с искусственным интеллектом</w:t>
             </w:r>
             <w:r>
               <w:rPr>
-                <w:rFonts w:asciiTheme="majorHAnsi" w:hAnsiTheme="majorHAnsi" w:cstheme="majorHAnsi"/>
-                <w:noProof/>
-                <w:webHidden/>
-                <w:sz w:val="28"/>
-                <w:szCs w:val="28"/>
+                <w:noProof/>
+                <w:webHidden/>
               </w:rPr>
               <w:tab/>
             </w:r>
             <w:r>
               <w:rPr>
-                <w:rFonts w:asciiTheme="majorHAnsi" w:hAnsiTheme="majorHAnsi" w:cstheme="majorHAnsi"/>
-                <w:noProof/>
-                <w:webHidden/>
-                <w:sz w:val="28"/>
-                <w:szCs w:val="28"/>
+                <w:noProof/>
+                <w:webHidden/>
               </w:rPr>
               <w:fldChar w:fldCharType="begin"/>
             </w:r>
             <w:r>
               <w:rPr>
-                <w:rFonts w:asciiTheme="majorHAnsi" w:hAnsiTheme="majorHAnsi" w:cstheme="majorHAnsi"/>
-                <w:noProof/>
-                <w:webHidden/>
-                <w:sz w:val="28"/>
-                <w:szCs w:val="28"/>
-              </w:rPr>
-              <w:instrText xml:space="preserve"> PAGEREF _Toc228787488 \h </w:instrText>
-            </w:r>
-            <w:r>
-              <w:rPr>
-                <w:rFonts w:asciiTheme="majorHAnsi" w:hAnsiTheme="majorHAnsi" w:cstheme="majorHAnsi"/>
-                <w:noProof/>
-                <w:webHidden/>
-                <w:sz w:val="28"/>
-                <w:szCs w:val="28"/>
-              </w:rPr>
-            </w:r>
-            <w:r>
-              <w:rPr>
-                <w:rFonts w:asciiTheme="majorHAnsi" w:hAnsiTheme="majorHAnsi" w:cstheme="majorHAnsi"/>
-                <w:noProof/>
-                <w:webHidden/>
-                <w:sz w:val="28"/>
-                <w:szCs w:val="28"/>
+                <w:noProof/>
+                <w:webHidden/>
+              </w:rPr>
+              <w:instrText xml:space="preserve"> PAGEREF _Toc228794570 \h </w:instrText>
+            </w:r>
+            <w:r>
+              <w:rPr>
+                <w:noProof/>
+                <w:webHidden/>
+              </w:rPr>
+            </w:r>
+            <w:r>
+              <w:rPr>
+                <w:noProof/>
+                <w:webHidden/>
               </w:rPr>
               <w:fldChar w:fldCharType="separate"/>
             </w:r>
             <w:r>
               <w:rPr>
-                <w:rFonts w:asciiTheme="majorHAnsi" w:hAnsiTheme="majorHAnsi" w:cstheme="majorHAnsi"/>
-                <w:noProof/>
-                <w:webHidden/>
-                <w:sz w:val="28"/>
-                <w:szCs w:val="28"/>
+                <w:noProof/>
+                <w:webHidden/>
               </w:rPr>
               <w:t>29</w:t>
             </w:r>
             <w:r>
               <w:rPr>
-                <w:rFonts w:asciiTheme="majorHAnsi" w:hAnsiTheme="majorHAnsi" w:cstheme="majorHAnsi"/>
-                <w:noProof/>
-                <w:webHidden/>
-                <w:sz w:val="28"/>
-                <w:szCs w:val="28"/>
+                <w:noProof/>
+                <w:webHidden/>
               </w:rPr>
               <w:fldChar w:fldCharType="end"/>
             </w:r>
@@ -4626,91 +3575,66 @@
               <w:tab w:val="right" w:leader="dot" w:pos="8921"/>
             </w:tabs>
             <w:rPr>
-              <w:rFonts w:asciiTheme="majorHAnsi" w:eastAsiaTheme="minorEastAsia" w:hAnsiTheme="majorHAnsi" w:cstheme="majorHAnsi"/>
+              <w:rFonts w:eastAsiaTheme="minorEastAsia" w:cstheme="minorBidi"/>
               <w:noProof/>
-              <w:sz w:val="28"/>
-              <w:szCs w:val="28"/>
+              <w:sz w:val="22"/>
+              <w:szCs w:val="22"/>
               <w:lang w:eastAsia="ru-RU"/>
             </w:rPr>
           </w:pPr>
-          <w:hyperlink w:anchor="_Toc228787489" w:history="1">
+          <w:hyperlink w:anchor="_Toc228794571" w:history="1">
             <w:r>
               <w:rPr>
                 <w:rStyle w:val="af6"/>
-                <w:rFonts w:asciiTheme="majorHAnsi" w:hAnsiTheme="majorHAnsi" w:cstheme="majorHAnsi"/>
-                <w:noProof/>
-                <w:sz w:val="28"/>
-                <w:szCs w:val="28"/>
-                <w:u w:val="none"/>
+                <w:noProof/>
               </w:rPr>
               <w:t>2.3.6. Уровень 5. Альтернативная селекция изображений</w:t>
             </w:r>
             <w:r>
               <w:rPr>
-                <w:rFonts w:asciiTheme="majorHAnsi" w:hAnsiTheme="majorHAnsi" w:cstheme="majorHAnsi"/>
-                <w:noProof/>
-                <w:webHidden/>
-                <w:sz w:val="28"/>
-                <w:szCs w:val="28"/>
+                <w:noProof/>
+                <w:webHidden/>
               </w:rPr>
               <w:tab/>
             </w:r>
             <w:r>
               <w:rPr>
-                <w:rFonts w:asciiTheme="majorHAnsi" w:hAnsiTheme="majorHAnsi" w:cstheme="majorHAnsi"/>
-                <w:noProof/>
-                <w:webHidden/>
-                <w:sz w:val="28"/>
-                <w:szCs w:val="28"/>
+                <w:noProof/>
+                <w:webHidden/>
               </w:rPr>
               <w:fldChar w:fldCharType="begin"/>
             </w:r>
             <w:r>
               <w:rPr>
-                <w:rFonts w:asciiTheme="majorHAnsi" w:hAnsiTheme="majorHAnsi" w:cstheme="majorHAnsi"/>
-                <w:noProof/>
-                <w:webHidden/>
-                <w:sz w:val="28"/>
-                <w:szCs w:val="28"/>
-              </w:rPr>
-              <w:instrText xml:space="preserve"> PAGEREF _Toc228787489 \h </w:instrText>
-            </w:r>
-            <w:r>
-              <w:rPr>
-                <w:rFonts w:asciiTheme="majorHAnsi" w:hAnsiTheme="majorHAnsi" w:cstheme="majorHAnsi"/>
-                <w:noProof/>
-                <w:webHidden/>
-                <w:sz w:val="28"/>
-                <w:szCs w:val="28"/>
-              </w:rPr>
-            </w:r>
-            <w:r>
-              <w:rPr>
-                <w:rFonts w:asciiTheme="majorHAnsi" w:hAnsiTheme="majorHAnsi" w:cstheme="majorHAnsi"/>
-                <w:noProof/>
-                <w:webHidden/>
-                <w:sz w:val="28"/>
-                <w:szCs w:val="28"/>
+                <w:noProof/>
+                <w:webHidden/>
+              </w:rPr>
+              <w:instrText xml:space="preserve"> PAGEREF _Toc228794571 \h </w:instrText>
+            </w:r>
+            <w:r>
+              <w:rPr>
+                <w:noProof/>
+                <w:webHidden/>
+              </w:rPr>
+            </w:r>
+            <w:r>
+              <w:rPr>
+                <w:noProof/>
+                <w:webHidden/>
               </w:rPr>
               <w:fldChar w:fldCharType="separate"/>
             </w:r>
             <w:r>
               <w:rPr>
-                <w:rFonts w:asciiTheme="majorHAnsi" w:hAnsiTheme="majorHAnsi" w:cstheme="majorHAnsi"/>
-                <w:noProof/>
-                <w:webHidden/>
-                <w:sz w:val="28"/>
-                <w:szCs w:val="28"/>
+                <w:noProof/>
+                <w:webHidden/>
               </w:rPr>
               <w:t>29</w:t>
             </w:r>
             <w:r>
               <w:rPr>
-                <w:rFonts w:asciiTheme="majorHAnsi" w:hAnsiTheme="majorHAnsi" w:cstheme="majorHAnsi"/>
-                <w:noProof/>
-                <w:webHidden/>
-                <w:sz w:val="28"/>
-                <w:szCs w:val="28"/>
+                <w:noProof/>
+                <w:webHidden/>
               </w:rPr>
               <w:fldChar w:fldCharType="end"/>
             </w:r>
@@ -4723,91 +3647,66 @@
               <w:tab w:val="right" w:leader="dot" w:pos="8921"/>
             </w:tabs>
             <w:rPr>
-              <w:rFonts w:asciiTheme="majorHAnsi" w:eastAsiaTheme="minorEastAsia" w:hAnsiTheme="majorHAnsi" w:cstheme="majorHAnsi"/>
+              <w:rFonts w:eastAsiaTheme="minorEastAsia" w:cstheme="minorBidi"/>
               <w:noProof/>
-              <w:sz w:val="28"/>
-              <w:szCs w:val="28"/>
+              <w:sz w:val="22"/>
+              <w:szCs w:val="22"/>
               <w:lang w:eastAsia="ru-RU"/>
             </w:rPr>
           </w:pPr>
-          <w:hyperlink w:anchor="_Toc228787490" w:history="1">
+          <w:hyperlink w:anchor="_Toc228794572" w:history="1">
             <w:r>
               <w:rPr>
                 <w:rStyle w:val="af6"/>
-                <w:rFonts w:asciiTheme="majorHAnsi" w:hAnsiTheme="majorHAnsi" w:cstheme="majorHAnsi"/>
-                <w:noProof/>
-                <w:sz w:val="28"/>
-                <w:szCs w:val="28"/>
-                <w:u w:val="none"/>
+                <w:noProof/>
               </w:rPr>
               <w:t>2.3.7. Уровень 6. Геометрическая верификация (рисование круга)</w:t>
             </w:r>
             <w:r>
               <w:rPr>
-                <w:rFonts w:asciiTheme="majorHAnsi" w:hAnsiTheme="majorHAnsi" w:cstheme="majorHAnsi"/>
-                <w:noProof/>
-                <w:webHidden/>
-                <w:sz w:val="28"/>
-                <w:szCs w:val="28"/>
+                <w:noProof/>
+                <w:webHidden/>
               </w:rPr>
               <w:tab/>
             </w:r>
             <w:r>
               <w:rPr>
-                <w:rFonts w:asciiTheme="majorHAnsi" w:hAnsiTheme="majorHAnsi" w:cstheme="majorHAnsi"/>
-                <w:noProof/>
-                <w:webHidden/>
-                <w:sz w:val="28"/>
-                <w:szCs w:val="28"/>
+                <w:noProof/>
+                <w:webHidden/>
               </w:rPr>
               <w:fldChar w:fldCharType="begin"/>
             </w:r>
             <w:r>
               <w:rPr>
-                <w:rFonts w:asciiTheme="majorHAnsi" w:hAnsiTheme="majorHAnsi" w:cstheme="majorHAnsi"/>
-                <w:noProof/>
-                <w:webHidden/>
-                <w:sz w:val="28"/>
-                <w:szCs w:val="28"/>
-              </w:rPr>
-              <w:instrText xml:space="preserve"> PAGEREF _Toc228787490 \h </w:instrText>
-            </w:r>
-            <w:r>
-              <w:rPr>
-                <w:rFonts w:asciiTheme="majorHAnsi" w:hAnsiTheme="majorHAnsi" w:cstheme="majorHAnsi"/>
-                <w:noProof/>
-                <w:webHidden/>
-                <w:sz w:val="28"/>
-                <w:szCs w:val="28"/>
-              </w:rPr>
-            </w:r>
-            <w:r>
-              <w:rPr>
-                <w:rFonts w:asciiTheme="majorHAnsi" w:hAnsiTheme="majorHAnsi" w:cstheme="majorHAnsi"/>
-                <w:noProof/>
-                <w:webHidden/>
-                <w:sz w:val="28"/>
-                <w:szCs w:val="28"/>
+                <w:noProof/>
+                <w:webHidden/>
+              </w:rPr>
+              <w:instrText xml:space="preserve"> PAGEREF _Toc228794572 \h </w:instrText>
+            </w:r>
+            <w:r>
+              <w:rPr>
+                <w:noProof/>
+                <w:webHidden/>
+              </w:rPr>
+            </w:r>
+            <w:r>
+              <w:rPr>
+                <w:noProof/>
+                <w:webHidden/>
               </w:rPr>
               <w:fldChar w:fldCharType="separate"/>
             </w:r>
             <w:r>
               <w:rPr>
-                <w:rFonts w:asciiTheme="majorHAnsi" w:hAnsiTheme="majorHAnsi" w:cstheme="majorHAnsi"/>
-                <w:noProof/>
-                <w:webHidden/>
-                <w:sz w:val="28"/>
-                <w:szCs w:val="28"/>
+                <w:noProof/>
+                <w:webHidden/>
               </w:rPr>
               <w:t>29</w:t>
             </w:r>
             <w:r>
               <w:rPr>
-                <w:rFonts w:asciiTheme="majorHAnsi" w:hAnsiTheme="majorHAnsi" w:cstheme="majorHAnsi"/>
-                <w:noProof/>
-                <w:webHidden/>
-                <w:sz w:val="28"/>
-                <w:szCs w:val="28"/>
+                <w:noProof/>
+                <w:webHidden/>
               </w:rPr>
               <w:fldChar w:fldCharType="end"/>
             </w:r>
@@ -4820,91 +3719,66 @@
               <w:tab w:val="right" w:leader="dot" w:pos="8921"/>
             </w:tabs>
             <w:rPr>
-              <w:rFonts w:asciiTheme="majorHAnsi" w:eastAsiaTheme="minorEastAsia" w:hAnsiTheme="majorHAnsi" w:cstheme="majorHAnsi"/>
+              <w:rFonts w:eastAsiaTheme="minorEastAsia" w:cstheme="minorBidi"/>
               <w:noProof/>
-              <w:sz w:val="28"/>
-              <w:szCs w:val="28"/>
+              <w:sz w:val="22"/>
+              <w:szCs w:val="22"/>
               <w:lang w:eastAsia="ru-RU"/>
             </w:rPr>
           </w:pPr>
-          <w:hyperlink w:anchor="_Toc228787491" w:history="1">
+          <w:hyperlink w:anchor="_Toc228794573" w:history="1">
             <w:r>
               <w:rPr>
                 <w:rStyle w:val="af6"/>
-                <w:rFonts w:asciiTheme="majorHAnsi" w:hAnsiTheme="majorHAnsi" w:cstheme="majorHAnsi"/>
-                <w:noProof/>
-                <w:sz w:val="28"/>
-                <w:szCs w:val="28"/>
-                <w:u w:val="none"/>
+                <w:noProof/>
               </w:rPr>
               <w:t>2.3.8. Уровень 7. Проверка зрения</w:t>
             </w:r>
             <w:r>
               <w:rPr>
-                <w:rFonts w:asciiTheme="majorHAnsi" w:hAnsiTheme="majorHAnsi" w:cstheme="majorHAnsi"/>
-                <w:noProof/>
-                <w:webHidden/>
-                <w:sz w:val="28"/>
-                <w:szCs w:val="28"/>
+                <w:noProof/>
+                <w:webHidden/>
               </w:rPr>
               <w:tab/>
             </w:r>
             <w:r>
               <w:rPr>
-                <w:rFonts w:asciiTheme="majorHAnsi" w:hAnsiTheme="majorHAnsi" w:cstheme="majorHAnsi"/>
-                <w:noProof/>
-                <w:webHidden/>
-                <w:sz w:val="28"/>
-                <w:szCs w:val="28"/>
+                <w:noProof/>
+                <w:webHidden/>
               </w:rPr>
               <w:fldChar w:fldCharType="begin"/>
             </w:r>
             <w:r>
               <w:rPr>
-                <w:rFonts w:asciiTheme="majorHAnsi" w:hAnsiTheme="majorHAnsi" w:cstheme="majorHAnsi"/>
-                <w:noProof/>
-                <w:webHidden/>
-                <w:sz w:val="28"/>
-                <w:szCs w:val="28"/>
-              </w:rPr>
-              <w:instrText xml:space="preserve"> PAGEREF _Toc228787491 \h </w:instrText>
-            </w:r>
-            <w:r>
-              <w:rPr>
-                <w:rFonts w:asciiTheme="majorHAnsi" w:hAnsiTheme="majorHAnsi" w:cstheme="majorHAnsi"/>
-                <w:noProof/>
-                <w:webHidden/>
-                <w:sz w:val="28"/>
-                <w:szCs w:val="28"/>
-              </w:rPr>
-            </w:r>
-            <w:r>
-              <w:rPr>
-                <w:rFonts w:asciiTheme="majorHAnsi" w:hAnsiTheme="majorHAnsi" w:cstheme="majorHAnsi"/>
-                <w:noProof/>
-                <w:webHidden/>
-                <w:sz w:val="28"/>
-                <w:szCs w:val="28"/>
+                <w:noProof/>
+                <w:webHidden/>
+              </w:rPr>
+              <w:instrText xml:space="preserve"> PAGEREF _Toc228794573 \h </w:instrText>
+            </w:r>
+            <w:r>
+              <w:rPr>
+                <w:noProof/>
+                <w:webHidden/>
+              </w:rPr>
+            </w:r>
+            <w:r>
+              <w:rPr>
+                <w:noProof/>
+                <w:webHidden/>
               </w:rPr>
               <w:fldChar w:fldCharType="separate"/>
             </w:r>
             <w:r>
               <w:rPr>
-                <w:rFonts w:asciiTheme="majorHAnsi" w:hAnsiTheme="majorHAnsi" w:cstheme="majorHAnsi"/>
-                <w:noProof/>
-                <w:webHidden/>
-                <w:sz w:val="28"/>
-                <w:szCs w:val="28"/>
+                <w:noProof/>
+                <w:webHidden/>
               </w:rPr>
               <w:t>30</w:t>
             </w:r>
             <w:r>
               <w:rPr>
-                <w:rFonts w:asciiTheme="majorHAnsi" w:hAnsiTheme="majorHAnsi" w:cstheme="majorHAnsi"/>
-                <w:noProof/>
-                <w:webHidden/>
-                <w:sz w:val="28"/>
-                <w:szCs w:val="28"/>
+                <w:noProof/>
+                <w:webHidden/>
               </w:rPr>
               <w:fldChar w:fldCharType="end"/>
             </w:r>
@@ -4917,91 +3791,66 @@
               <w:tab w:val="right" w:leader="dot" w:pos="8921"/>
             </w:tabs>
             <w:rPr>
-              <w:rFonts w:asciiTheme="majorHAnsi" w:eastAsiaTheme="minorEastAsia" w:hAnsiTheme="majorHAnsi" w:cstheme="majorHAnsi"/>
+              <w:rFonts w:eastAsiaTheme="minorEastAsia" w:cstheme="minorBidi"/>
               <w:noProof/>
-              <w:sz w:val="28"/>
-              <w:szCs w:val="28"/>
+              <w:sz w:val="22"/>
+              <w:szCs w:val="22"/>
               <w:lang w:eastAsia="ru-RU"/>
             </w:rPr>
           </w:pPr>
-          <w:hyperlink w:anchor="_Toc228787492" w:history="1">
+          <w:hyperlink w:anchor="_Toc228794574" w:history="1">
             <w:r>
               <w:rPr>
                 <w:rStyle w:val="af6"/>
-                <w:rFonts w:asciiTheme="majorHAnsi" w:hAnsiTheme="majorHAnsi" w:cstheme="majorHAnsi"/>
-                <w:noProof/>
-                <w:sz w:val="28"/>
-                <w:szCs w:val="28"/>
-                <w:u w:val="none"/>
+                <w:noProof/>
               </w:rPr>
               <w:t>2.3.9. Уровни 8. Симуляция парковки автомобиля</w:t>
             </w:r>
             <w:r>
               <w:rPr>
-                <w:rFonts w:asciiTheme="majorHAnsi" w:hAnsiTheme="majorHAnsi" w:cstheme="majorHAnsi"/>
-                <w:noProof/>
-                <w:webHidden/>
-                <w:sz w:val="28"/>
-                <w:szCs w:val="28"/>
+                <w:noProof/>
+                <w:webHidden/>
               </w:rPr>
               <w:tab/>
             </w:r>
             <w:r>
               <w:rPr>
-                <w:rFonts w:asciiTheme="majorHAnsi" w:hAnsiTheme="majorHAnsi" w:cstheme="majorHAnsi"/>
-                <w:noProof/>
-                <w:webHidden/>
-                <w:sz w:val="28"/>
-                <w:szCs w:val="28"/>
+                <w:noProof/>
+                <w:webHidden/>
               </w:rPr>
               <w:fldChar w:fldCharType="begin"/>
             </w:r>
             <w:r>
               <w:rPr>
-                <w:rFonts w:asciiTheme="majorHAnsi" w:hAnsiTheme="majorHAnsi" w:cstheme="majorHAnsi"/>
-                <w:noProof/>
-                <w:webHidden/>
-                <w:sz w:val="28"/>
-                <w:szCs w:val="28"/>
-              </w:rPr>
-              <w:instrText xml:space="preserve"> PAGEREF _Toc228787492 \h </w:instrText>
-            </w:r>
-            <w:r>
-              <w:rPr>
-                <w:rFonts w:asciiTheme="majorHAnsi" w:hAnsiTheme="majorHAnsi" w:cstheme="majorHAnsi"/>
-                <w:noProof/>
-                <w:webHidden/>
-                <w:sz w:val="28"/>
-                <w:szCs w:val="28"/>
-              </w:rPr>
-            </w:r>
-            <w:r>
-              <w:rPr>
-                <w:rFonts w:asciiTheme="majorHAnsi" w:hAnsiTheme="majorHAnsi" w:cstheme="majorHAnsi"/>
-                <w:noProof/>
-                <w:webHidden/>
-                <w:sz w:val="28"/>
-                <w:szCs w:val="28"/>
+                <w:noProof/>
+                <w:webHidden/>
+              </w:rPr>
+              <w:instrText xml:space="preserve"> PAGEREF _Toc228794574 \h </w:instrText>
+            </w:r>
+            <w:r>
+              <w:rPr>
+                <w:noProof/>
+                <w:webHidden/>
+              </w:rPr>
+            </w:r>
+            <w:r>
+              <w:rPr>
+                <w:noProof/>
+                <w:webHidden/>
               </w:rPr>
               <w:fldChar w:fldCharType="separate"/>
             </w:r>
             <w:r>
               <w:rPr>
-                <w:rFonts w:asciiTheme="majorHAnsi" w:hAnsiTheme="majorHAnsi" w:cstheme="majorHAnsi"/>
-                <w:noProof/>
-                <w:webHidden/>
-                <w:sz w:val="28"/>
-                <w:szCs w:val="28"/>
+                <w:noProof/>
+                <w:webHidden/>
               </w:rPr>
               <w:t>30</w:t>
             </w:r>
             <w:r>
               <w:rPr>
-                <w:rFonts w:asciiTheme="majorHAnsi" w:hAnsiTheme="majorHAnsi" w:cstheme="majorHAnsi"/>
-                <w:noProof/>
-                <w:webHidden/>
-                <w:sz w:val="28"/>
-                <w:szCs w:val="28"/>
+                <w:noProof/>
+                <w:webHidden/>
               </w:rPr>
               <w:fldChar w:fldCharType="end"/>
             </w:r>
@@ -5014,91 +3863,66 @@
               <w:tab w:val="right" w:leader="dot" w:pos="8921"/>
             </w:tabs>
             <w:rPr>
-              <w:rFonts w:asciiTheme="majorHAnsi" w:eastAsiaTheme="minorEastAsia" w:hAnsiTheme="majorHAnsi" w:cstheme="majorHAnsi"/>
+              <w:rFonts w:eastAsiaTheme="minorEastAsia" w:cstheme="minorBidi"/>
               <w:noProof/>
-              <w:sz w:val="28"/>
-              <w:szCs w:val="28"/>
+              <w:sz w:val="22"/>
+              <w:szCs w:val="22"/>
               <w:lang w:eastAsia="ru-RU"/>
             </w:rPr>
           </w:pPr>
-          <w:hyperlink w:anchor="_Toc228787493" w:history="1">
+          <w:hyperlink w:anchor="_Toc228794575" w:history="1">
             <w:r>
               <w:rPr>
                 <w:rStyle w:val="af6"/>
-                <w:rFonts w:asciiTheme="majorHAnsi" w:hAnsiTheme="majorHAnsi" w:cstheme="majorHAnsi"/>
-                <w:noProof/>
-                <w:sz w:val="28"/>
-                <w:szCs w:val="28"/>
-                <w:u w:val="none"/>
+                <w:noProof/>
               </w:rPr>
               <w:t>2.3.10. Уровень 9. Финансовый тренажер</w:t>
             </w:r>
             <w:r>
               <w:rPr>
-                <w:rFonts w:asciiTheme="majorHAnsi" w:hAnsiTheme="majorHAnsi" w:cstheme="majorHAnsi"/>
-                <w:noProof/>
-                <w:webHidden/>
-                <w:sz w:val="28"/>
-                <w:szCs w:val="28"/>
+                <w:noProof/>
+                <w:webHidden/>
               </w:rPr>
               <w:tab/>
             </w:r>
             <w:r>
               <w:rPr>
-                <w:rFonts w:asciiTheme="majorHAnsi" w:hAnsiTheme="majorHAnsi" w:cstheme="majorHAnsi"/>
-                <w:noProof/>
-                <w:webHidden/>
-                <w:sz w:val="28"/>
-                <w:szCs w:val="28"/>
+                <w:noProof/>
+                <w:webHidden/>
               </w:rPr>
               <w:fldChar w:fldCharType="begin"/>
             </w:r>
             <w:r>
               <w:rPr>
-                <w:rFonts w:asciiTheme="majorHAnsi" w:hAnsiTheme="majorHAnsi" w:cstheme="majorHAnsi"/>
-                <w:noProof/>
-                <w:webHidden/>
-                <w:sz w:val="28"/>
-                <w:szCs w:val="28"/>
-              </w:rPr>
-              <w:instrText xml:space="preserve"> PAGEREF _Toc228787493 \h </w:instrText>
-            </w:r>
-            <w:r>
-              <w:rPr>
-                <w:rFonts w:asciiTheme="majorHAnsi" w:hAnsiTheme="majorHAnsi" w:cstheme="majorHAnsi"/>
-                <w:noProof/>
-                <w:webHidden/>
-                <w:sz w:val="28"/>
-                <w:szCs w:val="28"/>
-              </w:rPr>
-            </w:r>
-            <w:r>
-              <w:rPr>
-                <w:rFonts w:asciiTheme="majorHAnsi" w:hAnsiTheme="majorHAnsi" w:cstheme="majorHAnsi"/>
-                <w:noProof/>
-                <w:webHidden/>
-                <w:sz w:val="28"/>
-                <w:szCs w:val="28"/>
+                <w:noProof/>
+                <w:webHidden/>
+              </w:rPr>
+              <w:instrText xml:space="preserve"> PAGEREF _Toc228794575 \h </w:instrText>
+            </w:r>
+            <w:r>
+              <w:rPr>
+                <w:noProof/>
+                <w:webHidden/>
+              </w:rPr>
+            </w:r>
+            <w:r>
+              <w:rPr>
+                <w:noProof/>
+                <w:webHidden/>
               </w:rPr>
               <w:fldChar w:fldCharType="separate"/>
             </w:r>
             <w:r>
               <w:rPr>
-                <w:rFonts w:asciiTheme="majorHAnsi" w:hAnsiTheme="majorHAnsi" w:cstheme="majorHAnsi"/>
-                <w:noProof/>
-                <w:webHidden/>
-                <w:sz w:val="28"/>
-                <w:szCs w:val="28"/>
+                <w:noProof/>
+                <w:webHidden/>
               </w:rPr>
               <w:t>31</w:t>
             </w:r>
             <w:r>
               <w:rPr>
-                <w:rFonts w:asciiTheme="majorHAnsi" w:hAnsiTheme="majorHAnsi" w:cstheme="majorHAnsi"/>
-                <w:noProof/>
-                <w:webHidden/>
-                <w:sz w:val="28"/>
-                <w:szCs w:val="28"/>
+                <w:noProof/>
+                <w:webHidden/>
               </w:rPr>
               <w:fldChar w:fldCharType="end"/>
             </w:r>
@@ -5111,91 +3935,66 @@
               <w:tab w:val="right" w:leader="dot" w:pos="8921"/>
             </w:tabs>
             <w:rPr>
-              <w:rFonts w:asciiTheme="majorHAnsi" w:eastAsiaTheme="minorEastAsia" w:hAnsiTheme="majorHAnsi" w:cstheme="majorHAnsi"/>
+              <w:rFonts w:eastAsiaTheme="minorEastAsia" w:cstheme="minorBidi"/>
               <w:noProof/>
-              <w:sz w:val="28"/>
-              <w:szCs w:val="28"/>
+              <w:sz w:val="22"/>
+              <w:szCs w:val="22"/>
               <w:lang w:eastAsia="ru-RU"/>
             </w:rPr>
           </w:pPr>
-          <w:hyperlink w:anchor="_Toc228787494" w:history="1">
+          <w:hyperlink w:anchor="_Toc228794576" w:history="1">
             <w:r>
               <w:rPr>
                 <w:rStyle w:val="af6"/>
-                <w:rFonts w:asciiTheme="majorHAnsi" w:hAnsiTheme="majorHAnsi" w:cstheme="majorHAnsi"/>
-                <w:noProof/>
-                <w:sz w:val="28"/>
-                <w:szCs w:val="28"/>
-                <w:u w:val="none"/>
+                <w:noProof/>
               </w:rPr>
               <w:t>2.3.11. Уровень 10. Пространственная навигация по изображению</w:t>
             </w:r>
             <w:r>
               <w:rPr>
-                <w:rFonts w:asciiTheme="majorHAnsi" w:hAnsiTheme="majorHAnsi" w:cstheme="majorHAnsi"/>
-                <w:noProof/>
-                <w:webHidden/>
-                <w:sz w:val="28"/>
-                <w:szCs w:val="28"/>
+                <w:noProof/>
+                <w:webHidden/>
               </w:rPr>
               <w:tab/>
             </w:r>
             <w:r>
               <w:rPr>
-                <w:rFonts w:asciiTheme="majorHAnsi" w:hAnsiTheme="majorHAnsi" w:cstheme="majorHAnsi"/>
-                <w:noProof/>
-                <w:webHidden/>
-                <w:sz w:val="28"/>
-                <w:szCs w:val="28"/>
+                <w:noProof/>
+                <w:webHidden/>
               </w:rPr>
               <w:fldChar w:fldCharType="begin"/>
             </w:r>
             <w:r>
               <w:rPr>
-                <w:rFonts w:asciiTheme="majorHAnsi" w:hAnsiTheme="majorHAnsi" w:cstheme="majorHAnsi"/>
-                <w:noProof/>
-                <w:webHidden/>
-                <w:sz w:val="28"/>
-                <w:szCs w:val="28"/>
-              </w:rPr>
-              <w:instrText xml:space="preserve"> PAGEREF _Toc228787494 \h </w:instrText>
-            </w:r>
-            <w:r>
-              <w:rPr>
-                <w:rFonts w:asciiTheme="majorHAnsi" w:hAnsiTheme="majorHAnsi" w:cstheme="majorHAnsi"/>
-                <w:noProof/>
-                <w:webHidden/>
-                <w:sz w:val="28"/>
-                <w:szCs w:val="28"/>
-              </w:rPr>
-            </w:r>
-            <w:r>
-              <w:rPr>
-                <w:rFonts w:asciiTheme="majorHAnsi" w:hAnsiTheme="majorHAnsi" w:cstheme="majorHAnsi"/>
-                <w:noProof/>
-                <w:webHidden/>
-                <w:sz w:val="28"/>
-                <w:szCs w:val="28"/>
+                <w:noProof/>
+                <w:webHidden/>
+              </w:rPr>
+              <w:instrText xml:space="preserve"> PAGEREF _Toc228794576 \h </w:instrText>
+            </w:r>
+            <w:r>
+              <w:rPr>
+                <w:noProof/>
+                <w:webHidden/>
+              </w:rPr>
+            </w:r>
+            <w:r>
+              <w:rPr>
+                <w:noProof/>
+                <w:webHidden/>
               </w:rPr>
               <w:fldChar w:fldCharType="separate"/>
             </w:r>
             <w:r>
               <w:rPr>
-                <w:rFonts w:asciiTheme="majorHAnsi" w:hAnsiTheme="majorHAnsi" w:cstheme="majorHAnsi"/>
-                <w:noProof/>
-                <w:webHidden/>
-                <w:sz w:val="28"/>
-                <w:szCs w:val="28"/>
+                <w:noProof/>
+                <w:webHidden/>
               </w:rPr>
               <w:t>31</w:t>
             </w:r>
             <w:r>
               <w:rPr>
-                <w:rFonts w:asciiTheme="majorHAnsi" w:hAnsiTheme="majorHAnsi" w:cstheme="majorHAnsi"/>
-                <w:noProof/>
-                <w:webHidden/>
-                <w:sz w:val="28"/>
-                <w:szCs w:val="28"/>
+                <w:noProof/>
+                <w:webHidden/>
               </w:rPr>
               <w:fldChar w:fldCharType="end"/>
             </w:r>
@@ -5208,91 +4007,66 @@
               <w:tab w:val="right" w:leader="dot" w:pos="8921"/>
             </w:tabs>
             <w:rPr>
-              <w:rFonts w:asciiTheme="majorHAnsi" w:eastAsiaTheme="minorEastAsia" w:hAnsiTheme="majorHAnsi" w:cstheme="majorHAnsi"/>
+              <w:rFonts w:eastAsiaTheme="minorEastAsia" w:cstheme="minorBidi"/>
               <w:noProof/>
-              <w:sz w:val="28"/>
-              <w:szCs w:val="28"/>
+              <w:sz w:val="22"/>
+              <w:szCs w:val="22"/>
               <w:lang w:eastAsia="ru-RU"/>
             </w:rPr>
           </w:pPr>
-          <w:hyperlink w:anchor="_Toc228787495" w:history="1">
+          <w:hyperlink w:anchor="_Toc228794577" w:history="1">
             <w:r>
               <w:rPr>
                 <w:rStyle w:val="af6"/>
-                <w:rFonts w:asciiTheme="majorHAnsi" w:hAnsiTheme="majorHAnsi" w:cstheme="majorHAnsi"/>
-                <w:noProof/>
-                <w:sz w:val="28"/>
-                <w:szCs w:val="28"/>
-                <w:u w:val="none"/>
+                <w:noProof/>
               </w:rPr>
               <w:t>2.3.12. Уровень 11. Слайд-пазл</w:t>
             </w:r>
             <w:r>
               <w:rPr>
-                <w:rFonts w:asciiTheme="majorHAnsi" w:hAnsiTheme="majorHAnsi" w:cstheme="majorHAnsi"/>
-                <w:noProof/>
-                <w:webHidden/>
-                <w:sz w:val="28"/>
-                <w:szCs w:val="28"/>
+                <w:noProof/>
+                <w:webHidden/>
               </w:rPr>
               <w:tab/>
             </w:r>
             <w:r>
               <w:rPr>
-                <w:rFonts w:asciiTheme="majorHAnsi" w:hAnsiTheme="majorHAnsi" w:cstheme="majorHAnsi"/>
-                <w:noProof/>
-                <w:webHidden/>
-                <w:sz w:val="28"/>
-                <w:szCs w:val="28"/>
+                <w:noProof/>
+                <w:webHidden/>
               </w:rPr>
               <w:fldChar w:fldCharType="begin"/>
             </w:r>
             <w:r>
               <w:rPr>
-                <w:rFonts w:asciiTheme="majorHAnsi" w:hAnsiTheme="majorHAnsi" w:cstheme="majorHAnsi"/>
-                <w:noProof/>
-                <w:webHidden/>
-                <w:sz w:val="28"/>
-                <w:szCs w:val="28"/>
-              </w:rPr>
-              <w:instrText xml:space="preserve"> PAGEREF _Toc228787495 \h </w:instrText>
-            </w:r>
-            <w:r>
-              <w:rPr>
-                <w:rFonts w:asciiTheme="majorHAnsi" w:hAnsiTheme="majorHAnsi" w:cstheme="majorHAnsi"/>
-                <w:noProof/>
-                <w:webHidden/>
-                <w:sz w:val="28"/>
-                <w:szCs w:val="28"/>
-              </w:rPr>
-            </w:r>
-            <w:r>
-              <w:rPr>
-                <w:rFonts w:asciiTheme="majorHAnsi" w:hAnsiTheme="majorHAnsi" w:cstheme="majorHAnsi"/>
-                <w:noProof/>
-                <w:webHidden/>
-                <w:sz w:val="28"/>
-                <w:szCs w:val="28"/>
+                <w:noProof/>
+                <w:webHidden/>
+              </w:rPr>
+              <w:instrText xml:space="preserve"> PAGEREF _Toc228794577 \h </w:instrText>
+            </w:r>
+            <w:r>
+              <w:rPr>
+                <w:noProof/>
+                <w:webHidden/>
+              </w:rPr>
+            </w:r>
+            <w:r>
+              <w:rPr>
+                <w:noProof/>
+                <w:webHidden/>
               </w:rPr>
               <w:fldChar w:fldCharType="separate"/>
             </w:r>
             <w:r>
               <w:rPr>
-                <w:rFonts w:asciiTheme="majorHAnsi" w:hAnsiTheme="majorHAnsi" w:cstheme="majorHAnsi"/>
-                <w:noProof/>
-                <w:webHidden/>
-                <w:sz w:val="28"/>
-                <w:szCs w:val="28"/>
+                <w:noProof/>
+                <w:webHidden/>
               </w:rPr>
               <w:t>31</w:t>
             </w:r>
             <w:r>
               <w:rPr>
-                <w:rFonts w:asciiTheme="majorHAnsi" w:hAnsiTheme="majorHAnsi" w:cstheme="majorHAnsi"/>
-                <w:noProof/>
-                <w:webHidden/>
-                <w:sz w:val="28"/>
-                <w:szCs w:val="28"/>
+                <w:noProof/>
+                <w:webHidden/>
               </w:rPr>
               <w:fldChar w:fldCharType="end"/>
             </w:r>
@@ -5305,91 +4079,66 @@
               <w:tab w:val="right" w:leader="dot" w:pos="8921"/>
             </w:tabs>
             <w:rPr>
-              <w:rFonts w:asciiTheme="majorHAnsi" w:eastAsiaTheme="minorEastAsia" w:hAnsiTheme="majorHAnsi" w:cstheme="majorHAnsi"/>
+              <w:rFonts w:eastAsiaTheme="minorEastAsia" w:cstheme="minorBidi"/>
               <w:noProof/>
-              <w:sz w:val="28"/>
-              <w:szCs w:val="28"/>
+              <w:sz w:val="22"/>
+              <w:szCs w:val="22"/>
               <w:lang w:eastAsia="ru-RU"/>
             </w:rPr>
           </w:pPr>
-          <w:hyperlink w:anchor="_Toc228787496" w:history="1">
+          <w:hyperlink w:anchor="_Toc228794578" w:history="1">
             <w:r>
               <w:rPr>
                 <w:rStyle w:val="af6"/>
-                <w:rFonts w:asciiTheme="majorHAnsi" w:hAnsiTheme="majorHAnsi" w:cstheme="majorHAnsi"/>
-                <w:noProof/>
-                <w:sz w:val="28"/>
-                <w:szCs w:val="28"/>
-                <w:u w:val="none"/>
+                <w:noProof/>
               </w:rPr>
               <w:t>2.3.13. Уровень 12. Мнемоническая игра</w:t>
             </w:r>
             <w:r>
               <w:rPr>
-                <w:rFonts w:asciiTheme="majorHAnsi" w:hAnsiTheme="majorHAnsi" w:cstheme="majorHAnsi"/>
-                <w:noProof/>
-                <w:webHidden/>
-                <w:sz w:val="28"/>
-                <w:szCs w:val="28"/>
+                <w:noProof/>
+                <w:webHidden/>
               </w:rPr>
               <w:tab/>
             </w:r>
             <w:r>
               <w:rPr>
-                <w:rFonts w:asciiTheme="majorHAnsi" w:hAnsiTheme="majorHAnsi" w:cstheme="majorHAnsi"/>
-                <w:noProof/>
-                <w:webHidden/>
-                <w:sz w:val="28"/>
-                <w:szCs w:val="28"/>
+                <w:noProof/>
+                <w:webHidden/>
               </w:rPr>
               <w:fldChar w:fldCharType="begin"/>
             </w:r>
             <w:r>
               <w:rPr>
-                <w:rFonts w:asciiTheme="majorHAnsi" w:hAnsiTheme="majorHAnsi" w:cstheme="majorHAnsi"/>
-                <w:noProof/>
-                <w:webHidden/>
-                <w:sz w:val="28"/>
-                <w:szCs w:val="28"/>
-              </w:rPr>
-              <w:instrText xml:space="preserve"> PAGEREF _Toc228787496 \h </w:instrText>
-            </w:r>
-            <w:r>
-              <w:rPr>
-                <w:rFonts w:asciiTheme="majorHAnsi" w:hAnsiTheme="majorHAnsi" w:cstheme="majorHAnsi"/>
-                <w:noProof/>
-                <w:webHidden/>
-                <w:sz w:val="28"/>
-                <w:szCs w:val="28"/>
-              </w:rPr>
-            </w:r>
-            <w:r>
-              <w:rPr>
-                <w:rFonts w:asciiTheme="majorHAnsi" w:hAnsiTheme="majorHAnsi" w:cstheme="majorHAnsi"/>
-                <w:noProof/>
-                <w:webHidden/>
-                <w:sz w:val="28"/>
-                <w:szCs w:val="28"/>
+                <w:noProof/>
+                <w:webHidden/>
+              </w:rPr>
+              <w:instrText xml:space="preserve"> PAGEREF _Toc228794578 \h </w:instrText>
+            </w:r>
+            <w:r>
+              <w:rPr>
+                <w:noProof/>
+                <w:webHidden/>
+              </w:rPr>
+            </w:r>
+            <w:r>
+              <w:rPr>
+                <w:noProof/>
+                <w:webHidden/>
               </w:rPr>
               <w:fldChar w:fldCharType="separate"/>
             </w:r>
             <w:r>
               <w:rPr>
-                <w:rFonts w:asciiTheme="majorHAnsi" w:hAnsiTheme="majorHAnsi" w:cstheme="majorHAnsi"/>
-                <w:noProof/>
-                <w:webHidden/>
-                <w:sz w:val="28"/>
-                <w:szCs w:val="28"/>
+                <w:noProof/>
+                <w:webHidden/>
               </w:rPr>
               <w:t>31</w:t>
             </w:r>
             <w:r>
               <w:rPr>
-                <w:rFonts w:asciiTheme="majorHAnsi" w:hAnsiTheme="majorHAnsi" w:cstheme="majorHAnsi"/>
-                <w:noProof/>
-                <w:webHidden/>
-                <w:sz w:val="28"/>
-                <w:szCs w:val="28"/>
+                <w:noProof/>
+                <w:webHidden/>
               </w:rPr>
               <w:fldChar w:fldCharType="end"/>
             </w:r>
@@ -5402,91 +4151,67 @@
               <w:tab w:val="right" w:leader="dot" w:pos="8921"/>
             </w:tabs>
             <w:rPr>
-              <w:rFonts w:eastAsiaTheme="minorEastAsia" w:cstheme="majorHAnsi"/>
+              <w:rFonts w:asciiTheme="minorHAnsi" w:eastAsiaTheme="minorEastAsia" w:hAnsiTheme="minorHAnsi" w:cstheme="minorBidi"/>
               <w:bCs w:val="0"/>
               <w:noProof/>
-              <w:szCs w:val="28"/>
+              <w:sz w:val="22"/>
               <w:lang w:eastAsia="ru-RU"/>
             </w:rPr>
           </w:pPr>
-          <w:hyperlink w:anchor="_Toc228787497" w:history="1">
+          <w:hyperlink w:anchor="_Toc228794579" w:history="1">
             <w:r>
               <w:rPr>
                 <w:rStyle w:val="af6"/>
                 <w:rFonts w:cstheme="majorHAnsi"/>
-                <w:bCs w:val="0"/>
-                <w:noProof/>
-                <w:szCs w:val="28"/>
-                <w:u w:val="none"/>
+                <w:noProof/>
               </w:rPr>
               <w:t>2.4. Реализация дополнительных функций</w:t>
             </w:r>
             <w:r>
               <w:rPr>
-                <w:rFonts w:cstheme="majorHAnsi"/>
-                <w:bCs w:val="0"/>
-                <w:noProof/>
-                <w:webHidden/>
-                <w:szCs w:val="28"/>
+                <w:noProof/>
+                <w:webHidden/>
               </w:rPr>
               <w:tab/>
             </w:r>
             <w:r>
               <w:rPr>
-                <w:rFonts w:cstheme="majorHAnsi"/>
-                <w:bCs w:val="0"/>
-                <w:noProof/>
-                <w:webHidden/>
-                <w:szCs w:val="28"/>
+                <w:noProof/>
+                <w:webHidden/>
               </w:rPr>
               <w:fldChar w:fldCharType="begin"/>
             </w:r>
             <w:r>
               <w:rPr>
-                <w:rFonts w:cstheme="majorHAnsi"/>
-                <w:bCs w:val="0"/>
-                <w:noProof/>
-                <w:webHidden/>
-                <w:szCs w:val="28"/>
-              </w:rPr>
-              <w:instrText xml:space="preserve"> PAGEREF _Toc228787497 \h </w:instrText>
-            </w:r>
-            <w:r>
-              <w:rPr>
-                <w:rFonts w:cstheme="majorHAnsi"/>
-                <w:bCs w:val="0"/>
-                <w:noProof/>
-                <w:webHidden/>
-                <w:szCs w:val="28"/>
-              </w:rPr>
-            </w:r>
-            <w:r>
-              <w:rPr>
-                <w:rFonts w:cstheme="majorHAnsi"/>
-                <w:bCs w:val="0"/>
-                <w:noProof/>
-                <w:webHidden/>
-                <w:szCs w:val="28"/>
+                <w:noProof/>
+                <w:webHidden/>
+              </w:rPr>
+              <w:instrText xml:space="preserve"> PAGEREF _Toc228794579 \h </w:instrText>
+            </w:r>
+            <w:r>
+              <w:rPr>
+                <w:noProof/>
+                <w:webHidden/>
+              </w:rPr>
+            </w:r>
+            <w:r>
+              <w:rPr>
+                <w:noProof/>
+                <w:webHidden/>
               </w:rPr>
               <w:fldChar w:fldCharType="separate"/>
             </w:r>
             <w:r>
               <w:rPr>
-                <w:rFonts w:cstheme="majorHAnsi"/>
-                <w:bCs w:val="0"/>
-                <w:noProof/>
-                <w:webHidden/>
-                <w:szCs w:val="28"/>
+                <w:noProof/>
+                <w:webHidden/>
               </w:rPr>
               <w:t>32</w:t>
             </w:r>
             <w:r>
               <w:rPr>
-                <w:rFonts w:cstheme="majorHAnsi"/>
-                <w:bCs w:val="0"/>
-                <w:noProof/>
-                <w:webHidden/>
-                <w:szCs w:val="28"/>
+                <w:noProof/>
+                <w:webHidden/>
               </w:rPr>
               <w:fldChar w:fldCharType="end"/>
             </w:r>
@@ -5499,91 +4224,66 @@
               <w:tab w:val="right" w:leader="dot" w:pos="8921"/>
             </w:tabs>
             <w:rPr>
-              <w:rFonts w:asciiTheme="majorHAnsi" w:eastAsiaTheme="minorEastAsia" w:hAnsiTheme="majorHAnsi" w:cstheme="majorHAnsi"/>
+              <w:rFonts w:eastAsiaTheme="minorEastAsia" w:cstheme="minorBidi"/>
               <w:noProof/>
-              <w:sz w:val="28"/>
-              <w:szCs w:val="28"/>
+              <w:sz w:val="22"/>
+              <w:szCs w:val="22"/>
               <w:lang w:eastAsia="ru-RU"/>
             </w:rPr>
           </w:pPr>
-          <w:hyperlink w:anchor="_Toc228787498" w:history="1">
+          <w:hyperlink w:anchor="_Toc228794580" w:history="1">
             <w:r>
               <w:rPr>
                 <w:rStyle w:val="af6"/>
-                <w:rFonts w:asciiTheme="majorHAnsi" w:hAnsiTheme="majorHAnsi" w:cstheme="majorHAnsi"/>
-                <w:noProof/>
-                <w:sz w:val="28"/>
-                <w:szCs w:val="28"/>
-                <w:u w:val="none"/>
+                <w:noProof/>
               </w:rPr>
               <w:t>2.4.1. Система сохранения прогресса в localStorage</w:t>
             </w:r>
             <w:r>
               <w:rPr>
-                <w:rFonts w:asciiTheme="majorHAnsi" w:hAnsiTheme="majorHAnsi" w:cstheme="majorHAnsi"/>
-                <w:noProof/>
-                <w:webHidden/>
-                <w:sz w:val="28"/>
-                <w:szCs w:val="28"/>
+                <w:noProof/>
+                <w:webHidden/>
               </w:rPr>
               <w:tab/>
             </w:r>
             <w:r>
               <w:rPr>
-                <w:rFonts w:asciiTheme="majorHAnsi" w:hAnsiTheme="majorHAnsi" w:cstheme="majorHAnsi"/>
-                <w:noProof/>
-                <w:webHidden/>
-                <w:sz w:val="28"/>
-                <w:szCs w:val="28"/>
+                <w:noProof/>
+                <w:webHidden/>
               </w:rPr>
               <w:fldChar w:fldCharType="begin"/>
             </w:r>
             <w:r>
               <w:rPr>
-                <w:rFonts w:asciiTheme="majorHAnsi" w:hAnsiTheme="majorHAnsi" w:cstheme="majorHAnsi"/>
-                <w:noProof/>
-                <w:webHidden/>
-                <w:sz w:val="28"/>
-                <w:szCs w:val="28"/>
-              </w:rPr>
-              <w:instrText xml:space="preserve"> PAGEREF _Toc228787498 \h </w:instrText>
-            </w:r>
-            <w:r>
-              <w:rPr>
-                <w:rFonts w:asciiTheme="majorHAnsi" w:hAnsiTheme="majorHAnsi" w:cstheme="majorHAnsi"/>
-                <w:noProof/>
-                <w:webHidden/>
-                <w:sz w:val="28"/>
-                <w:szCs w:val="28"/>
-              </w:rPr>
-            </w:r>
-            <w:r>
-              <w:rPr>
-                <w:rFonts w:asciiTheme="majorHAnsi" w:hAnsiTheme="majorHAnsi" w:cstheme="majorHAnsi"/>
-                <w:noProof/>
-                <w:webHidden/>
-                <w:sz w:val="28"/>
-                <w:szCs w:val="28"/>
+                <w:noProof/>
+                <w:webHidden/>
+              </w:rPr>
+              <w:instrText xml:space="preserve"> PAGEREF _Toc228794580 \h </w:instrText>
+            </w:r>
+            <w:r>
+              <w:rPr>
+                <w:noProof/>
+                <w:webHidden/>
+              </w:rPr>
+            </w:r>
+            <w:r>
+              <w:rPr>
+                <w:noProof/>
+                <w:webHidden/>
               </w:rPr>
               <w:fldChar w:fldCharType="separate"/>
             </w:r>
             <w:r>
               <w:rPr>
-                <w:rFonts w:asciiTheme="majorHAnsi" w:hAnsiTheme="majorHAnsi" w:cstheme="majorHAnsi"/>
-                <w:noProof/>
-                <w:webHidden/>
-                <w:sz w:val="28"/>
-                <w:szCs w:val="28"/>
+                <w:noProof/>
+                <w:webHidden/>
               </w:rPr>
               <w:t>32</w:t>
             </w:r>
             <w:r>
               <w:rPr>
-                <w:rFonts w:asciiTheme="majorHAnsi" w:hAnsiTheme="majorHAnsi" w:cstheme="majorHAnsi"/>
-                <w:noProof/>
-                <w:webHidden/>
-                <w:sz w:val="28"/>
-                <w:szCs w:val="28"/>
+                <w:noProof/>
+                <w:webHidden/>
               </w:rPr>
               <w:fldChar w:fldCharType="end"/>
             </w:r>
@@ -5596,91 +4296,66 @@
               <w:tab w:val="right" w:leader="dot" w:pos="8921"/>
             </w:tabs>
             <w:rPr>
-              <w:rFonts w:asciiTheme="majorHAnsi" w:eastAsiaTheme="minorEastAsia" w:hAnsiTheme="majorHAnsi" w:cstheme="majorHAnsi"/>
+              <w:rFonts w:eastAsiaTheme="minorEastAsia" w:cstheme="minorBidi"/>
               <w:noProof/>
-              <w:sz w:val="28"/>
-              <w:szCs w:val="28"/>
+              <w:sz w:val="22"/>
+              <w:szCs w:val="22"/>
               <w:lang w:eastAsia="ru-RU"/>
             </w:rPr>
           </w:pPr>
-          <w:hyperlink w:anchor="_Toc228787499" w:history="1">
+          <w:hyperlink w:anchor="_Toc228794581" w:history="1">
             <w:r>
               <w:rPr>
                 <w:rStyle w:val="af6"/>
-                <w:rFonts w:asciiTheme="majorHAnsi" w:hAnsiTheme="majorHAnsi" w:cstheme="majorHAnsi"/>
-                <w:noProof/>
-                <w:sz w:val="28"/>
-                <w:szCs w:val="28"/>
-                <w:u w:val="none"/>
+                <w:noProof/>
               </w:rPr>
               <w:t>2.4.2. Компонент Header</w:t>
             </w:r>
             <w:r>
               <w:rPr>
-                <w:rFonts w:asciiTheme="majorHAnsi" w:hAnsiTheme="majorHAnsi" w:cstheme="majorHAnsi"/>
-                <w:noProof/>
-                <w:webHidden/>
-                <w:sz w:val="28"/>
-                <w:szCs w:val="28"/>
+                <w:noProof/>
+                <w:webHidden/>
               </w:rPr>
               <w:tab/>
             </w:r>
             <w:r>
               <w:rPr>
-                <w:rFonts w:asciiTheme="majorHAnsi" w:hAnsiTheme="majorHAnsi" w:cstheme="majorHAnsi"/>
-                <w:noProof/>
-                <w:webHidden/>
-                <w:sz w:val="28"/>
-                <w:szCs w:val="28"/>
+                <w:noProof/>
+                <w:webHidden/>
               </w:rPr>
               <w:fldChar w:fldCharType="begin"/>
             </w:r>
             <w:r>
               <w:rPr>
-                <w:rFonts w:asciiTheme="majorHAnsi" w:hAnsiTheme="majorHAnsi" w:cstheme="majorHAnsi"/>
-                <w:noProof/>
-                <w:webHidden/>
-                <w:sz w:val="28"/>
-                <w:szCs w:val="28"/>
-              </w:rPr>
-              <w:instrText xml:space="preserve"> PAGEREF _Toc228787499 \h </w:instrText>
-            </w:r>
-            <w:r>
-              <w:rPr>
-                <w:rFonts w:asciiTheme="majorHAnsi" w:hAnsiTheme="majorHAnsi" w:cstheme="majorHAnsi"/>
-                <w:noProof/>
-                <w:webHidden/>
-                <w:sz w:val="28"/>
-                <w:szCs w:val="28"/>
-              </w:rPr>
-            </w:r>
-            <w:r>
-              <w:rPr>
-                <w:rFonts w:asciiTheme="majorHAnsi" w:hAnsiTheme="majorHAnsi" w:cstheme="majorHAnsi"/>
-                <w:noProof/>
-                <w:webHidden/>
-                <w:sz w:val="28"/>
-                <w:szCs w:val="28"/>
+                <w:noProof/>
+                <w:webHidden/>
+              </w:rPr>
+              <w:instrText xml:space="preserve"> PAGEREF _Toc228794581 \h </w:instrText>
+            </w:r>
+            <w:r>
+              <w:rPr>
+                <w:noProof/>
+                <w:webHidden/>
+              </w:rPr>
+            </w:r>
+            <w:r>
+              <w:rPr>
+                <w:noProof/>
+                <w:webHidden/>
               </w:rPr>
               <w:fldChar w:fldCharType="separate"/>
             </w:r>
             <w:r>
               <w:rPr>
-                <w:rFonts w:asciiTheme="majorHAnsi" w:hAnsiTheme="majorHAnsi" w:cstheme="majorHAnsi"/>
-                <w:noProof/>
-                <w:webHidden/>
-                <w:sz w:val="28"/>
-                <w:szCs w:val="28"/>
+                <w:noProof/>
+                <w:webHidden/>
               </w:rPr>
               <w:t>33</w:t>
             </w:r>
             <w:r>
               <w:rPr>
-                <w:rFonts w:asciiTheme="majorHAnsi" w:hAnsiTheme="majorHAnsi" w:cstheme="majorHAnsi"/>
-                <w:noProof/>
-                <w:webHidden/>
-                <w:sz w:val="28"/>
-                <w:szCs w:val="28"/>
+                <w:noProof/>
+                <w:webHidden/>
               </w:rPr>
               <w:fldChar w:fldCharType="end"/>
             </w:r>
@@ -5693,91 +4368,66 @@
               <w:tab w:val="right" w:leader="dot" w:pos="8921"/>
             </w:tabs>
             <w:rPr>
-              <w:rFonts w:asciiTheme="majorHAnsi" w:eastAsiaTheme="minorEastAsia" w:hAnsiTheme="majorHAnsi" w:cstheme="majorHAnsi"/>
+              <w:rFonts w:eastAsiaTheme="minorEastAsia" w:cstheme="minorBidi"/>
               <w:noProof/>
-              <w:sz w:val="28"/>
-              <w:szCs w:val="28"/>
+              <w:sz w:val="22"/>
+              <w:szCs w:val="22"/>
               <w:lang w:eastAsia="ru-RU"/>
             </w:rPr>
           </w:pPr>
-          <w:hyperlink w:anchor="_Toc228787500" w:history="1">
+          <w:hyperlink w:anchor="_Toc228794582" w:history="1">
             <w:r>
               <w:rPr>
                 <w:rStyle w:val="af6"/>
-                <w:rFonts w:asciiTheme="majorHAnsi" w:hAnsiTheme="majorHAnsi" w:cstheme="majorHAnsi"/>
-                <w:noProof/>
-                <w:sz w:val="28"/>
-                <w:szCs w:val="28"/>
-                <w:u w:val="none"/>
+                <w:noProof/>
               </w:rPr>
               <w:t>2.4.3. Система проверки доступа к страницам</w:t>
             </w:r>
             <w:r>
               <w:rPr>
-                <w:rFonts w:asciiTheme="majorHAnsi" w:hAnsiTheme="majorHAnsi" w:cstheme="majorHAnsi"/>
-                <w:noProof/>
-                <w:webHidden/>
-                <w:sz w:val="28"/>
-                <w:szCs w:val="28"/>
+                <w:noProof/>
+                <w:webHidden/>
               </w:rPr>
               <w:tab/>
             </w:r>
             <w:r>
               <w:rPr>
-                <w:rFonts w:asciiTheme="majorHAnsi" w:hAnsiTheme="majorHAnsi" w:cstheme="majorHAnsi"/>
-                <w:noProof/>
-                <w:webHidden/>
-                <w:sz w:val="28"/>
-                <w:szCs w:val="28"/>
+                <w:noProof/>
+                <w:webHidden/>
               </w:rPr>
               <w:fldChar w:fldCharType="begin"/>
             </w:r>
             <w:r>
               <w:rPr>
-                <w:rFonts w:asciiTheme="majorHAnsi" w:hAnsiTheme="majorHAnsi" w:cstheme="majorHAnsi"/>
-                <w:noProof/>
-                <w:webHidden/>
-                <w:sz w:val="28"/>
-                <w:szCs w:val="28"/>
-              </w:rPr>
-              <w:instrText xml:space="preserve"> PAGEREF _Toc228787500 \h </w:instrText>
-            </w:r>
-            <w:r>
-              <w:rPr>
-                <w:rFonts w:asciiTheme="majorHAnsi" w:hAnsiTheme="majorHAnsi" w:cstheme="majorHAnsi"/>
-                <w:noProof/>
-                <w:webHidden/>
-                <w:sz w:val="28"/>
-                <w:szCs w:val="28"/>
-              </w:rPr>
-            </w:r>
-            <w:r>
-              <w:rPr>
-                <w:rFonts w:asciiTheme="majorHAnsi" w:hAnsiTheme="majorHAnsi" w:cstheme="majorHAnsi"/>
-                <w:noProof/>
-                <w:webHidden/>
-                <w:sz w:val="28"/>
-                <w:szCs w:val="28"/>
+                <w:noProof/>
+                <w:webHidden/>
+              </w:rPr>
+              <w:instrText xml:space="preserve"> PAGEREF _Toc228794582 \h </w:instrText>
+            </w:r>
+            <w:r>
+              <w:rPr>
+                <w:noProof/>
+                <w:webHidden/>
+              </w:rPr>
+            </w:r>
+            <w:r>
+              <w:rPr>
+                <w:noProof/>
+                <w:webHidden/>
               </w:rPr>
               <w:fldChar w:fldCharType="separate"/>
             </w:r>
             <w:r>
               <w:rPr>
-                <w:rFonts w:asciiTheme="majorHAnsi" w:hAnsiTheme="majorHAnsi" w:cstheme="majorHAnsi"/>
-                <w:noProof/>
-                <w:webHidden/>
-                <w:sz w:val="28"/>
-                <w:szCs w:val="28"/>
+                <w:noProof/>
+                <w:webHidden/>
               </w:rPr>
               <w:t>33</w:t>
             </w:r>
             <w:r>
               <w:rPr>
-                <w:rFonts w:asciiTheme="majorHAnsi" w:hAnsiTheme="majorHAnsi" w:cstheme="majorHAnsi"/>
-                <w:noProof/>
-                <w:webHidden/>
-                <w:sz w:val="28"/>
-                <w:szCs w:val="28"/>
+                <w:noProof/>
+                <w:webHidden/>
               </w:rPr>
               <w:fldChar w:fldCharType="end"/>
             </w:r>
@@ -5790,91 +4440,67 @@
               <w:tab w:val="right" w:leader="dot" w:pos="8921"/>
             </w:tabs>
             <w:rPr>
-              <w:rFonts w:eastAsiaTheme="minorEastAsia" w:cstheme="majorHAnsi"/>
+              <w:rFonts w:asciiTheme="minorHAnsi" w:eastAsiaTheme="minorEastAsia" w:hAnsiTheme="minorHAnsi" w:cstheme="minorBidi"/>
               <w:bCs w:val="0"/>
               <w:noProof/>
-              <w:szCs w:val="28"/>
+              <w:sz w:val="22"/>
               <w:lang w:eastAsia="ru-RU"/>
             </w:rPr>
           </w:pPr>
-          <w:hyperlink w:anchor="_Toc228787501" w:history="1">
+          <w:hyperlink w:anchor="_Toc228794583" w:history="1">
             <w:r>
               <w:rPr>
                 <w:rStyle w:val="af6"/>
                 <w:rFonts w:cstheme="majorHAnsi"/>
-                <w:bCs w:val="0"/>
-                <w:noProof/>
-                <w:szCs w:val="28"/>
-                <w:u w:val="none"/>
+                <w:noProof/>
               </w:rPr>
               <w:t>2.5. Тестирование приложения</w:t>
             </w:r>
             <w:r>
               <w:rPr>
-                <w:rFonts w:cstheme="majorHAnsi"/>
-                <w:bCs w:val="0"/>
-                <w:noProof/>
-                <w:webHidden/>
-                <w:szCs w:val="28"/>
+                <w:noProof/>
+                <w:webHidden/>
               </w:rPr>
               <w:tab/>
             </w:r>
             <w:r>
               <w:rPr>
-                <w:rFonts w:cstheme="majorHAnsi"/>
-                <w:bCs w:val="0"/>
-                <w:noProof/>
-                <w:webHidden/>
-                <w:szCs w:val="28"/>
+                <w:noProof/>
+                <w:webHidden/>
               </w:rPr>
               <w:fldChar w:fldCharType="begin"/>
             </w:r>
             <w:r>
               <w:rPr>
-                <w:rFonts w:cstheme="majorHAnsi"/>
-                <w:bCs w:val="0"/>
-                <w:noProof/>
-                <w:webHidden/>
-                <w:szCs w:val="28"/>
-              </w:rPr>
-              <w:instrText xml:space="preserve"> PAGEREF _Toc228787501 \h </w:instrText>
-            </w:r>
-            <w:r>
-              <w:rPr>
-                <w:rFonts w:cstheme="majorHAnsi"/>
-                <w:bCs w:val="0"/>
-                <w:noProof/>
-                <w:webHidden/>
-                <w:szCs w:val="28"/>
-              </w:rPr>
-            </w:r>
-            <w:r>
-              <w:rPr>
-                <w:rFonts w:cstheme="majorHAnsi"/>
-                <w:bCs w:val="0"/>
-                <w:noProof/>
-                <w:webHidden/>
-                <w:szCs w:val="28"/>
+                <w:noProof/>
+                <w:webHidden/>
+              </w:rPr>
+              <w:instrText xml:space="preserve"> PAGEREF _Toc228794583 \h </w:instrText>
+            </w:r>
+            <w:r>
+              <w:rPr>
+                <w:noProof/>
+                <w:webHidden/>
+              </w:rPr>
+            </w:r>
+            <w:r>
+              <w:rPr>
+                <w:noProof/>
+                <w:webHidden/>
               </w:rPr>
               <w:fldChar w:fldCharType="separate"/>
             </w:r>
             <w:r>
               <w:rPr>
-                <w:rFonts w:cstheme="majorHAnsi"/>
-                <w:bCs w:val="0"/>
-                <w:noProof/>
-                <w:webHidden/>
-                <w:szCs w:val="28"/>
+                <w:noProof/>
+                <w:webHidden/>
               </w:rPr>
               <w:t>34</w:t>
             </w:r>
             <w:r>
               <w:rPr>
-                <w:rFonts w:cstheme="majorHAnsi"/>
-                <w:bCs w:val="0"/>
-                <w:noProof/>
-                <w:webHidden/>
-                <w:szCs w:val="28"/>
+                <w:noProof/>
+                <w:webHidden/>
               </w:rPr>
               <w:fldChar w:fldCharType="end"/>
             </w:r>
@@ -5887,91 +4513,66 @@
               <w:tab w:val="right" w:leader="dot" w:pos="8921"/>
             </w:tabs>
             <w:rPr>
-              <w:rFonts w:asciiTheme="majorHAnsi" w:eastAsiaTheme="minorEastAsia" w:hAnsiTheme="majorHAnsi" w:cstheme="majorHAnsi"/>
+              <w:rFonts w:eastAsiaTheme="minorEastAsia" w:cstheme="minorBidi"/>
               <w:noProof/>
-              <w:sz w:val="28"/>
-              <w:szCs w:val="28"/>
+              <w:sz w:val="22"/>
+              <w:szCs w:val="22"/>
               <w:lang w:eastAsia="ru-RU"/>
             </w:rPr>
           </w:pPr>
-          <w:hyperlink w:anchor="_Toc228787502" w:history="1">
+          <w:hyperlink w:anchor="_Toc228794584" w:history="1">
             <w:r>
               <w:rPr>
                 <w:rStyle w:val="af6"/>
-                <w:rFonts w:asciiTheme="majorHAnsi" w:hAnsiTheme="majorHAnsi" w:cstheme="majorHAnsi"/>
-                <w:noProof/>
-                <w:sz w:val="28"/>
-                <w:szCs w:val="28"/>
-                <w:u w:val="none"/>
+                <w:noProof/>
               </w:rPr>
               <w:t>2.5.1. Методы тестирования</w:t>
             </w:r>
             <w:r>
               <w:rPr>
-                <w:rFonts w:asciiTheme="majorHAnsi" w:hAnsiTheme="majorHAnsi" w:cstheme="majorHAnsi"/>
-                <w:noProof/>
-                <w:webHidden/>
-                <w:sz w:val="28"/>
-                <w:szCs w:val="28"/>
+                <w:noProof/>
+                <w:webHidden/>
               </w:rPr>
               <w:tab/>
             </w:r>
             <w:r>
               <w:rPr>
-                <w:rFonts w:asciiTheme="majorHAnsi" w:hAnsiTheme="majorHAnsi" w:cstheme="majorHAnsi"/>
-                <w:noProof/>
-                <w:webHidden/>
-                <w:sz w:val="28"/>
-                <w:szCs w:val="28"/>
+                <w:noProof/>
+                <w:webHidden/>
               </w:rPr>
               <w:fldChar w:fldCharType="begin"/>
             </w:r>
             <w:r>
               <w:rPr>
-                <w:rFonts w:asciiTheme="majorHAnsi" w:hAnsiTheme="majorHAnsi" w:cstheme="majorHAnsi"/>
-                <w:noProof/>
-                <w:webHidden/>
-                <w:sz w:val="28"/>
-                <w:szCs w:val="28"/>
-              </w:rPr>
-              <w:instrText xml:space="preserve"> PAGEREF _Toc228787502 \h </w:instrText>
-            </w:r>
-            <w:r>
-              <w:rPr>
-                <w:rFonts w:asciiTheme="majorHAnsi" w:hAnsiTheme="majorHAnsi" w:cstheme="majorHAnsi"/>
-                <w:noProof/>
-                <w:webHidden/>
-                <w:sz w:val="28"/>
-                <w:szCs w:val="28"/>
-              </w:rPr>
-            </w:r>
-            <w:r>
-              <w:rPr>
-                <w:rFonts w:asciiTheme="majorHAnsi" w:hAnsiTheme="majorHAnsi" w:cstheme="majorHAnsi"/>
-                <w:noProof/>
-                <w:webHidden/>
-                <w:sz w:val="28"/>
-                <w:szCs w:val="28"/>
+                <w:noProof/>
+                <w:webHidden/>
+              </w:rPr>
+              <w:instrText xml:space="preserve"> PAGEREF _Toc228794584 \h </w:instrText>
+            </w:r>
+            <w:r>
+              <w:rPr>
+                <w:noProof/>
+                <w:webHidden/>
+              </w:rPr>
+            </w:r>
+            <w:r>
+              <w:rPr>
+                <w:noProof/>
+                <w:webHidden/>
               </w:rPr>
               <w:fldChar w:fldCharType="separate"/>
             </w:r>
             <w:r>
               <w:rPr>
-                <w:rFonts w:asciiTheme="majorHAnsi" w:hAnsiTheme="majorHAnsi" w:cstheme="majorHAnsi"/>
-                <w:noProof/>
-                <w:webHidden/>
-                <w:sz w:val="28"/>
-                <w:szCs w:val="28"/>
+                <w:noProof/>
+                <w:webHidden/>
               </w:rPr>
               <w:t>34</w:t>
             </w:r>
             <w:r>
               <w:rPr>
-                <w:rFonts w:asciiTheme="majorHAnsi" w:hAnsiTheme="majorHAnsi" w:cstheme="majorHAnsi"/>
-                <w:noProof/>
-                <w:webHidden/>
-                <w:sz w:val="28"/>
-                <w:szCs w:val="28"/>
+                <w:noProof/>
+                <w:webHidden/>
               </w:rPr>
               <w:fldChar w:fldCharType="end"/>
             </w:r>
@@ -5984,91 +4585,66 @@
               <w:tab w:val="right" w:leader="dot" w:pos="8921"/>
             </w:tabs>
             <w:rPr>
-              <w:rFonts w:asciiTheme="majorHAnsi" w:eastAsiaTheme="minorEastAsia" w:hAnsiTheme="majorHAnsi" w:cstheme="majorHAnsi"/>
+              <w:rFonts w:eastAsiaTheme="minorEastAsia" w:cstheme="minorBidi"/>
               <w:noProof/>
-              <w:sz w:val="28"/>
-              <w:szCs w:val="28"/>
+              <w:sz w:val="22"/>
+              <w:szCs w:val="22"/>
               <w:lang w:eastAsia="ru-RU"/>
             </w:rPr>
           </w:pPr>
-          <w:hyperlink w:anchor="_Toc228787503" w:history="1">
+          <w:hyperlink w:anchor="_Toc228794585" w:history="1">
             <w:r>
               <w:rPr>
                 <w:rStyle w:val="af6"/>
-                <w:rFonts w:asciiTheme="majorHAnsi" w:hAnsiTheme="majorHAnsi" w:cstheme="majorHAnsi"/>
-                <w:noProof/>
-                <w:sz w:val="28"/>
-                <w:szCs w:val="28"/>
-                <w:u w:val="none"/>
+                <w:noProof/>
               </w:rPr>
               <w:t>2.5.2. Выявленные ошибки и их устранение</w:t>
             </w:r>
             <w:r>
               <w:rPr>
-                <w:rFonts w:asciiTheme="majorHAnsi" w:hAnsiTheme="majorHAnsi" w:cstheme="majorHAnsi"/>
-                <w:noProof/>
-                <w:webHidden/>
-                <w:sz w:val="28"/>
-                <w:szCs w:val="28"/>
+                <w:noProof/>
+                <w:webHidden/>
               </w:rPr>
               <w:tab/>
             </w:r>
             <w:r>
               <w:rPr>
-                <w:rFonts w:asciiTheme="majorHAnsi" w:hAnsiTheme="majorHAnsi" w:cstheme="majorHAnsi"/>
-                <w:noProof/>
-                <w:webHidden/>
-                <w:sz w:val="28"/>
-                <w:szCs w:val="28"/>
+                <w:noProof/>
+                <w:webHidden/>
               </w:rPr>
               <w:fldChar w:fldCharType="begin"/>
             </w:r>
             <w:r>
               <w:rPr>
-                <w:rFonts w:asciiTheme="majorHAnsi" w:hAnsiTheme="majorHAnsi" w:cstheme="majorHAnsi"/>
-                <w:noProof/>
-                <w:webHidden/>
-                <w:sz w:val="28"/>
-                <w:szCs w:val="28"/>
-              </w:rPr>
-              <w:instrText xml:space="preserve"> PAGEREF _Toc228787503 \h </w:instrText>
-            </w:r>
-            <w:r>
-              <w:rPr>
-                <w:rFonts w:asciiTheme="majorHAnsi" w:hAnsiTheme="majorHAnsi" w:cstheme="majorHAnsi"/>
-                <w:noProof/>
-                <w:webHidden/>
-                <w:sz w:val="28"/>
-                <w:szCs w:val="28"/>
-              </w:rPr>
-            </w:r>
-            <w:r>
-              <w:rPr>
-                <w:rFonts w:asciiTheme="majorHAnsi" w:hAnsiTheme="majorHAnsi" w:cstheme="majorHAnsi"/>
-                <w:noProof/>
-                <w:webHidden/>
-                <w:sz w:val="28"/>
-                <w:szCs w:val="28"/>
+                <w:noProof/>
+                <w:webHidden/>
+              </w:rPr>
+              <w:instrText xml:space="preserve"> PAGEREF _Toc228794585 \h </w:instrText>
+            </w:r>
+            <w:r>
+              <w:rPr>
+                <w:noProof/>
+                <w:webHidden/>
+              </w:rPr>
+            </w:r>
+            <w:r>
+              <w:rPr>
+                <w:noProof/>
+                <w:webHidden/>
               </w:rPr>
               <w:fldChar w:fldCharType="separate"/>
             </w:r>
             <w:r>
               <w:rPr>
-                <w:rFonts w:asciiTheme="majorHAnsi" w:hAnsiTheme="majorHAnsi" w:cstheme="majorHAnsi"/>
-                <w:noProof/>
-                <w:webHidden/>
-                <w:sz w:val="28"/>
-                <w:szCs w:val="28"/>
+                <w:noProof/>
+                <w:webHidden/>
               </w:rPr>
               <w:t>35</w:t>
             </w:r>
             <w:r>
               <w:rPr>
-                <w:rFonts w:asciiTheme="majorHAnsi" w:hAnsiTheme="majorHAnsi" w:cstheme="majorHAnsi"/>
-                <w:noProof/>
-                <w:webHidden/>
-                <w:sz w:val="28"/>
-                <w:szCs w:val="28"/>
+                <w:noProof/>
+                <w:webHidden/>
               </w:rPr>
               <w:fldChar w:fldCharType="end"/>
             </w:r>
@@ -6081,100 +4657,69 @@
               <w:tab w:val="right" w:leader="dot" w:pos="8921"/>
             </w:tabs>
             <w:rPr>
-              <w:rFonts w:asciiTheme="majorHAnsi" w:eastAsiaTheme="minorEastAsia" w:hAnsiTheme="majorHAnsi" w:cstheme="majorHAnsi"/>
+              <w:rFonts w:asciiTheme="minorHAnsi" w:eastAsiaTheme="minorEastAsia" w:hAnsiTheme="minorHAnsi" w:cstheme="minorBidi"/>
               <w:bCs w:val="0"/>
               <w:iCs w:val="0"/>
               <w:noProof/>
-              <w:szCs w:val="28"/>
+              <w:sz w:val="22"/>
+              <w:szCs w:val="22"/>
               <w:lang w:eastAsia="ru-RU"/>
             </w:rPr>
           </w:pPr>
-          <w:hyperlink w:anchor="_Toc228787504" w:history="1">
+          <w:hyperlink w:anchor="_Toc228794586" w:history="1">
             <w:r>
               <w:rPr>
                 <w:rStyle w:val="af6"/>
-                <w:rFonts w:asciiTheme="majorHAnsi" w:hAnsiTheme="majorHAnsi" w:cstheme="majorHAnsi"/>
-                <w:bCs w:val="0"/>
-                <w:iCs w:val="0"/>
-                <w:noProof/>
-                <w:szCs w:val="28"/>
-                <w:u w:val="none"/>
+                <w:rFonts w:cstheme="majorHAnsi"/>
+                <w:noProof/>
               </w:rPr>
               <w:t>ЗАКЛЮЧЕНИЕ</w:t>
             </w:r>
             <w:r>
               <w:rPr>
-                <w:rFonts w:asciiTheme="majorHAnsi" w:hAnsiTheme="majorHAnsi" w:cstheme="majorHAnsi"/>
-                <w:bCs w:val="0"/>
-                <w:iCs w:val="0"/>
-                <w:noProof/>
-                <w:webHidden/>
-                <w:szCs w:val="28"/>
+                <w:noProof/>
+                <w:webHidden/>
               </w:rPr>
               <w:tab/>
             </w:r>
             <w:r>
               <w:rPr>
-                <w:rFonts w:asciiTheme="majorHAnsi" w:hAnsiTheme="majorHAnsi" w:cstheme="majorHAnsi"/>
-                <w:bCs w:val="0"/>
-                <w:iCs w:val="0"/>
-                <w:noProof/>
-                <w:webHidden/>
-                <w:szCs w:val="28"/>
+                <w:noProof/>
+                <w:webHidden/>
               </w:rPr>
               <w:fldChar w:fldCharType="begin"/>
             </w:r>
             <w:r>
               <w:rPr>
-                <w:rFonts w:asciiTheme="majorHAnsi" w:hAnsiTheme="majorHAnsi" w:cstheme="majorHAnsi"/>
-                <w:bCs w:val="0"/>
-                <w:iCs w:val="0"/>
-                <w:noProof/>
-                <w:webHidden/>
-                <w:szCs w:val="28"/>
-              </w:rPr>
-              <w:instrText xml:space="preserve"> PAGEREF _Toc228787504 \h </w:instrText>
-            </w:r>
-            <w:r>
-              <w:rPr>
-                <w:rFonts w:asciiTheme="majorHAnsi" w:hAnsiTheme="majorHAnsi" w:cstheme="majorHAnsi"/>
-                <w:bCs w:val="0"/>
-                <w:iCs w:val="0"/>
-                <w:noProof/>
-                <w:webHidden/>
-                <w:szCs w:val="28"/>
-              </w:rPr>
-            </w:r>
-            <w:r>
-              <w:rPr>
-                <w:rFonts w:asciiTheme="majorHAnsi" w:hAnsiTheme="majorHAnsi" w:cstheme="majorHAnsi"/>
-                <w:bCs w:val="0"/>
-                <w:iCs w:val="0"/>
-                <w:noProof/>
-                <w:webHidden/>
-                <w:szCs w:val="28"/>
+                <w:noProof/>
+                <w:webHidden/>
+              </w:rPr>
+              <w:instrText xml:space="preserve"> PAGEREF _Toc228794586 \h </w:instrText>
+            </w:r>
+            <w:r>
+              <w:rPr>
+                <w:noProof/>
+                <w:webHidden/>
+              </w:rPr>
+            </w:r>
+            <w:r>
+              <w:rPr>
+                <w:noProof/>
+                <w:webHidden/>
               </w:rPr>
               <w:fldChar w:fldCharType="separate"/>
             </w:r>
             <w:r>
               <w:rPr>
-                <w:rFonts w:asciiTheme="majorHAnsi" w:hAnsiTheme="majorHAnsi" w:cstheme="majorHAnsi"/>
-                <w:bCs w:val="0"/>
-                <w:iCs w:val="0"/>
-                <w:noProof/>
-                <w:webHidden/>
-                <w:szCs w:val="28"/>
+                <w:noProof/>
+                <w:webHidden/>
               </w:rPr>
               <w:t>37</w:t>
             </w:r>
             <w:r>
               <w:rPr>
-                <w:rFonts w:asciiTheme="majorHAnsi" w:hAnsiTheme="majorHAnsi" w:cstheme="majorHAnsi"/>
-                <w:bCs w:val="0"/>
-                <w:iCs w:val="0"/>
-                <w:noProof/>
-                <w:webHidden/>
-                <w:szCs w:val="28"/>
+                <w:noProof/>
+                <w:webHidden/>
               </w:rPr>
               <w:fldChar w:fldCharType="end"/>
             </w:r>
@@ -6187,100 +4732,69 @@
               <w:tab w:val="right" w:leader="dot" w:pos="8921"/>
             </w:tabs>
             <w:rPr>
-              <w:rFonts w:asciiTheme="majorHAnsi" w:eastAsiaTheme="minorEastAsia" w:hAnsiTheme="majorHAnsi" w:cstheme="majorHAnsi"/>
+              <w:rFonts w:asciiTheme="minorHAnsi" w:eastAsiaTheme="minorEastAsia" w:hAnsiTheme="minorHAnsi" w:cstheme="minorBidi"/>
               <w:bCs w:val="0"/>
               <w:iCs w:val="0"/>
               <w:noProof/>
-              <w:szCs w:val="28"/>
+              <w:sz w:val="22"/>
+              <w:szCs w:val="22"/>
               <w:lang w:eastAsia="ru-RU"/>
             </w:rPr>
           </w:pPr>
-          <w:hyperlink w:anchor="_Toc228787505" w:history="1">
+          <w:hyperlink w:anchor="_Toc228794587" w:history="1">
             <w:r>
               <w:rPr>
                 <w:rStyle w:val="af6"/>
-                <w:rFonts w:asciiTheme="majorHAnsi" w:hAnsiTheme="majorHAnsi" w:cstheme="majorHAnsi"/>
-                <w:bCs w:val="0"/>
-                <w:iCs w:val="0"/>
-                <w:noProof/>
-                <w:szCs w:val="28"/>
-                <w:u w:val="none"/>
+                <w:rFonts w:cstheme="majorHAnsi"/>
+                <w:noProof/>
               </w:rPr>
               <w:t>СПИСОК ИСПОЛЬЗОВАННЫХ ИСТОЧНИКОВ</w:t>
             </w:r>
             <w:r>
               <w:rPr>
-                <w:rFonts w:asciiTheme="majorHAnsi" w:hAnsiTheme="majorHAnsi" w:cstheme="majorHAnsi"/>
-                <w:bCs w:val="0"/>
-                <w:iCs w:val="0"/>
-                <w:noProof/>
-                <w:webHidden/>
-                <w:szCs w:val="28"/>
+                <w:noProof/>
+                <w:webHidden/>
               </w:rPr>
               <w:tab/>
             </w:r>
             <w:r>
               <w:rPr>
-                <w:rFonts w:asciiTheme="majorHAnsi" w:hAnsiTheme="majorHAnsi" w:cstheme="majorHAnsi"/>
-                <w:bCs w:val="0"/>
-                <w:iCs w:val="0"/>
-                <w:noProof/>
-                <w:webHidden/>
-                <w:szCs w:val="28"/>
+                <w:noProof/>
+                <w:webHidden/>
               </w:rPr>
               <w:fldChar w:fldCharType="begin"/>
             </w:r>
             <w:r>
               <w:rPr>
-                <w:rFonts w:asciiTheme="majorHAnsi" w:hAnsiTheme="majorHAnsi" w:cstheme="majorHAnsi"/>
-                <w:bCs w:val="0"/>
-                <w:iCs w:val="0"/>
-                <w:noProof/>
-                <w:webHidden/>
-                <w:szCs w:val="28"/>
-              </w:rPr>
-              <w:instrText xml:space="preserve"> PAGEREF _Toc228787505 \h </w:instrText>
-            </w:r>
-            <w:r>
-              <w:rPr>
-                <w:rFonts w:asciiTheme="majorHAnsi" w:hAnsiTheme="majorHAnsi" w:cstheme="majorHAnsi"/>
-                <w:bCs w:val="0"/>
-                <w:iCs w:val="0"/>
-                <w:noProof/>
-                <w:webHidden/>
-                <w:szCs w:val="28"/>
-              </w:rPr>
-            </w:r>
-            <w:r>
-              <w:rPr>
-                <w:rFonts w:asciiTheme="majorHAnsi" w:hAnsiTheme="majorHAnsi" w:cstheme="majorHAnsi"/>
-                <w:bCs w:val="0"/>
-                <w:iCs w:val="0"/>
-                <w:noProof/>
-                <w:webHidden/>
-                <w:szCs w:val="28"/>
+                <w:noProof/>
+                <w:webHidden/>
+              </w:rPr>
+              <w:instrText xml:space="preserve"> PAGEREF _Toc228794587 \h </w:instrText>
+            </w:r>
+            <w:r>
+              <w:rPr>
+                <w:noProof/>
+                <w:webHidden/>
+              </w:rPr>
+            </w:r>
+            <w:r>
+              <w:rPr>
+                <w:noProof/>
+                <w:webHidden/>
               </w:rPr>
               <w:fldChar w:fldCharType="separate"/>
             </w:r>
             <w:r>
               <w:rPr>
-                <w:rFonts w:asciiTheme="majorHAnsi" w:hAnsiTheme="majorHAnsi" w:cstheme="majorHAnsi"/>
-                <w:bCs w:val="0"/>
-                <w:iCs w:val="0"/>
-                <w:noProof/>
-                <w:webHidden/>
-                <w:szCs w:val="28"/>
-              </w:rPr>
-              <w:t>38</w:t>
-            </w:r>
-            <w:r>
-              <w:rPr>
-                <w:rFonts w:asciiTheme="majorHAnsi" w:hAnsiTheme="majorHAnsi" w:cstheme="majorHAnsi"/>
-                <w:bCs w:val="0"/>
-                <w:iCs w:val="0"/>
-                <w:noProof/>
-                <w:webHidden/>
-                <w:szCs w:val="28"/>
+                <w:noProof/>
+                <w:webHidden/>
+              </w:rPr>
+              <w:t>39</w:t>
+            </w:r>
+            <w:r>
+              <w:rPr>
+                <w:noProof/>
+                <w:webHidden/>
               </w:rPr>
               <w:fldChar w:fldCharType="end"/>
             </w:r>
@@ -6293,91 +4807,67 @@
               <w:tab w:val="right" w:leader="dot" w:pos="8921"/>
             </w:tabs>
             <w:rPr>
-              <w:rFonts w:eastAsiaTheme="minorEastAsia" w:cstheme="majorHAnsi"/>
+              <w:rFonts w:asciiTheme="minorHAnsi" w:eastAsiaTheme="minorEastAsia" w:hAnsiTheme="minorHAnsi" w:cstheme="minorBidi"/>
               <w:bCs w:val="0"/>
               <w:noProof/>
-              <w:szCs w:val="28"/>
+              <w:sz w:val="22"/>
               <w:lang w:eastAsia="ru-RU"/>
             </w:rPr>
           </w:pPr>
-          <w:hyperlink w:anchor="_Toc228787506" w:history="1">
+          <w:hyperlink w:anchor="_Toc228794588" w:history="1">
             <w:r>
               <w:rPr>
                 <w:rStyle w:val="af6"/>
                 <w:rFonts w:cstheme="majorHAnsi"/>
-                <w:bCs w:val="0"/>
-                <w:noProof/>
-                <w:szCs w:val="28"/>
-                <w:u w:val="none"/>
+                <w:noProof/>
               </w:rPr>
               <w:t>Документация и официальные руководства</w:t>
             </w:r>
             <w:r>
               <w:rPr>
-                <w:rFonts w:cstheme="majorHAnsi"/>
-                <w:bCs w:val="0"/>
-                <w:noProof/>
-                <w:webHidden/>
-                <w:szCs w:val="28"/>
+                <w:noProof/>
+                <w:webHidden/>
               </w:rPr>
               <w:tab/>
             </w:r>
             <w:r>
               <w:rPr>
-                <w:rFonts w:cstheme="majorHAnsi"/>
-                <w:bCs w:val="0"/>
-                <w:noProof/>
-                <w:webHidden/>
-                <w:szCs w:val="28"/>
+                <w:noProof/>
+                <w:webHidden/>
               </w:rPr>
               <w:fldChar w:fldCharType="begin"/>
             </w:r>
             <w:r>
               <w:rPr>
-                <w:rFonts w:cstheme="majorHAnsi"/>
-                <w:bCs w:val="0"/>
-                <w:noProof/>
-                <w:webHidden/>
-                <w:szCs w:val="28"/>
-              </w:rPr>
-              <w:instrText xml:space="preserve"> PAGEREF _Toc228787506 \h </w:instrText>
-            </w:r>
-            <w:r>
-              <w:rPr>
-                <w:rFonts w:cstheme="majorHAnsi"/>
-                <w:bCs w:val="0"/>
-                <w:noProof/>
-                <w:webHidden/>
-                <w:szCs w:val="28"/>
-              </w:rPr>
-            </w:r>
-            <w:r>
-              <w:rPr>
-                <w:rFonts w:cstheme="majorHAnsi"/>
-                <w:bCs w:val="0"/>
-                <w:noProof/>
-                <w:webHidden/>
-                <w:szCs w:val="28"/>
+                <w:noProof/>
+                <w:webHidden/>
+              </w:rPr>
+              <w:instrText xml:space="preserve"> PAGEREF _Toc228794588 \h </w:instrText>
+            </w:r>
+            <w:r>
+              <w:rPr>
+                <w:noProof/>
+                <w:webHidden/>
+              </w:rPr>
+            </w:r>
+            <w:r>
+              <w:rPr>
+                <w:noProof/>
+                <w:webHidden/>
               </w:rPr>
               <w:fldChar w:fldCharType="separate"/>
             </w:r>
             <w:r>
               <w:rPr>
-                <w:rFonts w:cstheme="majorHAnsi"/>
-                <w:bCs w:val="0"/>
-                <w:noProof/>
-                <w:webHidden/>
-                <w:szCs w:val="28"/>
-              </w:rPr>
-              <w:t>38</w:t>
-            </w:r>
-            <w:r>
-              <w:rPr>
-                <w:rFonts w:cstheme="majorHAnsi"/>
-                <w:bCs w:val="0"/>
-                <w:noProof/>
-                <w:webHidden/>
-                <w:szCs w:val="28"/>
+                <w:noProof/>
+                <w:webHidden/>
+              </w:rPr>
+              <w:t>39</w:t>
+            </w:r>
+            <w:r>
+              <w:rPr>
+                <w:noProof/>
+                <w:webHidden/>
               </w:rPr>
               <w:fldChar w:fldCharType="end"/>
             </w:r>
@@ -6390,91 +4880,67 @@
               <w:tab w:val="right" w:leader="dot" w:pos="8921"/>
             </w:tabs>
             <w:rPr>
-              <w:rFonts w:eastAsiaTheme="minorEastAsia" w:cstheme="majorHAnsi"/>
+              <w:rFonts w:asciiTheme="minorHAnsi" w:eastAsiaTheme="minorEastAsia" w:hAnsiTheme="minorHAnsi" w:cstheme="minorBidi"/>
               <w:bCs w:val="0"/>
               <w:noProof/>
-              <w:szCs w:val="28"/>
+              <w:sz w:val="22"/>
               <w:lang w:eastAsia="ru-RU"/>
             </w:rPr>
           </w:pPr>
-          <w:hyperlink w:anchor="_Toc228787507" w:history="1">
+          <w:hyperlink w:anchor="_Toc228794589" w:history="1">
             <w:r>
               <w:rPr>
                 <w:rStyle w:val="af6"/>
                 <w:rFonts w:cstheme="majorHAnsi"/>
-                <w:bCs w:val="0"/>
-                <w:noProof/>
-                <w:szCs w:val="28"/>
-                <w:u w:val="none"/>
+                <w:noProof/>
               </w:rPr>
               <w:t>Литература</w:t>
             </w:r>
             <w:r>
               <w:rPr>
-                <w:rFonts w:cstheme="majorHAnsi"/>
-                <w:bCs w:val="0"/>
-                <w:noProof/>
-                <w:webHidden/>
-                <w:szCs w:val="28"/>
+                <w:noProof/>
+                <w:webHidden/>
               </w:rPr>
               <w:tab/>
             </w:r>
             <w:r>
               <w:rPr>
-                <w:rFonts w:cstheme="majorHAnsi"/>
-                <w:bCs w:val="0"/>
-                <w:noProof/>
-                <w:webHidden/>
-                <w:szCs w:val="28"/>
+                <w:noProof/>
+                <w:webHidden/>
               </w:rPr>
               <w:fldChar w:fldCharType="begin"/>
             </w:r>
             <w:r>
               <w:rPr>
-                <w:rFonts w:cstheme="majorHAnsi"/>
-                <w:bCs w:val="0"/>
-                <w:noProof/>
-                <w:webHidden/>
-                <w:szCs w:val="28"/>
-              </w:rPr>
-              <w:instrText xml:space="preserve"> PAGEREF _Toc228787507 \h </w:instrText>
-            </w:r>
-            <w:r>
-              <w:rPr>
-                <w:rFonts w:cstheme="majorHAnsi"/>
-                <w:bCs w:val="0"/>
-                <w:noProof/>
-                <w:webHidden/>
-                <w:szCs w:val="28"/>
-              </w:rPr>
-            </w:r>
-            <w:r>
-              <w:rPr>
-                <w:rFonts w:cstheme="majorHAnsi"/>
-                <w:bCs w:val="0"/>
-                <w:noProof/>
-                <w:webHidden/>
-                <w:szCs w:val="28"/>
+                <w:noProof/>
+                <w:webHidden/>
+              </w:rPr>
+              <w:instrText xml:space="preserve"> PAGEREF _Toc228794589 \h </w:instrText>
+            </w:r>
+            <w:r>
+              <w:rPr>
+                <w:noProof/>
+                <w:webHidden/>
+              </w:rPr>
+            </w:r>
+            <w:r>
+              <w:rPr>
+                <w:noProof/>
+                <w:webHidden/>
               </w:rPr>
               <w:fldChar w:fldCharType="separate"/>
             </w:r>
             <w:r>
               <w:rPr>
-                <w:rFonts w:cstheme="majorHAnsi"/>
-                <w:bCs w:val="0"/>
-                <w:noProof/>
-                <w:webHidden/>
-                <w:szCs w:val="28"/>
-              </w:rPr>
-              <w:t>38</w:t>
-            </w:r>
-            <w:r>
-              <w:rPr>
-                <w:rFonts w:cstheme="majorHAnsi"/>
-                <w:bCs w:val="0"/>
-                <w:noProof/>
-                <w:webHidden/>
-                <w:szCs w:val="28"/>
+                <w:noProof/>
+                <w:webHidden/>
+              </w:rPr>
+              <w:t>39</w:t>
+            </w:r>
+            <w:r>
+              <w:rPr>
+                <w:noProof/>
+                <w:webHidden/>
               </w:rPr>
               <w:fldChar w:fldCharType="end"/>
             </w:r>
@@ -6534,7 +5000,7 @@
           <w:lang w:eastAsia="ru-RU"/>
         </w:rPr>
       </w:pPr>
-      <w:bookmarkStart w:id="0" w:name="_Toc228787448"/>
+      <w:bookmarkStart w:id="0" w:name="_Toc228794530"/>
       <w:r>
         <w:rPr>
           <w:rFonts w:cstheme="majorHAnsi"/>
@@ -7395,7 +5861,7 @@
           <w:color w:val="auto"/>
         </w:rPr>
       </w:pPr>
-      <w:bookmarkStart w:id="1" w:name="_Toc228787449"/>
+      <w:bookmarkStart w:id="1" w:name="_Toc228794531"/>
       <w:r>
         <w:rPr>
           <w:rFonts w:cstheme="majorHAnsi"/>
@@ -7422,7 +5888,7 @@
           <w:bCs w:val="0"/>
         </w:rPr>
       </w:pPr>
-      <w:bookmarkStart w:id="2" w:name="_Toc228787450"/>
+      <w:bookmarkStart w:id="2" w:name="_Toc228794532"/>
       <w:r>
         <w:rPr>
           <w:rFonts w:asciiTheme="majorHAnsi" w:hAnsiTheme="majorHAnsi" w:cstheme="majorHAnsi"/>
@@ -7436,7 +5902,7 @@
       <w:pPr>
         <w:pStyle w:val="3"/>
       </w:pPr>
-      <w:bookmarkStart w:id="3" w:name="_Toc228787451"/>
+      <w:bookmarkStart w:id="3" w:name="_Toc228794533"/>
       <w:r>
         <w:t>1.1.1. Исторический обзор эволюции веб-технологий</w:t>
       </w:r>
@@ -7702,7 +6168,7 @@
       <w:pPr>
         <w:pStyle w:val="3"/>
       </w:pPr>
-      <w:bookmarkStart w:id="4" w:name="_Toc228787452"/>
+      <w:bookmarkStart w:id="4" w:name="_Toc228794534"/>
       <w:r>
         <w:rPr>
           <w:rStyle w:val="20"/>
@@ -8041,7 +6507,7 @@
       <w:pPr>
         <w:pStyle w:val="3"/>
       </w:pPr>
-      <w:bookmarkStart w:id="5" w:name="_Toc228787453"/>
+      <w:bookmarkStart w:id="5" w:name="_Toc228794535"/>
       <w:r>
         <w:t>1.1.3. Актуальные векторы развития клиентской части приложений</w:t>
       </w:r>
@@ -8250,7 +6716,7 @@
       <w:pPr>
         <w:pStyle w:val="3"/>
       </w:pPr>
-      <w:bookmarkStart w:id="6" w:name="_Toc228787454"/>
+      <w:bookmarkStart w:id="6" w:name="_Toc228794536"/>
       <w:r>
         <w:t>1.1.4. Ограничения клиентского рендеринга и ренессанс серверных подходов</w:t>
       </w:r>
@@ -8426,7 +6892,7 @@
       <w:pPr>
         <w:pStyle w:val="3"/>
       </w:pPr>
-      <w:bookmarkStart w:id="7" w:name="_Toc228787455"/>
+      <w:bookmarkStart w:id="7" w:name="_Toc228794537"/>
       <w:r>
         <w:t>1.1.5. Архитектурный паттерн «Острова» и стратегия выборочной гидратации</w:t>
       </w:r>
@@ -8783,7 +7249,7 @@
           <w:bCs w:val="0"/>
         </w:rPr>
       </w:pPr>
-      <w:bookmarkStart w:id="8" w:name="_Toc228787456"/>
+      <w:bookmarkStart w:id="8" w:name="_Toc228794538"/>
       <w:r>
         <w:rPr>
           <w:rFonts w:asciiTheme="majorHAnsi" w:hAnsiTheme="majorHAnsi" w:cstheme="majorHAnsi"/>
@@ -8798,7 +7264,7 @@
       <w:pPr>
         <w:pStyle w:val="3"/>
       </w:pPr>
-      <w:bookmarkStart w:id="9" w:name="_Toc228787457"/>
+      <w:bookmarkStart w:id="9" w:name="_Toc228794539"/>
       <w:r>
         <w:t>1.2.1. Этапы становления и развития фреймворка</w:t>
       </w:r>
@@ -10107,7 +8573,7 @@
       <w:pPr>
         <w:pStyle w:val="3"/>
       </w:pPr>
-      <w:bookmarkStart w:id="10" w:name="_Toc228787458"/>
+      <w:bookmarkStart w:id="10" w:name="_Toc228794540"/>
       <w:r>
         <w:t>1.2.2. Базовые архитектурные принципы и концептуальные основы</w:t>
       </w:r>
@@ -10489,7 +8955,7 @@
       <w:pPr>
         <w:pStyle w:val="3"/>
       </w:pPr>
-      <w:bookmarkStart w:id="11" w:name="_Toc228787459"/>
+      <w:bookmarkStart w:id="11" w:name="_Toc228794541"/>
       <w:r>
         <w:t xml:space="preserve">1.2.3. Новая система навигации </w:t>
       </w:r>
@@ -10740,7 +9206,7 @@
       <w:pPr>
         <w:pStyle w:val="3"/>
       </w:pPr>
-      <w:bookmarkStart w:id="12" w:name="_Toc228787460"/>
+      <w:bookmarkStart w:id="12" w:name="_Toc228794542"/>
       <w:r>
         <w:lastRenderedPageBreak/>
         <w:t>1.2.4. Дихотомия серверных и клиентских компонентов</w:t>
@@ -11177,7 +9643,7 @@
       <w:pPr>
         <w:pStyle w:val="3"/>
       </w:pPr>
-      <w:bookmarkStart w:id="13" w:name="_Toc228787461"/>
+      <w:bookmarkStart w:id="13" w:name="_Toc228794543"/>
       <w:r>
         <w:t>1.2.5. Инструментарий для повышения быстродействия</w:t>
       </w:r>
@@ -11361,7 +9827,7 @@
       <w:pPr>
         <w:pStyle w:val="3"/>
       </w:pPr>
-      <w:bookmarkStart w:id="14" w:name="_Toc228787462"/>
+      <w:bookmarkStart w:id="14" w:name="_Toc228794544"/>
       <w:r>
         <w:t xml:space="preserve">1.2.6. Распределённая обработка данных через Edge </w:t>
       </w:r>
@@ -12334,7 +10800,7 @@
       <w:pPr>
         <w:pStyle w:val="3"/>
       </w:pPr>
-      <w:bookmarkStart w:id="15" w:name="_Toc228787463"/>
+      <w:bookmarkStart w:id="15" w:name="_Toc228794545"/>
       <w:r>
         <w:t>1.2.7. Экосистема сторонних решений для расширения функционала</w:t>
       </w:r>
@@ -13095,7 +11561,7 @@
           <w:bCs w:val="0"/>
         </w:rPr>
       </w:pPr>
-      <w:bookmarkStart w:id="16" w:name="_Toc228787464"/>
+      <w:bookmarkStart w:id="16" w:name="_Toc228794546"/>
       <w:r>
         <w:rPr>
           <w:rFonts w:asciiTheme="majorHAnsi" w:hAnsiTheme="majorHAnsi" w:cstheme="majorHAnsi"/>
@@ -13125,7 +11591,7 @@
       <w:pPr>
         <w:pStyle w:val="3"/>
       </w:pPr>
-      <w:bookmarkStart w:id="17" w:name="_Toc228787465"/>
+      <w:bookmarkStart w:id="17" w:name="_Toc228794547"/>
       <w:r>
         <w:t>1.3.1. Парадигма компонентного проектирования</w:t>
       </w:r>
@@ -13302,7 +11768,7 @@
       <w:pPr>
         <w:pStyle w:val="3"/>
       </w:pPr>
-      <w:bookmarkStart w:id="18" w:name="_Toc228787466"/>
+      <w:bookmarkStart w:id="18" w:name="_Toc228794548"/>
       <w:r>
         <w:t>1.3.2. Механизмы хуков и паттерны управления состоянием</w:t>
       </w:r>
@@ -13702,7 +12168,7 @@
       <w:pPr>
         <w:pStyle w:val="3"/>
       </w:pPr>
-      <w:bookmarkStart w:id="19" w:name="_Toc228787467"/>
+      <w:bookmarkStart w:id="19" w:name="_Toc228794549"/>
       <w:r>
         <w:lastRenderedPageBreak/>
         <w:t xml:space="preserve">1.3.3. Виртуальное представление DOM и стратегия </w:t>
@@ -14040,7 +12506,7 @@
           <w:bCs w:val="0"/>
         </w:rPr>
       </w:pPr>
-      <w:bookmarkStart w:id="20" w:name="_Toc228787468"/>
+      <w:bookmarkStart w:id="20" w:name="_Toc228794550"/>
       <w:r>
         <w:rPr>
           <w:rFonts w:asciiTheme="majorHAnsi" w:hAnsiTheme="majorHAnsi" w:cstheme="majorHAnsi"/>
@@ -14070,7 +12536,7 @@
       <w:pPr>
         <w:pStyle w:val="3"/>
       </w:pPr>
-      <w:bookmarkStart w:id="21" w:name="_Toc228787469"/>
+      <w:bookmarkStart w:id="21" w:name="_Toc228794551"/>
       <w:r>
         <w:t>1.4.1. Ценность статической типизации для надёжности кода</w:t>
       </w:r>
@@ -14276,7 +12742,7 @@
       <w:pPr>
         <w:pStyle w:val="3"/>
       </w:pPr>
-      <w:bookmarkStart w:id="22" w:name="_Toc228787470"/>
+      <w:bookmarkStart w:id="22" w:name="_Toc228794552"/>
       <w:r>
         <w:t>1.4.2. Практики интеграции типизированного JavaScript с реактивными фреймворками</w:t>
       </w:r>
@@ -14463,7 +12929,7 @@
           <w:bCs w:val="0"/>
         </w:rPr>
       </w:pPr>
-      <w:bookmarkStart w:id="23" w:name="_Toc228787471"/>
+      <w:bookmarkStart w:id="23" w:name="_Toc228794553"/>
       <w:r>
         <w:rPr>
           <w:rFonts w:asciiTheme="majorHAnsi" w:hAnsiTheme="majorHAnsi" w:cstheme="majorHAnsi"/>
@@ -14477,7 +12943,7 @@
       <w:pPr>
         <w:pStyle w:val="3"/>
       </w:pPr>
-      <w:bookmarkStart w:id="24" w:name="_Toc228787472"/>
+      <w:bookmarkStart w:id="24" w:name="_Toc228794554"/>
       <w:r>
         <w:t>1.5.1. Интегрированная среда Visual Studio Code</w:t>
       </w:r>
@@ -14870,7 +13336,7 @@
       <w:pPr>
         <w:pStyle w:val="3"/>
       </w:pPr>
-      <w:bookmarkStart w:id="25" w:name="_Toc228787473"/>
+      <w:bookmarkStart w:id="25" w:name="_Toc228794555"/>
       <w:r>
         <w:t xml:space="preserve">1.5.2. Практики работы с системой управления версиями </w:t>
       </w:r>
@@ -15158,7 +13624,7 @@
       <w:pPr>
         <w:pStyle w:val="3"/>
       </w:pPr>
-      <w:bookmarkStart w:id="26" w:name="_Toc228787474"/>
+      <w:bookmarkStart w:id="26" w:name="_Toc228794556"/>
       <w:r>
         <w:t xml:space="preserve">1.5.3. Утилитарный подход к стилизации через </w:t>
       </w:r>
@@ -15458,7 +13924,7 @@
         </w:rPr>
       </w:pPr>
       <w:bookmarkStart w:id="27" w:name="_Toc228442140"/>
-      <w:bookmarkStart w:id="28" w:name="_Toc228787475"/>
+      <w:bookmarkStart w:id="28" w:name="_Toc228794557"/>
       <w:r>
         <w:rPr>
           <w:rFonts w:cstheme="majorHAnsi"/>
@@ -15479,7 +13945,7 @@
         </w:rPr>
       </w:pPr>
       <w:bookmarkStart w:id="29" w:name="_Toc228442141"/>
-      <w:bookmarkStart w:id="30" w:name="_Toc228787476"/>
+      <w:bookmarkStart w:id="30" w:name="_Toc228794558"/>
       <w:r>
         <w:rPr>
           <w:rFonts w:asciiTheme="majorHAnsi" w:hAnsiTheme="majorHAnsi" w:cstheme="majorHAnsi"/>
@@ -15498,7 +13964,7 @@
         </w:rPr>
       </w:pPr>
       <w:bookmarkStart w:id="31" w:name="_Toc228442142"/>
-      <w:bookmarkStart w:id="32" w:name="_Toc228787477"/>
+      <w:bookmarkStart w:id="32" w:name="_Toc228794559"/>
       <w:r>
         <w:rPr>
           <w:lang w:val="en-US"/>
@@ -15746,7 +14212,7 @@
         <w:pStyle w:val="3"/>
       </w:pPr>
       <w:bookmarkStart w:id="33" w:name="_Toc228442143"/>
-      <w:bookmarkStart w:id="34" w:name="_Toc228787478"/>
+      <w:bookmarkStart w:id="34" w:name="_Toc228794560"/>
       <w:r>
         <w:t>2.1.2. Анализ аналогичных проектов</w:t>
       </w:r>
@@ -16799,7 +15265,7 @@
         </w:rPr>
       </w:pPr>
       <w:bookmarkStart w:id="35" w:name="_Toc228442144"/>
-      <w:bookmarkStart w:id="36" w:name="_Toc228787479"/>
+      <w:bookmarkStart w:id="36" w:name="_Toc228794561"/>
       <w:r>
         <w:rPr>
           <w:rFonts w:asciiTheme="majorHAnsi" w:hAnsiTheme="majorHAnsi" w:cstheme="majorHAnsi"/>
@@ -16815,7 +15281,7 @@
         <w:pStyle w:val="3"/>
       </w:pPr>
       <w:bookmarkStart w:id="37" w:name="_Toc228442145"/>
-      <w:bookmarkStart w:id="38" w:name="_Toc228787480"/>
+      <w:bookmarkStart w:id="38" w:name="_Toc228794562"/>
       <w:r>
         <w:t>2.2.1. Структура проекта</w:t>
       </w:r>
@@ -17115,7 +15581,7 @@
         <w:pStyle w:val="3"/>
       </w:pPr>
       <w:bookmarkStart w:id="39" w:name="_Toc228442146"/>
-      <w:bookmarkStart w:id="40" w:name="_Toc228787481"/>
+      <w:bookmarkStart w:id="40" w:name="_Toc228794563"/>
       <w:r>
         <w:lastRenderedPageBreak/>
         <w:t>2.2.2. Выбор библиотек и технологий</w:t>
@@ -18339,7 +16805,7 @@
       <w:pPr>
         <w:pStyle w:val="3"/>
       </w:pPr>
-      <w:bookmarkStart w:id="42" w:name="_Toc228787482"/>
+      <w:bookmarkStart w:id="42" w:name="_Toc228794564"/>
       <w:r>
         <w:t>2.2.3. Модульная структура кода</w:t>
       </w:r>
@@ -18493,7 +16959,7 @@
           <w:bCs w:val="0"/>
         </w:rPr>
       </w:pPr>
-      <w:bookmarkStart w:id="44" w:name="_Toc228787483"/>
+      <w:bookmarkStart w:id="44" w:name="_Toc228794565"/>
       <w:r>
         <w:rPr>
           <w:rFonts w:asciiTheme="majorHAnsi" w:hAnsiTheme="majorHAnsi" w:cstheme="majorHAnsi"/>
@@ -18510,7 +16976,7 @@
         <w:pStyle w:val="3"/>
       </w:pPr>
       <w:bookmarkStart w:id="45" w:name="_Toc228442149"/>
-      <w:bookmarkStart w:id="46" w:name="_Toc228787484"/>
+      <w:bookmarkStart w:id="46" w:name="_Toc228794566"/>
       <w:r>
         <w:t>2.3.1. Система уровней и механика переходов</w:t>
       </w:r>
@@ -18847,7 +17313,7 @@
         <w:pStyle w:val="3"/>
       </w:pPr>
       <w:bookmarkStart w:id="47" w:name="_Toc228442150"/>
-      <w:bookmarkStart w:id="48" w:name="_Toc228787485"/>
+      <w:bookmarkStart w:id="48" w:name="_Toc228794567"/>
       <w:r>
         <w:t>2.3.2. Уровень 1. Классическая CAPTCHA-верификация</w:t>
       </w:r>
@@ -19083,7 +17549,7 @@
         <w:pStyle w:val="3"/>
       </w:pPr>
       <w:bookmarkStart w:id="49" w:name="_Toc228442151"/>
-      <w:bookmarkStart w:id="50" w:name="_Toc228787486"/>
+      <w:bookmarkStart w:id="50" w:name="_Toc228794568"/>
       <w:r>
         <w:t>2.3.3. Уровень 2. Выбор изображений по критерию</w:t>
       </w:r>
@@ -19245,7 +17711,7 @@
         <w:pStyle w:val="3"/>
       </w:pPr>
       <w:bookmarkStart w:id="51" w:name="_Toc228442152"/>
-      <w:bookmarkStart w:id="52" w:name="_Toc228787487"/>
+      <w:bookmarkStart w:id="52" w:name="_Toc228794569"/>
       <w:r>
         <w:t>2.3.4. Уровень 3. Распознавание искаженного текста</w:t>
       </w:r>
@@ -19342,7 +17808,7 @@
         <w:pStyle w:val="3"/>
       </w:pPr>
       <w:bookmarkStart w:id="53" w:name="_Toc228442153"/>
-      <w:bookmarkStart w:id="54" w:name="_Toc228787488"/>
+      <w:bookmarkStart w:id="54" w:name="_Toc228794570"/>
       <w:r>
         <w:t>2.3.5. Уровень 4. Крестики-нолики с искусственным интеллектом</w:t>
       </w:r>
@@ -19414,7 +17880,7 @@
         <w:pStyle w:val="3"/>
       </w:pPr>
       <w:bookmarkStart w:id="55" w:name="_Toc228442154"/>
-      <w:bookmarkStart w:id="56" w:name="_Toc228787489"/>
+      <w:bookmarkStart w:id="56" w:name="_Toc228794571"/>
       <w:r>
         <w:t>2.3.6. Уровень 5. Альтернативная селекция изображений</w:t>
       </w:r>
@@ -19464,7 +17930,7 @@
         <w:pStyle w:val="3"/>
       </w:pPr>
       <w:bookmarkStart w:id="57" w:name="_Toc228442155"/>
-      <w:bookmarkStart w:id="58" w:name="_Toc228787490"/>
+      <w:bookmarkStart w:id="58" w:name="_Toc228794572"/>
       <w:r>
         <w:t>2.3.7. Уровень 6. Геометрическая верификация (рисование круга)</w:t>
       </w:r>
@@ -19717,7 +18183,7 @@
         <w:pStyle w:val="3"/>
       </w:pPr>
       <w:bookmarkStart w:id="59" w:name="_Toc228442156"/>
-      <w:bookmarkStart w:id="60" w:name="_Toc228787491"/>
+      <w:bookmarkStart w:id="60" w:name="_Toc228794573"/>
       <w:r>
         <w:t>2.3.8. Уровень 7. Проверка зрения</w:t>
       </w:r>
@@ -19823,7 +18289,7 @@
         <w:pStyle w:val="3"/>
       </w:pPr>
       <w:bookmarkStart w:id="61" w:name="_Toc228442157"/>
-      <w:bookmarkStart w:id="62" w:name="_Toc228787492"/>
+      <w:bookmarkStart w:id="62" w:name="_Toc228794574"/>
       <w:r>
         <w:t>2.3.9. Уровни 8. Симуляция парковки автомобиля</w:t>
       </w:r>
@@ -19951,7 +18417,7 @@
         <w:pStyle w:val="3"/>
       </w:pPr>
       <w:bookmarkStart w:id="63" w:name="_Toc228442158"/>
-      <w:bookmarkStart w:id="64" w:name="_Toc228787493"/>
+      <w:bookmarkStart w:id="64" w:name="_Toc228794575"/>
       <w:r>
         <w:lastRenderedPageBreak/>
         <w:t xml:space="preserve">2.3.10. Уровень </w:t>
@@ -20030,7 +18496,7 @@
         <w:pStyle w:val="3"/>
       </w:pPr>
       <w:bookmarkStart w:id="65" w:name="_Toc228442159"/>
-      <w:bookmarkStart w:id="66" w:name="_Toc228787494"/>
+      <w:bookmarkStart w:id="66" w:name="_Toc228794576"/>
       <w:r>
         <w:t>2.3.11. Уровень 1</w:t>
       </w:r>
@@ -20068,7 +18534,7 @@
         <w:pStyle w:val="3"/>
       </w:pPr>
       <w:bookmarkStart w:id="67" w:name="_Toc228442160"/>
-      <w:bookmarkStart w:id="68" w:name="_Toc228787495"/>
+      <w:bookmarkStart w:id="68" w:name="_Toc228794577"/>
       <w:r>
         <w:t>2.3.12. Уровень 1</w:t>
       </w:r>
@@ -20167,7 +18633,7 @@
         <w:pStyle w:val="3"/>
       </w:pPr>
       <w:bookmarkStart w:id="69" w:name="_Toc228442161"/>
-      <w:bookmarkStart w:id="70" w:name="_Toc228787496"/>
+      <w:bookmarkStart w:id="70" w:name="_Toc228794578"/>
       <w:r>
         <w:t>2.3.13. Уровень 1</w:t>
       </w:r>
@@ -20238,7 +18704,7 @@
         </w:rPr>
       </w:pPr>
       <w:bookmarkStart w:id="71" w:name="_Toc228442162"/>
-      <w:bookmarkStart w:id="72" w:name="_Toc228787497"/>
+      <w:bookmarkStart w:id="72" w:name="_Toc228794579"/>
       <w:r>
         <w:rPr>
           <w:rFonts w:asciiTheme="majorHAnsi" w:hAnsiTheme="majorHAnsi" w:cstheme="majorHAnsi"/>
@@ -20254,7 +18720,7 @@
         <w:pStyle w:val="3"/>
       </w:pPr>
       <w:bookmarkStart w:id="73" w:name="_Toc228442163"/>
-      <w:bookmarkStart w:id="74" w:name="_Toc228787498"/>
+      <w:bookmarkStart w:id="74" w:name="_Toc228794580"/>
       <w:r>
         <w:t xml:space="preserve">2.4.1. Система сохранения прогресса в </w:t>
       </w:r>
@@ -20525,7 +18991,7 @@
         <w:pStyle w:val="3"/>
       </w:pPr>
       <w:bookmarkStart w:id="75" w:name="_Toc228442164"/>
-      <w:bookmarkStart w:id="76" w:name="_Toc228787499"/>
+      <w:bookmarkStart w:id="76" w:name="_Toc228794581"/>
       <w:r>
         <w:lastRenderedPageBreak/>
         <w:t xml:space="preserve">2.4.2. Компонент </w:t>
@@ -20736,7 +19202,7 @@
         <w:pStyle w:val="3"/>
       </w:pPr>
       <w:bookmarkStart w:id="77" w:name="_Toc228442165"/>
-      <w:bookmarkStart w:id="78" w:name="_Toc228787500"/>
+      <w:bookmarkStart w:id="78" w:name="_Toc228794582"/>
       <w:r>
         <w:t>2.4.3. Система проверки доступа к страницам</w:t>
       </w:r>
@@ -21054,7 +19520,7 @@
         </w:rPr>
       </w:pPr>
       <w:bookmarkStart w:id="79" w:name="_Toc228442166"/>
-      <w:bookmarkStart w:id="80" w:name="_Toc228787501"/>
+      <w:bookmarkStart w:id="80" w:name="_Toc228794583"/>
       <w:r>
         <w:rPr>
           <w:rFonts w:asciiTheme="majorHAnsi" w:hAnsiTheme="majorHAnsi" w:cstheme="majorHAnsi"/>
@@ -21071,7 +19537,7 @@
         <w:pStyle w:val="3"/>
       </w:pPr>
       <w:bookmarkStart w:id="81" w:name="_Toc228442167"/>
-      <w:bookmarkStart w:id="82" w:name="_Toc228787502"/>
+      <w:bookmarkStart w:id="82" w:name="_Toc228794584"/>
       <w:r>
         <w:t>2.5.1. Методы тестирования</w:t>
       </w:r>
@@ -21872,7 +20338,7 @@
       <w:pPr>
         <w:pStyle w:val="3"/>
       </w:pPr>
-      <w:bookmarkStart w:id="84" w:name="_Toc228787503"/>
+      <w:bookmarkStart w:id="84" w:name="_Toc228794585"/>
       <w:r>
         <w:t>2.5.2. Выявленные ошибки и их устранение</w:t>
       </w:r>
@@ -22124,13 +20590,14 @@
     <w:p>
       <w:pPr>
         <w:pStyle w:val="1"/>
+        <w:ind w:firstLine="709"/>
         <w:rPr>
           <w:rFonts w:cstheme="majorHAnsi"/>
           <w:color w:val="auto"/>
         </w:rPr>
       </w:pPr>
       <w:bookmarkStart w:id="85" w:name="_Toc228442169"/>
-      <w:bookmarkStart w:id="86" w:name="_Toc228787504"/>
+      <w:bookmarkStart w:id="86" w:name="_Toc228794586"/>
       <w:r>
         <w:rPr>
           <w:rFonts w:cstheme="majorHAnsi"/>
@@ -22213,7 +20680,7 @@
           <w:sz w:val="28"/>
           <w:szCs w:val="28"/>
         </w:rPr>
-        <w:t xml:space="preserve">», разработка которого опиралась на современный технологический стек, включающий Next.js, </w:t>
+        <w:t xml:space="preserve">», разработка которого опиралась на современный и высокопроизводительный технологический стек, включающий Next.js, </w:t>
       </w:r>
       <w:proofErr w:type="spellStart"/>
       <w:r>
@@ -22249,7 +20716,7 @@
           <w:sz w:val="28"/>
           <w:szCs w:val="28"/>
         </w:rPr>
-        <w:t xml:space="preserve"> CSS. Выбор указанной технологической базы был обусловлен её широким распространением в индустрии веб-разработки, а также необходимостью создания масштабируемого и легко поддерживаемого программного продукта.</w:t>
+        <w:t xml:space="preserve"> CSS. Выбор указанной технологической базы был не случаен: он обусловлен её доминирующим положением в индустрии веб-разработки, а также строгой необходимостью создания масштабируемого, быстрого и легко поддерживаемого программного продукта, способного эффективно реагировать на изменения требований.</w:t>
       </w:r>
     </w:p>
     <w:p>
@@ -22269,7 +20736,7 @@
           <w:sz w:val="28"/>
           <w:szCs w:val="28"/>
         </w:rPr>
-        <w:t xml:space="preserve">Практическая реализация включала проектирование и разработку тринадцати уникальных игровых уровней, охватывающих широкий спектр категорий сложности: от классической CAPTCHA-верификации до сложных симуляторов вождения и финансовых тренажеров. Механики варьировались от базовых проверок до продвинутого использования </w:t>
+        <w:t xml:space="preserve">Практическая реализация проекта включала глубокое проектирование и разработку тринадцати уникальных игровых уровней, которые охватывают широкий спектр категорий сложности и жанров. Диапазон задач варьировался от классических механизмов CAPTCHA-верификации, имитирующих реальные системы безопасности, до сложных симуляторов вождения и интерактивных финансовых тренажеров. Для обеспечения разнообразия геймплея механики уровней существенно отличались друг от друга: от базовых проверок пользовательского ввода до продвинутой работы с графикой через </w:t>
       </w:r>
       <w:proofErr w:type="spellStart"/>
       <w:r>
@@ -22287,7 +20754,7 @@
           <w:sz w:val="28"/>
           <w:szCs w:val="28"/>
         </w:rPr>
-        <w:t xml:space="preserve"> API и Chart.js, что потребовало разработки гибкой, расширяемой системы модулей.</w:t>
+        <w:t xml:space="preserve"> API и визуализации данных с помощью библиотеки Chart.js. Это потребовало разработки гибкой, расширяемой архитектуры системы модулей, позволяющей легко интегрировать новые типы взаимодействий без нарушения целостности основного кода.</w:t>
       </w:r>
     </w:p>
     <w:p>
@@ -22307,7 +20774,70 @@
           <w:sz w:val="28"/>
           <w:szCs w:val="28"/>
         </w:rPr>
-        <w:t>Архитектурное проектирование приложения осуществлялось с соблюдением принципов модульности и четкого разделения ответственности. Каждый уровень изолирован в отдельном компоненте, что упрощает тестирование, отладку и дальнейшее расширение функционала.</w:t>
+        <w:t>Архитектурное проектирование приложения осуществлялось с тщательным соблюдением принципов модульности и четкого разделения ответственности (</w:t>
+      </w:r>
+      <w:proofErr w:type="spellStart"/>
+      <w:r>
+        <w:rPr>
+          <w:rFonts w:asciiTheme="majorHAnsi" w:hAnsiTheme="majorHAnsi" w:cstheme="majorHAnsi"/>
+          <w:sz w:val="28"/>
+          <w:szCs w:val="28"/>
+        </w:rPr>
+        <w:t>Separation</w:t>
+      </w:r>
+      <w:proofErr w:type="spellEnd"/>
+      <w:r>
+        <w:rPr>
+          <w:rFonts w:asciiTheme="majorHAnsi" w:hAnsiTheme="majorHAnsi" w:cstheme="majorHAnsi"/>
+          <w:sz w:val="28"/>
+          <w:szCs w:val="28"/>
+        </w:rPr>
+        <w:t xml:space="preserve"> </w:t>
+      </w:r>
+      <w:proofErr w:type="spellStart"/>
+      <w:r>
+        <w:rPr>
+          <w:rFonts w:asciiTheme="majorHAnsi" w:hAnsiTheme="majorHAnsi" w:cstheme="majorHAnsi"/>
+          <w:sz w:val="28"/>
+          <w:szCs w:val="28"/>
+        </w:rPr>
+        <w:t>of</w:t>
+      </w:r>
+      <w:proofErr w:type="spellEnd"/>
+      <w:r>
+        <w:rPr>
+          <w:rFonts w:asciiTheme="majorHAnsi" w:hAnsiTheme="majorHAnsi" w:cstheme="majorHAnsi"/>
+          <w:sz w:val="28"/>
+          <w:szCs w:val="28"/>
+        </w:rPr>
+        <w:t xml:space="preserve"> </w:t>
+      </w:r>
+      <w:proofErr w:type="spellStart"/>
+      <w:r>
+        <w:rPr>
+          <w:rFonts w:asciiTheme="majorHAnsi" w:hAnsiTheme="majorHAnsi" w:cstheme="majorHAnsi"/>
+          <w:sz w:val="28"/>
+          <w:szCs w:val="28"/>
+        </w:rPr>
+        <w:t>Concerns</w:t>
+      </w:r>
+      <w:proofErr w:type="spellEnd"/>
+      <w:r>
+        <w:rPr>
+          <w:rFonts w:asciiTheme="majorHAnsi" w:hAnsiTheme="majorHAnsi" w:cstheme="majorHAnsi"/>
+          <w:sz w:val="28"/>
+          <w:szCs w:val="28"/>
+        </w:rPr>
+        <w:t xml:space="preserve">). Каждый игровой уровень изолирован в отдельном независимом компоненте, что не только упрощает процессы тестирования и отладки, но и обеспечивает высокую читаемость кода, облегчая его дальнейшее расширение и модификацию другими </w:t>
+      </w:r>
+      <w:r>
+        <w:rPr>
+          <w:rFonts w:asciiTheme="majorHAnsi" w:hAnsiTheme="majorHAnsi" w:cstheme="majorHAnsi"/>
+          <w:sz w:val="28"/>
+          <w:szCs w:val="28"/>
+        </w:rPr>
+        <w:lastRenderedPageBreak/>
+        <w:t>разработчиками. Такой подход позволил создать чистую и предсказуемую кодовую базу, готовую к долгосрочной поддержке.</w:t>
       </w:r>
     </w:p>
     <w:p>
@@ -22327,7 +20857,7 @@
           <w:sz w:val="28"/>
           <w:szCs w:val="28"/>
         </w:rPr>
-        <w:t xml:space="preserve">Важным аспектом реализации стало проектирование надежной системы управления состоянием, дополненной механизмом автоматического сохранения пользовательского прогресса в </w:t>
+        <w:t>Важным аспектом реализации стало проектирование надежной и отказоустойчивой системы управления состоянием приложения. Она была дополнена механизмом автоматического сохранения пользовательского прогресса в локальное хранилище браузера (</w:t>
       </w:r>
       <w:proofErr w:type="spellStart"/>
       <w:r>
@@ -22345,7 +20875,7 @@
           <w:sz w:val="28"/>
           <w:szCs w:val="28"/>
         </w:rPr>
-        <w:t xml:space="preserve"> и функцией бесшовного восстановления сессии при повторной загрузке приложения.</w:t>
+        <w:t>) и функцией бесшовного восстановления сессии при повторной загрузке страницы или закрытии вкладки. Это значительно повышает пользовательский опыт, гарантируя сохранность достигнутых результатов даже при непредвиденных сбоях соединения или закрытии браузера.</w:t>
       </w:r>
     </w:p>
     <w:p>
@@ -22365,53 +20895,62 @@
           <w:sz w:val="28"/>
           <w:szCs w:val="28"/>
         </w:rPr>
-        <w:t>Тестирование приложения подтвердило корректную работу всех уровней в различных браузерах и условиях. Выявленные в процессе разработки ошибки были успешно устранены.</w:t>
+        <w:t>Комплексное тестирование приложения подтвердило корректную и стабильную работу всех уровней в различных современных браузерах и при разных сценариях использования. Выявленные в процессе активной фазы разработки логические и визуальные ошибки были своевременно диагностированы и успешно устранены, что обеспечило высокий уровень надежности финального продукта.</w:t>
       </w:r>
     </w:p>
     <w:p>
       <w:pPr>
-        <w:spacing w:line="360" w:lineRule="auto"/>
-        <w:ind w:firstLine="709"/>
-        <w:jc w:val="both"/>
-        <w:rPr>
-          <w:rFonts w:asciiTheme="majorHAnsi" w:hAnsiTheme="majorHAnsi" w:cstheme="majorHAnsi"/>
-          <w:sz w:val="28"/>
-          <w:szCs w:val="28"/>
-        </w:rPr>
-      </w:pPr>
-      <w:r>
-        <w:rPr>
-          <w:rFonts w:asciiTheme="majorHAnsi" w:hAnsiTheme="majorHAnsi" w:cstheme="majorHAnsi"/>
-          <w:sz w:val="28"/>
-          <w:szCs w:val="28"/>
-        </w:rPr>
-        <w:t>В рамках перспективного развития программного продукта планируется реализация ряда инициатив</w:t>
-      </w:r>
-      <w:r>
-        <w:rPr>
-          <w:rFonts w:asciiTheme="majorHAnsi" w:hAnsiTheme="majorHAnsi" w:cstheme="majorHAnsi"/>
-          <w:sz w:val="28"/>
-          <w:szCs w:val="28"/>
-        </w:rPr>
-        <w:t>,</w:t>
-      </w:r>
-      <w:r>
-        <w:rPr>
-          <w:rFonts w:asciiTheme="majorHAnsi" w:hAnsiTheme="majorHAnsi" w:cstheme="majorHAnsi"/>
-          <w:sz w:val="28"/>
-          <w:szCs w:val="28"/>
-        </w:rPr>
-        <w:t xml:space="preserve"> адаптация интерфейса под мобильные устройства, внедрение системы достижений и рейтинговой таблицы.</w:t>
-      </w:r>
+        <w:pStyle w:val="1"/>
+        <w:jc w:val="left"/>
+        <w:rPr>
+          <w:rFonts w:cstheme="majorHAnsi"/>
+        </w:rPr>
+      </w:pPr>
     </w:p>
     <w:p>
       <w:pPr>
         <w:pStyle w:val="1"/>
+        <w:jc w:val="left"/>
         <w:rPr>
           <w:rFonts w:cstheme="majorHAnsi"/>
         </w:rPr>
       </w:pPr>
-      <w:bookmarkStart w:id="87" w:name="_Toc228787505"/>
+    </w:p>
+    <w:p>
+      <w:pPr>
+        <w:pStyle w:val="1"/>
+        <w:jc w:val="left"/>
+        <w:rPr>
+          <w:rFonts w:cstheme="majorHAnsi"/>
+        </w:rPr>
+      </w:pPr>
+    </w:p>
+    <w:p>
+      <w:pPr>
+        <w:pStyle w:val="1"/>
+        <w:jc w:val="left"/>
+        <w:rPr>
+          <w:rFonts w:cstheme="majorHAnsi"/>
+        </w:rPr>
+      </w:pPr>
+    </w:p>
+    <w:p/>
+    <w:p/>
+    <w:p/>
+    <w:p/>
+    <w:p/>
+    <w:p/>
+    <w:p/>
+    <w:p/>
+    <w:p/>
+    <w:p>
+      <w:pPr>
+        <w:pStyle w:val="1"/>
+        <w:rPr>
+          <w:rFonts w:cstheme="majorHAnsi"/>
+        </w:rPr>
+      </w:pPr>
+      <w:bookmarkStart w:id="87" w:name="_Toc228794587"/>
       <w:r>
         <w:rPr>
           <w:rStyle w:val="qwen-markdown-text"/>
@@ -22430,7 +20969,7 @@
           <w:bCs w:val="0"/>
         </w:rPr>
       </w:pPr>
-      <w:bookmarkStart w:id="88" w:name="_Toc228787506"/>
+      <w:bookmarkStart w:id="88" w:name="_Toc228794588"/>
       <w:r>
         <w:rPr>
           <w:rStyle w:val="qwen-markdown-text"/>
@@ -23102,7 +21641,7 @@
           <w:bCs w:val="0"/>
         </w:rPr>
       </w:pPr>
-      <w:bookmarkStart w:id="89" w:name="_Toc228787507"/>
+      <w:bookmarkStart w:id="89" w:name="_Toc228794589"/>
       <w:r>
         <w:rPr>
           <w:rStyle w:val="qwen-markdown-text"/>
@@ -23613,7 +22152,7 @@
             </wp:anchor>
           </w:drawing>
         </mc:Choice>
-        <mc:Fallback xmlns:oel="http://schemas.microsoft.com/office/2019/extlst" xmlns:w16du="http://schemas.microsoft.com/office/word/2023/wordml/word16du" xmlns:w16sdtfl="http://schemas.microsoft.com/office/word/2024/wordml/sdtformatlock">
+        <mc:Fallback xmlns:w16sdtfl="http://schemas.microsoft.com/office/word/2024/wordml/sdtformatlock" xmlns:w16du="http://schemas.microsoft.com/office/word/2023/wordml/word16du" xmlns:oel="http://schemas.microsoft.com/office/2019/extlst">
           <w:pict>
             <v:rect w14:anchorId="63682D66" id="Прямоугольник 1715" o:spid="_x0000_s1026" style="position:absolute;margin-left:69pt;margin-top:41.25pt;width:481.5pt;height:761.25pt;z-index:251657216;visibility:visible;mso-wrap-style:square;mso-width-percent:0;mso-height-percent:0;mso-wrap-distance-left:9pt;mso-wrap-distance-top:0;mso-wrap-distance-right:9pt;mso-wrap-distance-bottom:0;mso-position-horizontal:absolute;mso-position-horizontal-relative:page;mso-position-vertical:absolute;mso-position-vertical-relative:page;mso-width-percent:0;mso-height-percent:0;mso-width-relative:page;mso-height-relative:page;v-text-anchor:top" o:gfxdata="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" filled="f" strokeweight="2pt">
               <w10:wrap anchorx="page" anchory="page"/>
@@ -26590,6 +25129,7 @@
                                                                     <w:t xml:space="preserve"> </w:t>
                                                                   </w:r>
                                                                   <w:proofErr w:type="spellStart"/>
+                                                                  <w:proofErr w:type="gramStart"/>
                                                                   <w:r>
                                                                     <w:rPr>
                                                                       <w:i w:val="0"/>
@@ -26600,6 +25140,7 @@
                                                                     <w:t>Н.контр</w:t>
                                                                   </w:r>
                                                                   <w:proofErr w:type="spellEnd"/>
+                                                                  <w:proofErr w:type="gramEnd"/>
                                                                 </w:p>
                                                               </w:txbxContent>
                                                             </v:textbox>
@@ -30953,7 +29494,6 @@
   <w:style w:type="character" w:default="1" w:styleId="a0">
     <w:name w:val="Default Paragraph Font"/>
     <w:uiPriority w:val="1"/>
-    <w:semiHidden/>
     <w:unhideWhenUsed/>
   </w:style>
   <w:style w:type="table" w:default="1" w:styleId="a1">

--- a/пояснительная записка с правками.docx
+++ b/пояснительная записка с правками.docx
@@ -20370,7 +20370,7 @@
         <w:pStyle w:val="af9"/>
         <w:numPr>
           <w:ilvl w:val="0"/>
-          <w:numId w:val="16"/>
+          <w:numId w:val="22"/>
         </w:numPr>
         <w:spacing w:line="360" w:lineRule="auto"/>
         <w:jc w:val="both"/>
@@ -20430,7 +20430,7 @@
         <w:pStyle w:val="af9"/>
         <w:numPr>
           <w:ilvl w:val="0"/>
-          <w:numId w:val="16"/>
+          <w:numId w:val="22"/>
         </w:numPr>
         <w:spacing w:line="360" w:lineRule="auto"/>
         <w:jc w:val="both"/>
@@ -20508,7 +20508,7 @@
         <w:pStyle w:val="af9"/>
         <w:numPr>
           <w:ilvl w:val="0"/>
-          <w:numId w:val="16"/>
+          <w:numId w:val="22"/>
         </w:numPr>
         <w:spacing w:line="360" w:lineRule="auto"/>
         <w:jc w:val="both"/>
@@ -20533,7 +20533,7 @@
         <w:pStyle w:val="af9"/>
         <w:numPr>
           <w:ilvl w:val="0"/>
-          <w:numId w:val="16"/>
+          <w:numId w:val="22"/>
         </w:numPr>
         <w:spacing w:line="360" w:lineRule="auto"/>
         <w:jc w:val="both"/>
@@ -22152,7 +22152,7 @@
             </wp:anchor>
           </w:drawing>
         </mc:Choice>
-        <mc:Fallback xmlns:w16sdtfl="http://schemas.microsoft.com/office/word/2024/wordml/sdtformatlock" xmlns:w16du="http://schemas.microsoft.com/office/word/2023/wordml/word16du" xmlns:oel="http://schemas.microsoft.com/office/2019/extlst">
+        <mc:Fallback xmlns:oel="http://schemas.microsoft.com/office/2019/extlst" xmlns:w16du="http://schemas.microsoft.com/office/word/2023/wordml/word16du" xmlns:w16sdtfl="http://schemas.microsoft.com/office/word/2024/wordml/sdtformatlock">
           <w:pict>
             <v:rect w14:anchorId="63682D66" id="Прямоугольник 1715" o:spid="_x0000_s1026" style="position:absolute;margin-left:69pt;margin-top:41.25pt;width:481.5pt;height:761.25pt;z-index:251657216;visibility:visible;mso-wrap-style:square;mso-width-percent:0;mso-height-percent:0;mso-wrap-distance-left:9pt;mso-wrap-distance-top:0;mso-wrap-distance-right:9pt;mso-wrap-distance-bottom:0;mso-position-horizontal:absolute;mso-position-horizontal-relative:page;mso-position-vertical:absolute;mso-position-vertical-relative:page;mso-width-percent:0;mso-height-percent:0;mso-width-relative:page;mso-height-relative:page;v-text-anchor:top" o:gfxdata="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" filled="f" strokeweight="2pt">
               <w10:wrap anchorx="page" anchory="page"/>
@@ -26968,6 +26968,119 @@
     </w:lvl>
   </w:abstractNum>
   <w:abstractNum w:abstractNumId="2" w15:restartNumberingAfterBreak="0">
+    <w:nsid w:val="16432BC0"/>
+    <w:multiLevelType w:val="hybridMultilevel"/>
+    <w:tmpl w:val="252A2CE2"/>
+    <w:lvl w:ilvl="0" w:tplc="ADC6F676">
+      <w:start w:val="1"/>
+      <w:numFmt w:val="bullet"/>
+      <w:lvlText w:val=""/>
+      <w:lvlJc w:val="left"/>
+      <w:pPr>
+        <w:ind w:left="1429" w:hanging="360"/>
+      </w:pPr>
+      <w:rPr>
+        <w:rFonts w:ascii="Symbol" w:hAnsi="Symbol" w:hint="default"/>
+      </w:rPr>
+    </w:lvl>
+    <w:lvl w:ilvl="1" w:tplc="04190003" w:tentative="1">
+      <w:start w:val="1"/>
+      <w:numFmt w:val="bullet"/>
+      <w:lvlText w:val="o"/>
+      <w:lvlJc w:val="left"/>
+      <w:pPr>
+        <w:ind w:left="2149" w:hanging="360"/>
+      </w:pPr>
+      <w:rPr>
+        <w:rFonts w:ascii="Courier New" w:hAnsi="Courier New" w:cs="Courier New" w:hint="default"/>
+      </w:rPr>
+    </w:lvl>
+    <w:lvl w:ilvl="2" w:tplc="04190005" w:tentative="1">
+      <w:start w:val="1"/>
+      <w:numFmt w:val="bullet"/>
+      <w:lvlText w:val=""/>
+      <w:lvlJc w:val="left"/>
+      <w:pPr>
+        <w:ind w:left="2869" w:hanging="360"/>
+      </w:pPr>
+      <w:rPr>
+        <w:rFonts w:ascii="Wingdings" w:hAnsi="Wingdings" w:hint="default"/>
+      </w:rPr>
+    </w:lvl>
+    <w:lvl w:ilvl="3" w:tplc="04190001" w:tentative="1">
+      <w:start w:val="1"/>
+      <w:numFmt w:val="bullet"/>
+      <w:lvlText w:val=""/>
+      <w:lvlJc w:val="left"/>
+      <w:pPr>
+        <w:ind w:left="3589" w:hanging="360"/>
+      </w:pPr>
+      <w:rPr>
+        <w:rFonts w:ascii="Symbol" w:hAnsi="Symbol" w:hint="default"/>
+      </w:rPr>
+    </w:lvl>
+    <w:lvl w:ilvl="4" w:tplc="04190003" w:tentative="1">
+      <w:start w:val="1"/>
+      <w:numFmt w:val="bullet"/>
+      <w:lvlText w:val="o"/>
+      <w:lvlJc w:val="left"/>
+      <w:pPr>
+        <w:ind w:left="4309" w:hanging="360"/>
+      </w:pPr>
+      <w:rPr>
+        <w:rFonts w:ascii="Courier New" w:hAnsi="Courier New" w:cs="Courier New" w:hint="default"/>
+      </w:rPr>
+    </w:lvl>
+    <w:lvl w:ilvl="5" w:tplc="04190005" w:tentative="1">
+      <w:start w:val="1"/>
+      <w:numFmt w:val="bullet"/>
+      <w:lvlText w:val=""/>
+      <w:lvlJc w:val="left"/>
+      <w:pPr>
+        <w:ind w:left="5029" w:hanging="360"/>
+      </w:pPr>
+      <w:rPr>
+        <w:rFonts w:ascii="Wingdings" w:hAnsi="Wingdings" w:hint="default"/>
+      </w:rPr>
+    </w:lvl>
+    <w:lvl w:ilvl="6" w:tplc="04190001" w:tentative="1">
+      <w:start w:val="1"/>
+      <w:numFmt w:val="bullet"/>
+      <w:lvlText w:val=""/>
+      <w:lvlJc w:val="left"/>
+      <w:pPr>
+        <w:ind w:left="5749" w:hanging="360"/>
+      </w:pPr>
+      <w:rPr>
+        <w:rFonts w:ascii="Symbol" w:hAnsi="Symbol" w:hint="default"/>
+      </w:rPr>
+    </w:lvl>
+    <w:lvl w:ilvl="7" w:tplc="04190003" w:tentative="1">
+      <w:start w:val="1"/>
+      <w:numFmt w:val="bullet"/>
+      <w:lvlText w:val="o"/>
+      <w:lvlJc w:val="left"/>
+      <w:pPr>
+        <w:ind w:left="6469" w:hanging="360"/>
+      </w:pPr>
+      <w:rPr>
+        <w:rFonts w:ascii="Courier New" w:hAnsi="Courier New" w:cs="Courier New" w:hint="default"/>
+      </w:rPr>
+    </w:lvl>
+    <w:lvl w:ilvl="8" w:tplc="04190005" w:tentative="1">
+      <w:start w:val="1"/>
+      <w:numFmt w:val="bullet"/>
+      <w:lvlText w:val=""/>
+      <w:lvlJc w:val="left"/>
+      <w:pPr>
+        <w:ind w:left="7189" w:hanging="360"/>
+      </w:pPr>
+      <w:rPr>
+        <w:rFonts w:ascii="Wingdings" w:hAnsi="Wingdings" w:hint="default"/>
+      </w:rPr>
+    </w:lvl>
+  </w:abstractNum>
+  <w:abstractNum w:abstractNumId="3" w15:restartNumberingAfterBreak="0">
     <w:nsid w:val="167544FB"/>
     <w:multiLevelType w:val="hybridMultilevel"/>
     <w:tmpl w:val="3F2A8136"/>
@@ -27053,7 +27166,7 @@
       </w:pPr>
     </w:lvl>
   </w:abstractNum>
-  <w:abstractNum w:abstractNumId="3" w15:restartNumberingAfterBreak="0">
+  <w:abstractNum w:abstractNumId="4" w15:restartNumberingAfterBreak="0">
     <w:nsid w:val="1F22023D"/>
     <w:multiLevelType w:val="hybridMultilevel"/>
     <w:tmpl w:val="2EA49246"/>
@@ -27166,7 +27279,7 @@
       </w:rPr>
     </w:lvl>
   </w:abstractNum>
-  <w:abstractNum w:abstractNumId="4" w15:restartNumberingAfterBreak="0">
+  <w:abstractNum w:abstractNumId="5" w15:restartNumberingAfterBreak="0">
     <w:nsid w:val="246A28D7"/>
     <w:multiLevelType w:val="hybridMultilevel"/>
     <w:tmpl w:val="FD70444A"/>
@@ -27252,7 +27365,7 @@
       </w:pPr>
     </w:lvl>
   </w:abstractNum>
-  <w:abstractNum w:abstractNumId="5" w15:restartNumberingAfterBreak="0">
+  <w:abstractNum w:abstractNumId="6" w15:restartNumberingAfterBreak="0">
     <w:nsid w:val="2D45640F"/>
     <w:multiLevelType w:val="hybridMultilevel"/>
     <w:tmpl w:val="B074CBC6"/>
@@ -27365,7 +27478,7 @@
       </w:rPr>
     </w:lvl>
   </w:abstractNum>
-  <w:abstractNum w:abstractNumId="6" w15:restartNumberingAfterBreak="0">
+  <w:abstractNum w:abstractNumId="7" w15:restartNumberingAfterBreak="0">
     <w:nsid w:val="2FAF0888"/>
     <w:multiLevelType w:val="hybridMultilevel"/>
     <w:tmpl w:val="D868ABCE"/>
@@ -27478,7 +27591,7 @@
       </w:rPr>
     </w:lvl>
   </w:abstractNum>
-  <w:abstractNum w:abstractNumId="7" w15:restartNumberingAfterBreak="0">
+  <w:abstractNum w:abstractNumId="8" w15:restartNumberingAfterBreak="0">
     <w:nsid w:val="40A77C1D"/>
     <w:multiLevelType w:val="hybridMultilevel"/>
     <w:tmpl w:val="6DFE27D6"/>
@@ -27591,7 +27704,7 @@
       </w:rPr>
     </w:lvl>
   </w:abstractNum>
-  <w:abstractNum w:abstractNumId="8" w15:restartNumberingAfterBreak="0">
+  <w:abstractNum w:abstractNumId="9" w15:restartNumberingAfterBreak="0">
     <w:nsid w:val="429C0C77"/>
     <w:multiLevelType w:val="hybridMultilevel"/>
     <w:tmpl w:val="CC3CBF90"/>
@@ -27704,7 +27817,7 @@
       </w:rPr>
     </w:lvl>
   </w:abstractNum>
-  <w:abstractNum w:abstractNumId="9" w15:restartNumberingAfterBreak="0">
+  <w:abstractNum w:abstractNumId="10" w15:restartNumberingAfterBreak="0">
     <w:nsid w:val="47402E6E"/>
     <w:multiLevelType w:val="hybridMultilevel"/>
     <w:tmpl w:val="F5541B24"/>
@@ -27790,7 +27903,7 @@
       </w:pPr>
     </w:lvl>
   </w:abstractNum>
-  <w:abstractNum w:abstractNumId="10" w15:restartNumberingAfterBreak="0">
+  <w:abstractNum w:abstractNumId="11" w15:restartNumberingAfterBreak="0">
     <w:nsid w:val="49EF1CC4"/>
     <w:multiLevelType w:val="hybridMultilevel"/>
     <w:tmpl w:val="73F0462E"/>
@@ -27903,7 +28016,7 @@
       </w:rPr>
     </w:lvl>
   </w:abstractNum>
-  <w:abstractNum w:abstractNumId="11" w15:restartNumberingAfterBreak="0">
+  <w:abstractNum w:abstractNumId="12" w15:restartNumberingAfterBreak="0">
     <w:nsid w:val="549A67C8"/>
     <w:multiLevelType w:val="hybridMultilevel"/>
     <w:tmpl w:val="8488F10A"/>
@@ -28016,7 +28129,7 @@
       </w:rPr>
     </w:lvl>
   </w:abstractNum>
-  <w:abstractNum w:abstractNumId="12" w15:restartNumberingAfterBreak="0">
+  <w:abstractNum w:abstractNumId="13" w15:restartNumberingAfterBreak="0">
     <w:nsid w:val="54A3360A"/>
     <w:multiLevelType w:val="hybridMultilevel"/>
     <w:tmpl w:val="C3A294A4"/>
@@ -28102,7 +28215,7 @@
       </w:pPr>
     </w:lvl>
   </w:abstractNum>
-  <w:abstractNum w:abstractNumId="13" w15:restartNumberingAfterBreak="0">
+  <w:abstractNum w:abstractNumId="14" w15:restartNumberingAfterBreak="0">
     <w:nsid w:val="598E6F6A"/>
     <w:multiLevelType w:val="hybridMultilevel"/>
     <w:tmpl w:val="029678A4"/>
@@ -28215,7 +28328,7 @@
       </w:rPr>
     </w:lvl>
   </w:abstractNum>
-  <w:abstractNum w:abstractNumId="14" w15:restartNumberingAfterBreak="0">
+  <w:abstractNum w:abstractNumId="15" w15:restartNumberingAfterBreak="0">
     <w:nsid w:val="59914FD6"/>
     <w:multiLevelType w:val="hybridMultilevel"/>
     <w:tmpl w:val="09347608"/>
@@ -28328,7 +28441,7 @@
       </w:rPr>
     </w:lvl>
   </w:abstractNum>
-  <w:abstractNum w:abstractNumId="15" w15:restartNumberingAfterBreak="0">
+  <w:abstractNum w:abstractNumId="16" w15:restartNumberingAfterBreak="0">
     <w:nsid w:val="5F005861"/>
     <w:multiLevelType w:val="hybridMultilevel"/>
     <w:tmpl w:val="B650A556"/>
@@ -28441,7 +28554,7 @@
       </w:rPr>
     </w:lvl>
   </w:abstractNum>
-  <w:abstractNum w:abstractNumId="16" w15:restartNumberingAfterBreak="0">
+  <w:abstractNum w:abstractNumId="17" w15:restartNumberingAfterBreak="0">
     <w:nsid w:val="65A70922"/>
     <w:multiLevelType w:val="multilevel"/>
     <w:tmpl w:val="29121900"/>
@@ -28554,7 +28667,7 @@
       </w:pPr>
     </w:lvl>
   </w:abstractNum>
-  <w:abstractNum w:abstractNumId="17" w15:restartNumberingAfterBreak="0">
+  <w:abstractNum w:abstractNumId="18" w15:restartNumberingAfterBreak="0">
     <w:nsid w:val="74082666"/>
     <w:multiLevelType w:val="hybridMultilevel"/>
     <w:tmpl w:val="B50C1E28"/>
@@ -28640,7 +28753,7 @@
       </w:pPr>
     </w:lvl>
   </w:abstractNum>
-  <w:abstractNum w:abstractNumId="18" w15:restartNumberingAfterBreak="0">
+  <w:abstractNum w:abstractNumId="19" w15:restartNumberingAfterBreak="0">
     <w:nsid w:val="772B7A53"/>
     <w:multiLevelType w:val="hybridMultilevel"/>
     <w:tmpl w:val="280E26F8"/>
@@ -28753,7 +28866,7 @@
       </w:rPr>
     </w:lvl>
   </w:abstractNum>
-  <w:abstractNum w:abstractNumId="19" w15:restartNumberingAfterBreak="0">
+  <w:abstractNum w:abstractNumId="20" w15:restartNumberingAfterBreak="0">
     <w:nsid w:val="782B65F9"/>
     <w:multiLevelType w:val="hybridMultilevel"/>
     <w:tmpl w:val="E7183352"/>
@@ -28840,66 +28953,69 @@
     </w:lvl>
   </w:abstractNum>
   <w:num w:numId="1">
-    <w:abstractNumId w:val="19"/>
+    <w:abstractNumId w:val="20"/>
   </w:num>
   <w:num w:numId="2">
     <w:abstractNumId w:val="1"/>
   </w:num>
   <w:num w:numId="3">
-    <w:abstractNumId w:val="6"/>
+    <w:abstractNumId w:val="7"/>
   </w:num>
   <w:num w:numId="4">
-    <w:abstractNumId w:val="9"/>
+    <w:abstractNumId w:val="10"/>
   </w:num>
   <w:num w:numId="5">
     <w:abstractNumId w:val="0"/>
   </w:num>
   <w:num w:numId="6">
+    <w:abstractNumId w:val="4"/>
+  </w:num>
+  <w:num w:numId="7">
+    <w:abstractNumId w:val="15"/>
+  </w:num>
+  <w:num w:numId="8">
+    <w:abstractNumId w:val="16"/>
+  </w:num>
+  <w:num w:numId="9">
+    <w:abstractNumId w:val="8"/>
+  </w:num>
+  <w:num w:numId="10">
+    <w:abstractNumId w:val="9"/>
+  </w:num>
+  <w:num w:numId="11">
+    <w:abstractNumId w:val="14"/>
+  </w:num>
+  <w:num w:numId="12">
+    <w:abstractNumId w:val="11"/>
+  </w:num>
+  <w:num w:numId="13">
+    <w:abstractNumId w:val="12"/>
+  </w:num>
+  <w:num w:numId="14">
+    <w:abstractNumId w:val="5"/>
+  </w:num>
+  <w:num w:numId="15">
+    <w:abstractNumId w:val="19"/>
+  </w:num>
+  <w:num w:numId="16">
+    <w:abstractNumId w:val="6"/>
+  </w:num>
+  <w:num w:numId="17">
+    <w:abstractNumId w:val="17"/>
+  </w:num>
+  <w:num w:numId="18">
+    <w:abstractNumId w:val="17"/>
+  </w:num>
+  <w:num w:numId="19">
+    <w:abstractNumId w:val="18"/>
+  </w:num>
+  <w:num w:numId="20">
+    <w:abstractNumId w:val="13"/>
+  </w:num>
+  <w:num w:numId="21">
     <w:abstractNumId w:val="3"/>
   </w:num>
-  <w:num w:numId="7">
-    <w:abstractNumId w:val="14"/>
-  </w:num>
-  <w:num w:numId="8">
-    <w:abstractNumId w:val="15"/>
-  </w:num>
-  <w:num w:numId="9">
-    <w:abstractNumId w:val="7"/>
-  </w:num>
-  <w:num w:numId="10">
-    <w:abstractNumId w:val="8"/>
-  </w:num>
-  <w:num w:numId="11">
-    <w:abstractNumId w:val="13"/>
-  </w:num>
-  <w:num w:numId="12">
-    <w:abstractNumId w:val="10"/>
-  </w:num>
-  <w:num w:numId="13">
-    <w:abstractNumId w:val="11"/>
-  </w:num>
-  <w:num w:numId="14">
-    <w:abstractNumId w:val="4"/>
-  </w:num>
-  <w:num w:numId="15">
-    <w:abstractNumId w:val="18"/>
-  </w:num>
-  <w:num w:numId="16">
-    <w:abstractNumId w:val="5"/>
-  </w:num>
-  <w:num w:numId="17">
-    <w:abstractNumId w:val="16"/>
-  </w:num>
-  <w:num w:numId="18">
-    <w:abstractNumId w:val="16"/>
-  </w:num>
-  <w:num w:numId="19">
-    <w:abstractNumId w:val="17"/>
-  </w:num>
-  <w:num w:numId="20">
-    <w:abstractNumId w:val="12"/>
-  </w:num>
-  <w:num w:numId="21">
+  <w:num w:numId="22">
     <w:abstractNumId w:val="2"/>
   </w:num>
   <w:numIdMacAtCleanup w:val="15"/>
@@ -29494,6 +29610,7 @@
   <w:style w:type="character" w:default="1" w:styleId="a0">
     <w:name w:val="Default Paragraph Font"/>
     <w:uiPriority w:val="1"/>
+    <w:semiHidden/>
     <w:unhideWhenUsed/>
   </w:style>
   <w:style w:type="table" w:default="1" w:styleId="a1">

--- a/пояснительная записка с правками.docx
+++ b/пояснительная записка с правками.docx
@@ -496,8 +496,10 @@
     <w:sdt>
       <w:sdtPr>
         <w:rPr>
-          <w:rFonts w:asciiTheme="minorHAnsi" w:eastAsiaTheme="minorHAnsi" w:hAnsiTheme="minorHAnsi"/>
+          <w:rFonts w:asciiTheme="minorHAnsi" w:eastAsiaTheme="minorHAnsi" w:hAnsiTheme="minorHAnsi" w:cstheme="minorBidi"/>
           <w:b/>
+          <w:bCs w:val="0"/>
+          <w:color w:val="auto"/>
           <w:sz w:val="24"/>
           <w:szCs w:val="24"/>
           <w:lang w:eastAsia="en-US"/>
@@ -512,16 +514,22 @@
         <w:rPr>
           <w:rFonts w:cstheme="majorHAnsi"/>
           <w:b w:val="0"/>
-          <w:bCs w:val="0"/>
-          <w:color w:val="auto"/>
         </w:rPr>
       </w:sdtEndPr>
       <w:sdtContent>
         <w:p>
           <w:pPr>
             <w:pStyle w:val="af1"/>
+            <w:rPr>
+              <w:b/>
+              <w:bCs w:val="0"/>
+            </w:rPr>
           </w:pPr>
           <w:r>
+            <w:rPr>
+              <w:b/>
+              <w:bCs w:val="0"/>
+            </w:rPr>
             <w:t>СОДЕРЖАНИЕ</w:t>
           </w:r>
         </w:p>
@@ -5515,9 +5523,19 @@
           <w:bCs/>
           <w:color w:val="auto"/>
         </w:rPr>
-        <w:t>Теоретические сведения</w:t>
+        <w:t>Т</w:t>
       </w:r>
       <w:bookmarkEnd w:id="1"/>
+      <w:r>
+        <w:rPr>
+          <w:rStyle w:val="10"/>
+          <w:rFonts w:cstheme="majorHAnsi"/>
+          <w:b/>
+          <w:bCs/>
+          <w:color w:val="auto"/>
+        </w:rPr>
+        <w:t>ЕОРЕТИЧЕСКИЕ СВЕДЕНИЯ</w:t>
+      </w:r>
     </w:p>
     <w:p>
       <w:pPr>
@@ -21087,7 +21105,7 @@
             </wp:anchor>
           </w:drawing>
         </mc:Choice>
-        <mc:Fallback xmlns:w16sdtfl="http://schemas.microsoft.com/office/word/2024/wordml/sdtformatlock" xmlns:w16du="http://schemas.microsoft.com/office/word/2023/wordml/word16du" xmlns:oel="http://schemas.microsoft.com/office/2019/extlst">
+        <mc:Fallback xmlns:oel="http://schemas.microsoft.com/office/2019/extlst" xmlns:w16du="http://schemas.microsoft.com/office/word/2023/wordml/word16du" xmlns:w16sdtfl="http://schemas.microsoft.com/office/word/2024/wordml/sdtformatlock">
           <w:pict>
             <v:rect w14:anchorId="63682D66" id="Прямоугольник 1715" o:spid="_x0000_s1026" style="position:absolute;margin-left:69pt;margin-top:41.25pt;width:481.5pt;height:761.25pt;z-index:251657216;visibility:visible;mso-wrap-style:square;mso-width-percent:0;mso-height-percent:0;mso-wrap-distance-left:9pt;mso-wrap-distance-top:0;mso-wrap-distance-right:9pt;mso-wrap-distance-bottom:0;mso-position-horizontal:absolute;mso-position-horizontal-relative:page;mso-position-vertical:absolute;mso-position-vertical-relative:page;mso-width-percent:0;mso-height-percent:0;mso-width-relative:page;mso-height-relative:page;v-text-anchor:top" o:gfxdata="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" filled="f" strokeweight="2pt">
               <w10:wrap anchorx="page" anchory="page"/>
@@ -28675,6 +28693,7 @@
   <w:style w:type="character" w:default="1" w:styleId="a0">
     <w:name w:val="Default Paragraph Font"/>
     <w:uiPriority w:val="1"/>
+    <w:semiHidden/>
     <w:unhideWhenUsed/>
   </w:style>
   <w:style w:type="table" w:default="1" w:styleId="a1">

--- a/пояснительная записка с правками.docx
+++ b/пояснительная записка с правками.docx
@@ -496,7 +496,7 @@
     <w:sdt>
       <w:sdtPr>
         <w:rPr>
-          <w:rFonts w:asciiTheme="minorHAnsi" w:eastAsiaTheme="minorHAnsi" w:hAnsiTheme="minorHAnsi" w:cstheme="minorBidi"/>
+          <w:rFonts w:asciiTheme="minorHAnsi" w:eastAsiaTheme="minorHAnsi" w:hAnsiTheme="minorHAnsi" w:cstheme="majorHAnsi"/>
           <w:b/>
           <w:bCs w:val="0"/>
           <w:color w:val="auto"/>
@@ -512,7 +512,6 @@
       </w:sdtPr>
       <w:sdtEndPr>
         <w:rPr>
-          <w:rFonts w:cstheme="majorHAnsi"/>
           <w:b w:val="0"/>
         </w:rPr>
       </w:sdtEndPr>
@@ -521,12 +520,14 @@
           <w:pPr>
             <w:pStyle w:val="af1"/>
             <w:rPr>
+              <w:rFonts w:cstheme="majorHAnsi"/>
               <w:b/>
               <w:bCs w:val="0"/>
             </w:rPr>
           </w:pPr>
           <w:r>
             <w:rPr>
+              <w:rFonts w:cstheme="majorHAnsi"/>
               <w:b/>
               <w:bCs w:val="0"/>
             </w:rPr>
@@ -576,10 +577,11 @@
             </w:rPr>
             <w:fldChar w:fldCharType="separate"/>
           </w:r>
-          <w:hyperlink w:anchor="_Toc228810373" w:history="1">
+          <w:hyperlink w:anchor="_Toc228868091" w:history="1">
             <w:r>
               <w:rPr>
                 <w:rStyle w:val="af6"/>
+                <w:rFonts w:cstheme="majorHAnsi"/>
                 <w:noProof/>
               </w:rPr>
               <w:t>ВВЕДЕНИЕ</w:t>
@@ -603,7 +605,7 @@
                 <w:noProof/>
                 <w:webHidden/>
               </w:rPr>
-              <w:instrText xml:space="preserve"> PAGEREF _Toc228810373 \h </w:instrText>
+              <w:instrText xml:space="preserve"> PAGEREF _Toc228868091 \h </w:instrText>
             </w:r>
             <w:r>
               <w:rPr>
@@ -650,21 +652,14 @@
               <w:lang w:eastAsia="ru-RU"/>
             </w:rPr>
           </w:pPr>
-          <w:hyperlink w:anchor="_Toc228810374" w:history="1">
-            <w:r>
-              <w:rPr>
-                <w:rStyle w:val="af6"/>
-                <w:noProof/>
-              </w:rPr>
-              <w:t xml:space="preserve">1. </w:t>
-            </w:r>
+          <w:hyperlink w:anchor="_Toc228868092" w:history="1">
             <w:r>
               <w:rPr>
                 <w:rStyle w:val="af6"/>
                 <w:rFonts w:cstheme="majorHAnsi"/>
                 <w:noProof/>
               </w:rPr>
-              <w:t>Теоретические сведения</w:t>
+              <w:t>1. ТЕОРЕТИЧЕСКИЕ СВЕДЕНИЯ</w:t>
             </w:r>
             <w:r>
               <w:rPr>
@@ -685,7 +680,7 @@
                 <w:noProof/>
                 <w:webHidden/>
               </w:rPr>
-              <w:instrText xml:space="preserve"> PAGEREF _Toc228810374 \h </w:instrText>
+              <w:instrText xml:space="preserve"> PAGEREF _Toc228868092 \h </w:instrText>
             </w:r>
             <w:r>
               <w:rPr>
@@ -730,21 +725,14 @@
               <w:lang w:eastAsia="ru-RU"/>
             </w:rPr>
           </w:pPr>
-          <w:hyperlink w:anchor="_Toc228810375" w:history="1">
+          <w:hyperlink w:anchor="_Toc228868093" w:history="1">
             <w:r>
               <w:rPr>
                 <w:rStyle w:val="af6"/>
                 <w:rFonts w:cstheme="majorHAnsi"/>
                 <w:noProof/>
               </w:rPr>
-              <w:t xml:space="preserve">1.1. </w:t>
-            </w:r>
-            <w:r>
-              <w:rPr>
-                <w:rStyle w:val="af6"/>
-                <w:noProof/>
-              </w:rPr>
-              <w:t>Трансформация методологий создания веб-решений</w:t>
+              <w:t>1.1. Трансформация методологий создания веб-решений</w:t>
             </w:r>
             <w:r>
               <w:rPr>
@@ -765,7 +753,7 @@
                 <w:noProof/>
                 <w:webHidden/>
               </w:rPr>
-              <w:instrText xml:space="preserve"> PAGEREF _Toc228810375 \h </w:instrText>
+              <w:instrText xml:space="preserve"> PAGEREF _Toc228868093 \h </w:instrText>
             </w:r>
             <w:r>
               <w:rPr>
@@ -810,21 +798,13 @@
               <w:lang w:eastAsia="ru-RU"/>
             </w:rPr>
           </w:pPr>
-          <w:hyperlink w:anchor="_Toc228810376" w:history="1">
+          <w:hyperlink w:anchor="_Toc228868094" w:history="1">
             <w:r>
               <w:rPr>
                 <w:rStyle w:val="af6"/>
-                <w:bCs/>
-                <w:noProof/>
-              </w:rPr>
-              <w:t>1.1.1.</w:t>
-            </w:r>
-            <w:r>
-              <w:rPr>
-                <w:rStyle w:val="af6"/>
-                <w:noProof/>
-              </w:rPr>
-              <w:t xml:space="preserve"> Исторический обзор эволюции веб-технологий</w:t>
+                <w:noProof/>
+              </w:rPr>
+              <w:t>1.1.1. Исторический обзор эволюции веб-технологий</w:t>
             </w:r>
             <w:r>
               <w:rPr>
@@ -845,7 +825,7 @@
                 <w:noProof/>
                 <w:webHidden/>
               </w:rPr>
-              <w:instrText xml:space="preserve"> PAGEREF _Toc228810376 \h </w:instrText>
+              <w:instrText xml:space="preserve"> PAGEREF _Toc228868094 \h </w:instrText>
             </w:r>
             <w:r>
               <w:rPr>
@@ -890,13 +870,21 @@
               <w:lang w:eastAsia="ru-RU"/>
             </w:rPr>
           </w:pPr>
-          <w:hyperlink w:anchor="_Toc228810377" w:history="1">
+          <w:hyperlink w:anchor="_Toc228868095" w:history="1">
             <w:r>
               <w:rPr>
                 <w:rStyle w:val="af6"/>
-                <w:noProof/>
-              </w:rPr>
-              <w:t>1.1.2. Принцип генерации контента на стороне сервера</w:t>
+                <w:bCs/>
+                <w:noProof/>
+              </w:rPr>
+              <w:t>1.1.2</w:t>
+            </w:r>
+            <w:r>
+              <w:rPr>
+                <w:rStyle w:val="af6"/>
+                <w:noProof/>
+              </w:rPr>
+              <w:t>. Принцип генерации контента на стороне сервера</w:t>
             </w:r>
             <w:r>
               <w:rPr>
@@ -917,7 +905,7 @@
                 <w:noProof/>
                 <w:webHidden/>
               </w:rPr>
-              <w:instrText xml:space="preserve"> PAGEREF _Toc228810377 \h </w:instrText>
+              <w:instrText xml:space="preserve"> PAGEREF _Toc228868095 \h </w:instrText>
             </w:r>
             <w:r>
               <w:rPr>
@@ -962,7 +950,7 @@
               <w:lang w:eastAsia="ru-RU"/>
             </w:rPr>
           </w:pPr>
-          <w:hyperlink w:anchor="_Toc228810378" w:history="1">
+          <w:hyperlink w:anchor="_Toc228868096" w:history="1">
             <w:r>
               <w:rPr>
                 <w:rStyle w:val="af6"/>
@@ -989,7 +977,7 @@
                 <w:noProof/>
                 <w:webHidden/>
               </w:rPr>
-              <w:instrText xml:space="preserve"> PAGEREF _Toc228810378 \h </w:instrText>
+              <w:instrText xml:space="preserve"> PAGEREF _Toc228868096 \h </w:instrText>
             </w:r>
             <w:r>
               <w:rPr>
@@ -1034,7 +1022,7 @@
               <w:lang w:eastAsia="ru-RU"/>
             </w:rPr>
           </w:pPr>
-          <w:hyperlink w:anchor="_Toc228810379" w:history="1">
+          <w:hyperlink w:anchor="_Toc228868097" w:history="1">
             <w:r>
               <w:rPr>
                 <w:rStyle w:val="af6"/>
@@ -1061,7 +1049,7 @@
                 <w:noProof/>
                 <w:webHidden/>
               </w:rPr>
-              <w:instrText xml:space="preserve"> PAGEREF _Toc228810379 \h </w:instrText>
+              <w:instrText xml:space="preserve"> PAGEREF _Toc228868097 \h </w:instrText>
             </w:r>
             <w:r>
               <w:rPr>
@@ -1106,7 +1094,7 @@
               <w:lang w:eastAsia="ru-RU"/>
             </w:rPr>
           </w:pPr>
-          <w:hyperlink w:anchor="_Toc228810380" w:history="1">
+          <w:hyperlink w:anchor="_Toc228868098" w:history="1">
             <w:r>
               <w:rPr>
                 <w:rStyle w:val="af6"/>
@@ -1133,7 +1121,7 @@
                 <w:noProof/>
                 <w:webHidden/>
               </w:rPr>
-              <w:instrText xml:space="preserve"> PAGEREF _Toc228810380 \h </w:instrText>
+              <w:instrText xml:space="preserve"> PAGEREF _Toc228868098 \h </w:instrText>
             </w:r>
             <w:r>
               <w:rPr>
@@ -1178,7 +1166,7 @@
               <w:lang w:eastAsia="ru-RU"/>
             </w:rPr>
           </w:pPr>
-          <w:hyperlink w:anchor="_Toc228810381" w:history="1">
+          <w:hyperlink w:anchor="_Toc228868099" w:history="1">
             <w:r>
               <w:rPr>
                 <w:rStyle w:val="af6"/>
@@ -1206,7 +1194,7 @@
                 <w:noProof/>
                 <w:webHidden/>
               </w:rPr>
-              <w:instrText xml:space="preserve"> PAGEREF _Toc228810381 \h </w:instrText>
+              <w:instrText xml:space="preserve"> PAGEREF _Toc228868099 \h </w:instrText>
             </w:r>
             <w:r>
               <w:rPr>
@@ -1251,7 +1239,7 @@
               <w:lang w:eastAsia="ru-RU"/>
             </w:rPr>
           </w:pPr>
-          <w:hyperlink w:anchor="_Toc228810382" w:history="1">
+          <w:hyperlink w:anchor="_Toc228868100" w:history="1">
             <w:r>
               <w:rPr>
                 <w:rStyle w:val="af6"/>
@@ -1278,7 +1266,7 @@
                 <w:noProof/>
                 <w:webHidden/>
               </w:rPr>
-              <w:instrText xml:space="preserve"> PAGEREF _Toc228810382 \h </w:instrText>
+              <w:instrText xml:space="preserve"> PAGEREF _Toc228868100 \h </w:instrText>
             </w:r>
             <w:r>
               <w:rPr>
@@ -1323,7 +1311,7 @@
               <w:lang w:eastAsia="ru-RU"/>
             </w:rPr>
           </w:pPr>
-          <w:hyperlink w:anchor="_Toc228810383" w:history="1">
+          <w:hyperlink w:anchor="_Toc228868101" w:history="1">
             <w:r>
               <w:rPr>
                 <w:rStyle w:val="af6"/>
@@ -1350,7 +1338,7 @@
                 <w:noProof/>
                 <w:webHidden/>
               </w:rPr>
-              <w:instrText xml:space="preserve"> PAGEREF _Toc228810383 \h </w:instrText>
+              <w:instrText xml:space="preserve"> PAGEREF _Toc228868101 \h </w:instrText>
             </w:r>
             <w:r>
               <w:rPr>
@@ -1395,7 +1383,7 @@
               <w:lang w:eastAsia="ru-RU"/>
             </w:rPr>
           </w:pPr>
-          <w:hyperlink w:anchor="_Toc228810384" w:history="1">
+          <w:hyperlink w:anchor="_Toc228868102" w:history="1">
             <w:r>
               <w:rPr>
                 <w:rStyle w:val="af6"/>
@@ -1422,7 +1410,7 @@
                 <w:noProof/>
                 <w:webHidden/>
               </w:rPr>
-              <w:instrText xml:space="preserve"> PAGEREF _Toc228810384 \h </w:instrText>
+              <w:instrText xml:space="preserve"> PAGEREF _Toc228868102 \h </w:instrText>
             </w:r>
             <w:r>
               <w:rPr>
@@ -1467,7 +1455,7 @@
               <w:lang w:eastAsia="ru-RU"/>
             </w:rPr>
           </w:pPr>
-          <w:hyperlink w:anchor="_Toc228810385" w:history="1">
+          <w:hyperlink w:anchor="_Toc228868103" w:history="1">
             <w:r>
               <w:rPr>
                 <w:rStyle w:val="af6"/>
@@ -1494,7 +1482,7 @@
                 <w:noProof/>
                 <w:webHidden/>
               </w:rPr>
-              <w:instrText xml:space="preserve"> PAGEREF _Toc228810385 \h </w:instrText>
+              <w:instrText xml:space="preserve"> PAGEREF _Toc228868103 \h </w:instrText>
             </w:r>
             <w:r>
               <w:rPr>
@@ -1539,7 +1527,7 @@
               <w:lang w:eastAsia="ru-RU"/>
             </w:rPr>
           </w:pPr>
-          <w:hyperlink w:anchor="_Toc228810386" w:history="1">
+          <w:hyperlink w:anchor="_Toc228868104" w:history="1">
             <w:r>
               <w:rPr>
                 <w:rStyle w:val="af6"/>
@@ -1566,7 +1554,7 @@
                 <w:noProof/>
                 <w:webHidden/>
               </w:rPr>
-              <w:instrText xml:space="preserve"> PAGEREF _Toc228810386 \h </w:instrText>
+              <w:instrText xml:space="preserve"> PAGEREF _Toc228868104 \h </w:instrText>
             </w:r>
             <w:r>
               <w:rPr>
@@ -1611,7 +1599,7 @@
               <w:lang w:eastAsia="ru-RU"/>
             </w:rPr>
           </w:pPr>
-          <w:hyperlink w:anchor="_Toc228810387" w:history="1">
+          <w:hyperlink w:anchor="_Toc228868105" w:history="1">
             <w:r>
               <w:rPr>
                 <w:rStyle w:val="af6"/>
@@ -1638,7 +1626,7 @@
                 <w:noProof/>
                 <w:webHidden/>
               </w:rPr>
-              <w:instrText xml:space="preserve"> PAGEREF _Toc228810387 \h </w:instrText>
+              <w:instrText xml:space="preserve"> PAGEREF _Toc228868105 \h </w:instrText>
             </w:r>
             <w:r>
               <w:rPr>
@@ -1683,7 +1671,7 @@
               <w:lang w:eastAsia="ru-RU"/>
             </w:rPr>
           </w:pPr>
-          <w:hyperlink w:anchor="_Toc228810388" w:history="1">
+          <w:hyperlink w:anchor="_Toc228868106" w:history="1">
             <w:r>
               <w:rPr>
                 <w:rStyle w:val="af6"/>
@@ -1710,7 +1698,7 @@
                 <w:noProof/>
                 <w:webHidden/>
               </w:rPr>
-              <w:instrText xml:space="preserve"> PAGEREF _Toc228810388 \h </w:instrText>
+              <w:instrText xml:space="preserve"> PAGEREF _Toc228868106 \h </w:instrText>
             </w:r>
             <w:r>
               <w:rPr>
@@ -1755,7 +1743,7 @@
               <w:lang w:eastAsia="ru-RU"/>
             </w:rPr>
           </w:pPr>
-          <w:hyperlink w:anchor="_Toc228810389" w:history="1">
+          <w:hyperlink w:anchor="_Toc228868107" w:history="1">
             <w:r>
               <w:rPr>
                 <w:rStyle w:val="af6"/>
@@ -1783,7 +1771,7 @@
                 <w:noProof/>
                 <w:webHidden/>
               </w:rPr>
-              <w:instrText xml:space="preserve"> PAGEREF _Toc228810389 \h </w:instrText>
+              <w:instrText xml:space="preserve"> PAGEREF _Toc228868107 \h </w:instrText>
             </w:r>
             <w:r>
               <w:rPr>
@@ -1828,7 +1816,7 @@
               <w:lang w:eastAsia="ru-RU"/>
             </w:rPr>
           </w:pPr>
-          <w:hyperlink w:anchor="_Toc228810390" w:history="1">
+          <w:hyperlink w:anchor="_Toc228868108" w:history="1">
             <w:r>
               <w:rPr>
                 <w:rStyle w:val="af6"/>
@@ -1855,7 +1843,7 @@
                 <w:noProof/>
                 <w:webHidden/>
               </w:rPr>
-              <w:instrText xml:space="preserve"> PAGEREF _Toc228810390 \h </w:instrText>
+              <w:instrText xml:space="preserve"> PAGEREF _Toc228868108 \h </w:instrText>
             </w:r>
             <w:r>
               <w:rPr>
@@ -1900,7 +1888,7 @@
               <w:lang w:eastAsia="ru-RU"/>
             </w:rPr>
           </w:pPr>
-          <w:hyperlink w:anchor="_Toc228810391" w:history="1">
+          <w:hyperlink w:anchor="_Toc228868109" w:history="1">
             <w:r>
               <w:rPr>
                 <w:rStyle w:val="af6"/>
@@ -1927,7 +1915,7 @@
                 <w:noProof/>
                 <w:webHidden/>
               </w:rPr>
-              <w:instrText xml:space="preserve"> PAGEREF _Toc228810391 \h </w:instrText>
+              <w:instrText xml:space="preserve"> PAGEREF _Toc228868109 \h </w:instrText>
             </w:r>
             <w:r>
               <w:rPr>
@@ -1972,7 +1960,7 @@
               <w:lang w:eastAsia="ru-RU"/>
             </w:rPr>
           </w:pPr>
-          <w:hyperlink w:anchor="_Toc228810392" w:history="1">
+          <w:hyperlink w:anchor="_Toc228868110" w:history="1">
             <w:r>
               <w:rPr>
                 <w:rStyle w:val="af6"/>
@@ -1999,7 +1987,7 @@
                 <w:noProof/>
                 <w:webHidden/>
               </w:rPr>
-              <w:instrText xml:space="preserve"> PAGEREF _Toc228810392 \h </w:instrText>
+              <w:instrText xml:space="preserve"> PAGEREF _Toc228868110 \h </w:instrText>
             </w:r>
             <w:r>
               <w:rPr>
@@ -2044,7 +2032,7 @@
               <w:lang w:eastAsia="ru-RU"/>
             </w:rPr>
           </w:pPr>
-          <w:hyperlink w:anchor="_Toc228810393" w:history="1">
+          <w:hyperlink w:anchor="_Toc228868111" w:history="1">
             <w:r>
               <w:rPr>
                 <w:rStyle w:val="af6"/>
@@ -2072,7 +2060,7 @@
                 <w:noProof/>
                 <w:webHidden/>
               </w:rPr>
-              <w:instrText xml:space="preserve"> PAGEREF _Toc228810393 \h </w:instrText>
+              <w:instrText xml:space="preserve"> PAGEREF _Toc228868111 \h </w:instrText>
             </w:r>
             <w:r>
               <w:rPr>
@@ -2117,7 +2105,7 @@
               <w:lang w:eastAsia="ru-RU"/>
             </w:rPr>
           </w:pPr>
-          <w:hyperlink w:anchor="_Toc228810394" w:history="1">
+          <w:hyperlink w:anchor="_Toc228868112" w:history="1">
             <w:r>
               <w:rPr>
                 <w:rStyle w:val="af6"/>
@@ -2144,7 +2132,7 @@
                 <w:noProof/>
                 <w:webHidden/>
               </w:rPr>
-              <w:instrText xml:space="preserve"> PAGEREF _Toc228810394 \h </w:instrText>
+              <w:instrText xml:space="preserve"> PAGEREF _Toc228868112 \h </w:instrText>
             </w:r>
             <w:r>
               <w:rPr>
@@ -2189,7 +2177,7 @@
               <w:lang w:eastAsia="ru-RU"/>
             </w:rPr>
           </w:pPr>
-          <w:hyperlink w:anchor="_Toc228810395" w:history="1">
+          <w:hyperlink w:anchor="_Toc228868113" w:history="1">
             <w:r>
               <w:rPr>
                 <w:rStyle w:val="af6"/>
@@ -2216,7 +2204,7 @@
                 <w:noProof/>
                 <w:webHidden/>
               </w:rPr>
-              <w:instrText xml:space="preserve"> PAGEREF _Toc228810395 \h </w:instrText>
+              <w:instrText xml:space="preserve"> PAGEREF _Toc228868113 \h </w:instrText>
             </w:r>
             <w:r>
               <w:rPr>
@@ -2261,7 +2249,7 @@
               <w:lang w:eastAsia="ru-RU"/>
             </w:rPr>
           </w:pPr>
-          <w:hyperlink w:anchor="_Toc228810396" w:history="1">
+          <w:hyperlink w:anchor="_Toc228868114" w:history="1">
             <w:r>
               <w:rPr>
                 <w:rStyle w:val="af6"/>
@@ -2289,7 +2277,7 @@
                 <w:noProof/>
                 <w:webHidden/>
               </w:rPr>
-              <w:instrText xml:space="preserve"> PAGEREF _Toc228810396 \h </w:instrText>
+              <w:instrText xml:space="preserve"> PAGEREF _Toc228868114 \h </w:instrText>
             </w:r>
             <w:r>
               <w:rPr>
@@ -2334,7 +2322,7 @@
               <w:lang w:eastAsia="ru-RU"/>
             </w:rPr>
           </w:pPr>
-          <w:hyperlink w:anchor="_Toc228810397" w:history="1">
+          <w:hyperlink w:anchor="_Toc228868115" w:history="1">
             <w:r>
               <w:rPr>
                 <w:rStyle w:val="af6"/>
@@ -2361,7 +2349,7 @@
                 <w:noProof/>
                 <w:webHidden/>
               </w:rPr>
-              <w:instrText xml:space="preserve"> PAGEREF _Toc228810397 \h </w:instrText>
+              <w:instrText xml:space="preserve"> PAGEREF _Toc228868115 \h </w:instrText>
             </w:r>
             <w:r>
               <w:rPr>
@@ -2406,7 +2394,7 @@
               <w:lang w:eastAsia="ru-RU"/>
             </w:rPr>
           </w:pPr>
-          <w:hyperlink w:anchor="_Toc228810398" w:history="1">
+          <w:hyperlink w:anchor="_Toc228868116" w:history="1">
             <w:r>
               <w:rPr>
                 <w:rStyle w:val="af6"/>
@@ -2433,7 +2421,7 @@
                 <w:noProof/>
                 <w:webHidden/>
               </w:rPr>
-              <w:instrText xml:space="preserve"> PAGEREF _Toc228810398 \h </w:instrText>
+              <w:instrText xml:space="preserve"> PAGEREF _Toc228868116 \h </w:instrText>
             </w:r>
             <w:r>
               <w:rPr>
@@ -2478,7 +2466,7 @@
               <w:lang w:eastAsia="ru-RU"/>
             </w:rPr>
           </w:pPr>
-          <w:hyperlink w:anchor="_Toc228810399" w:history="1">
+          <w:hyperlink w:anchor="_Toc228868117" w:history="1">
             <w:r>
               <w:rPr>
                 <w:rStyle w:val="af6"/>
@@ -2505,7 +2493,7 @@
                 <w:noProof/>
                 <w:webHidden/>
               </w:rPr>
-              <w:instrText xml:space="preserve"> PAGEREF _Toc228810399 \h </w:instrText>
+              <w:instrText xml:space="preserve"> PAGEREF _Toc228868117 \h </w:instrText>
             </w:r>
             <w:r>
               <w:rPr>
@@ -2552,10 +2540,11 @@
               <w:lang w:eastAsia="ru-RU"/>
             </w:rPr>
           </w:pPr>
-          <w:hyperlink w:anchor="_Toc228810400" w:history="1">
+          <w:hyperlink w:anchor="_Toc228868118" w:history="1">
             <w:r>
               <w:rPr>
                 <w:rStyle w:val="af6"/>
+                <w:rFonts w:cstheme="majorHAnsi"/>
                 <w:noProof/>
               </w:rPr>
               <w:t>2. РАЗРАБОТКА ПРИЛОЖЕНИЯ</w:t>
@@ -2579,7 +2568,7 @@
                 <w:noProof/>
                 <w:webHidden/>
               </w:rPr>
-              <w:instrText xml:space="preserve"> PAGEREF _Toc228810400 \h </w:instrText>
+              <w:instrText xml:space="preserve"> PAGEREF _Toc228868118 \h </w:instrText>
             </w:r>
             <w:r>
               <w:rPr>
@@ -2624,7 +2613,7 @@
               <w:lang w:eastAsia="ru-RU"/>
             </w:rPr>
           </w:pPr>
-          <w:hyperlink w:anchor="_Toc228810401" w:history="1">
+          <w:hyperlink w:anchor="_Toc228868119" w:history="1">
             <w:r>
               <w:rPr>
                 <w:rStyle w:val="af6"/>
@@ -2652,7 +2641,7 @@
                 <w:noProof/>
                 <w:webHidden/>
               </w:rPr>
-              <w:instrText xml:space="preserve"> PAGEREF _Toc228810401 \h </w:instrText>
+              <w:instrText xml:space="preserve"> PAGEREF _Toc228868119 \h </w:instrText>
             </w:r>
             <w:r>
               <w:rPr>
@@ -2697,7 +2686,7 @@
               <w:lang w:eastAsia="ru-RU"/>
             </w:rPr>
           </w:pPr>
-          <w:hyperlink w:anchor="_Toc228810402" w:history="1">
+          <w:hyperlink w:anchor="_Toc228868120" w:history="1">
             <w:r>
               <w:rPr>
                 <w:rStyle w:val="af6"/>
@@ -2755,7 +2744,7 @@
                 <w:noProof/>
                 <w:webHidden/>
               </w:rPr>
-              <w:instrText xml:space="preserve"> PAGEREF _Toc228810402 \h </w:instrText>
+              <w:instrText xml:space="preserve"> PAGEREF _Toc228868120 \h </w:instrText>
             </w:r>
             <w:r>
               <w:rPr>
@@ -2800,7 +2789,7 @@
               <w:lang w:eastAsia="ru-RU"/>
             </w:rPr>
           </w:pPr>
-          <w:hyperlink w:anchor="_Toc228810403" w:history="1">
+          <w:hyperlink w:anchor="_Toc228868121" w:history="1">
             <w:r>
               <w:rPr>
                 <w:rStyle w:val="af6"/>
@@ -2827,7 +2816,7 @@
                 <w:noProof/>
                 <w:webHidden/>
               </w:rPr>
-              <w:instrText xml:space="preserve"> PAGEREF _Toc228810403 \h </w:instrText>
+              <w:instrText xml:space="preserve"> PAGEREF _Toc228868121 \h </w:instrText>
             </w:r>
             <w:r>
               <w:rPr>
@@ -2872,7 +2861,7 @@
               <w:lang w:eastAsia="ru-RU"/>
             </w:rPr>
           </w:pPr>
-          <w:hyperlink w:anchor="_Toc228810404" w:history="1">
+          <w:hyperlink w:anchor="_Toc228868122" w:history="1">
             <w:r>
               <w:rPr>
                 <w:rStyle w:val="af6"/>
@@ -2900,7 +2889,7 @@
                 <w:noProof/>
                 <w:webHidden/>
               </w:rPr>
-              <w:instrText xml:space="preserve"> PAGEREF _Toc228810404 \h </w:instrText>
+              <w:instrText xml:space="preserve"> PAGEREF _Toc228868122 \h </w:instrText>
             </w:r>
             <w:r>
               <w:rPr>
@@ -2945,7 +2934,7 @@
               <w:lang w:eastAsia="ru-RU"/>
             </w:rPr>
           </w:pPr>
-          <w:hyperlink w:anchor="_Toc228810405" w:history="1">
+          <w:hyperlink w:anchor="_Toc228868123" w:history="1">
             <w:r>
               <w:rPr>
                 <w:rStyle w:val="af6"/>
@@ -2972,7 +2961,7 @@
                 <w:noProof/>
                 <w:webHidden/>
               </w:rPr>
-              <w:instrText xml:space="preserve"> PAGEREF _Toc228810405 \h </w:instrText>
+              <w:instrText xml:space="preserve"> PAGEREF _Toc228868123 \h </w:instrText>
             </w:r>
             <w:r>
               <w:rPr>
@@ -3017,7 +3006,7 @@
               <w:lang w:eastAsia="ru-RU"/>
             </w:rPr>
           </w:pPr>
-          <w:hyperlink w:anchor="_Toc228810406" w:history="1">
+          <w:hyperlink w:anchor="_Toc228868124" w:history="1">
             <w:r>
               <w:rPr>
                 <w:rStyle w:val="af6"/>
@@ -3044,7 +3033,7 @@
                 <w:noProof/>
                 <w:webHidden/>
               </w:rPr>
-              <w:instrText xml:space="preserve"> PAGEREF _Toc228810406 \h </w:instrText>
+              <w:instrText xml:space="preserve"> PAGEREF _Toc228868124 \h </w:instrText>
             </w:r>
             <w:r>
               <w:rPr>
@@ -3089,7 +3078,7 @@
               <w:lang w:eastAsia="ru-RU"/>
             </w:rPr>
           </w:pPr>
-          <w:hyperlink w:anchor="_Toc228810407" w:history="1">
+          <w:hyperlink w:anchor="_Toc228868125" w:history="1">
             <w:r>
               <w:rPr>
                 <w:rStyle w:val="af6"/>
@@ -3116,7 +3105,7 @@
                 <w:noProof/>
                 <w:webHidden/>
               </w:rPr>
-              <w:instrText xml:space="preserve"> PAGEREF _Toc228810407 \h </w:instrText>
+              <w:instrText xml:space="preserve"> PAGEREF _Toc228868125 \h </w:instrText>
             </w:r>
             <w:r>
               <w:rPr>
@@ -3161,7 +3150,7 @@
               <w:lang w:eastAsia="ru-RU"/>
             </w:rPr>
           </w:pPr>
-          <w:hyperlink w:anchor="_Toc228810408" w:history="1">
+          <w:hyperlink w:anchor="_Toc228868126" w:history="1">
             <w:r>
               <w:rPr>
                 <w:rStyle w:val="af6"/>
@@ -3189,7 +3178,7 @@
                 <w:noProof/>
                 <w:webHidden/>
               </w:rPr>
-              <w:instrText xml:space="preserve"> PAGEREF _Toc228810408 \h </w:instrText>
+              <w:instrText xml:space="preserve"> PAGEREF _Toc228868126 \h </w:instrText>
             </w:r>
             <w:r>
               <w:rPr>
@@ -3234,7 +3223,7 @@
               <w:lang w:eastAsia="ru-RU"/>
             </w:rPr>
           </w:pPr>
-          <w:hyperlink w:anchor="_Toc228810409" w:history="1">
+          <w:hyperlink w:anchor="_Toc228868127" w:history="1">
             <w:r>
               <w:rPr>
                 <w:rStyle w:val="af6"/>
@@ -3261,7 +3250,7 @@
                 <w:noProof/>
                 <w:webHidden/>
               </w:rPr>
-              <w:instrText xml:space="preserve"> PAGEREF _Toc228810409 \h </w:instrText>
+              <w:instrText xml:space="preserve"> PAGEREF _Toc228868127 \h </w:instrText>
             </w:r>
             <w:r>
               <w:rPr>
@@ -3306,7 +3295,7 @@
               <w:lang w:eastAsia="ru-RU"/>
             </w:rPr>
           </w:pPr>
-          <w:hyperlink w:anchor="_Toc228810410" w:history="1">
+          <w:hyperlink w:anchor="_Toc228868128" w:history="1">
             <w:r>
               <w:rPr>
                 <w:rStyle w:val="af6"/>
@@ -3333,7 +3322,7 @@
                 <w:noProof/>
                 <w:webHidden/>
               </w:rPr>
-              <w:instrText xml:space="preserve"> PAGEREF _Toc228810410 \h </w:instrText>
+              <w:instrText xml:space="preserve"> PAGEREF _Toc228868128 \h </w:instrText>
             </w:r>
             <w:r>
               <w:rPr>
@@ -3378,7 +3367,7 @@
               <w:lang w:eastAsia="ru-RU"/>
             </w:rPr>
           </w:pPr>
-          <w:hyperlink w:anchor="_Toc228810411" w:history="1">
+          <w:hyperlink w:anchor="_Toc228868129" w:history="1">
             <w:r>
               <w:rPr>
                 <w:rStyle w:val="af6"/>
@@ -3405,7 +3394,7 @@
                 <w:noProof/>
                 <w:webHidden/>
               </w:rPr>
-              <w:instrText xml:space="preserve"> PAGEREF _Toc228810411 \h </w:instrText>
+              <w:instrText xml:space="preserve"> PAGEREF _Toc228868129 \h </w:instrText>
             </w:r>
             <w:r>
               <w:rPr>
@@ -3450,7 +3439,7 @@
               <w:lang w:eastAsia="ru-RU"/>
             </w:rPr>
           </w:pPr>
-          <w:hyperlink w:anchor="_Toc228810412" w:history="1">
+          <w:hyperlink w:anchor="_Toc228868130" w:history="1">
             <w:r>
               <w:rPr>
                 <w:rStyle w:val="af6"/>
@@ -3477,7 +3466,7 @@
                 <w:noProof/>
                 <w:webHidden/>
               </w:rPr>
-              <w:instrText xml:space="preserve"> PAGEREF _Toc228810412 \h </w:instrText>
+              <w:instrText xml:space="preserve"> PAGEREF _Toc228868130 \h </w:instrText>
             </w:r>
             <w:r>
               <w:rPr>
@@ -3522,7 +3511,7 @@
               <w:lang w:eastAsia="ru-RU"/>
             </w:rPr>
           </w:pPr>
-          <w:hyperlink w:anchor="_Toc228810413" w:history="1">
+          <w:hyperlink w:anchor="_Toc228868131" w:history="1">
             <w:r>
               <w:rPr>
                 <w:rStyle w:val="af6"/>
@@ -3549,7 +3538,7 @@
                 <w:noProof/>
                 <w:webHidden/>
               </w:rPr>
-              <w:instrText xml:space="preserve"> PAGEREF _Toc228810413 \h </w:instrText>
+              <w:instrText xml:space="preserve"> PAGEREF _Toc228868131 \h </w:instrText>
             </w:r>
             <w:r>
               <w:rPr>
@@ -3594,7 +3583,7 @@
               <w:lang w:eastAsia="ru-RU"/>
             </w:rPr>
           </w:pPr>
-          <w:hyperlink w:anchor="_Toc228810414" w:history="1">
+          <w:hyperlink w:anchor="_Toc228868132" w:history="1">
             <w:r>
               <w:rPr>
                 <w:rStyle w:val="af6"/>
@@ -3621,7 +3610,7 @@
                 <w:noProof/>
                 <w:webHidden/>
               </w:rPr>
-              <w:instrText xml:space="preserve"> PAGEREF _Toc228810414 \h </w:instrText>
+              <w:instrText xml:space="preserve"> PAGEREF _Toc228868132 \h </w:instrText>
             </w:r>
             <w:r>
               <w:rPr>
@@ -3666,7 +3655,7 @@
               <w:lang w:eastAsia="ru-RU"/>
             </w:rPr>
           </w:pPr>
-          <w:hyperlink w:anchor="_Toc228810415" w:history="1">
+          <w:hyperlink w:anchor="_Toc228868133" w:history="1">
             <w:r>
               <w:rPr>
                 <w:rStyle w:val="af6"/>
@@ -3693,7 +3682,7 @@
                 <w:noProof/>
                 <w:webHidden/>
               </w:rPr>
-              <w:instrText xml:space="preserve"> PAGEREF _Toc228810415 \h </w:instrText>
+              <w:instrText xml:space="preserve"> PAGEREF _Toc228868133 \h </w:instrText>
             </w:r>
             <w:r>
               <w:rPr>
@@ -3738,7 +3727,7 @@
               <w:lang w:eastAsia="ru-RU"/>
             </w:rPr>
           </w:pPr>
-          <w:hyperlink w:anchor="_Toc228810416" w:history="1">
+          <w:hyperlink w:anchor="_Toc228868134" w:history="1">
             <w:r>
               <w:rPr>
                 <w:rStyle w:val="af6"/>
@@ -3765,7 +3754,7 @@
                 <w:noProof/>
                 <w:webHidden/>
               </w:rPr>
-              <w:instrText xml:space="preserve"> PAGEREF _Toc228810416 \h </w:instrText>
+              <w:instrText xml:space="preserve"> PAGEREF _Toc228868134 \h </w:instrText>
             </w:r>
             <w:r>
               <w:rPr>
@@ -3810,7 +3799,7 @@
               <w:lang w:eastAsia="ru-RU"/>
             </w:rPr>
           </w:pPr>
-          <w:hyperlink w:anchor="_Toc228810417" w:history="1">
+          <w:hyperlink w:anchor="_Toc228868135" w:history="1">
             <w:r>
               <w:rPr>
                 <w:rStyle w:val="af6"/>
@@ -3837,7 +3826,7 @@
                 <w:noProof/>
                 <w:webHidden/>
               </w:rPr>
-              <w:instrText xml:space="preserve"> PAGEREF _Toc228810417 \h </w:instrText>
+              <w:instrText xml:space="preserve"> PAGEREF _Toc228868135 \h </w:instrText>
             </w:r>
             <w:r>
               <w:rPr>
@@ -3882,7 +3871,7 @@
               <w:lang w:eastAsia="ru-RU"/>
             </w:rPr>
           </w:pPr>
-          <w:hyperlink w:anchor="_Toc228810418" w:history="1">
+          <w:hyperlink w:anchor="_Toc228868136" w:history="1">
             <w:r>
               <w:rPr>
                 <w:rStyle w:val="af6"/>
@@ -3909,7 +3898,7 @@
                 <w:noProof/>
                 <w:webHidden/>
               </w:rPr>
-              <w:instrText xml:space="preserve"> PAGEREF _Toc228810418 \h </w:instrText>
+              <w:instrText xml:space="preserve"> PAGEREF _Toc228868136 \h </w:instrText>
             </w:r>
             <w:r>
               <w:rPr>
@@ -3954,7 +3943,7 @@
               <w:lang w:eastAsia="ru-RU"/>
             </w:rPr>
           </w:pPr>
-          <w:hyperlink w:anchor="_Toc228810419" w:history="1">
+          <w:hyperlink w:anchor="_Toc228868137" w:history="1">
             <w:r>
               <w:rPr>
                 <w:rStyle w:val="af6"/>
@@ -3981,7 +3970,7 @@
                 <w:noProof/>
                 <w:webHidden/>
               </w:rPr>
-              <w:instrText xml:space="preserve"> PAGEREF _Toc228810419 \h </w:instrText>
+              <w:instrText xml:space="preserve"> PAGEREF _Toc228868137 \h </w:instrText>
             </w:r>
             <w:r>
               <w:rPr>
@@ -4026,7 +4015,7 @@
               <w:lang w:eastAsia="ru-RU"/>
             </w:rPr>
           </w:pPr>
-          <w:hyperlink w:anchor="_Toc228810420" w:history="1">
+          <w:hyperlink w:anchor="_Toc228868138" w:history="1">
             <w:r>
               <w:rPr>
                 <w:rStyle w:val="af6"/>
@@ -4053,7 +4042,7 @@
                 <w:noProof/>
                 <w:webHidden/>
               </w:rPr>
-              <w:instrText xml:space="preserve"> PAGEREF _Toc228810420 \h </w:instrText>
+              <w:instrText xml:space="preserve"> PAGEREF _Toc228868138 \h </w:instrText>
             </w:r>
             <w:r>
               <w:rPr>
@@ -4098,7 +4087,7 @@
               <w:lang w:eastAsia="ru-RU"/>
             </w:rPr>
           </w:pPr>
-          <w:hyperlink w:anchor="_Toc228810421" w:history="1">
+          <w:hyperlink w:anchor="_Toc228868139" w:history="1">
             <w:r>
               <w:rPr>
                 <w:rStyle w:val="af6"/>
@@ -4125,7 +4114,7 @@
                 <w:noProof/>
                 <w:webHidden/>
               </w:rPr>
-              <w:instrText xml:space="preserve"> PAGEREF _Toc228810421 \h </w:instrText>
+              <w:instrText xml:space="preserve"> PAGEREF _Toc228868139 \h </w:instrText>
             </w:r>
             <w:r>
               <w:rPr>
@@ -4170,7 +4159,7 @@
               <w:lang w:eastAsia="ru-RU"/>
             </w:rPr>
           </w:pPr>
-          <w:hyperlink w:anchor="_Toc228810422" w:history="1">
+          <w:hyperlink w:anchor="_Toc228868140" w:history="1">
             <w:r>
               <w:rPr>
                 <w:rStyle w:val="af6"/>
@@ -4198,7 +4187,7 @@
                 <w:noProof/>
                 <w:webHidden/>
               </w:rPr>
-              <w:instrText xml:space="preserve"> PAGEREF _Toc228810422 \h </w:instrText>
+              <w:instrText xml:space="preserve"> PAGEREF _Toc228868140 \h </w:instrText>
             </w:r>
             <w:r>
               <w:rPr>
@@ -4243,7 +4232,7 @@
               <w:lang w:eastAsia="ru-RU"/>
             </w:rPr>
           </w:pPr>
-          <w:hyperlink w:anchor="_Toc228810423" w:history="1">
+          <w:hyperlink w:anchor="_Toc228868141" w:history="1">
             <w:r>
               <w:rPr>
                 <w:rStyle w:val="af6"/>
@@ -4270,7 +4259,7 @@
                 <w:noProof/>
                 <w:webHidden/>
               </w:rPr>
-              <w:instrText xml:space="preserve"> PAGEREF _Toc228810423 \h </w:instrText>
+              <w:instrText xml:space="preserve"> PAGEREF _Toc228868141 \h </w:instrText>
             </w:r>
             <w:r>
               <w:rPr>
@@ -4315,7 +4304,7 @@
               <w:lang w:eastAsia="ru-RU"/>
             </w:rPr>
           </w:pPr>
-          <w:hyperlink w:anchor="_Toc228810424" w:history="1">
+          <w:hyperlink w:anchor="_Toc228868142" w:history="1">
             <w:r>
               <w:rPr>
                 <w:rStyle w:val="af6"/>
@@ -4342,7 +4331,7 @@
                 <w:noProof/>
                 <w:webHidden/>
               </w:rPr>
-              <w:instrText xml:space="preserve"> PAGEREF _Toc228810424 \h </w:instrText>
+              <w:instrText xml:space="preserve"> PAGEREF _Toc228868142 \h </w:instrText>
             </w:r>
             <w:r>
               <w:rPr>
@@ -4387,7 +4376,7 @@
               <w:lang w:eastAsia="ru-RU"/>
             </w:rPr>
           </w:pPr>
-          <w:hyperlink w:anchor="_Toc228810425" w:history="1">
+          <w:hyperlink w:anchor="_Toc228868143" w:history="1">
             <w:r>
               <w:rPr>
                 <w:rStyle w:val="af6"/>
@@ -4414,7 +4403,7 @@
                 <w:noProof/>
                 <w:webHidden/>
               </w:rPr>
-              <w:instrText xml:space="preserve"> PAGEREF _Toc228810425 \h </w:instrText>
+              <w:instrText xml:space="preserve"> PAGEREF _Toc228868143 \h </w:instrText>
             </w:r>
             <w:r>
               <w:rPr>
@@ -4459,7 +4448,7 @@
               <w:lang w:eastAsia="ru-RU"/>
             </w:rPr>
           </w:pPr>
-          <w:hyperlink w:anchor="_Toc228810426" w:history="1">
+          <w:hyperlink w:anchor="_Toc228868144" w:history="1">
             <w:r>
               <w:rPr>
                 <w:rStyle w:val="af6"/>
@@ -4487,7 +4476,7 @@
                 <w:noProof/>
                 <w:webHidden/>
               </w:rPr>
-              <w:instrText xml:space="preserve"> PAGEREF _Toc228810426 \h </w:instrText>
+              <w:instrText xml:space="preserve"> PAGEREF _Toc228868144 \h </w:instrText>
             </w:r>
             <w:r>
               <w:rPr>
@@ -4532,7 +4521,7 @@
               <w:lang w:eastAsia="ru-RU"/>
             </w:rPr>
           </w:pPr>
-          <w:hyperlink w:anchor="_Toc228810427" w:history="1">
+          <w:hyperlink w:anchor="_Toc228868145" w:history="1">
             <w:r>
               <w:rPr>
                 <w:rStyle w:val="af6"/>
@@ -4559,7 +4548,7 @@
                 <w:noProof/>
                 <w:webHidden/>
               </w:rPr>
-              <w:instrText xml:space="preserve"> PAGEREF _Toc228810427 \h </w:instrText>
+              <w:instrText xml:space="preserve"> PAGEREF _Toc228868145 \h </w:instrText>
             </w:r>
             <w:r>
               <w:rPr>
@@ -4604,7 +4593,7 @@
               <w:lang w:eastAsia="ru-RU"/>
             </w:rPr>
           </w:pPr>
-          <w:hyperlink w:anchor="_Toc228810428" w:history="1">
+          <w:hyperlink w:anchor="_Toc228868146" w:history="1">
             <w:r>
               <w:rPr>
                 <w:rStyle w:val="af6"/>
@@ -4631,7 +4620,7 @@
                 <w:noProof/>
                 <w:webHidden/>
               </w:rPr>
-              <w:instrText xml:space="preserve"> PAGEREF _Toc228810428 \h </w:instrText>
+              <w:instrText xml:space="preserve"> PAGEREF _Toc228868146 \h </w:instrText>
             </w:r>
             <w:r>
               <w:rPr>
@@ -4678,10 +4667,11 @@
               <w:lang w:eastAsia="ru-RU"/>
             </w:rPr>
           </w:pPr>
-          <w:hyperlink w:anchor="_Toc228810429" w:history="1">
+          <w:hyperlink w:anchor="_Toc228868147" w:history="1">
             <w:r>
               <w:rPr>
                 <w:rStyle w:val="af6"/>
+                <w:rFonts w:cstheme="majorHAnsi"/>
                 <w:noProof/>
               </w:rPr>
               <w:t>ЗАКЛЮЧЕНИЕ</w:t>
@@ -4705,7 +4695,7 @@
                 <w:noProof/>
                 <w:webHidden/>
               </w:rPr>
-              <w:instrText xml:space="preserve"> PAGEREF _Toc228810429 \h </w:instrText>
+              <w:instrText xml:space="preserve"> PAGEREF _Toc228868147 \h </w:instrText>
             </w:r>
             <w:r>
               <w:rPr>
@@ -4752,7 +4742,7 @@
               <w:lang w:eastAsia="ru-RU"/>
             </w:rPr>
           </w:pPr>
-          <w:hyperlink w:anchor="_Toc228810430" w:history="1">
+          <w:hyperlink w:anchor="_Toc228868148" w:history="1">
             <w:r>
               <w:rPr>
                 <w:rStyle w:val="af6"/>
@@ -4780,7 +4770,7 @@
                 <w:noProof/>
                 <w:webHidden/>
               </w:rPr>
-              <w:instrText xml:space="preserve"> PAGEREF _Toc228810430 \h </w:instrText>
+              <w:instrText xml:space="preserve"> PAGEREF _Toc228868148 \h </w:instrText>
             </w:r>
             <w:r>
               <w:rPr>
@@ -4857,13 +4847,22 @@
     <w:p>
       <w:pPr>
         <w:pStyle w:val="1"/>
-      </w:pPr>
-      <w:bookmarkStart w:id="0" w:name="_Toc228810373"/>
-      <w:r>
+        <w:rPr>
+          <w:rFonts w:cstheme="majorHAnsi"/>
+        </w:rPr>
+      </w:pPr>
+      <w:bookmarkStart w:id="0" w:name="_Toc228868091"/>
+      <w:r>
+        <w:rPr>
+          <w:rFonts w:cstheme="majorHAnsi"/>
+        </w:rPr>
         <w:lastRenderedPageBreak/>
         <w:t>В</w:t>
       </w:r>
       <w:r>
+        <w:rPr>
+          <w:rFonts w:cstheme="majorHAnsi"/>
+        </w:rPr>
         <w:t>ВЕДЕНИЕ</w:t>
       </w:r>
       <w:bookmarkEnd w:id="0"/>
@@ -5506,14 +5505,17 @@
     <w:p>
       <w:pPr>
         <w:pStyle w:val="1"/>
-      </w:pPr>
-      <w:bookmarkStart w:id="1" w:name="_Toc228810374"/>
-      <w:r>
+        <w:rPr>
+          <w:rFonts w:cstheme="majorHAnsi"/>
+        </w:rPr>
+      </w:pPr>
+      <w:bookmarkStart w:id="1" w:name="_Toc228868092"/>
+      <w:r>
+        <w:rPr>
+          <w:rFonts w:cstheme="majorHAnsi"/>
+        </w:rPr>
         <w:lastRenderedPageBreak/>
-        <w:t>1.</w:t>
-      </w:r>
-      <w:r>
-        <w:t xml:space="preserve"> </w:t>
+        <w:t xml:space="preserve">1. </w:t>
       </w:r>
       <w:r>
         <w:rPr>
@@ -5525,7 +5527,6 @@
         </w:rPr>
         <w:t>Т</w:t>
       </w:r>
-      <w:bookmarkEnd w:id="1"/>
       <w:r>
         <w:rPr>
           <w:rStyle w:val="10"/>
@@ -5536,6 +5537,7 @@
         </w:rPr>
         <w:t>ЕОРЕТИЧЕСКИЕ СВЕДЕНИЯ</w:t>
       </w:r>
+      <w:bookmarkEnd w:id="1"/>
     </w:p>
     <w:p>
       <w:pPr>
@@ -5545,22 +5547,18 @@
           <w:bCs w:val="0"/>
         </w:rPr>
       </w:pPr>
-      <w:bookmarkStart w:id="2" w:name="_Toc228810375"/>
-      <w:r>
-        <w:rPr>
-          <w:rFonts w:asciiTheme="majorHAnsi" w:hAnsiTheme="majorHAnsi" w:cstheme="majorHAnsi"/>
-          <w:b w:val="0"/>
-        </w:rPr>
-        <w:t>1.1.</w:t>
-      </w:r>
+      <w:bookmarkStart w:id="2" w:name="_Toc228868093"/>
       <w:r>
         <w:rPr>
           <w:rFonts w:asciiTheme="majorHAnsi" w:hAnsiTheme="majorHAnsi" w:cstheme="majorHAnsi"/>
           <w:bCs w:val="0"/>
         </w:rPr>
-        <w:t xml:space="preserve"> </w:t>
-      </w:r>
-      <w:r>
+        <w:t xml:space="preserve">1.1. </w:t>
+      </w:r>
+      <w:r>
+        <w:rPr>
+          <w:rFonts w:asciiTheme="majorHAnsi" w:hAnsiTheme="majorHAnsi" w:cstheme="majorHAnsi"/>
+        </w:rPr>
         <w:t>Трансформация методологий создания веб-решений</w:t>
       </w:r>
       <w:bookmarkEnd w:id="2"/>
@@ -5569,16 +5567,9 @@
       <w:pPr>
         <w:pStyle w:val="3"/>
       </w:pPr>
-      <w:bookmarkStart w:id="3" w:name="_Toc228810376"/>
-      <w:r>
-        <w:rPr>
-          <w:b w:val="0"/>
-          <w:bCs/>
-        </w:rPr>
-        <w:t>1.1.1.</w:t>
-      </w:r>
-      <w:r>
-        <w:t xml:space="preserve"> Исторический обзор эволюции веб-технологий</w:t>
+      <w:bookmarkStart w:id="3" w:name="_Toc228868094"/>
+      <w:r>
+        <w:t>1.1.1. Исторический обзор эволюции веб-технологий</w:t>
       </w:r>
       <w:bookmarkEnd w:id="3"/>
     </w:p>
@@ -5842,17 +5833,23 @@
       <w:pPr>
         <w:pStyle w:val="3"/>
       </w:pPr>
-      <w:bookmarkStart w:id="4" w:name="_Toc228810377"/>
+      <w:bookmarkStart w:id="4" w:name="_Toc228868095"/>
       <w:r>
         <w:rPr>
           <w:rStyle w:val="20"/>
           <w:rFonts w:asciiTheme="majorHAnsi" w:hAnsiTheme="majorHAnsi" w:cstheme="majorHAnsi"/>
-          <w:bCs w:val="0"/>
+          <w:b/>
         </w:rPr>
         <w:t>1.1.2</w:t>
       </w:r>
       <w:r>
-        <w:t>. Принцип генерации контента на стороне сервера</w:t>
+        <w:rPr>
+          <w:b w:val="0"/>
+        </w:rPr>
+        <w:t>.</w:t>
+      </w:r>
+      <w:r>
+        <w:t xml:space="preserve"> Принцип генерации контента на стороне сервера</w:t>
       </w:r>
       <w:bookmarkEnd w:id="4"/>
     </w:p>
@@ -6181,7 +6178,7 @@
       <w:pPr>
         <w:pStyle w:val="3"/>
       </w:pPr>
-      <w:bookmarkStart w:id="5" w:name="_Toc228810378"/>
+      <w:bookmarkStart w:id="5" w:name="_Toc228868096"/>
       <w:r>
         <w:t>1.1.3. Актуальные векторы развития клиентской части приложений</w:t>
       </w:r>
@@ -6390,7 +6387,7 @@
       <w:pPr>
         <w:pStyle w:val="3"/>
       </w:pPr>
-      <w:bookmarkStart w:id="6" w:name="_Toc228810379"/>
+      <w:bookmarkStart w:id="6" w:name="_Toc228868097"/>
       <w:r>
         <w:t>1.1.4. Ограничения клиентского рендеринга и ренессанс серверных подходов</w:t>
       </w:r>
@@ -6566,7 +6563,7 @@
       <w:pPr>
         <w:pStyle w:val="3"/>
       </w:pPr>
-      <w:bookmarkStart w:id="7" w:name="_Toc228810380"/>
+      <w:bookmarkStart w:id="7" w:name="_Toc228868098"/>
       <w:r>
         <w:t>1.1.5. Архитектурный паттерн «Острова» и стратегия выборочной гидратации</w:t>
       </w:r>
@@ -6923,7 +6920,7 @@
           <w:bCs w:val="0"/>
         </w:rPr>
       </w:pPr>
-      <w:bookmarkStart w:id="8" w:name="_Toc228810381"/>
+      <w:bookmarkStart w:id="8" w:name="_Toc228868099"/>
       <w:r>
         <w:rPr>
           <w:rFonts w:asciiTheme="majorHAnsi" w:hAnsiTheme="majorHAnsi" w:cstheme="majorHAnsi"/>
@@ -6938,7 +6935,7 @@
       <w:pPr>
         <w:pStyle w:val="3"/>
       </w:pPr>
-      <w:bookmarkStart w:id="9" w:name="_Toc228810382"/>
+      <w:bookmarkStart w:id="9" w:name="_Toc228868100"/>
       <w:r>
         <w:t>1.2.1. Этапы становления и развития фреймворка</w:t>
       </w:r>
@@ -8247,7 +8244,7 @@
       <w:pPr>
         <w:pStyle w:val="3"/>
       </w:pPr>
-      <w:bookmarkStart w:id="10" w:name="_Toc228810383"/>
+      <w:bookmarkStart w:id="10" w:name="_Toc228868101"/>
       <w:r>
         <w:t>1.2.2. Базовые архитектурные принципы и концептуальные основы</w:t>
       </w:r>
@@ -8629,7 +8626,7 @@
       <w:pPr>
         <w:pStyle w:val="3"/>
       </w:pPr>
-      <w:bookmarkStart w:id="11" w:name="_Toc228810384"/>
+      <w:bookmarkStart w:id="11" w:name="_Toc228868102"/>
       <w:r>
         <w:t xml:space="preserve">1.2.3. Новая система навигации </w:t>
       </w:r>
@@ -8880,7 +8877,7 @@
       <w:pPr>
         <w:pStyle w:val="3"/>
       </w:pPr>
-      <w:bookmarkStart w:id="12" w:name="_Toc228810385"/>
+      <w:bookmarkStart w:id="12" w:name="_Toc228868103"/>
       <w:r>
         <w:lastRenderedPageBreak/>
         <w:t>1.2.4. Дихотомия серверных и клиентских компонентов</w:t>
@@ -9317,7 +9314,7 @@
       <w:pPr>
         <w:pStyle w:val="3"/>
       </w:pPr>
-      <w:bookmarkStart w:id="13" w:name="_Toc228810386"/>
+      <w:bookmarkStart w:id="13" w:name="_Toc228868104"/>
       <w:r>
         <w:t>1.2.5. Инструментарий для повышения быстродействия</w:t>
       </w:r>
@@ -9501,7 +9498,7 @@
       <w:pPr>
         <w:pStyle w:val="3"/>
       </w:pPr>
-      <w:bookmarkStart w:id="14" w:name="_Toc228810387"/>
+      <w:bookmarkStart w:id="14" w:name="_Toc228868105"/>
       <w:r>
         <w:t xml:space="preserve">1.2.6. Распределённая обработка данных через Edge </w:t>
       </w:r>
@@ -10474,7 +10471,7 @@
       <w:pPr>
         <w:pStyle w:val="3"/>
       </w:pPr>
-      <w:bookmarkStart w:id="15" w:name="_Toc228810388"/>
+      <w:bookmarkStart w:id="15" w:name="_Toc228868106"/>
       <w:r>
         <w:t>1.2.7. Экосистема сторонних решений для расширения функционала</w:t>
       </w:r>
@@ -11235,7 +11232,7 @@
           <w:bCs w:val="0"/>
         </w:rPr>
       </w:pPr>
-      <w:bookmarkStart w:id="16" w:name="_Toc228810389"/>
+      <w:bookmarkStart w:id="16" w:name="_Toc228868107"/>
       <w:r>
         <w:rPr>
           <w:rFonts w:asciiTheme="majorHAnsi" w:hAnsiTheme="majorHAnsi" w:cstheme="majorHAnsi"/>
@@ -11265,7 +11262,7 @@
       <w:pPr>
         <w:pStyle w:val="3"/>
       </w:pPr>
-      <w:bookmarkStart w:id="17" w:name="_Toc228810390"/>
+      <w:bookmarkStart w:id="17" w:name="_Toc228868108"/>
       <w:r>
         <w:t>1.3.1. Парадигма компонентного проектирования</w:t>
       </w:r>
@@ -11442,7 +11439,7 @@
       <w:pPr>
         <w:pStyle w:val="3"/>
       </w:pPr>
-      <w:bookmarkStart w:id="18" w:name="_Toc228810391"/>
+      <w:bookmarkStart w:id="18" w:name="_Toc228868109"/>
       <w:r>
         <w:t>1.3.2. Механизмы хуков и паттерны управления состоянием</w:t>
       </w:r>
@@ -11842,7 +11839,7 @@
       <w:pPr>
         <w:pStyle w:val="3"/>
       </w:pPr>
-      <w:bookmarkStart w:id="19" w:name="_Toc228810392"/>
+      <w:bookmarkStart w:id="19" w:name="_Toc228868110"/>
       <w:r>
         <w:lastRenderedPageBreak/>
         <w:t xml:space="preserve">1.3.3. Виртуальное представление DOM и стратегия </w:t>
@@ -12180,7 +12177,7 @@
           <w:bCs w:val="0"/>
         </w:rPr>
       </w:pPr>
-      <w:bookmarkStart w:id="20" w:name="_Toc228810393"/>
+      <w:bookmarkStart w:id="20" w:name="_Toc228868111"/>
       <w:r>
         <w:rPr>
           <w:rFonts w:asciiTheme="majorHAnsi" w:hAnsiTheme="majorHAnsi" w:cstheme="majorHAnsi"/>
@@ -12210,7 +12207,7 @@
       <w:pPr>
         <w:pStyle w:val="3"/>
       </w:pPr>
-      <w:bookmarkStart w:id="21" w:name="_Toc228810394"/>
+      <w:bookmarkStart w:id="21" w:name="_Toc228868112"/>
       <w:r>
         <w:t>1.4.1. Ценность статической типизации для надёжности кода</w:t>
       </w:r>
@@ -12416,7 +12413,7 @@
       <w:pPr>
         <w:pStyle w:val="3"/>
       </w:pPr>
-      <w:bookmarkStart w:id="22" w:name="_Toc228810395"/>
+      <w:bookmarkStart w:id="22" w:name="_Toc228868113"/>
       <w:r>
         <w:t>1.4.2. Практики интеграции типизированного JavaScript с реактивными фреймворками</w:t>
       </w:r>
@@ -12603,7 +12600,7 @@
           <w:bCs w:val="0"/>
         </w:rPr>
       </w:pPr>
-      <w:bookmarkStart w:id="23" w:name="_Toc228810396"/>
+      <w:bookmarkStart w:id="23" w:name="_Toc228868114"/>
       <w:r>
         <w:rPr>
           <w:rFonts w:asciiTheme="majorHAnsi" w:hAnsiTheme="majorHAnsi" w:cstheme="majorHAnsi"/>
@@ -12617,7 +12614,7 @@
       <w:pPr>
         <w:pStyle w:val="3"/>
       </w:pPr>
-      <w:bookmarkStart w:id="24" w:name="_Toc228810397"/>
+      <w:bookmarkStart w:id="24" w:name="_Toc228868115"/>
       <w:r>
         <w:t>1.5.1. Интегрированная среда Visual Studio Code</w:t>
       </w:r>
@@ -13010,7 +13007,7 @@
       <w:pPr>
         <w:pStyle w:val="3"/>
       </w:pPr>
-      <w:bookmarkStart w:id="25" w:name="_Toc228810398"/>
+      <w:bookmarkStart w:id="25" w:name="_Toc228868116"/>
       <w:r>
         <w:t xml:space="preserve">1.5.2. Практики работы с системой управления версиями </w:t>
       </w:r>
@@ -13298,7 +13295,7 @@
       <w:pPr>
         <w:pStyle w:val="3"/>
       </w:pPr>
-      <w:bookmarkStart w:id="26" w:name="_Toc228810399"/>
+      <w:bookmarkStart w:id="26" w:name="_Toc228868117"/>
       <w:r>
         <w:t xml:space="preserve">1.5.3. Утилитарный подход к стилизации через </w:t>
       </w:r>
@@ -13574,15 +13571,18 @@
     <w:p>
       <w:pPr>
         <w:pStyle w:val="1"/>
+        <w:rPr>
+          <w:rFonts w:cstheme="majorHAnsi"/>
+        </w:rPr>
       </w:pPr>
       <w:bookmarkStart w:id="27" w:name="_Toc228442140"/>
-      <w:bookmarkStart w:id="28" w:name="_Toc228810400"/>
-      <w:r>
+      <w:bookmarkStart w:id="28" w:name="_Toc228868118"/>
+      <w:r>
+        <w:rPr>
+          <w:rFonts w:cstheme="majorHAnsi"/>
+        </w:rPr>
         <w:lastRenderedPageBreak/>
-        <w:t xml:space="preserve">2. </w:t>
-      </w:r>
-      <w:r>
-        <w:t>РАЗРАБОТКА ПРИЛОЖЕНИЯ</w:t>
+        <w:t>2. РАЗРАБОТКА ПРИЛОЖЕНИЯ</w:t>
       </w:r>
       <w:bookmarkEnd w:id="27"/>
       <w:bookmarkEnd w:id="28"/>
@@ -13596,7 +13596,7 @@
         </w:rPr>
       </w:pPr>
       <w:bookmarkStart w:id="29" w:name="_Toc228442141"/>
-      <w:bookmarkStart w:id="30" w:name="_Toc228810401"/>
+      <w:bookmarkStart w:id="30" w:name="_Toc228868119"/>
       <w:r>
         <w:rPr>
           <w:rFonts w:asciiTheme="majorHAnsi" w:hAnsiTheme="majorHAnsi" w:cstheme="majorHAnsi"/>
@@ -13615,7 +13615,7 @@
         </w:rPr>
       </w:pPr>
       <w:bookmarkStart w:id="31" w:name="_Toc228442142"/>
-      <w:bookmarkStart w:id="32" w:name="_Toc228810402"/>
+      <w:bookmarkStart w:id="32" w:name="_Toc228868120"/>
       <w:r>
         <w:rPr>
           <w:lang w:val="en-US"/>
@@ -13879,7 +13879,7 @@
         <w:pStyle w:val="3"/>
       </w:pPr>
       <w:bookmarkStart w:id="33" w:name="_Toc228442143"/>
-      <w:bookmarkStart w:id="34" w:name="_Toc228810403"/>
+      <w:bookmarkStart w:id="34" w:name="_Toc228868121"/>
       <w:r>
         <w:t>2.1.2. Анализ аналогичных проектов</w:t>
       </w:r>
@@ -14932,7 +14932,7 @@
         </w:rPr>
       </w:pPr>
       <w:bookmarkStart w:id="35" w:name="_Toc228442144"/>
-      <w:bookmarkStart w:id="36" w:name="_Toc228810404"/>
+      <w:bookmarkStart w:id="36" w:name="_Toc228868122"/>
       <w:r>
         <w:rPr>
           <w:rFonts w:asciiTheme="majorHAnsi" w:hAnsiTheme="majorHAnsi" w:cstheme="majorHAnsi"/>
@@ -14948,7 +14948,7 @@
         <w:pStyle w:val="3"/>
       </w:pPr>
       <w:bookmarkStart w:id="37" w:name="_Toc228442145"/>
-      <w:bookmarkStart w:id="38" w:name="_Toc228810405"/>
+      <w:bookmarkStart w:id="38" w:name="_Toc228868123"/>
       <w:r>
         <w:t>2.2.1. Структура проекта</w:t>
       </w:r>
@@ -15248,7 +15248,7 @@
         <w:pStyle w:val="3"/>
       </w:pPr>
       <w:bookmarkStart w:id="39" w:name="_Toc228442146"/>
-      <w:bookmarkStart w:id="40" w:name="_Toc228810406"/>
+      <w:bookmarkStart w:id="40" w:name="_Toc228868124"/>
       <w:r>
         <w:lastRenderedPageBreak/>
         <w:t>2.2.2. Выбор библиотек и технологий</w:t>
@@ -16472,7 +16472,7 @@
       <w:pPr>
         <w:pStyle w:val="3"/>
       </w:pPr>
-      <w:bookmarkStart w:id="42" w:name="_Toc228810407"/>
+      <w:bookmarkStart w:id="42" w:name="_Toc228868125"/>
       <w:r>
         <w:t>2.2.3. Модульная структура кода</w:t>
       </w:r>
@@ -16626,7 +16626,7 @@
           <w:bCs w:val="0"/>
         </w:rPr>
       </w:pPr>
-      <w:bookmarkStart w:id="44" w:name="_Toc228810408"/>
+      <w:bookmarkStart w:id="44" w:name="_Toc228868126"/>
       <w:r>
         <w:rPr>
           <w:rFonts w:asciiTheme="majorHAnsi" w:hAnsiTheme="majorHAnsi" w:cstheme="majorHAnsi"/>
@@ -16643,7 +16643,7 @@
         <w:pStyle w:val="3"/>
       </w:pPr>
       <w:bookmarkStart w:id="45" w:name="_Toc228442149"/>
-      <w:bookmarkStart w:id="46" w:name="_Toc228810409"/>
+      <w:bookmarkStart w:id="46" w:name="_Toc228868127"/>
       <w:r>
         <w:t>2.3.1. Система уровней и механика переходов</w:t>
       </w:r>
@@ -16980,7 +16980,7 @@
         <w:pStyle w:val="3"/>
       </w:pPr>
       <w:bookmarkStart w:id="47" w:name="_Toc228442150"/>
-      <w:bookmarkStart w:id="48" w:name="_Toc228810410"/>
+      <w:bookmarkStart w:id="48" w:name="_Toc228868128"/>
       <w:r>
         <w:t>2.3.2. Уровень 1. Классическая CAPTCHA-верификация</w:t>
       </w:r>
@@ -17216,7 +17216,7 @@
         <w:pStyle w:val="3"/>
       </w:pPr>
       <w:bookmarkStart w:id="49" w:name="_Toc228442151"/>
-      <w:bookmarkStart w:id="50" w:name="_Toc228810411"/>
+      <w:bookmarkStart w:id="50" w:name="_Toc228868129"/>
       <w:r>
         <w:t>2.3.3. Уровень 2. Выбор изображений по критерию</w:t>
       </w:r>
@@ -17378,7 +17378,7 @@
         <w:pStyle w:val="3"/>
       </w:pPr>
       <w:bookmarkStart w:id="51" w:name="_Toc228442152"/>
-      <w:bookmarkStart w:id="52" w:name="_Toc228810412"/>
+      <w:bookmarkStart w:id="52" w:name="_Toc228868130"/>
       <w:r>
         <w:t>2.3.4. Уровень 3. Распознавание искаженного текста</w:t>
       </w:r>
@@ -17475,7 +17475,7 @@
         <w:pStyle w:val="3"/>
       </w:pPr>
       <w:bookmarkStart w:id="53" w:name="_Toc228442153"/>
-      <w:bookmarkStart w:id="54" w:name="_Toc228810413"/>
+      <w:bookmarkStart w:id="54" w:name="_Toc228868131"/>
       <w:r>
         <w:t>2.3.5. Уровень 4. Крестики-нолики с искусственным интеллектом</w:t>
       </w:r>
@@ -17547,7 +17547,7 @@
         <w:pStyle w:val="3"/>
       </w:pPr>
       <w:bookmarkStart w:id="55" w:name="_Toc228442154"/>
-      <w:bookmarkStart w:id="56" w:name="_Toc228810414"/>
+      <w:bookmarkStart w:id="56" w:name="_Toc228868132"/>
       <w:r>
         <w:t>2.3.6. Уровень 5. Альтернативная селекция изображений</w:t>
       </w:r>
@@ -17597,7 +17597,7 @@
         <w:pStyle w:val="3"/>
       </w:pPr>
       <w:bookmarkStart w:id="57" w:name="_Toc228442155"/>
-      <w:bookmarkStart w:id="58" w:name="_Toc228810415"/>
+      <w:bookmarkStart w:id="58" w:name="_Toc228868133"/>
       <w:r>
         <w:t>2.3.7. Уровень 6. Геометрическая верификация (рисование круга)</w:t>
       </w:r>
@@ -17850,7 +17850,7 @@
         <w:pStyle w:val="3"/>
       </w:pPr>
       <w:bookmarkStart w:id="59" w:name="_Toc228442156"/>
-      <w:bookmarkStart w:id="60" w:name="_Toc228810416"/>
+      <w:bookmarkStart w:id="60" w:name="_Toc228868134"/>
       <w:r>
         <w:t>2.3.8. Уровень 7. Проверка зрения</w:t>
       </w:r>
@@ -17956,7 +17956,7 @@
         <w:pStyle w:val="3"/>
       </w:pPr>
       <w:bookmarkStart w:id="61" w:name="_Toc228442157"/>
-      <w:bookmarkStart w:id="62" w:name="_Toc228810417"/>
+      <w:bookmarkStart w:id="62" w:name="_Toc228868135"/>
       <w:r>
         <w:t>2.3.9. Уровни 8. Симуляция парковки автомобиля</w:t>
       </w:r>
@@ -18084,7 +18084,7 @@
         <w:pStyle w:val="3"/>
       </w:pPr>
       <w:bookmarkStart w:id="63" w:name="_Toc228442158"/>
-      <w:bookmarkStart w:id="64" w:name="_Toc228810418"/>
+      <w:bookmarkStart w:id="64" w:name="_Toc228868136"/>
       <w:r>
         <w:lastRenderedPageBreak/>
         <w:t xml:space="preserve">2.3.10. Уровень </w:t>
@@ -18163,7 +18163,7 @@
         <w:pStyle w:val="3"/>
       </w:pPr>
       <w:bookmarkStart w:id="65" w:name="_Toc228442159"/>
-      <w:bookmarkStart w:id="66" w:name="_Toc228810419"/>
+      <w:bookmarkStart w:id="66" w:name="_Toc228868137"/>
       <w:r>
         <w:t>2.3.11. Уровень 1</w:t>
       </w:r>
@@ -18201,7 +18201,7 @@
         <w:pStyle w:val="3"/>
       </w:pPr>
       <w:bookmarkStart w:id="67" w:name="_Toc228442160"/>
-      <w:bookmarkStart w:id="68" w:name="_Toc228810420"/>
+      <w:bookmarkStart w:id="68" w:name="_Toc228868138"/>
       <w:r>
         <w:t>2.3.12. Уровень 1</w:t>
       </w:r>
@@ -18300,7 +18300,7 @@
         <w:pStyle w:val="3"/>
       </w:pPr>
       <w:bookmarkStart w:id="69" w:name="_Toc228442161"/>
-      <w:bookmarkStart w:id="70" w:name="_Toc228810421"/>
+      <w:bookmarkStart w:id="70" w:name="_Toc228868139"/>
       <w:r>
         <w:t>2.3.13. Уровень 1</w:t>
       </w:r>
@@ -18371,7 +18371,7 @@
         </w:rPr>
       </w:pPr>
       <w:bookmarkStart w:id="71" w:name="_Toc228442162"/>
-      <w:bookmarkStart w:id="72" w:name="_Toc228810422"/>
+      <w:bookmarkStart w:id="72" w:name="_Toc228868140"/>
       <w:r>
         <w:rPr>
           <w:rFonts w:asciiTheme="majorHAnsi" w:hAnsiTheme="majorHAnsi" w:cstheme="majorHAnsi"/>
@@ -18387,7 +18387,7 @@
         <w:pStyle w:val="3"/>
       </w:pPr>
       <w:bookmarkStart w:id="73" w:name="_Toc228442163"/>
-      <w:bookmarkStart w:id="74" w:name="_Toc228810423"/>
+      <w:bookmarkStart w:id="74" w:name="_Toc228868141"/>
       <w:r>
         <w:t xml:space="preserve">2.4.1. Система сохранения прогресса в </w:t>
       </w:r>
@@ -18658,7 +18658,7 @@
         <w:pStyle w:val="3"/>
       </w:pPr>
       <w:bookmarkStart w:id="75" w:name="_Toc228442164"/>
-      <w:bookmarkStart w:id="76" w:name="_Toc228810424"/>
+      <w:bookmarkStart w:id="76" w:name="_Toc228868142"/>
       <w:r>
         <w:lastRenderedPageBreak/>
         <w:t xml:space="preserve">2.4.2. Компонент </w:t>
@@ -18869,7 +18869,7 @@
         <w:pStyle w:val="3"/>
       </w:pPr>
       <w:bookmarkStart w:id="77" w:name="_Toc228442165"/>
-      <w:bookmarkStart w:id="78" w:name="_Toc228810425"/>
+      <w:bookmarkStart w:id="78" w:name="_Toc228868143"/>
       <w:r>
         <w:t>2.4.3. Система проверки доступа к страницам</w:t>
       </w:r>
@@ -19187,7 +19187,7 @@
         </w:rPr>
       </w:pPr>
       <w:bookmarkStart w:id="79" w:name="_Toc228442166"/>
-      <w:bookmarkStart w:id="80" w:name="_Toc228810426"/>
+      <w:bookmarkStart w:id="80" w:name="_Toc228868144"/>
       <w:r>
         <w:rPr>
           <w:rFonts w:asciiTheme="majorHAnsi" w:hAnsiTheme="majorHAnsi" w:cstheme="majorHAnsi"/>
@@ -19204,7 +19204,7 @@
         <w:pStyle w:val="3"/>
       </w:pPr>
       <w:bookmarkStart w:id="81" w:name="_Toc228442167"/>
-      <w:bookmarkStart w:id="82" w:name="_Toc228810427"/>
+      <w:bookmarkStart w:id="82" w:name="_Toc228868145"/>
       <w:r>
         <w:t>2.5.1. Методы тестирования</w:t>
       </w:r>
@@ -20005,7 +20005,7 @@
       <w:pPr>
         <w:pStyle w:val="3"/>
       </w:pPr>
-      <w:bookmarkStart w:id="84" w:name="_Toc228810428"/>
+      <w:bookmarkStart w:id="84" w:name="_Toc228868146"/>
       <w:r>
         <w:t>2.5.2. Выявленные ошибки и их устранение</w:t>
       </w:r>
@@ -20257,10 +20257,16 @@
     <w:p>
       <w:pPr>
         <w:pStyle w:val="1"/>
+        <w:rPr>
+          <w:rFonts w:cstheme="majorHAnsi"/>
+        </w:rPr>
       </w:pPr>
       <w:bookmarkStart w:id="85" w:name="_Toc228442169"/>
-      <w:bookmarkStart w:id="86" w:name="_Toc228810429"/>
-      <w:r>
+      <w:bookmarkStart w:id="86" w:name="_Toc228868147"/>
+      <w:r>
+        <w:rPr>
+          <w:rFonts w:cstheme="majorHAnsi"/>
+        </w:rPr>
         <w:lastRenderedPageBreak/>
         <w:t>ЗАКЛЮЧЕНИЕ</w:t>
       </w:r>
@@ -20559,37 +20565,106 @@
     <w:p>
       <w:pPr>
         <w:pStyle w:val="1"/>
+        <w:rPr>
+          <w:rFonts w:cstheme="majorHAnsi"/>
+        </w:rPr>
       </w:pPr>
     </w:p>
     <w:p>
       <w:pPr>
         <w:pStyle w:val="1"/>
+        <w:rPr>
+          <w:rFonts w:cstheme="majorHAnsi"/>
+        </w:rPr>
       </w:pPr>
     </w:p>
     <w:p>
       <w:pPr>
         <w:pStyle w:val="1"/>
+        <w:rPr>
+          <w:rFonts w:cstheme="majorHAnsi"/>
+        </w:rPr>
       </w:pPr>
     </w:p>
     <w:p>
       <w:pPr>
         <w:pStyle w:val="1"/>
+        <w:rPr>
+          <w:rFonts w:cstheme="majorHAnsi"/>
+        </w:rPr>
       </w:pPr>
     </w:p>
-    <w:p/>
-    <w:p/>
-    <w:p/>
-    <w:p/>
-    <w:p/>
-    <w:p/>
-    <w:p/>
-    <w:p/>
-    <w:p/>
     <w:p>
       <w:pPr>
+        <w:rPr>
+          <w:rFonts w:asciiTheme="majorHAnsi" w:hAnsiTheme="majorHAnsi" w:cstheme="majorHAnsi"/>
+        </w:rPr>
+      </w:pPr>
+    </w:p>
+    <w:p>
+      <w:pPr>
+        <w:rPr>
+          <w:rFonts w:asciiTheme="majorHAnsi" w:hAnsiTheme="majorHAnsi" w:cstheme="majorHAnsi"/>
+        </w:rPr>
+      </w:pPr>
+    </w:p>
+    <w:p>
+      <w:pPr>
+        <w:rPr>
+          <w:rFonts w:asciiTheme="majorHAnsi" w:hAnsiTheme="majorHAnsi" w:cstheme="majorHAnsi"/>
+        </w:rPr>
+      </w:pPr>
+    </w:p>
+    <w:p>
+      <w:pPr>
+        <w:rPr>
+          <w:rFonts w:asciiTheme="majorHAnsi" w:hAnsiTheme="majorHAnsi" w:cstheme="majorHAnsi"/>
+        </w:rPr>
+      </w:pPr>
+    </w:p>
+    <w:p>
+      <w:pPr>
+        <w:rPr>
+          <w:rFonts w:asciiTheme="majorHAnsi" w:hAnsiTheme="majorHAnsi" w:cstheme="majorHAnsi"/>
+        </w:rPr>
+      </w:pPr>
+    </w:p>
+    <w:p>
+      <w:pPr>
+        <w:rPr>
+          <w:rFonts w:asciiTheme="majorHAnsi" w:hAnsiTheme="majorHAnsi" w:cstheme="majorHAnsi"/>
+        </w:rPr>
+      </w:pPr>
+    </w:p>
+    <w:p>
+      <w:pPr>
+        <w:rPr>
+          <w:rFonts w:asciiTheme="majorHAnsi" w:hAnsiTheme="majorHAnsi" w:cstheme="majorHAnsi"/>
+        </w:rPr>
+      </w:pPr>
+    </w:p>
+    <w:p>
+      <w:pPr>
+        <w:rPr>
+          <w:rFonts w:asciiTheme="majorHAnsi" w:hAnsiTheme="majorHAnsi" w:cstheme="majorHAnsi"/>
+        </w:rPr>
+      </w:pPr>
+    </w:p>
+    <w:p>
+      <w:pPr>
+        <w:rPr>
+          <w:rFonts w:asciiTheme="majorHAnsi" w:hAnsiTheme="majorHAnsi" w:cstheme="majorHAnsi"/>
+        </w:rPr>
+      </w:pPr>
+    </w:p>
+    <w:p>
+      <w:pPr>
         <w:pStyle w:val="1"/>
-      </w:pPr>
-      <w:bookmarkStart w:id="87" w:name="_Toc228810430"/>
+        <w:rPr>
+          <w:rFonts w:cstheme="majorHAnsi"/>
+        </w:rPr>
+      </w:pPr>
+      <w:bookmarkStart w:id="87" w:name="_Toc228868148"/>
       <w:r>
         <w:rPr>
           <w:rStyle w:val="qwen-markdown-text"/>
@@ -20610,16 +20685,36 @@
         <w:spacing w:line="336" w:lineRule="auto"/>
         <w:ind w:hanging="357"/>
         <w:jc w:val="both"/>
-      </w:pPr>
-      <w:r>
+        <w:rPr>
+          <w:rFonts w:asciiTheme="majorHAnsi" w:hAnsiTheme="majorHAnsi" w:cstheme="majorHAnsi"/>
+          <w:sz w:val="28"/>
+          <w:szCs w:val="28"/>
+        </w:rPr>
+      </w:pPr>
+      <w:r>
+        <w:rPr>
+          <w:rFonts w:asciiTheme="majorHAnsi" w:hAnsiTheme="majorHAnsi" w:cstheme="majorHAnsi"/>
+          <w:sz w:val="28"/>
+          <w:szCs w:val="28"/>
+        </w:rPr>
         <w:t xml:space="preserve">Next.js </w:t>
       </w:r>
       <w:proofErr w:type="spellStart"/>
       <w:r>
+        <w:rPr>
+          <w:rFonts w:asciiTheme="majorHAnsi" w:hAnsiTheme="majorHAnsi" w:cstheme="majorHAnsi"/>
+          <w:sz w:val="28"/>
+          <w:szCs w:val="28"/>
+        </w:rPr>
         <w:t>Documentation</w:t>
       </w:r>
       <w:proofErr w:type="spellEnd"/>
       <w:r>
+        <w:rPr>
+          <w:rFonts w:asciiTheme="majorHAnsi" w:hAnsiTheme="majorHAnsi" w:cstheme="majorHAnsi"/>
+          <w:sz w:val="28"/>
+          <w:szCs w:val="28"/>
+        </w:rPr>
         <w:t xml:space="preserve"> [Электронный ресурс]. – Режим доступа: https://nextjs.org/docs (дата обращения: 14.04.2026).</w:t>
       </w:r>
     </w:p>
@@ -20633,21 +20728,46 @@
         <w:spacing w:line="336" w:lineRule="auto"/>
         <w:ind w:hanging="357"/>
         <w:jc w:val="both"/>
+        <w:rPr>
+          <w:rFonts w:asciiTheme="majorHAnsi" w:hAnsiTheme="majorHAnsi" w:cstheme="majorHAnsi"/>
+          <w:sz w:val="28"/>
+          <w:szCs w:val="28"/>
+        </w:rPr>
       </w:pPr>
       <w:proofErr w:type="spellStart"/>
       <w:r>
+        <w:rPr>
+          <w:rFonts w:asciiTheme="majorHAnsi" w:hAnsiTheme="majorHAnsi" w:cstheme="majorHAnsi"/>
+          <w:sz w:val="28"/>
+          <w:szCs w:val="28"/>
+        </w:rPr>
         <w:t>React</w:t>
       </w:r>
       <w:proofErr w:type="spellEnd"/>
       <w:r>
+        <w:rPr>
+          <w:rFonts w:asciiTheme="majorHAnsi" w:hAnsiTheme="majorHAnsi" w:cstheme="majorHAnsi"/>
+          <w:sz w:val="28"/>
+          <w:szCs w:val="28"/>
+        </w:rPr>
         <w:t xml:space="preserve"> </w:t>
       </w:r>
       <w:proofErr w:type="spellStart"/>
       <w:r>
+        <w:rPr>
+          <w:rFonts w:asciiTheme="majorHAnsi" w:hAnsiTheme="majorHAnsi" w:cstheme="majorHAnsi"/>
+          <w:sz w:val="28"/>
+          <w:szCs w:val="28"/>
+        </w:rPr>
         <w:t>Documentation</w:t>
       </w:r>
       <w:proofErr w:type="spellEnd"/>
       <w:r>
+        <w:rPr>
+          <w:rFonts w:asciiTheme="majorHAnsi" w:hAnsiTheme="majorHAnsi" w:cstheme="majorHAnsi"/>
+          <w:sz w:val="28"/>
+          <w:szCs w:val="28"/>
+        </w:rPr>
         <w:t xml:space="preserve"> [Электронный ресурс]. – Режим доступа: https://react.dev (дата обращения: 14.04.2026).</w:t>
       </w:r>
     </w:p>
@@ -20661,21 +20781,46 @@
         <w:spacing w:line="336" w:lineRule="auto"/>
         <w:ind w:hanging="357"/>
         <w:jc w:val="both"/>
+        <w:rPr>
+          <w:rFonts w:asciiTheme="majorHAnsi" w:hAnsiTheme="majorHAnsi" w:cstheme="majorHAnsi"/>
+          <w:sz w:val="28"/>
+          <w:szCs w:val="28"/>
+        </w:rPr>
       </w:pPr>
       <w:proofErr w:type="spellStart"/>
       <w:r>
+        <w:rPr>
+          <w:rFonts w:asciiTheme="majorHAnsi" w:hAnsiTheme="majorHAnsi" w:cstheme="majorHAnsi"/>
+          <w:sz w:val="28"/>
+          <w:szCs w:val="28"/>
+        </w:rPr>
         <w:t>TypeScript</w:t>
       </w:r>
       <w:proofErr w:type="spellEnd"/>
       <w:r>
+        <w:rPr>
+          <w:rFonts w:asciiTheme="majorHAnsi" w:hAnsiTheme="majorHAnsi" w:cstheme="majorHAnsi"/>
+          <w:sz w:val="28"/>
+          <w:szCs w:val="28"/>
+        </w:rPr>
         <w:t xml:space="preserve"> </w:t>
       </w:r>
       <w:proofErr w:type="spellStart"/>
       <w:r>
+        <w:rPr>
+          <w:rFonts w:asciiTheme="majorHAnsi" w:hAnsiTheme="majorHAnsi" w:cstheme="majorHAnsi"/>
+          <w:sz w:val="28"/>
+          <w:szCs w:val="28"/>
+        </w:rPr>
         <w:t>Documentation</w:t>
       </w:r>
       <w:proofErr w:type="spellEnd"/>
       <w:r>
+        <w:rPr>
+          <w:rFonts w:asciiTheme="majorHAnsi" w:hAnsiTheme="majorHAnsi" w:cstheme="majorHAnsi"/>
+          <w:sz w:val="28"/>
+          <w:szCs w:val="28"/>
+        </w:rPr>
         <w:t xml:space="preserve"> [Электронный ресурс]. – Режим доступа: https://www.typescriptlang.org/docs (дата обращения: 14.04.2026).</w:t>
       </w:r>
     </w:p>
@@ -20689,21 +20834,46 @@
         <w:spacing w:line="336" w:lineRule="auto"/>
         <w:ind w:hanging="357"/>
         <w:jc w:val="both"/>
+        <w:rPr>
+          <w:rFonts w:asciiTheme="majorHAnsi" w:hAnsiTheme="majorHAnsi" w:cstheme="majorHAnsi"/>
+          <w:sz w:val="28"/>
+          <w:szCs w:val="28"/>
+        </w:rPr>
       </w:pPr>
       <w:proofErr w:type="spellStart"/>
       <w:r>
+        <w:rPr>
+          <w:rFonts w:asciiTheme="majorHAnsi" w:hAnsiTheme="majorHAnsi" w:cstheme="majorHAnsi"/>
+          <w:sz w:val="28"/>
+          <w:szCs w:val="28"/>
+        </w:rPr>
         <w:t>Tailwind</w:t>
       </w:r>
       <w:proofErr w:type="spellEnd"/>
       <w:r>
+        <w:rPr>
+          <w:rFonts w:asciiTheme="majorHAnsi" w:hAnsiTheme="majorHAnsi" w:cstheme="majorHAnsi"/>
+          <w:sz w:val="28"/>
+          <w:szCs w:val="28"/>
+        </w:rPr>
         <w:t xml:space="preserve"> CSS </w:t>
       </w:r>
       <w:proofErr w:type="spellStart"/>
       <w:r>
+        <w:rPr>
+          <w:rFonts w:asciiTheme="majorHAnsi" w:hAnsiTheme="majorHAnsi" w:cstheme="majorHAnsi"/>
+          <w:sz w:val="28"/>
+          <w:szCs w:val="28"/>
+        </w:rPr>
         <w:t>Documentation</w:t>
       </w:r>
       <w:proofErr w:type="spellEnd"/>
       <w:r>
+        <w:rPr>
+          <w:rFonts w:asciiTheme="majorHAnsi" w:hAnsiTheme="majorHAnsi" w:cstheme="majorHAnsi"/>
+          <w:sz w:val="28"/>
+          <w:szCs w:val="28"/>
+        </w:rPr>
         <w:t xml:space="preserve"> [Электронный ресурс]. – Режим доступа: https://tailwindcss.com/docs (дата обращения: 14.04.2026).</w:t>
       </w:r>
     </w:p>
@@ -20717,16 +20887,36 @@
         <w:spacing w:line="336" w:lineRule="auto"/>
         <w:ind w:hanging="357"/>
         <w:jc w:val="both"/>
-      </w:pPr>
-      <w:r>
+        <w:rPr>
+          <w:rFonts w:asciiTheme="majorHAnsi" w:hAnsiTheme="majorHAnsi" w:cstheme="majorHAnsi"/>
+          <w:sz w:val="28"/>
+          <w:szCs w:val="28"/>
+        </w:rPr>
+      </w:pPr>
+      <w:r>
+        <w:rPr>
+          <w:rFonts w:asciiTheme="majorHAnsi" w:hAnsiTheme="majorHAnsi" w:cstheme="majorHAnsi"/>
+          <w:sz w:val="28"/>
+          <w:szCs w:val="28"/>
+        </w:rPr>
         <w:t xml:space="preserve">Chart.js </w:t>
       </w:r>
       <w:proofErr w:type="spellStart"/>
       <w:r>
+        <w:rPr>
+          <w:rFonts w:asciiTheme="majorHAnsi" w:hAnsiTheme="majorHAnsi" w:cstheme="majorHAnsi"/>
+          <w:sz w:val="28"/>
+          <w:szCs w:val="28"/>
+        </w:rPr>
         <w:t>Documentation</w:t>
       </w:r>
       <w:proofErr w:type="spellEnd"/>
       <w:r>
+        <w:rPr>
+          <w:rFonts w:asciiTheme="majorHAnsi" w:hAnsiTheme="majorHAnsi" w:cstheme="majorHAnsi"/>
+          <w:sz w:val="28"/>
+          <w:szCs w:val="28"/>
+        </w:rPr>
         <w:t xml:space="preserve"> [Электронный ресурс]. – Режим доступа: https://www.chartjs.org/docs/latest/ (дата обращения: 14.04.2026).</w:t>
       </w:r>
     </w:p>
@@ -20740,29 +20930,64 @@
         <w:spacing w:line="336" w:lineRule="auto"/>
         <w:ind w:hanging="357"/>
         <w:jc w:val="both"/>
+        <w:rPr>
+          <w:rFonts w:asciiTheme="majorHAnsi" w:hAnsiTheme="majorHAnsi" w:cstheme="majorHAnsi"/>
+          <w:sz w:val="28"/>
+          <w:szCs w:val="28"/>
+        </w:rPr>
       </w:pPr>
       <w:proofErr w:type="spellStart"/>
       <w:r>
+        <w:rPr>
+          <w:rFonts w:asciiTheme="majorHAnsi" w:hAnsiTheme="majorHAnsi" w:cstheme="majorHAnsi"/>
+          <w:sz w:val="28"/>
+          <w:szCs w:val="28"/>
+        </w:rPr>
         <w:t>React</w:t>
       </w:r>
       <w:proofErr w:type="spellEnd"/>
       <w:r>
+        <w:rPr>
+          <w:rFonts w:asciiTheme="majorHAnsi" w:hAnsiTheme="majorHAnsi" w:cstheme="majorHAnsi"/>
+          <w:sz w:val="28"/>
+          <w:szCs w:val="28"/>
+        </w:rPr>
         <w:t xml:space="preserve"> </w:t>
       </w:r>
       <w:proofErr w:type="spellStart"/>
       <w:r>
+        <w:rPr>
+          <w:rFonts w:asciiTheme="majorHAnsi" w:hAnsiTheme="majorHAnsi" w:cstheme="majorHAnsi"/>
+          <w:sz w:val="28"/>
+          <w:szCs w:val="28"/>
+        </w:rPr>
         <w:t>ChartJS</w:t>
       </w:r>
       <w:proofErr w:type="spellEnd"/>
       <w:r>
+        <w:rPr>
+          <w:rFonts w:asciiTheme="majorHAnsi" w:hAnsiTheme="majorHAnsi" w:cstheme="majorHAnsi"/>
+          <w:sz w:val="28"/>
+          <w:szCs w:val="28"/>
+        </w:rPr>
         <w:t xml:space="preserve"> 2 </w:t>
       </w:r>
       <w:proofErr w:type="spellStart"/>
       <w:r>
+        <w:rPr>
+          <w:rFonts w:asciiTheme="majorHAnsi" w:hAnsiTheme="majorHAnsi" w:cstheme="majorHAnsi"/>
+          <w:sz w:val="28"/>
+          <w:szCs w:val="28"/>
+        </w:rPr>
         <w:t>Documentation</w:t>
       </w:r>
       <w:proofErr w:type="spellEnd"/>
       <w:r>
+        <w:rPr>
+          <w:rFonts w:asciiTheme="majorHAnsi" w:hAnsiTheme="majorHAnsi" w:cstheme="majorHAnsi"/>
+          <w:sz w:val="28"/>
+          <w:szCs w:val="28"/>
+        </w:rPr>
         <w:t xml:space="preserve"> [Электронный ресурс]. – Режим доступа: https://react-chartjs-2.js.org/ (дата обращения: 14.04.2026).</w:t>
       </w:r>
     </w:p>
@@ -20776,24 +21001,54 @@
         <w:spacing w:line="336" w:lineRule="auto"/>
         <w:ind w:hanging="357"/>
         <w:jc w:val="both"/>
-      </w:pPr>
-      <w:r>
+        <w:rPr>
+          <w:rFonts w:asciiTheme="majorHAnsi" w:hAnsiTheme="majorHAnsi" w:cstheme="majorHAnsi"/>
+          <w:sz w:val="28"/>
+          <w:szCs w:val="28"/>
+        </w:rPr>
+      </w:pPr>
+      <w:r>
+        <w:rPr>
+          <w:rFonts w:asciiTheme="majorHAnsi" w:hAnsiTheme="majorHAnsi" w:cstheme="majorHAnsi"/>
+          <w:sz w:val="28"/>
+          <w:szCs w:val="28"/>
+        </w:rPr>
         <w:t xml:space="preserve">MDN Web </w:t>
       </w:r>
       <w:proofErr w:type="spellStart"/>
       <w:r>
+        <w:rPr>
+          <w:rFonts w:asciiTheme="majorHAnsi" w:hAnsiTheme="majorHAnsi" w:cstheme="majorHAnsi"/>
+          <w:sz w:val="28"/>
+          <w:szCs w:val="28"/>
+        </w:rPr>
         <w:t>Docs</w:t>
       </w:r>
       <w:proofErr w:type="spellEnd"/>
       <w:r>
+        <w:rPr>
+          <w:rFonts w:asciiTheme="majorHAnsi" w:hAnsiTheme="majorHAnsi" w:cstheme="majorHAnsi"/>
+          <w:sz w:val="28"/>
+          <w:szCs w:val="28"/>
+        </w:rPr>
         <w:t xml:space="preserve">. </w:t>
       </w:r>
       <w:proofErr w:type="spellStart"/>
       <w:r>
+        <w:rPr>
+          <w:rFonts w:asciiTheme="majorHAnsi" w:hAnsiTheme="majorHAnsi" w:cstheme="majorHAnsi"/>
+          <w:sz w:val="28"/>
+          <w:szCs w:val="28"/>
+        </w:rPr>
         <w:t>Canvas</w:t>
       </w:r>
       <w:proofErr w:type="spellEnd"/>
       <w:r>
+        <w:rPr>
+          <w:rFonts w:asciiTheme="majorHAnsi" w:hAnsiTheme="majorHAnsi" w:cstheme="majorHAnsi"/>
+          <w:sz w:val="28"/>
+          <w:szCs w:val="28"/>
+        </w:rPr>
         <w:t xml:space="preserve"> API [Электронный ресурс]. – Режим доступа: https://developer.mozilla.org/ru/docs/Web/API/Canvas_API (дата обращения: 14.04.2026).</w:t>
       </w:r>
     </w:p>
@@ -20807,21 +21062,46 @@
         <w:spacing w:line="336" w:lineRule="auto"/>
         <w:ind w:hanging="357"/>
         <w:jc w:val="both"/>
+        <w:rPr>
+          <w:rFonts w:asciiTheme="majorHAnsi" w:hAnsiTheme="majorHAnsi" w:cstheme="majorHAnsi"/>
+          <w:sz w:val="28"/>
+          <w:szCs w:val="28"/>
+        </w:rPr>
       </w:pPr>
       <w:proofErr w:type="spellStart"/>
       <w:r>
+        <w:rPr>
+          <w:rFonts w:asciiTheme="majorHAnsi" w:hAnsiTheme="majorHAnsi" w:cstheme="majorHAnsi"/>
+          <w:sz w:val="28"/>
+          <w:szCs w:val="28"/>
+        </w:rPr>
         <w:t>Git</w:t>
       </w:r>
       <w:proofErr w:type="spellEnd"/>
       <w:r>
+        <w:rPr>
+          <w:rFonts w:asciiTheme="majorHAnsi" w:hAnsiTheme="majorHAnsi" w:cstheme="majorHAnsi"/>
+          <w:sz w:val="28"/>
+          <w:szCs w:val="28"/>
+        </w:rPr>
         <w:t xml:space="preserve"> </w:t>
       </w:r>
       <w:proofErr w:type="spellStart"/>
       <w:r>
+        <w:rPr>
+          <w:rFonts w:asciiTheme="majorHAnsi" w:hAnsiTheme="majorHAnsi" w:cstheme="majorHAnsi"/>
+          <w:sz w:val="28"/>
+          <w:szCs w:val="28"/>
+        </w:rPr>
         <w:t>Documentation</w:t>
       </w:r>
       <w:proofErr w:type="spellEnd"/>
       <w:r>
+        <w:rPr>
+          <w:rFonts w:asciiTheme="majorHAnsi" w:hAnsiTheme="majorHAnsi" w:cstheme="majorHAnsi"/>
+          <w:sz w:val="28"/>
+          <w:szCs w:val="28"/>
+        </w:rPr>
         <w:t xml:space="preserve"> [Электронный ресурс]. – Режим доступа: https://git-scm.com/doc (дата обращения: 14.04.2026).</w:t>
       </w:r>
     </w:p>
@@ -20835,16 +21115,36 @@
         <w:spacing w:line="336" w:lineRule="auto"/>
         <w:ind w:hanging="357"/>
         <w:jc w:val="both"/>
-      </w:pPr>
-      <w:r>
+        <w:rPr>
+          <w:rFonts w:asciiTheme="majorHAnsi" w:hAnsiTheme="majorHAnsi" w:cstheme="majorHAnsi"/>
+          <w:sz w:val="28"/>
+          <w:szCs w:val="28"/>
+        </w:rPr>
+      </w:pPr>
+      <w:r>
+        <w:rPr>
+          <w:rFonts w:asciiTheme="majorHAnsi" w:hAnsiTheme="majorHAnsi" w:cstheme="majorHAnsi"/>
+          <w:sz w:val="28"/>
+          <w:szCs w:val="28"/>
+        </w:rPr>
         <w:t xml:space="preserve">Visual Studio Code </w:t>
       </w:r>
       <w:proofErr w:type="spellStart"/>
       <w:r>
+        <w:rPr>
+          <w:rFonts w:asciiTheme="majorHAnsi" w:hAnsiTheme="majorHAnsi" w:cstheme="majorHAnsi"/>
+          <w:sz w:val="28"/>
+          <w:szCs w:val="28"/>
+        </w:rPr>
         <w:t>Documentation</w:t>
       </w:r>
       <w:proofErr w:type="spellEnd"/>
       <w:r>
+        <w:rPr>
+          <w:rFonts w:asciiTheme="majorHAnsi" w:hAnsiTheme="majorHAnsi" w:cstheme="majorHAnsi"/>
+          <w:sz w:val="28"/>
+          <w:szCs w:val="28"/>
+        </w:rPr>
         <w:t xml:space="preserve"> [Электронный ресурс]. – Режим доступа: https://code.visualstudio.com/docs (дата обращения: 14.04.2026).</w:t>
       </w:r>
     </w:p>
@@ -20858,8 +21158,18 @@
         <w:spacing w:line="336" w:lineRule="auto"/>
         <w:ind w:hanging="357"/>
         <w:jc w:val="both"/>
-      </w:pPr>
-      <w:r>
+        <w:rPr>
+          <w:rFonts w:asciiTheme="majorHAnsi" w:hAnsiTheme="majorHAnsi" w:cstheme="majorHAnsi"/>
+          <w:sz w:val="28"/>
+          <w:szCs w:val="28"/>
+        </w:rPr>
+      </w:pPr>
+      <w:r>
+        <w:rPr>
+          <w:rFonts w:asciiTheme="majorHAnsi" w:hAnsiTheme="majorHAnsi" w:cstheme="majorHAnsi"/>
+          <w:sz w:val="28"/>
+          <w:szCs w:val="28"/>
+        </w:rPr>
         <w:t>Ватсон Д. Next.js в действии / Д. Ватсон. – СПб.: Питер, 2023. – 384 с. – ISBN 978-5-4461-2345-6.</w:t>
       </w:r>
     </w:p>
@@ -20873,24 +21183,54 @@
         <w:spacing w:line="336" w:lineRule="auto"/>
         <w:ind w:hanging="357"/>
         <w:jc w:val="both"/>
-      </w:pPr>
-      <w:r>
+        <w:rPr>
+          <w:rFonts w:asciiTheme="majorHAnsi" w:hAnsiTheme="majorHAnsi" w:cstheme="majorHAnsi"/>
+          <w:sz w:val="28"/>
+          <w:szCs w:val="28"/>
+        </w:rPr>
+      </w:pPr>
+      <w:r>
+        <w:rPr>
+          <w:rFonts w:asciiTheme="majorHAnsi" w:hAnsiTheme="majorHAnsi" w:cstheme="majorHAnsi"/>
+          <w:sz w:val="28"/>
+          <w:szCs w:val="28"/>
+        </w:rPr>
         <w:t xml:space="preserve">Бэнкс А. </w:t>
       </w:r>
       <w:proofErr w:type="spellStart"/>
       <w:r>
+        <w:rPr>
+          <w:rFonts w:asciiTheme="majorHAnsi" w:hAnsiTheme="majorHAnsi" w:cstheme="majorHAnsi"/>
+          <w:sz w:val="28"/>
+          <w:szCs w:val="28"/>
+        </w:rPr>
         <w:t>React</w:t>
       </w:r>
       <w:proofErr w:type="spellEnd"/>
       <w:r>
+        <w:rPr>
+          <w:rFonts w:asciiTheme="majorHAnsi" w:hAnsiTheme="majorHAnsi" w:cstheme="majorHAnsi"/>
+          <w:sz w:val="28"/>
+          <w:szCs w:val="28"/>
+        </w:rPr>
         <w:t xml:space="preserve">: быстрый старт / А. Бэнкс, Е. </w:t>
       </w:r>
       <w:proofErr w:type="spellStart"/>
       <w:r>
+        <w:rPr>
+          <w:rFonts w:asciiTheme="majorHAnsi" w:hAnsiTheme="majorHAnsi" w:cstheme="majorHAnsi"/>
+          <w:sz w:val="28"/>
+          <w:szCs w:val="28"/>
+        </w:rPr>
         <w:t>Порселло</w:t>
       </w:r>
       <w:proofErr w:type="spellEnd"/>
       <w:r>
+        <w:rPr>
+          <w:rFonts w:asciiTheme="majorHAnsi" w:hAnsiTheme="majorHAnsi" w:cstheme="majorHAnsi"/>
+          <w:sz w:val="28"/>
+          <w:szCs w:val="28"/>
+        </w:rPr>
         <w:t>. – СПб.: Питер, 2022. – 416 с. – ISBN 978-5-4461-1987-5.</w:t>
       </w:r>
     </w:p>
@@ -20904,16 +21244,36 @@
         <w:spacing w:line="336" w:lineRule="auto"/>
         <w:ind w:hanging="357"/>
         <w:jc w:val="both"/>
-      </w:pPr>
-      <w:r>
+        <w:rPr>
+          <w:rFonts w:asciiTheme="majorHAnsi" w:hAnsiTheme="majorHAnsi" w:cstheme="majorHAnsi"/>
+          <w:sz w:val="28"/>
+          <w:szCs w:val="28"/>
+        </w:rPr>
+      </w:pPr>
+      <w:r>
+        <w:rPr>
+          <w:rFonts w:asciiTheme="majorHAnsi" w:hAnsiTheme="majorHAnsi" w:cstheme="majorHAnsi"/>
+          <w:sz w:val="28"/>
+          <w:szCs w:val="28"/>
+        </w:rPr>
         <w:t xml:space="preserve">Черных А. В. </w:t>
       </w:r>
       <w:proofErr w:type="spellStart"/>
       <w:r>
+        <w:rPr>
+          <w:rFonts w:asciiTheme="majorHAnsi" w:hAnsiTheme="majorHAnsi" w:cstheme="majorHAnsi"/>
+          <w:sz w:val="28"/>
+          <w:szCs w:val="28"/>
+        </w:rPr>
         <w:t>TypeScript</w:t>
       </w:r>
       <w:proofErr w:type="spellEnd"/>
       <w:r>
+        <w:rPr>
+          <w:rFonts w:asciiTheme="majorHAnsi" w:hAnsiTheme="majorHAnsi" w:cstheme="majorHAnsi"/>
+          <w:sz w:val="28"/>
+          <w:szCs w:val="28"/>
+        </w:rPr>
         <w:t xml:space="preserve"> для профессионалов / А. В. Черных. – М.: ДМК Пресс, 2022. – 320 с. – ISBN 978-5-97060-987-4.</w:t>
       </w:r>
     </w:p>
@@ -20927,21 +21287,47 @@
         <w:spacing w:line="336" w:lineRule="auto"/>
         <w:ind w:hanging="357"/>
         <w:jc w:val="both"/>
+        <w:rPr>
+          <w:rFonts w:asciiTheme="majorHAnsi" w:hAnsiTheme="majorHAnsi" w:cstheme="majorHAnsi"/>
+          <w:sz w:val="28"/>
+          <w:szCs w:val="28"/>
+        </w:rPr>
       </w:pPr>
       <w:proofErr w:type="spellStart"/>
       <w:r>
+        <w:rPr>
+          <w:rFonts w:asciiTheme="majorHAnsi" w:hAnsiTheme="majorHAnsi" w:cstheme="majorHAnsi"/>
+          <w:sz w:val="28"/>
+          <w:szCs w:val="28"/>
+        </w:rPr>
+        <w:lastRenderedPageBreak/>
         <w:t>Флэнаган</w:t>
       </w:r>
       <w:proofErr w:type="spellEnd"/>
       <w:r>
+        <w:rPr>
+          <w:rFonts w:asciiTheme="majorHAnsi" w:hAnsiTheme="majorHAnsi" w:cstheme="majorHAnsi"/>
+          <w:sz w:val="28"/>
+          <w:szCs w:val="28"/>
+        </w:rPr>
         <w:t xml:space="preserve"> Д. JavaScript. Подробное руководство / Д. </w:t>
       </w:r>
       <w:proofErr w:type="spellStart"/>
       <w:r>
+        <w:rPr>
+          <w:rFonts w:asciiTheme="majorHAnsi" w:hAnsiTheme="majorHAnsi" w:cstheme="majorHAnsi"/>
+          <w:sz w:val="28"/>
+          <w:szCs w:val="28"/>
+        </w:rPr>
         <w:t>Флэнаган</w:t>
       </w:r>
       <w:proofErr w:type="spellEnd"/>
       <w:r>
+        <w:rPr>
+          <w:rFonts w:asciiTheme="majorHAnsi" w:hAnsiTheme="majorHAnsi" w:cstheme="majorHAnsi"/>
+          <w:sz w:val="28"/>
+          <w:szCs w:val="28"/>
+        </w:rPr>
         <w:t>. – 7-е изд. – СПб.: Символ-Плюс, 2022. – 1168 с. – ISBN 978-5-93286-267-8. (Примечание: лучше указать 7-е издание, так как оно более современное, либо оставить 6-е, если требуется строгое соответствие имеющейся книге).</w:t>
       </w:r>
     </w:p>
@@ -20954,21 +21340,46 @@
         </w:numPr>
         <w:spacing w:line="360" w:lineRule="auto"/>
         <w:jc w:val="both"/>
+        <w:rPr>
+          <w:rFonts w:asciiTheme="majorHAnsi" w:hAnsiTheme="majorHAnsi" w:cstheme="majorHAnsi"/>
+          <w:sz w:val="28"/>
+          <w:szCs w:val="28"/>
+        </w:rPr>
       </w:pPr>
       <w:proofErr w:type="spellStart"/>
       <w:r>
+        <w:rPr>
+          <w:rFonts w:asciiTheme="majorHAnsi" w:hAnsiTheme="majorHAnsi" w:cstheme="majorHAnsi"/>
+          <w:sz w:val="28"/>
+          <w:szCs w:val="28"/>
+        </w:rPr>
         <w:t>Хавербеке</w:t>
       </w:r>
       <w:proofErr w:type="spellEnd"/>
       <w:r>
+        <w:rPr>
+          <w:rFonts w:asciiTheme="majorHAnsi" w:hAnsiTheme="majorHAnsi" w:cstheme="majorHAnsi"/>
+          <w:sz w:val="28"/>
+          <w:szCs w:val="28"/>
+        </w:rPr>
         <w:t xml:space="preserve"> М. Выразительный JavaScript. Современное веб-программирование / М. </w:t>
       </w:r>
       <w:proofErr w:type="spellStart"/>
       <w:r>
+        <w:rPr>
+          <w:rFonts w:asciiTheme="majorHAnsi" w:hAnsiTheme="majorHAnsi" w:cstheme="majorHAnsi"/>
+          <w:sz w:val="28"/>
+          <w:szCs w:val="28"/>
+        </w:rPr>
         <w:t>Хавербеке</w:t>
       </w:r>
       <w:proofErr w:type="spellEnd"/>
       <w:r>
+        <w:rPr>
+          <w:rFonts w:asciiTheme="majorHAnsi" w:hAnsiTheme="majorHAnsi" w:cstheme="majorHAnsi"/>
+          <w:sz w:val="28"/>
+          <w:szCs w:val="28"/>
+        </w:rPr>
         <w:t>. – СПб.: Питер, 2021. – 352 с.</w:t>
       </w:r>
     </w:p>
